--- a/week-2-listening-questioning/week-2-thinker-doer.docx
+++ b/week-2-listening-questioning/week-2-thinker-doer.docx
@@ -1,58 +1,68 @@
 
 <file path=word/document.xml><?xml version="1.0" encoding="utf-8"?>
-<w:document xmlns:wpc="http://schemas.microsoft.com/office/word/2010/wordprocessingCanvas" xmlns:mo="http://schemas.microsoft.com/office/mac/office/2008/main" xmlns:mc="http://schemas.openxmlformats.org/markup-compatibility/2006" xmlns:mv="urn:schemas-microsoft-com:mac:vml" xmlns:o="urn:schemas-microsoft-com:office:office" xmlns:r="http://schemas.openxmlformats.org/officeDocument/2006/relationships" xmlns:m="http://schemas.openxmlformats.org/officeDocument/2006/math" xmlns:v="urn:schemas-microsoft-com:vml" xmlns:wp14="http://schemas.microsoft.com/office/word/2010/wordprocessingDrawing" xmlns:wp="http://schemas.openxmlformats.org/drawingml/2006/wordprocessingDrawing" xmlns:w10="urn:schemas-microsoft-com:office:word" xmlns:w="http://schemas.openxmlformats.org/wordprocessingml/2006/main" xmlns:w14="http://schemas.microsoft.com/office/word/2010/wordml" xmlns:wpg="http://schemas.microsoft.com/office/word/2010/wordprocessingGroup" xmlns:wpi="http://schemas.microsoft.com/office/word/2010/wordprocessingInk" xmlns:wne="http://schemas.microsoft.com/office/word/2006/wordml" xmlns:wps="http://schemas.microsoft.com/office/word/2010/wordprocessingShape" mc:Ignorable="w14 wp14">
+<w:document xmlns:wpc="http://schemas.microsoft.com/office/word/2010/wordprocessingCanvas" xmlns:mc="http://schemas.openxmlformats.org/markup-compatibility/2006" xmlns:o="urn:schemas-microsoft-com:office:office" xmlns:r="http://schemas.openxmlformats.org/officeDocument/2006/relationships" xmlns:m="http://schemas.openxmlformats.org/officeDocument/2006/math" xmlns:v="urn:schemas-microsoft-com:vml" xmlns:wp14="http://schemas.microsoft.com/office/word/2010/wordprocessingDrawing" xmlns:wp="http://schemas.openxmlformats.org/drawingml/2006/wordprocessingDrawing" xmlns:w10="urn:schemas-microsoft-com:office:word" xmlns:w="http://schemas.openxmlformats.org/wordprocessingml/2006/main" xmlns:w14="http://schemas.microsoft.com/office/word/2010/wordml" xmlns:w15="http://schemas.microsoft.com/office/word/2012/wordml" xmlns:w16se="http://schemas.microsoft.com/office/word/2015/wordml/symex" xmlns:w16cid="http://schemas.microsoft.com/office/word/2016/wordml/cid" xmlns:w16="http://schemas.microsoft.com/office/word/2018/wordml" xmlns:w16cex="http://schemas.microsoft.com/office/word/2018/wordml/cex" xmlns:w16sdtdh="http://schemas.microsoft.com/office/word/2020/wordml/sdtdatahash" xmlns:wne="http://schemas.microsoft.com/office/word/2006/wordml" xmlns:wpg="http://schemas.microsoft.com/office/word/2010/wordprocessingGroup" xmlns:wps="http://schemas.microsoft.com/office/word/2010/wordprocessingShape" mc:Ignorable="w14 w15 w16se w16cid w16 w16cex w16sdtdh wp14">
   <w:body>
     <w:p>
       <w:pPr>
-        <w:pStyle w:val="Heading1"/>
-        <w:spacing w:before="0"/>
+        <w:spacing w:after="200" w:line="240" w:lineRule="auto"/>
       </w:pPr>
       <w:r>
         <w:rPr>
-          <w:rFonts w:ascii="Inter" w:hAnsi="Inter"/>
+          <w:rFonts w:ascii="Inter" w:cs="Inter"/>
           <w:b/>
-          <w:color w:val="1F4E96"/>
+          <w:bCs/>
+          <w:color w:val="1F497D" w:themeColor="dk2"/>
+          <w:sz w:val="28"/>
+          <w:szCs w:val="28"/>
         </w:rPr>
-        <w:t>Thinker-Doer — Two Rich Tasks</w:t>
+        <w:t>Week 2: Thinker-Doer · Blue Task</w:t>
+      </w:r>
+      <w:r>
+        <w:rPr>
+          <w:rFonts w:ascii="Inter" w:hAnsi="Inter" w:eastAsia="ＭＳ 明朝" w:cs="Inter" w:eastAsiaTheme="minorEastAsia"/>
+          <w:b/>
+          <w:bCs/>
+          <w:color w:val="1F497D" w:themeColor="dk2"/>
+          <w:sz w:val="26"/>
+          <w:szCs w:val="22"/>
+        </w:rPr>
+        <w:t xml:space="preserve"> </w:t>
       </w:r>
     </w:p>
     <w:p>
+      <w:pPr>
+        <w:spacing w:after="200" w:line="276" w:lineRule="auto"/>
+      </w:pPr>
       <w:r>
         <w:rPr>
-          <w:rFonts w:ascii="Inter" w:hAnsi="Inter"/>
-          <w:b/>
-          <w:color w:val="1F4E96"/>
-          <w:sz w:val="26"/>
+          <w:rFonts w:ascii="Inter" w:hAnsi="Inter" w:eastAsia="ＭＳ 明朝" w:cs="Inter" w:eastAsiaTheme="minorEastAsia"/>
+          <w:i/>
+          <w:iCs/>
+          <w:sz w:val="22"/>
+          <w:szCs w:val="22"/>
         </w:rPr>
-        <w:t>TCE 318P FA26 (Edwards)</w:t>
-      </w:r>
-    </w:p>
-    <w:p>
-      <w:r>
-        <w:rPr>
-          <w:rFonts w:ascii="Inter" w:hAnsi="Inter"/>
-          <w:b/>
-          <w:color w:val="1F4E96"/>
-          <w:sz w:val="26"/>
-        </w:rPr>
-        <w:t>Week 2 · Listener → Questioner · Number &amp; Base-Ten</w:t>
-      </w:r>
-    </w:p>
-    <w:p>
-      <w:r>
-        <w:rPr>
-          <w:rFonts w:ascii="Inter" w:hAnsi="Inter"/>
-          <w:b w:val="0"/>
-          <w:i/>
-        </w:rPr>
-        <w:t>Two roles. The Doer works the problem out loud. The Thinker asks questions that draw out the Doer's reasoning — and never tells. Swap roles between tasks. Solve it, then be ready to make your thinking public.</w:t>
+        <w:t>The Doer works the problem out loud; the Thinker asks questions that draw out the Doer's reasoning — and never tells. Swap roles, then make your thinking public.</w:t>
       </w:r>
     </w:p>
     <w:tbl>
       <w:tblPr>
         <w:tblStyle w:val="TableGrid"/>
-        <w:tblW w:type="auto" w:w="0"/>
-        <w:tblLook w:firstColumn="1" w:firstRow="1" w:lastColumn="0" w:lastRow="0" w:noHBand="0" w:noVBand="1" w:val="04A0"/>
+        <w:tblW w:w="0" w:type="auto"/>
+        <w:tblBorders>
+          <w:top w:val="single" w:sz="4" w:space="0" w:color="auto"/>
+          <w:left w:val="single" w:sz="4" w:space="0" w:color="auto"/>
+          <w:bottom w:val="single" w:sz="4" w:space="0" w:color="auto"/>
+          <w:right w:val="single" w:sz="4" w:space="0" w:color="auto"/>
+          <w:insideH w:val="single" w:sz="4" w:space="0" w:color="auto"/>
+          <w:insideV w:val="single" w:sz="4" w:space="0" w:color="auto"/>
+        </w:tblBorders>
+        <w:tblCellMar>
+          <w:top w:w="0" w:type="dxa"/>
+          <w:left w:w="108" w:type="dxa"/>
+          <w:bottom w:w="0" w:type="dxa"/>
+          <w:right w:w="108" w:type="dxa"/>
+        </w:tblCellMar>
+        <w:tblLook w:firstRow="1" w:firstColumn="1" w:noVBand="1"/>
       </w:tblPr>
       <w:tblGrid>
         <w:gridCol w:w="10512"/>
@@ -60,99 +70,48 @@
       <w:tr>
         <w:tc>
           <w:tcPr>
-            <w:tcW w:type="dxa" w:w="10512"/>
-            <w:shd w:val="clear" w:fill="F2F2F2"/>
+            <w:tcW w:w="10512" w:type="dxa"/>
+            <w:tcBorders>
+              <w:top w:val="single" w:sz="4" w:space="0" w:color="auto"/>
+              <w:left w:val="single" w:sz="4" w:space="0" w:color="auto"/>
+              <w:bottom w:val="single" w:sz="4" w:space="0" w:color="auto"/>
+              <w:right w:val="single" w:sz="4" w:space="0" w:color="auto"/>
+            </w:tcBorders>
+            <w:shd w:val="clear" w:fill="DCE6F1"/>
+            <w:tcMar>
+              <w:top w:w="0" w:type="dxa"/>
+              <w:left w:w="108" w:type="dxa"/>
+              <w:bottom w:w="0" w:type="dxa"/>
+              <w:right w:w="108" w:type="dxa"/>
+            </w:tcMar>
           </w:tcPr>
           <w:p>
+            <w:pPr>
+              <w:spacing w:after="200" w:line="276" w:lineRule="auto"/>
+            </w:pPr>
             <w:r>
               <w:rPr>
-                <w:rFonts w:ascii="Inter" w:hAnsi="Inter"/>
+                <w:rFonts w:ascii="Inter" w:hAnsi="Inter" w:eastAsia="ＭＳ 明朝" w:cs="Inter" w:eastAsiaTheme="minorEastAsia"/>
                 <w:b/>
-                <w:i w:val="0"/>
+                <w:bCs/>
                 <w:color w:val="1F4E96"/>
                 <w:sz w:val="28"/>
+                <w:szCs w:val="22"/>
               </w:rPr>
-              <w:t>Warm-Up — Four 4s</w:t>
+              <w:t>Squares on the Hundred Chart</w:t>
             </w:r>
           </w:p>
           <w:p>
+            <w:pPr>
+              <w:spacing w:after="200" w:line="276" w:lineRule="auto"/>
+            </w:pPr>
             <w:r>
               <w:rPr>
-                <w:rFonts w:ascii="Inter" w:hAnsi="Inter"/>
-                <w:b w:val="0"/>
-                <w:i w:val="0"/>
+                <w:rFonts w:ascii="Inter" w:hAnsi="Inter" w:eastAsia="ＭＳ 明朝" w:cs="Inter" w:eastAsiaTheme="minorEastAsia"/>
+                <w:sz w:val="22"/>
+                <w:szCs w:val="22"/>
               </w:rPr>
-              <w:t>Using exactly four 4s and any operations (+ − × ÷ and parentheses), write an expression for as many of the whole numbers 0–20 as you can. For example, 4 + 4 − 4 − 4 = 0 and 4 ÷ 4 = 1.</w:t>
-            </w:r>
-          </w:p>
-          <w:p>
-            <w:r>
-              <w:rPr>
-                <w:rFonts w:ascii="Inter" w:hAnsi="Inter"/>
-                <w:b w:val="0"/>
-                <w:i w:val="0"/>
-              </w:rPr>
-              <w:t>Then pool your group's expressions: how many of 0–20 can the group make together? Which numbers were hardest, and why?</w:t>
-            </w:r>
-          </w:p>
-        </w:tc>
-      </w:tr>
-    </w:tbl>
-    <w:p/>
-    <w:p>
-      <w:r>
-        <w:br w:type="page"/>
-      </w:r>
-    </w:p>
-    <w:p>
-      <w:pPr>
-        <w:spacing w:after="120"/>
-      </w:pPr>
-      <w:r>
-        <w:rPr>
-          <w:rFonts w:ascii="Inter" w:hAnsi="Inter"/>
-          <w:b/>
-          <w:color w:val="1F4E96"/>
-          <w:sz w:val="22"/>
-        </w:rPr>
-        <w:t>Thinker-Doer · Blue Task · TCE 318P FA26 · Week 2</w:t>
-      </w:r>
-    </w:p>
-    <w:tbl>
-      <w:tblPr>
-        <w:tblStyle w:val="TableGrid"/>
-        <w:tblW w:type="auto" w:w="0"/>
-        <w:tblLook w:firstColumn="1" w:firstRow="1" w:lastColumn="0" w:lastRow="0" w:noHBand="0" w:noVBand="1" w:val="04A0"/>
-      </w:tblPr>
-      <w:tblGrid>
-        <w:gridCol w:w="10512"/>
-      </w:tblGrid>
-      <w:tr>
-        <w:tc>
-          <w:tcPr>
-            <w:tcW w:type="dxa" w:w="10512"/>
-            <w:shd w:val="clear" w:fill="DCE6F1"/>
-          </w:tcPr>
-          <w:p>
-            <w:r>
-              <w:rPr>
-                <w:rFonts w:ascii="Inter" w:hAnsi="Inter"/>
-                <w:b/>
-                <w:i w:val="0"/>
-                <w:color w:val="1F4E96"/>
-                <w:sz w:val="28"/>
-              </w:rPr>
-              <w:t>Blue Task — Patio Tiles</w:t>
-            </w:r>
-          </w:p>
-          <w:p>
-            <w:r>
-              <w:rPr>
-                <w:rFonts w:ascii="Inter" w:hAnsi="Inter"/>
-                <w:b w:val="0"/>
-                <w:i w:val="0"/>
-              </w:rPr>
-              <w:t>A square patio is surrounded by a single ring of square border tiles. A 5 × 5 patio needs 24 border tiles to enclose it, as shown below.</w:t>
+              <w:t>Here are three 2×2 squares drawn on a hundred chart. Each of these are 2×2 "hundred chart squares."</w:t>
             </w:r>
           </w:p>
           <w:p>
@@ -161,21 +120,22 @@
             </w:pPr>
             <w:r>
               <w:drawing>
-                <wp:inline xmlns:a="http://schemas.openxmlformats.org/drawingml/2006/main" xmlns:pic="http://schemas.openxmlformats.org/drawingml/2006/picture">
-                  <wp:extent cx="2651760" cy="2651760"/>
-                  <wp:docPr id="1" name="Picture 1"/>
+                <wp:inline distT="0" distB="0" distL="0" distR="0">
+                  <wp:extent cx="2190750" cy="2190750"/>
+                  <wp:effectExtent l="0" t="0" r="0" b="0"/>
+                  <wp:docPr id="100000" name="Picture 100000"/>
                   <wp:cNvGraphicFramePr>
-                    <a:graphicFrameLocks noChangeAspect="1"/>
+                    <a:graphicFrameLocks xmlns:a="http://schemas.openxmlformats.org/drawingml/2006/main" noChangeAspect="1"/>
                   </wp:cNvGraphicFramePr>
-                  <a:graphic>
+                  <a:graphic xmlns:a="http://schemas.openxmlformats.org/drawingml/2006/main">
                     <a:graphicData uri="http://schemas.openxmlformats.org/drawingml/2006/picture">
-                      <pic:pic>
+                      <pic:pic xmlns:pic="http://schemas.openxmlformats.org/drawingml/2006/picture">
                         <pic:nvPicPr>
-                          <pic:cNvPr id="0" name="patio-5x5.png"/>
+                          <pic:cNvPr id="100000" name="image100000"/>
                           <pic:cNvPicPr/>
                         </pic:nvPicPr>
                         <pic:blipFill>
-                          <a:blip r:embed="rId9"/>
+                          <a:blip r:embed="rId10"/>
                           <a:stretch>
                             <a:fillRect/>
                           </a:stretch>
@@ -183,9 +143,11 @@
                         <pic:spPr>
                           <a:xfrm>
                             <a:off x="0" y="0"/>
-                            <a:ext cx="2651760" cy="2651760"/>
+                            <a:ext cx="2190750" cy="2190750"/>
                           </a:xfrm>
-                          <a:prstGeom prst="rect"/>
+                          <a:prstGeom prst="rect">
+                            <a:avLst/>
+                          </a:prstGeom>
                         </pic:spPr>
                       </pic:pic>
                     </a:graphicData>
@@ -197,71 +159,107 @@
         </w:tc>
       </w:tr>
     </w:tbl>
-    <w:p/>
     <w:p>
+      <w:pPr>
+        <w:spacing w:after="200" w:line="276" w:lineRule="auto"/>
+      </w:pPr>
+    </w:p>
+    <w:p>
+      <w:pPr>
+        <w:spacing w:after="200" w:line="276" w:lineRule="auto"/>
+      </w:pPr>
       <w:r>
         <w:rPr>
-          <w:rFonts w:ascii="Inter" w:hAnsi="Inter"/>
-          <w:b/>
-          <w:i w:val="0"/>
+          <w:rFonts w:ascii="Inter" w:hAnsi="Inter" w:eastAsia="ＭＳ 明朝" w:cs="Inter" w:eastAsiaTheme="minorEastAsia"/>
+          <w:sz w:val="22"/>
+          <w:szCs w:val="22"/>
         </w:rPr>
-        <w:t>1.  How many border tiles are needed to enclose a 32 × 32 patio? A 100 × 100 patio?</w:t>
+        <w:t xml:space="preserve">A student claims that the two diagonals of </w:t>
       </w:r>
-    </w:p>
-    <w:p>
       <w:r>
         <w:rPr>
-          <w:rFonts w:ascii="Inter" w:hAnsi="Inter"/>
-          <w:b/>
-          <w:i w:val="0"/>
+          <w:rFonts w:ascii="Inter" w:hAnsi="Inter" w:eastAsia="ＭＳ 明朝" w:cs="Inter" w:eastAsiaTheme="minorEastAsia"/>
+          <w:i/>
+          <w:iCs/>
+          <w:sz w:val="22"/>
+          <w:szCs w:val="22"/>
         </w:rPr>
-        <w:t>2.  Solve the task two completely different ways to check your work.</w:t>
+        <w:t>any</w:t>
       </w:r>
-    </w:p>
-    <w:p>
       <w:r>
         <w:rPr>
-          <w:rFonts w:ascii="Inter" w:hAnsi="Inter"/>
-          <w:b/>
-          <w:i w:val="0"/>
+          <w:rFonts w:ascii="Inter" w:hAnsi="Inter" w:eastAsia="ＭＳ 明朝" w:cs="Inter" w:eastAsiaTheme="minorEastAsia"/>
+          <w:sz w:val="22"/>
+          <w:szCs w:val="22"/>
         </w:rPr>
-        <w:t>3.  Be ready to convince your group your count is right — and to explain why your two different ways agree.</w:t>
-      </w:r>
-    </w:p>
-    <w:p>
-      <w:r>
-        <w:rPr>
-          <w:rFonts w:ascii="Inter" w:hAnsi="Inter"/>
-          <w:b w:val="0"/>
-          <w:i/>
-        </w:rPr>
-        <w:t>Justify your answer with significant supporting work — drawings, numerical computations, and written explanations so others can follow your thinking.</w:t>
-      </w:r>
-    </w:p>
-    <w:p>
-      <w:r>
-        <w:br w:type="page"/>
+        <w:t xml:space="preserve"> hundred chart square (2×2, 3×3, etc) share the same sum. Is the student correct? Are they overlooking something? How do you know?</w:t>
       </w:r>
     </w:p>
     <w:p>
       <w:pPr>
-        <w:spacing w:after="120"/>
+        <w:pageBreakBefore/>
+        <w:spacing w:after="200" w:line="276" w:lineRule="auto"/>
+      </w:pPr>
+      <w:r>
+        <w:lastRenderedPageBreak/>
+      </w:r>
+    </w:p>
+    <w:p>
+      <w:pPr>
+        <w:pStyle w:val="Heading1"/>
+        <w:spacing w:before="0"/>
       </w:pPr>
       <w:r>
         <w:rPr>
-          <w:rFonts w:ascii="Inter" w:hAnsi="Inter"/>
+          <w:rFonts w:ascii="Inter" w:hAnsi="Inter" w:eastAsia="ＭＳ ゴシック" w:cs="Inter" w:eastAsiaTheme="majorEastAsia" w:csTheme="majorBidi"/>
           <w:b/>
+          <w:bCs/>
           <w:color w:val="1F4E96"/>
+          <w:sz w:val="28"/>
+          <w:szCs w:val="28"/>
+        </w:rPr>
+        <w:t>Week 2: Thinker-Doer · Green Task</w:t>
+      </w:r>
+    </w:p>
+    <w:p>
+      <w:pPr>
+        <w:spacing w:after="200" w:line="276" w:lineRule="auto"/>
+      </w:pPr>
+    </w:p>
+    <w:p>
+      <w:pPr>
+        <w:spacing w:after="200" w:line="276" w:lineRule="auto"/>
+      </w:pPr>
+      <w:r>
+        <w:rPr>
+          <w:rFonts w:ascii="Inter" w:hAnsi="Inter" w:eastAsia="ＭＳ 明朝" w:cs="Inter" w:eastAsiaTheme="minorEastAsia"/>
+          <w:i/>
+          <w:iCs/>
           <w:sz w:val="22"/>
+          <w:szCs w:val="22"/>
         </w:rPr>
-        <w:t>Thinker-Doer · Green Task · TCE 318P FA26 · Week 2</w:t>
+        <w:t>The Doer works the problem out loud; the Thinker asks questions that draw out the Doer's reasoning — and never tells. Swap roles, then make your thinking public.</w:t>
       </w:r>
     </w:p>
     <w:tbl>
       <w:tblPr>
         <w:tblStyle w:val="TableGrid"/>
-        <w:tblW w:type="auto" w:w="0"/>
-        <w:tblLook w:firstColumn="1" w:firstRow="1" w:lastColumn="0" w:lastRow="0" w:noHBand="0" w:noVBand="1" w:val="04A0"/>
+        <w:tblW w:w="0" w:type="auto"/>
+        <w:tblBorders>
+          <w:top w:val="single" w:sz="4" w:space="0" w:color="auto"/>
+          <w:left w:val="single" w:sz="4" w:space="0" w:color="auto"/>
+          <w:bottom w:val="single" w:sz="4" w:space="0" w:color="auto"/>
+          <w:right w:val="single" w:sz="4" w:space="0" w:color="auto"/>
+          <w:insideH w:val="single" w:sz="4" w:space="0" w:color="auto"/>
+          <w:insideV w:val="single" w:sz="4" w:space="0" w:color="auto"/>
+        </w:tblBorders>
+        <w:tblCellMar>
+          <w:top w:w="0" w:type="dxa"/>
+          <w:left w:w="108" w:type="dxa"/>
+          <w:bottom w:w="0" w:type="dxa"/>
+          <w:right w:w="108" w:type="dxa"/>
+        </w:tblCellMar>
+        <w:tblLook w:firstRow="1" w:firstColumn="1" w:noVBand="1"/>
       </w:tblPr>
       <w:tblGrid>
         <w:gridCol w:w="10512"/>
@@ -269,77 +267,117 @@
       <w:tr>
         <w:tc>
           <w:tcPr>
-            <w:tcW w:type="dxa" w:w="10512"/>
+            <w:tcW w:w="10512" w:type="dxa"/>
+            <w:tcBorders>
+              <w:top w:val="single" w:sz="4" w:space="0" w:color="auto"/>
+              <w:left w:val="single" w:sz="4" w:space="0" w:color="auto"/>
+              <w:bottom w:val="single" w:sz="4" w:space="0" w:color="auto"/>
+              <w:right w:val="single" w:sz="4" w:space="0" w:color="auto"/>
+            </w:tcBorders>
             <w:shd w:val="clear" w:fill="E2EFDA"/>
+            <w:tcMar>
+              <w:top w:w="0" w:type="dxa"/>
+              <w:left w:w="108" w:type="dxa"/>
+              <w:bottom w:w="0" w:type="dxa"/>
+              <w:right w:w="108" w:type="dxa"/>
+            </w:tcMar>
           </w:tcPr>
           <w:p>
+            <w:pPr>
+              <w:spacing w:after="200" w:line="276" w:lineRule="auto"/>
+            </w:pPr>
             <w:r>
               <w:rPr>
-                <w:rFonts w:ascii="Inter" w:hAnsi="Inter"/>
+                <w:rFonts w:ascii="Inter" w:hAnsi="Inter" w:eastAsia="ＭＳ 明朝" w:cs="Inter" w:eastAsiaTheme="minorEastAsia"/>
                 <w:b/>
-                <w:i w:val="0"/>
+                <w:bCs/>
                 <w:color w:val="1F4E96"/>
                 <w:sz w:val="28"/>
+                <w:szCs w:val="22"/>
               </w:rPr>
-              <w:t>Green Task — Greatest Product</w:t>
+              <w:t>Greatest Product</w:t>
             </w:r>
           </w:p>
           <w:p>
+            <w:pPr>
+              <w:spacing w:after="200" w:line="276" w:lineRule="auto"/>
+            </w:pPr>
             <w:r>
               <w:rPr>
-                <w:rFonts w:ascii="Inter" w:hAnsi="Inter"/>
-                <w:b w:val="0"/>
-                <w:i w:val="0"/>
+                <w:rFonts w:ascii="Inter" w:hAnsi="Inter" w:eastAsia="ＭＳ 明朝" w:cs="Inter" w:eastAsiaTheme="minorEastAsia"/>
+                <w:sz w:val="22"/>
+                <w:szCs w:val="22"/>
               </w:rPr>
-              <w:t>Your teacher rolls digits one at a time (a ten-sided die, digits 0–9) and drops each into a box to build  [ _ _ ]  ×  [ _ _ ] . The goal is the greatest possible product.</w:t>
+              <w:t xml:space="preserve">Your teacher rolls digits one at a time (a ten-sided die, digits 0–9), each dropped into a box to build  [ _ _ ] × [ _ _ ] . The goal is the greatest possible product.</w:t>
             </w:r>
           </w:p>
           <w:p>
+            <w:pPr>
+              <w:spacing w:after="200" w:line="276" w:lineRule="auto"/>
+            </w:pPr>
             <w:r>
               <w:rPr>
-                <w:rFonts w:ascii="Inter" w:hAnsi="Inter"/>
+                <w:rFonts w:ascii="Inter" w:hAnsi="Inter" w:eastAsia="ＭＳ 明朝" w:cs="Inter" w:eastAsiaTheme="minorEastAsia"/>
                 <w:b/>
-                <w:i w:val="0"/>
+                <w:bCs/>
+                <w:sz w:val="22"/>
+                <w:szCs w:val="22"/>
               </w:rPr>
-              <w:t>(a)  This round she rolled 3, 7, 8, and 9.</w:t>
+              <w:t xml:space="preserve">(a)  She rolled 3, 7, 8, and 9.</w:t>
             </w:r>
           </w:p>
           <w:p>
+            <w:pPr>
+              <w:spacing w:after="200" w:line="276" w:lineRule="auto"/>
+            </w:pPr>
             <w:r>
               <w:rPr>
-                <w:rFonts w:ascii="Inter" w:hAnsi="Inter"/>
-                <w:b w:val="0"/>
-                <w:i w:val="0"/>
+                <w:rFonts w:ascii="Inter" w:hAnsi="Inter" w:eastAsia="ＭＳ 明朝" w:cs="Inter" w:eastAsiaTheme="minorEastAsia"/>
+                <w:sz w:val="22"/>
+                <w:szCs w:val="22"/>
               </w:rPr>
-              <w:t>Arrange all four digits into  [ _ _ ] × [ _ _ ]  to make the greatest product you can. What is the greatest product, and how do you know no arrangement beats it? Is there more than one way to obtain the greatest product? If so, describe it and explain why it works. If not, explain why there is only one way.</w:t>
+              <w:t>Arrange all four digits to make the greatest product. How do you know nothing beats it? Is there more than one way to get it?</w:t>
             </w:r>
           </w:p>
           <w:p>
+            <w:pPr>
+              <w:spacing w:after="200" w:line="276" w:lineRule="auto"/>
+            </w:pPr>
             <w:r>
               <w:rPr>
-                <w:rFonts w:ascii="Inter" w:hAnsi="Inter"/>
+                <w:rFonts w:ascii="Inter" w:hAnsi="Inter" w:eastAsia="ＭＳ 明朝" w:cs="Inter" w:eastAsiaTheme="minorEastAsia"/>
                 <w:b/>
-                <w:i w:val="0"/>
+                <w:bCs/>
+                <w:sz w:val="22"/>
+                <w:szCs w:val="22"/>
               </w:rPr>
-              <w:t>(b)  Now suppose she has rolled only 3, 8, and 7 so far — and each digit must be placed before the next is rolled.</w:t>
+              <w:t xml:space="preserve">(b)  Now suppose only 3, 8, and 7 are rolled so far — and each digit is placed before the next is rolled.</w:t>
             </w:r>
           </w:p>
           <w:p>
+            <w:pPr>
+              <w:spacing w:after="200" w:line="276" w:lineRule="auto"/>
+            </w:pPr>
             <w:r>
               <w:rPr>
-                <w:rFonts w:ascii="Inter" w:hAnsi="Inter"/>
-                <w:b w:val="0"/>
-                <w:i w:val="0"/>
+                <w:rFonts w:ascii="Inter" w:hAnsi="Inter" w:eastAsia="ＭＳ 明朝" w:cs="Inter" w:eastAsiaTheme="minorEastAsia"/>
+                <w:sz w:val="22"/>
+                <w:szCs w:val="22"/>
               </w:rPr>
-              <w:t>The fourth digit is still unknown. Is there a way to place 3, 8, and 7 that guarantees the greatest product no matter what the fourth roll turns out to be? If not, where would you place them to give yourself the best chance — and what makes that the smart bet?</w:t>
+              <w:t>The fourth digit is still unknown. Can you place 3, 8, and 7 to guarantee the greatest product, whatever you roll? If not, where's the smart bet?</w:t>
             </w:r>
           </w:p>
           <w:p>
+            <w:pPr>
+              <w:spacing w:after="200" w:line="276" w:lineRule="auto"/>
+            </w:pPr>
             <w:r>
               <w:rPr>
-                <w:rFonts w:ascii="Inter" w:hAnsi="Inter"/>
-                <w:b w:val="0"/>
+                <w:rFonts w:ascii="Inter" w:hAnsi="Inter" w:eastAsia="ＭＳ 明朝" w:cs="Inter" w:eastAsiaTheme="minorEastAsia"/>
                 <w:i/>
+                <w:iCs/>
+                <w:sz w:val="22"/>
+                <w:szCs w:val="22"/>
               </w:rPr>
               <w:t>Justify your answer with significant supporting work — drawings, numerical computations, and written explanations so others can follow your thinking.</w:t>
             </w:r>
@@ -347,7 +385,26 @@
         </w:tc>
       </w:tr>
     </w:tbl>
-    <w:p/>
+    <w:p>
+      <w:pPr>
+        <w:spacing w:after="200" w:line="276" w:lineRule="auto"/>
+      </w:pPr>
+    </w:p>
+    <w:p>
+      <w:pPr>
+        <w:spacing w:after="200" w:line="276" w:lineRule="auto"/>
+      </w:pPr>
+      <w:r>
+        <w:rPr>
+          <w:rFonts w:ascii="Inter" w:hAnsi="Inter" w:eastAsia="ＭＳ 明朝" w:cs="Inter" w:eastAsiaTheme="minorEastAsia"/>
+          <w:i/>
+          <w:iCs/>
+          <w:sz w:val="22"/>
+          <w:szCs w:val="22"/>
+        </w:rPr>
+        <w:t>Finished early? Start reading the Hundred Chart Challenge (Switzer) for Thursday's class.</w:t>
+      </w:r>
+    </w:p>
     <w:p>
       <w:r>
         <w:br w:type="page"/>
@@ -359,29 +416,42 @@
       </w:pPr>
       <w:r>
         <w:rPr>
-          <w:rFonts w:ascii="Inter" w:hAnsi="Inter"/>
+          <w:rFonts w:ascii="Inter" w:hAnsi="Inter" w:eastAsia="ＭＳ ゴシック" w:cs="Inter" w:eastAsiaTheme="majorEastAsia" w:csTheme="majorBidi"/>
           <w:b/>
+          <w:bCs/>
           <w:color w:val="1F4E96"/>
+          <w:sz w:val="26"/>
+          <w:szCs w:val="26"/>
         </w:rPr>
         <w:t>Resource Sheet</w:t>
       </w:r>
     </w:p>
     <w:p>
+      <w:pPr>
+        <w:spacing w:after="200" w:line="276" w:lineRule="auto"/>
+      </w:pPr>
       <w:r>
         <w:rPr>
-          <w:rFonts w:ascii="Inter" w:hAnsi="Inter"/>
-          <w:b w:val="0"/>
+          <w:rFonts w:ascii="Inter" w:hAnsi="Inter" w:eastAsia="ＭＳ 明朝" w:cs="Inter" w:eastAsiaTheme="minorEastAsia"/>
           <w:i/>
+          <w:iCs/>
+          <w:sz w:val="22"/>
+          <w:szCs w:val="22"/>
         </w:rPr>
         <w:t>Students have found these tools helpful on the Blue and Green tasks. Use them, or not, as you like.</w:t>
       </w:r>
     </w:p>
     <w:p>
+      <w:pPr>
+        <w:spacing w:after="200" w:line="276" w:lineRule="auto"/>
+      </w:pPr>
       <w:r>
         <w:rPr>
-          <w:rFonts w:ascii="Inter" w:hAnsi="Inter"/>
+          <w:rFonts w:ascii="Inter" w:hAnsi="Inter" w:eastAsia="ＭＳ 明朝" w:cs="Inter" w:eastAsiaTheme="minorEastAsia"/>
           <w:b/>
-          <w:i w:val="0"/>
+          <w:bCs/>
+          <w:sz w:val="22"/>
+          <w:szCs w:val="22"/>
         </w:rPr>
         <w:t>Greatest-Product board (fill digits into the boxes):</w:t>
       </w:r>
@@ -392,18 +462,24 @@
       </w:pPr>
       <w:r>
         <w:rPr>
-          <w:rFonts w:ascii="Inter" w:hAnsi="Inter"/>
+          <w:rFonts w:ascii="Inter" w:hAnsi="Inter" w:eastAsia="ＭＳ 明朝" w:cs="Inter" w:eastAsiaTheme="minorEastAsia"/>
           <w:sz w:val="40"/>
+          <w:szCs w:val="22"/>
         </w:rPr>
-        <w:t>☐ ☐   ×   ☐ ☐        ☐ ☐   ×   ☐ ☐        ☐ ☐   ×   ☐ ☐</w:t>
+        <w:t xml:space="preserve">☐ ☐   ×   ☐ ☐        ☐ ☐   ×   ☐ ☐        ☐ ☐   ×   ☐ ☐</w:t>
       </w:r>
     </w:p>
     <w:p>
+      <w:pPr>
+        <w:spacing w:after="200" w:line="276" w:lineRule="auto"/>
+      </w:pPr>
       <w:r>
         <w:rPr>
-          <w:rFonts w:ascii="Inter" w:hAnsi="Inter"/>
+          <w:rFonts w:ascii="Inter" w:hAnsi="Inter" w:eastAsia="ＭＳ 明朝" w:cs="Inter" w:eastAsiaTheme="minorEastAsia"/>
           <w:b/>
-          <w:i w:val="0"/>
+          <w:bCs/>
+          <w:sz w:val="22"/>
+          <w:szCs w:val="22"/>
         </w:rPr>
         <w:t>Hundred chart:</w:t>
       </w:r>
@@ -411,8 +487,22 @@
     <w:tbl>
       <w:tblPr>
         <w:tblStyle w:val="TableGrid"/>
-        <w:tblW w:type="auto" w:w="0"/>
-        <w:tblLook w:firstColumn="1" w:firstRow="1" w:lastColumn="0" w:lastRow="0" w:noHBand="0" w:noVBand="1" w:val="04A0"/>
+        <w:tblW w:w="0" w:type="auto"/>
+        <w:tblBorders>
+          <w:top w:val="single" w:sz="4" w:space="0" w:color="auto"/>
+          <w:left w:val="single" w:sz="4" w:space="0" w:color="auto"/>
+          <w:bottom w:val="single" w:sz="4" w:space="0" w:color="auto"/>
+          <w:right w:val="single" w:sz="4" w:space="0" w:color="auto"/>
+          <w:insideH w:val="single" w:sz="4" w:space="0" w:color="auto"/>
+          <w:insideV w:val="single" w:sz="4" w:space="0" w:color="auto"/>
+        </w:tblBorders>
+        <w:tblCellMar>
+          <w:top w:w="0" w:type="dxa"/>
+          <w:left w:w="108" w:type="dxa"/>
+          <w:bottom w:w="0" w:type="dxa"/>
+          <w:right w:w="108" w:type="dxa"/>
+        </w:tblCellMar>
+        <w:tblLook w:firstRow="1" w:firstColumn="1" w:noVBand="1"/>
       </w:tblPr>
       <w:tblGrid>
         <w:gridCol w:w="1051"/>
@@ -429,7 +519,19 @@
       <w:tr>
         <w:tc>
           <w:tcPr>
-            <w:tcW w:type="dxa" w:w="1051"/>
+            <w:tcW w:w="1051" w:type="dxa"/>
+            <w:tcBorders>
+              <w:top w:val="single" w:sz="4" w:space="0" w:color="auto"/>
+              <w:left w:val="single" w:sz="4" w:space="0" w:color="auto"/>
+              <w:bottom w:val="single" w:sz="4" w:space="0" w:color="auto"/>
+              <w:right w:val="single" w:sz="4" w:space="0" w:color="auto"/>
+            </w:tcBorders>
+            <w:tcMar>
+              <w:top w:w="0" w:type="dxa"/>
+              <w:left w:w="108" w:type="dxa"/>
+              <w:bottom w:w="0" w:type="dxa"/>
+              <w:right w:w="108" w:type="dxa"/>
+            </w:tcMar>
           </w:tcPr>
           <w:p>
             <w:pPr>
@@ -437,8 +539,9 @@
             </w:pPr>
             <w:r>
               <w:rPr>
-                <w:rFonts w:ascii="Inter" w:hAnsi="Inter"/>
+                <w:rFonts w:ascii="Inter" w:hAnsi="Inter" w:eastAsia="ＭＳ 明朝" w:cs="Inter" w:eastAsiaTheme="minorEastAsia"/>
                 <w:sz w:val="18"/>
+                <w:szCs w:val="22"/>
               </w:rPr>
               <w:t>1</w:t>
             </w:r>
@@ -446,7 +549,19 @@
         </w:tc>
         <w:tc>
           <w:tcPr>
-            <w:tcW w:type="dxa" w:w="1051"/>
+            <w:tcW w:w="1051" w:type="dxa"/>
+            <w:tcBorders>
+              <w:top w:val="single" w:sz="4" w:space="0" w:color="auto"/>
+              <w:left w:val="single" w:sz="4" w:space="0" w:color="auto"/>
+              <w:bottom w:val="single" w:sz="4" w:space="0" w:color="auto"/>
+              <w:right w:val="single" w:sz="4" w:space="0" w:color="auto"/>
+            </w:tcBorders>
+            <w:tcMar>
+              <w:top w:w="0" w:type="dxa"/>
+              <w:left w:w="108" w:type="dxa"/>
+              <w:bottom w:w="0" w:type="dxa"/>
+              <w:right w:w="108" w:type="dxa"/>
+            </w:tcMar>
           </w:tcPr>
           <w:p>
             <w:pPr>
@@ -454,8 +569,9 @@
             </w:pPr>
             <w:r>
               <w:rPr>
-                <w:rFonts w:ascii="Inter" w:hAnsi="Inter"/>
+                <w:rFonts w:ascii="Inter" w:hAnsi="Inter" w:eastAsia="ＭＳ 明朝" w:cs="Inter" w:eastAsiaTheme="minorEastAsia"/>
                 <w:sz w:val="18"/>
+                <w:szCs w:val="22"/>
               </w:rPr>
               <w:t>2</w:t>
             </w:r>
@@ -463,7 +579,19 @@
         </w:tc>
         <w:tc>
           <w:tcPr>
-            <w:tcW w:type="dxa" w:w="1051"/>
+            <w:tcW w:w="1051" w:type="dxa"/>
+            <w:tcBorders>
+              <w:top w:val="single" w:sz="4" w:space="0" w:color="auto"/>
+              <w:left w:val="single" w:sz="4" w:space="0" w:color="auto"/>
+              <w:bottom w:val="single" w:sz="4" w:space="0" w:color="auto"/>
+              <w:right w:val="single" w:sz="4" w:space="0" w:color="auto"/>
+            </w:tcBorders>
+            <w:tcMar>
+              <w:top w:w="0" w:type="dxa"/>
+              <w:left w:w="108" w:type="dxa"/>
+              <w:bottom w:w="0" w:type="dxa"/>
+              <w:right w:w="108" w:type="dxa"/>
+            </w:tcMar>
           </w:tcPr>
           <w:p>
             <w:pPr>
@@ -471,8 +599,9 @@
             </w:pPr>
             <w:r>
               <w:rPr>
-                <w:rFonts w:ascii="Inter" w:hAnsi="Inter"/>
+                <w:rFonts w:ascii="Inter" w:hAnsi="Inter" w:eastAsia="ＭＳ 明朝" w:cs="Inter" w:eastAsiaTheme="minorEastAsia"/>
                 <w:sz w:val="18"/>
+                <w:szCs w:val="22"/>
               </w:rPr>
               <w:t>3</w:t>
             </w:r>
@@ -480,7 +609,19 @@
         </w:tc>
         <w:tc>
           <w:tcPr>
-            <w:tcW w:type="dxa" w:w="1051"/>
+            <w:tcW w:w="1051" w:type="dxa"/>
+            <w:tcBorders>
+              <w:top w:val="single" w:sz="4" w:space="0" w:color="auto"/>
+              <w:left w:val="single" w:sz="4" w:space="0" w:color="auto"/>
+              <w:bottom w:val="single" w:sz="4" w:space="0" w:color="auto"/>
+              <w:right w:val="single" w:sz="4" w:space="0" w:color="auto"/>
+            </w:tcBorders>
+            <w:tcMar>
+              <w:top w:w="0" w:type="dxa"/>
+              <w:left w:w="108" w:type="dxa"/>
+              <w:bottom w:w="0" w:type="dxa"/>
+              <w:right w:w="108" w:type="dxa"/>
+            </w:tcMar>
           </w:tcPr>
           <w:p>
             <w:pPr>
@@ -488,8 +629,9 @@
             </w:pPr>
             <w:r>
               <w:rPr>
-                <w:rFonts w:ascii="Inter" w:hAnsi="Inter"/>
+                <w:rFonts w:ascii="Inter" w:hAnsi="Inter" w:eastAsia="ＭＳ 明朝" w:cs="Inter" w:eastAsiaTheme="minorEastAsia"/>
                 <w:sz w:val="18"/>
+                <w:szCs w:val="22"/>
               </w:rPr>
               <w:t>4</w:t>
             </w:r>
@@ -497,7 +639,19 @@
         </w:tc>
         <w:tc>
           <w:tcPr>
-            <w:tcW w:type="dxa" w:w="1051"/>
+            <w:tcW w:w="1051" w:type="dxa"/>
+            <w:tcBorders>
+              <w:top w:val="single" w:sz="4" w:space="0" w:color="auto"/>
+              <w:left w:val="single" w:sz="4" w:space="0" w:color="auto"/>
+              <w:bottom w:val="single" w:sz="4" w:space="0" w:color="auto"/>
+              <w:right w:val="single" w:sz="4" w:space="0" w:color="auto"/>
+            </w:tcBorders>
+            <w:tcMar>
+              <w:top w:w="0" w:type="dxa"/>
+              <w:left w:w="108" w:type="dxa"/>
+              <w:bottom w:w="0" w:type="dxa"/>
+              <w:right w:w="108" w:type="dxa"/>
+            </w:tcMar>
           </w:tcPr>
           <w:p>
             <w:pPr>
@@ -505,8 +659,9 @@
             </w:pPr>
             <w:r>
               <w:rPr>
-                <w:rFonts w:ascii="Inter" w:hAnsi="Inter"/>
+                <w:rFonts w:ascii="Inter" w:hAnsi="Inter" w:eastAsia="ＭＳ 明朝" w:cs="Inter" w:eastAsiaTheme="minorEastAsia"/>
                 <w:sz w:val="18"/>
+                <w:szCs w:val="22"/>
               </w:rPr>
               <w:t>5</w:t>
             </w:r>
@@ -514,7 +669,19 @@
         </w:tc>
         <w:tc>
           <w:tcPr>
-            <w:tcW w:type="dxa" w:w="1051"/>
+            <w:tcW w:w="1051" w:type="dxa"/>
+            <w:tcBorders>
+              <w:top w:val="single" w:sz="4" w:space="0" w:color="auto"/>
+              <w:left w:val="single" w:sz="4" w:space="0" w:color="auto"/>
+              <w:bottom w:val="single" w:sz="4" w:space="0" w:color="auto"/>
+              <w:right w:val="single" w:sz="4" w:space="0" w:color="auto"/>
+            </w:tcBorders>
+            <w:tcMar>
+              <w:top w:w="0" w:type="dxa"/>
+              <w:left w:w="108" w:type="dxa"/>
+              <w:bottom w:w="0" w:type="dxa"/>
+              <w:right w:w="108" w:type="dxa"/>
+            </w:tcMar>
           </w:tcPr>
           <w:p>
             <w:pPr>
@@ -522,8 +689,9 @@
             </w:pPr>
             <w:r>
               <w:rPr>
-                <w:rFonts w:ascii="Inter" w:hAnsi="Inter"/>
+                <w:rFonts w:ascii="Inter" w:hAnsi="Inter" w:eastAsia="ＭＳ 明朝" w:cs="Inter" w:eastAsiaTheme="minorEastAsia"/>
                 <w:sz w:val="18"/>
+                <w:szCs w:val="22"/>
               </w:rPr>
               <w:t>6</w:t>
             </w:r>
@@ -531,7 +699,19 @@
         </w:tc>
         <w:tc>
           <w:tcPr>
-            <w:tcW w:type="dxa" w:w="1051"/>
+            <w:tcW w:w="1051" w:type="dxa"/>
+            <w:tcBorders>
+              <w:top w:val="single" w:sz="4" w:space="0" w:color="auto"/>
+              <w:left w:val="single" w:sz="4" w:space="0" w:color="auto"/>
+              <w:bottom w:val="single" w:sz="4" w:space="0" w:color="auto"/>
+              <w:right w:val="single" w:sz="4" w:space="0" w:color="auto"/>
+            </w:tcBorders>
+            <w:tcMar>
+              <w:top w:w="0" w:type="dxa"/>
+              <w:left w:w="108" w:type="dxa"/>
+              <w:bottom w:w="0" w:type="dxa"/>
+              <w:right w:w="108" w:type="dxa"/>
+            </w:tcMar>
           </w:tcPr>
           <w:p>
             <w:pPr>
@@ -539,8 +719,9 @@
             </w:pPr>
             <w:r>
               <w:rPr>
-                <w:rFonts w:ascii="Inter" w:hAnsi="Inter"/>
+                <w:rFonts w:ascii="Inter" w:hAnsi="Inter" w:eastAsia="ＭＳ 明朝" w:cs="Inter" w:eastAsiaTheme="minorEastAsia"/>
                 <w:sz w:val="18"/>
+                <w:szCs w:val="22"/>
               </w:rPr>
               <w:t>7</w:t>
             </w:r>
@@ -548,7 +729,19 @@
         </w:tc>
         <w:tc>
           <w:tcPr>
-            <w:tcW w:type="dxa" w:w="1051"/>
+            <w:tcW w:w="1051" w:type="dxa"/>
+            <w:tcBorders>
+              <w:top w:val="single" w:sz="4" w:space="0" w:color="auto"/>
+              <w:left w:val="single" w:sz="4" w:space="0" w:color="auto"/>
+              <w:bottom w:val="single" w:sz="4" w:space="0" w:color="auto"/>
+              <w:right w:val="single" w:sz="4" w:space="0" w:color="auto"/>
+            </w:tcBorders>
+            <w:tcMar>
+              <w:top w:w="0" w:type="dxa"/>
+              <w:left w:w="108" w:type="dxa"/>
+              <w:bottom w:w="0" w:type="dxa"/>
+              <w:right w:w="108" w:type="dxa"/>
+            </w:tcMar>
           </w:tcPr>
           <w:p>
             <w:pPr>
@@ -556,8 +749,9 @@
             </w:pPr>
             <w:r>
               <w:rPr>
-                <w:rFonts w:ascii="Inter" w:hAnsi="Inter"/>
+                <w:rFonts w:ascii="Inter" w:hAnsi="Inter" w:eastAsia="ＭＳ 明朝" w:cs="Inter" w:eastAsiaTheme="minorEastAsia"/>
                 <w:sz w:val="18"/>
+                <w:szCs w:val="22"/>
               </w:rPr>
               <w:t>8</w:t>
             </w:r>
@@ -565,7 +759,19 @@
         </w:tc>
         <w:tc>
           <w:tcPr>
-            <w:tcW w:type="dxa" w:w="1051"/>
+            <w:tcW w:w="1051" w:type="dxa"/>
+            <w:tcBorders>
+              <w:top w:val="single" w:sz="4" w:space="0" w:color="auto"/>
+              <w:left w:val="single" w:sz="4" w:space="0" w:color="auto"/>
+              <w:bottom w:val="single" w:sz="4" w:space="0" w:color="auto"/>
+              <w:right w:val="single" w:sz="4" w:space="0" w:color="auto"/>
+            </w:tcBorders>
+            <w:tcMar>
+              <w:top w:w="0" w:type="dxa"/>
+              <w:left w:w="108" w:type="dxa"/>
+              <w:bottom w:w="0" w:type="dxa"/>
+              <w:right w:w="108" w:type="dxa"/>
+            </w:tcMar>
           </w:tcPr>
           <w:p>
             <w:pPr>
@@ -573,8 +779,9 @@
             </w:pPr>
             <w:r>
               <w:rPr>
-                <w:rFonts w:ascii="Inter" w:hAnsi="Inter"/>
+                <w:rFonts w:ascii="Inter" w:hAnsi="Inter" w:eastAsia="ＭＳ 明朝" w:cs="Inter" w:eastAsiaTheme="minorEastAsia"/>
                 <w:sz w:val="18"/>
+                <w:szCs w:val="22"/>
               </w:rPr>
               <w:t>9</w:t>
             </w:r>
@@ -582,7 +789,19 @@
         </w:tc>
         <w:tc>
           <w:tcPr>
-            <w:tcW w:type="dxa" w:w="1051"/>
+            <w:tcW w:w="1051" w:type="dxa"/>
+            <w:tcBorders>
+              <w:top w:val="single" w:sz="4" w:space="0" w:color="auto"/>
+              <w:left w:val="single" w:sz="4" w:space="0" w:color="auto"/>
+              <w:bottom w:val="single" w:sz="4" w:space="0" w:color="auto"/>
+              <w:right w:val="single" w:sz="4" w:space="0" w:color="auto"/>
+            </w:tcBorders>
+            <w:tcMar>
+              <w:top w:w="0" w:type="dxa"/>
+              <w:left w:w="108" w:type="dxa"/>
+              <w:bottom w:w="0" w:type="dxa"/>
+              <w:right w:w="108" w:type="dxa"/>
+            </w:tcMar>
           </w:tcPr>
           <w:p>
             <w:pPr>
@@ -590,8 +809,9 @@
             </w:pPr>
             <w:r>
               <w:rPr>
-                <w:rFonts w:ascii="Inter" w:hAnsi="Inter"/>
+                <w:rFonts w:ascii="Inter" w:hAnsi="Inter" w:eastAsia="ＭＳ 明朝" w:cs="Inter" w:eastAsiaTheme="minorEastAsia"/>
                 <w:sz w:val="18"/>
+                <w:szCs w:val="22"/>
               </w:rPr>
               <w:t>10</w:t>
             </w:r>
@@ -601,7 +821,19 @@
       <w:tr>
         <w:tc>
           <w:tcPr>
-            <w:tcW w:type="dxa" w:w="1051"/>
+            <w:tcW w:w="1051" w:type="dxa"/>
+            <w:tcBorders>
+              <w:top w:val="single" w:sz="4" w:space="0" w:color="auto"/>
+              <w:left w:val="single" w:sz="4" w:space="0" w:color="auto"/>
+              <w:bottom w:val="single" w:sz="4" w:space="0" w:color="auto"/>
+              <w:right w:val="single" w:sz="4" w:space="0" w:color="auto"/>
+            </w:tcBorders>
+            <w:tcMar>
+              <w:top w:w="0" w:type="dxa"/>
+              <w:left w:w="108" w:type="dxa"/>
+              <w:bottom w:w="0" w:type="dxa"/>
+              <w:right w:w="108" w:type="dxa"/>
+            </w:tcMar>
           </w:tcPr>
           <w:p>
             <w:pPr>
@@ -609,8 +841,9 @@
             </w:pPr>
             <w:r>
               <w:rPr>
-                <w:rFonts w:ascii="Inter" w:hAnsi="Inter"/>
+                <w:rFonts w:ascii="Inter" w:hAnsi="Inter" w:eastAsia="ＭＳ 明朝" w:cs="Inter" w:eastAsiaTheme="minorEastAsia"/>
                 <w:sz w:val="18"/>
+                <w:szCs w:val="22"/>
               </w:rPr>
               <w:t>11</w:t>
             </w:r>
@@ -618,7 +851,19 @@
         </w:tc>
         <w:tc>
           <w:tcPr>
-            <w:tcW w:type="dxa" w:w="1051"/>
+            <w:tcW w:w="1051" w:type="dxa"/>
+            <w:tcBorders>
+              <w:top w:val="single" w:sz="4" w:space="0" w:color="auto"/>
+              <w:left w:val="single" w:sz="4" w:space="0" w:color="auto"/>
+              <w:bottom w:val="single" w:sz="4" w:space="0" w:color="auto"/>
+              <w:right w:val="single" w:sz="4" w:space="0" w:color="auto"/>
+            </w:tcBorders>
+            <w:tcMar>
+              <w:top w:w="0" w:type="dxa"/>
+              <w:left w:w="108" w:type="dxa"/>
+              <w:bottom w:w="0" w:type="dxa"/>
+              <w:right w:w="108" w:type="dxa"/>
+            </w:tcMar>
           </w:tcPr>
           <w:p>
             <w:pPr>
@@ -626,8 +871,9 @@
             </w:pPr>
             <w:r>
               <w:rPr>
-                <w:rFonts w:ascii="Inter" w:hAnsi="Inter"/>
+                <w:rFonts w:ascii="Inter" w:hAnsi="Inter" w:eastAsia="ＭＳ 明朝" w:cs="Inter" w:eastAsiaTheme="minorEastAsia"/>
                 <w:sz w:val="18"/>
+                <w:szCs w:val="22"/>
               </w:rPr>
               <w:t>12</w:t>
             </w:r>
@@ -635,7 +881,19 @@
         </w:tc>
         <w:tc>
           <w:tcPr>
-            <w:tcW w:type="dxa" w:w="1051"/>
+            <w:tcW w:w="1051" w:type="dxa"/>
+            <w:tcBorders>
+              <w:top w:val="single" w:sz="4" w:space="0" w:color="auto"/>
+              <w:left w:val="single" w:sz="4" w:space="0" w:color="auto"/>
+              <w:bottom w:val="single" w:sz="4" w:space="0" w:color="auto"/>
+              <w:right w:val="single" w:sz="4" w:space="0" w:color="auto"/>
+            </w:tcBorders>
+            <w:tcMar>
+              <w:top w:w="0" w:type="dxa"/>
+              <w:left w:w="108" w:type="dxa"/>
+              <w:bottom w:w="0" w:type="dxa"/>
+              <w:right w:w="108" w:type="dxa"/>
+            </w:tcMar>
           </w:tcPr>
           <w:p>
             <w:pPr>
@@ -643,8 +901,9 @@
             </w:pPr>
             <w:r>
               <w:rPr>
-                <w:rFonts w:ascii="Inter" w:hAnsi="Inter"/>
+                <w:rFonts w:ascii="Inter" w:hAnsi="Inter" w:eastAsia="ＭＳ 明朝" w:cs="Inter" w:eastAsiaTheme="minorEastAsia"/>
                 <w:sz w:val="18"/>
+                <w:szCs w:val="22"/>
               </w:rPr>
               <w:t>13</w:t>
             </w:r>
@@ -652,7 +911,19 @@
         </w:tc>
         <w:tc>
           <w:tcPr>
-            <w:tcW w:type="dxa" w:w="1051"/>
+            <w:tcW w:w="1051" w:type="dxa"/>
+            <w:tcBorders>
+              <w:top w:val="single" w:sz="4" w:space="0" w:color="auto"/>
+              <w:left w:val="single" w:sz="4" w:space="0" w:color="auto"/>
+              <w:bottom w:val="single" w:sz="4" w:space="0" w:color="auto"/>
+              <w:right w:val="single" w:sz="4" w:space="0" w:color="auto"/>
+            </w:tcBorders>
+            <w:tcMar>
+              <w:top w:w="0" w:type="dxa"/>
+              <w:left w:w="108" w:type="dxa"/>
+              <w:bottom w:w="0" w:type="dxa"/>
+              <w:right w:w="108" w:type="dxa"/>
+            </w:tcMar>
           </w:tcPr>
           <w:p>
             <w:pPr>
@@ -660,8 +931,9 @@
             </w:pPr>
             <w:r>
               <w:rPr>
-                <w:rFonts w:ascii="Inter" w:hAnsi="Inter"/>
+                <w:rFonts w:ascii="Inter" w:hAnsi="Inter" w:eastAsia="ＭＳ 明朝" w:cs="Inter" w:eastAsiaTheme="minorEastAsia"/>
                 <w:sz w:val="18"/>
+                <w:szCs w:val="22"/>
               </w:rPr>
               <w:t>14</w:t>
             </w:r>
@@ -669,7 +941,19 @@
         </w:tc>
         <w:tc>
           <w:tcPr>
-            <w:tcW w:type="dxa" w:w="1051"/>
+            <w:tcW w:w="1051" w:type="dxa"/>
+            <w:tcBorders>
+              <w:top w:val="single" w:sz="4" w:space="0" w:color="auto"/>
+              <w:left w:val="single" w:sz="4" w:space="0" w:color="auto"/>
+              <w:bottom w:val="single" w:sz="4" w:space="0" w:color="auto"/>
+              <w:right w:val="single" w:sz="4" w:space="0" w:color="auto"/>
+            </w:tcBorders>
+            <w:tcMar>
+              <w:top w:w="0" w:type="dxa"/>
+              <w:left w:w="108" w:type="dxa"/>
+              <w:bottom w:w="0" w:type="dxa"/>
+              <w:right w:w="108" w:type="dxa"/>
+            </w:tcMar>
           </w:tcPr>
           <w:p>
             <w:pPr>
@@ -677,8 +961,9 @@
             </w:pPr>
             <w:r>
               <w:rPr>
-                <w:rFonts w:ascii="Inter" w:hAnsi="Inter"/>
+                <w:rFonts w:ascii="Inter" w:hAnsi="Inter" w:eastAsia="ＭＳ 明朝" w:cs="Inter" w:eastAsiaTheme="minorEastAsia"/>
                 <w:sz w:val="18"/>
+                <w:szCs w:val="22"/>
               </w:rPr>
               <w:t>15</w:t>
             </w:r>
@@ -686,7 +971,19 @@
         </w:tc>
         <w:tc>
           <w:tcPr>
-            <w:tcW w:type="dxa" w:w="1051"/>
+            <w:tcW w:w="1051" w:type="dxa"/>
+            <w:tcBorders>
+              <w:top w:val="single" w:sz="4" w:space="0" w:color="auto"/>
+              <w:left w:val="single" w:sz="4" w:space="0" w:color="auto"/>
+              <w:bottom w:val="single" w:sz="4" w:space="0" w:color="auto"/>
+              <w:right w:val="single" w:sz="4" w:space="0" w:color="auto"/>
+            </w:tcBorders>
+            <w:tcMar>
+              <w:top w:w="0" w:type="dxa"/>
+              <w:left w:w="108" w:type="dxa"/>
+              <w:bottom w:w="0" w:type="dxa"/>
+              <w:right w:w="108" w:type="dxa"/>
+            </w:tcMar>
           </w:tcPr>
           <w:p>
             <w:pPr>
@@ -694,8 +991,9 @@
             </w:pPr>
             <w:r>
               <w:rPr>
-                <w:rFonts w:ascii="Inter" w:hAnsi="Inter"/>
+                <w:rFonts w:ascii="Inter" w:hAnsi="Inter" w:eastAsia="ＭＳ 明朝" w:cs="Inter" w:eastAsiaTheme="minorEastAsia"/>
                 <w:sz w:val="18"/>
+                <w:szCs w:val="22"/>
               </w:rPr>
               <w:t>16</w:t>
             </w:r>
@@ -703,7 +1001,19 @@
         </w:tc>
         <w:tc>
           <w:tcPr>
-            <w:tcW w:type="dxa" w:w="1051"/>
+            <w:tcW w:w="1051" w:type="dxa"/>
+            <w:tcBorders>
+              <w:top w:val="single" w:sz="4" w:space="0" w:color="auto"/>
+              <w:left w:val="single" w:sz="4" w:space="0" w:color="auto"/>
+              <w:bottom w:val="single" w:sz="4" w:space="0" w:color="auto"/>
+              <w:right w:val="single" w:sz="4" w:space="0" w:color="auto"/>
+            </w:tcBorders>
+            <w:tcMar>
+              <w:top w:w="0" w:type="dxa"/>
+              <w:left w:w="108" w:type="dxa"/>
+              <w:bottom w:w="0" w:type="dxa"/>
+              <w:right w:w="108" w:type="dxa"/>
+            </w:tcMar>
           </w:tcPr>
           <w:p>
             <w:pPr>
@@ -711,8 +1021,9 @@
             </w:pPr>
             <w:r>
               <w:rPr>
-                <w:rFonts w:ascii="Inter" w:hAnsi="Inter"/>
+                <w:rFonts w:ascii="Inter" w:hAnsi="Inter" w:eastAsia="ＭＳ 明朝" w:cs="Inter" w:eastAsiaTheme="minorEastAsia"/>
                 <w:sz w:val="18"/>
+                <w:szCs w:val="22"/>
               </w:rPr>
               <w:t>17</w:t>
             </w:r>
@@ -720,7 +1031,19 @@
         </w:tc>
         <w:tc>
           <w:tcPr>
-            <w:tcW w:type="dxa" w:w="1051"/>
+            <w:tcW w:w="1051" w:type="dxa"/>
+            <w:tcBorders>
+              <w:top w:val="single" w:sz="4" w:space="0" w:color="auto"/>
+              <w:left w:val="single" w:sz="4" w:space="0" w:color="auto"/>
+              <w:bottom w:val="single" w:sz="4" w:space="0" w:color="auto"/>
+              <w:right w:val="single" w:sz="4" w:space="0" w:color="auto"/>
+            </w:tcBorders>
+            <w:tcMar>
+              <w:top w:w="0" w:type="dxa"/>
+              <w:left w:w="108" w:type="dxa"/>
+              <w:bottom w:w="0" w:type="dxa"/>
+              <w:right w:w="108" w:type="dxa"/>
+            </w:tcMar>
           </w:tcPr>
           <w:p>
             <w:pPr>
@@ -728,8 +1051,9 @@
             </w:pPr>
             <w:r>
               <w:rPr>
-                <w:rFonts w:ascii="Inter" w:hAnsi="Inter"/>
+                <w:rFonts w:ascii="Inter" w:hAnsi="Inter" w:eastAsia="ＭＳ 明朝" w:cs="Inter" w:eastAsiaTheme="minorEastAsia"/>
                 <w:sz w:val="18"/>
+                <w:szCs w:val="22"/>
               </w:rPr>
               <w:t>18</w:t>
             </w:r>
@@ -737,7 +1061,19 @@
         </w:tc>
         <w:tc>
           <w:tcPr>
-            <w:tcW w:type="dxa" w:w="1051"/>
+            <w:tcW w:w="1051" w:type="dxa"/>
+            <w:tcBorders>
+              <w:top w:val="single" w:sz="4" w:space="0" w:color="auto"/>
+              <w:left w:val="single" w:sz="4" w:space="0" w:color="auto"/>
+              <w:bottom w:val="single" w:sz="4" w:space="0" w:color="auto"/>
+              <w:right w:val="single" w:sz="4" w:space="0" w:color="auto"/>
+            </w:tcBorders>
+            <w:tcMar>
+              <w:top w:w="0" w:type="dxa"/>
+              <w:left w:w="108" w:type="dxa"/>
+              <w:bottom w:w="0" w:type="dxa"/>
+              <w:right w:w="108" w:type="dxa"/>
+            </w:tcMar>
           </w:tcPr>
           <w:p>
             <w:pPr>
@@ -745,8 +1081,9 @@
             </w:pPr>
             <w:r>
               <w:rPr>
-                <w:rFonts w:ascii="Inter" w:hAnsi="Inter"/>
+                <w:rFonts w:ascii="Inter" w:hAnsi="Inter" w:eastAsia="ＭＳ 明朝" w:cs="Inter" w:eastAsiaTheme="minorEastAsia"/>
                 <w:sz w:val="18"/>
+                <w:szCs w:val="22"/>
               </w:rPr>
               <w:t>19</w:t>
             </w:r>
@@ -754,7 +1091,19 @@
         </w:tc>
         <w:tc>
           <w:tcPr>
-            <w:tcW w:type="dxa" w:w="1051"/>
+            <w:tcW w:w="1051" w:type="dxa"/>
+            <w:tcBorders>
+              <w:top w:val="single" w:sz="4" w:space="0" w:color="auto"/>
+              <w:left w:val="single" w:sz="4" w:space="0" w:color="auto"/>
+              <w:bottom w:val="single" w:sz="4" w:space="0" w:color="auto"/>
+              <w:right w:val="single" w:sz="4" w:space="0" w:color="auto"/>
+            </w:tcBorders>
+            <w:tcMar>
+              <w:top w:w="0" w:type="dxa"/>
+              <w:left w:w="108" w:type="dxa"/>
+              <w:bottom w:w="0" w:type="dxa"/>
+              <w:right w:w="108" w:type="dxa"/>
+            </w:tcMar>
           </w:tcPr>
           <w:p>
             <w:pPr>
@@ -762,8 +1111,9 @@
             </w:pPr>
             <w:r>
               <w:rPr>
-                <w:rFonts w:ascii="Inter" w:hAnsi="Inter"/>
+                <w:rFonts w:ascii="Inter" w:hAnsi="Inter" w:eastAsia="ＭＳ 明朝" w:cs="Inter" w:eastAsiaTheme="minorEastAsia"/>
                 <w:sz w:val="18"/>
+                <w:szCs w:val="22"/>
               </w:rPr>
               <w:t>20</w:t>
             </w:r>
@@ -773,7 +1123,19 @@
       <w:tr>
         <w:tc>
           <w:tcPr>
-            <w:tcW w:type="dxa" w:w="1051"/>
+            <w:tcW w:w="1051" w:type="dxa"/>
+            <w:tcBorders>
+              <w:top w:val="single" w:sz="4" w:space="0" w:color="auto"/>
+              <w:left w:val="single" w:sz="4" w:space="0" w:color="auto"/>
+              <w:bottom w:val="single" w:sz="4" w:space="0" w:color="auto"/>
+              <w:right w:val="single" w:sz="4" w:space="0" w:color="auto"/>
+            </w:tcBorders>
+            <w:tcMar>
+              <w:top w:w="0" w:type="dxa"/>
+              <w:left w:w="108" w:type="dxa"/>
+              <w:bottom w:w="0" w:type="dxa"/>
+              <w:right w:w="108" w:type="dxa"/>
+            </w:tcMar>
           </w:tcPr>
           <w:p>
             <w:pPr>
@@ -781,8 +1143,9 @@
             </w:pPr>
             <w:r>
               <w:rPr>
-                <w:rFonts w:ascii="Inter" w:hAnsi="Inter"/>
+                <w:rFonts w:ascii="Inter" w:hAnsi="Inter" w:eastAsia="ＭＳ 明朝" w:cs="Inter" w:eastAsiaTheme="minorEastAsia"/>
                 <w:sz w:val="18"/>
+                <w:szCs w:val="22"/>
               </w:rPr>
               <w:t>21</w:t>
             </w:r>
@@ -790,7 +1153,19 @@
         </w:tc>
         <w:tc>
           <w:tcPr>
-            <w:tcW w:type="dxa" w:w="1051"/>
+            <w:tcW w:w="1051" w:type="dxa"/>
+            <w:tcBorders>
+              <w:top w:val="single" w:sz="4" w:space="0" w:color="auto"/>
+              <w:left w:val="single" w:sz="4" w:space="0" w:color="auto"/>
+              <w:bottom w:val="single" w:sz="4" w:space="0" w:color="auto"/>
+              <w:right w:val="single" w:sz="4" w:space="0" w:color="auto"/>
+            </w:tcBorders>
+            <w:tcMar>
+              <w:top w:w="0" w:type="dxa"/>
+              <w:left w:w="108" w:type="dxa"/>
+              <w:bottom w:w="0" w:type="dxa"/>
+              <w:right w:w="108" w:type="dxa"/>
+            </w:tcMar>
           </w:tcPr>
           <w:p>
             <w:pPr>
@@ -798,8 +1173,9 @@
             </w:pPr>
             <w:r>
               <w:rPr>
-                <w:rFonts w:ascii="Inter" w:hAnsi="Inter"/>
+                <w:rFonts w:ascii="Inter" w:hAnsi="Inter" w:eastAsia="ＭＳ 明朝" w:cs="Inter" w:eastAsiaTheme="minorEastAsia"/>
                 <w:sz w:val="18"/>
+                <w:szCs w:val="22"/>
               </w:rPr>
               <w:t>22</w:t>
             </w:r>
@@ -807,7 +1183,19 @@
         </w:tc>
         <w:tc>
           <w:tcPr>
-            <w:tcW w:type="dxa" w:w="1051"/>
+            <w:tcW w:w="1051" w:type="dxa"/>
+            <w:tcBorders>
+              <w:top w:val="single" w:sz="4" w:space="0" w:color="auto"/>
+              <w:left w:val="single" w:sz="4" w:space="0" w:color="auto"/>
+              <w:bottom w:val="single" w:sz="4" w:space="0" w:color="auto"/>
+              <w:right w:val="single" w:sz="4" w:space="0" w:color="auto"/>
+            </w:tcBorders>
+            <w:tcMar>
+              <w:top w:w="0" w:type="dxa"/>
+              <w:left w:w="108" w:type="dxa"/>
+              <w:bottom w:w="0" w:type="dxa"/>
+              <w:right w:w="108" w:type="dxa"/>
+            </w:tcMar>
           </w:tcPr>
           <w:p>
             <w:pPr>
@@ -815,8 +1203,9 @@
             </w:pPr>
             <w:r>
               <w:rPr>
-                <w:rFonts w:ascii="Inter" w:hAnsi="Inter"/>
+                <w:rFonts w:ascii="Inter" w:hAnsi="Inter" w:eastAsia="ＭＳ 明朝" w:cs="Inter" w:eastAsiaTheme="minorEastAsia"/>
                 <w:sz w:val="18"/>
+                <w:szCs w:val="22"/>
               </w:rPr>
               <w:t>23</w:t>
             </w:r>
@@ -824,7 +1213,19 @@
         </w:tc>
         <w:tc>
           <w:tcPr>
-            <w:tcW w:type="dxa" w:w="1051"/>
+            <w:tcW w:w="1051" w:type="dxa"/>
+            <w:tcBorders>
+              <w:top w:val="single" w:sz="4" w:space="0" w:color="auto"/>
+              <w:left w:val="single" w:sz="4" w:space="0" w:color="auto"/>
+              <w:bottom w:val="single" w:sz="4" w:space="0" w:color="auto"/>
+              <w:right w:val="single" w:sz="4" w:space="0" w:color="auto"/>
+            </w:tcBorders>
+            <w:tcMar>
+              <w:top w:w="0" w:type="dxa"/>
+              <w:left w:w="108" w:type="dxa"/>
+              <w:bottom w:w="0" w:type="dxa"/>
+              <w:right w:w="108" w:type="dxa"/>
+            </w:tcMar>
           </w:tcPr>
           <w:p>
             <w:pPr>
@@ -832,8 +1233,9 @@
             </w:pPr>
             <w:r>
               <w:rPr>
-                <w:rFonts w:ascii="Inter" w:hAnsi="Inter"/>
+                <w:rFonts w:ascii="Inter" w:hAnsi="Inter" w:eastAsia="ＭＳ 明朝" w:cs="Inter" w:eastAsiaTheme="minorEastAsia"/>
                 <w:sz w:val="18"/>
+                <w:szCs w:val="22"/>
               </w:rPr>
               <w:t>24</w:t>
             </w:r>
@@ -841,7 +1243,19 @@
         </w:tc>
         <w:tc>
           <w:tcPr>
-            <w:tcW w:type="dxa" w:w="1051"/>
+            <w:tcW w:w="1051" w:type="dxa"/>
+            <w:tcBorders>
+              <w:top w:val="single" w:sz="4" w:space="0" w:color="auto"/>
+              <w:left w:val="single" w:sz="4" w:space="0" w:color="auto"/>
+              <w:bottom w:val="single" w:sz="4" w:space="0" w:color="auto"/>
+              <w:right w:val="single" w:sz="4" w:space="0" w:color="auto"/>
+            </w:tcBorders>
+            <w:tcMar>
+              <w:top w:w="0" w:type="dxa"/>
+              <w:left w:w="108" w:type="dxa"/>
+              <w:bottom w:w="0" w:type="dxa"/>
+              <w:right w:w="108" w:type="dxa"/>
+            </w:tcMar>
           </w:tcPr>
           <w:p>
             <w:pPr>
@@ -849,8 +1263,9 @@
             </w:pPr>
             <w:r>
               <w:rPr>
-                <w:rFonts w:ascii="Inter" w:hAnsi="Inter"/>
+                <w:rFonts w:ascii="Inter" w:hAnsi="Inter" w:eastAsia="ＭＳ 明朝" w:cs="Inter" w:eastAsiaTheme="minorEastAsia"/>
                 <w:sz w:val="18"/>
+                <w:szCs w:val="22"/>
               </w:rPr>
               <w:t>25</w:t>
             </w:r>
@@ -858,7 +1273,19 @@
         </w:tc>
         <w:tc>
           <w:tcPr>
-            <w:tcW w:type="dxa" w:w="1051"/>
+            <w:tcW w:w="1051" w:type="dxa"/>
+            <w:tcBorders>
+              <w:top w:val="single" w:sz="4" w:space="0" w:color="auto"/>
+              <w:left w:val="single" w:sz="4" w:space="0" w:color="auto"/>
+              <w:bottom w:val="single" w:sz="4" w:space="0" w:color="auto"/>
+              <w:right w:val="single" w:sz="4" w:space="0" w:color="auto"/>
+            </w:tcBorders>
+            <w:tcMar>
+              <w:top w:w="0" w:type="dxa"/>
+              <w:left w:w="108" w:type="dxa"/>
+              <w:bottom w:w="0" w:type="dxa"/>
+              <w:right w:w="108" w:type="dxa"/>
+            </w:tcMar>
           </w:tcPr>
           <w:p>
             <w:pPr>
@@ -866,8 +1293,9 @@
             </w:pPr>
             <w:r>
               <w:rPr>
-                <w:rFonts w:ascii="Inter" w:hAnsi="Inter"/>
+                <w:rFonts w:ascii="Inter" w:hAnsi="Inter" w:eastAsia="ＭＳ 明朝" w:cs="Inter" w:eastAsiaTheme="minorEastAsia"/>
                 <w:sz w:val="18"/>
+                <w:szCs w:val="22"/>
               </w:rPr>
               <w:t>26</w:t>
             </w:r>
@@ -875,7 +1303,19 @@
         </w:tc>
         <w:tc>
           <w:tcPr>
-            <w:tcW w:type="dxa" w:w="1051"/>
+            <w:tcW w:w="1051" w:type="dxa"/>
+            <w:tcBorders>
+              <w:top w:val="single" w:sz="4" w:space="0" w:color="auto"/>
+              <w:left w:val="single" w:sz="4" w:space="0" w:color="auto"/>
+              <w:bottom w:val="single" w:sz="4" w:space="0" w:color="auto"/>
+              <w:right w:val="single" w:sz="4" w:space="0" w:color="auto"/>
+            </w:tcBorders>
+            <w:tcMar>
+              <w:top w:w="0" w:type="dxa"/>
+              <w:left w:w="108" w:type="dxa"/>
+              <w:bottom w:w="0" w:type="dxa"/>
+              <w:right w:w="108" w:type="dxa"/>
+            </w:tcMar>
           </w:tcPr>
           <w:p>
             <w:pPr>
@@ -883,8 +1323,9 @@
             </w:pPr>
             <w:r>
               <w:rPr>
-                <w:rFonts w:ascii="Inter" w:hAnsi="Inter"/>
+                <w:rFonts w:ascii="Inter" w:hAnsi="Inter" w:eastAsia="ＭＳ 明朝" w:cs="Inter" w:eastAsiaTheme="minorEastAsia"/>
                 <w:sz w:val="18"/>
+                <w:szCs w:val="22"/>
               </w:rPr>
               <w:t>27</w:t>
             </w:r>
@@ -892,7 +1333,19 @@
         </w:tc>
         <w:tc>
           <w:tcPr>
-            <w:tcW w:type="dxa" w:w="1051"/>
+            <w:tcW w:w="1051" w:type="dxa"/>
+            <w:tcBorders>
+              <w:top w:val="single" w:sz="4" w:space="0" w:color="auto"/>
+              <w:left w:val="single" w:sz="4" w:space="0" w:color="auto"/>
+              <w:bottom w:val="single" w:sz="4" w:space="0" w:color="auto"/>
+              <w:right w:val="single" w:sz="4" w:space="0" w:color="auto"/>
+            </w:tcBorders>
+            <w:tcMar>
+              <w:top w:w="0" w:type="dxa"/>
+              <w:left w:w="108" w:type="dxa"/>
+              <w:bottom w:w="0" w:type="dxa"/>
+              <w:right w:w="108" w:type="dxa"/>
+            </w:tcMar>
           </w:tcPr>
           <w:p>
             <w:pPr>
@@ -900,8 +1353,9 @@
             </w:pPr>
             <w:r>
               <w:rPr>
-                <w:rFonts w:ascii="Inter" w:hAnsi="Inter"/>
+                <w:rFonts w:ascii="Inter" w:hAnsi="Inter" w:eastAsia="ＭＳ 明朝" w:cs="Inter" w:eastAsiaTheme="minorEastAsia"/>
                 <w:sz w:val="18"/>
+                <w:szCs w:val="22"/>
               </w:rPr>
               <w:t>28</w:t>
             </w:r>
@@ -909,7 +1363,19 @@
         </w:tc>
         <w:tc>
           <w:tcPr>
-            <w:tcW w:type="dxa" w:w="1051"/>
+            <w:tcW w:w="1051" w:type="dxa"/>
+            <w:tcBorders>
+              <w:top w:val="single" w:sz="4" w:space="0" w:color="auto"/>
+              <w:left w:val="single" w:sz="4" w:space="0" w:color="auto"/>
+              <w:bottom w:val="single" w:sz="4" w:space="0" w:color="auto"/>
+              <w:right w:val="single" w:sz="4" w:space="0" w:color="auto"/>
+            </w:tcBorders>
+            <w:tcMar>
+              <w:top w:w="0" w:type="dxa"/>
+              <w:left w:w="108" w:type="dxa"/>
+              <w:bottom w:w="0" w:type="dxa"/>
+              <w:right w:w="108" w:type="dxa"/>
+            </w:tcMar>
           </w:tcPr>
           <w:p>
             <w:pPr>
@@ -917,8 +1383,9 @@
             </w:pPr>
             <w:r>
               <w:rPr>
-                <w:rFonts w:ascii="Inter" w:hAnsi="Inter"/>
+                <w:rFonts w:ascii="Inter" w:hAnsi="Inter" w:eastAsia="ＭＳ 明朝" w:cs="Inter" w:eastAsiaTheme="minorEastAsia"/>
                 <w:sz w:val="18"/>
+                <w:szCs w:val="22"/>
               </w:rPr>
               <w:t>29</w:t>
             </w:r>
@@ -926,7 +1393,19 @@
         </w:tc>
         <w:tc>
           <w:tcPr>
-            <w:tcW w:type="dxa" w:w="1051"/>
+            <w:tcW w:w="1051" w:type="dxa"/>
+            <w:tcBorders>
+              <w:top w:val="single" w:sz="4" w:space="0" w:color="auto"/>
+              <w:left w:val="single" w:sz="4" w:space="0" w:color="auto"/>
+              <w:bottom w:val="single" w:sz="4" w:space="0" w:color="auto"/>
+              <w:right w:val="single" w:sz="4" w:space="0" w:color="auto"/>
+            </w:tcBorders>
+            <w:tcMar>
+              <w:top w:w="0" w:type="dxa"/>
+              <w:left w:w="108" w:type="dxa"/>
+              <w:bottom w:w="0" w:type="dxa"/>
+              <w:right w:w="108" w:type="dxa"/>
+            </w:tcMar>
           </w:tcPr>
           <w:p>
             <w:pPr>
@@ -934,8 +1413,9 @@
             </w:pPr>
             <w:r>
               <w:rPr>
-                <w:rFonts w:ascii="Inter" w:hAnsi="Inter"/>
+                <w:rFonts w:ascii="Inter" w:hAnsi="Inter" w:eastAsia="ＭＳ 明朝" w:cs="Inter" w:eastAsiaTheme="minorEastAsia"/>
                 <w:sz w:val="18"/>
+                <w:szCs w:val="22"/>
               </w:rPr>
               <w:t>30</w:t>
             </w:r>
@@ -945,7 +1425,19 @@
       <w:tr>
         <w:tc>
           <w:tcPr>
-            <w:tcW w:type="dxa" w:w="1051"/>
+            <w:tcW w:w="1051" w:type="dxa"/>
+            <w:tcBorders>
+              <w:top w:val="single" w:sz="4" w:space="0" w:color="auto"/>
+              <w:left w:val="single" w:sz="4" w:space="0" w:color="auto"/>
+              <w:bottom w:val="single" w:sz="4" w:space="0" w:color="auto"/>
+              <w:right w:val="single" w:sz="4" w:space="0" w:color="auto"/>
+            </w:tcBorders>
+            <w:tcMar>
+              <w:top w:w="0" w:type="dxa"/>
+              <w:left w:w="108" w:type="dxa"/>
+              <w:bottom w:w="0" w:type="dxa"/>
+              <w:right w:w="108" w:type="dxa"/>
+            </w:tcMar>
           </w:tcPr>
           <w:p>
             <w:pPr>
@@ -953,8 +1445,9 @@
             </w:pPr>
             <w:r>
               <w:rPr>
-                <w:rFonts w:ascii="Inter" w:hAnsi="Inter"/>
+                <w:rFonts w:ascii="Inter" w:hAnsi="Inter" w:eastAsia="ＭＳ 明朝" w:cs="Inter" w:eastAsiaTheme="minorEastAsia"/>
                 <w:sz w:val="18"/>
+                <w:szCs w:val="22"/>
               </w:rPr>
               <w:t>31</w:t>
             </w:r>
@@ -962,7 +1455,19 @@
         </w:tc>
         <w:tc>
           <w:tcPr>
-            <w:tcW w:type="dxa" w:w="1051"/>
+            <w:tcW w:w="1051" w:type="dxa"/>
+            <w:tcBorders>
+              <w:top w:val="single" w:sz="4" w:space="0" w:color="auto"/>
+              <w:left w:val="single" w:sz="4" w:space="0" w:color="auto"/>
+              <w:bottom w:val="single" w:sz="4" w:space="0" w:color="auto"/>
+              <w:right w:val="single" w:sz="4" w:space="0" w:color="auto"/>
+            </w:tcBorders>
+            <w:tcMar>
+              <w:top w:w="0" w:type="dxa"/>
+              <w:left w:w="108" w:type="dxa"/>
+              <w:bottom w:w="0" w:type="dxa"/>
+              <w:right w:w="108" w:type="dxa"/>
+            </w:tcMar>
           </w:tcPr>
           <w:p>
             <w:pPr>
@@ -970,8 +1475,9 @@
             </w:pPr>
             <w:r>
               <w:rPr>
-                <w:rFonts w:ascii="Inter" w:hAnsi="Inter"/>
+                <w:rFonts w:ascii="Inter" w:hAnsi="Inter" w:eastAsia="ＭＳ 明朝" w:cs="Inter" w:eastAsiaTheme="minorEastAsia"/>
                 <w:sz w:val="18"/>
+                <w:szCs w:val="22"/>
               </w:rPr>
               <w:t>32</w:t>
             </w:r>
@@ -979,7 +1485,19 @@
         </w:tc>
         <w:tc>
           <w:tcPr>
-            <w:tcW w:type="dxa" w:w="1051"/>
+            <w:tcW w:w="1051" w:type="dxa"/>
+            <w:tcBorders>
+              <w:top w:val="single" w:sz="4" w:space="0" w:color="auto"/>
+              <w:left w:val="single" w:sz="4" w:space="0" w:color="auto"/>
+              <w:bottom w:val="single" w:sz="4" w:space="0" w:color="auto"/>
+              <w:right w:val="single" w:sz="4" w:space="0" w:color="auto"/>
+            </w:tcBorders>
+            <w:tcMar>
+              <w:top w:w="0" w:type="dxa"/>
+              <w:left w:w="108" w:type="dxa"/>
+              <w:bottom w:w="0" w:type="dxa"/>
+              <w:right w:w="108" w:type="dxa"/>
+            </w:tcMar>
           </w:tcPr>
           <w:p>
             <w:pPr>
@@ -987,8 +1505,9 @@
             </w:pPr>
             <w:r>
               <w:rPr>
-                <w:rFonts w:ascii="Inter" w:hAnsi="Inter"/>
+                <w:rFonts w:ascii="Inter" w:hAnsi="Inter" w:eastAsia="ＭＳ 明朝" w:cs="Inter" w:eastAsiaTheme="minorEastAsia"/>
                 <w:sz w:val="18"/>
+                <w:szCs w:val="22"/>
               </w:rPr>
               <w:t>33</w:t>
             </w:r>
@@ -996,7 +1515,19 @@
         </w:tc>
         <w:tc>
           <w:tcPr>
-            <w:tcW w:type="dxa" w:w="1051"/>
+            <w:tcW w:w="1051" w:type="dxa"/>
+            <w:tcBorders>
+              <w:top w:val="single" w:sz="4" w:space="0" w:color="auto"/>
+              <w:left w:val="single" w:sz="4" w:space="0" w:color="auto"/>
+              <w:bottom w:val="single" w:sz="4" w:space="0" w:color="auto"/>
+              <w:right w:val="single" w:sz="4" w:space="0" w:color="auto"/>
+            </w:tcBorders>
+            <w:tcMar>
+              <w:top w:w="0" w:type="dxa"/>
+              <w:left w:w="108" w:type="dxa"/>
+              <w:bottom w:w="0" w:type="dxa"/>
+              <w:right w:w="108" w:type="dxa"/>
+            </w:tcMar>
           </w:tcPr>
           <w:p>
             <w:pPr>
@@ -1004,8 +1535,9 @@
             </w:pPr>
             <w:r>
               <w:rPr>
-                <w:rFonts w:ascii="Inter" w:hAnsi="Inter"/>
+                <w:rFonts w:ascii="Inter" w:hAnsi="Inter" w:eastAsia="ＭＳ 明朝" w:cs="Inter" w:eastAsiaTheme="minorEastAsia"/>
                 <w:sz w:val="18"/>
+                <w:szCs w:val="22"/>
               </w:rPr>
               <w:t>34</w:t>
             </w:r>
@@ -1013,7 +1545,19 @@
         </w:tc>
         <w:tc>
           <w:tcPr>
-            <w:tcW w:type="dxa" w:w="1051"/>
+            <w:tcW w:w="1051" w:type="dxa"/>
+            <w:tcBorders>
+              <w:top w:val="single" w:sz="4" w:space="0" w:color="auto"/>
+              <w:left w:val="single" w:sz="4" w:space="0" w:color="auto"/>
+              <w:bottom w:val="single" w:sz="4" w:space="0" w:color="auto"/>
+              <w:right w:val="single" w:sz="4" w:space="0" w:color="auto"/>
+            </w:tcBorders>
+            <w:tcMar>
+              <w:top w:w="0" w:type="dxa"/>
+              <w:left w:w="108" w:type="dxa"/>
+              <w:bottom w:w="0" w:type="dxa"/>
+              <w:right w:w="108" w:type="dxa"/>
+            </w:tcMar>
           </w:tcPr>
           <w:p>
             <w:pPr>
@@ -1021,8 +1565,9 @@
             </w:pPr>
             <w:r>
               <w:rPr>
-                <w:rFonts w:ascii="Inter" w:hAnsi="Inter"/>
+                <w:rFonts w:ascii="Inter" w:hAnsi="Inter" w:eastAsia="ＭＳ 明朝" w:cs="Inter" w:eastAsiaTheme="minorEastAsia"/>
                 <w:sz w:val="18"/>
+                <w:szCs w:val="22"/>
               </w:rPr>
               <w:t>35</w:t>
             </w:r>
@@ -1030,7 +1575,19 @@
         </w:tc>
         <w:tc>
           <w:tcPr>
-            <w:tcW w:type="dxa" w:w="1051"/>
+            <w:tcW w:w="1051" w:type="dxa"/>
+            <w:tcBorders>
+              <w:top w:val="single" w:sz="4" w:space="0" w:color="auto"/>
+              <w:left w:val="single" w:sz="4" w:space="0" w:color="auto"/>
+              <w:bottom w:val="single" w:sz="4" w:space="0" w:color="auto"/>
+              <w:right w:val="single" w:sz="4" w:space="0" w:color="auto"/>
+            </w:tcBorders>
+            <w:tcMar>
+              <w:top w:w="0" w:type="dxa"/>
+              <w:left w:w="108" w:type="dxa"/>
+              <w:bottom w:w="0" w:type="dxa"/>
+              <w:right w:w="108" w:type="dxa"/>
+            </w:tcMar>
           </w:tcPr>
           <w:p>
             <w:pPr>
@@ -1038,8 +1595,9 @@
             </w:pPr>
             <w:r>
               <w:rPr>
-                <w:rFonts w:ascii="Inter" w:hAnsi="Inter"/>
+                <w:rFonts w:ascii="Inter" w:hAnsi="Inter" w:eastAsia="ＭＳ 明朝" w:cs="Inter" w:eastAsiaTheme="minorEastAsia"/>
                 <w:sz w:val="18"/>
+                <w:szCs w:val="22"/>
               </w:rPr>
               <w:t>36</w:t>
             </w:r>
@@ -1047,7 +1605,19 @@
         </w:tc>
         <w:tc>
           <w:tcPr>
-            <w:tcW w:type="dxa" w:w="1051"/>
+            <w:tcW w:w="1051" w:type="dxa"/>
+            <w:tcBorders>
+              <w:top w:val="single" w:sz="4" w:space="0" w:color="auto"/>
+              <w:left w:val="single" w:sz="4" w:space="0" w:color="auto"/>
+              <w:bottom w:val="single" w:sz="4" w:space="0" w:color="auto"/>
+              <w:right w:val="single" w:sz="4" w:space="0" w:color="auto"/>
+            </w:tcBorders>
+            <w:tcMar>
+              <w:top w:w="0" w:type="dxa"/>
+              <w:left w:w="108" w:type="dxa"/>
+              <w:bottom w:w="0" w:type="dxa"/>
+              <w:right w:w="108" w:type="dxa"/>
+            </w:tcMar>
           </w:tcPr>
           <w:p>
             <w:pPr>
@@ -1055,8 +1625,9 @@
             </w:pPr>
             <w:r>
               <w:rPr>
-                <w:rFonts w:ascii="Inter" w:hAnsi="Inter"/>
+                <w:rFonts w:ascii="Inter" w:hAnsi="Inter" w:eastAsia="ＭＳ 明朝" w:cs="Inter" w:eastAsiaTheme="minorEastAsia"/>
                 <w:sz w:val="18"/>
+                <w:szCs w:val="22"/>
               </w:rPr>
               <w:t>37</w:t>
             </w:r>
@@ -1064,7 +1635,19 @@
         </w:tc>
         <w:tc>
           <w:tcPr>
-            <w:tcW w:type="dxa" w:w="1051"/>
+            <w:tcW w:w="1051" w:type="dxa"/>
+            <w:tcBorders>
+              <w:top w:val="single" w:sz="4" w:space="0" w:color="auto"/>
+              <w:left w:val="single" w:sz="4" w:space="0" w:color="auto"/>
+              <w:bottom w:val="single" w:sz="4" w:space="0" w:color="auto"/>
+              <w:right w:val="single" w:sz="4" w:space="0" w:color="auto"/>
+            </w:tcBorders>
+            <w:tcMar>
+              <w:top w:w="0" w:type="dxa"/>
+              <w:left w:w="108" w:type="dxa"/>
+              <w:bottom w:w="0" w:type="dxa"/>
+              <w:right w:w="108" w:type="dxa"/>
+            </w:tcMar>
           </w:tcPr>
           <w:p>
             <w:pPr>
@@ -1072,8 +1655,9 @@
             </w:pPr>
             <w:r>
               <w:rPr>
-                <w:rFonts w:ascii="Inter" w:hAnsi="Inter"/>
+                <w:rFonts w:ascii="Inter" w:hAnsi="Inter" w:eastAsia="ＭＳ 明朝" w:cs="Inter" w:eastAsiaTheme="minorEastAsia"/>
                 <w:sz w:val="18"/>
+                <w:szCs w:val="22"/>
               </w:rPr>
               <w:t>38</w:t>
             </w:r>
@@ -1081,7 +1665,19 @@
         </w:tc>
         <w:tc>
           <w:tcPr>
-            <w:tcW w:type="dxa" w:w="1051"/>
+            <w:tcW w:w="1051" w:type="dxa"/>
+            <w:tcBorders>
+              <w:top w:val="single" w:sz="4" w:space="0" w:color="auto"/>
+              <w:left w:val="single" w:sz="4" w:space="0" w:color="auto"/>
+              <w:bottom w:val="single" w:sz="4" w:space="0" w:color="auto"/>
+              <w:right w:val="single" w:sz="4" w:space="0" w:color="auto"/>
+            </w:tcBorders>
+            <w:tcMar>
+              <w:top w:w="0" w:type="dxa"/>
+              <w:left w:w="108" w:type="dxa"/>
+              <w:bottom w:w="0" w:type="dxa"/>
+              <w:right w:w="108" w:type="dxa"/>
+            </w:tcMar>
           </w:tcPr>
           <w:p>
             <w:pPr>
@@ -1089,8 +1685,9 @@
             </w:pPr>
             <w:r>
               <w:rPr>
-                <w:rFonts w:ascii="Inter" w:hAnsi="Inter"/>
+                <w:rFonts w:ascii="Inter" w:hAnsi="Inter" w:eastAsia="ＭＳ 明朝" w:cs="Inter" w:eastAsiaTheme="minorEastAsia"/>
                 <w:sz w:val="18"/>
+                <w:szCs w:val="22"/>
               </w:rPr>
               <w:t>39</w:t>
             </w:r>
@@ -1098,7 +1695,19 @@
         </w:tc>
         <w:tc>
           <w:tcPr>
-            <w:tcW w:type="dxa" w:w="1051"/>
+            <w:tcW w:w="1051" w:type="dxa"/>
+            <w:tcBorders>
+              <w:top w:val="single" w:sz="4" w:space="0" w:color="auto"/>
+              <w:left w:val="single" w:sz="4" w:space="0" w:color="auto"/>
+              <w:bottom w:val="single" w:sz="4" w:space="0" w:color="auto"/>
+              <w:right w:val="single" w:sz="4" w:space="0" w:color="auto"/>
+            </w:tcBorders>
+            <w:tcMar>
+              <w:top w:w="0" w:type="dxa"/>
+              <w:left w:w="108" w:type="dxa"/>
+              <w:bottom w:w="0" w:type="dxa"/>
+              <w:right w:w="108" w:type="dxa"/>
+            </w:tcMar>
           </w:tcPr>
           <w:p>
             <w:pPr>
@@ -1106,8 +1715,9 @@
             </w:pPr>
             <w:r>
               <w:rPr>
-                <w:rFonts w:ascii="Inter" w:hAnsi="Inter"/>
+                <w:rFonts w:ascii="Inter" w:hAnsi="Inter" w:eastAsia="ＭＳ 明朝" w:cs="Inter" w:eastAsiaTheme="minorEastAsia"/>
                 <w:sz w:val="18"/>
+                <w:szCs w:val="22"/>
               </w:rPr>
               <w:t>40</w:t>
             </w:r>
@@ -1117,7 +1727,19 @@
       <w:tr>
         <w:tc>
           <w:tcPr>
-            <w:tcW w:type="dxa" w:w="1051"/>
+            <w:tcW w:w="1051" w:type="dxa"/>
+            <w:tcBorders>
+              <w:top w:val="single" w:sz="4" w:space="0" w:color="auto"/>
+              <w:left w:val="single" w:sz="4" w:space="0" w:color="auto"/>
+              <w:bottom w:val="single" w:sz="4" w:space="0" w:color="auto"/>
+              <w:right w:val="single" w:sz="4" w:space="0" w:color="auto"/>
+            </w:tcBorders>
+            <w:tcMar>
+              <w:top w:w="0" w:type="dxa"/>
+              <w:left w:w="108" w:type="dxa"/>
+              <w:bottom w:w="0" w:type="dxa"/>
+              <w:right w:w="108" w:type="dxa"/>
+            </w:tcMar>
           </w:tcPr>
           <w:p>
             <w:pPr>
@@ -1125,8 +1747,9 @@
             </w:pPr>
             <w:r>
               <w:rPr>
-                <w:rFonts w:ascii="Inter" w:hAnsi="Inter"/>
+                <w:rFonts w:ascii="Inter" w:hAnsi="Inter" w:eastAsia="ＭＳ 明朝" w:cs="Inter" w:eastAsiaTheme="minorEastAsia"/>
                 <w:sz w:val="18"/>
+                <w:szCs w:val="22"/>
               </w:rPr>
               <w:t>41</w:t>
             </w:r>
@@ -1134,7 +1757,19 @@
         </w:tc>
         <w:tc>
           <w:tcPr>
-            <w:tcW w:type="dxa" w:w="1051"/>
+            <w:tcW w:w="1051" w:type="dxa"/>
+            <w:tcBorders>
+              <w:top w:val="single" w:sz="4" w:space="0" w:color="auto"/>
+              <w:left w:val="single" w:sz="4" w:space="0" w:color="auto"/>
+              <w:bottom w:val="single" w:sz="4" w:space="0" w:color="auto"/>
+              <w:right w:val="single" w:sz="4" w:space="0" w:color="auto"/>
+            </w:tcBorders>
+            <w:tcMar>
+              <w:top w:w="0" w:type="dxa"/>
+              <w:left w:w="108" w:type="dxa"/>
+              <w:bottom w:w="0" w:type="dxa"/>
+              <w:right w:w="108" w:type="dxa"/>
+            </w:tcMar>
           </w:tcPr>
           <w:p>
             <w:pPr>
@@ -1142,8 +1777,9 @@
             </w:pPr>
             <w:r>
               <w:rPr>
-                <w:rFonts w:ascii="Inter" w:hAnsi="Inter"/>
+                <w:rFonts w:ascii="Inter" w:hAnsi="Inter" w:eastAsia="ＭＳ 明朝" w:cs="Inter" w:eastAsiaTheme="minorEastAsia"/>
                 <w:sz w:val="18"/>
+                <w:szCs w:val="22"/>
               </w:rPr>
               <w:t>42</w:t>
             </w:r>
@@ -1151,7 +1787,19 @@
         </w:tc>
         <w:tc>
           <w:tcPr>
-            <w:tcW w:type="dxa" w:w="1051"/>
+            <w:tcW w:w="1051" w:type="dxa"/>
+            <w:tcBorders>
+              <w:top w:val="single" w:sz="4" w:space="0" w:color="auto"/>
+              <w:left w:val="single" w:sz="4" w:space="0" w:color="auto"/>
+              <w:bottom w:val="single" w:sz="4" w:space="0" w:color="auto"/>
+              <w:right w:val="single" w:sz="4" w:space="0" w:color="auto"/>
+            </w:tcBorders>
+            <w:tcMar>
+              <w:top w:w="0" w:type="dxa"/>
+              <w:left w:w="108" w:type="dxa"/>
+              <w:bottom w:w="0" w:type="dxa"/>
+              <w:right w:w="108" w:type="dxa"/>
+            </w:tcMar>
           </w:tcPr>
           <w:p>
             <w:pPr>
@@ -1159,8 +1807,9 @@
             </w:pPr>
             <w:r>
               <w:rPr>
-                <w:rFonts w:ascii="Inter" w:hAnsi="Inter"/>
+                <w:rFonts w:ascii="Inter" w:hAnsi="Inter" w:eastAsia="ＭＳ 明朝" w:cs="Inter" w:eastAsiaTheme="minorEastAsia"/>
                 <w:sz w:val="18"/>
+                <w:szCs w:val="22"/>
               </w:rPr>
               <w:t>43</w:t>
             </w:r>
@@ -1168,7 +1817,19 @@
         </w:tc>
         <w:tc>
           <w:tcPr>
-            <w:tcW w:type="dxa" w:w="1051"/>
+            <w:tcW w:w="1051" w:type="dxa"/>
+            <w:tcBorders>
+              <w:top w:val="single" w:sz="4" w:space="0" w:color="auto"/>
+              <w:left w:val="single" w:sz="4" w:space="0" w:color="auto"/>
+              <w:bottom w:val="single" w:sz="4" w:space="0" w:color="auto"/>
+              <w:right w:val="single" w:sz="4" w:space="0" w:color="auto"/>
+            </w:tcBorders>
+            <w:tcMar>
+              <w:top w:w="0" w:type="dxa"/>
+              <w:left w:w="108" w:type="dxa"/>
+              <w:bottom w:w="0" w:type="dxa"/>
+              <w:right w:w="108" w:type="dxa"/>
+            </w:tcMar>
           </w:tcPr>
           <w:p>
             <w:pPr>
@@ -1176,8 +1837,9 @@
             </w:pPr>
             <w:r>
               <w:rPr>
-                <w:rFonts w:ascii="Inter" w:hAnsi="Inter"/>
+                <w:rFonts w:ascii="Inter" w:hAnsi="Inter" w:eastAsia="ＭＳ 明朝" w:cs="Inter" w:eastAsiaTheme="minorEastAsia"/>
                 <w:sz w:val="18"/>
+                <w:szCs w:val="22"/>
               </w:rPr>
               <w:t>44</w:t>
             </w:r>
@@ -1185,7 +1847,19 @@
         </w:tc>
         <w:tc>
           <w:tcPr>
-            <w:tcW w:type="dxa" w:w="1051"/>
+            <w:tcW w:w="1051" w:type="dxa"/>
+            <w:tcBorders>
+              <w:top w:val="single" w:sz="4" w:space="0" w:color="auto"/>
+              <w:left w:val="single" w:sz="4" w:space="0" w:color="auto"/>
+              <w:bottom w:val="single" w:sz="4" w:space="0" w:color="auto"/>
+              <w:right w:val="single" w:sz="4" w:space="0" w:color="auto"/>
+            </w:tcBorders>
+            <w:tcMar>
+              <w:top w:w="0" w:type="dxa"/>
+              <w:left w:w="108" w:type="dxa"/>
+              <w:bottom w:w="0" w:type="dxa"/>
+              <w:right w:w="108" w:type="dxa"/>
+            </w:tcMar>
           </w:tcPr>
           <w:p>
             <w:pPr>
@@ -1193,8 +1867,9 @@
             </w:pPr>
             <w:r>
               <w:rPr>
-                <w:rFonts w:ascii="Inter" w:hAnsi="Inter"/>
+                <w:rFonts w:ascii="Inter" w:hAnsi="Inter" w:eastAsia="ＭＳ 明朝" w:cs="Inter" w:eastAsiaTheme="minorEastAsia"/>
                 <w:sz w:val="18"/>
+                <w:szCs w:val="22"/>
               </w:rPr>
               <w:t>45</w:t>
             </w:r>
@@ -1202,7 +1877,19 @@
         </w:tc>
         <w:tc>
           <w:tcPr>
-            <w:tcW w:type="dxa" w:w="1051"/>
+            <w:tcW w:w="1051" w:type="dxa"/>
+            <w:tcBorders>
+              <w:top w:val="single" w:sz="4" w:space="0" w:color="auto"/>
+              <w:left w:val="single" w:sz="4" w:space="0" w:color="auto"/>
+              <w:bottom w:val="single" w:sz="4" w:space="0" w:color="auto"/>
+              <w:right w:val="single" w:sz="4" w:space="0" w:color="auto"/>
+            </w:tcBorders>
+            <w:tcMar>
+              <w:top w:w="0" w:type="dxa"/>
+              <w:left w:w="108" w:type="dxa"/>
+              <w:bottom w:w="0" w:type="dxa"/>
+              <w:right w:w="108" w:type="dxa"/>
+            </w:tcMar>
           </w:tcPr>
           <w:p>
             <w:pPr>
@@ -1210,8 +1897,9 @@
             </w:pPr>
             <w:r>
               <w:rPr>
-                <w:rFonts w:ascii="Inter" w:hAnsi="Inter"/>
+                <w:rFonts w:ascii="Inter" w:hAnsi="Inter" w:eastAsia="ＭＳ 明朝" w:cs="Inter" w:eastAsiaTheme="minorEastAsia"/>
                 <w:sz w:val="18"/>
+                <w:szCs w:val="22"/>
               </w:rPr>
               <w:t>46</w:t>
             </w:r>
@@ -1219,7 +1907,19 @@
         </w:tc>
         <w:tc>
           <w:tcPr>
-            <w:tcW w:type="dxa" w:w="1051"/>
+            <w:tcW w:w="1051" w:type="dxa"/>
+            <w:tcBorders>
+              <w:top w:val="single" w:sz="4" w:space="0" w:color="auto"/>
+              <w:left w:val="single" w:sz="4" w:space="0" w:color="auto"/>
+              <w:bottom w:val="single" w:sz="4" w:space="0" w:color="auto"/>
+              <w:right w:val="single" w:sz="4" w:space="0" w:color="auto"/>
+            </w:tcBorders>
+            <w:tcMar>
+              <w:top w:w="0" w:type="dxa"/>
+              <w:left w:w="108" w:type="dxa"/>
+              <w:bottom w:w="0" w:type="dxa"/>
+              <w:right w:w="108" w:type="dxa"/>
+            </w:tcMar>
           </w:tcPr>
           <w:p>
             <w:pPr>
@@ -1227,8 +1927,9 @@
             </w:pPr>
             <w:r>
               <w:rPr>
-                <w:rFonts w:ascii="Inter" w:hAnsi="Inter"/>
+                <w:rFonts w:ascii="Inter" w:hAnsi="Inter" w:eastAsia="ＭＳ 明朝" w:cs="Inter" w:eastAsiaTheme="minorEastAsia"/>
                 <w:sz w:val="18"/>
+                <w:szCs w:val="22"/>
               </w:rPr>
               <w:t>47</w:t>
             </w:r>
@@ -1236,7 +1937,19 @@
         </w:tc>
         <w:tc>
           <w:tcPr>
-            <w:tcW w:type="dxa" w:w="1051"/>
+            <w:tcW w:w="1051" w:type="dxa"/>
+            <w:tcBorders>
+              <w:top w:val="single" w:sz="4" w:space="0" w:color="auto"/>
+              <w:left w:val="single" w:sz="4" w:space="0" w:color="auto"/>
+              <w:bottom w:val="single" w:sz="4" w:space="0" w:color="auto"/>
+              <w:right w:val="single" w:sz="4" w:space="0" w:color="auto"/>
+            </w:tcBorders>
+            <w:tcMar>
+              <w:top w:w="0" w:type="dxa"/>
+              <w:left w:w="108" w:type="dxa"/>
+              <w:bottom w:w="0" w:type="dxa"/>
+              <w:right w:w="108" w:type="dxa"/>
+            </w:tcMar>
           </w:tcPr>
           <w:p>
             <w:pPr>
@@ -1244,8 +1957,9 @@
             </w:pPr>
             <w:r>
               <w:rPr>
-                <w:rFonts w:ascii="Inter" w:hAnsi="Inter"/>
+                <w:rFonts w:ascii="Inter" w:hAnsi="Inter" w:eastAsia="ＭＳ 明朝" w:cs="Inter" w:eastAsiaTheme="minorEastAsia"/>
                 <w:sz w:val="18"/>
+                <w:szCs w:val="22"/>
               </w:rPr>
               <w:t>48</w:t>
             </w:r>
@@ -1253,7 +1967,19 @@
         </w:tc>
         <w:tc>
           <w:tcPr>
-            <w:tcW w:type="dxa" w:w="1051"/>
+            <w:tcW w:w="1051" w:type="dxa"/>
+            <w:tcBorders>
+              <w:top w:val="single" w:sz="4" w:space="0" w:color="auto"/>
+              <w:left w:val="single" w:sz="4" w:space="0" w:color="auto"/>
+              <w:bottom w:val="single" w:sz="4" w:space="0" w:color="auto"/>
+              <w:right w:val="single" w:sz="4" w:space="0" w:color="auto"/>
+            </w:tcBorders>
+            <w:tcMar>
+              <w:top w:w="0" w:type="dxa"/>
+              <w:left w:w="108" w:type="dxa"/>
+              <w:bottom w:w="0" w:type="dxa"/>
+              <w:right w:w="108" w:type="dxa"/>
+            </w:tcMar>
           </w:tcPr>
           <w:p>
             <w:pPr>
@@ -1261,8 +1987,9 @@
             </w:pPr>
             <w:r>
               <w:rPr>
-                <w:rFonts w:ascii="Inter" w:hAnsi="Inter"/>
+                <w:rFonts w:ascii="Inter" w:hAnsi="Inter" w:eastAsia="ＭＳ 明朝" w:cs="Inter" w:eastAsiaTheme="minorEastAsia"/>
                 <w:sz w:val="18"/>
+                <w:szCs w:val="22"/>
               </w:rPr>
               <w:t>49</w:t>
             </w:r>
@@ -1270,7 +1997,19 @@
         </w:tc>
         <w:tc>
           <w:tcPr>
-            <w:tcW w:type="dxa" w:w="1051"/>
+            <w:tcW w:w="1051" w:type="dxa"/>
+            <w:tcBorders>
+              <w:top w:val="single" w:sz="4" w:space="0" w:color="auto"/>
+              <w:left w:val="single" w:sz="4" w:space="0" w:color="auto"/>
+              <w:bottom w:val="single" w:sz="4" w:space="0" w:color="auto"/>
+              <w:right w:val="single" w:sz="4" w:space="0" w:color="auto"/>
+            </w:tcBorders>
+            <w:tcMar>
+              <w:top w:w="0" w:type="dxa"/>
+              <w:left w:w="108" w:type="dxa"/>
+              <w:bottom w:w="0" w:type="dxa"/>
+              <w:right w:w="108" w:type="dxa"/>
+            </w:tcMar>
           </w:tcPr>
           <w:p>
             <w:pPr>
@@ -1278,8 +2017,9 @@
             </w:pPr>
             <w:r>
               <w:rPr>
-                <w:rFonts w:ascii="Inter" w:hAnsi="Inter"/>
+                <w:rFonts w:ascii="Inter" w:hAnsi="Inter" w:eastAsia="ＭＳ 明朝" w:cs="Inter" w:eastAsiaTheme="minorEastAsia"/>
                 <w:sz w:val="18"/>
+                <w:szCs w:val="22"/>
               </w:rPr>
               <w:t>50</w:t>
             </w:r>
@@ -1289,7 +2029,19 @@
       <w:tr>
         <w:tc>
           <w:tcPr>
-            <w:tcW w:type="dxa" w:w="1051"/>
+            <w:tcW w:w="1051" w:type="dxa"/>
+            <w:tcBorders>
+              <w:top w:val="single" w:sz="4" w:space="0" w:color="auto"/>
+              <w:left w:val="single" w:sz="4" w:space="0" w:color="auto"/>
+              <w:bottom w:val="single" w:sz="4" w:space="0" w:color="auto"/>
+              <w:right w:val="single" w:sz="4" w:space="0" w:color="auto"/>
+            </w:tcBorders>
+            <w:tcMar>
+              <w:top w:w="0" w:type="dxa"/>
+              <w:left w:w="108" w:type="dxa"/>
+              <w:bottom w:w="0" w:type="dxa"/>
+              <w:right w:w="108" w:type="dxa"/>
+            </w:tcMar>
           </w:tcPr>
           <w:p>
             <w:pPr>
@@ -1297,8 +2049,9 @@
             </w:pPr>
             <w:r>
               <w:rPr>
-                <w:rFonts w:ascii="Inter" w:hAnsi="Inter"/>
+                <w:rFonts w:ascii="Inter" w:hAnsi="Inter" w:eastAsia="ＭＳ 明朝" w:cs="Inter" w:eastAsiaTheme="minorEastAsia"/>
                 <w:sz w:val="18"/>
+                <w:szCs w:val="22"/>
               </w:rPr>
               <w:t>51</w:t>
             </w:r>
@@ -1306,7 +2059,19 @@
         </w:tc>
         <w:tc>
           <w:tcPr>
-            <w:tcW w:type="dxa" w:w="1051"/>
+            <w:tcW w:w="1051" w:type="dxa"/>
+            <w:tcBorders>
+              <w:top w:val="single" w:sz="4" w:space="0" w:color="auto"/>
+              <w:left w:val="single" w:sz="4" w:space="0" w:color="auto"/>
+              <w:bottom w:val="single" w:sz="4" w:space="0" w:color="auto"/>
+              <w:right w:val="single" w:sz="4" w:space="0" w:color="auto"/>
+            </w:tcBorders>
+            <w:tcMar>
+              <w:top w:w="0" w:type="dxa"/>
+              <w:left w:w="108" w:type="dxa"/>
+              <w:bottom w:w="0" w:type="dxa"/>
+              <w:right w:w="108" w:type="dxa"/>
+            </w:tcMar>
           </w:tcPr>
           <w:p>
             <w:pPr>
@@ -1314,8 +2079,9 @@
             </w:pPr>
             <w:r>
               <w:rPr>
-                <w:rFonts w:ascii="Inter" w:hAnsi="Inter"/>
+                <w:rFonts w:ascii="Inter" w:hAnsi="Inter" w:eastAsia="ＭＳ 明朝" w:cs="Inter" w:eastAsiaTheme="minorEastAsia"/>
                 <w:sz w:val="18"/>
+                <w:szCs w:val="22"/>
               </w:rPr>
               <w:t>52</w:t>
             </w:r>
@@ -1323,7 +2089,19 @@
         </w:tc>
         <w:tc>
           <w:tcPr>
-            <w:tcW w:type="dxa" w:w="1051"/>
+            <w:tcW w:w="1051" w:type="dxa"/>
+            <w:tcBorders>
+              <w:top w:val="single" w:sz="4" w:space="0" w:color="auto"/>
+              <w:left w:val="single" w:sz="4" w:space="0" w:color="auto"/>
+              <w:bottom w:val="single" w:sz="4" w:space="0" w:color="auto"/>
+              <w:right w:val="single" w:sz="4" w:space="0" w:color="auto"/>
+            </w:tcBorders>
+            <w:tcMar>
+              <w:top w:w="0" w:type="dxa"/>
+              <w:left w:w="108" w:type="dxa"/>
+              <w:bottom w:w="0" w:type="dxa"/>
+              <w:right w:w="108" w:type="dxa"/>
+            </w:tcMar>
           </w:tcPr>
           <w:p>
             <w:pPr>
@@ -1331,8 +2109,9 @@
             </w:pPr>
             <w:r>
               <w:rPr>
-                <w:rFonts w:ascii="Inter" w:hAnsi="Inter"/>
+                <w:rFonts w:ascii="Inter" w:hAnsi="Inter" w:eastAsia="ＭＳ 明朝" w:cs="Inter" w:eastAsiaTheme="minorEastAsia"/>
                 <w:sz w:val="18"/>
+                <w:szCs w:val="22"/>
               </w:rPr>
               <w:t>53</w:t>
             </w:r>
@@ -1340,7 +2119,19 @@
         </w:tc>
         <w:tc>
           <w:tcPr>
-            <w:tcW w:type="dxa" w:w="1051"/>
+            <w:tcW w:w="1051" w:type="dxa"/>
+            <w:tcBorders>
+              <w:top w:val="single" w:sz="4" w:space="0" w:color="auto"/>
+              <w:left w:val="single" w:sz="4" w:space="0" w:color="auto"/>
+              <w:bottom w:val="single" w:sz="4" w:space="0" w:color="auto"/>
+              <w:right w:val="single" w:sz="4" w:space="0" w:color="auto"/>
+            </w:tcBorders>
+            <w:tcMar>
+              <w:top w:w="0" w:type="dxa"/>
+              <w:left w:w="108" w:type="dxa"/>
+              <w:bottom w:w="0" w:type="dxa"/>
+              <w:right w:w="108" w:type="dxa"/>
+            </w:tcMar>
           </w:tcPr>
           <w:p>
             <w:pPr>
@@ -1348,8 +2139,9 @@
             </w:pPr>
             <w:r>
               <w:rPr>
-                <w:rFonts w:ascii="Inter" w:hAnsi="Inter"/>
+                <w:rFonts w:ascii="Inter" w:hAnsi="Inter" w:eastAsia="ＭＳ 明朝" w:cs="Inter" w:eastAsiaTheme="minorEastAsia"/>
                 <w:sz w:val="18"/>
+                <w:szCs w:val="22"/>
               </w:rPr>
               <w:t>54</w:t>
             </w:r>
@@ -1357,7 +2149,19 @@
         </w:tc>
         <w:tc>
           <w:tcPr>
-            <w:tcW w:type="dxa" w:w="1051"/>
+            <w:tcW w:w="1051" w:type="dxa"/>
+            <w:tcBorders>
+              <w:top w:val="single" w:sz="4" w:space="0" w:color="auto"/>
+              <w:left w:val="single" w:sz="4" w:space="0" w:color="auto"/>
+              <w:bottom w:val="single" w:sz="4" w:space="0" w:color="auto"/>
+              <w:right w:val="single" w:sz="4" w:space="0" w:color="auto"/>
+            </w:tcBorders>
+            <w:tcMar>
+              <w:top w:w="0" w:type="dxa"/>
+              <w:left w:w="108" w:type="dxa"/>
+              <w:bottom w:w="0" w:type="dxa"/>
+              <w:right w:w="108" w:type="dxa"/>
+            </w:tcMar>
           </w:tcPr>
           <w:p>
             <w:pPr>
@@ -1365,8 +2169,9 @@
             </w:pPr>
             <w:r>
               <w:rPr>
-                <w:rFonts w:ascii="Inter" w:hAnsi="Inter"/>
+                <w:rFonts w:ascii="Inter" w:hAnsi="Inter" w:eastAsia="ＭＳ 明朝" w:cs="Inter" w:eastAsiaTheme="minorEastAsia"/>
                 <w:sz w:val="18"/>
+                <w:szCs w:val="22"/>
               </w:rPr>
               <w:t>55</w:t>
             </w:r>
@@ -1374,7 +2179,19 @@
         </w:tc>
         <w:tc>
           <w:tcPr>
-            <w:tcW w:type="dxa" w:w="1051"/>
+            <w:tcW w:w="1051" w:type="dxa"/>
+            <w:tcBorders>
+              <w:top w:val="single" w:sz="4" w:space="0" w:color="auto"/>
+              <w:left w:val="single" w:sz="4" w:space="0" w:color="auto"/>
+              <w:bottom w:val="single" w:sz="4" w:space="0" w:color="auto"/>
+              <w:right w:val="single" w:sz="4" w:space="0" w:color="auto"/>
+            </w:tcBorders>
+            <w:tcMar>
+              <w:top w:w="0" w:type="dxa"/>
+              <w:left w:w="108" w:type="dxa"/>
+              <w:bottom w:w="0" w:type="dxa"/>
+              <w:right w:w="108" w:type="dxa"/>
+            </w:tcMar>
           </w:tcPr>
           <w:p>
             <w:pPr>
@@ -1382,8 +2199,9 @@
             </w:pPr>
             <w:r>
               <w:rPr>
-                <w:rFonts w:ascii="Inter" w:hAnsi="Inter"/>
+                <w:rFonts w:ascii="Inter" w:hAnsi="Inter" w:eastAsia="ＭＳ 明朝" w:cs="Inter" w:eastAsiaTheme="minorEastAsia"/>
                 <w:sz w:val="18"/>
+                <w:szCs w:val="22"/>
               </w:rPr>
               <w:t>56</w:t>
             </w:r>
@@ -1391,7 +2209,19 @@
         </w:tc>
         <w:tc>
           <w:tcPr>
-            <w:tcW w:type="dxa" w:w="1051"/>
+            <w:tcW w:w="1051" w:type="dxa"/>
+            <w:tcBorders>
+              <w:top w:val="single" w:sz="4" w:space="0" w:color="auto"/>
+              <w:left w:val="single" w:sz="4" w:space="0" w:color="auto"/>
+              <w:bottom w:val="single" w:sz="4" w:space="0" w:color="auto"/>
+              <w:right w:val="single" w:sz="4" w:space="0" w:color="auto"/>
+            </w:tcBorders>
+            <w:tcMar>
+              <w:top w:w="0" w:type="dxa"/>
+              <w:left w:w="108" w:type="dxa"/>
+              <w:bottom w:w="0" w:type="dxa"/>
+              <w:right w:w="108" w:type="dxa"/>
+            </w:tcMar>
           </w:tcPr>
           <w:p>
             <w:pPr>
@@ -1399,8 +2229,9 @@
             </w:pPr>
             <w:r>
               <w:rPr>
-                <w:rFonts w:ascii="Inter" w:hAnsi="Inter"/>
+                <w:rFonts w:ascii="Inter" w:hAnsi="Inter" w:eastAsia="ＭＳ 明朝" w:cs="Inter" w:eastAsiaTheme="minorEastAsia"/>
                 <w:sz w:val="18"/>
+                <w:szCs w:val="22"/>
               </w:rPr>
               <w:t>57</w:t>
             </w:r>
@@ -1408,7 +2239,19 @@
         </w:tc>
         <w:tc>
           <w:tcPr>
-            <w:tcW w:type="dxa" w:w="1051"/>
+            <w:tcW w:w="1051" w:type="dxa"/>
+            <w:tcBorders>
+              <w:top w:val="single" w:sz="4" w:space="0" w:color="auto"/>
+              <w:left w:val="single" w:sz="4" w:space="0" w:color="auto"/>
+              <w:bottom w:val="single" w:sz="4" w:space="0" w:color="auto"/>
+              <w:right w:val="single" w:sz="4" w:space="0" w:color="auto"/>
+            </w:tcBorders>
+            <w:tcMar>
+              <w:top w:w="0" w:type="dxa"/>
+              <w:left w:w="108" w:type="dxa"/>
+              <w:bottom w:w="0" w:type="dxa"/>
+              <w:right w:w="108" w:type="dxa"/>
+            </w:tcMar>
           </w:tcPr>
           <w:p>
             <w:pPr>
@@ -1416,8 +2259,9 @@
             </w:pPr>
             <w:r>
               <w:rPr>
-                <w:rFonts w:ascii="Inter" w:hAnsi="Inter"/>
+                <w:rFonts w:ascii="Inter" w:hAnsi="Inter" w:eastAsia="ＭＳ 明朝" w:cs="Inter" w:eastAsiaTheme="minorEastAsia"/>
                 <w:sz w:val="18"/>
+                <w:szCs w:val="22"/>
               </w:rPr>
               <w:t>58</w:t>
             </w:r>
@@ -1425,7 +2269,19 @@
         </w:tc>
         <w:tc>
           <w:tcPr>
-            <w:tcW w:type="dxa" w:w="1051"/>
+            <w:tcW w:w="1051" w:type="dxa"/>
+            <w:tcBorders>
+              <w:top w:val="single" w:sz="4" w:space="0" w:color="auto"/>
+              <w:left w:val="single" w:sz="4" w:space="0" w:color="auto"/>
+              <w:bottom w:val="single" w:sz="4" w:space="0" w:color="auto"/>
+              <w:right w:val="single" w:sz="4" w:space="0" w:color="auto"/>
+            </w:tcBorders>
+            <w:tcMar>
+              <w:top w:w="0" w:type="dxa"/>
+              <w:left w:w="108" w:type="dxa"/>
+              <w:bottom w:w="0" w:type="dxa"/>
+              <w:right w:w="108" w:type="dxa"/>
+            </w:tcMar>
           </w:tcPr>
           <w:p>
             <w:pPr>
@@ -1433,8 +2289,9 @@
             </w:pPr>
             <w:r>
               <w:rPr>
-                <w:rFonts w:ascii="Inter" w:hAnsi="Inter"/>
+                <w:rFonts w:ascii="Inter" w:hAnsi="Inter" w:eastAsia="ＭＳ 明朝" w:cs="Inter" w:eastAsiaTheme="minorEastAsia"/>
                 <w:sz w:val="18"/>
+                <w:szCs w:val="22"/>
               </w:rPr>
               <w:t>59</w:t>
             </w:r>
@@ -1442,7 +2299,19 @@
         </w:tc>
         <w:tc>
           <w:tcPr>
-            <w:tcW w:type="dxa" w:w="1051"/>
+            <w:tcW w:w="1051" w:type="dxa"/>
+            <w:tcBorders>
+              <w:top w:val="single" w:sz="4" w:space="0" w:color="auto"/>
+              <w:left w:val="single" w:sz="4" w:space="0" w:color="auto"/>
+              <w:bottom w:val="single" w:sz="4" w:space="0" w:color="auto"/>
+              <w:right w:val="single" w:sz="4" w:space="0" w:color="auto"/>
+            </w:tcBorders>
+            <w:tcMar>
+              <w:top w:w="0" w:type="dxa"/>
+              <w:left w:w="108" w:type="dxa"/>
+              <w:bottom w:w="0" w:type="dxa"/>
+              <w:right w:w="108" w:type="dxa"/>
+            </w:tcMar>
           </w:tcPr>
           <w:p>
             <w:pPr>
@@ -1450,8 +2319,9 @@
             </w:pPr>
             <w:r>
               <w:rPr>
-                <w:rFonts w:ascii="Inter" w:hAnsi="Inter"/>
+                <w:rFonts w:ascii="Inter" w:hAnsi="Inter" w:eastAsia="ＭＳ 明朝" w:cs="Inter" w:eastAsiaTheme="minorEastAsia"/>
                 <w:sz w:val="18"/>
+                <w:szCs w:val="22"/>
               </w:rPr>
               <w:t>60</w:t>
             </w:r>
@@ -1461,7 +2331,19 @@
       <w:tr>
         <w:tc>
           <w:tcPr>
-            <w:tcW w:type="dxa" w:w="1051"/>
+            <w:tcW w:w="1051" w:type="dxa"/>
+            <w:tcBorders>
+              <w:top w:val="single" w:sz="4" w:space="0" w:color="auto"/>
+              <w:left w:val="single" w:sz="4" w:space="0" w:color="auto"/>
+              <w:bottom w:val="single" w:sz="4" w:space="0" w:color="auto"/>
+              <w:right w:val="single" w:sz="4" w:space="0" w:color="auto"/>
+            </w:tcBorders>
+            <w:tcMar>
+              <w:top w:w="0" w:type="dxa"/>
+              <w:left w:w="108" w:type="dxa"/>
+              <w:bottom w:w="0" w:type="dxa"/>
+              <w:right w:w="108" w:type="dxa"/>
+            </w:tcMar>
           </w:tcPr>
           <w:p>
             <w:pPr>
@@ -1469,8 +2351,9 @@
             </w:pPr>
             <w:r>
               <w:rPr>
-                <w:rFonts w:ascii="Inter" w:hAnsi="Inter"/>
+                <w:rFonts w:ascii="Inter" w:hAnsi="Inter" w:eastAsia="ＭＳ 明朝" w:cs="Inter" w:eastAsiaTheme="minorEastAsia"/>
                 <w:sz w:val="18"/>
+                <w:szCs w:val="22"/>
               </w:rPr>
               <w:t>61</w:t>
             </w:r>
@@ -1478,7 +2361,19 @@
         </w:tc>
         <w:tc>
           <w:tcPr>
-            <w:tcW w:type="dxa" w:w="1051"/>
+            <w:tcW w:w="1051" w:type="dxa"/>
+            <w:tcBorders>
+              <w:top w:val="single" w:sz="4" w:space="0" w:color="auto"/>
+              <w:left w:val="single" w:sz="4" w:space="0" w:color="auto"/>
+              <w:bottom w:val="single" w:sz="4" w:space="0" w:color="auto"/>
+              <w:right w:val="single" w:sz="4" w:space="0" w:color="auto"/>
+            </w:tcBorders>
+            <w:tcMar>
+              <w:top w:w="0" w:type="dxa"/>
+              <w:left w:w="108" w:type="dxa"/>
+              <w:bottom w:w="0" w:type="dxa"/>
+              <w:right w:w="108" w:type="dxa"/>
+            </w:tcMar>
           </w:tcPr>
           <w:p>
             <w:pPr>
@@ -1486,8 +2381,9 @@
             </w:pPr>
             <w:r>
               <w:rPr>
-                <w:rFonts w:ascii="Inter" w:hAnsi="Inter"/>
+                <w:rFonts w:ascii="Inter" w:hAnsi="Inter" w:eastAsia="ＭＳ 明朝" w:cs="Inter" w:eastAsiaTheme="minorEastAsia"/>
                 <w:sz w:val="18"/>
+                <w:szCs w:val="22"/>
               </w:rPr>
               <w:t>62</w:t>
             </w:r>
@@ -1495,7 +2391,19 @@
         </w:tc>
         <w:tc>
           <w:tcPr>
-            <w:tcW w:type="dxa" w:w="1051"/>
+            <w:tcW w:w="1051" w:type="dxa"/>
+            <w:tcBorders>
+              <w:top w:val="single" w:sz="4" w:space="0" w:color="auto"/>
+              <w:left w:val="single" w:sz="4" w:space="0" w:color="auto"/>
+              <w:bottom w:val="single" w:sz="4" w:space="0" w:color="auto"/>
+              <w:right w:val="single" w:sz="4" w:space="0" w:color="auto"/>
+            </w:tcBorders>
+            <w:tcMar>
+              <w:top w:w="0" w:type="dxa"/>
+              <w:left w:w="108" w:type="dxa"/>
+              <w:bottom w:w="0" w:type="dxa"/>
+              <w:right w:w="108" w:type="dxa"/>
+            </w:tcMar>
           </w:tcPr>
           <w:p>
             <w:pPr>
@@ -1503,8 +2411,9 @@
             </w:pPr>
             <w:r>
               <w:rPr>
-                <w:rFonts w:ascii="Inter" w:hAnsi="Inter"/>
+                <w:rFonts w:ascii="Inter" w:hAnsi="Inter" w:eastAsia="ＭＳ 明朝" w:cs="Inter" w:eastAsiaTheme="minorEastAsia"/>
                 <w:sz w:val="18"/>
+                <w:szCs w:val="22"/>
               </w:rPr>
               <w:t>63</w:t>
             </w:r>
@@ -1512,7 +2421,19 @@
         </w:tc>
         <w:tc>
           <w:tcPr>
-            <w:tcW w:type="dxa" w:w="1051"/>
+            <w:tcW w:w="1051" w:type="dxa"/>
+            <w:tcBorders>
+              <w:top w:val="single" w:sz="4" w:space="0" w:color="auto"/>
+              <w:left w:val="single" w:sz="4" w:space="0" w:color="auto"/>
+              <w:bottom w:val="single" w:sz="4" w:space="0" w:color="auto"/>
+              <w:right w:val="single" w:sz="4" w:space="0" w:color="auto"/>
+            </w:tcBorders>
+            <w:tcMar>
+              <w:top w:w="0" w:type="dxa"/>
+              <w:left w:w="108" w:type="dxa"/>
+              <w:bottom w:w="0" w:type="dxa"/>
+              <w:right w:w="108" w:type="dxa"/>
+            </w:tcMar>
           </w:tcPr>
           <w:p>
             <w:pPr>
@@ -1520,8 +2441,9 @@
             </w:pPr>
             <w:r>
               <w:rPr>
-                <w:rFonts w:ascii="Inter" w:hAnsi="Inter"/>
+                <w:rFonts w:ascii="Inter" w:hAnsi="Inter" w:eastAsia="ＭＳ 明朝" w:cs="Inter" w:eastAsiaTheme="minorEastAsia"/>
                 <w:sz w:val="18"/>
+                <w:szCs w:val="22"/>
               </w:rPr>
               <w:t>64</w:t>
             </w:r>
@@ -1529,7 +2451,19 @@
         </w:tc>
         <w:tc>
           <w:tcPr>
-            <w:tcW w:type="dxa" w:w="1051"/>
+            <w:tcW w:w="1051" w:type="dxa"/>
+            <w:tcBorders>
+              <w:top w:val="single" w:sz="4" w:space="0" w:color="auto"/>
+              <w:left w:val="single" w:sz="4" w:space="0" w:color="auto"/>
+              <w:bottom w:val="single" w:sz="4" w:space="0" w:color="auto"/>
+              <w:right w:val="single" w:sz="4" w:space="0" w:color="auto"/>
+            </w:tcBorders>
+            <w:tcMar>
+              <w:top w:w="0" w:type="dxa"/>
+              <w:left w:w="108" w:type="dxa"/>
+              <w:bottom w:w="0" w:type="dxa"/>
+              <w:right w:w="108" w:type="dxa"/>
+            </w:tcMar>
           </w:tcPr>
           <w:p>
             <w:pPr>
@@ -1537,8 +2471,9 @@
             </w:pPr>
             <w:r>
               <w:rPr>
-                <w:rFonts w:ascii="Inter" w:hAnsi="Inter"/>
+                <w:rFonts w:ascii="Inter" w:hAnsi="Inter" w:eastAsia="ＭＳ 明朝" w:cs="Inter" w:eastAsiaTheme="minorEastAsia"/>
                 <w:sz w:val="18"/>
+                <w:szCs w:val="22"/>
               </w:rPr>
               <w:t>65</w:t>
             </w:r>
@@ -1546,7 +2481,19 @@
         </w:tc>
         <w:tc>
           <w:tcPr>
-            <w:tcW w:type="dxa" w:w="1051"/>
+            <w:tcW w:w="1051" w:type="dxa"/>
+            <w:tcBorders>
+              <w:top w:val="single" w:sz="4" w:space="0" w:color="auto"/>
+              <w:left w:val="single" w:sz="4" w:space="0" w:color="auto"/>
+              <w:bottom w:val="single" w:sz="4" w:space="0" w:color="auto"/>
+              <w:right w:val="single" w:sz="4" w:space="0" w:color="auto"/>
+            </w:tcBorders>
+            <w:tcMar>
+              <w:top w:w="0" w:type="dxa"/>
+              <w:left w:w="108" w:type="dxa"/>
+              <w:bottom w:w="0" w:type="dxa"/>
+              <w:right w:w="108" w:type="dxa"/>
+            </w:tcMar>
           </w:tcPr>
           <w:p>
             <w:pPr>
@@ -1554,8 +2501,9 @@
             </w:pPr>
             <w:r>
               <w:rPr>
-                <w:rFonts w:ascii="Inter" w:hAnsi="Inter"/>
+                <w:rFonts w:ascii="Inter" w:hAnsi="Inter" w:eastAsia="ＭＳ 明朝" w:cs="Inter" w:eastAsiaTheme="minorEastAsia"/>
                 <w:sz w:val="18"/>
+                <w:szCs w:val="22"/>
               </w:rPr>
               <w:t>66</w:t>
             </w:r>
@@ -1563,7 +2511,19 @@
         </w:tc>
         <w:tc>
           <w:tcPr>
-            <w:tcW w:type="dxa" w:w="1051"/>
+            <w:tcW w:w="1051" w:type="dxa"/>
+            <w:tcBorders>
+              <w:top w:val="single" w:sz="4" w:space="0" w:color="auto"/>
+              <w:left w:val="single" w:sz="4" w:space="0" w:color="auto"/>
+              <w:bottom w:val="single" w:sz="4" w:space="0" w:color="auto"/>
+              <w:right w:val="single" w:sz="4" w:space="0" w:color="auto"/>
+            </w:tcBorders>
+            <w:tcMar>
+              <w:top w:w="0" w:type="dxa"/>
+              <w:left w:w="108" w:type="dxa"/>
+              <w:bottom w:w="0" w:type="dxa"/>
+              <w:right w:w="108" w:type="dxa"/>
+            </w:tcMar>
           </w:tcPr>
           <w:p>
             <w:pPr>
@@ -1571,8 +2531,9 @@
             </w:pPr>
             <w:r>
               <w:rPr>
-                <w:rFonts w:ascii="Inter" w:hAnsi="Inter"/>
+                <w:rFonts w:ascii="Inter" w:hAnsi="Inter" w:eastAsia="ＭＳ 明朝" w:cs="Inter" w:eastAsiaTheme="minorEastAsia"/>
                 <w:sz w:val="18"/>
+                <w:szCs w:val="22"/>
               </w:rPr>
               <w:t>67</w:t>
             </w:r>
@@ -1580,7 +2541,19 @@
         </w:tc>
         <w:tc>
           <w:tcPr>
-            <w:tcW w:type="dxa" w:w="1051"/>
+            <w:tcW w:w="1051" w:type="dxa"/>
+            <w:tcBorders>
+              <w:top w:val="single" w:sz="4" w:space="0" w:color="auto"/>
+              <w:left w:val="single" w:sz="4" w:space="0" w:color="auto"/>
+              <w:bottom w:val="single" w:sz="4" w:space="0" w:color="auto"/>
+              <w:right w:val="single" w:sz="4" w:space="0" w:color="auto"/>
+            </w:tcBorders>
+            <w:tcMar>
+              <w:top w:w="0" w:type="dxa"/>
+              <w:left w:w="108" w:type="dxa"/>
+              <w:bottom w:w="0" w:type="dxa"/>
+              <w:right w:w="108" w:type="dxa"/>
+            </w:tcMar>
           </w:tcPr>
           <w:p>
             <w:pPr>
@@ -1588,8 +2561,9 @@
             </w:pPr>
             <w:r>
               <w:rPr>
-                <w:rFonts w:ascii="Inter" w:hAnsi="Inter"/>
+                <w:rFonts w:ascii="Inter" w:hAnsi="Inter" w:eastAsia="ＭＳ 明朝" w:cs="Inter" w:eastAsiaTheme="minorEastAsia"/>
                 <w:sz w:val="18"/>
+                <w:szCs w:val="22"/>
               </w:rPr>
               <w:t>68</w:t>
             </w:r>
@@ -1597,7 +2571,19 @@
         </w:tc>
         <w:tc>
           <w:tcPr>
-            <w:tcW w:type="dxa" w:w="1051"/>
+            <w:tcW w:w="1051" w:type="dxa"/>
+            <w:tcBorders>
+              <w:top w:val="single" w:sz="4" w:space="0" w:color="auto"/>
+              <w:left w:val="single" w:sz="4" w:space="0" w:color="auto"/>
+              <w:bottom w:val="single" w:sz="4" w:space="0" w:color="auto"/>
+              <w:right w:val="single" w:sz="4" w:space="0" w:color="auto"/>
+            </w:tcBorders>
+            <w:tcMar>
+              <w:top w:w="0" w:type="dxa"/>
+              <w:left w:w="108" w:type="dxa"/>
+              <w:bottom w:w="0" w:type="dxa"/>
+              <w:right w:w="108" w:type="dxa"/>
+            </w:tcMar>
           </w:tcPr>
           <w:p>
             <w:pPr>
@@ -1605,8 +2591,9 @@
             </w:pPr>
             <w:r>
               <w:rPr>
-                <w:rFonts w:ascii="Inter" w:hAnsi="Inter"/>
+                <w:rFonts w:ascii="Inter" w:hAnsi="Inter" w:eastAsia="ＭＳ 明朝" w:cs="Inter" w:eastAsiaTheme="minorEastAsia"/>
                 <w:sz w:val="18"/>
+                <w:szCs w:val="22"/>
               </w:rPr>
               <w:t>69</w:t>
             </w:r>
@@ -1614,7 +2601,19 @@
         </w:tc>
         <w:tc>
           <w:tcPr>
-            <w:tcW w:type="dxa" w:w="1051"/>
+            <w:tcW w:w="1051" w:type="dxa"/>
+            <w:tcBorders>
+              <w:top w:val="single" w:sz="4" w:space="0" w:color="auto"/>
+              <w:left w:val="single" w:sz="4" w:space="0" w:color="auto"/>
+              <w:bottom w:val="single" w:sz="4" w:space="0" w:color="auto"/>
+              <w:right w:val="single" w:sz="4" w:space="0" w:color="auto"/>
+            </w:tcBorders>
+            <w:tcMar>
+              <w:top w:w="0" w:type="dxa"/>
+              <w:left w:w="108" w:type="dxa"/>
+              <w:bottom w:w="0" w:type="dxa"/>
+              <w:right w:w="108" w:type="dxa"/>
+            </w:tcMar>
           </w:tcPr>
           <w:p>
             <w:pPr>
@@ -1622,8 +2621,9 @@
             </w:pPr>
             <w:r>
               <w:rPr>
-                <w:rFonts w:ascii="Inter" w:hAnsi="Inter"/>
+                <w:rFonts w:ascii="Inter" w:hAnsi="Inter" w:eastAsia="ＭＳ 明朝" w:cs="Inter" w:eastAsiaTheme="minorEastAsia"/>
                 <w:sz w:val="18"/>
+                <w:szCs w:val="22"/>
               </w:rPr>
               <w:t>70</w:t>
             </w:r>
@@ -1633,7 +2633,19 @@
       <w:tr>
         <w:tc>
           <w:tcPr>
-            <w:tcW w:type="dxa" w:w="1051"/>
+            <w:tcW w:w="1051" w:type="dxa"/>
+            <w:tcBorders>
+              <w:top w:val="single" w:sz="4" w:space="0" w:color="auto"/>
+              <w:left w:val="single" w:sz="4" w:space="0" w:color="auto"/>
+              <w:bottom w:val="single" w:sz="4" w:space="0" w:color="auto"/>
+              <w:right w:val="single" w:sz="4" w:space="0" w:color="auto"/>
+            </w:tcBorders>
+            <w:tcMar>
+              <w:top w:w="0" w:type="dxa"/>
+              <w:left w:w="108" w:type="dxa"/>
+              <w:bottom w:w="0" w:type="dxa"/>
+              <w:right w:w="108" w:type="dxa"/>
+            </w:tcMar>
           </w:tcPr>
           <w:p>
             <w:pPr>
@@ -1641,8 +2653,9 @@
             </w:pPr>
             <w:r>
               <w:rPr>
-                <w:rFonts w:ascii="Inter" w:hAnsi="Inter"/>
+                <w:rFonts w:ascii="Inter" w:hAnsi="Inter" w:eastAsia="ＭＳ 明朝" w:cs="Inter" w:eastAsiaTheme="minorEastAsia"/>
                 <w:sz w:val="18"/>
+                <w:szCs w:val="22"/>
               </w:rPr>
               <w:t>71</w:t>
             </w:r>
@@ -1650,7 +2663,19 @@
         </w:tc>
         <w:tc>
           <w:tcPr>
-            <w:tcW w:type="dxa" w:w="1051"/>
+            <w:tcW w:w="1051" w:type="dxa"/>
+            <w:tcBorders>
+              <w:top w:val="single" w:sz="4" w:space="0" w:color="auto"/>
+              <w:left w:val="single" w:sz="4" w:space="0" w:color="auto"/>
+              <w:bottom w:val="single" w:sz="4" w:space="0" w:color="auto"/>
+              <w:right w:val="single" w:sz="4" w:space="0" w:color="auto"/>
+            </w:tcBorders>
+            <w:tcMar>
+              <w:top w:w="0" w:type="dxa"/>
+              <w:left w:w="108" w:type="dxa"/>
+              <w:bottom w:w="0" w:type="dxa"/>
+              <w:right w:w="108" w:type="dxa"/>
+            </w:tcMar>
           </w:tcPr>
           <w:p>
             <w:pPr>
@@ -1658,8 +2683,9 @@
             </w:pPr>
             <w:r>
               <w:rPr>
-                <w:rFonts w:ascii="Inter" w:hAnsi="Inter"/>
+                <w:rFonts w:ascii="Inter" w:hAnsi="Inter" w:eastAsia="ＭＳ 明朝" w:cs="Inter" w:eastAsiaTheme="minorEastAsia"/>
                 <w:sz w:val="18"/>
+                <w:szCs w:val="22"/>
               </w:rPr>
               <w:t>72</w:t>
             </w:r>
@@ -1667,7 +2693,19 @@
         </w:tc>
         <w:tc>
           <w:tcPr>
-            <w:tcW w:type="dxa" w:w="1051"/>
+            <w:tcW w:w="1051" w:type="dxa"/>
+            <w:tcBorders>
+              <w:top w:val="single" w:sz="4" w:space="0" w:color="auto"/>
+              <w:left w:val="single" w:sz="4" w:space="0" w:color="auto"/>
+              <w:bottom w:val="single" w:sz="4" w:space="0" w:color="auto"/>
+              <w:right w:val="single" w:sz="4" w:space="0" w:color="auto"/>
+            </w:tcBorders>
+            <w:tcMar>
+              <w:top w:w="0" w:type="dxa"/>
+              <w:left w:w="108" w:type="dxa"/>
+              <w:bottom w:w="0" w:type="dxa"/>
+              <w:right w:w="108" w:type="dxa"/>
+            </w:tcMar>
           </w:tcPr>
           <w:p>
             <w:pPr>
@@ -1675,8 +2713,9 @@
             </w:pPr>
             <w:r>
               <w:rPr>
-                <w:rFonts w:ascii="Inter" w:hAnsi="Inter"/>
+                <w:rFonts w:ascii="Inter" w:hAnsi="Inter" w:eastAsia="ＭＳ 明朝" w:cs="Inter" w:eastAsiaTheme="minorEastAsia"/>
                 <w:sz w:val="18"/>
+                <w:szCs w:val="22"/>
               </w:rPr>
               <w:t>73</w:t>
             </w:r>
@@ -1684,7 +2723,19 @@
         </w:tc>
         <w:tc>
           <w:tcPr>
-            <w:tcW w:type="dxa" w:w="1051"/>
+            <w:tcW w:w="1051" w:type="dxa"/>
+            <w:tcBorders>
+              <w:top w:val="single" w:sz="4" w:space="0" w:color="auto"/>
+              <w:left w:val="single" w:sz="4" w:space="0" w:color="auto"/>
+              <w:bottom w:val="single" w:sz="4" w:space="0" w:color="auto"/>
+              <w:right w:val="single" w:sz="4" w:space="0" w:color="auto"/>
+            </w:tcBorders>
+            <w:tcMar>
+              <w:top w:w="0" w:type="dxa"/>
+              <w:left w:w="108" w:type="dxa"/>
+              <w:bottom w:w="0" w:type="dxa"/>
+              <w:right w:w="108" w:type="dxa"/>
+            </w:tcMar>
           </w:tcPr>
           <w:p>
             <w:pPr>
@@ -1692,8 +2743,9 @@
             </w:pPr>
             <w:r>
               <w:rPr>
-                <w:rFonts w:ascii="Inter" w:hAnsi="Inter"/>
+                <w:rFonts w:ascii="Inter" w:hAnsi="Inter" w:eastAsia="ＭＳ 明朝" w:cs="Inter" w:eastAsiaTheme="minorEastAsia"/>
                 <w:sz w:val="18"/>
+                <w:szCs w:val="22"/>
               </w:rPr>
               <w:t>74</w:t>
             </w:r>
@@ -1701,7 +2753,19 @@
         </w:tc>
         <w:tc>
           <w:tcPr>
-            <w:tcW w:type="dxa" w:w="1051"/>
+            <w:tcW w:w="1051" w:type="dxa"/>
+            <w:tcBorders>
+              <w:top w:val="single" w:sz="4" w:space="0" w:color="auto"/>
+              <w:left w:val="single" w:sz="4" w:space="0" w:color="auto"/>
+              <w:bottom w:val="single" w:sz="4" w:space="0" w:color="auto"/>
+              <w:right w:val="single" w:sz="4" w:space="0" w:color="auto"/>
+            </w:tcBorders>
+            <w:tcMar>
+              <w:top w:w="0" w:type="dxa"/>
+              <w:left w:w="108" w:type="dxa"/>
+              <w:bottom w:w="0" w:type="dxa"/>
+              <w:right w:w="108" w:type="dxa"/>
+            </w:tcMar>
           </w:tcPr>
           <w:p>
             <w:pPr>
@@ -1709,8 +2773,9 @@
             </w:pPr>
             <w:r>
               <w:rPr>
-                <w:rFonts w:ascii="Inter" w:hAnsi="Inter"/>
+                <w:rFonts w:ascii="Inter" w:hAnsi="Inter" w:eastAsia="ＭＳ 明朝" w:cs="Inter" w:eastAsiaTheme="minorEastAsia"/>
                 <w:sz w:val="18"/>
+                <w:szCs w:val="22"/>
               </w:rPr>
               <w:t>75</w:t>
             </w:r>
@@ -1718,7 +2783,19 @@
         </w:tc>
         <w:tc>
           <w:tcPr>
-            <w:tcW w:type="dxa" w:w="1051"/>
+            <w:tcW w:w="1051" w:type="dxa"/>
+            <w:tcBorders>
+              <w:top w:val="single" w:sz="4" w:space="0" w:color="auto"/>
+              <w:left w:val="single" w:sz="4" w:space="0" w:color="auto"/>
+              <w:bottom w:val="single" w:sz="4" w:space="0" w:color="auto"/>
+              <w:right w:val="single" w:sz="4" w:space="0" w:color="auto"/>
+            </w:tcBorders>
+            <w:tcMar>
+              <w:top w:w="0" w:type="dxa"/>
+              <w:left w:w="108" w:type="dxa"/>
+              <w:bottom w:w="0" w:type="dxa"/>
+              <w:right w:w="108" w:type="dxa"/>
+            </w:tcMar>
           </w:tcPr>
           <w:p>
             <w:pPr>
@@ -1726,8 +2803,9 @@
             </w:pPr>
             <w:r>
               <w:rPr>
-                <w:rFonts w:ascii="Inter" w:hAnsi="Inter"/>
+                <w:rFonts w:ascii="Inter" w:hAnsi="Inter" w:eastAsia="ＭＳ 明朝" w:cs="Inter" w:eastAsiaTheme="minorEastAsia"/>
                 <w:sz w:val="18"/>
+                <w:szCs w:val="22"/>
               </w:rPr>
               <w:t>76</w:t>
             </w:r>
@@ -1735,7 +2813,19 @@
         </w:tc>
         <w:tc>
           <w:tcPr>
-            <w:tcW w:type="dxa" w:w="1051"/>
+            <w:tcW w:w="1051" w:type="dxa"/>
+            <w:tcBorders>
+              <w:top w:val="single" w:sz="4" w:space="0" w:color="auto"/>
+              <w:left w:val="single" w:sz="4" w:space="0" w:color="auto"/>
+              <w:bottom w:val="single" w:sz="4" w:space="0" w:color="auto"/>
+              <w:right w:val="single" w:sz="4" w:space="0" w:color="auto"/>
+            </w:tcBorders>
+            <w:tcMar>
+              <w:top w:w="0" w:type="dxa"/>
+              <w:left w:w="108" w:type="dxa"/>
+              <w:bottom w:w="0" w:type="dxa"/>
+              <w:right w:w="108" w:type="dxa"/>
+            </w:tcMar>
           </w:tcPr>
           <w:p>
             <w:pPr>
@@ -1743,8 +2833,9 @@
             </w:pPr>
             <w:r>
               <w:rPr>
-                <w:rFonts w:ascii="Inter" w:hAnsi="Inter"/>
+                <w:rFonts w:ascii="Inter" w:hAnsi="Inter" w:eastAsia="ＭＳ 明朝" w:cs="Inter" w:eastAsiaTheme="minorEastAsia"/>
                 <w:sz w:val="18"/>
+                <w:szCs w:val="22"/>
               </w:rPr>
               <w:t>77</w:t>
             </w:r>
@@ -1752,7 +2843,19 @@
         </w:tc>
         <w:tc>
           <w:tcPr>
-            <w:tcW w:type="dxa" w:w="1051"/>
+            <w:tcW w:w="1051" w:type="dxa"/>
+            <w:tcBorders>
+              <w:top w:val="single" w:sz="4" w:space="0" w:color="auto"/>
+              <w:left w:val="single" w:sz="4" w:space="0" w:color="auto"/>
+              <w:bottom w:val="single" w:sz="4" w:space="0" w:color="auto"/>
+              <w:right w:val="single" w:sz="4" w:space="0" w:color="auto"/>
+            </w:tcBorders>
+            <w:tcMar>
+              <w:top w:w="0" w:type="dxa"/>
+              <w:left w:w="108" w:type="dxa"/>
+              <w:bottom w:w="0" w:type="dxa"/>
+              <w:right w:w="108" w:type="dxa"/>
+            </w:tcMar>
           </w:tcPr>
           <w:p>
             <w:pPr>
@@ -1760,8 +2863,9 @@
             </w:pPr>
             <w:r>
               <w:rPr>
-                <w:rFonts w:ascii="Inter" w:hAnsi="Inter"/>
+                <w:rFonts w:ascii="Inter" w:hAnsi="Inter" w:eastAsia="ＭＳ 明朝" w:cs="Inter" w:eastAsiaTheme="minorEastAsia"/>
                 <w:sz w:val="18"/>
+                <w:szCs w:val="22"/>
               </w:rPr>
               <w:t>78</w:t>
             </w:r>
@@ -1769,7 +2873,19 @@
         </w:tc>
         <w:tc>
           <w:tcPr>
-            <w:tcW w:type="dxa" w:w="1051"/>
+            <w:tcW w:w="1051" w:type="dxa"/>
+            <w:tcBorders>
+              <w:top w:val="single" w:sz="4" w:space="0" w:color="auto"/>
+              <w:left w:val="single" w:sz="4" w:space="0" w:color="auto"/>
+              <w:bottom w:val="single" w:sz="4" w:space="0" w:color="auto"/>
+              <w:right w:val="single" w:sz="4" w:space="0" w:color="auto"/>
+            </w:tcBorders>
+            <w:tcMar>
+              <w:top w:w="0" w:type="dxa"/>
+              <w:left w:w="108" w:type="dxa"/>
+              <w:bottom w:w="0" w:type="dxa"/>
+              <w:right w:w="108" w:type="dxa"/>
+            </w:tcMar>
           </w:tcPr>
           <w:p>
             <w:pPr>
@@ -1777,8 +2893,9 @@
             </w:pPr>
             <w:r>
               <w:rPr>
-                <w:rFonts w:ascii="Inter" w:hAnsi="Inter"/>
+                <w:rFonts w:ascii="Inter" w:hAnsi="Inter" w:eastAsia="ＭＳ 明朝" w:cs="Inter" w:eastAsiaTheme="minorEastAsia"/>
                 <w:sz w:val="18"/>
+                <w:szCs w:val="22"/>
               </w:rPr>
               <w:t>79</w:t>
             </w:r>
@@ -1786,7 +2903,19 @@
         </w:tc>
         <w:tc>
           <w:tcPr>
-            <w:tcW w:type="dxa" w:w="1051"/>
+            <w:tcW w:w="1051" w:type="dxa"/>
+            <w:tcBorders>
+              <w:top w:val="single" w:sz="4" w:space="0" w:color="auto"/>
+              <w:left w:val="single" w:sz="4" w:space="0" w:color="auto"/>
+              <w:bottom w:val="single" w:sz="4" w:space="0" w:color="auto"/>
+              <w:right w:val="single" w:sz="4" w:space="0" w:color="auto"/>
+            </w:tcBorders>
+            <w:tcMar>
+              <w:top w:w="0" w:type="dxa"/>
+              <w:left w:w="108" w:type="dxa"/>
+              <w:bottom w:w="0" w:type="dxa"/>
+              <w:right w:w="108" w:type="dxa"/>
+            </w:tcMar>
           </w:tcPr>
           <w:p>
             <w:pPr>
@@ -1794,8 +2923,9 @@
             </w:pPr>
             <w:r>
               <w:rPr>
-                <w:rFonts w:ascii="Inter" w:hAnsi="Inter"/>
+                <w:rFonts w:ascii="Inter" w:hAnsi="Inter" w:eastAsia="ＭＳ 明朝" w:cs="Inter" w:eastAsiaTheme="minorEastAsia"/>
                 <w:sz w:val="18"/>
+                <w:szCs w:val="22"/>
               </w:rPr>
               <w:t>80</w:t>
             </w:r>
@@ -1805,7 +2935,19 @@
       <w:tr>
         <w:tc>
           <w:tcPr>
-            <w:tcW w:type="dxa" w:w="1051"/>
+            <w:tcW w:w="1051" w:type="dxa"/>
+            <w:tcBorders>
+              <w:top w:val="single" w:sz="4" w:space="0" w:color="auto"/>
+              <w:left w:val="single" w:sz="4" w:space="0" w:color="auto"/>
+              <w:bottom w:val="single" w:sz="4" w:space="0" w:color="auto"/>
+              <w:right w:val="single" w:sz="4" w:space="0" w:color="auto"/>
+            </w:tcBorders>
+            <w:tcMar>
+              <w:top w:w="0" w:type="dxa"/>
+              <w:left w:w="108" w:type="dxa"/>
+              <w:bottom w:w="0" w:type="dxa"/>
+              <w:right w:w="108" w:type="dxa"/>
+            </w:tcMar>
           </w:tcPr>
           <w:p>
             <w:pPr>
@@ -1813,8 +2955,9 @@
             </w:pPr>
             <w:r>
               <w:rPr>
-                <w:rFonts w:ascii="Inter" w:hAnsi="Inter"/>
+                <w:rFonts w:ascii="Inter" w:hAnsi="Inter" w:eastAsia="ＭＳ 明朝" w:cs="Inter" w:eastAsiaTheme="minorEastAsia"/>
                 <w:sz w:val="18"/>
+                <w:szCs w:val="22"/>
               </w:rPr>
               <w:t>81</w:t>
             </w:r>
@@ -1822,7 +2965,19 @@
         </w:tc>
         <w:tc>
           <w:tcPr>
-            <w:tcW w:type="dxa" w:w="1051"/>
+            <w:tcW w:w="1051" w:type="dxa"/>
+            <w:tcBorders>
+              <w:top w:val="single" w:sz="4" w:space="0" w:color="auto"/>
+              <w:left w:val="single" w:sz="4" w:space="0" w:color="auto"/>
+              <w:bottom w:val="single" w:sz="4" w:space="0" w:color="auto"/>
+              <w:right w:val="single" w:sz="4" w:space="0" w:color="auto"/>
+            </w:tcBorders>
+            <w:tcMar>
+              <w:top w:w="0" w:type="dxa"/>
+              <w:left w:w="108" w:type="dxa"/>
+              <w:bottom w:w="0" w:type="dxa"/>
+              <w:right w:w="108" w:type="dxa"/>
+            </w:tcMar>
           </w:tcPr>
           <w:p>
             <w:pPr>
@@ -1830,8 +2985,9 @@
             </w:pPr>
             <w:r>
               <w:rPr>
-                <w:rFonts w:ascii="Inter" w:hAnsi="Inter"/>
+                <w:rFonts w:ascii="Inter" w:hAnsi="Inter" w:eastAsia="ＭＳ 明朝" w:cs="Inter" w:eastAsiaTheme="minorEastAsia"/>
                 <w:sz w:val="18"/>
+                <w:szCs w:val="22"/>
               </w:rPr>
               <w:t>82</w:t>
             </w:r>
@@ -1839,7 +2995,19 @@
         </w:tc>
         <w:tc>
           <w:tcPr>
-            <w:tcW w:type="dxa" w:w="1051"/>
+            <w:tcW w:w="1051" w:type="dxa"/>
+            <w:tcBorders>
+              <w:top w:val="single" w:sz="4" w:space="0" w:color="auto"/>
+              <w:left w:val="single" w:sz="4" w:space="0" w:color="auto"/>
+              <w:bottom w:val="single" w:sz="4" w:space="0" w:color="auto"/>
+              <w:right w:val="single" w:sz="4" w:space="0" w:color="auto"/>
+            </w:tcBorders>
+            <w:tcMar>
+              <w:top w:w="0" w:type="dxa"/>
+              <w:left w:w="108" w:type="dxa"/>
+              <w:bottom w:w="0" w:type="dxa"/>
+              <w:right w:w="108" w:type="dxa"/>
+            </w:tcMar>
           </w:tcPr>
           <w:p>
             <w:pPr>
@@ -1847,8 +3015,9 @@
             </w:pPr>
             <w:r>
               <w:rPr>
-                <w:rFonts w:ascii="Inter" w:hAnsi="Inter"/>
+                <w:rFonts w:ascii="Inter" w:hAnsi="Inter" w:eastAsia="ＭＳ 明朝" w:cs="Inter" w:eastAsiaTheme="minorEastAsia"/>
                 <w:sz w:val="18"/>
+                <w:szCs w:val="22"/>
               </w:rPr>
               <w:t>83</w:t>
             </w:r>
@@ -1856,7 +3025,19 @@
         </w:tc>
         <w:tc>
           <w:tcPr>
-            <w:tcW w:type="dxa" w:w="1051"/>
+            <w:tcW w:w="1051" w:type="dxa"/>
+            <w:tcBorders>
+              <w:top w:val="single" w:sz="4" w:space="0" w:color="auto"/>
+              <w:left w:val="single" w:sz="4" w:space="0" w:color="auto"/>
+              <w:bottom w:val="single" w:sz="4" w:space="0" w:color="auto"/>
+              <w:right w:val="single" w:sz="4" w:space="0" w:color="auto"/>
+            </w:tcBorders>
+            <w:tcMar>
+              <w:top w:w="0" w:type="dxa"/>
+              <w:left w:w="108" w:type="dxa"/>
+              <w:bottom w:w="0" w:type="dxa"/>
+              <w:right w:w="108" w:type="dxa"/>
+            </w:tcMar>
           </w:tcPr>
           <w:p>
             <w:pPr>
@@ -1864,8 +3045,9 @@
             </w:pPr>
             <w:r>
               <w:rPr>
-                <w:rFonts w:ascii="Inter" w:hAnsi="Inter"/>
+                <w:rFonts w:ascii="Inter" w:hAnsi="Inter" w:eastAsia="ＭＳ 明朝" w:cs="Inter" w:eastAsiaTheme="minorEastAsia"/>
                 <w:sz w:val="18"/>
+                <w:szCs w:val="22"/>
               </w:rPr>
               <w:t>84</w:t>
             </w:r>
@@ -1873,7 +3055,19 @@
         </w:tc>
         <w:tc>
           <w:tcPr>
-            <w:tcW w:type="dxa" w:w="1051"/>
+            <w:tcW w:w="1051" w:type="dxa"/>
+            <w:tcBorders>
+              <w:top w:val="single" w:sz="4" w:space="0" w:color="auto"/>
+              <w:left w:val="single" w:sz="4" w:space="0" w:color="auto"/>
+              <w:bottom w:val="single" w:sz="4" w:space="0" w:color="auto"/>
+              <w:right w:val="single" w:sz="4" w:space="0" w:color="auto"/>
+            </w:tcBorders>
+            <w:tcMar>
+              <w:top w:w="0" w:type="dxa"/>
+              <w:left w:w="108" w:type="dxa"/>
+              <w:bottom w:w="0" w:type="dxa"/>
+              <w:right w:w="108" w:type="dxa"/>
+            </w:tcMar>
           </w:tcPr>
           <w:p>
             <w:pPr>
@@ -1881,8 +3075,9 @@
             </w:pPr>
             <w:r>
               <w:rPr>
-                <w:rFonts w:ascii="Inter" w:hAnsi="Inter"/>
+                <w:rFonts w:ascii="Inter" w:hAnsi="Inter" w:eastAsia="ＭＳ 明朝" w:cs="Inter" w:eastAsiaTheme="minorEastAsia"/>
                 <w:sz w:val="18"/>
+                <w:szCs w:val="22"/>
               </w:rPr>
               <w:t>85</w:t>
             </w:r>
@@ -1890,7 +3085,19 @@
         </w:tc>
         <w:tc>
           <w:tcPr>
-            <w:tcW w:type="dxa" w:w="1051"/>
+            <w:tcW w:w="1051" w:type="dxa"/>
+            <w:tcBorders>
+              <w:top w:val="single" w:sz="4" w:space="0" w:color="auto"/>
+              <w:left w:val="single" w:sz="4" w:space="0" w:color="auto"/>
+              <w:bottom w:val="single" w:sz="4" w:space="0" w:color="auto"/>
+              <w:right w:val="single" w:sz="4" w:space="0" w:color="auto"/>
+            </w:tcBorders>
+            <w:tcMar>
+              <w:top w:w="0" w:type="dxa"/>
+              <w:left w:w="108" w:type="dxa"/>
+              <w:bottom w:w="0" w:type="dxa"/>
+              <w:right w:w="108" w:type="dxa"/>
+            </w:tcMar>
           </w:tcPr>
           <w:p>
             <w:pPr>
@@ -1898,8 +3105,9 @@
             </w:pPr>
             <w:r>
               <w:rPr>
-                <w:rFonts w:ascii="Inter" w:hAnsi="Inter"/>
+                <w:rFonts w:ascii="Inter" w:hAnsi="Inter" w:eastAsia="ＭＳ 明朝" w:cs="Inter" w:eastAsiaTheme="minorEastAsia"/>
                 <w:sz w:val="18"/>
+                <w:szCs w:val="22"/>
               </w:rPr>
               <w:t>86</w:t>
             </w:r>
@@ -1907,7 +3115,19 @@
         </w:tc>
         <w:tc>
           <w:tcPr>
-            <w:tcW w:type="dxa" w:w="1051"/>
+            <w:tcW w:w="1051" w:type="dxa"/>
+            <w:tcBorders>
+              <w:top w:val="single" w:sz="4" w:space="0" w:color="auto"/>
+              <w:left w:val="single" w:sz="4" w:space="0" w:color="auto"/>
+              <w:bottom w:val="single" w:sz="4" w:space="0" w:color="auto"/>
+              <w:right w:val="single" w:sz="4" w:space="0" w:color="auto"/>
+            </w:tcBorders>
+            <w:tcMar>
+              <w:top w:w="0" w:type="dxa"/>
+              <w:left w:w="108" w:type="dxa"/>
+              <w:bottom w:w="0" w:type="dxa"/>
+              <w:right w:w="108" w:type="dxa"/>
+            </w:tcMar>
           </w:tcPr>
           <w:p>
             <w:pPr>
@@ -1915,8 +3135,9 @@
             </w:pPr>
             <w:r>
               <w:rPr>
-                <w:rFonts w:ascii="Inter" w:hAnsi="Inter"/>
+                <w:rFonts w:ascii="Inter" w:hAnsi="Inter" w:eastAsia="ＭＳ 明朝" w:cs="Inter" w:eastAsiaTheme="minorEastAsia"/>
                 <w:sz w:val="18"/>
+                <w:szCs w:val="22"/>
               </w:rPr>
               <w:t>87</w:t>
             </w:r>
@@ -1924,7 +3145,19 @@
         </w:tc>
         <w:tc>
           <w:tcPr>
-            <w:tcW w:type="dxa" w:w="1051"/>
+            <w:tcW w:w="1051" w:type="dxa"/>
+            <w:tcBorders>
+              <w:top w:val="single" w:sz="4" w:space="0" w:color="auto"/>
+              <w:left w:val="single" w:sz="4" w:space="0" w:color="auto"/>
+              <w:bottom w:val="single" w:sz="4" w:space="0" w:color="auto"/>
+              <w:right w:val="single" w:sz="4" w:space="0" w:color="auto"/>
+            </w:tcBorders>
+            <w:tcMar>
+              <w:top w:w="0" w:type="dxa"/>
+              <w:left w:w="108" w:type="dxa"/>
+              <w:bottom w:w="0" w:type="dxa"/>
+              <w:right w:w="108" w:type="dxa"/>
+            </w:tcMar>
           </w:tcPr>
           <w:p>
             <w:pPr>
@@ -1932,8 +3165,9 @@
             </w:pPr>
             <w:r>
               <w:rPr>
-                <w:rFonts w:ascii="Inter" w:hAnsi="Inter"/>
+                <w:rFonts w:ascii="Inter" w:hAnsi="Inter" w:eastAsia="ＭＳ 明朝" w:cs="Inter" w:eastAsiaTheme="minorEastAsia"/>
                 <w:sz w:val="18"/>
+                <w:szCs w:val="22"/>
               </w:rPr>
               <w:t>88</w:t>
             </w:r>
@@ -1941,7 +3175,19 @@
         </w:tc>
         <w:tc>
           <w:tcPr>
-            <w:tcW w:type="dxa" w:w="1051"/>
+            <w:tcW w:w="1051" w:type="dxa"/>
+            <w:tcBorders>
+              <w:top w:val="single" w:sz="4" w:space="0" w:color="auto"/>
+              <w:left w:val="single" w:sz="4" w:space="0" w:color="auto"/>
+              <w:bottom w:val="single" w:sz="4" w:space="0" w:color="auto"/>
+              <w:right w:val="single" w:sz="4" w:space="0" w:color="auto"/>
+            </w:tcBorders>
+            <w:tcMar>
+              <w:top w:w="0" w:type="dxa"/>
+              <w:left w:w="108" w:type="dxa"/>
+              <w:bottom w:w="0" w:type="dxa"/>
+              <w:right w:w="108" w:type="dxa"/>
+            </w:tcMar>
           </w:tcPr>
           <w:p>
             <w:pPr>
@@ -1949,8 +3195,9 @@
             </w:pPr>
             <w:r>
               <w:rPr>
-                <w:rFonts w:ascii="Inter" w:hAnsi="Inter"/>
+                <w:rFonts w:ascii="Inter" w:hAnsi="Inter" w:eastAsia="ＭＳ 明朝" w:cs="Inter" w:eastAsiaTheme="minorEastAsia"/>
                 <w:sz w:val="18"/>
+                <w:szCs w:val="22"/>
               </w:rPr>
               <w:t>89</w:t>
             </w:r>
@@ -1958,7 +3205,19 @@
         </w:tc>
         <w:tc>
           <w:tcPr>
-            <w:tcW w:type="dxa" w:w="1051"/>
+            <w:tcW w:w="1051" w:type="dxa"/>
+            <w:tcBorders>
+              <w:top w:val="single" w:sz="4" w:space="0" w:color="auto"/>
+              <w:left w:val="single" w:sz="4" w:space="0" w:color="auto"/>
+              <w:bottom w:val="single" w:sz="4" w:space="0" w:color="auto"/>
+              <w:right w:val="single" w:sz="4" w:space="0" w:color="auto"/>
+            </w:tcBorders>
+            <w:tcMar>
+              <w:top w:w="0" w:type="dxa"/>
+              <w:left w:w="108" w:type="dxa"/>
+              <w:bottom w:w="0" w:type="dxa"/>
+              <w:right w:w="108" w:type="dxa"/>
+            </w:tcMar>
           </w:tcPr>
           <w:p>
             <w:pPr>
@@ -1966,8 +3225,9 @@
             </w:pPr>
             <w:r>
               <w:rPr>
-                <w:rFonts w:ascii="Inter" w:hAnsi="Inter"/>
+                <w:rFonts w:ascii="Inter" w:hAnsi="Inter" w:eastAsia="ＭＳ 明朝" w:cs="Inter" w:eastAsiaTheme="minorEastAsia"/>
                 <w:sz w:val="18"/>
+                <w:szCs w:val="22"/>
               </w:rPr>
               <w:t>90</w:t>
             </w:r>
@@ -1977,7 +3237,19 @@
       <w:tr>
         <w:tc>
           <w:tcPr>
-            <w:tcW w:type="dxa" w:w="1051"/>
+            <w:tcW w:w="1051" w:type="dxa"/>
+            <w:tcBorders>
+              <w:top w:val="single" w:sz="4" w:space="0" w:color="auto"/>
+              <w:left w:val="single" w:sz="4" w:space="0" w:color="auto"/>
+              <w:bottom w:val="single" w:sz="4" w:space="0" w:color="auto"/>
+              <w:right w:val="single" w:sz="4" w:space="0" w:color="auto"/>
+            </w:tcBorders>
+            <w:tcMar>
+              <w:top w:w="0" w:type="dxa"/>
+              <w:left w:w="108" w:type="dxa"/>
+              <w:bottom w:w="0" w:type="dxa"/>
+              <w:right w:w="108" w:type="dxa"/>
+            </w:tcMar>
           </w:tcPr>
           <w:p>
             <w:pPr>
@@ -1985,8 +3257,9 @@
             </w:pPr>
             <w:r>
               <w:rPr>
-                <w:rFonts w:ascii="Inter" w:hAnsi="Inter"/>
+                <w:rFonts w:ascii="Inter" w:hAnsi="Inter" w:eastAsia="ＭＳ 明朝" w:cs="Inter" w:eastAsiaTheme="minorEastAsia"/>
                 <w:sz w:val="18"/>
+                <w:szCs w:val="22"/>
               </w:rPr>
               <w:t>91</w:t>
             </w:r>
@@ -1994,7 +3267,19 @@
         </w:tc>
         <w:tc>
           <w:tcPr>
-            <w:tcW w:type="dxa" w:w="1051"/>
+            <w:tcW w:w="1051" w:type="dxa"/>
+            <w:tcBorders>
+              <w:top w:val="single" w:sz="4" w:space="0" w:color="auto"/>
+              <w:left w:val="single" w:sz="4" w:space="0" w:color="auto"/>
+              <w:bottom w:val="single" w:sz="4" w:space="0" w:color="auto"/>
+              <w:right w:val="single" w:sz="4" w:space="0" w:color="auto"/>
+            </w:tcBorders>
+            <w:tcMar>
+              <w:top w:w="0" w:type="dxa"/>
+              <w:left w:w="108" w:type="dxa"/>
+              <w:bottom w:w="0" w:type="dxa"/>
+              <w:right w:w="108" w:type="dxa"/>
+            </w:tcMar>
           </w:tcPr>
           <w:p>
             <w:pPr>
@@ -2002,8 +3287,9 @@
             </w:pPr>
             <w:r>
               <w:rPr>
-                <w:rFonts w:ascii="Inter" w:hAnsi="Inter"/>
+                <w:rFonts w:ascii="Inter" w:hAnsi="Inter" w:eastAsia="ＭＳ 明朝" w:cs="Inter" w:eastAsiaTheme="minorEastAsia"/>
                 <w:sz w:val="18"/>
+                <w:szCs w:val="22"/>
               </w:rPr>
               <w:t>92</w:t>
             </w:r>
@@ -2011,7 +3297,19 @@
         </w:tc>
         <w:tc>
           <w:tcPr>
-            <w:tcW w:type="dxa" w:w="1051"/>
+            <w:tcW w:w="1051" w:type="dxa"/>
+            <w:tcBorders>
+              <w:top w:val="single" w:sz="4" w:space="0" w:color="auto"/>
+              <w:left w:val="single" w:sz="4" w:space="0" w:color="auto"/>
+              <w:bottom w:val="single" w:sz="4" w:space="0" w:color="auto"/>
+              <w:right w:val="single" w:sz="4" w:space="0" w:color="auto"/>
+            </w:tcBorders>
+            <w:tcMar>
+              <w:top w:w="0" w:type="dxa"/>
+              <w:left w:w="108" w:type="dxa"/>
+              <w:bottom w:w="0" w:type="dxa"/>
+              <w:right w:w="108" w:type="dxa"/>
+            </w:tcMar>
           </w:tcPr>
           <w:p>
             <w:pPr>
@@ -2019,8 +3317,9 @@
             </w:pPr>
             <w:r>
               <w:rPr>
-                <w:rFonts w:ascii="Inter" w:hAnsi="Inter"/>
+                <w:rFonts w:ascii="Inter" w:hAnsi="Inter" w:eastAsia="ＭＳ 明朝" w:cs="Inter" w:eastAsiaTheme="minorEastAsia"/>
                 <w:sz w:val="18"/>
+                <w:szCs w:val="22"/>
               </w:rPr>
               <w:t>93</w:t>
             </w:r>
@@ -2028,7 +3327,19 @@
         </w:tc>
         <w:tc>
           <w:tcPr>
-            <w:tcW w:type="dxa" w:w="1051"/>
+            <w:tcW w:w="1051" w:type="dxa"/>
+            <w:tcBorders>
+              <w:top w:val="single" w:sz="4" w:space="0" w:color="auto"/>
+              <w:left w:val="single" w:sz="4" w:space="0" w:color="auto"/>
+              <w:bottom w:val="single" w:sz="4" w:space="0" w:color="auto"/>
+              <w:right w:val="single" w:sz="4" w:space="0" w:color="auto"/>
+            </w:tcBorders>
+            <w:tcMar>
+              <w:top w:w="0" w:type="dxa"/>
+              <w:left w:w="108" w:type="dxa"/>
+              <w:bottom w:w="0" w:type="dxa"/>
+              <w:right w:w="108" w:type="dxa"/>
+            </w:tcMar>
           </w:tcPr>
           <w:p>
             <w:pPr>
@@ -2036,8 +3347,9 @@
             </w:pPr>
             <w:r>
               <w:rPr>
-                <w:rFonts w:ascii="Inter" w:hAnsi="Inter"/>
+                <w:rFonts w:ascii="Inter" w:hAnsi="Inter" w:eastAsia="ＭＳ 明朝" w:cs="Inter" w:eastAsiaTheme="minorEastAsia"/>
                 <w:sz w:val="18"/>
+                <w:szCs w:val="22"/>
               </w:rPr>
               <w:t>94</w:t>
             </w:r>
@@ -2045,7 +3357,19 @@
         </w:tc>
         <w:tc>
           <w:tcPr>
-            <w:tcW w:type="dxa" w:w="1051"/>
+            <w:tcW w:w="1051" w:type="dxa"/>
+            <w:tcBorders>
+              <w:top w:val="single" w:sz="4" w:space="0" w:color="auto"/>
+              <w:left w:val="single" w:sz="4" w:space="0" w:color="auto"/>
+              <w:bottom w:val="single" w:sz="4" w:space="0" w:color="auto"/>
+              <w:right w:val="single" w:sz="4" w:space="0" w:color="auto"/>
+            </w:tcBorders>
+            <w:tcMar>
+              <w:top w:w="0" w:type="dxa"/>
+              <w:left w:w="108" w:type="dxa"/>
+              <w:bottom w:w="0" w:type="dxa"/>
+              <w:right w:w="108" w:type="dxa"/>
+            </w:tcMar>
           </w:tcPr>
           <w:p>
             <w:pPr>
@@ -2053,8 +3377,9 @@
             </w:pPr>
             <w:r>
               <w:rPr>
-                <w:rFonts w:ascii="Inter" w:hAnsi="Inter"/>
+                <w:rFonts w:ascii="Inter" w:hAnsi="Inter" w:eastAsia="ＭＳ 明朝" w:cs="Inter" w:eastAsiaTheme="minorEastAsia"/>
                 <w:sz w:val="18"/>
+                <w:szCs w:val="22"/>
               </w:rPr>
               <w:t>95</w:t>
             </w:r>
@@ -2062,7 +3387,19 @@
         </w:tc>
         <w:tc>
           <w:tcPr>
-            <w:tcW w:type="dxa" w:w="1051"/>
+            <w:tcW w:w="1051" w:type="dxa"/>
+            <w:tcBorders>
+              <w:top w:val="single" w:sz="4" w:space="0" w:color="auto"/>
+              <w:left w:val="single" w:sz="4" w:space="0" w:color="auto"/>
+              <w:bottom w:val="single" w:sz="4" w:space="0" w:color="auto"/>
+              <w:right w:val="single" w:sz="4" w:space="0" w:color="auto"/>
+            </w:tcBorders>
+            <w:tcMar>
+              <w:top w:w="0" w:type="dxa"/>
+              <w:left w:w="108" w:type="dxa"/>
+              <w:bottom w:w="0" w:type="dxa"/>
+              <w:right w:w="108" w:type="dxa"/>
+            </w:tcMar>
           </w:tcPr>
           <w:p>
             <w:pPr>
@@ -2070,8 +3407,9 @@
             </w:pPr>
             <w:r>
               <w:rPr>
-                <w:rFonts w:ascii="Inter" w:hAnsi="Inter"/>
+                <w:rFonts w:ascii="Inter" w:hAnsi="Inter" w:eastAsia="ＭＳ 明朝" w:cs="Inter" w:eastAsiaTheme="minorEastAsia"/>
                 <w:sz w:val="18"/>
+                <w:szCs w:val="22"/>
               </w:rPr>
               <w:t>96</w:t>
             </w:r>
@@ -2079,7 +3417,19 @@
         </w:tc>
         <w:tc>
           <w:tcPr>
-            <w:tcW w:type="dxa" w:w="1051"/>
+            <w:tcW w:w="1051" w:type="dxa"/>
+            <w:tcBorders>
+              <w:top w:val="single" w:sz="4" w:space="0" w:color="auto"/>
+              <w:left w:val="single" w:sz="4" w:space="0" w:color="auto"/>
+              <w:bottom w:val="single" w:sz="4" w:space="0" w:color="auto"/>
+              <w:right w:val="single" w:sz="4" w:space="0" w:color="auto"/>
+            </w:tcBorders>
+            <w:tcMar>
+              <w:top w:w="0" w:type="dxa"/>
+              <w:left w:w="108" w:type="dxa"/>
+              <w:bottom w:w="0" w:type="dxa"/>
+              <w:right w:w="108" w:type="dxa"/>
+            </w:tcMar>
           </w:tcPr>
           <w:p>
             <w:pPr>
@@ -2087,8 +3437,9 @@
             </w:pPr>
             <w:r>
               <w:rPr>
-                <w:rFonts w:ascii="Inter" w:hAnsi="Inter"/>
+                <w:rFonts w:ascii="Inter" w:hAnsi="Inter" w:eastAsia="ＭＳ 明朝" w:cs="Inter" w:eastAsiaTheme="minorEastAsia"/>
                 <w:sz w:val="18"/>
+                <w:szCs w:val="22"/>
               </w:rPr>
               <w:t>97</w:t>
             </w:r>
@@ -2096,7 +3447,19 @@
         </w:tc>
         <w:tc>
           <w:tcPr>
-            <w:tcW w:type="dxa" w:w="1051"/>
+            <w:tcW w:w="1051" w:type="dxa"/>
+            <w:tcBorders>
+              <w:top w:val="single" w:sz="4" w:space="0" w:color="auto"/>
+              <w:left w:val="single" w:sz="4" w:space="0" w:color="auto"/>
+              <w:bottom w:val="single" w:sz="4" w:space="0" w:color="auto"/>
+              <w:right w:val="single" w:sz="4" w:space="0" w:color="auto"/>
+            </w:tcBorders>
+            <w:tcMar>
+              <w:top w:w="0" w:type="dxa"/>
+              <w:left w:w="108" w:type="dxa"/>
+              <w:bottom w:w="0" w:type="dxa"/>
+              <w:right w:w="108" w:type="dxa"/>
+            </w:tcMar>
           </w:tcPr>
           <w:p>
             <w:pPr>
@@ -2104,8 +3467,9 @@
             </w:pPr>
             <w:r>
               <w:rPr>
-                <w:rFonts w:ascii="Inter" w:hAnsi="Inter"/>
+                <w:rFonts w:ascii="Inter" w:hAnsi="Inter" w:eastAsia="ＭＳ 明朝" w:cs="Inter" w:eastAsiaTheme="minorEastAsia"/>
                 <w:sz w:val="18"/>
+                <w:szCs w:val="22"/>
               </w:rPr>
               <w:t>98</w:t>
             </w:r>
@@ -2113,7 +3477,19 @@
         </w:tc>
         <w:tc>
           <w:tcPr>
-            <w:tcW w:type="dxa" w:w="1051"/>
+            <w:tcW w:w="1051" w:type="dxa"/>
+            <w:tcBorders>
+              <w:top w:val="single" w:sz="4" w:space="0" w:color="auto"/>
+              <w:left w:val="single" w:sz="4" w:space="0" w:color="auto"/>
+              <w:bottom w:val="single" w:sz="4" w:space="0" w:color="auto"/>
+              <w:right w:val="single" w:sz="4" w:space="0" w:color="auto"/>
+            </w:tcBorders>
+            <w:tcMar>
+              <w:top w:w="0" w:type="dxa"/>
+              <w:left w:w="108" w:type="dxa"/>
+              <w:bottom w:w="0" w:type="dxa"/>
+              <w:right w:w="108" w:type="dxa"/>
+            </w:tcMar>
           </w:tcPr>
           <w:p>
             <w:pPr>
@@ -2121,8 +3497,9 @@
             </w:pPr>
             <w:r>
               <w:rPr>
-                <w:rFonts w:ascii="Inter" w:hAnsi="Inter"/>
+                <w:rFonts w:ascii="Inter" w:hAnsi="Inter" w:eastAsia="ＭＳ 明朝" w:cs="Inter" w:eastAsiaTheme="minorEastAsia"/>
                 <w:sz w:val="18"/>
+                <w:szCs w:val="22"/>
               </w:rPr>
               <w:t>99</w:t>
             </w:r>
@@ -2130,7 +3507,19 @@
         </w:tc>
         <w:tc>
           <w:tcPr>
-            <w:tcW w:type="dxa" w:w="1051"/>
+            <w:tcW w:w="1051" w:type="dxa"/>
+            <w:tcBorders>
+              <w:top w:val="single" w:sz="4" w:space="0" w:color="auto"/>
+              <w:left w:val="single" w:sz="4" w:space="0" w:color="auto"/>
+              <w:bottom w:val="single" w:sz="4" w:space="0" w:color="auto"/>
+              <w:right w:val="single" w:sz="4" w:space="0" w:color="auto"/>
+            </w:tcBorders>
+            <w:tcMar>
+              <w:top w:w="0" w:type="dxa"/>
+              <w:left w:w="108" w:type="dxa"/>
+              <w:bottom w:w="0" w:type="dxa"/>
+              <w:right w:w="108" w:type="dxa"/>
+            </w:tcMar>
           </w:tcPr>
           <w:p>
             <w:pPr>
@@ -2138,8 +3527,9 @@
             </w:pPr>
             <w:r>
               <w:rPr>
-                <w:rFonts w:ascii="Inter" w:hAnsi="Inter"/>
+                <w:rFonts w:ascii="Inter" w:hAnsi="Inter" w:eastAsia="ＭＳ 明朝" w:cs="Inter" w:eastAsiaTheme="minorEastAsia"/>
                 <w:sz w:val="18"/>
+                <w:szCs w:val="22"/>
               </w:rPr>
               <w:t>100</w:t>
             </w:r>
@@ -2147,14 +3537,25 @@
         </w:tc>
       </w:tr>
     </w:tbl>
+    <w:p/>
     <w:sectPr>
+      <w:headerReference w:type="default" r:id="rId_new_header_default"/>
       <w:pgSz w:w="12240" w:h="15840"/>
       <w:pgMar w:top="864" w:right="864" w:bottom="864" w:left="864" w:header="720" w:footer="720" w:gutter="0"/>
-      <w:cols w:space="720"/>
       <w:docGrid w:linePitch="360"/>
     </w:sectPr>
   </w:body>
 </w:document>
+</file>
+
+<file path=word/header1.xml><?xml version="1.0" encoding="utf-8"?>
+<w:hdr xmlns:wpc="http://schemas.microsoft.com/office/word/2010/wordprocessingCanvas" xmlns:mc="http://schemas.openxmlformats.org/markup-compatibility/2006" xmlns:o="urn:schemas-microsoft-com:office:office" xmlns:r="http://schemas.openxmlformats.org/officeDocument/2006/relationships" xmlns:m="http://schemas.openxmlformats.org/officeDocument/2006/math" xmlns:v="urn:schemas-microsoft-com:vml" xmlns:wp14="http://schemas.microsoft.com/office/word/2010/wordprocessingDrawing" xmlns:wp="http://schemas.openxmlformats.org/drawingml/2006/wordprocessingDrawing" xmlns:w10="urn:schemas-microsoft-com:office:word" xmlns:w="http://schemas.openxmlformats.org/wordprocessingml/2006/main" xmlns:w14="http://schemas.microsoft.com/office/word/2010/wordml" xmlns:w15="http://schemas.microsoft.com/office/word/2012/wordml" xmlns:w16se="http://schemas.microsoft.com/office/word/2015/wordml/symex" xmlns:w16cid="http://schemas.microsoft.com/office/word/2016/wordml/cid" xmlns:w16="http://schemas.microsoft.com/office/word/2018/wordml" xmlns:w16cex="http://schemas.microsoft.com/office/word/2018/wordml/cex" xmlns:w16sdtdh="http://schemas.microsoft.com/office/word/2020/wordml/sdtdatahash" xmlns:wne="http://schemas.microsoft.com/office/word/2006/wordml" xmlns:wpg="http://schemas.microsoft.com/office/word/2010/wordprocessingGroup" xmlns:wps="http://schemas.microsoft.com/office/word/2010/wordprocessingShape">
+  <w:p>
+    <w:pPr>
+      <w:spacing w:after="200" w:line="276" w:lineRule="auto"/>
+    </w:pPr>
+  </w:p>
+</w:hdr>
 </file>
 
 <file path=word/numbering.xml><?xml version="1.0" encoding="utf-8"?>

--- a/week-2-listening-questioning/week-2-thinker-doer.docx
+++ b/week-2-listening-questioning/week-2-thinker-doer.docx
@@ -402,7 +402,7 @@
           <w:sz w:val="22"/>
           <w:szCs w:val="22"/>
         </w:rPr>
-        <w:t>Finished early? Start reading the Hundred Chart Challenge (Switzer) for Thursday's class.</w:t>
+        <w:t>Finished early? Start reading the Hundred Chart Challenge (Switzer) for the clinic.</w:t>
       </w:r>
     </w:p>
     <w:p>

--- a/week-2-listening-questioning/week-2-thinker-doer.docx
+++ b/week-2-listening-questioning/week-2-thinker-doer.docx
@@ -8,7 +8,7 @@
       </w:pPr>
       <w:r>
         <w:rPr>
-          <w:rFonts w:ascii="Inter" w:cs="Inter"/>
+          <w:rFonts w:ascii="Calibri" w:cs="Calibri"/>
           <w:b/>
           <w:bCs/>
           <w:color w:val="1F497D" w:themeColor="dk2"/>
@@ -19,7 +19,7 @@
       </w:r>
       <w:r>
         <w:rPr>
-          <w:rFonts w:ascii="Inter" w:hAnsi="Inter" w:eastAsia="ＭＳ 明朝" w:cs="Inter" w:eastAsiaTheme="minorEastAsia"/>
+          <w:rFonts w:ascii="Calibri" w:hAnsi="Calibri" w:eastAsia="ＭＳ 明朝" w:cs="Calibri" w:eastAsiaTheme="minorEastAsia"/>
           <w:b/>
           <w:bCs/>
           <w:color w:val="1F497D" w:themeColor="dk2"/>
@@ -35,7 +35,7 @@
       </w:pPr>
       <w:r>
         <w:rPr>
-          <w:rFonts w:ascii="Inter" w:hAnsi="Inter" w:eastAsia="ＭＳ 明朝" w:cs="Inter" w:eastAsiaTheme="minorEastAsia"/>
+          <w:rFonts w:ascii="Calibri" w:hAnsi="Calibri" w:eastAsia="ＭＳ 明朝" w:cs="Calibri" w:eastAsiaTheme="minorEastAsia"/>
           <w:i/>
           <w:iCs/>
           <w:sz w:val="22"/>
@@ -91,7 +91,7 @@
             </w:pPr>
             <w:r>
               <w:rPr>
-                <w:rFonts w:ascii="Inter" w:hAnsi="Inter" w:eastAsia="ＭＳ 明朝" w:cs="Inter" w:eastAsiaTheme="minorEastAsia"/>
+                <w:rFonts w:ascii="Calibri" w:hAnsi="Calibri" w:eastAsia="ＭＳ 明朝" w:cs="Calibri" w:eastAsiaTheme="minorEastAsia"/>
                 <w:b/>
                 <w:bCs/>
                 <w:color w:val="1F4E96"/>
@@ -107,7 +107,7 @@
             </w:pPr>
             <w:r>
               <w:rPr>
-                <w:rFonts w:ascii="Inter" w:hAnsi="Inter" w:eastAsia="ＭＳ 明朝" w:cs="Inter" w:eastAsiaTheme="minorEastAsia"/>
+                <w:rFonts w:ascii="Calibri" w:hAnsi="Calibri" w:eastAsia="ＭＳ 明朝" w:cs="Calibri" w:eastAsiaTheme="minorEastAsia"/>
                 <w:sz w:val="22"/>
                 <w:szCs w:val="22"/>
               </w:rPr>
@@ -170,7 +170,7 @@
       </w:pPr>
       <w:r>
         <w:rPr>
-          <w:rFonts w:ascii="Inter" w:hAnsi="Inter" w:eastAsia="ＭＳ 明朝" w:cs="Inter" w:eastAsiaTheme="minorEastAsia"/>
+          <w:rFonts w:ascii="Calibri" w:hAnsi="Calibri" w:eastAsia="ＭＳ 明朝" w:cs="Calibri" w:eastAsiaTheme="minorEastAsia"/>
           <w:sz w:val="22"/>
           <w:szCs w:val="22"/>
         </w:rPr>
@@ -178,7 +178,7 @@
       </w:r>
       <w:r>
         <w:rPr>
-          <w:rFonts w:ascii="Inter" w:hAnsi="Inter" w:eastAsia="ＭＳ 明朝" w:cs="Inter" w:eastAsiaTheme="minorEastAsia"/>
+          <w:rFonts w:ascii="Calibri" w:hAnsi="Calibri" w:eastAsia="ＭＳ 明朝" w:cs="Calibri" w:eastAsiaTheme="minorEastAsia"/>
           <w:i/>
           <w:iCs/>
           <w:sz w:val="22"/>
@@ -188,7 +188,7 @@
       </w:r>
       <w:r>
         <w:rPr>
-          <w:rFonts w:ascii="Inter" w:hAnsi="Inter" w:eastAsia="ＭＳ 明朝" w:cs="Inter" w:eastAsiaTheme="minorEastAsia"/>
+          <w:rFonts w:ascii="Calibri" w:hAnsi="Calibri" w:eastAsia="ＭＳ 明朝" w:cs="Calibri" w:eastAsiaTheme="minorEastAsia"/>
           <w:sz w:val="22"/>
           <w:szCs w:val="22"/>
         </w:rPr>
@@ -211,7 +211,7 @@
       </w:pPr>
       <w:r>
         <w:rPr>
-          <w:rFonts w:ascii="Inter" w:hAnsi="Inter" w:eastAsia="ＭＳ ゴシック" w:cs="Inter" w:eastAsiaTheme="majorEastAsia" w:csTheme="majorBidi"/>
+          <w:rFonts w:ascii="Calibri" w:hAnsi="Calibri" w:eastAsia="ＭＳ ゴシック" w:cs="Calibri" w:eastAsiaTheme="majorEastAsia" w:csTheme="majorBidi"/>
           <w:b/>
           <w:bCs/>
           <w:color w:val="1F4E96"/>
@@ -232,7 +232,7 @@
       </w:pPr>
       <w:r>
         <w:rPr>
-          <w:rFonts w:ascii="Inter" w:hAnsi="Inter" w:eastAsia="ＭＳ 明朝" w:cs="Inter" w:eastAsiaTheme="minorEastAsia"/>
+          <w:rFonts w:ascii="Calibri" w:hAnsi="Calibri" w:eastAsia="ＭＳ 明朝" w:cs="Calibri" w:eastAsiaTheme="minorEastAsia"/>
           <w:i/>
           <w:iCs/>
           <w:sz w:val="22"/>
@@ -288,7 +288,7 @@
             </w:pPr>
             <w:r>
               <w:rPr>
-                <w:rFonts w:ascii="Inter" w:hAnsi="Inter" w:eastAsia="ＭＳ 明朝" w:cs="Inter" w:eastAsiaTheme="minorEastAsia"/>
+                <w:rFonts w:ascii="Calibri" w:hAnsi="Calibri" w:eastAsia="ＭＳ 明朝" w:cs="Calibri" w:eastAsiaTheme="minorEastAsia"/>
                 <w:b/>
                 <w:bCs/>
                 <w:color w:val="1F4E96"/>
@@ -304,7 +304,7 @@
             </w:pPr>
             <w:r>
               <w:rPr>
-                <w:rFonts w:ascii="Inter" w:hAnsi="Inter" w:eastAsia="ＭＳ 明朝" w:cs="Inter" w:eastAsiaTheme="minorEastAsia"/>
+                <w:rFonts w:ascii="Calibri" w:hAnsi="Calibri" w:eastAsia="ＭＳ 明朝" w:cs="Calibri" w:eastAsiaTheme="minorEastAsia"/>
                 <w:sz w:val="22"/>
                 <w:szCs w:val="22"/>
               </w:rPr>
@@ -317,7 +317,7 @@
             </w:pPr>
             <w:r>
               <w:rPr>
-                <w:rFonts w:ascii="Inter" w:hAnsi="Inter" w:eastAsia="ＭＳ 明朝" w:cs="Inter" w:eastAsiaTheme="minorEastAsia"/>
+                <w:rFonts w:ascii="Calibri" w:hAnsi="Calibri" w:eastAsia="ＭＳ 明朝" w:cs="Calibri" w:eastAsiaTheme="minorEastAsia"/>
                 <w:b/>
                 <w:bCs/>
                 <w:sz w:val="22"/>
@@ -332,7 +332,7 @@
             </w:pPr>
             <w:r>
               <w:rPr>
-                <w:rFonts w:ascii="Inter" w:hAnsi="Inter" w:eastAsia="ＭＳ 明朝" w:cs="Inter" w:eastAsiaTheme="minorEastAsia"/>
+                <w:rFonts w:ascii="Calibri" w:hAnsi="Calibri" w:eastAsia="ＭＳ 明朝" w:cs="Calibri" w:eastAsiaTheme="minorEastAsia"/>
                 <w:sz w:val="22"/>
                 <w:szCs w:val="22"/>
               </w:rPr>
@@ -345,7 +345,7 @@
             </w:pPr>
             <w:r>
               <w:rPr>
-                <w:rFonts w:ascii="Inter" w:hAnsi="Inter" w:eastAsia="ＭＳ 明朝" w:cs="Inter" w:eastAsiaTheme="minorEastAsia"/>
+                <w:rFonts w:ascii="Calibri" w:hAnsi="Calibri" w:eastAsia="ＭＳ 明朝" w:cs="Calibri" w:eastAsiaTheme="minorEastAsia"/>
                 <w:b/>
                 <w:bCs/>
                 <w:sz w:val="22"/>
@@ -360,7 +360,7 @@
             </w:pPr>
             <w:r>
               <w:rPr>
-                <w:rFonts w:ascii="Inter" w:hAnsi="Inter" w:eastAsia="ＭＳ 明朝" w:cs="Inter" w:eastAsiaTheme="minorEastAsia"/>
+                <w:rFonts w:ascii="Calibri" w:hAnsi="Calibri" w:eastAsia="ＭＳ 明朝" w:cs="Calibri" w:eastAsiaTheme="minorEastAsia"/>
                 <w:sz w:val="22"/>
                 <w:szCs w:val="22"/>
               </w:rPr>
@@ -373,7 +373,7 @@
             </w:pPr>
             <w:r>
               <w:rPr>
-                <w:rFonts w:ascii="Inter" w:hAnsi="Inter" w:eastAsia="ＭＳ 明朝" w:cs="Inter" w:eastAsiaTheme="minorEastAsia"/>
+                <w:rFonts w:ascii="Calibri" w:hAnsi="Calibri" w:eastAsia="ＭＳ 明朝" w:cs="Calibri" w:eastAsiaTheme="minorEastAsia"/>
                 <w:i/>
                 <w:iCs/>
                 <w:sz w:val="22"/>
@@ -396,7 +396,7 @@
       </w:pPr>
       <w:r>
         <w:rPr>
-          <w:rFonts w:ascii="Inter" w:hAnsi="Inter" w:eastAsia="ＭＳ 明朝" w:cs="Inter" w:eastAsiaTheme="minorEastAsia"/>
+          <w:rFonts w:ascii="Calibri" w:hAnsi="Calibri" w:eastAsia="ＭＳ 明朝" w:cs="Calibri" w:eastAsiaTheme="minorEastAsia"/>
           <w:i/>
           <w:iCs/>
           <w:sz w:val="22"/>
@@ -406,17 +406,13 @@
       </w:r>
     </w:p>
     <w:p>
-      <w:r>
-        <w:br w:type="page"/>
-      </w:r>
-    </w:p>
-    <w:p>
       <w:pPr>
+        <w:pageBreakBefore/>
         <w:pStyle w:val="Heading2"/>
       </w:pPr>
       <w:r>
         <w:rPr>
-          <w:rFonts w:ascii="Inter" w:hAnsi="Inter" w:eastAsia="ＭＳ ゴシック" w:cs="Inter" w:eastAsiaTheme="majorEastAsia" w:csTheme="majorBidi"/>
+          <w:rFonts w:ascii="Calibri" w:hAnsi="Calibri" w:eastAsia="ＭＳ ゴシック" w:cs="Calibri" w:eastAsiaTheme="majorEastAsia" w:csTheme="majorBidi"/>
           <w:b/>
           <w:bCs/>
           <w:color w:val="1F4E96"/>
@@ -432,7 +428,7 @@
       </w:pPr>
       <w:r>
         <w:rPr>
-          <w:rFonts w:ascii="Inter" w:hAnsi="Inter" w:eastAsia="ＭＳ 明朝" w:cs="Inter" w:eastAsiaTheme="minorEastAsia"/>
+          <w:rFonts w:ascii="Calibri" w:hAnsi="Calibri" w:eastAsia="ＭＳ 明朝" w:cs="Calibri" w:eastAsiaTheme="minorEastAsia"/>
           <w:i/>
           <w:iCs/>
           <w:sz w:val="22"/>
@@ -447,7 +443,7 @@
       </w:pPr>
       <w:r>
         <w:rPr>
-          <w:rFonts w:ascii="Inter" w:hAnsi="Inter" w:eastAsia="ＭＳ 明朝" w:cs="Inter" w:eastAsiaTheme="minorEastAsia"/>
+          <w:rFonts w:ascii="Calibri" w:hAnsi="Calibri" w:eastAsia="ＭＳ 明朝" w:cs="Calibri" w:eastAsiaTheme="minorEastAsia"/>
           <w:b/>
           <w:bCs/>
           <w:sz w:val="22"/>
@@ -462,7 +458,7 @@
       </w:pPr>
       <w:r>
         <w:rPr>
-          <w:rFonts w:ascii="Inter" w:hAnsi="Inter" w:eastAsia="ＭＳ 明朝" w:cs="Inter" w:eastAsiaTheme="minorEastAsia"/>
+          <w:rFonts w:ascii="Calibri" w:hAnsi="Calibri" w:eastAsia="ＭＳ 明朝" w:cs="Calibri" w:eastAsiaTheme="minorEastAsia"/>
           <w:sz w:val="40"/>
           <w:szCs w:val="22"/>
         </w:rPr>
@@ -475,7 +471,7 @@
       </w:pPr>
       <w:r>
         <w:rPr>
-          <w:rFonts w:ascii="Inter" w:hAnsi="Inter" w:eastAsia="ＭＳ 明朝" w:cs="Inter" w:eastAsiaTheme="minorEastAsia"/>
+          <w:rFonts w:ascii="Calibri" w:hAnsi="Calibri" w:eastAsia="ＭＳ 明朝" w:cs="Calibri" w:eastAsiaTheme="minorEastAsia"/>
           <w:b/>
           <w:bCs/>
           <w:sz w:val="22"/>
@@ -539,7 +535,7 @@
             </w:pPr>
             <w:r>
               <w:rPr>
-                <w:rFonts w:ascii="Inter" w:hAnsi="Inter" w:eastAsia="ＭＳ 明朝" w:cs="Inter" w:eastAsiaTheme="minorEastAsia"/>
+                <w:rFonts w:ascii="Calibri" w:hAnsi="Calibri" w:eastAsia="ＭＳ 明朝" w:cs="Calibri" w:eastAsiaTheme="minorEastAsia"/>
                 <w:sz w:val="18"/>
                 <w:szCs w:val="22"/>
               </w:rPr>
@@ -569,7 +565,7 @@
             </w:pPr>
             <w:r>
               <w:rPr>
-                <w:rFonts w:ascii="Inter" w:hAnsi="Inter" w:eastAsia="ＭＳ 明朝" w:cs="Inter" w:eastAsiaTheme="minorEastAsia"/>
+                <w:rFonts w:ascii="Calibri" w:hAnsi="Calibri" w:eastAsia="ＭＳ 明朝" w:cs="Calibri" w:eastAsiaTheme="minorEastAsia"/>
                 <w:sz w:val="18"/>
                 <w:szCs w:val="22"/>
               </w:rPr>
@@ -599,7 +595,7 @@
             </w:pPr>
             <w:r>
               <w:rPr>
-                <w:rFonts w:ascii="Inter" w:hAnsi="Inter" w:eastAsia="ＭＳ 明朝" w:cs="Inter" w:eastAsiaTheme="minorEastAsia"/>
+                <w:rFonts w:ascii="Calibri" w:hAnsi="Calibri" w:eastAsia="ＭＳ 明朝" w:cs="Calibri" w:eastAsiaTheme="minorEastAsia"/>
                 <w:sz w:val="18"/>
                 <w:szCs w:val="22"/>
               </w:rPr>
@@ -629,7 +625,7 @@
             </w:pPr>
             <w:r>
               <w:rPr>
-                <w:rFonts w:ascii="Inter" w:hAnsi="Inter" w:eastAsia="ＭＳ 明朝" w:cs="Inter" w:eastAsiaTheme="minorEastAsia"/>
+                <w:rFonts w:ascii="Calibri" w:hAnsi="Calibri" w:eastAsia="ＭＳ 明朝" w:cs="Calibri" w:eastAsiaTheme="minorEastAsia"/>
                 <w:sz w:val="18"/>
                 <w:szCs w:val="22"/>
               </w:rPr>
@@ -659,7 +655,7 @@
             </w:pPr>
             <w:r>
               <w:rPr>
-                <w:rFonts w:ascii="Inter" w:hAnsi="Inter" w:eastAsia="ＭＳ 明朝" w:cs="Inter" w:eastAsiaTheme="minorEastAsia"/>
+                <w:rFonts w:ascii="Calibri" w:hAnsi="Calibri" w:eastAsia="ＭＳ 明朝" w:cs="Calibri" w:eastAsiaTheme="minorEastAsia"/>
                 <w:sz w:val="18"/>
                 <w:szCs w:val="22"/>
               </w:rPr>
@@ -689,7 +685,7 @@
             </w:pPr>
             <w:r>
               <w:rPr>
-                <w:rFonts w:ascii="Inter" w:hAnsi="Inter" w:eastAsia="ＭＳ 明朝" w:cs="Inter" w:eastAsiaTheme="minorEastAsia"/>
+                <w:rFonts w:ascii="Calibri" w:hAnsi="Calibri" w:eastAsia="ＭＳ 明朝" w:cs="Calibri" w:eastAsiaTheme="minorEastAsia"/>
                 <w:sz w:val="18"/>
                 <w:szCs w:val="22"/>
               </w:rPr>
@@ -719,7 +715,7 @@
             </w:pPr>
             <w:r>
               <w:rPr>
-                <w:rFonts w:ascii="Inter" w:hAnsi="Inter" w:eastAsia="ＭＳ 明朝" w:cs="Inter" w:eastAsiaTheme="minorEastAsia"/>
+                <w:rFonts w:ascii="Calibri" w:hAnsi="Calibri" w:eastAsia="ＭＳ 明朝" w:cs="Calibri" w:eastAsiaTheme="minorEastAsia"/>
                 <w:sz w:val="18"/>
                 <w:szCs w:val="22"/>
               </w:rPr>
@@ -749,7 +745,7 @@
             </w:pPr>
             <w:r>
               <w:rPr>
-                <w:rFonts w:ascii="Inter" w:hAnsi="Inter" w:eastAsia="ＭＳ 明朝" w:cs="Inter" w:eastAsiaTheme="minorEastAsia"/>
+                <w:rFonts w:ascii="Calibri" w:hAnsi="Calibri" w:eastAsia="ＭＳ 明朝" w:cs="Calibri" w:eastAsiaTheme="minorEastAsia"/>
                 <w:sz w:val="18"/>
                 <w:szCs w:val="22"/>
               </w:rPr>
@@ -779,7 +775,7 @@
             </w:pPr>
             <w:r>
               <w:rPr>
-                <w:rFonts w:ascii="Inter" w:hAnsi="Inter" w:eastAsia="ＭＳ 明朝" w:cs="Inter" w:eastAsiaTheme="minorEastAsia"/>
+                <w:rFonts w:ascii="Calibri" w:hAnsi="Calibri" w:eastAsia="ＭＳ 明朝" w:cs="Calibri" w:eastAsiaTheme="minorEastAsia"/>
                 <w:sz w:val="18"/>
                 <w:szCs w:val="22"/>
               </w:rPr>
@@ -809,7 +805,7 @@
             </w:pPr>
             <w:r>
               <w:rPr>
-                <w:rFonts w:ascii="Inter" w:hAnsi="Inter" w:eastAsia="ＭＳ 明朝" w:cs="Inter" w:eastAsiaTheme="minorEastAsia"/>
+                <w:rFonts w:ascii="Calibri" w:hAnsi="Calibri" w:eastAsia="ＭＳ 明朝" w:cs="Calibri" w:eastAsiaTheme="minorEastAsia"/>
                 <w:sz w:val="18"/>
                 <w:szCs w:val="22"/>
               </w:rPr>
@@ -841,7 +837,7 @@
             </w:pPr>
             <w:r>
               <w:rPr>
-                <w:rFonts w:ascii="Inter" w:hAnsi="Inter" w:eastAsia="ＭＳ 明朝" w:cs="Inter" w:eastAsiaTheme="minorEastAsia"/>
+                <w:rFonts w:ascii="Calibri" w:hAnsi="Calibri" w:eastAsia="ＭＳ 明朝" w:cs="Calibri" w:eastAsiaTheme="minorEastAsia"/>
                 <w:sz w:val="18"/>
                 <w:szCs w:val="22"/>
               </w:rPr>
@@ -871,7 +867,7 @@
             </w:pPr>
             <w:r>
               <w:rPr>
-                <w:rFonts w:ascii="Inter" w:hAnsi="Inter" w:eastAsia="ＭＳ 明朝" w:cs="Inter" w:eastAsiaTheme="minorEastAsia"/>
+                <w:rFonts w:ascii="Calibri" w:hAnsi="Calibri" w:eastAsia="ＭＳ 明朝" w:cs="Calibri" w:eastAsiaTheme="minorEastAsia"/>
                 <w:sz w:val="18"/>
                 <w:szCs w:val="22"/>
               </w:rPr>
@@ -901,7 +897,7 @@
             </w:pPr>
             <w:r>
               <w:rPr>
-                <w:rFonts w:ascii="Inter" w:hAnsi="Inter" w:eastAsia="ＭＳ 明朝" w:cs="Inter" w:eastAsiaTheme="minorEastAsia"/>
+                <w:rFonts w:ascii="Calibri" w:hAnsi="Calibri" w:eastAsia="ＭＳ 明朝" w:cs="Calibri" w:eastAsiaTheme="minorEastAsia"/>
                 <w:sz w:val="18"/>
                 <w:szCs w:val="22"/>
               </w:rPr>
@@ -931,7 +927,7 @@
             </w:pPr>
             <w:r>
               <w:rPr>
-                <w:rFonts w:ascii="Inter" w:hAnsi="Inter" w:eastAsia="ＭＳ 明朝" w:cs="Inter" w:eastAsiaTheme="minorEastAsia"/>
+                <w:rFonts w:ascii="Calibri" w:hAnsi="Calibri" w:eastAsia="ＭＳ 明朝" w:cs="Calibri" w:eastAsiaTheme="minorEastAsia"/>
                 <w:sz w:val="18"/>
                 <w:szCs w:val="22"/>
               </w:rPr>
@@ -961,7 +957,7 @@
             </w:pPr>
             <w:r>
               <w:rPr>
-                <w:rFonts w:ascii="Inter" w:hAnsi="Inter" w:eastAsia="ＭＳ 明朝" w:cs="Inter" w:eastAsiaTheme="minorEastAsia"/>
+                <w:rFonts w:ascii="Calibri" w:hAnsi="Calibri" w:eastAsia="ＭＳ 明朝" w:cs="Calibri" w:eastAsiaTheme="minorEastAsia"/>
                 <w:sz w:val="18"/>
                 <w:szCs w:val="22"/>
               </w:rPr>
@@ -991,7 +987,7 @@
             </w:pPr>
             <w:r>
               <w:rPr>
-                <w:rFonts w:ascii="Inter" w:hAnsi="Inter" w:eastAsia="ＭＳ 明朝" w:cs="Inter" w:eastAsiaTheme="minorEastAsia"/>
+                <w:rFonts w:ascii="Calibri" w:hAnsi="Calibri" w:eastAsia="ＭＳ 明朝" w:cs="Calibri" w:eastAsiaTheme="minorEastAsia"/>
                 <w:sz w:val="18"/>
                 <w:szCs w:val="22"/>
               </w:rPr>
@@ -1021,7 +1017,7 @@
             </w:pPr>
             <w:r>
               <w:rPr>
-                <w:rFonts w:ascii="Inter" w:hAnsi="Inter" w:eastAsia="ＭＳ 明朝" w:cs="Inter" w:eastAsiaTheme="minorEastAsia"/>
+                <w:rFonts w:ascii="Calibri" w:hAnsi="Calibri" w:eastAsia="ＭＳ 明朝" w:cs="Calibri" w:eastAsiaTheme="minorEastAsia"/>
                 <w:sz w:val="18"/>
                 <w:szCs w:val="22"/>
               </w:rPr>
@@ -1051,7 +1047,7 @@
             </w:pPr>
             <w:r>
               <w:rPr>
-                <w:rFonts w:ascii="Inter" w:hAnsi="Inter" w:eastAsia="ＭＳ 明朝" w:cs="Inter" w:eastAsiaTheme="minorEastAsia"/>
+                <w:rFonts w:ascii="Calibri" w:hAnsi="Calibri" w:eastAsia="ＭＳ 明朝" w:cs="Calibri" w:eastAsiaTheme="minorEastAsia"/>
                 <w:sz w:val="18"/>
                 <w:szCs w:val="22"/>
               </w:rPr>
@@ -1081,7 +1077,7 @@
             </w:pPr>
             <w:r>
               <w:rPr>
-                <w:rFonts w:ascii="Inter" w:hAnsi="Inter" w:eastAsia="ＭＳ 明朝" w:cs="Inter" w:eastAsiaTheme="minorEastAsia"/>
+                <w:rFonts w:ascii="Calibri" w:hAnsi="Calibri" w:eastAsia="ＭＳ 明朝" w:cs="Calibri" w:eastAsiaTheme="minorEastAsia"/>
                 <w:sz w:val="18"/>
                 <w:szCs w:val="22"/>
               </w:rPr>
@@ -1111,7 +1107,7 @@
             </w:pPr>
             <w:r>
               <w:rPr>
-                <w:rFonts w:ascii="Inter" w:hAnsi="Inter" w:eastAsia="ＭＳ 明朝" w:cs="Inter" w:eastAsiaTheme="minorEastAsia"/>
+                <w:rFonts w:ascii="Calibri" w:hAnsi="Calibri" w:eastAsia="ＭＳ 明朝" w:cs="Calibri" w:eastAsiaTheme="minorEastAsia"/>
                 <w:sz w:val="18"/>
                 <w:szCs w:val="22"/>
               </w:rPr>
@@ -1143,7 +1139,7 @@
             </w:pPr>
             <w:r>
               <w:rPr>
-                <w:rFonts w:ascii="Inter" w:hAnsi="Inter" w:eastAsia="ＭＳ 明朝" w:cs="Inter" w:eastAsiaTheme="minorEastAsia"/>
+                <w:rFonts w:ascii="Calibri" w:hAnsi="Calibri" w:eastAsia="ＭＳ 明朝" w:cs="Calibri" w:eastAsiaTheme="minorEastAsia"/>
                 <w:sz w:val="18"/>
                 <w:szCs w:val="22"/>
               </w:rPr>
@@ -1173,7 +1169,7 @@
             </w:pPr>
             <w:r>
               <w:rPr>
-                <w:rFonts w:ascii="Inter" w:hAnsi="Inter" w:eastAsia="ＭＳ 明朝" w:cs="Inter" w:eastAsiaTheme="minorEastAsia"/>
+                <w:rFonts w:ascii="Calibri" w:hAnsi="Calibri" w:eastAsia="ＭＳ 明朝" w:cs="Calibri" w:eastAsiaTheme="minorEastAsia"/>
                 <w:sz w:val="18"/>
                 <w:szCs w:val="22"/>
               </w:rPr>
@@ -1203,7 +1199,7 @@
             </w:pPr>
             <w:r>
               <w:rPr>
-                <w:rFonts w:ascii="Inter" w:hAnsi="Inter" w:eastAsia="ＭＳ 明朝" w:cs="Inter" w:eastAsiaTheme="minorEastAsia"/>
+                <w:rFonts w:ascii="Calibri" w:hAnsi="Calibri" w:eastAsia="ＭＳ 明朝" w:cs="Calibri" w:eastAsiaTheme="minorEastAsia"/>
                 <w:sz w:val="18"/>
                 <w:szCs w:val="22"/>
               </w:rPr>
@@ -1233,7 +1229,7 @@
             </w:pPr>
             <w:r>
               <w:rPr>
-                <w:rFonts w:ascii="Inter" w:hAnsi="Inter" w:eastAsia="ＭＳ 明朝" w:cs="Inter" w:eastAsiaTheme="minorEastAsia"/>
+                <w:rFonts w:ascii="Calibri" w:hAnsi="Calibri" w:eastAsia="ＭＳ 明朝" w:cs="Calibri" w:eastAsiaTheme="minorEastAsia"/>
                 <w:sz w:val="18"/>
                 <w:szCs w:val="22"/>
               </w:rPr>
@@ -1263,7 +1259,7 @@
             </w:pPr>
             <w:r>
               <w:rPr>
-                <w:rFonts w:ascii="Inter" w:hAnsi="Inter" w:eastAsia="ＭＳ 明朝" w:cs="Inter" w:eastAsiaTheme="minorEastAsia"/>
+                <w:rFonts w:ascii="Calibri" w:hAnsi="Calibri" w:eastAsia="ＭＳ 明朝" w:cs="Calibri" w:eastAsiaTheme="minorEastAsia"/>
                 <w:sz w:val="18"/>
                 <w:szCs w:val="22"/>
               </w:rPr>
@@ -1293,7 +1289,7 @@
             </w:pPr>
             <w:r>
               <w:rPr>
-                <w:rFonts w:ascii="Inter" w:hAnsi="Inter" w:eastAsia="ＭＳ 明朝" w:cs="Inter" w:eastAsiaTheme="minorEastAsia"/>
+                <w:rFonts w:ascii="Calibri" w:hAnsi="Calibri" w:eastAsia="ＭＳ 明朝" w:cs="Calibri" w:eastAsiaTheme="minorEastAsia"/>
                 <w:sz w:val="18"/>
                 <w:szCs w:val="22"/>
               </w:rPr>
@@ -1323,7 +1319,7 @@
             </w:pPr>
             <w:r>
               <w:rPr>
-                <w:rFonts w:ascii="Inter" w:hAnsi="Inter" w:eastAsia="ＭＳ 明朝" w:cs="Inter" w:eastAsiaTheme="minorEastAsia"/>
+                <w:rFonts w:ascii="Calibri" w:hAnsi="Calibri" w:eastAsia="ＭＳ 明朝" w:cs="Calibri" w:eastAsiaTheme="minorEastAsia"/>
                 <w:sz w:val="18"/>
                 <w:szCs w:val="22"/>
               </w:rPr>
@@ -1353,7 +1349,7 @@
             </w:pPr>
             <w:r>
               <w:rPr>
-                <w:rFonts w:ascii="Inter" w:hAnsi="Inter" w:eastAsia="ＭＳ 明朝" w:cs="Inter" w:eastAsiaTheme="minorEastAsia"/>
+                <w:rFonts w:ascii="Calibri" w:hAnsi="Calibri" w:eastAsia="ＭＳ 明朝" w:cs="Calibri" w:eastAsiaTheme="minorEastAsia"/>
                 <w:sz w:val="18"/>
                 <w:szCs w:val="22"/>
               </w:rPr>
@@ -1383,7 +1379,7 @@
             </w:pPr>
             <w:r>
               <w:rPr>
-                <w:rFonts w:ascii="Inter" w:hAnsi="Inter" w:eastAsia="ＭＳ 明朝" w:cs="Inter" w:eastAsiaTheme="minorEastAsia"/>
+                <w:rFonts w:ascii="Calibri" w:hAnsi="Calibri" w:eastAsia="ＭＳ 明朝" w:cs="Calibri" w:eastAsiaTheme="minorEastAsia"/>
                 <w:sz w:val="18"/>
                 <w:szCs w:val="22"/>
               </w:rPr>
@@ -1413,7 +1409,7 @@
             </w:pPr>
             <w:r>
               <w:rPr>
-                <w:rFonts w:ascii="Inter" w:hAnsi="Inter" w:eastAsia="ＭＳ 明朝" w:cs="Inter" w:eastAsiaTheme="minorEastAsia"/>
+                <w:rFonts w:ascii="Calibri" w:hAnsi="Calibri" w:eastAsia="ＭＳ 明朝" w:cs="Calibri" w:eastAsiaTheme="minorEastAsia"/>
                 <w:sz w:val="18"/>
                 <w:szCs w:val="22"/>
               </w:rPr>
@@ -1445,7 +1441,7 @@
             </w:pPr>
             <w:r>
               <w:rPr>
-                <w:rFonts w:ascii="Inter" w:hAnsi="Inter" w:eastAsia="ＭＳ 明朝" w:cs="Inter" w:eastAsiaTheme="minorEastAsia"/>
+                <w:rFonts w:ascii="Calibri" w:hAnsi="Calibri" w:eastAsia="ＭＳ 明朝" w:cs="Calibri" w:eastAsiaTheme="minorEastAsia"/>
                 <w:sz w:val="18"/>
                 <w:szCs w:val="22"/>
               </w:rPr>
@@ -1475,7 +1471,7 @@
             </w:pPr>
             <w:r>
               <w:rPr>
-                <w:rFonts w:ascii="Inter" w:hAnsi="Inter" w:eastAsia="ＭＳ 明朝" w:cs="Inter" w:eastAsiaTheme="minorEastAsia"/>
+                <w:rFonts w:ascii="Calibri" w:hAnsi="Calibri" w:eastAsia="ＭＳ 明朝" w:cs="Calibri" w:eastAsiaTheme="minorEastAsia"/>
                 <w:sz w:val="18"/>
                 <w:szCs w:val="22"/>
               </w:rPr>
@@ -1505,7 +1501,7 @@
             </w:pPr>
             <w:r>
               <w:rPr>
-                <w:rFonts w:ascii="Inter" w:hAnsi="Inter" w:eastAsia="ＭＳ 明朝" w:cs="Inter" w:eastAsiaTheme="minorEastAsia"/>
+                <w:rFonts w:ascii="Calibri" w:hAnsi="Calibri" w:eastAsia="ＭＳ 明朝" w:cs="Calibri" w:eastAsiaTheme="minorEastAsia"/>
                 <w:sz w:val="18"/>
                 <w:szCs w:val="22"/>
               </w:rPr>
@@ -1535,7 +1531,7 @@
             </w:pPr>
             <w:r>
               <w:rPr>
-                <w:rFonts w:ascii="Inter" w:hAnsi="Inter" w:eastAsia="ＭＳ 明朝" w:cs="Inter" w:eastAsiaTheme="minorEastAsia"/>
+                <w:rFonts w:ascii="Calibri" w:hAnsi="Calibri" w:eastAsia="ＭＳ 明朝" w:cs="Calibri" w:eastAsiaTheme="minorEastAsia"/>
                 <w:sz w:val="18"/>
                 <w:szCs w:val="22"/>
               </w:rPr>
@@ -1565,7 +1561,7 @@
             </w:pPr>
             <w:r>
               <w:rPr>
-                <w:rFonts w:ascii="Inter" w:hAnsi="Inter" w:eastAsia="ＭＳ 明朝" w:cs="Inter" w:eastAsiaTheme="minorEastAsia"/>
+                <w:rFonts w:ascii="Calibri" w:hAnsi="Calibri" w:eastAsia="ＭＳ 明朝" w:cs="Calibri" w:eastAsiaTheme="minorEastAsia"/>
                 <w:sz w:val="18"/>
                 <w:szCs w:val="22"/>
               </w:rPr>
@@ -1595,7 +1591,7 @@
             </w:pPr>
             <w:r>
               <w:rPr>
-                <w:rFonts w:ascii="Inter" w:hAnsi="Inter" w:eastAsia="ＭＳ 明朝" w:cs="Inter" w:eastAsiaTheme="minorEastAsia"/>
+                <w:rFonts w:ascii="Calibri" w:hAnsi="Calibri" w:eastAsia="ＭＳ 明朝" w:cs="Calibri" w:eastAsiaTheme="minorEastAsia"/>
                 <w:sz w:val="18"/>
                 <w:szCs w:val="22"/>
               </w:rPr>
@@ -1625,7 +1621,7 @@
             </w:pPr>
             <w:r>
               <w:rPr>
-                <w:rFonts w:ascii="Inter" w:hAnsi="Inter" w:eastAsia="ＭＳ 明朝" w:cs="Inter" w:eastAsiaTheme="minorEastAsia"/>
+                <w:rFonts w:ascii="Calibri" w:hAnsi="Calibri" w:eastAsia="ＭＳ 明朝" w:cs="Calibri" w:eastAsiaTheme="minorEastAsia"/>
                 <w:sz w:val="18"/>
                 <w:szCs w:val="22"/>
               </w:rPr>
@@ -1655,7 +1651,7 @@
             </w:pPr>
             <w:r>
               <w:rPr>
-                <w:rFonts w:ascii="Inter" w:hAnsi="Inter" w:eastAsia="ＭＳ 明朝" w:cs="Inter" w:eastAsiaTheme="minorEastAsia"/>
+                <w:rFonts w:ascii="Calibri" w:hAnsi="Calibri" w:eastAsia="ＭＳ 明朝" w:cs="Calibri" w:eastAsiaTheme="minorEastAsia"/>
                 <w:sz w:val="18"/>
                 <w:szCs w:val="22"/>
               </w:rPr>
@@ -1685,7 +1681,7 @@
             </w:pPr>
             <w:r>
               <w:rPr>
-                <w:rFonts w:ascii="Inter" w:hAnsi="Inter" w:eastAsia="ＭＳ 明朝" w:cs="Inter" w:eastAsiaTheme="minorEastAsia"/>
+                <w:rFonts w:ascii="Calibri" w:hAnsi="Calibri" w:eastAsia="ＭＳ 明朝" w:cs="Calibri" w:eastAsiaTheme="minorEastAsia"/>
                 <w:sz w:val="18"/>
                 <w:szCs w:val="22"/>
               </w:rPr>
@@ -1715,7 +1711,7 @@
             </w:pPr>
             <w:r>
               <w:rPr>
-                <w:rFonts w:ascii="Inter" w:hAnsi="Inter" w:eastAsia="ＭＳ 明朝" w:cs="Inter" w:eastAsiaTheme="minorEastAsia"/>
+                <w:rFonts w:ascii="Calibri" w:hAnsi="Calibri" w:eastAsia="ＭＳ 明朝" w:cs="Calibri" w:eastAsiaTheme="minorEastAsia"/>
                 <w:sz w:val="18"/>
                 <w:szCs w:val="22"/>
               </w:rPr>
@@ -1747,7 +1743,7 @@
             </w:pPr>
             <w:r>
               <w:rPr>
-                <w:rFonts w:ascii="Inter" w:hAnsi="Inter" w:eastAsia="ＭＳ 明朝" w:cs="Inter" w:eastAsiaTheme="minorEastAsia"/>
+                <w:rFonts w:ascii="Calibri" w:hAnsi="Calibri" w:eastAsia="ＭＳ 明朝" w:cs="Calibri" w:eastAsiaTheme="minorEastAsia"/>
                 <w:sz w:val="18"/>
                 <w:szCs w:val="22"/>
               </w:rPr>
@@ -1777,7 +1773,7 @@
             </w:pPr>
             <w:r>
               <w:rPr>
-                <w:rFonts w:ascii="Inter" w:hAnsi="Inter" w:eastAsia="ＭＳ 明朝" w:cs="Inter" w:eastAsiaTheme="minorEastAsia"/>
+                <w:rFonts w:ascii="Calibri" w:hAnsi="Calibri" w:eastAsia="ＭＳ 明朝" w:cs="Calibri" w:eastAsiaTheme="minorEastAsia"/>
                 <w:sz w:val="18"/>
                 <w:szCs w:val="22"/>
               </w:rPr>
@@ -1807,7 +1803,7 @@
             </w:pPr>
             <w:r>
               <w:rPr>
-                <w:rFonts w:ascii="Inter" w:hAnsi="Inter" w:eastAsia="ＭＳ 明朝" w:cs="Inter" w:eastAsiaTheme="minorEastAsia"/>
+                <w:rFonts w:ascii="Calibri" w:hAnsi="Calibri" w:eastAsia="ＭＳ 明朝" w:cs="Calibri" w:eastAsiaTheme="minorEastAsia"/>
                 <w:sz w:val="18"/>
                 <w:szCs w:val="22"/>
               </w:rPr>
@@ -1837,7 +1833,7 @@
             </w:pPr>
             <w:r>
               <w:rPr>
-                <w:rFonts w:ascii="Inter" w:hAnsi="Inter" w:eastAsia="ＭＳ 明朝" w:cs="Inter" w:eastAsiaTheme="minorEastAsia"/>
+                <w:rFonts w:ascii="Calibri" w:hAnsi="Calibri" w:eastAsia="ＭＳ 明朝" w:cs="Calibri" w:eastAsiaTheme="minorEastAsia"/>
                 <w:sz w:val="18"/>
                 <w:szCs w:val="22"/>
               </w:rPr>
@@ -1867,7 +1863,7 @@
             </w:pPr>
             <w:r>
               <w:rPr>
-                <w:rFonts w:ascii="Inter" w:hAnsi="Inter" w:eastAsia="ＭＳ 明朝" w:cs="Inter" w:eastAsiaTheme="minorEastAsia"/>
+                <w:rFonts w:ascii="Calibri" w:hAnsi="Calibri" w:eastAsia="ＭＳ 明朝" w:cs="Calibri" w:eastAsiaTheme="minorEastAsia"/>
                 <w:sz w:val="18"/>
                 <w:szCs w:val="22"/>
               </w:rPr>
@@ -1897,7 +1893,7 @@
             </w:pPr>
             <w:r>
               <w:rPr>
-                <w:rFonts w:ascii="Inter" w:hAnsi="Inter" w:eastAsia="ＭＳ 明朝" w:cs="Inter" w:eastAsiaTheme="minorEastAsia"/>
+                <w:rFonts w:ascii="Calibri" w:hAnsi="Calibri" w:eastAsia="ＭＳ 明朝" w:cs="Calibri" w:eastAsiaTheme="minorEastAsia"/>
                 <w:sz w:val="18"/>
                 <w:szCs w:val="22"/>
               </w:rPr>
@@ -1927,7 +1923,7 @@
             </w:pPr>
             <w:r>
               <w:rPr>
-                <w:rFonts w:ascii="Inter" w:hAnsi="Inter" w:eastAsia="ＭＳ 明朝" w:cs="Inter" w:eastAsiaTheme="minorEastAsia"/>
+                <w:rFonts w:ascii="Calibri" w:hAnsi="Calibri" w:eastAsia="ＭＳ 明朝" w:cs="Calibri" w:eastAsiaTheme="minorEastAsia"/>
                 <w:sz w:val="18"/>
                 <w:szCs w:val="22"/>
               </w:rPr>
@@ -1957,7 +1953,7 @@
             </w:pPr>
             <w:r>
               <w:rPr>
-                <w:rFonts w:ascii="Inter" w:hAnsi="Inter" w:eastAsia="ＭＳ 明朝" w:cs="Inter" w:eastAsiaTheme="minorEastAsia"/>
+                <w:rFonts w:ascii="Calibri" w:hAnsi="Calibri" w:eastAsia="ＭＳ 明朝" w:cs="Calibri" w:eastAsiaTheme="minorEastAsia"/>
                 <w:sz w:val="18"/>
                 <w:szCs w:val="22"/>
               </w:rPr>
@@ -1987,7 +1983,7 @@
             </w:pPr>
             <w:r>
               <w:rPr>
-                <w:rFonts w:ascii="Inter" w:hAnsi="Inter" w:eastAsia="ＭＳ 明朝" w:cs="Inter" w:eastAsiaTheme="minorEastAsia"/>
+                <w:rFonts w:ascii="Calibri" w:hAnsi="Calibri" w:eastAsia="ＭＳ 明朝" w:cs="Calibri" w:eastAsiaTheme="minorEastAsia"/>
                 <w:sz w:val="18"/>
                 <w:szCs w:val="22"/>
               </w:rPr>
@@ -2017,7 +2013,7 @@
             </w:pPr>
             <w:r>
               <w:rPr>
-                <w:rFonts w:ascii="Inter" w:hAnsi="Inter" w:eastAsia="ＭＳ 明朝" w:cs="Inter" w:eastAsiaTheme="minorEastAsia"/>
+                <w:rFonts w:ascii="Calibri" w:hAnsi="Calibri" w:eastAsia="ＭＳ 明朝" w:cs="Calibri" w:eastAsiaTheme="minorEastAsia"/>
                 <w:sz w:val="18"/>
                 <w:szCs w:val="22"/>
               </w:rPr>
@@ -2049,7 +2045,7 @@
             </w:pPr>
             <w:r>
               <w:rPr>
-                <w:rFonts w:ascii="Inter" w:hAnsi="Inter" w:eastAsia="ＭＳ 明朝" w:cs="Inter" w:eastAsiaTheme="minorEastAsia"/>
+                <w:rFonts w:ascii="Calibri" w:hAnsi="Calibri" w:eastAsia="ＭＳ 明朝" w:cs="Calibri" w:eastAsiaTheme="minorEastAsia"/>
                 <w:sz w:val="18"/>
                 <w:szCs w:val="22"/>
               </w:rPr>
@@ -2079,7 +2075,7 @@
             </w:pPr>
             <w:r>
               <w:rPr>
-                <w:rFonts w:ascii="Inter" w:hAnsi="Inter" w:eastAsia="ＭＳ 明朝" w:cs="Inter" w:eastAsiaTheme="minorEastAsia"/>
+                <w:rFonts w:ascii="Calibri" w:hAnsi="Calibri" w:eastAsia="ＭＳ 明朝" w:cs="Calibri" w:eastAsiaTheme="minorEastAsia"/>
                 <w:sz w:val="18"/>
                 <w:szCs w:val="22"/>
               </w:rPr>
@@ -2109,7 +2105,7 @@
             </w:pPr>
             <w:r>
               <w:rPr>
-                <w:rFonts w:ascii="Inter" w:hAnsi="Inter" w:eastAsia="ＭＳ 明朝" w:cs="Inter" w:eastAsiaTheme="minorEastAsia"/>
+                <w:rFonts w:ascii="Calibri" w:hAnsi="Calibri" w:eastAsia="ＭＳ 明朝" w:cs="Calibri" w:eastAsiaTheme="minorEastAsia"/>
                 <w:sz w:val="18"/>
                 <w:szCs w:val="22"/>
               </w:rPr>
@@ -2139,7 +2135,7 @@
             </w:pPr>
             <w:r>
               <w:rPr>
-                <w:rFonts w:ascii="Inter" w:hAnsi="Inter" w:eastAsia="ＭＳ 明朝" w:cs="Inter" w:eastAsiaTheme="minorEastAsia"/>
+                <w:rFonts w:ascii="Calibri" w:hAnsi="Calibri" w:eastAsia="ＭＳ 明朝" w:cs="Calibri" w:eastAsiaTheme="minorEastAsia"/>
                 <w:sz w:val="18"/>
                 <w:szCs w:val="22"/>
               </w:rPr>
@@ -2169,7 +2165,7 @@
             </w:pPr>
             <w:r>
               <w:rPr>
-                <w:rFonts w:ascii="Inter" w:hAnsi="Inter" w:eastAsia="ＭＳ 明朝" w:cs="Inter" w:eastAsiaTheme="minorEastAsia"/>
+                <w:rFonts w:ascii="Calibri" w:hAnsi="Calibri" w:eastAsia="ＭＳ 明朝" w:cs="Calibri" w:eastAsiaTheme="minorEastAsia"/>
                 <w:sz w:val="18"/>
                 <w:szCs w:val="22"/>
               </w:rPr>
@@ -2199,7 +2195,7 @@
             </w:pPr>
             <w:r>
               <w:rPr>
-                <w:rFonts w:ascii="Inter" w:hAnsi="Inter" w:eastAsia="ＭＳ 明朝" w:cs="Inter" w:eastAsiaTheme="minorEastAsia"/>
+                <w:rFonts w:ascii="Calibri" w:hAnsi="Calibri" w:eastAsia="ＭＳ 明朝" w:cs="Calibri" w:eastAsiaTheme="minorEastAsia"/>
                 <w:sz w:val="18"/>
                 <w:szCs w:val="22"/>
               </w:rPr>
@@ -2229,7 +2225,7 @@
             </w:pPr>
             <w:r>
               <w:rPr>
-                <w:rFonts w:ascii="Inter" w:hAnsi="Inter" w:eastAsia="ＭＳ 明朝" w:cs="Inter" w:eastAsiaTheme="minorEastAsia"/>
+                <w:rFonts w:ascii="Calibri" w:hAnsi="Calibri" w:eastAsia="ＭＳ 明朝" w:cs="Calibri" w:eastAsiaTheme="minorEastAsia"/>
                 <w:sz w:val="18"/>
                 <w:szCs w:val="22"/>
               </w:rPr>
@@ -2259,7 +2255,7 @@
             </w:pPr>
             <w:r>
               <w:rPr>
-                <w:rFonts w:ascii="Inter" w:hAnsi="Inter" w:eastAsia="ＭＳ 明朝" w:cs="Inter" w:eastAsiaTheme="minorEastAsia"/>
+                <w:rFonts w:ascii="Calibri" w:hAnsi="Calibri" w:eastAsia="ＭＳ 明朝" w:cs="Calibri" w:eastAsiaTheme="minorEastAsia"/>
                 <w:sz w:val="18"/>
                 <w:szCs w:val="22"/>
               </w:rPr>
@@ -2289,7 +2285,7 @@
             </w:pPr>
             <w:r>
               <w:rPr>
-                <w:rFonts w:ascii="Inter" w:hAnsi="Inter" w:eastAsia="ＭＳ 明朝" w:cs="Inter" w:eastAsiaTheme="minorEastAsia"/>
+                <w:rFonts w:ascii="Calibri" w:hAnsi="Calibri" w:eastAsia="ＭＳ 明朝" w:cs="Calibri" w:eastAsiaTheme="minorEastAsia"/>
                 <w:sz w:val="18"/>
                 <w:szCs w:val="22"/>
               </w:rPr>
@@ -2319,7 +2315,7 @@
             </w:pPr>
             <w:r>
               <w:rPr>
-                <w:rFonts w:ascii="Inter" w:hAnsi="Inter" w:eastAsia="ＭＳ 明朝" w:cs="Inter" w:eastAsiaTheme="minorEastAsia"/>
+                <w:rFonts w:ascii="Calibri" w:hAnsi="Calibri" w:eastAsia="ＭＳ 明朝" w:cs="Calibri" w:eastAsiaTheme="minorEastAsia"/>
                 <w:sz w:val="18"/>
                 <w:szCs w:val="22"/>
               </w:rPr>
@@ -2351,7 +2347,7 @@
             </w:pPr>
             <w:r>
               <w:rPr>
-                <w:rFonts w:ascii="Inter" w:hAnsi="Inter" w:eastAsia="ＭＳ 明朝" w:cs="Inter" w:eastAsiaTheme="minorEastAsia"/>
+                <w:rFonts w:ascii="Calibri" w:hAnsi="Calibri" w:eastAsia="ＭＳ 明朝" w:cs="Calibri" w:eastAsiaTheme="minorEastAsia"/>
                 <w:sz w:val="18"/>
                 <w:szCs w:val="22"/>
               </w:rPr>
@@ -2381,7 +2377,7 @@
             </w:pPr>
             <w:r>
               <w:rPr>
-                <w:rFonts w:ascii="Inter" w:hAnsi="Inter" w:eastAsia="ＭＳ 明朝" w:cs="Inter" w:eastAsiaTheme="minorEastAsia"/>
+                <w:rFonts w:ascii="Calibri" w:hAnsi="Calibri" w:eastAsia="ＭＳ 明朝" w:cs="Calibri" w:eastAsiaTheme="minorEastAsia"/>
                 <w:sz w:val="18"/>
                 <w:szCs w:val="22"/>
               </w:rPr>
@@ -2411,7 +2407,7 @@
             </w:pPr>
             <w:r>
               <w:rPr>
-                <w:rFonts w:ascii="Inter" w:hAnsi="Inter" w:eastAsia="ＭＳ 明朝" w:cs="Inter" w:eastAsiaTheme="minorEastAsia"/>
+                <w:rFonts w:ascii="Calibri" w:hAnsi="Calibri" w:eastAsia="ＭＳ 明朝" w:cs="Calibri" w:eastAsiaTheme="minorEastAsia"/>
                 <w:sz w:val="18"/>
                 <w:szCs w:val="22"/>
               </w:rPr>
@@ -2441,7 +2437,7 @@
             </w:pPr>
             <w:r>
               <w:rPr>
-                <w:rFonts w:ascii="Inter" w:hAnsi="Inter" w:eastAsia="ＭＳ 明朝" w:cs="Inter" w:eastAsiaTheme="minorEastAsia"/>
+                <w:rFonts w:ascii="Calibri" w:hAnsi="Calibri" w:eastAsia="ＭＳ 明朝" w:cs="Calibri" w:eastAsiaTheme="minorEastAsia"/>
                 <w:sz w:val="18"/>
                 <w:szCs w:val="22"/>
               </w:rPr>
@@ -2471,7 +2467,7 @@
             </w:pPr>
             <w:r>
               <w:rPr>
-                <w:rFonts w:ascii="Inter" w:hAnsi="Inter" w:eastAsia="ＭＳ 明朝" w:cs="Inter" w:eastAsiaTheme="minorEastAsia"/>
+                <w:rFonts w:ascii="Calibri" w:hAnsi="Calibri" w:eastAsia="ＭＳ 明朝" w:cs="Calibri" w:eastAsiaTheme="minorEastAsia"/>
                 <w:sz w:val="18"/>
                 <w:szCs w:val="22"/>
               </w:rPr>
@@ -2501,7 +2497,7 @@
             </w:pPr>
             <w:r>
               <w:rPr>
-                <w:rFonts w:ascii="Inter" w:hAnsi="Inter" w:eastAsia="ＭＳ 明朝" w:cs="Inter" w:eastAsiaTheme="minorEastAsia"/>
+                <w:rFonts w:ascii="Calibri" w:hAnsi="Calibri" w:eastAsia="ＭＳ 明朝" w:cs="Calibri" w:eastAsiaTheme="minorEastAsia"/>
                 <w:sz w:val="18"/>
                 <w:szCs w:val="22"/>
               </w:rPr>
@@ -2531,7 +2527,7 @@
             </w:pPr>
             <w:r>
               <w:rPr>
-                <w:rFonts w:ascii="Inter" w:hAnsi="Inter" w:eastAsia="ＭＳ 明朝" w:cs="Inter" w:eastAsiaTheme="minorEastAsia"/>
+                <w:rFonts w:ascii="Calibri" w:hAnsi="Calibri" w:eastAsia="ＭＳ 明朝" w:cs="Calibri" w:eastAsiaTheme="minorEastAsia"/>
                 <w:sz w:val="18"/>
                 <w:szCs w:val="22"/>
               </w:rPr>
@@ -2561,7 +2557,7 @@
             </w:pPr>
             <w:r>
               <w:rPr>
-                <w:rFonts w:ascii="Inter" w:hAnsi="Inter" w:eastAsia="ＭＳ 明朝" w:cs="Inter" w:eastAsiaTheme="minorEastAsia"/>
+                <w:rFonts w:ascii="Calibri" w:hAnsi="Calibri" w:eastAsia="ＭＳ 明朝" w:cs="Calibri" w:eastAsiaTheme="minorEastAsia"/>
                 <w:sz w:val="18"/>
                 <w:szCs w:val="22"/>
               </w:rPr>
@@ -2591,7 +2587,7 @@
             </w:pPr>
             <w:r>
               <w:rPr>
-                <w:rFonts w:ascii="Inter" w:hAnsi="Inter" w:eastAsia="ＭＳ 明朝" w:cs="Inter" w:eastAsiaTheme="minorEastAsia"/>
+                <w:rFonts w:ascii="Calibri" w:hAnsi="Calibri" w:eastAsia="ＭＳ 明朝" w:cs="Calibri" w:eastAsiaTheme="minorEastAsia"/>
                 <w:sz w:val="18"/>
                 <w:szCs w:val="22"/>
               </w:rPr>
@@ -2621,7 +2617,7 @@
             </w:pPr>
             <w:r>
               <w:rPr>
-                <w:rFonts w:ascii="Inter" w:hAnsi="Inter" w:eastAsia="ＭＳ 明朝" w:cs="Inter" w:eastAsiaTheme="minorEastAsia"/>
+                <w:rFonts w:ascii="Calibri" w:hAnsi="Calibri" w:eastAsia="ＭＳ 明朝" w:cs="Calibri" w:eastAsiaTheme="minorEastAsia"/>
                 <w:sz w:val="18"/>
                 <w:szCs w:val="22"/>
               </w:rPr>
@@ -2653,7 +2649,7 @@
             </w:pPr>
             <w:r>
               <w:rPr>
-                <w:rFonts w:ascii="Inter" w:hAnsi="Inter" w:eastAsia="ＭＳ 明朝" w:cs="Inter" w:eastAsiaTheme="minorEastAsia"/>
+                <w:rFonts w:ascii="Calibri" w:hAnsi="Calibri" w:eastAsia="ＭＳ 明朝" w:cs="Calibri" w:eastAsiaTheme="minorEastAsia"/>
                 <w:sz w:val="18"/>
                 <w:szCs w:val="22"/>
               </w:rPr>
@@ -2683,7 +2679,7 @@
             </w:pPr>
             <w:r>
               <w:rPr>
-                <w:rFonts w:ascii="Inter" w:hAnsi="Inter" w:eastAsia="ＭＳ 明朝" w:cs="Inter" w:eastAsiaTheme="minorEastAsia"/>
+                <w:rFonts w:ascii="Calibri" w:hAnsi="Calibri" w:eastAsia="ＭＳ 明朝" w:cs="Calibri" w:eastAsiaTheme="minorEastAsia"/>
                 <w:sz w:val="18"/>
                 <w:szCs w:val="22"/>
               </w:rPr>
@@ -2713,7 +2709,7 @@
             </w:pPr>
             <w:r>
               <w:rPr>
-                <w:rFonts w:ascii="Inter" w:hAnsi="Inter" w:eastAsia="ＭＳ 明朝" w:cs="Inter" w:eastAsiaTheme="minorEastAsia"/>
+                <w:rFonts w:ascii="Calibri" w:hAnsi="Calibri" w:eastAsia="ＭＳ 明朝" w:cs="Calibri" w:eastAsiaTheme="minorEastAsia"/>
                 <w:sz w:val="18"/>
                 <w:szCs w:val="22"/>
               </w:rPr>
@@ -2743,7 +2739,7 @@
             </w:pPr>
             <w:r>
               <w:rPr>
-                <w:rFonts w:ascii="Inter" w:hAnsi="Inter" w:eastAsia="ＭＳ 明朝" w:cs="Inter" w:eastAsiaTheme="minorEastAsia"/>
+                <w:rFonts w:ascii="Calibri" w:hAnsi="Calibri" w:eastAsia="ＭＳ 明朝" w:cs="Calibri" w:eastAsiaTheme="minorEastAsia"/>
                 <w:sz w:val="18"/>
                 <w:szCs w:val="22"/>
               </w:rPr>
@@ -2773,7 +2769,7 @@
             </w:pPr>
             <w:r>
               <w:rPr>
-                <w:rFonts w:ascii="Inter" w:hAnsi="Inter" w:eastAsia="ＭＳ 明朝" w:cs="Inter" w:eastAsiaTheme="minorEastAsia"/>
+                <w:rFonts w:ascii="Calibri" w:hAnsi="Calibri" w:eastAsia="ＭＳ 明朝" w:cs="Calibri" w:eastAsiaTheme="minorEastAsia"/>
                 <w:sz w:val="18"/>
                 <w:szCs w:val="22"/>
               </w:rPr>
@@ -2803,7 +2799,7 @@
             </w:pPr>
             <w:r>
               <w:rPr>
-                <w:rFonts w:ascii="Inter" w:hAnsi="Inter" w:eastAsia="ＭＳ 明朝" w:cs="Inter" w:eastAsiaTheme="minorEastAsia"/>
+                <w:rFonts w:ascii="Calibri" w:hAnsi="Calibri" w:eastAsia="ＭＳ 明朝" w:cs="Calibri" w:eastAsiaTheme="minorEastAsia"/>
                 <w:sz w:val="18"/>
                 <w:szCs w:val="22"/>
               </w:rPr>
@@ -2833,7 +2829,7 @@
             </w:pPr>
             <w:r>
               <w:rPr>
-                <w:rFonts w:ascii="Inter" w:hAnsi="Inter" w:eastAsia="ＭＳ 明朝" w:cs="Inter" w:eastAsiaTheme="minorEastAsia"/>
+                <w:rFonts w:ascii="Calibri" w:hAnsi="Calibri" w:eastAsia="ＭＳ 明朝" w:cs="Calibri" w:eastAsiaTheme="minorEastAsia"/>
                 <w:sz w:val="18"/>
                 <w:szCs w:val="22"/>
               </w:rPr>
@@ -2863,7 +2859,7 @@
             </w:pPr>
             <w:r>
               <w:rPr>
-                <w:rFonts w:ascii="Inter" w:hAnsi="Inter" w:eastAsia="ＭＳ 明朝" w:cs="Inter" w:eastAsiaTheme="minorEastAsia"/>
+                <w:rFonts w:ascii="Calibri" w:hAnsi="Calibri" w:eastAsia="ＭＳ 明朝" w:cs="Calibri" w:eastAsiaTheme="minorEastAsia"/>
                 <w:sz w:val="18"/>
                 <w:szCs w:val="22"/>
               </w:rPr>
@@ -2893,7 +2889,7 @@
             </w:pPr>
             <w:r>
               <w:rPr>
-                <w:rFonts w:ascii="Inter" w:hAnsi="Inter" w:eastAsia="ＭＳ 明朝" w:cs="Inter" w:eastAsiaTheme="minorEastAsia"/>
+                <w:rFonts w:ascii="Calibri" w:hAnsi="Calibri" w:eastAsia="ＭＳ 明朝" w:cs="Calibri" w:eastAsiaTheme="minorEastAsia"/>
                 <w:sz w:val="18"/>
                 <w:szCs w:val="22"/>
               </w:rPr>
@@ -2923,7 +2919,7 @@
             </w:pPr>
             <w:r>
               <w:rPr>
-                <w:rFonts w:ascii="Inter" w:hAnsi="Inter" w:eastAsia="ＭＳ 明朝" w:cs="Inter" w:eastAsiaTheme="minorEastAsia"/>
+                <w:rFonts w:ascii="Calibri" w:hAnsi="Calibri" w:eastAsia="ＭＳ 明朝" w:cs="Calibri" w:eastAsiaTheme="minorEastAsia"/>
                 <w:sz w:val="18"/>
                 <w:szCs w:val="22"/>
               </w:rPr>
@@ -2955,7 +2951,7 @@
             </w:pPr>
             <w:r>
               <w:rPr>
-                <w:rFonts w:ascii="Inter" w:hAnsi="Inter" w:eastAsia="ＭＳ 明朝" w:cs="Inter" w:eastAsiaTheme="minorEastAsia"/>
+                <w:rFonts w:ascii="Calibri" w:hAnsi="Calibri" w:eastAsia="ＭＳ 明朝" w:cs="Calibri" w:eastAsiaTheme="minorEastAsia"/>
                 <w:sz w:val="18"/>
                 <w:szCs w:val="22"/>
               </w:rPr>
@@ -2985,7 +2981,7 @@
             </w:pPr>
             <w:r>
               <w:rPr>
-                <w:rFonts w:ascii="Inter" w:hAnsi="Inter" w:eastAsia="ＭＳ 明朝" w:cs="Inter" w:eastAsiaTheme="minorEastAsia"/>
+                <w:rFonts w:ascii="Calibri" w:hAnsi="Calibri" w:eastAsia="ＭＳ 明朝" w:cs="Calibri" w:eastAsiaTheme="minorEastAsia"/>
                 <w:sz w:val="18"/>
                 <w:szCs w:val="22"/>
               </w:rPr>
@@ -3015,7 +3011,7 @@
             </w:pPr>
             <w:r>
               <w:rPr>
-                <w:rFonts w:ascii="Inter" w:hAnsi="Inter" w:eastAsia="ＭＳ 明朝" w:cs="Inter" w:eastAsiaTheme="minorEastAsia"/>
+                <w:rFonts w:ascii="Calibri" w:hAnsi="Calibri" w:eastAsia="ＭＳ 明朝" w:cs="Calibri" w:eastAsiaTheme="minorEastAsia"/>
                 <w:sz w:val="18"/>
                 <w:szCs w:val="22"/>
               </w:rPr>
@@ -3045,7 +3041,7 @@
             </w:pPr>
             <w:r>
               <w:rPr>
-                <w:rFonts w:ascii="Inter" w:hAnsi="Inter" w:eastAsia="ＭＳ 明朝" w:cs="Inter" w:eastAsiaTheme="minorEastAsia"/>
+                <w:rFonts w:ascii="Calibri" w:hAnsi="Calibri" w:eastAsia="ＭＳ 明朝" w:cs="Calibri" w:eastAsiaTheme="minorEastAsia"/>
                 <w:sz w:val="18"/>
                 <w:szCs w:val="22"/>
               </w:rPr>
@@ -3075,7 +3071,7 @@
             </w:pPr>
             <w:r>
               <w:rPr>
-                <w:rFonts w:ascii="Inter" w:hAnsi="Inter" w:eastAsia="ＭＳ 明朝" w:cs="Inter" w:eastAsiaTheme="minorEastAsia"/>
+                <w:rFonts w:ascii="Calibri" w:hAnsi="Calibri" w:eastAsia="ＭＳ 明朝" w:cs="Calibri" w:eastAsiaTheme="minorEastAsia"/>
                 <w:sz w:val="18"/>
                 <w:szCs w:val="22"/>
               </w:rPr>
@@ -3105,7 +3101,7 @@
             </w:pPr>
             <w:r>
               <w:rPr>
-                <w:rFonts w:ascii="Inter" w:hAnsi="Inter" w:eastAsia="ＭＳ 明朝" w:cs="Inter" w:eastAsiaTheme="minorEastAsia"/>
+                <w:rFonts w:ascii="Calibri" w:hAnsi="Calibri" w:eastAsia="ＭＳ 明朝" w:cs="Calibri" w:eastAsiaTheme="minorEastAsia"/>
                 <w:sz w:val="18"/>
                 <w:szCs w:val="22"/>
               </w:rPr>
@@ -3135,7 +3131,7 @@
             </w:pPr>
             <w:r>
               <w:rPr>
-                <w:rFonts w:ascii="Inter" w:hAnsi="Inter" w:eastAsia="ＭＳ 明朝" w:cs="Inter" w:eastAsiaTheme="minorEastAsia"/>
+                <w:rFonts w:ascii="Calibri" w:hAnsi="Calibri" w:eastAsia="ＭＳ 明朝" w:cs="Calibri" w:eastAsiaTheme="minorEastAsia"/>
                 <w:sz w:val="18"/>
                 <w:szCs w:val="22"/>
               </w:rPr>
@@ -3165,7 +3161,7 @@
             </w:pPr>
             <w:r>
               <w:rPr>
-                <w:rFonts w:ascii="Inter" w:hAnsi="Inter" w:eastAsia="ＭＳ 明朝" w:cs="Inter" w:eastAsiaTheme="minorEastAsia"/>
+                <w:rFonts w:ascii="Calibri" w:hAnsi="Calibri" w:eastAsia="ＭＳ 明朝" w:cs="Calibri" w:eastAsiaTheme="minorEastAsia"/>
                 <w:sz w:val="18"/>
                 <w:szCs w:val="22"/>
               </w:rPr>
@@ -3195,7 +3191,7 @@
             </w:pPr>
             <w:r>
               <w:rPr>
-                <w:rFonts w:ascii="Inter" w:hAnsi="Inter" w:eastAsia="ＭＳ 明朝" w:cs="Inter" w:eastAsiaTheme="minorEastAsia"/>
+                <w:rFonts w:ascii="Calibri" w:hAnsi="Calibri" w:eastAsia="ＭＳ 明朝" w:cs="Calibri" w:eastAsiaTheme="minorEastAsia"/>
                 <w:sz w:val="18"/>
                 <w:szCs w:val="22"/>
               </w:rPr>
@@ -3225,7 +3221,7 @@
             </w:pPr>
             <w:r>
               <w:rPr>
-                <w:rFonts w:ascii="Inter" w:hAnsi="Inter" w:eastAsia="ＭＳ 明朝" w:cs="Inter" w:eastAsiaTheme="minorEastAsia"/>
+                <w:rFonts w:ascii="Calibri" w:hAnsi="Calibri" w:eastAsia="ＭＳ 明朝" w:cs="Calibri" w:eastAsiaTheme="minorEastAsia"/>
                 <w:sz w:val="18"/>
                 <w:szCs w:val="22"/>
               </w:rPr>
@@ -3257,7 +3253,7 @@
             </w:pPr>
             <w:r>
               <w:rPr>
-                <w:rFonts w:ascii="Inter" w:hAnsi="Inter" w:eastAsia="ＭＳ 明朝" w:cs="Inter" w:eastAsiaTheme="minorEastAsia"/>
+                <w:rFonts w:ascii="Calibri" w:hAnsi="Calibri" w:eastAsia="ＭＳ 明朝" w:cs="Calibri" w:eastAsiaTheme="minorEastAsia"/>
                 <w:sz w:val="18"/>
                 <w:szCs w:val="22"/>
               </w:rPr>
@@ -3287,7 +3283,7 @@
             </w:pPr>
             <w:r>
               <w:rPr>
-                <w:rFonts w:ascii="Inter" w:hAnsi="Inter" w:eastAsia="ＭＳ 明朝" w:cs="Inter" w:eastAsiaTheme="minorEastAsia"/>
+                <w:rFonts w:ascii="Calibri" w:hAnsi="Calibri" w:eastAsia="ＭＳ 明朝" w:cs="Calibri" w:eastAsiaTheme="minorEastAsia"/>
                 <w:sz w:val="18"/>
                 <w:szCs w:val="22"/>
               </w:rPr>
@@ -3317,7 +3313,7 @@
             </w:pPr>
             <w:r>
               <w:rPr>
-                <w:rFonts w:ascii="Inter" w:hAnsi="Inter" w:eastAsia="ＭＳ 明朝" w:cs="Inter" w:eastAsiaTheme="minorEastAsia"/>
+                <w:rFonts w:ascii="Calibri" w:hAnsi="Calibri" w:eastAsia="ＭＳ 明朝" w:cs="Calibri" w:eastAsiaTheme="minorEastAsia"/>
                 <w:sz w:val="18"/>
                 <w:szCs w:val="22"/>
               </w:rPr>
@@ -3347,7 +3343,7 @@
             </w:pPr>
             <w:r>
               <w:rPr>
-                <w:rFonts w:ascii="Inter" w:hAnsi="Inter" w:eastAsia="ＭＳ 明朝" w:cs="Inter" w:eastAsiaTheme="minorEastAsia"/>
+                <w:rFonts w:ascii="Calibri" w:hAnsi="Calibri" w:eastAsia="ＭＳ 明朝" w:cs="Calibri" w:eastAsiaTheme="minorEastAsia"/>
                 <w:sz w:val="18"/>
                 <w:szCs w:val="22"/>
               </w:rPr>
@@ -3377,7 +3373,7 @@
             </w:pPr>
             <w:r>
               <w:rPr>
-                <w:rFonts w:ascii="Inter" w:hAnsi="Inter" w:eastAsia="ＭＳ 明朝" w:cs="Inter" w:eastAsiaTheme="minorEastAsia"/>
+                <w:rFonts w:ascii="Calibri" w:hAnsi="Calibri" w:eastAsia="ＭＳ 明朝" w:cs="Calibri" w:eastAsiaTheme="minorEastAsia"/>
                 <w:sz w:val="18"/>
                 <w:szCs w:val="22"/>
               </w:rPr>
@@ -3407,7 +3403,7 @@
             </w:pPr>
             <w:r>
               <w:rPr>
-                <w:rFonts w:ascii="Inter" w:hAnsi="Inter" w:eastAsia="ＭＳ 明朝" w:cs="Inter" w:eastAsiaTheme="minorEastAsia"/>
+                <w:rFonts w:ascii="Calibri" w:hAnsi="Calibri" w:eastAsia="ＭＳ 明朝" w:cs="Calibri" w:eastAsiaTheme="minorEastAsia"/>
                 <w:sz w:val="18"/>
                 <w:szCs w:val="22"/>
               </w:rPr>
@@ -3437,7 +3433,7 @@
             </w:pPr>
             <w:r>
               <w:rPr>
-                <w:rFonts w:ascii="Inter" w:hAnsi="Inter" w:eastAsia="ＭＳ 明朝" w:cs="Inter" w:eastAsiaTheme="minorEastAsia"/>
+                <w:rFonts w:ascii="Calibri" w:hAnsi="Calibri" w:eastAsia="ＭＳ 明朝" w:cs="Calibri" w:eastAsiaTheme="minorEastAsia"/>
                 <w:sz w:val="18"/>
                 <w:szCs w:val="22"/>
               </w:rPr>
@@ -3467,7 +3463,7 @@
             </w:pPr>
             <w:r>
               <w:rPr>
-                <w:rFonts w:ascii="Inter" w:hAnsi="Inter" w:eastAsia="ＭＳ 明朝" w:cs="Inter" w:eastAsiaTheme="minorEastAsia"/>
+                <w:rFonts w:ascii="Calibri" w:hAnsi="Calibri" w:eastAsia="ＭＳ 明朝" w:cs="Calibri" w:eastAsiaTheme="minorEastAsia"/>
                 <w:sz w:val="18"/>
                 <w:szCs w:val="22"/>
               </w:rPr>
@@ -3497,7 +3493,7 @@
             </w:pPr>
             <w:r>
               <w:rPr>
-                <w:rFonts w:ascii="Inter" w:hAnsi="Inter" w:eastAsia="ＭＳ 明朝" w:cs="Inter" w:eastAsiaTheme="minorEastAsia"/>
+                <w:rFonts w:ascii="Calibri" w:hAnsi="Calibri" w:eastAsia="ＭＳ 明朝" w:cs="Calibri" w:eastAsiaTheme="minorEastAsia"/>
                 <w:sz w:val="18"/>
                 <w:szCs w:val="22"/>
               </w:rPr>
@@ -3527,7 +3523,7 @@
             </w:pPr>
             <w:r>
               <w:rPr>
-                <w:rFonts w:ascii="Inter" w:hAnsi="Inter" w:eastAsia="ＭＳ 明朝" w:cs="Inter" w:eastAsiaTheme="minorEastAsia"/>
+                <w:rFonts w:ascii="Calibri" w:hAnsi="Calibri" w:eastAsia="ＭＳ 明朝" w:cs="Calibri" w:eastAsiaTheme="minorEastAsia"/>
                 <w:sz w:val="18"/>
                 <w:szCs w:val="22"/>
               </w:rPr>
@@ -3922,7 +3918,7 @@
     <w:qFormat/>
     <w:rsid w:val="00FC693F"/>
     <w:rPr>
-      <w:rFonts w:ascii="Inter" w:hAnsi="Inter" w:cs="Inter"/>
+      <w:rFonts w:ascii="Calibri" w:hAnsi="Calibri" w:cs="Calibri"/>
     </w:rPr>
   </w:style>
   <w:style w:type="paragraph" w:styleId="Header">
@@ -3984,7 +3980,7 @@
       <w:outlineLvl w:val="0"/>
     </w:pPr>
     <w:rPr>
-      <w:rFonts w:asciiTheme="majorHAnsi" w:eastAsiaTheme="majorEastAsia" w:hAnsiTheme="majorHAnsi" w:cstheme="majorBidi" w:ascii="Inter" w:hAnsi="Inter" w:cs="Inter"/>
+      <w:rFonts w:asciiTheme="majorHAnsi" w:eastAsiaTheme="majorEastAsia" w:hAnsiTheme="majorHAnsi" w:cstheme="majorBidi" w:ascii="Calibri" w:hAnsi="Calibri" w:cs="Calibri"/>
       <w:b/>
       <w:bCs/>
       <w:color w:val="365F91" w:themeColor="accent1" w:themeShade="BF"/>
@@ -4008,7 +4004,7 @@
       <w:outlineLvl w:val="1"/>
     </w:pPr>
     <w:rPr>
-      <w:rFonts w:asciiTheme="majorHAnsi" w:eastAsiaTheme="majorEastAsia" w:hAnsiTheme="majorHAnsi" w:cstheme="majorBidi" w:ascii="Inter" w:hAnsi="Inter" w:cs="Inter"/>
+      <w:rFonts w:asciiTheme="majorHAnsi" w:eastAsiaTheme="majorEastAsia" w:hAnsiTheme="majorHAnsi" w:cstheme="majorBidi" w:ascii="Calibri" w:hAnsi="Calibri" w:cs="Calibri"/>
       <w:b/>
       <w:bCs/>
       <w:color w:val="4F81BD" w:themeColor="accent1"/>
@@ -4273,7 +4269,7 @@
       <w:contextualSpacing/>
     </w:pPr>
     <w:rPr>
-      <w:rFonts w:asciiTheme="majorHAnsi" w:eastAsiaTheme="majorEastAsia" w:hAnsiTheme="majorHAnsi" w:cstheme="majorBidi" w:ascii="Inter" w:hAnsi="Inter" w:cs="Inter"/>
+      <w:rFonts w:asciiTheme="majorHAnsi" w:eastAsiaTheme="majorEastAsia" w:hAnsiTheme="majorHAnsi" w:cstheme="majorBidi" w:ascii="Calibri" w:hAnsi="Calibri" w:cs="Calibri"/>
       <w:color w:val="17365D" w:themeColor="text2" w:themeShade="BF"/>
       <w:spacing w:val="5"/>
       <w:kern w:val="28"/>
@@ -4454,7 +4450,7 @@
       <w:contextualSpacing/>
     </w:pPr>
     <w:rPr>
-      <w:rFonts w:ascii="Inter" w:hAnsi="Inter" w:cs="Inter"/>
+      <w:rFonts w:ascii="Calibri" w:hAnsi="Calibri" w:cs="Calibri"/>
     </w:rPr>
   </w:style>
   <w:style w:type="paragraph" w:styleId="ListBullet2">
@@ -4496,7 +4492,7 @@
       <w:contextualSpacing/>
     </w:pPr>
     <w:rPr>
-      <w:rFonts w:ascii="Inter" w:hAnsi="Inter" w:cs="Inter"/>
+      <w:rFonts w:ascii="Calibri" w:hAnsi="Calibri" w:cs="Calibri"/>
     </w:rPr>
   </w:style>
   <w:style w:type="paragraph" w:styleId="ListNumber2">

--- a/week-2-listening-questioning/week-2-thinker-doer.docx
+++ b/week-2-listening-questioning/week-2-thinker-doer.docx
@@ -98,7 +98,7 @@
                 <w:sz w:val="28"/>
                 <w:szCs w:val="22"/>
               </w:rPr>
-              <w:t>Squares on the Hundred Chart</w:t>
+              <w:t>Squares on Hundred Charts</w:t>
             </w:r>
           </w:p>
           <w:p>
@@ -114,47 +114,6713 @@
               <w:t>Here are three 2×2 squares drawn on a hundred chart. Each of these are 2×2 "hundred chart squares."</w:t>
             </w:r>
           </w:p>
+          <w:tbl>
+            <w:tblPr>
+              <w:tblW w:w="9200" w:type="dxa"/>
+              <w:tblLayout w:type="fixed"/>
+              <w:jc w:val="center"/>
+              <w:tblBorders>
+                <w:top w:val="nil"/>
+                <w:left w:val="nil"/>
+                <w:bottom w:val="nil"/>
+                <w:right w:val="nil"/>
+                <w:insideH w:val="nil"/>
+                <w:insideV w:val="nil"/>
+              </w:tblBorders>
+              <w:tblCellMar>
+                <w:top w:w="0" w:type="dxa"/>
+                <w:left w:w="0" w:type="dxa"/>
+                <w:bottom w:w="0" w:type="dxa"/>
+                <w:right w:w="0" w:type="dxa"/>
+              </w:tblCellMar>
+            </w:tblPr>
+            <w:tblGrid>
+              <w:gridCol w:w="4400"/>
+              <w:gridCol w:w="400"/>
+              <w:gridCol w:w="4400"/>
+            </w:tblGrid>
+            <w:tr>
+              <w:trPr>
+                <w:jc w:val="center"/>
+              </w:trPr>
+              <w:tc>
+                <w:tcPr>
+                  <w:tcW w:w="4400" w:type="dxa"/>
+                  <w:tcBorders>
+                    <w:top w:val="nil"/>
+                    <w:left w:val="nil"/>
+                    <w:bottom w:val="nil"/>
+                    <w:right w:val="nil"/>
+                  </w:tcBorders>
+                  <w:tcMar>
+                    <w:top w:w="0" w:type="dxa"/>
+                    <w:left w:w="0" w:type="dxa"/>
+                    <w:bottom w:w="0" w:type="dxa"/>
+                    <w:right w:w="0" w:type="dxa"/>
+                  </w:tcMar>
+                </w:tcPr>
+                <w:p>
+                  <w:pPr>
+                    <w:jc w:val="center"/>
+                    <w:spacing w:before="0" w:after="60" w:line="240" w:lineRule="auto"/>
+                  </w:pPr>
+                  <w:r>
+                    <w:rPr>
+                      <w:rFonts w:ascii="Calibri" w:hAnsi="Calibri" w:cs="Calibri"/>
+                      <w:b/>
+                      <w:sz w:val="18"/>
+                      <w:szCs w:val="18"/>
+                    </w:rPr>
+                    <w:t>Hundred Chart — use for (a)</w:t>
+                  </w:r>
+                </w:p>
+                <w:tbl>
+                  <w:tblPr>
+                    <w:tblW w:w="4400" w:type="dxa"/>
+                    <w:tblLayout w:type="fixed"/>
+                    <w:tblBorders>
+                      <w:top w:val="single" w:sz="4" w:space="0" w:color="auto"/>
+                      <w:left w:val="single" w:sz="4" w:space="0" w:color="auto"/>
+                      <w:bottom w:val="single" w:sz="4" w:space="0" w:color="auto"/>
+                      <w:right w:val="single" w:sz="4" w:space="0" w:color="auto"/>
+                      <w:insideH w:val="single" w:sz="4" w:space="0" w:color="auto"/>
+                      <w:insideV w:val="single" w:sz="4" w:space="0" w:color="auto"/>
+                    </w:tblBorders>
+                    <w:tblCellMar>
+                      <w:top w:w="0" w:type="dxa"/>
+                      <w:left w:w="0" w:type="dxa"/>
+                      <w:bottom w:w="0" w:type="dxa"/>
+                      <w:right w:w="0" w:type="dxa"/>
+                    </w:tblCellMar>
+                  </w:tblPr>
+                  <w:tblGrid>
+                    <w:gridCol w:w="440"/>
+                    <w:gridCol w:w="440"/>
+                    <w:gridCol w:w="440"/>
+                    <w:gridCol w:w="440"/>
+                    <w:gridCol w:w="440"/>
+                    <w:gridCol w:w="440"/>
+                    <w:gridCol w:w="440"/>
+                    <w:gridCol w:w="440"/>
+                    <w:gridCol w:w="440"/>
+                    <w:gridCol w:w="440"/>
+                  </w:tblGrid>
+                  <w:tr>
+                    <w:trPr>
+                      <w:trHeight w:hRule="exact" w:val="440"/>
+                    </w:trPr>
+                    <w:tc>
+                      <w:tcPr>
+                        <w:tcW w:w="440" w:type="dxa"/>
+                        <w:tcBorders>
+                          <w:top w:val="single" w:sz="4" w:space="0" w:color="auto"/>
+                          <w:left w:val="single" w:sz="4" w:space="0" w:color="auto"/>
+                          <w:bottom w:val="single" w:sz="4" w:space="0" w:color="auto"/>
+                          <w:right w:val="single" w:sz="4" w:space="0" w:color="auto"/>
+                        </w:tcBorders>
+                        <w:tcMar>
+                          <w:top w:w="0" w:type="dxa"/>
+                          <w:left w:w="0" w:type="dxa"/>
+                          <w:bottom w:w="0" w:type="dxa"/>
+                          <w:right w:w="0" w:type="dxa"/>
+                        </w:tcMar>
+                        <w:vAlign w:val="center"/>
+                      </w:tcPr>
+                      <w:p>
+                        <w:pPr>
+                          <w:jc w:val="center"/>
+                          <w:spacing w:before="0" w:after="0" w:line="240" w:lineRule="auto"/>
+                        </w:pPr>
+                        <w:r>
+                          <w:rPr>
+                            <w:rFonts w:ascii="Calibri" w:hAnsi="Calibri" w:cs="Calibri"/>
+                            <w:sz w:val="16"/>
+                            <w:szCs w:val="16"/>
+                          </w:rPr>
+                          <w:t>1</w:t>
+                        </w:r>
+                      </w:p>
+                    </w:tc>
+                    <w:tc>
+                      <w:tcPr>
+                        <w:tcW w:w="440" w:type="dxa"/>
+                        <w:tcBorders>
+                          <w:top w:val="single" w:sz="4" w:space="0" w:color="auto"/>
+                          <w:left w:val="single" w:sz="4" w:space="0" w:color="auto"/>
+                          <w:bottom w:val="single" w:sz="4" w:space="0" w:color="auto"/>
+                          <w:right w:val="single" w:sz="4" w:space="0" w:color="auto"/>
+                        </w:tcBorders>
+                        <w:tcMar>
+                          <w:top w:w="0" w:type="dxa"/>
+                          <w:left w:w="0" w:type="dxa"/>
+                          <w:bottom w:w="0" w:type="dxa"/>
+                          <w:right w:w="0" w:type="dxa"/>
+                        </w:tcMar>
+                        <w:vAlign w:val="center"/>
+                      </w:tcPr>
+                      <w:p>
+                        <w:pPr>
+                          <w:jc w:val="center"/>
+                          <w:spacing w:before="0" w:after="0" w:line="240" w:lineRule="auto"/>
+                        </w:pPr>
+                        <w:r>
+                          <w:rPr>
+                            <w:rFonts w:ascii="Calibri" w:hAnsi="Calibri" w:cs="Calibri"/>
+                            <w:sz w:val="16"/>
+                            <w:szCs w:val="16"/>
+                          </w:rPr>
+                          <w:t>2</w:t>
+                        </w:r>
+                      </w:p>
+                    </w:tc>
+                    <w:tc>
+                      <w:tcPr>
+                        <w:tcW w:w="440" w:type="dxa"/>
+                        <w:tcBorders>
+                          <w:top w:val="single" w:sz="4" w:space="0" w:color="auto"/>
+                          <w:left w:val="single" w:sz="4" w:space="0" w:color="auto"/>
+                          <w:bottom w:val="single" w:sz="4" w:space="0" w:color="auto"/>
+                          <w:right w:val="single" w:sz="4" w:space="0" w:color="auto"/>
+                        </w:tcBorders>
+                        <w:tcMar>
+                          <w:top w:w="0" w:type="dxa"/>
+                          <w:left w:w="0" w:type="dxa"/>
+                          <w:bottom w:w="0" w:type="dxa"/>
+                          <w:right w:w="0" w:type="dxa"/>
+                        </w:tcMar>
+                        <w:vAlign w:val="center"/>
+                      </w:tcPr>
+                      <w:p>
+                        <w:pPr>
+                          <w:jc w:val="center"/>
+                          <w:spacing w:before="0" w:after="0" w:line="240" w:lineRule="auto"/>
+                        </w:pPr>
+                        <w:r>
+                          <w:rPr>
+                            <w:rFonts w:ascii="Calibri" w:hAnsi="Calibri" w:cs="Calibri"/>
+                            <w:sz w:val="16"/>
+                            <w:szCs w:val="16"/>
+                          </w:rPr>
+                          <w:t>3</w:t>
+                        </w:r>
+                      </w:p>
+                    </w:tc>
+                    <w:tc>
+                      <w:tcPr>
+                        <w:tcW w:w="440" w:type="dxa"/>
+                        <w:tcBorders>
+                          <w:top w:val="single" w:sz="4" w:space="0" w:color="auto"/>
+                          <w:left w:val="single" w:sz="4" w:space="0" w:color="auto"/>
+                          <w:bottom w:val="single" w:sz="4" w:space="0" w:color="auto"/>
+                          <w:right w:val="single" w:sz="4" w:space="0" w:color="auto"/>
+                        </w:tcBorders>
+                        <w:tcMar>
+                          <w:top w:w="0" w:type="dxa"/>
+                          <w:left w:w="0" w:type="dxa"/>
+                          <w:bottom w:w="0" w:type="dxa"/>
+                          <w:right w:w="0" w:type="dxa"/>
+                        </w:tcMar>
+                        <w:vAlign w:val="center"/>
+                      </w:tcPr>
+                      <w:p>
+                        <w:pPr>
+                          <w:jc w:val="center"/>
+                          <w:spacing w:before="0" w:after="0" w:line="240" w:lineRule="auto"/>
+                        </w:pPr>
+                        <w:r>
+                          <w:rPr>
+                            <w:rFonts w:ascii="Calibri" w:hAnsi="Calibri" w:cs="Calibri"/>
+                            <w:sz w:val="16"/>
+                            <w:szCs w:val="16"/>
+                          </w:rPr>
+                          <w:t>4</w:t>
+                        </w:r>
+                      </w:p>
+                    </w:tc>
+                    <w:tc>
+                      <w:tcPr>
+                        <w:tcW w:w="440" w:type="dxa"/>
+                        <w:tcBorders>
+                          <w:top w:val="single" w:sz="4" w:space="0" w:color="auto"/>
+                          <w:left w:val="single" w:sz="4" w:space="0" w:color="auto"/>
+                          <w:bottom w:val="single" w:sz="4" w:space="0" w:color="auto"/>
+                          <w:right w:val="single" w:sz="4" w:space="0" w:color="auto"/>
+                        </w:tcBorders>
+                        <w:tcMar>
+                          <w:top w:w="0" w:type="dxa"/>
+                          <w:left w:w="0" w:type="dxa"/>
+                          <w:bottom w:w="0" w:type="dxa"/>
+                          <w:right w:w="0" w:type="dxa"/>
+                        </w:tcMar>
+                        <w:vAlign w:val="center"/>
+                      </w:tcPr>
+                      <w:p>
+                        <w:pPr>
+                          <w:jc w:val="center"/>
+                          <w:spacing w:before="0" w:after="0" w:line="240" w:lineRule="auto"/>
+                        </w:pPr>
+                        <w:r>
+                          <w:rPr>
+                            <w:rFonts w:ascii="Calibri" w:hAnsi="Calibri" w:cs="Calibri"/>
+                            <w:sz w:val="16"/>
+                            <w:szCs w:val="16"/>
+                          </w:rPr>
+                          <w:t>5</w:t>
+                        </w:r>
+                      </w:p>
+                    </w:tc>
+                    <w:tc>
+                      <w:tcPr>
+                        <w:tcW w:w="440" w:type="dxa"/>
+                        <w:tcBorders>
+                          <w:top w:val="single" w:sz="4" w:space="0" w:color="auto"/>
+                          <w:left w:val="single" w:sz="4" w:space="0" w:color="auto"/>
+                          <w:bottom w:val="single" w:sz="4" w:space="0" w:color="auto"/>
+                          <w:right w:val="single" w:sz="4" w:space="0" w:color="auto"/>
+                        </w:tcBorders>
+                        <w:tcMar>
+                          <w:top w:w="0" w:type="dxa"/>
+                          <w:left w:w="0" w:type="dxa"/>
+                          <w:bottom w:w="0" w:type="dxa"/>
+                          <w:right w:w="0" w:type="dxa"/>
+                        </w:tcMar>
+                        <w:vAlign w:val="center"/>
+                      </w:tcPr>
+                      <w:p>
+                        <w:pPr>
+                          <w:jc w:val="center"/>
+                          <w:spacing w:before="0" w:after="0" w:line="240" w:lineRule="auto"/>
+                        </w:pPr>
+                        <w:r>
+                          <w:rPr>
+                            <w:rFonts w:ascii="Calibri" w:hAnsi="Calibri" w:cs="Calibri"/>
+                            <w:sz w:val="16"/>
+                            <w:szCs w:val="16"/>
+                          </w:rPr>
+                          <w:t>6</w:t>
+                        </w:r>
+                      </w:p>
+                    </w:tc>
+                    <w:tc>
+                      <w:tcPr>
+                        <w:tcW w:w="440" w:type="dxa"/>
+                        <w:tcBorders>
+                          <w:top w:val="single" w:sz="4" w:space="0" w:color="auto"/>
+                          <w:left w:val="single" w:sz="4" w:space="0" w:color="auto"/>
+                          <w:bottom w:val="single" w:sz="4" w:space="0" w:color="auto"/>
+                          <w:right w:val="single" w:sz="4" w:space="0" w:color="auto"/>
+                        </w:tcBorders>
+                        <w:tcMar>
+                          <w:top w:w="0" w:type="dxa"/>
+                          <w:left w:w="0" w:type="dxa"/>
+                          <w:bottom w:w="0" w:type="dxa"/>
+                          <w:right w:w="0" w:type="dxa"/>
+                        </w:tcMar>
+                        <w:vAlign w:val="center"/>
+                      </w:tcPr>
+                      <w:p>
+                        <w:pPr>
+                          <w:jc w:val="center"/>
+                          <w:spacing w:before="0" w:after="0" w:line="240" w:lineRule="auto"/>
+                        </w:pPr>
+                        <w:r>
+                          <w:rPr>
+                            <w:rFonts w:ascii="Calibri" w:hAnsi="Calibri" w:cs="Calibri"/>
+                            <w:sz w:val="16"/>
+                            <w:szCs w:val="16"/>
+                          </w:rPr>
+                          <w:t>7</w:t>
+                        </w:r>
+                      </w:p>
+                    </w:tc>
+                    <w:tc>
+                      <w:tcPr>
+                        <w:tcW w:w="440" w:type="dxa"/>
+                        <w:tcBorders>
+                          <w:top w:val="single" w:sz="4" w:space="0" w:color="auto"/>
+                          <w:left w:val="single" w:sz="4" w:space="0" w:color="auto"/>
+                          <w:bottom w:val="single" w:sz="4" w:space="0" w:color="auto"/>
+                          <w:right w:val="single" w:sz="4" w:space="0" w:color="auto"/>
+                        </w:tcBorders>
+                        <w:tcMar>
+                          <w:top w:w="0" w:type="dxa"/>
+                          <w:left w:w="0" w:type="dxa"/>
+                          <w:bottom w:w="0" w:type="dxa"/>
+                          <w:right w:w="0" w:type="dxa"/>
+                        </w:tcMar>
+                        <w:vAlign w:val="center"/>
+                      </w:tcPr>
+                      <w:p>
+                        <w:pPr>
+                          <w:jc w:val="center"/>
+                          <w:spacing w:before="0" w:after="0" w:line="240" w:lineRule="auto"/>
+                        </w:pPr>
+                        <w:r>
+                          <w:rPr>
+                            <w:rFonts w:ascii="Calibri" w:hAnsi="Calibri" w:cs="Calibri"/>
+                            <w:sz w:val="16"/>
+                            <w:szCs w:val="16"/>
+                          </w:rPr>
+                          <w:t>8</w:t>
+                        </w:r>
+                      </w:p>
+                    </w:tc>
+                    <w:tc>
+                      <w:tcPr>
+                        <w:tcW w:w="440" w:type="dxa"/>
+                        <w:tcBorders>
+                          <w:top w:val="single" w:sz="4" w:space="0" w:color="auto"/>
+                          <w:left w:val="single" w:sz="4" w:space="0" w:color="auto"/>
+                          <w:bottom w:val="single" w:sz="4" w:space="0" w:color="auto"/>
+                          <w:right w:val="single" w:sz="4" w:space="0" w:color="auto"/>
+                        </w:tcBorders>
+                        <w:tcMar>
+                          <w:top w:w="0" w:type="dxa"/>
+                          <w:left w:w="0" w:type="dxa"/>
+                          <w:bottom w:w="0" w:type="dxa"/>
+                          <w:right w:w="0" w:type="dxa"/>
+                        </w:tcMar>
+                        <w:vAlign w:val="center"/>
+                      </w:tcPr>
+                      <w:p>
+                        <w:pPr>
+                          <w:jc w:val="center"/>
+                          <w:spacing w:before="0" w:after="0" w:line="240" w:lineRule="auto"/>
+                        </w:pPr>
+                        <w:r>
+                          <w:rPr>
+                            <w:rFonts w:ascii="Calibri" w:hAnsi="Calibri" w:cs="Calibri"/>
+                            <w:sz w:val="16"/>
+                            <w:szCs w:val="16"/>
+                          </w:rPr>
+                          <w:t>9</w:t>
+                        </w:r>
+                      </w:p>
+                    </w:tc>
+                    <w:tc>
+                      <w:tcPr>
+                        <w:tcW w:w="440" w:type="dxa"/>
+                        <w:tcBorders>
+                          <w:top w:val="single" w:sz="4" w:space="0" w:color="auto"/>
+                          <w:left w:val="single" w:sz="4" w:space="0" w:color="auto"/>
+                          <w:bottom w:val="single" w:sz="4" w:space="0" w:color="auto"/>
+                          <w:right w:val="single" w:sz="4" w:space="0" w:color="auto"/>
+                        </w:tcBorders>
+                        <w:tcMar>
+                          <w:top w:w="0" w:type="dxa"/>
+                          <w:left w:w="0" w:type="dxa"/>
+                          <w:bottom w:w="0" w:type="dxa"/>
+                          <w:right w:w="0" w:type="dxa"/>
+                        </w:tcMar>
+                        <w:vAlign w:val="center"/>
+                      </w:tcPr>
+                      <w:p>
+                        <w:pPr>
+                          <w:jc w:val="center"/>
+                          <w:spacing w:before="0" w:after="0" w:line="240" w:lineRule="auto"/>
+                        </w:pPr>
+                        <w:r>
+                          <w:rPr>
+                            <w:rFonts w:ascii="Calibri" w:hAnsi="Calibri" w:cs="Calibri"/>
+                            <w:sz w:val="16"/>
+                            <w:szCs w:val="16"/>
+                          </w:rPr>
+                          <w:t>10</w:t>
+                        </w:r>
+                      </w:p>
+                    </w:tc>
+                  </w:tr>
+                  <w:tr>
+                    <w:trPr>
+                      <w:trHeight w:hRule="exact" w:val="440"/>
+                    </w:trPr>
+                    <w:tc>
+                      <w:tcPr>
+                        <w:tcW w:w="440" w:type="dxa"/>
+                        <w:tcBorders>
+                          <w:top w:val="single" w:sz="4" w:space="0" w:color="auto"/>
+                          <w:left w:val="single" w:sz="4" w:space="0" w:color="auto"/>
+                          <w:bottom w:val="single" w:sz="4" w:space="0" w:color="auto"/>
+                          <w:right w:val="single" w:sz="4" w:space="0" w:color="auto"/>
+                        </w:tcBorders>
+                        <w:tcMar>
+                          <w:top w:w="0" w:type="dxa"/>
+                          <w:left w:w="0" w:type="dxa"/>
+                          <w:bottom w:w="0" w:type="dxa"/>
+                          <w:right w:w="0" w:type="dxa"/>
+                        </w:tcMar>
+                        <w:vAlign w:val="center"/>
+                      </w:tcPr>
+                      <w:p>
+                        <w:pPr>
+                          <w:jc w:val="center"/>
+                          <w:spacing w:before="0" w:after="0" w:line="240" w:lineRule="auto"/>
+                        </w:pPr>
+                        <w:r>
+                          <w:rPr>
+                            <w:rFonts w:ascii="Calibri" w:hAnsi="Calibri" w:cs="Calibri"/>
+                            <w:sz w:val="16"/>
+                            <w:szCs w:val="16"/>
+                          </w:rPr>
+                          <w:t>11</w:t>
+                        </w:r>
+                      </w:p>
+                    </w:tc>
+                    <w:tc>
+                      <w:tcPr>
+                        <w:tcW w:w="440" w:type="dxa"/>
+                        <w:tcBorders>
+                          <w:top w:val="single" w:sz="4" w:space="0" w:color="auto"/>
+                          <w:left w:val="single" w:sz="4" w:space="0" w:color="auto"/>
+                          <w:bottom w:val="single" w:sz="4" w:space="0" w:color="auto"/>
+                          <w:right w:val="single" w:sz="4" w:space="0" w:color="auto"/>
+                        </w:tcBorders>
+                        <w:tcMar>
+                          <w:top w:w="0" w:type="dxa"/>
+                          <w:left w:w="0" w:type="dxa"/>
+                          <w:bottom w:w="0" w:type="dxa"/>
+                          <w:right w:w="0" w:type="dxa"/>
+                        </w:tcMar>
+                        <w:vAlign w:val="center"/>
+                      </w:tcPr>
+                      <w:p>
+                        <w:pPr>
+                          <w:jc w:val="center"/>
+                          <w:spacing w:before="0" w:after="0" w:line="240" w:lineRule="auto"/>
+                        </w:pPr>
+                        <w:r>
+                          <w:rPr>
+                            <w:rFonts w:ascii="Calibri" w:hAnsi="Calibri" w:cs="Calibri"/>
+                            <w:sz w:val="16"/>
+                            <w:szCs w:val="16"/>
+                          </w:rPr>
+                          <w:t>12</w:t>
+                        </w:r>
+                      </w:p>
+                    </w:tc>
+                    <w:tc>
+                      <w:tcPr>
+                        <w:tcW w:w="440" w:type="dxa"/>
+                        <w:tcBorders>
+                          <w:top w:val="single" w:sz="4" w:space="0" w:color="auto"/>
+                          <w:left w:val="single" w:sz="4" w:space="0" w:color="auto"/>
+                          <w:bottom w:val="single" w:sz="4" w:space="0" w:color="auto"/>
+                          <w:right w:val="single" w:sz="4" w:space="0" w:color="auto"/>
+                        </w:tcBorders>
+                        <w:tcMar>
+                          <w:top w:w="0" w:type="dxa"/>
+                          <w:left w:w="0" w:type="dxa"/>
+                          <w:bottom w:w="0" w:type="dxa"/>
+                          <w:right w:w="0" w:type="dxa"/>
+                        </w:tcMar>
+                        <w:vAlign w:val="center"/>
+                      </w:tcPr>
+                      <w:p>
+                        <w:pPr>
+                          <w:jc w:val="center"/>
+                          <w:spacing w:before="0" w:after="0" w:line="240" w:lineRule="auto"/>
+                        </w:pPr>
+                        <w:r>
+                          <w:rPr>
+                            <w:rFonts w:ascii="Calibri" w:hAnsi="Calibri" w:cs="Calibri"/>
+                            <w:sz w:val="16"/>
+                            <w:szCs w:val="16"/>
+                          </w:rPr>
+                          <w:t>13</w:t>
+                        </w:r>
+                      </w:p>
+                    </w:tc>
+                    <w:tc>
+                      <w:tcPr>
+                        <w:tcW w:w="440" w:type="dxa"/>
+                        <w:tcBorders>
+                          <w:top w:val="single" w:sz="4" w:space="0" w:color="auto"/>
+                          <w:left w:val="single" w:sz="4" w:space="0" w:color="auto"/>
+                          <w:bottom w:val="single" w:sz="4" w:space="0" w:color="auto"/>
+                          <w:right w:val="single" w:sz="4" w:space="0" w:color="auto"/>
+                        </w:tcBorders>
+                        <w:tcMar>
+                          <w:top w:w="0" w:type="dxa"/>
+                          <w:left w:w="0" w:type="dxa"/>
+                          <w:bottom w:w="0" w:type="dxa"/>
+                          <w:right w:w="0" w:type="dxa"/>
+                        </w:tcMar>
+                        <w:vAlign w:val="center"/>
+                      </w:tcPr>
+                      <w:p>
+                        <w:pPr>
+                          <w:jc w:val="center"/>
+                          <w:spacing w:before="0" w:after="0" w:line="240" w:lineRule="auto"/>
+                        </w:pPr>
+                        <w:r>
+                          <w:rPr>
+                            <w:rFonts w:ascii="Calibri" w:hAnsi="Calibri" w:cs="Calibri"/>
+                            <w:sz w:val="16"/>
+                            <w:szCs w:val="16"/>
+                          </w:rPr>
+                          <w:t>14</w:t>
+                        </w:r>
+                      </w:p>
+                    </w:tc>
+                    <w:tc>
+                      <w:tcPr>
+                        <w:tcW w:w="440" w:type="dxa"/>
+                        <w:tcBorders>
+                          <w:top w:val="single" w:sz="4" w:space="0" w:color="auto"/>
+                          <w:left w:val="single" w:sz="4" w:space="0" w:color="auto"/>
+                          <w:bottom w:val="single" w:sz="4" w:space="0" w:color="auto"/>
+                          <w:right w:val="single" w:sz="4" w:space="0" w:color="auto"/>
+                        </w:tcBorders>
+                        <w:tcMar>
+                          <w:top w:w="0" w:type="dxa"/>
+                          <w:left w:w="0" w:type="dxa"/>
+                          <w:bottom w:w="0" w:type="dxa"/>
+                          <w:right w:w="0" w:type="dxa"/>
+                        </w:tcMar>
+                        <w:vAlign w:val="center"/>
+                      </w:tcPr>
+                      <w:p>
+                        <w:pPr>
+                          <w:jc w:val="center"/>
+                          <w:spacing w:before="0" w:after="0" w:line="240" w:lineRule="auto"/>
+                        </w:pPr>
+                        <w:r>
+                          <w:rPr>
+                            <w:rFonts w:ascii="Calibri" w:hAnsi="Calibri" w:cs="Calibri"/>
+                            <w:sz w:val="16"/>
+                            <w:szCs w:val="16"/>
+                          </w:rPr>
+                          <w:t>15</w:t>
+                        </w:r>
+                      </w:p>
+                    </w:tc>
+                    <w:tc>
+                      <w:tcPr>
+                        <w:tcW w:w="440" w:type="dxa"/>
+                        <w:tcBorders>
+                          <w:top w:val="single" w:sz="4" w:space="0" w:color="auto"/>
+                          <w:left w:val="single" w:sz="4" w:space="0" w:color="auto"/>
+                          <w:bottom w:val="single" w:sz="4" w:space="0" w:color="auto"/>
+                          <w:right w:val="single" w:sz="4" w:space="0" w:color="auto"/>
+                        </w:tcBorders>
+                        <w:tcMar>
+                          <w:top w:w="0" w:type="dxa"/>
+                          <w:left w:w="0" w:type="dxa"/>
+                          <w:bottom w:w="0" w:type="dxa"/>
+                          <w:right w:w="0" w:type="dxa"/>
+                        </w:tcMar>
+                        <w:vAlign w:val="center"/>
+                      </w:tcPr>
+                      <w:p>
+                        <w:pPr>
+                          <w:jc w:val="center"/>
+                          <w:spacing w:before="0" w:after="0" w:line="240" w:lineRule="auto"/>
+                        </w:pPr>
+                        <w:r>
+                          <w:rPr>
+                            <w:rFonts w:ascii="Calibri" w:hAnsi="Calibri" w:cs="Calibri"/>
+                            <w:sz w:val="16"/>
+                            <w:szCs w:val="16"/>
+                          </w:rPr>
+                          <w:t>16</w:t>
+                        </w:r>
+                      </w:p>
+                    </w:tc>
+                    <w:tc>
+                      <w:tcPr>
+                        <w:tcW w:w="440" w:type="dxa"/>
+                        <w:tcBorders>
+                          <w:top w:val="single" w:sz="4" w:space="0" w:color="auto"/>
+                          <w:left w:val="single" w:sz="4" w:space="0" w:color="auto"/>
+                          <w:bottom w:val="single" w:sz="4" w:space="0" w:color="auto"/>
+                          <w:right w:val="single" w:sz="4" w:space="0" w:color="auto"/>
+                        </w:tcBorders>
+                        <w:tcMar>
+                          <w:top w:w="0" w:type="dxa"/>
+                          <w:left w:w="0" w:type="dxa"/>
+                          <w:bottom w:w="0" w:type="dxa"/>
+                          <w:right w:w="0" w:type="dxa"/>
+                        </w:tcMar>
+                        <w:vAlign w:val="center"/>
+                      </w:tcPr>
+                      <w:p>
+                        <w:pPr>
+                          <w:jc w:val="center"/>
+                          <w:spacing w:before="0" w:after="0" w:line="240" w:lineRule="auto"/>
+                        </w:pPr>
+                        <w:r>
+                          <w:rPr>
+                            <w:rFonts w:ascii="Calibri" w:hAnsi="Calibri" w:cs="Calibri"/>
+                            <w:sz w:val="16"/>
+                            <w:szCs w:val="16"/>
+                          </w:rPr>
+                          <w:t>17</w:t>
+                        </w:r>
+                      </w:p>
+                    </w:tc>
+                    <w:tc>
+                      <w:tcPr>
+                        <w:tcW w:w="440" w:type="dxa"/>
+                        <w:tcBorders>
+                          <w:top w:val="single" w:sz="4" w:space="0" w:color="auto"/>
+                          <w:left w:val="single" w:sz="4" w:space="0" w:color="auto"/>
+                          <w:bottom w:val="single" w:sz="4" w:space="0" w:color="auto"/>
+                          <w:right w:val="single" w:sz="4" w:space="0" w:color="auto"/>
+                        </w:tcBorders>
+                        <w:tcMar>
+                          <w:top w:w="0" w:type="dxa"/>
+                          <w:left w:w="0" w:type="dxa"/>
+                          <w:bottom w:w="0" w:type="dxa"/>
+                          <w:right w:w="0" w:type="dxa"/>
+                        </w:tcMar>
+                        <w:vAlign w:val="center"/>
+                      </w:tcPr>
+                      <w:p>
+                        <w:pPr>
+                          <w:jc w:val="center"/>
+                          <w:spacing w:before="0" w:after="0" w:line="240" w:lineRule="auto"/>
+                        </w:pPr>
+                        <w:r>
+                          <w:rPr>
+                            <w:rFonts w:ascii="Calibri" w:hAnsi="Calibri" w:cs="Calibri"/>
+                            <w:sz w:val="16"/>
+                            <w:szCs w:val="16"/>
+                          </w:rPr>
+                          <w:t>18</w:t>
+                        </w:r>
+                      </w:p>
+                    </w:tc>
+                    <w:tc>
+                      <w:tcPr>
+                        <w:tcW w:w="440" w:type="dxa"/>
+                        <w:tcBorders>
+                          <w:top w:val="single" w:sz="4" w:space="0" w:color="auto"/>
+                          <w:left w:val="single" w:sz="4" w:space="0" w:color="auto"/>
+                          <w:bottom w:val="single" w:sz="4" w:space="0" w:color="auto"/>
+                          <w:right w:val="single" w:sz="4" w:space="0" w:color="auto"/>
+                        </w:tcBorders>
+                        <w:tcMar>
+                          <w:top w:w="0" w:type="dxa"/>
+                          <w:left w:w="0" w:type="dxa"/>
+                          <w:bottom w:w="0" w:type="dxa"/>
+                          <w:right w:w="0" w:type="dxa"/>
+                        </w:tcMar>
+                        <w:vAlign w:val="center"/>
+                      </w:tcPr>
+                      <w:p>
+                        <w:pPr>
+                          <w:jc w:val="center"/>
+                          <w:spacing w:before="0" w:after="0" w:line="240" w:lineRule="auto"/>
+                        </w:pPr>
+                        <w:r>
+                          <w:rPr>
+                            <w:rFonts w:ascii="Calibri" w:hAnsi="Calibri" w:cs="Calibri"/>
+                            <w:sz w:val="16"/>
+                            <w:szCs w:val="16"/>
+                          </w:rPr>
+                          <w:t>19</w:t>
+                        </w:r>
+                      </w:p>
+                    </w:tc>
+                    <w:tc>
+                      <w:tcPr>
+                        <w:tcW w:w="440" w:type="dxa"/>
+                        <w:tcBorders>
+                          <w:top w:val="single" w:sz="4" w:space="0" w:color="auto"/>
+                          <w:left w:val="single" w:sz="4" w:space="0" w:color="auto"/>
+                          <w:bottom w:val="single" w:sz="4" w:space="0" w:color="auto"/>
+                          <w:right w:val="single" w:sz="4" w:space="0" w:color="auto"/>
+                        </w:tcBorders>
+                        <w:tcMar>
+                          <w:top w:w="0" w:type="dxa"/>
+                          <w:left w:w="0" w:type="dxa"/>
+                          <w:bottom w:w="0" w:type="dxa"/>
+                          <w:right w:w="0" w:type="dxa"/>
+                        </w:tcMar>
+                        <w:vAlign w:val="center"/>
+                      </w:tcPr>
+                      <w:p>
+                        <w:pPr>
+                          <w:jc w:val="center"/>
+                          <w:spacing w:before="0" w:after="0" w:line="240" w:lineRule="auto"/>
+                        </w:pPr>
+                        <w:r>
+                          <w:rPr>
+                            <w:rFonts w:ascii="Calibri" w:hAnsi="Calibri" w:cs="Calibri"/>
+                            <w:sz w:val="16"/>
+                            <w:szCs w:val="16"/>
+                          </w:rPr>
+                          <w:t>20</w:t>
+                        </w:r>
+                      </w:p>
+                    </w:tc>
+                  </w:tr>
+                  <w:tr>
+                    <w:trPr>
+                      <w:trHeight w:hRule="exact" w:val="440"/>
+                    </w:trPr>
+                    <w:tc>
+                      <w:tcPr>
+                        <w:tcW w:w="440" w:type="dxa"/>
+                        <w:tcBorders>
+                          <w:top w:val="single" w:sz="4" w:space="0" w:color="auto"/>
+                          <w:left w:val="single" w:sz="4" w:space="0" w:color="auto"/>
+                          <w:bottom w:val="single" w:sz="4" w:space="0" w:color="auto"/>
+                          <w:right w:val="single" w:sz="4" w:space="0" w:color="auto"/>
+                        </w:tcBorders>
+                        <w:tcMar>
+                          <w:top w:w="0" w:type="dxa"/>
+                          <w:left w:w="0" w:type="dxa"/>
+                          <w:bottom w:w="0" w:type="dxa"/>
+                          <w:right w:w="0" w:type="dxa"/>
+                        </w:tcMar>
+                        <w:vAlign w:val="center"/>
+                      </w:tcPr>
+                      <w:p>
+                        <w:pPr>
+                          <w:jc w:val="center"/>
+                          <w:spacing w:before="0" w:after="0" w:line="240" w:lineRule="auto"/>
+                        </w:pPr>
+                        <w:r>
+                          <w:rPr>
+                            <w:rFonts w:ascii="Calibri" w:hAnsi="Calibri" w:cs="Calibri"/>
+                            <w:sz w:val="16"/>
+                            <w:szCs w:val="16"/>
+                          </w:rPr>
+                          <w:t>21</w:t>
+                        </w:r>
+                      </w:p>
+                    </w:tc>
+                    <w:tc>
+                      <w:tcPr>
+                        <w:tcW w:w="440" w:type="dxa"/>
+                        <w:tcBorders>
+                          <w:top w:val="single" w:sz="4" w:space="0" w:color="auto"/>
+                          <w:left w:val="single" w:sz="4" w:space="0" w:color="auto"/>
+                          <w:bottom w:val="single" w:sz="4" w:space="0" w:color="auto"/>
+                          <w:right w:val="single" w:sz="4" w:space="0" w:color="auto"/>
+                        </w:tcBorders>
+                        <w:tcMar>
+                          <w:top w:w="0" w:type="dxa"/>
+                          <w:left w:w="0" w:type="dxa"/>
+                          <w:bottom w:w="0" w:type="dxa"/>
+                          <w:right w:w="0" w:type="dxa"/>
+                        </w:tcMar>
+                        <w:vAlign w:val="center"/>
+                      </w:tcPr>
+                      <w:p>
+                        <w:pPr>
+                          <w:jc w:val="center"/>
+                          <w:spacing w:before="0" w:after="0" w:line="240" w:lineRule="auto"/>
+                        </w:pPr>
+                        <w:r>
+                          <w:rPr>
+                            <w:rFonts w:ascii="Calibri" w:hAnsi="Calibri" w:cs="Calibri"/>
+                            <w:sz w:val="16"/>
+                            <w:szCs w:val="16"/>
+                          </w:rPr>
+                          <w:t>22</w:t>
+                        </w:r>
+                      </w:p>
+                    </w:tc>
+                    <w:tc>
+                      <w:tcPr>
+                        <w:tcW w:w="440" w:type="dxa"/>
+                        <w:tcBorders>
+                          <w:top w:val="single" w:sz="4" w:space="0" w:color="auto"/>
+                          <w:left w:val="single" w:sz="4" w:space="0" w:color="auto"/>
+                          <w:bottom w:val="single" w:sz="4" w:space="0" w:color="auto"/>
+                          <w:right w:val="single" w:sz="4" w:space="0" w:color="auto"/>
+                        </w:tcBorders>
+                        <w:shd w:val="clear" w:color="auto" w:fill="E8A6A0"/>
+                        <w:tcMar>
+                          <w:top w:w="0" w:type="dxa"/>
+                          <w:left w:w="0" w:type="dxa"/>
+                          <w:bottom w:w="0" w:type="dxa"/>
+                          <w:right w:w="0" w:type="dxa"/>
+                        </w:tcMar>
+                        <w:vAlign w:val="center"/>
+                      </w:tcPr>
+                      <w:p>
+                        <w:pPr>
+                          <w:jc w:val="center"/>
+                          <w:spacing w:before="0" w:after="0" w:line="240" w:lineRule="auto"/>
+                        </w:pPr>
+                        <w:r>
+                          <w:rPr>
+                            <w:rFonts w:ascii="Calibri" w:hAnsi="Calibri" w:cs="Calibri"/>
+                            <w:sz w:val="16"/>
+                            <w:szCs w:val="16"/>
+                          </w:rPr>
+                          <w:t>23</w:t>
+                        </w:r>
+                      </w:p>
+                    </w:tc>
+                    <w:tc>
+                      <w:tcPr>
+                        <w:tcW w:w="440" w:type="dxa"/>
+                        <w:tcBorders>
+                          <w:top w:val="single" w:sz="4" w:space="0" w:color="auto"/>
+                          <w:left w:val="single" w:sz="4" w:space="0" w:color="auto"/>
+                          <w:bottom w:val="single" w:sz="4" w:space="0" w:color="auto"/>
+                          <w:right w:val="single" w:sz="4" w:space="0" w:color="auto"/>
+                        </w:tcBorders>
+                        <w:shd w:val="clear" w:color="auto" w:fill="E8A6A0"/>
+                        <w:tcMar>
+                          <w:top w:w="0" w:type="dxa"/>
+                          <w:left w:w="0" w:type="dxa"/>
+                          <w:bottom w:w="0" w:type="dxa"/>
+                          <w:right w:w="0" w:type="dxa"/>
+                        </w:tcMar>
+                        <w:vAlign w:val="center"/>
+                      </w:tcPr>
+                      <w:p>
+                        <w:pPr>
+                          <w:jc w:val="center"/>
+                          <w:spacing w:before="0" w:after="0" w:line="240" w:lineRule="auto"/>
+                        </w:pPr>
+                        <w:r>
+                          <w:rPr>
+                            <w:rFonts w:ascii="Calibri" w:hAnsi="Calibri" w:cs="Calibri"/>
+                            <w:sz w:val="16"/>
+                            <w:szCs w:val="16"/>
+                          </w:rPr>
+                          <w:t>24</w:t>
+                        </w:r>
+                      </w:p>
+                    </w:tc>
+                    <w:tc>
+                      <w:tcPr>
+                        <w:tcW w:w="440" w:type="dxa"/>
+                        <w:tcBorders>
+                          <w:top w:val="single" w:sz="4" w:space="0" w:color="auto"/>
+                          <w:left w:val="single" w:sz="4" w:space="0" w:color="auto"/>
+                          <w:bottom w:val="single" w:sz="4" w:space="0" w:color="auto"/>
+                          <w:right w:val="single" w:sz="4" w:space="0" w:color="auto"/>
+                        </w:tcBorders>
+                        <w:tcMar>
+                          <w:top w:w="0" w:type="dxa"/>
+                          <w:left w:w="0" w:type="dxa"/>
+                          <w:bottom w:w="0" w:type="dxa"/>
+                          <w:right w:w="0" w:type="dxa"/>
+                        </w:tcMar>
+                        <w:vAlign w:val="center"/>
+                      </w:tcPr>
+                      <w:p>
+                        <w:pPr>
+                          <w:jc w:val="center"/>
+                          <w:spacing w:before="0" w:after="0" w:line="240" w:lineRule="auto"/>
+                        </w:pPr>
+                        <w:r>
+                          <w:rPr>
+                            <w:rFonts w:ascii="Calibri" w:hAnsi="Calibri" w:cs="Calibri"/>
+                            <w:sz w:val="16"/>
+                            <w:szCs w:val="16"/>
+                          </w:rPr>
+                          <w:t>25</w:t>
+                        </w:r>
+                      </w:p>
+                    </w:tc>
+                    <w:tc>
+                      <w:tcPr>
+                        <w:tcW w:w="440" w:type="dxa"/>
+                        <w:tcBorders>
+                          <w:top w:val="single" w:sz="4" w:space="0" w:color="auto"/>
+                          <w:left w:val="single" w:sz="4" w:space="0" w:color="auto"/>
+                          <w:bottom w:val="single" w:sz="4" w:space="0" w:color="auto"/>
+                          <w:right w:val="single" w:sz="4" w:space="0" w:color="auto"/>
+                        </w:tcBorders>
+                        <w:tcMar>
+                          <w:top w:w="0" w:type="dxa"/>
+                          <w:left w:w="0" w:type="dxa"/>
+                          <w:bottom w:w="0" w:type="dxa"/>
+                          <w:right w:w="0" w:type="dxa"/>
+                        </w:tcMar>
+                        <w:vAlign w:val="center"/>
+                      </w:tcPr>
+                      <w:p>
+                        <w:pPr>
+                          <w:jc w:val="center"/>
+                          <w:spacing w:before="0" w:after="0" w:line="240" w:lineRule="auto"/>
+                        </w:pPr>
+                        <w:r>
+                          <w:rPr>
+                            <w:rFonts w:ascii="Calibri" w:hAnsi="Calibri" w:cs="Calibri"/>
+                            <w:sz w:val="16"/>
+                            <w:szCs w:val="16"/>
+                          </w:rPr>
+                          <w:t>26</w:t>
+                        </w:r>
+                      </w:p>
+                    </w:tc>
+                    <w:tc>
+                      <w:tcPr>
+                        <w:tcW w:w="440" w:type="dxa"/>
+                        <w:tcBorders>
+                          <w:top w:val="single" w:sz="4" w:space="0" w:color="auto"/>
+                          <w:left w:val="single" w:sz="4" w:space="0" w:color="auto"/>
+                          <w:bottom w:val="single" w:sz="4" w:space="0" w:color="auto"/>
+                          <w:right w:val="single" w:sz="4" w:space="0" w:color="auto"/>
+                        </w:tcBorders>
+                        <w:tcMar>
+                          <w:top w:w="0" w:type="dxa"/>
+                          <w:left w:w="0" w:type="dxa"/>
+                          <w:bottom w:w="0" w:type="dxa"/>
+                          <w:right w:w="0" w:type="dxa"/>
+                        </w:tcMar>
+                        <w:vAlign w:val="center"/>
+                      </w:tcPr>
+                      <w:p>
+                        <w:pPr>
+                          <w:jc w:val="center"/>
+                          <w:spacing w:before="0" w:after="0" w:line="240" w:lineRule="auto"/>
+                        </w:pPr>
+                        <w:r>
+                          <w:rPr>
+                            <w:rFonts w:ascii="Calibri" w:hAnsi="Calibri" w:cs="Calibri"/>
+                            <w:sz w:val="16"/>
+                            <w:szCs w:val="16"/>
+                          </w:rPr>
+                          <w:t>27</w:t>
+                        </w:r>
+                      </w:p>
+                    </w:tc>
+                    <w:tc>
+                      <w:tcPr>
+                        <w:tcW w:w="440" w:type="dxa"/>
+                        <w:tcBorders>
+                          <w:top w:val="single" w:sz="4" w:space="0" w:color="auto"/>
+                          <w:left w:val="single" w:sz="4" w:space="0" w:color="auto"/>
+                          <w:bottom w:val="single" w:sz="4" w:space="0" w:color="auto"/>
+                          <w:right w:val="single" w:sz="4" w:space="0" w:color="auto"/>
+                        </w:tcBorders>
+                        <w:tcMar>
+                          <w:top w:w="0" w:type="dxa"/>
+                          <w:left w:w="0" w:type="dxa"/>
+                          <w:bottom w:w="0" w:type="dxa"/>
+                          <w:right w:w="0" w:type="dxa"/>
+                        </w:tcMar>
+                        <w:vAlign w:val="center"/>
+                      </w:tcPr>
+                      <w:p>
+                        <w:pPr>
+                          <w:jc w:val="center"/>
+                          <w:spacing w:before="0" w:after="0" w:line="240" w:lineRule="auto"/>
+                        </w:pPr>
+                        <w:r>
+                          <w:rPr>
+                            <w:rFonts w:ascii="Calibri" w:hAnsi="Calibri" w:cs="Calibri"/>
+                            <w:sz w:val="16"/>
+                            <w:szCs w:val="16"/>
+                          </w:rPr>
+                          <w:t>28</w:t>
+                        </w:r>
+                      </w:p>
+                    </w:tc>
+                    <w:tc>
+                      <w:tcPr>
+                        <w:tcW w:w="440" w:type="dxa"/>
+                        <w:tcBorders>
+                          <w:top w:val="single" w:sz="4" w:space="0" w:color="auto"/>
+                          <w:left w:val="single" w:sz="4" w:space="0" w:color="auto"/>
+                          <w:bottom w:val="single" w:sz="4" w:space="0" w:color="auto"/>
+                          <w:right w:val="single" w:sz="4" w:space="0" w:color="auto"/>
+                        </w:tcBorders>
+                        <w:tcMar>
+                          <w:top w:w="0" w:type="dxa"/>
+                          <w:left w:w="0" w:type="dxa"/>
+                          <w:bottom w:w="0" w:type="dxa"/>
+                          <w:right w:w="0" w:type="dxa"/>
+                        </w:tcMar>
+                        <w:vAlign w:val="center"/>
+                      </w:tcPr>
+                      <w:p>
+                        <w:pPr>
+                          <w:jc w:val="center"/>
+                          <w:spacing w:before="0" w:after="0" w:line="240" w:lineRule="auto"/>
+                        </w:pPr>
+                        <w:r>
+                          <w:rPr>
+                            <w:rFonts w:ascii="Calibri" w:hAnsi="Calibri" w:cs="Calibri"/>
+                            <w:sz w:val="16"/>
+                            <w:szCs w:val="16"/>
+                          </w:rPr>
+                          <w:t>29</w:t>
+                        </w:r>
+                      </w:p>
+                    </w:tc>
+                    <w:tc>
+                      <w:tcPr>
+                        <w:tcW w:w="440" w:type="dxa"/>
+                        <w:tcBorders>
+                          <w:top w:val="single" w:sz="4" w:space="0" w:color="auto"/>
+                          <w:left w:val="single" w:sz="4" w:space="0" w:color="auto"/>
+                          <w:bottom w:val="single" w:sz="4" w:space="0" w:color="auto"/>
+                          <w:right w:val="single" w:sz="4" w:space="0" w:color="auto"/>
+                        </w:tcBorders>
+                        <w:tcMar>
+                          <w:top w:w="0" w:type="dxa"/>
+                          <w:left w:w="0" w:type="dxa"/>
+                          <w:bottom w:w="0" w:type="dxa"/>
+                          <w:right w:w="0" w:type="dxa"/>
+                        </w:tcMar>
+                        <w:vAlign w:val="center"/>
+                      </w:tcPr>
+                      <w:p>
+                        <w:pPr>
+                          <w:jc w:val="center"/>
+                          <w:spacing w:before="0" w:after="0" w:line="240" w:lineRule="auto"/>
+                        </w:pPr>
+                        <w:r>
+                          <w:rPr>
+                            <w:rFonts w:ascii="Calibri" w:hAnsi="Calibri" w:cs="Calibri"/>
+                            <w:sz w:val="16"/>
+                            <w:szCs w:val="16"/>
+                          </w:rPr>
+                          <w:t>30</w:t>
+                        </w:r>
+                      </w:p>
+                    </w:tc>
+                  </w:tr>
+                  <w:tr>
+                    <w:trPr>
+                      <w:trHeight w:hRule="exact" w:val="440"/>
+                    </w:trPr>
+                    <w:tc>
+                      <w:tcPr>
+                        <w:tcW w:w="440" w:type="dxa"/>
+                        <w:tcBorders>
+                          <w:top w:val="single" w:sz="4" w:space="0" w:color="auto"/>
+                          <w:left w:val="single" w:sz="4" w:space="0" w:color="auto"/>
+                          <w:bottom w:val="single" w:sz="4" w:space="0" w:color="auto"/>
+                          <w:right w:val="single" w:sz="4" w:space="0" w:color="auto"/>
+                        </w:tcBorders>
+                        <w:tcMar>
+                          <w:top w:w="0" w:type="dxa"/>
+                          <w:left w:w="0" w:type="dxa"/>
+                          <w:bottom w:w="0" w:type="dxa"/>
+                          <w:right w:w="0" w:type="dxa"/>
+                        </w:tcMar>
+                        <w:vAlign w:val="center"/>
+                      </w:tcPr>
+                      <w:p>
+                        <w:pPr>
+                          <w:jc w:val="center"/>
+                          <w:spacing w:before="0" w:after="0" w:line="240" w:lineRule="auto"/>
+                        </w:pPr>
+                        <w:r>
+                          <w:rPr>
+                            <w:rFonts w:ascii="Calibri" w:hAnsi="Calibri" w:cs="Calibri"/>
+                            <w:sz w:val="16"/>
+                            <w:szCs w:val="16"/>
+                          </w:rPr>
+                          <w:t>31</w:t>
+                        </w:r>
+                      </w:p>
+                    </w:tc>
+                    <w:tc>
+                      <w:tcPr>
+                        <w:tcW w:w="440" w:type="dxa"/>
+                        <w:tcBorders>
+                          <w:top w:val="single" w:sz="4" w:space="0" w:color="auto"/>
+                          <w:left w:val="single" w:sz="4" w:space="0" w:color="auto"/>
+                          <w:bottom w:val="single" w:sz="4" w:space="0" w:color="auto"/>
+                          <w:right w:val="single" w:sz="4" w:space="0" w:color="auto"/>
+                        </w:tcBorders>
+                        <w:tcMar>
+                          <w:top w:w="0" w:type="dxa"/>
+                          <w:left w:w="0" w:type="dxa"/>
+                          <w:bottom w:w="0" w:type="dxa"/>
+                          <w:right w:w="0" w:type="dxa"/>
+                        </w:tcMar>
+                        <w:vAlign w:val="center"/>
+                      </w:tcPr>
+                      <w:p>
+                        <w:pPr>
+                          <w:jc w:val="center"/>
+                          <w:spacing w:before="0" w:after="0" w:line="240" w:lineRule="auto"/>
+                        </w:pPr>
+                        <w:r>
+                          <w:rPr>
+                            <w:rFonts w:ascii="Calibri" w:hAnsi="Calibri" w:cs="Calibri"/>
+                            <w:sz w:val="16"/>
+                            <w:szCs w:val="16"/>
+                          </w:rPr>
+                          <w:t>32</w:t>
+                        </w:r>
+                      </w:p>
+                    </w:tc>
+                    <w:tc>
+                      <w:tcPr>
+                        <w:tcW w:w="440" w:type="dxa"/>
+                        <w:tcBorders>
+                          <w:top w:val="single" w:sz="4" w:space="0" w:color="auto"/>
+                          <w:left w:val="single" w:sz="4" w:space="0" w:color="auto"/>
+                          <w:bottom w:val="single" w:sz="4" w:space="0" w:color="auto"/>
+                          <w:right w:val="single" w:sz="4" w:space="0" w:color="auto"/>
+                        </w:tcBorders>
+                        <w:shd w:val="clear" w:color="auto" w:fill="E8A6A0"/>
+                        <w:tcMar>
+                          <w:top w:w="0" w:type="dxa"/>
+                          <w:left w:w="0" w:type="dxa"/>
+                          <w:bottom w:w="0" w:type="dxa"/>
+                          <w:right w:w="0" w:type="dxa"/>
+                        </w:tcMar>
+                        <w:vAlign w:val="center"/>
+                      </w:tcPr>
+                      <w:p>
+                        <w:pPr>
+                          <w:jc w:val="center"/>
+                          <w:spacing w:before="0" w:after="0" w:line="240" w:lineRule="auto"/>
+                        </w:pPr>
+                        <w:r>
+                          <w:rPr>
+                            <w:rFonts w:ascii="Calibri" w:hAnsi="Calibri" w:cs="Calibri"/>
+                            <w:sz w:val="16"/>
+                            <w:szCs w:val="16"/>
+                          </w:rPr>
+                          <w:t>33</w:t>
+                        </w:r>
+                      </w:p>
+                    </w:tc>
+                    <w:tc>
+                      <w:tcPr>
+                        <w:tcW w:w="440" w:type="dxa"/>
+                        <w:tcBorders>
+                          <w:top w:val="single" w:sz="4" w:space="0" w:color="auto"/>
+                          <w:left w:val="single" w:sz="4" w:space="0" w:color="auto"/>
+                          <w:bottom w:val="single" w:sz="4" w:space="0" w:color="auto"/>
+                          <w:right w:val="single" w:sz="4" w:space="0" w:color="auto"/>
+                        </w:tcBorders>
+                        <w:shd w:val="clear" w:color="auto" w:fill="E8A6A0"/>
+                        <w:tcMar>
+                          <w:top w:w="0" w:type="dxa"/>
+                          <w:left w:w="0" w:type="dxa"/>
+                          <w:bottom w:w="0" w:type="dxa"/>
+                          <w:right w:w="0" w:type="dxa"/>
+                        </w:tcMar>
+                        <w:vAlign w:val="center"/>
+                      </w:tcPr>
+                      <w:p>
+                        <w:pPr>
+                          <w:jc w:val="center"/>
+                          <w:spacing w:before="0" w:after="0" w:line="240" w:lineRule="auto"/>
+                        </w:pPr>
+                        <w:r>
+                          <w:rPr>
+                            <w:rFonts w:ascii="Calibri" w:hAnsi="Calibri" w:cs="Calibri"/>
+                            <w:sz w:val="16"/>
+                            <w:szCs w:val="16"/>
+                          </w:rPr>
+                          <w:t>34</w:t>
+                        </w:r>
+                      </w:p>
+                    </w:tc>
+                    <w:tc>
+                      <w:tcPr>
+                        <w:tcW w:w="440" w:type="dxa"/>
+                        <w:tcBorders>
+                          <w:top w:val="single" w:sz="4" w:space="0" w:color="auto"/>
+                          <w:left w:val="single" w:sz="4" w:space="0" w:color="auto"/>
+                          <w:bottom w:val="single" w:sz="4" w:space="0" w:color="auto"/>
+                          <w:right w:val="single" w:sz="4" w:space="0" w:color="auto"/>
+                        </w:tcBorders>
+                        <w:tcMar>
+                          <w:top w:w="0" w:type="dxa"/>
+                          <w:left w:w="0" w:type="dxa"/>
+                          <w:bottom w:w="0" w:type="dxa"/>
+                          <w:right w:w="0" w:type="dxa"/>
+                        </w:tcMar>
+                        <w:vAlign w:val="center"/>
+                      </w:tcPr>
+                      <w:p>
+                        <w:pPr>
+                          <w:jc w:val="center"/>
+                          <w:spacing w:before="0" w:after="0" w:line="240" w:lineRule="auto"/>
+                        </w:pPr>
+                        <w:r>
+                          <w:rPr>
+                            <w:rFonts w:ascii="Calibri" w:hAnsi="Calibri" w:cs="Calibri"/>
+                            <w:sz w:val="16"/>
+                            <w:szCs w:val="16"/>
+                          </w:rPr>
+                          <w:t>35</w:t>
+                        </w:r>
+                      </w:p>
+                    </w:tc>
+                    <w:tc>
+                      <w:tcPr>
+                        <w:tcW w:w="440" w:type="dxa"/>
+                        <w:tcBorders>
+                          <w:top w:val="single" w:sz="4" w:space="0" w:color="auto"/>
+                          <w:left w:val="single" w:sz="4" w:space="0" w:color="auto"/>
+                          <w:bottom w:val="single" w:sz="4" w:space="0" w:color="auto"/>
+                          <w:right w:val="single" w:sz="4" w:space="0" w:color="auto"/>
+                        </w:tcBorders>
+                        <w:tcMar>
+                          <w:top w:w="0" w:type="dxa"/>
+                          <w:left w:w="0" w:type="dxa"/>
+                          <w:bottom w:w="0" w:type="dxa"/>
+                          <w:right w:w="0" w:type="dxa"/>
+                        </w:tcMar>
+                        <w:vAlign w:val="center"/>
+                      </w:tcPr>
+                      <w:p>
+                        <w:pPr>
+                          <w:jc w:val="center"/>
+                          <w:spacing w:before="0" w:after="0" w:line="240" w:lineRule="auto"/>
+                        </w:pPr>
+                        <w:r>
+                          <w:rPr>
+                            <w:rFonts w:ascii="Calibri" w:hAnsi="Calibri" w:cs="Calibri"/>
+                            <w:sz w:val="16"/>
+                            <w:szCs w:val="16"/>
+                          </w:rPr>
+                          <w:t>36</w:t>
+                        </w:r>
+                      </w:p>
+                    </w:tc>
+                    <w:tc>
+                      <w:tcPr>
+                        <w:tcW w:w="440" w:type="dxa"/>
+                        <w:tcBorders>
+                          <w:top w:val="single" w:sz="4" w:space="0" w:color="auto"/>
+                          <w:left w:val="single" w:sz="4" w:space="0" w:color="auto"/>
+                          <w:bottom w:val="single" w:sz="4" w:space="0" w:color="auto"/>
+                          <w:right w:val="single" w:sz="4" w:space="0" w:color="auto"/>
+                        </w:tcBorders>
+                        <w:tcMar>
+                          <w:top w:w="0" w:type="dxa"/>
+                          <w:left w:w="0" w:type="dxa"/>
+                          <w:bottom w:w="0" w:type="dxa"/>
+                          <w:right w:w="0" w:type="dxa"/>
+                        </w:tcMar>
+                        <w:vAlign w:val="center"/>
+                      </w:tcPr>
+                      <w:p>
+                        <w:pPr>
+                          <w:jc w:val="center"/>
+                          <w:spacing w:before="0" w:after="0" w:line="240" w:lineRule="auto"/>
+                        </w:pPr>
+                        <w:r>
+                          <w:rPr>
+                            <w:rFonts w:ascii="Calibri" w:hAnsi="Calibri" w:cs="Calibri"/>
+                            <w:sz w:val="16"/>
+                            <w:szCs w:val="16"/>
+                          </w:rPr>
+                          <w:t>37</w:t>
+                        </w:r>
+                      </w:p>
+                    </w:tc>
+                    <w:tc>
+                      <w:tcPr>
+                        <w:tcW w:w="440" w:type="dxa"/>
+                        <w:tcBorders>
+                          <w:top w:val="single" w:sz="4" w:space="0" w:color="auto"/>
+                          <w:left w:val="single" w:sz="4" w:space="0" w:color="auto"/>
+                          <w:bottom w:val="single" w:sz="4" w:space="0" w:color="auto"/>
+                          <w:right w:val="single" w:sz="4" w:space="0" w:color="auto"/>
+                        </w:tcBorders>
+                        <w:tcMar>
+                          <w:top w:w="0" w:type="dxa"/>
+                          <w:left w:w="0" w:type="dxa"/>
+                          <w:bottom w:w="0" w:type="dxa"/>
+                          <w:right w:w="0" w:type="dxa"/>
+                        </w:tcMar>
+                        <w:vAlign w:val="center"/>
+                      </w:tcPr>
+                      <w:p>
+                        <w:pPr>
+                          <w:jc w:val="center"/>
+                          <w:spacing w:before="0" w:after="0" w:line="240" w:lineRule="auto"/>
+                        </w:pPr>
+                        <w:r>
+                          <w:rPr>
+                            <w:rFonts w:ascii="Calibri" w:hAnsi="Calibri" w:cs="Calibri"/>
+                            <w:sz w:val="16"/>
+                            <w:szCs w:val="16"/>
+                          </w:rPr>
+                          <w:t>38</w:t>
+                        </w:r>
+                      </w:p>
+                    </w:tc>
+                    <w:tc>
+                      <w:tcPr>
+                        <w:tcW w:w="440" w:type="dxa"/>
+                        <w:tcBorders>
+                          <w:top w:val="single" w:sz="4" w:space="0" w:color="auto"/>
+                          <w:left w:val="single" w:sz="4" w:space="0" w:color="auto"/>
+                          <w:bottom w:val="single" w:sz="4" w:space="0" w:color="auto"/>
+                          <w:right w:val="single" w:sz="4" w:space="0" w:color="auto"/>
+                        </w:tcBorders>
+                        <w:tcMar>
+                          <w:top w:w="0" w:type="dxa"/>
+                          <w:left w:w="0" w:type="dxa"/>
+                          <w:bottom w:w="0" w:type="dxa"/>
+                          <w:right w:w="0" w:type="dxa"/>
+                        </w:tcMar>
+                        <w:vAlign w:val="center"/>
+                      </w:tcPr>
+                      <w:p>
+                        <w:pPr>
+                          <w:jc w:val="center"/>
+                          <w:spacing w:before="0" w:after="0" w:line="240" w:lineRule="auto"/>
+                        </w:pPr>
+                        <w:r>
+                          <w:rPr>
+                            <w:rFonts w:ascii="Calibri" w:hAnsi="Calibri" w:cs="Calibri"/>
+                            <w:sz w:val="16"/>
+                            <w:szCs w:val="16"/>
+                          </w:rPr>
+                          <w:t>39</w:t>
+                        </w:r>
+                      </w:p>
+                    </w:tc>
+                    <w:tc>
+                      <w:tcPr>
+                        <w:tcW w:w="440" w:type="dxa"/>
+                        <w:tcBorders>
+                          <w:top w:val="single" w:sz="4" w:space="0" w:color="auto"/>
+                          <w:left w:val="single" w:sz="4" w:space="0" w:color="auto"/>
+                          <w:bottom w:val="single" w:sz="4" w:space="0" w:color="auto"/>
+                          <w:right w:val="single" w:sz="4" w:space="0" w:color="auto"/>
+                        </w:tcBorders>
+                        <w:tcMar>
+                          <w:top w:w="0" w:type="dxa"/>
+                          <w:left w:w="0" w:type="dxa"/>
+                          <w:bottom w:w="0" w:type="dxa"/>
+                          <w:right w:w="0" w:type="dxa"/>
+                        </w:tcMar>
+                        <w:vAlign w:val="center"/>
+                      </w:tcPr>
+                      <w:p>
+                        <w:pPr>
+                          <w:jc w:val="center"/>
+                          <w:spacing w:before="0" w:after="0" w:line="240" w:lineRule="auto"/>
+                        </w:pPr>
+                        <w:r>
+                          <w:rPr>
+                            <w:rFonts w:ascii="Calibri" w:hAnsi="Calibri" w:cs="Calibri"/>
+                            <w:sz w:val="16"/>
+                            <w:szCs w:val="16"/>
+                          </w:rPr>
+                          <w:t>40</w:t>
+                        </w:r>
+                      </w:p>
+                    </w:tc>
+                  </w:tr>
+                  <w:tr>
+                    <w:trPr>
+                      <w:trHeight w:hRule="exact" w:val="440"/>
+                    </w:trPr>
+                    <w:tc>
+                      <w:tcPr>
+                        <w:tcW w:w="440" w:type="dxa"/>
+                        <w:tcBorders>
+                          <w:top w:val="single" w:sz="4" w:space="0" w:color="auto"/>
+                          <w:left w:val="single" w:sz="4" w:space="0" w:color="auto"/>
+                          <w:bottom w:val="single" w:sz="4" w:space="0" w:color="auto"/>
+                          <w:right w:val="single" w:sz="4" w:space="0" w:color="auto"/>
+                        </w:tcBorders>
+                        <w:tcMar>
+                          <w:top w:w="0" w:type="dxa"/>
+                          <w:left w:w="0" w:type="dxa"/>
+                          <w:bottom w:w="0" w:type="dxa"/>
+                          <w:right w:w="0" w:type="dxa"/>
+                        </w:tcMar>
+                        <w:vAlign w:val="center"/>
+                      </w:tcPr>
+                      <w:p>
+                        <w:pPr>
+                          <w:jc w:val="center"/>
+                          <w:spacing w:before="0" w:after="0" w:line="240" w:lineRule="auto"/>
+                        </w:pPr>
+                        <w:r>
+                          <w:rPr>
+                            <w:rFonts w:ascii="Calibri" w:hAnsi="Calibri" w:cs="Calibri"/>
+                            <w:sz w:val="16"/>
+                            <w:szCs w:val="16"/>
+                          </w:rPr>
+                          <w:t>41</w:t>
+                        </w:r>
+                      </w:p>
+                    </w:tc>
+                    <w:tc>
+                      <w:tcPr>
+                        <w:tcW w:w="440" w:type="dxa"/>
+                        <w:tcBorders>
+                          <w:top w:val="single" w:sz="4" w:space="0" w:color="auto"/>
+                          <w:left w:val="single" w:sz="4" w:space="0" w:color="auto"/>
+                          <w:bottom w:val="single" w:sz="4" w:space="0" w:color="auto"/>
+                          <w:right w:val="single" w:sz="4" w:space="0" w:color="auto"/>
+                        </w:tcBorders>
+                        <w:tcMar>
+                          <w:top w:w="0" w:type="dxa"/>
+                          <w:left w:w="0" w:type="dxa"/>
+                          <w:bottom w:w="0" w:type="dxa"/>
+                          <w:right w:w="0" w:type="dxa"/>
+                        </w:tcMar>
+                        <w:vAlign w:val="center"/>
+                      </w:tcPr>
+                      <w:p>
+                        <w:pPr>
+                          <w:jc w:val="center"/>
+                          <w:spacing w:before="0" w:after="0" w:line="240" w:lineRule="auto"/>
+                        </w:pPr>
+                        <w:r>
+                          <w:rPr>
+                            <w:rFonts w:ascii="Calibri" w:hAnsi="Calibri" w:cs="Calibri"/>
+                            <w:sz w:val="16"/>
+                            <w:szCs w:val="16"/>
+                          </w:rPr>
+                          <w:t>42</w:t>
+                        </w:r>
+                      </w:p>
+                    </w:tc>
+                    <w:tc>
+                      <w:tcPr>
+                        <w:tcW w:w="440" w:type="dxa"/>
+                        <w:tcBorders>
+                          <w:top w:val="single" w:sz="4" w:space="0" w:color="auto"/>
+                          <w:left w:val="single" w:sz="4" w:space="0" w:color="auto"/>
+                          <w:bottom w:val="single" w:sz="4" w:space="0" w:color="auto"/>
+                          <w:right w:val="single" w:sz="4" w:space="0" w:color="auto"/>
+                        </w:tcBorders>
+                        <w:tcMar>
+                          <w:top w:w="0" w:type="dxa"/>
+                          <w:left w:w="0" w:type="dxa"/>
+                          <w:bottom w:w="0" w:type="dxa"/>
+                          <w:right w:w="0" w:type="dxa"/>
+                        </w:tcMar>
+                        <w:vAlign w:val="center"/>
+                      </w:tcPr>
+                      <w:p>
+                        <w:pPr>
+                          <w:jc w:val="center"/>
+                          <w:spacing w:before="0" w:after="0" w:line="240" w:lineRule="auto"/>
+                        </w:pPr>
+                        <w:r>
+                          <w:rPr>
+                            <w:rFonts w:ascii="Calibri" w:hAnsi="Calibri" w:cs="Calibri"/>
+                            <w:sz w:val="16"/>
+                            <w:szCs w:val="16"/>
+                          </w:rPr>
+                          <w:t>43</w:t>
+                        </w:r>
+                      </w:p>
+                    </w:tc>
+                    <w:tc>
+                      <w:tcPr>
+                        <w:tcW w:w="440" w:type="dxa"/>
+                        <w:tcBorders>
+                          <w:top w:val="single" w:sz="4" w:space="0" w:color="auto"/>
+                          <w:left w:val="single" w:sz="4" w:space="0" w:color="auto"/>
+                          <w:bottom w:val="single" w:sz="4" w:space="0" w:color="auto"/>
+                          <w:right w:val="single" w:sz="4" w:space="0" w:color="auto"/>
+                        </w:tcBorders>
+                        <w:tcMar>
+                          <w:top w:w="0" w:type="dxa"/>
+                          <w:left w:w="0" w:type="dxa"/>
+                          <w:bottom w:w="0" w:type="dxa"/>
+                          <w:right w:w="0" w:type="dxa"/>
+                        </w:tcMar>
+                        <w:vAlign w:val="center"/>
+                      </w:tcPr>
+                      <w:p>
+                        <w:pPr>
+                          <w:jc w:val="center"/>
+                          <w:spacing w:before="0" w:after="0" w:line="240" w:lineRule="auto"/>
+                        </w:pPr>
+                        <w:r>
+                          <w:rPr>
+                            <w:rFonts w:ascii="Calibri" w:hAnsi="Calibri" w:cs="Calibri"/>
+                            <w:sz w:val="16"/>
+                            <w:szCs w:val="16"/>
+                          </w:rPr>
+                          <w:t>44</w:t>
+                        </w:r>
+                      </w:p>
+                    </w:tc>
+                    <w:tc>
+                      <w:tcPr>
+                        <w:tcW w:w="440" w:type="dxa"/>
+                        <w:tcBorders>
+                          <w:top w:val="single" w:sz="4" w:space="0" w:color="auto"/>
+                          <w:left w:val="single" w:sz="4" w:space="0" w:color="auto"/>
+                          <w:bottom w:val="single" w:sz="4" w:space="0" w:color="auto"/>
+                          <w:right w:val="single" w:sz="4" w:space="0" w:color="auto"/>
+                        </w:tcBorders>
+                        <w:tcMar>
+                          <w:top w:w="0" w:type="dxa"/>
+                          <w:left w:w="0" w:type="dxa"/>
+                          <w:bottom w:w="0" w:type="dxa"/>
+                          <w:right w:w="0" w:type="dxa"/>
+                        </w:tcMar>
+                        <w:vAlign w:val="center"/>
+                      </w:tcPr>
+                      <w:p>
+                        <w:pPr>
+                          <w:jc w:val="center"/>
+                          <w:spacing w:before="0" w:after="0" w:line="240" w:lineRule="auto"/>
+                        </w:pPr>
+                        <w:r>
+                          <w:rPr>
+                            <w:rFonts w:ascii="Calibri" w:hAnsi="Calibri" w:cs="Calibri"/>
+                            <w:sz w:val="16"/>
+                            <w:szCs w:val="16"/>
+                          </w:rPr>
+                          <w:t>45</w:t>
+                        </w:r>
+                      </w:p>
+                    </w:tc>
+                    <w:tc>
+                      <w:tcPr>
+                        <w:tcW w:w="440" w:type="dxa"/>
+                        <w:tcBorders>
+                          <w:top w:val="single" w:sz="4" w:space="0" w:color="auto"/>
+                          <w:left w:val="single" w:sz="4" w:space="0" w:color="auto"/>
+                          <w:bottom w:val="single" w:sz="4" w:space="0" w:color="auto"/>
+                          <w:right w:val="single" w:sz="4" w:space="0" w:color="auto"/>
+                        </w:tcBorders>
+                        <w:shd w:val="clear" w:color="auto" w:fill="A9DCC0"/>
+                        <w:tcMar>
+                          <w:top w:w="0" w:type="dxa"/>
+                          <w:left w:w="0" w:type="dxa"/>
+                          <w:bottom w:w="0" w:type="dxa"/>
+                          <w:right w:w="0" w:type="dxa"/>
+                        </w:tcMar>
+                        <w:vAlign w:val="center"/>
+                      </w:tcPr>
+                      <w:p>
+                        <w:pPr>
+                          <w:jc w:val="center"/>
+                          <w:spacing w:before="0" w:after="0" w:line="240" w:lineRule="auto"/>
+                        </w:pPr>
+                        <w:r>
+                          <w:rPr>
+                            <w:rFonts w:ascii="Calibri" w:hAnsi="Calibri" w:cs="Calibri"/>
+                            <w:sz w:val="16"/>
+                            <w:szCs w:val="16"/>
+                          </w:rPr>
+                          <w:t>46</w:t>
+                        </w:r>
+                      </w:p>
+                    </w:tc>
+                    <w:tc>
+                      <w:tcPr>
+                        <w:tcW w:w="440" w:type="dxa"/>
+                        <w:tcBorders>
+                          <w:top w:val="single" w:sz="4" w:space="0" w:color="auto"/>
+                          <w:left w:val="single" w:sz="4" w:space="0" w:color="auto"/>
+                          <w:bottom w:val="single" w:sz="4" w:space="0" w:color="auto"/>
+                          <w:right w:val="single" w:sz="4" w:space="0" w:color="auto"/>
+                        </w:tcBorders>
+                        <w:shd w:val="clear" w:color="auto" w:fill="A9DCC0"/>
+                        <w:tcMar>
+                          <w:top w:w="0" w:type="dxa"/>
+                          <w:left w:w="0" w:type="dxa"/>
+                          <w:bottom w:w="0" w:type="dxa"/>
+                          <w:right w:w="0" w:type="dxa"/>
+                        </w:tcMar>
+                        <w:vAlign w:val="center"/>
+                      </w:tcPr>
+                      <w:p>
+                        <w:pPr>
+                          <w:jc w:val="center"/>
+                          <w:spacing w:before="0" w:after="0" w:line="240" w:lineRule="auto"/>
+                        </w:pPr>
+                        <w:r>
+                          <w:rPr>
+                            <w:rFonts w:ascii="Calibri" w:hAnsi="Calibri" w:cs="Calibri"/>
+                            <w:sz w:val="16"/>
+                            <w:szCs w:val="16"/>
+                          </w:rPr>
+                          <w:t>47</w:t>
+                        </w:r>
+                      </w:p>
+                    </w:tc>
+                    <w:tc>
+                      <w:tcPr>
+                        <w:tcW w:w="440" w:type="dxa"/>
+                        <w:tcBorders>
+                          <w:top w:val="single" w:sz="4" w:space="0" w:color="auto"/>
+                          <w:left w:val="single" w:sz="4" w:space="0" w:color="auto"/>
+                          <w:bottom w:val="single" w:sz="4" w:space="0" w:color="auto"/>
+                          <w:right w:val="single" w:sz="4" w:space="0" w:color="auto"/>
+                        </w:tcBorders>
+                        <w:tcMar>
+                          <w:top w:w="0" w:type="dxa"/>
+                          <w:left w:w="0" w:type="dxa"/>
+                          <w:bottom w:w="0" w:type="dxa"/>
+                          <w:right w:w="0" w:type="dxa"/>
+                        </w:tcMar>
+                        <w:vAlign w:val="center"/>
+                      </w:tcPr>
+                      <w:p>
+                        <w:pPr>
+                          <w:jc w:val="center"/>
+                          <w:spacing w:before="0" w:after="0" w:line="240" w:lineRule="auto"/>
+                        </w:pPr>
+                        <w:r>
+                          <w:rPr>
+                            <w:rFonts w:ascii="Calibri" w:hAnsi="Calibri" w:cs="Calibri"/>
+                            <w:sz w:val="16"/>
+                            <w:szCs w:val="16"/>
+                          </w:rPr>
+                          <w:t>48</w:t>
+                        </w:r>
+                      </w:p>
+                    </w:tc>
+                    <w:tc>
+                      <w:tcPr>
+                        <w:tcW w:w="440" w:type="dxa"/>
+                        <w:tcBorders>
+                          <w:top w:val="single" w:sz="4" w:space="0" w:color="auto"/>
+                          <w:left w:val="single" w:sz="4" w:space="0" w:color="auto"/>
+                          <w:bottom w:val="single" w:sz="4" w:space="0" w:color="auto"/>
+                          <w:right w:val="single" w:sz="4" w:space="0" w:color="auto"/>
+                        </w:tcBorders>
+                        <w:tcMar>
+                          <w:top w:w="0" w:type="dxa"/>
+                          <w:left w:w="0" w:type="dxa"/>
+                          <w:bottom w:w="0" w:type="dxa"/>
+                          <w:right w:w="0" w:type="dxa"/>
+                        </w:tcMar>
+                        <w:vAlign w:val="center"/>
+                      </w:tcPr>
+                      <w:p>
+                        <w:pPr>
+                          <w:jc w:val="center"/>
+                          <w:spacing w:before="0" w:after="0" w:line="240" w:lineRule="auto"/>
+                        </w:pPr>
+                        <w:r>
+                          <w:rPr>
+                            <w:rFonts w:ascii="Calibri" w:hAnsi="Calibri" w:cs="Calibri"/>
+                            <w:sz w:val="16"/>
+                            <w:szCs w:val="16"/>
+                          </w:rPr>
+                          <w:t>49</w:t>
+                        </w:r>
+                      </w:p>
+                    </w:tc>
+                    <w:tc>
+                      <w:tcPr>
+                        <w:tcW w:w="440" w:type="dxa"/>
+                        <w:tcBorders>
+                          <w:top w:val="single" w:sz="4" w:space="0" w:color="auto"/>
+                          <w:left w:val="single" w:sz="4" w:space="0" w:color="auto"/>
+                          <w:bottom w:val="single" w:sz="4" w:space="0" w:color="auto"/>
+                          <w:right w:val="single" w:sz="4" w:space="0" w:color="auto"/>
+                        </w:tcBorders>
+                        <w:tcMar>
+                          <w:top w:w="0" w:type="dxa"/>
+                          <w:left w:w="0" w:type="dxa"/>
+                          <w:bottom w:w="0" w:type="dxa"/>
+                          <w:right w:w="0" w:type="dxa"/>
+                        </w:tcMar>
+                        <w:vAlign w:val="center"/>
+                      </w:tcPr>
+                      <w:p>
+                        <w:pPr>
+                          <w:jc w:val="center"/>
+                          <w:spacing w:before="0" w:after="0" w:line="240" w:lineRule="auto"/>
+                        </w:pPr>
+                        <w:r>
+                          <w:rPr>
+                            <w:rFonts w:ascii="Calibri" w:hAnsi="Calibri" w:cs="Calibri"/>
+                            <w:sz w:val="16"/>
+                            <w:szCs w:val="16"/>
+                          </w:rPr>
+                          <w:t>50</w:t>
+                        </w:r>
+                      </w:p>
+                    </w:tc>
+                  </w:tr>
+                  <w:tr>
+                    <w:trPr>
+                      <w:trHeight w:hRule="exact" w:val="440"/>
+                    </w:trPr>
+                    <w:tc>
+                      <w:tcPr>
+                        <w:tcW w:w="440" w:type="dxa"/>
+                        <w:tcBorders>
+                          <w:top w:val="single" w:sz="4" w:space="0" w:color="auto"/>
+                          <w:left w:val="single" w:sz="4" w:space="0" w:color="auto"/>
+                          <w:bottom w:val="single" w:sz="4" w:space="0" w:color="auto"/>
+                          <w:right w:val="single" w:sz="4" w:space="0" w:color="auto"/>
+                        </w:tcBorders>
+                        <w:tcMar>
+                          <w:top w:w="0" w:type="dxa"/>
+                          <w:left w:w="0" w:type="dxa"/>
+                          <w:bottom w:w="0" w:type="dxa"/>
+                          <w:right w:w="0" w:type="dxa"/>
+                        </w:tcMar>
+                        <w:vAlign w:val="center"/>
+                      </w:tcPr>
+                      <w:p>
+                        <w:pPr>
+                          <w:jc w:val="center"/>
+                          <w:spacing w:before="0" w:after="0" w:line="240" w:lineRule="auto"/>
+                        </w:pPr>
+                        <w:r>
+                          <w:rPr>
+                            <w:rFonts w:ascii="Calibri" w:hAnsi="Calibri" w:cs="Calibri"/>
+                            <w:sz w:val="16"/>
+                            <w:szCs w:val="16"/>
+                          </w:rPr>
+                          <w:t>51</w:t>
+                        </w:r>
+                      </w:p>
+                    </w:tc>
+                    <w:tc>
+                      <w:tcPr>
+                        <w:tcW w:w="440" w:type="dxa"/>
+                        <w:tcBorders>
+                          <w:top w:val="single" w:sz="4" w:space="0" w:color="auto"/>
+                          <w:left w:val="single" w:sz="4" w:space="0" w:color="auto"/>
+                          <w:bottom w:val="single" w:sz="4" w:space="0" w:color="auto"/>
+                          <w:right w:val="single" w:sz="4" w:space="0" w:color="auto"/>
+                        </w:tcBorders>
+                        <w:tcMar>
+                          <w:top w:w="0" w:type="dxa"/>
+                          <w:left w:w="0" w:type="dxa"/>
+                          <w:bottom w:w="0" w:type="dxa"/>
+                          <w:right w:w="0" w:type="dxa"/>
+                        </w:tcMar>
+                        <w:vAlign w:val="center"/>
+                      </w:tcPr>
+                      <w:p>
+                        <w:pPr>
+                          <w:jc w:val="center"/>
+                          <w:spacing w:before="0" w:after="0" w:line="240" w:lineRule="auto"/>
+                        </w:pPr>
+                        <w:r>
+                          <w:rPr>
+                            <w:rFonts w:ascii="Calibri" w:hAnsi="Calibri" w:cs="Calibri"/>
+                            <w:sz w:val="16"/>
+                            <w:szCs w:val="16"/>
+                          </w:rPr>
+                          <w:t>52</w:t>
+                        </w:r>
+                      </w:p>
+                    </w:tc>
+                    <w:tc>
+                      <w:tcPr>
+                        <w:tcW w:w="440" w:type="dxa"/>
+                        <w:tcBorders>
+                          <w:top w:val="single" w:sz="4" w:space="0" w:color="auto"/>
+                          <w:left w:val="single" w:sz="4" w:space="0" w:color="auto"/>
+                          <w:bottom w:val="single" w:sz="4" w:space="0" w:color="auto"/>
+                          <w:right w:val="single" w:sz="4" w:space="0" w:color="auto"/>
+                        </w:tcBorders>
+                        <w:tcMar>
+                          <w:top w:w="0" w:type="dxa"/>
+                          <w:left w:w="0" w:type="dxa"/>
+                          <w:bottom w:w="0" w:type="dxa"/>
+                          <w:right w:w="0" w:type="dxa"/>
+                        </w:tcMar>
+                        <w:vAlign w:val="center"/>
+                      </w:tcPr>
+                      <w:p>
+                        <w:pPr>
+                          <w:jc w:val="center"/>
+                          <w:spacing w:before="0" w:after="0" w:line="240" w:lineRule="auto"/>
+                        </w:pPr>
+                        <w:r>
+                          <w:rPr>
+                            <w:rFonts w:ascii="Calibri" w:hAnsi="Calibri" w:cs="Calibri"/>
+                            <w:sz w:val="16"/>
+                            <w:szCs w:val="16"/>
+                          </w:rPr>
+                          <w:t>53</w:t>
+                        </w:r>
+                      </w:p>
+                    </w:tc>
+                    <w:tc>
+                      <w:tcPr>
+                        <w:tcW w:w="440" w:type="dxa"/>
+                        <w:tcBorders>
+                          <w:top w:val="single" w:sz="4" w:space="0" w:color="auto"/>
+                          <w:left w:val="single" w:sz="4" w:space="0" w:color="auto"/>
+                          <w:bottom w:val="single" w:sz="4" w:space="0" w:color="auto"/>
+                          <w:right w:val="single" w:sz="4" w:space="0" w:color="auto"/>
+                        </w:tcBorders>
+                        <w:tcMar>
+                          <w:top w:w="0" w:type="dxa"/>
+                          <w:left w:w="0" w:type="dxa"/>
+                          <w:bottom w:w="0" w:type="dxa"/>
+                          <w:right w:w="0" w:type="dxa"/>
+                        </w:tcMar>
+                        <w:vAlign w:val="center"/>
+                      </w:tcPr>
+                      <w:p>
+                        <w:pPr>
+                          <w:jc w:val="center"/>
+                          <w:spacing w:before="0" w:after="0" w:line="240" w:lineRule="auto"/>
+                        </w:pPr>
+                        <w:r>
+                          <w:rPr>
+                            <w:rFonts w:ascii="Calibri" w:hAnsi="Calibri" w:cs="Calibri"/>
+                            <w:sz w:val="16"/>
+                            <w:szCs w:val="16"/>
+                          </w:rPr>
+                          <w:t>54</w:t>
+                        </w:r>
+                      </w:p>
+                    </w:tc>
+                    <w:tc>
+                      <w:tcPr>
+                        <w:tcW w:w="440" w:type="dxa"/>
+                        <w:tcBorders>
+                          <w:top w:val="single" w:sz="4" w:space="0" w:color="auto"/>
+                          <w:left w:val="single" w:sz="4" w:space="0" w:color="auto"/>
+                          <w:bottom w:val="single" w:sz="4" w:space="0" w:color="auto"/>
+                          <w:right w:val="single" w:sz="4" w:space="0" w:color="auto"/>
+                        </w:tcBorders>
+                        <w:tcMar>
+                          <w:top w:w="0" w:type="dxa"/>
+                          <w:left w:w="0" w:type="dxa"/>
+                          <w:bottom w:w="0" w:type="dxa"/>
+                          <w:right w:w="0" w:type="dxa"/>
+                        </w:tcMar>
+                        <w:vAlign w:val="center"/>
+                      </w:tcPr>
+                      <w:p>
+                        <w:pPr>
+                          <w:jc w:val="center"/>
+                          <w:spacing w:before="0" w:after="0" w:line="240" w:lineRule="auto"/>
+                        </w:pPr>
+                        <w:r>
+                          <w:rPr>
+                            <w:rFonts w:ascii="Calibri" w:hAnsi="Calibri" w:cs="Calibri"/>
+                            <w:sz w:val="16"/>
+                            <w:szCs w:val="16"/>
+                          </w:rPr>
+                          <w:t>55</w:t>
+                        </w:r>
+                      </w:p>
+                    </w:tc>
+                    <w:tc>
+                      <w:tcPr>
+                        <w:tcW w:w="440" w:type="dxa"/>
+                        <w:tcBorders>
+                          <w:top w:val="single" w:sz="4" w:space="0" w:color="auto"/>
+                          <w:left w:val="single" w:sz="4" w:space="0" w:color="auto"/>
+                          <w:bottom w:val="single" w:sz="4" w:space="0" w:color="auto"/>
+                          <w:right w:val="single" w:sz="4" w:space="0" w:color="auto"/>
+                        </w:tcBorders>
+                        <w:shd w:val="clear" w:color="auto" w:fill="A9DCC0"/>
+                        <w:tcMar>
+                          <w:top w:w="0" w:type="dxa"/>
+                          <w:left w:w="0" w:type="dxa"/>
+                          <w:bottom w:w="0" w:type="dxa"/>
+                          <w:right w:w="0" w:type="dxa"/>
+                        </w:tcMar>
+                        <w:vAlign w:val="center"/>
+                      </w:tcPr>
+                      <w:p>
+                        <w:pPr>
+                          <w:jc w:val="center"/>
+                          <w:spacing w:before="0" w:after="0" w:line="240" w:lineRule="auto"/>
+                        </w:pPr>
+                        <w:r>
+                          <w:rPr>
+                            <w:rFonts w:ascii="Calibri" w:hAnsi="Calibri" w:cs="Calibri"/>
+                            <w:sz w:val="16"/>
+                            <w:szCs w:val="16"/>
+                          </w:rPr>
+                          <w:t>56</w:t>
+                        </w:r>
+                      </w:p>
+                    </w:tc>
+                    <w:tc>
+                      <w:tcPr>
+                        <w:tcW w:w="440" w:type="dxa"/>
+                        <w:tcBorders>
+                          <w:top w:val="single" w:sz="4" w:space="0" w:color="auto"/>
+                          <w:left w:val="single" w:sz="4" w:space="0" w:color="auto"/>
+                          <w:bottom w:val="single" w:sz="4" w:space="0" w:color="auto"/>
+                          <w:right w:val="single" w:sz="4" w:space="0" w:color="auto"/>
+                        </w:tcBorders>
+                        <w:shd w:val="clear" w:color="auto" w:fill="A9DCC0"/>
+                        <w:tcMar>
+                          <w:top w:w="0" w:type="dxa"/>
+                          <w:left w:w="0" w:type="dxa"/>
+                          <w:bottom w:w="0" w:type="dxa"/>
+                          <w:right w:w="0" w:type="dxa"/>
+                        </w:tcMar>
+                        <w:vAlign w:val="center"/>
+                      </w:tcPr>
+                      <w:p>
+                        <w:pPr>
+                          <w:jc w:val="center"/>
+                          <w:spacing w:before="0" w:after="0" w:line="240" w:lineRule="auto"/>
+                        </w:pPr>
+                        <w:r>
+                          <w:rPr>
+                            <w:rFonts w:ascii="Calibri" w:hAnsi="Calibri" w:cs="Calibri"/>
+                            <w:sz w:val="16"/>
+                            <w:szCs w:val="16"/>
+                          </w:rPr>
+                          <w:t>57</w:t>
+                        </w:r>
+                      </w:p>
+                    </w:tc>
+                    <w:tc>
+                      <w:tcPr>
+                        <w:tcW w:w="440" w:type="dxa"/>
+                        <w:tcBorders>
+                          <w:top w:val="single" w:sz="4" w:space="0" w:color="auto"/>
+                          <w:left w:val="single" w:sz="4" w:space="0" w:color="auto"/>
+                          <w:bottom w:val="single" w:sz="4" w:space="0" w:color="auto"/>
+                          <w:right w:val="single" w:sz="4" w:space="0" w:color="auto"/>
+                        </w:tcBorders>
+                        <w:tcMar>
+                          <w:top w:w="0" w:type="dxa"/>
+                          <w:left w:w="0" w:type="dxa"/>
+                          <w:bottom w:w="0" w:type="dxa"/>
+                          <w:right w:w="0" w:type="dxa"/>
+                        </w:tcMar>
+                        <w:vAlign w:val="center"/>
+                      </w:tcPr>
+                      <w:p>
+                        <w:pPr>
+                          <w:jc w:val="center"/>
+                          <w:spacing w:before="0" w:after="0" w:line="240" w:lineRule="auto"/>
+                        </w:pPr>
+                        <w:r>
+                          <w:rPr>
+                            <w:rFonts w:ascii="Calibri" w:hAnsi="Calibri" w:cs="Calibri"/>
+                            <w:sz w:val="16"/>
+                            <w:szCs w:val="16"/>
+                          </w:rPr>
+                          <w:t>58</w:t>
+                        </w:r>
+                      </w:p>
+                    </w:tc>
+                    <w:tc>
+                      <w:tcPr>
+                        <w:tcW w:w="440" w:type="dxa"/>
+                        <w:tcBorders>
+                          <w:top w:val="single" w:sz="4" w:space="0" w:color="auto"/>
+                          <w:left w:val="single" w:sz="4" w:space="0" w:color="auto"/>
+                          <w:bottom w:val="single" w:sz="4" w:space="0" w:color="auto"/>
+                          <w:right w:val="single" w:sz="4" w:space="0" w:color="auto"/>
+                        </w:tcBorders>
+                        <w:tcMar>
+                          <w:top w:w="0" w:type="dxa"/>
+                          <w:left w:w="0" w:type="dxa"/>
+                          <w:bottom w:w="0" w:type="dxa"/>
+                          <w:right w:w="0" w:type="dxa"/>
+                        </w:tcMar>
+                        <w:vAlign w:val="center"/>
+                      </w:tcPr>
+                      <w:p>
+                        <w:pPr>
+                          <w:jc w:val="center"/>
+                          <w:spacing w:before="0" w:after="0" w:line="240" w:lineRule="auto"/>
+                        </w:pPr>
+                        <w:r>
+                          <w:rPr>
+                            <w:rFonts w:ascii="Calibri" w:hAnsi="Calibri" w:cs="Calibri"/>
+                            <w:sz w:val="16"/>
+                            <w:szCs w:val="16"/>
+                          </w:rPr>
+                          <w:t>59</w:t>
+                        </w:r>
+                      </w:p>
+                    </w:tc>
+                    <w:tc>
+                      <w:tcPr>
+                        <w:tcW w:w="440" w:type="dxa"/>
+                        <w:tcBorders>
+                          <w:top w:val="single" w:sz="4" w:space="0" w:color="auto"/>
+                          <w:left w:val="single" w:sz="4" w:space="0" w:color="auto"/>
+                          <w:bottom w:val="single" w:sz="4" w:space="0" w:color="auto"/>
+                          <w:right w:val="single" w:sz="4" w:space="0" w:color="auto"/>
+                        </w:tcBorders>
+                        <w:tcMar>
+                          <w:top w:w="0" w:type="dxa"/>
+                          <w:left w:w="0" w:type="dxa"/>
+                          <w:bottom w:w="0" w:type="dxa"/>
+                          <w:right w:w="0" w:type="dxa"/>
+                        </w:tcMar>
+                        <w:vAlign w:val="center"/>
+                      </w:tcPr>
+                      <w:p>
+                        <w:pPr>
+                          <w:jc w:val="center"/>
+                          <w:spacing w:before="0" w:after="0" w:line="240" w:lineRule="auto"/>
+                        </w:pPr>
+                        <w:r>
+                          <w:rPr>
+                            <w:rFonts w:ascii="Calibri" w:hAnsi="Calibri" w:cs="Calibri"/>
+                            <w:sz w:val="16"/>
+                            <w:szCs w:val="16"/>
+                          </w:rPr>
+                          <w:t>60</w:t>
+                        </w:r>
+                      </w:p>
+                    </w:tc>
+                  </w:tr>
+                  <w:tr>
+                    <w:trPr>
+                      <w:trHeight w:hRule="exact" w:val="440"/>
+                    </w:trPr>
+                    <w:tc>
+                      <w:tcPr>
+                        <w:tcW w:w="440" w:type="dxa"/>
+                        <w:tcBorders>
+                          <w:top w:val="single" w:sz="4" w:space="0" w:color="auto"/>
+                          <w:left w:val="single" w:sz="4" w:space="0" w:color="auto"/>
+                          <w:bottom w:val="single" w:sz="4" w:space="0" w:color="auto"/>
+                          <w:right w:val="single" w:sz="4" w:space="0" w:color="auto"/>
+                        </w:tcBorders>
+                        <w:tcMar>
+                          <w:top w:w="0" w:type="dxa"/>
+                          <w:left w:w="0" w:type="dxa"/>
+                          <w:bottom w:w="0" w:type="dxa"/>
+                          <w:right w:w="0" w:type="dxa"/>
+                        </w:tcMar>
+                        <w:vAlign w:val="center"/>
+                      </w:tcPr>
+                      <w:p>
+                        <w:pPr>
+                          <w:jc w:val="center"/>
+                          <w:spacing w:before="0" w:after="0" w:line="240" w:lineRule="auto"/>
+                        </w:pPr>
+                        <w:r>
+                          <w:rPr>
+                            <w:rFonts w:ascii="Calibri" w:hAnsi="Calibri" w:cs="Calibri"/>
+                            <w:sz w:val="16"/>
+                            <w:szCs w:val="16"/>
+                          </w:rPr>
+                          <w:t>61</w:t>
+                        </w:r>
+                      </w:p>
+                    </w:tc>
+                    <w:tc>
+                      <w:tcPr>
+                        <w:tcW w:w="440" w:type="dxa"/>
+                        <w:tcBorders>
+                          <w:top w:val="single" w:sz="4" w:space="0" w:color="auto"/>
+                          <w:left w:val="single" w:sz="4" w:space="0" w:color="auto"/>
+                          <w:bottom w:val="single" w:sz="4" w:space="0" w:color="auto"/>
+                          <w:right w:val="single" w:sz="4" w:space="0" w:color="auto"/>
+                        </w:tcBorders>
+                        <w:tcMar>
+                          <w:top w:w="0" w:type="dxa"/>
+                          <w:left w:w="0" w:type="dxa"/>
+                          <w:bottom w:w="0" w:type="dxa"/>
+                          <w:right w:w="0" w:type="dxa"/>
+                        </w:tcMar>
+                        <w:vAlign w:val="center"/>
+                      </w:tcPr>
+                      <w:p>
+                        <w:pPr>
+                          <w:jc w:val="center"/>
+                          <w:spacing w:before="0" w:after="0" w:line="240" w:lineRule="auto"/>
+                        </w:pPr>
+                        <w:r>
+                          <w:rPr>
+                            <w:rFonts w:ascii="Calibri" w:hAnsi="Calibri" w:cs="Calibri"/>
+                            <w:sz w:val="16"/>
+                            <w:szCs w:val="16"/>
+                          </w:rPr>
+                          <w:t>62</w:t>
+                        </w:r>
+                      </w:p>
+                    </w:tc>
+                    <w:tc>
+                      <w:tcPr>
+                        <w:tcW w:w="440" w:type="dxa"/>
+                        <w:tcBorders>
+                          <w:top w:val="single" w:sz="4" w:space="0" w:color="auto"/>
+                          <w:left w:val="single" w:sz="4" w:space="0" w:color="auto"/>
+                          <w:bottom w:val="single" w:sz="4" w:space="0" w:color="auto"/>
+                          <w:right w:val="single" w:sz="4" w:space="0" w:color="auto"/>
+                        </w:tcBorders>
+                        <w:tcMar>
+                          <w:top w:w="0" w:type="dxa"/>
+                          <w:left w:w="0" w:type="dxa"/>
+                          <w:bottom w:w="0" w:type="dxa"/>
+                          <w:right w:w="0" w:type="dxa"/>
+                        </w:tcMar>
+                        <w:vAlign w:val="center"/>
+                      </w:tcPr>
+                      <w:p>
+                        <w:pPr>
+                          <w:jc w:val="center"/>
+                          <w:spacing w:before="0" w:after="0" w:line="240" w:lineRule="auto"/>
+                        </w:pPr>
+                        <w:r>
+                          <w:rPr>
+                            <w:rFonts w:ascii="Calibri" w:hAnsi="Calibri" w:cs="Calibri"/>
+                            <w:sz w:val="16"/>
+                            <w:szCs w:val="16"/>
+                          </w:rPr>
+                          <w:t>63</w:t>
+                        </w:r>
+                      </w:p>
+                    </w:tc>
+                    <w:tc>
+                      <w:tcPr>
+                        <w:tcW w:w="440" w:type="dxa"/>
+                        <w:tcBorders>
+                          <w:top w:val="single" w:sz="4" w:space="0" w:color="auto"/>
+                          <w:left w:val="single" w:sz="4" w:space="0" w:color="auto"/>
+                          <w:bottom w:val="single" w:sz="4" w:space="0" w:color="auto"/>
+                          <w:right w:val="single" w:sz="4" w:space="0" w:color="auto"/>
+                        </w:tcBorders>
+                        <w:tcMar>
+                          <w:top w:w="0" w:type="dxa"/>
+                          <w:left w:w="0" w:type="dxa"/>
+                          <w:bottom w:w="0" w:type="dxa"/>
+                          <w:right w:w="0" w:type="dxa"/>
+                        </w:tcMar>
+                        <w:vAlign w:val="center"/>
+                      </w:tcPr>
+                      <w:p>
+                        <w:pPr>
+                          <w:jc w:val="center"/>
+                          <w:spacing w:before="0" w:after="0" w:line="240" w:lineRule="auto"/>
+                        </w:pPr>
+                        <w:r>
+                          <w:rPr>
+                            <w:rFonts w:ascii="Calibri" w:hAnsi="Calibri" w:cs="Calibri"/>
+                            <w:sz w:val="16"/>
+                            <w:szCs w:val="16"/>
+                          </w:rPr>
+                          <w:t>64</w:t>
+                        </w:r>
+                      </w:p>
+                    </w:tc>
+                    <w:tc>
+                      <w:tcPr>
+                        <w:tcW w:w="440" w:type="dxa"/>
+                        <w:tcBorders>
+                          <w:top w:val="single" w:sz="4" w:space="0" w:color="auto"/>
+                          <w:left w:val="single" w:sz="4" w:space="0" w:color="auto"/>
+                          <w:bottom w:val="single" w:sz="4" w:space="0" w:color="auto"/>
+                          <w:right w:val="single" w:sz="4" w:space="0" w:color="auto"/>
+                        </w:tcBorders>
+                        <w:tcMar>
+                          <w:top w:w="0" w:type="dxa"/>
+                          <w:left w:w="0" w:type="dxa"/>
+                          <w:bottom w:w="0" w:type="dxa"/>
+                          <w:right w:w="0" w:type="dxa"/>
+                        </w:tcMar>
+                        <w:vAlign w:val="center"/>
+                      </w:tcPr>
+                      <w:p>
+                        <w:pPr>
+                          <w:jc w:val="center"/>
+                          <w:spacing w:before="0" w:after="0" w:line="240" w:lineRule="auto"/>
+                        </w:pPr>
+                        <w:r>
+                          <w:rPr>
+                            <w:rFonts w:ascii="Calibri" w:hAnsi="Calibri" w:cs="Calibri"/>
+                            <w:sz w:val="16"/>
+                            <w:szCs w:val="16"/>
+                          </w:rPr>
+                          <w:t>65</w:t>
+                        </w:r>
+                      </w:p>
+                    </w:tc>
+                    <w:tc>
+                      <w:tcPr>
+                        <w:tcW w:w="440" w:type="dxa"/>
+                        <w:tcBorders>
+                          <w:top w:val="single" w:sz="4" w:space="0" w:color="auto"/>
+                          <w:left w:val="single" w:sz="4" w:space="0" w:color="auto"/>
+                          <w:bottom w:val="single" w:sz="4" w:space="0" w:color="auto"/>
+                          <w:right w:val="single" w:sz="4" w:space="0" w:color="auto"/>
+                        </w:tcBorders>
+                        <w:tcMar>
+                          <w:top w:w="0" w:type="dxa"/>
+                          <w:left w:w="0" w:type="dxa"/>
+                          <w:bottom w:w="0" w:type="dxa"/>
+                          <w:right w:w="0" w:type="dxa"/>
+                        </w:tcMar>
+                        <w:vAlign w:val="center"/>
+                      </w:tcPr>
+                      <w:p>
+                        <w:pPr>
+                          <w:jc w:val="center"/>
+                          <w:spacing w:before="0" w:after="0" w:line="240" w:lineRule="auto"/>
+                        </w:pPr>
+                        <w:r>
+                          <w:rPr>
+                            <w:rFonts w:ascii="Calibri" w:hAnsi="Calibri" w:cs="Calibri"/>
+                            <w:sz w:val="16"/>
+                            <w:szCs w:val="16"/>
+                          </w:rPr>
+                          <w:t>66</w:t>
+                        </w:r>
+                      </w:p>
+                    </w:tc>
+                    <w:tc>
+                      <w:tcPr>
+                        <w:tcW w:w="440" w:type="dxa"/>
+                        <w:tcBorders>
+                          <w:top w:val="single" w:sz="4" w:space="0" w:color="auto"/>
+                          <w:left w:val="single" w:sz="4" w:space="0" w:color="auto"/>
+                          <w:bottom w:val="single" w:sz="4" w:space="0" w:color="auto"/>
+                          <w:right w:val="single" w:sz="4" w:space="0" w:color="auto"/>
+                        </w:tcBorders>
+                        <w:tcMar>
+                          <w:top w:w="0" w:type="dxa"/>
+                          <w:left w:w="0" w:type="dxa"/>
+                          <w:bottom w:w="0" w:type="dxa"/>
+                          <w:right w:w="0" w:type="dxa"/>
+                        </w:tcMar>
+                        <w:vAlign w:val="center"/>
+                      </w:tcPr>
+                      <w:p>
+                        <w:pPr>
+                          <w:jc w:val="center"/>
+                          <w:spacing w:before="0" w:after="0" w:line="240" w:lineRule="auto"/>
+                        </w:pPr>
+                        <w:r>
+                          <w:rPr>
+                            <w:rFonts w:ascii="Calibri" w:hAnsi="Calibri" w:cs="Calibri"/>
+                            <w:sz w:val="16"/>
+                            <w:szCs w:val="16"/>
+                          </w:rPr>
+                          <w:t>67</w:t>
+                        </w:r>
+                      </w:p>
+                    </w:tc>
+                    <w:tc>
+                      <w:tcPr>
+                        <w:tcW w:w="440" w:type="dxa"/>
+                        <w:tcBorders>
+                          <w:top w:val="single" w:sz="4" w:space="0" w:color="auto"/>
+                          <w:left w:val="single" w:sz="4" w:space="0" w:color="auto"/>
+                          <w:bottom w:val="single" w:sz="4" w:space="0" w:color="auto"/>
+                          <w:right w:val="single" w:sz="4" w:space="0" w:color="auto"/>
+                        </w:tcBorders>
+                        <w:tcMar>
+                          <w:top w:w="0" w:type="dxa"/>
+                          <w:left w:w="0" w:type="dxa"/>
+                          <w:bottom w:w="0" w:type="dxa"/>
+                          <w:right w:w="0" w:type="dxa"/>
+                        </w:tcMar>
+                        <w:vAlign w:val="center"/>
+                      </w:tcPr>
+                      <w:p>
+                        <w:pPr>
+                          <w:jc w:val="center"/>
+                          <w:spacing w:before="0" w:after="0" w:line="240" w:lineRule="auto"/>
+                        </w:pPr>
+                        <w:r>
+                          <w:rPr>
+                            <w:rFonts w:ascii="Calibri" w:hAnsi="Calibri" w:cs="Calibri"/>
+                            <w:sz w:val="16"/>
+                            <w:szCs w:val="16"/>
+                          </w:rPr>
+                          <w:t>68</w:t>
+                        </w:r>
+                      </w:p>
+                    </w:tc>
+                    <w:tc>
+                      <w:tcPr>
+                        <w:tcW w:w="440" w:type="dxa"/>
+                        <w:tcBorders>
+                          <w:top w:val="single" w:sz="4" w:space="0" w:color="auto"/>
+                          <w:left w:val="single" w:sz="4" w:space="0" w:color="auto"/>
+                          <w:bottom w:val="single" w:sz="4" w:space="0" w:color="auto"/>
+                          <w:right w:val="single" w:sz="4" w:space="0" w:color="auto"/>
+                        </w:tcBorders>
+                        <w:tcMar>
+                          <w:top w:w="0" w:type="dxa"/>
+                          <w:left w:w="0" w:type="dxa"/>
+                          <w:bottom w:w="0" w:type="dxa"/>
+                          <w:right w:w="0" w:type="dxa"/>
+                        </w:tcMar>
+                        <w:vAlign w:val="center"/>
+                      </w:tcPr>
+                      <w:p>
+                        <w:pPr>
+                          <w:jc w:val="center"/>
+                          <w:spacing w:before="0" w:after="0" w:line="240" w:lineRule="auto"/>
+                        </w:pPr>
+                        <w:r>
+                          <w:rPr>
+                            <w:rFonts w:ascii="Calibri" w:hAnsi="Calibri" w:cs="Calibri"/>
+                            <w:sz w:val="16"/>
+                            <w:szCs w:val="16"/>
+                          </w:rPr>
+                          <w:t>69</w:t>
+                        </w:r>
+                      </w:p>
+                    </w:tc>
+                    <w:tc>
+                      <w:tcPr>
+                        <w:tcW w:w="440" w:type="dxa"/>
+                        <w:tcBorders>
+                          <w:top w:val="single" w:sz="4" w:space="0" w:color="auto"/>
+                          <w:left w:val="single" w:sz="4" w:space="0" w:color="auto"/>
+                          <w:bottom w:val="single" w:sz="4" w:space="0" w:color="auto"/>
+                          <w:right w:val="single" w:sz="4" w:space="0" w:color="auto"/>
+                        </w:tcBorders>
+                        <w:tcMar>
+                          <w:top w:w="0" w:type="dxa"/>
+                          <w:left w:w="0" w:type="dxa"/>
+                          <w:bottom w:w="0" w:type="dxa"/>
+                          <w:right w:w="0" w:type="dxa"/>
+                        </w:tcMar>
+                        <w:vAlign w:val="center"/>
+                      </w:tcPr>
+                      <w:p>
+                        <w:pPr>
+                          <w:jc w:val="center"/>
+                          <w:spacing w:before="0" w:after="0" w:line="240" w:lineRule="auto"/>
+                        </w:pPr>
+                        <w:r>
+                          <w:rPr>
+                            <w:rFonts w:ascii="Calibri" w:hAnsi="Calibri" w:cs="Calibri"/>
+                            <w:sz w:val="16"/>
+                            <w:szCs w:val="16"/>
+                          </w:rPr>
+                          <w:t>70</w:t>
+                        </w:r>
+                      </w:p>
+                    </w:tc>
+                  </w:tr>
+                  <w:tr>
+                    <w:trPr>
+                      <w:trHeight w:hRule="exact" w:val="440"/>
+                    </w:trPr>
+                    <w:tc>
+                      <w:tcPr>
+                        <w:tcW w:w="440" w:type="dxa"/>
+                        <w:tcBorders>
+                          <w:top w:val="single" w:sz="4" w:space="0" w:color="auto"/>
+                          <w:left w:val="single" w:sz="4" w:space="0" w:color="auto"/>
+                          <w:bottom w:val="single" w:sz="4" w:space="0" w:color="auto"/>
+                          <w:right w:val="single" w:sz="4" w:space="0" w:color="auto"/>
+                        </w:tcBorders>
+                        <w:tcMar>
+                          <w:top w:w="0" w:type="dxa"/>
+                          <w:left w:w="0" w:type="dxa"/>
+                          <w:bottom w:w="0" w:type="dxa"/>
+                          <w:right w:w="0" w:type="dxa"/>
+                        </w:tcMar>
+                        <w:vAlign w:val="center"/>
+                      </w:tcPr>
+                      <w:p>
+                        <w:pPr>
+                          <w:jc w:val="center"/>
+                          <w:spacing w:before="0" w:after="0" w:line="240" w:lineRule="auto"/>
+                        </w:pPr>
+                        <w:r>
+                          <w:rPr>
+                            <w:rFonts w:ascii="Calibri" w:hAnsi="Calibri" w:cs="Calibri"/>
+                            <w:sz w:val="16"/>
+                            <w:szCs w:val="16"/>
+                          </w:rPr>
+                          <w:t>71</w:t>
+                        </w:r>
+                      </w:p>
+                    </w:tc>
+                    <w:tc>
+                      <w:tcPr>
+                        <w:tcW w:w="440" w:type="dxa"/>
+                        <w:tcBorders>
+                          <w:top w:val="single" w:sz="4" w:space="0" w:color="auto"/>
+                          <w:left w:val="single" w:sz="4" w:space="0" w:color="auto"/>
+                          <w:bottom w:val="single" w:sz="4" w:space="0" w:color="auto"/>
+                          <w:right w:val="single" w:sz="4" w:space="0" w:color="auto"/>
+                        </w:tcBorders>
+                        <w:tcMar>
+                          <w:top w:w="0" w:type="dxa"/>
+                          <w:left w:w="0" w:type="dxa"/>
+                          <w:bottom w:w="0" w:type="dxa"/>
+                          <w:right w:w="0" w:type="dxa"/>
+                        </w:tcMar>
+                        <w:vAlign w:val="center"/>
+                      </w:tcPr>
+                      <w:p>
+                        <w:pPr>
+                          <w:jc w:val="center"/>
+                          <w:spacing w:before="0" w:after="0" w:line="240" w:lineRule="auto"/>
+                        </w:pPr>
+                        <w:r>
+                          <w:rPr>
+                            <w:rFonts w:ascii="Calibri" w:hAnsi="Calibri" w:cs="Calibri"/>
+                            <w:sz w:val="16"/>
+                            <w:szCs w:val="16"/>
+                          </w:rPr>
+                          <w:t>72</w:t>
+                        </w:r>
+                      </w:p>
+                    </w:tc>
+                    <w:tc>
+                      <w:tcPr>
+                        <w:tcW w:w="440" w:type="dxa"/>
+                        <w:tcBorders>
+                          <w:top w:val="single" w:sz="4" w:space="0" w:color="auto"/>
+                          <w:left w:val="single" w:sz="4" w:space="0" w:color="auto"/>
+                          <w:bottom w:val="single" w:sz="4" w:space="0" w:color="auto"/>
+                          <w:right w:val="single" w:sz="4" w:space="0" w:color="auto"/>
+                        </w:tcBorders>
+                        <w:tcMar>
+                          <w:top w:w="0" w:type="dxa"/>
+                          <w:left w:w="0" w:type="dxa"/>
+                          <w:bottom w:w="0" w:type="dxa"/>
+                          <w:right w:w="0" w:type="dxa"/>
+                        </w:tcMar>
+                        <w:vAlign w:val="center"/>
+                      </w:tcPr>
+                      <w:p>
+                        <w:pPr>
+                          <w:jc w:val="center"/>
+                          <w:spacing w:before="0" w:after="0" w:line="240" w:lineRule="auto"/>
+                        </w:pPr>
+                        <w:r>
+                          <w:rPr>
+                            <w:rFonts w:ascii="Calibri" w:hAnsi="Calibri" w:cs="Calibri"/>
+                            <w:sz w:val="16"/>
+                            <w:szCs w:val="16"/>
+                          </w:rPr>
+                          <w:t>73</w:t>
+                        </w:r>
+                      </w:p>
+                    </w:tc>
+                    <w:tc>
+                      <w:tcPr>
+                        <w:tcW w:w="440" w:type="dxa"/>
+                        <w:tcBorders>
+                          <w:top w:val="single" w:sz="4" w:space="0" w:color="auto"/>
+                          <w:left w:val="single" w:sz="4" w:space="0" w:color="auto"/>
+                          <w:bottom w:val="single" w:sz="4" w:space="0" w:color="auto"/>
+                          <w:right w:val="single" w:sz="4" w:space="0" w:color="auto"/>
+                        </w:tcBorders>
+                        <w:tcMar>
+                          <w:top w:w="0" w:type="dxa"/>
+                          <w:left w:w="0" w:type="dxa"/>
+                          <w:bottom w:w="0" w:type="dxa"/>
+                          <w:right w:w="0" w:type="dxa"/>
+                        </w:tcMar>
+                        <w:vAlign w:val="center"/>
+                      </w:tcPr>
+                      <w:p>
+                        <w:pPr>
+                          <w:jc w:val="center"/>
+                          <w:spacing w:before="0" w:after="0" w:line="240" w:lineRule="auto"/>
+                        </w:pPr>
+                        <w:r>
+                          <w:rPr>
+                            <w:rFonts w:ascii="Calibri" w:hAnsi="Calibri" w:cs="Calibri"/>
+                            <w:sz w:val="16"/>
+                            <w:szCs w:val="16"/>
+                          </w:rPr>
+                          <w:t>74</w:t>
+                        </w:r>
+                      </w:p>
+                    </w:tc>
+                    <w:tc>
+                      <w:tcPr>
+                        <w:tcW w:w="440" w:type="dxa"/>
+                        <w:tcBorders>
+                          <w:top w:val="single" w:sz="4" w:space="0" w:color="auto"/>
+                          <w:left w:val="single" w:sz="4" w:space="0" w:color="auto"/>
+                          <w:bottom w:val="single" w:sz="4" w:space="0" w:color="auto"/>
+                          <w:right w:val="single" w:sz="4" w:space="0" w:color="auto"/>
+                        </w:tcBorders>
+                        <w:tcMar>
+                          <w:top w:w="0" w:type="dxa"/>
+                          <w:left w:w="0" w:type="dxa"/>
+                          <w:bottom w:w="0" w:type="dxa"/>
+                          <w:right w:w="0" w:type="dxa"/>
+                        </w:tcMar>
+                        <w:vAlign w:val="center"/>
+                      </w:tcPr>
+                      <w:p>
+                        <w:pPr>
+                          <w:jc w:val="center"/>
+                          <w:spacing w:before="0" w:after="0" w:line="240" w:lineRule="auto"/>
+                        </w:pPr>
+                        <w:r>
+                          <w:rPr>
+                            <w:rFonts w:ascii="Calibri" w:hAnsi="Calibri" w:cs="Calibri"/>
+                            <w:sz w:val="16"/>
+                            <w:szCs w:val="16"/>
+                          </w:rPr>
+                          <w:t>75</w:t>
+                        </w:r>
+                      </w:p>
+                    </w:tc>
+                    <w:tc>
+                      <w:tcPr>
+                        <w:tcW w:w="440" w:type="dxa"/>
+                        <w:tcBorders>
+                          <w:top w:val="single" w:sz="4" w:space="0" w:color="auto"/>
+                          <w:left w:val="single" w:sz="4" w:space="0" w:color="auto"/>
+                          <w:bottom w:val="single" w:sz="4" w:space="0" w:color="auto"/>
+                          <w:right w:val="single" w:sz="4" w:space="0" w:color="auto"/>
+                        </w:tcBorders>
+                        <w:tcMar>
+                          <w:top w:w="0" w:type="dxa"/>
+                          <w:left w:w="0" w:type="dxa"/>
+                          <w:bottom w:w="0" w:type="dxa"/>
+                          <w:right w:w="0" w:type="dxa"/>
+                        </w:tcMar>
+                        <w:vAlign w:val="center"/>
+                      </w:tcPr>
+                      <w:p>
+                        <w:pPr>
+                          <w:jc w:val="center"/>
+                          <w:spacing w:before="0" w:after="0" w:line="240" w:lineRule="auto"/>
+                        </w:pPr>
+                        <w:r>
+                          <w:rPr>
+                            <w:rFonts w:ascii="Calibri" w:hAnsi="Calibri" w:cs="Calibri"/>
+                            <w:sz w:val="16"/>
+                            <w:szCs w:val="16"/>
+                          </w:rPr>
+                          <w:t>76</w:t>
+                        </w:r>
+                      </w:p>
+                    </w:tc>
+                    <w:tc>
+                      <w:tcPr>
+                        <w:tcW w:w="440" w:type="dxa"/>
+                        <w:tcBorders>
+                          <w:top w:val="single" w:sz="4" w:space="0" w:color="auto"/>
+                          <w:left w:val="single" w:sz="4" w:space="0" w:color="auto"/>
+                          <w:bottom w:val="single" w:sz="4" w:space="0" w:color="auto"/>
+                          <w:right w:val="single" w:sz="4" w:space="0" w:color="auto"/>
+                        </w:tcBorders>
+                        <w:tcMar>
+                          <w:top w:w="0" w:type="dxa"/>
+                          <w:left w:w="0" w:type="dxa"/>
+                          <w:bottom w:w="0" w:type="dxa"/>
+                          <w:right w:w="0" w:type="dxa"/>
+                        </w:tcMar>
+                        <w:vAlign w:val="center"/>
+                      </w:tcPr>
+                      <w:p>
+                        <w:pPr>
+                          <w:jc w:val="center"/>
+                          <w:spacing w:before="0" w:after="0" w:line="240" w:lineRule="auto"/>
+                        </w:pPr>
+                        <w:r>
+                          <w:rPr>
+                            <w:rFonts w:ascii="Calibri" w:hAnsi="Calibri" w:cs="Calibri"/>
+                            <w:sz w:val="16"/>
+                            <w:szCs w:val="16"/>
+                          </w:rPr>
+                          <w:t>77</w:t>
+                        </w:r>
+                      </w:p>
+                    </w:tc>
+                    <w:tc>
+                      <w:tcPr>
+                        <w:tcW w:w="440" w:type="dxa"/>
+                        <w:tcBorders>
+                          <w:top w:val="single" w:sz="4" w:space="0" w:color="auto"/>
+                          <w:left w:val="single" w:sz="4" w:space="0" w:color="auto"/>
+                          <w:bottom w:val="single" w:sz="4" w:space="0" w:color="auto"/>
+                          <w:right w:val="single" w:sz="4" w:space="0" w:color="auto"/>
+                        </w:tcBorders>
+                        <w:shd w:val="clear" w:color="auto" w:fill="CDBFE0"/>
+                        <w:tcMar>
+                          <w:top w:w="0" w:type="dxa"/>
+                          <w:left w:w="0" w:type="dxa"/>
+                          <w:bottom w:w="0" w:type="dxa"/>
+                          <w:right w:w="0" w:type="dxa"/>
+                        </w:tcMar>
+                        <w:vAlign w:val="center"/>
+                      </w:tcPr>
+                      <w:p>
+                        <w:pPr>
+                          <w:jc w:val="center"/>
+                          <w:spacing w:before="0" w:after="0" w:line="240" w:lineRule="auto"/>
+                        </w:pPr>
+                        <w:r>
+                          <w:rPr>
+                            <w:rFonts w:ascii="Calibri" w:hAnsi="Calibri" w:cs="Calibri"/>
+                            <w:sz w:val="16"/>
+                            <w:szCs w:val="16"/>
+                          </w:rPr>
+                          <w:t>78</w:t>
+                        </w:r>
+                      </w:p>
+                    </w:tc>
+                    <w:tc>
+                      <w:tcPr>
+                        <w:tcW w:w="440" w:type="dxa"/>
+                        <w:tcBorders>
+                          <w:top w:val="single" w:sz="4" w:space="0" w:color="auto"/>
+                          <w:left w:val="single" w:sz="4" w:space="0" w:color="auto"/>
+                          <w:bottom w:val="single" w:sz="4" w:space="0" w:color="auto"/>
+                          <w:right w:val="single" w:sz="4" w:space="0" w:color="auto"/>
+                        </w:tcBorders>
+                        <w:shd w:val="clear" w:color="auto" w:fill="CDBFE0"/>
+                        <w:tcMar>
+                          <w:top w:w="0" w:type="dxa"/>
+                          <w:left w:w="0" w:type="dxa"/>
+                          <w:bottom w:w="0" w:type="dxa"/>
+                          <w:right w:w="0" w:type="dxa"/>
+                        </w:tcMar>
+                        <w:vAlign w:val="center"/>
+                      </w:tcPr>
+                      <w:p>
+                        <w:pPr>
+                          <w:jc w:val="center"/>
+                          <w:spacing w:before="0" w:after="0" w:line="240" w:lineRule="auto"/>
+                        </w:pPr>
+                        <w:r>
+                          <w:rPr>
+                            <w:rFonts w:ascii="Calibri" w:hAnsi="Calibri" w:cs="Calibri"/>
+                            <w:sz w:val="16"/>
+                            <w:szCs w:val="16"/>
+                          </w:rPr>
+                          <w:t>79</w:t>
+                        </w:r>
+                      </w:p>
+                    </w:tc>
+                    <w:tc>
+                      <w:tcPr>
+                        <w:tcW w:w="440" w:type="dxa"/>
+                        <w:tcBorders>
+                          <w:top w:val="single" w:sz="4" w:space="0" w:color="auto"/>
+                          <w:left w:val="single" w:sz="4" w:space="0" w:color="auto"/>
+                          <w:bottom w:val="single" w:sz="4" w:space="0" w:color="auto"/>
+                          <w:right w:val="single" w:sz="4" w:space="0" w:color="auto"/>
+                        </w:tcBorders>
+                        <w:tcMar>
+                          <w:top w:w="0" w:type="dxa"/>
+                          <w:left w:w="0" w:type="dxa"/>
+                          <w:bottom w:w="0" w:type="dxa"/>
+                          <w:right w:w="0" w:type="dxa"/>
+                        </w:tcMar>
+                        <w:vAlign w:val="center"/>
+                      </w:tcPr>
+                      <w:p>
+                        <w:pPr>
+                          <w:jc w:val="center"/>
+                          <w:spacing w:before="0" w:after="0" w:line="240" w:lineRule="auto"/>
+                        </w:pPr>
+                        <w:r>
+                          <w:rPr>
+                            <w:rFonts w:ascii="Calibri" w:hAnsi="Calibri" w:cs="Calibri"/>
+                            <w:sz w:val="16"/>
+                            <w:szCs w:val="16"/>
+                          </w:rPr>
+                          <w:t>80</w:t>
+                        </w:r>
+                      </w:p>
+                    </w:tc>
+                  </w:tr>
+                  <w:tr>
+                    <w:trPr>
+                      <w:trHeight w:hRule="exact" w:val="440"/>
+                    </w:trPr>
+                    <w:tc>
+                      <w:tcPr>
+                        <w:tcW w:w="440" w:type="dxa"/>
+                        <w:tcBorders>
+                          <w:top w:val="single" w:sz="4" w:space="0" w:color="auto"/>
+                          <w:left w:val="single" w:sz="4" w:space="0" w:color="auto"/>
+                          <w:bottom w:val="single" w:sz="4" w:space="0" w:color="auto"/>
+                          <w:right w:val="single" w:sz="4" w:space="0" w:color="auto"/>
+                        </w:tcBorders>
+                        <w:tcMar>
+                          <w:top w:w="0" w:type="dxa"/>
+                          <w:left w:w="0" w:type="dxa"/>
+                          <w:bottom w:w="0" w:type="dxa"/>
+                          <w:right w:w="0" w:type="dxa"/>
+                        </w:tcMar>
+                        <w:vAlign w:val="center"/>
+                      </w:tcPr>
+                      <w:p>
+                        <w:pPr>
+                          <w:jc w:val="center"/>
+                          <w:spacing w:before="0" w:after="0" w:line="240" w:lineRule="auto"/>
+                        </w:pPr>
+                        <w:r>
+                          <w:rPr>
+                            <w:rFonts w:ascii="Calibri" w:hAnsi="Calibri" w:cs="Calibri"/>
+                            <w:sz w:val="16"/>
+                            <w:szCs w:val="16"/>
+                          </w:rPr>
+                          <w:t>81</w:t>
+                        </w:r>
+                      </w:p>
+                    </w:tc>
+                    <w:tc>
+                      <w:tcPr>
+                        <w:tcW w:w="440" w:type="dxa"/>
+                        <w:tcBorders>
+                          <w:top w:val="single" w:sz="4" w:space="0" w:color="auto"/>
+                          <w:left w:val="single" w:sz="4" w:space="0" w:color="auto"/>
+                          <w:bottom w:val="single" w:sz="4" w:space="0" w:color="auto"/>
+                          <w:right w:val="single" w:sz="4" w:space="0" w:color="auto"/>
+                        </w:tcBorders>
+                        <w:tcMar>
+                          <w:top w:w="0" w:type="dxa"/>
+                          <w:left w:w="0" w:type="dxa"/>
+                          <w:bottom w:w="0" w:type="dxa"/>
+                          <w:right w:w="0" w:type="dxa"/>
+                        </w:tcMar>
+                        <w:vAlign w:val="center"/>
+                      </w:tcPr>
+                      <w:p>
+                        <w:pPr>
+                          <w:jc w:val="center"/>
+                          <w:spacing w:before="0" w:after="0" w:line="240" w:lineRule="auto"/>
+                        </w:pPr>
+                        <w:r>
+                          <w:rPr>
+                            <w:rFonts w:ascii="Calibri" w:hAnsi="Calibri" w:cs="Calibri"/>
+                            <w:sz w:val="16"/>
+                            <w:szCs w:val="16"/>
+                          </w:rPr>
+                          <w:t>82</w:t>
+                        </w:r>
+                      </w:p>
+                    </w:tc>
+                    <w:tc>
+                      <w:tcPr>
+                        <w:tcW w:w="440" w:type="dxa"/>
+                        <w:tcBorders>
+                          <w:top w:val="single" w:sz="4" w:space="0" w:color="auto"/>
+                          <w:left w:val="single" w:sz="4" w:space="0" w:color="auto"/>
+                          <w:bottom w:val="single" w:sz="4" w:space="0" w:color="auto"/>
+                          <w:right w:val="single" w:sz="4" w:space="0" w:color="auto"/>
+                        </w:tcBorders>
+                        <w:tcMar>
+                          <w:top w:w="0" w:type="dxa"/>
+                          <w:left w:w="0" w:type="dxa"/>
+                          <w:bottom w:w="0" w:type="dxa"/>
+                          <w:right w:w="0" w:type="dxa"/>
+                        </w:tcMar>
+                        <w:vAlign w:val="center"/>
+                      </w:tcPr>
+                      <w:p>
+                        <w:pPr>
+                          <w:jc w:val="center"/>
+                          <w:spacing w:before="0" w:after="0" w:line="240" w:lineRule="auto"/>
+                        </w:pPr>
+                        <w:r>
+                          <w:rPr>
+                            <w:rFonts w:ascii="Calibri" w:hAnsi="Calibri" w:cs="Calibri"/>
+                            <w:sz w:val="16"/>
+                            <w:szCs w:val="16"/>
+                          </w:rPr>
+                          <w:t>83</w:t>
+                        </w:r>
+                      </w:p>
+                    </w:tc>
+                    <w:tc>
+                      <w:tcPr>
+                        <w:tcW w:w="440" w:type="dxa"/>
+                        <w:tcBorders>
+                          <w:top w:val="single" w:sz="4" w:space="0" w:color="auto"/>
+                          <w:left w:val="single" w:sz="4" w:space="0" w:color="auto"/>
+                          <w:bottom w:val="single" w:sz="4" w:space="0" w:color="auto"/>
+                          <w:right w:val="single" w:sz="4" w:space="0" w:color="auto"/>
+                        </w:tcBorders>
+                        <w:tcMar>
+                          <w:top w:w="0" w:type="dxa"/>
+                          <w:left w:w="0" w:type="dxa"/>
+                          <w:bottom w:w="0" w:type="dxa"/>
+                          <w:right w:w="0" w:type="dxa"/>
+                        </w:tcMar>
+                        <w:vAlign w:val="center"/>
+                      </w:tcPr>
+                      <w:p>
+                        <w:pPr>
+                          <w:jc w:val="center"/>
+                          <w:spacing w:before="0" w:after="0" w:line="240" w:lineRule="auto"/>
+                        </w:pPr>
+                        <w:r>
+                          <w:rPr>
+                            <w:rFonts w:ascii="Calibri" w:hAnsi="Calibri" w:cs="Calibri"/>
+                            <w:sz w:val="16"/>
+                            <w:szCs w:val="16"/>
+                          </w:rPr>
+                          <w:t>84</w:t>
+                        </w:r>
+                      </w:p>
+                    </w:tc>
+                    <w:tc>
+                      <w:tcPr>
+                        <w:tcW w:w="440" w:type="dxa"/>
+                        <w:tcBorders>
+                          <w:top w:val="single" w:sz="4" w:space="0" w:color="auto"/>
+                          <w:left w:val="single" w:sz="4" w:space="0" w:color="auto"/>
+                          <w:bottom w:val="single" w:sz="4" w:space="0" w:color="auto"/>
+                          <w:right w:val="single" w:sz="4" w:space="0" w:color="auto"/>
+                        </w:tcBorders>
+                        <w:tcMar>
+                          <w:top w:w="0" w:type="dxa"/>
+                          <w:left w:w="0" w:type="dxa"/>
+                          <w:bottom w:w="0" w:type="dxa"/>
+                          <w:right w:w="0" w:type="dxa"/>
+                        </w:tcMar>
+                        <w:vAlign w:val="center"/>
+                      </w:tcPr>
+                      <w:p>
+                        <w:pPr>
+                          <w:jc w:val="center"/>
+                          <w:spacing w:before="0" w:after="0" w:line="240" w:lineRule="auto"/>
+                        </w:pPr>
+                        <w:r>
+                          <w:rPr>
+                            <w:rFonts w:ascii="Calibri" w:hAnsi="Calibri" w:cs="Calibri"/>
+                            <w:sz w:val="16"/>
+                            <w:szCs w:val="16"/>
+                          </w:rPr>
+                          <w:t>85</w:t>
+                        </w:r>
+                      </w:p>
+                    </w:tc>
+                    <w:tc>
+                      <w:tcPr>
+                        <w:tcW w:w="440" w:type="dxa"/>
+                        <w:tcBorders>
+                          <w:top w:val="single" w:sz="4" w:space="0" w:color="auto"/>
+                          <w:left w:val="single" w:sz="4" w:space="0" w:color="auto"/>
+                          <w:bottom w:val="single" w:sz="4" w:space="0" w:color="auto"/>
+                          <w:right w:val="single" w:sz="4" w:space="0" w:color="auto"/>
+                        </w:tcBorders>
+                        <w:tcMar>
+                          <w:top w:w="0" w:type="dxa"/>
+                          <w:left w:w="0" w:type="dxa"/>
+                          <w:bottom w:w="0" w:type="dxa"/>
+                          <w:right w:w="0" w:type="dxa"/>
+                        </w:tcMar>
+                        <w:vAlign w:val="center"/>
+                      </w:tcPr>
+                      <w:p>
+                        <w:pPr>
+                          <w:jc w:val="center"/>
+                          <w:spacing w:before="0" w:after="0" w:line="240" w:lineRule="auto"/>
+                        </w:pPr>
+                        <w:r>
+                          <w:rPr>
+                            <w:rFonts w:ascii="Calibri" w:hAnsi="Calibri" w:cs="Calibri"/>
+                            <w:sz w:val="16"/>
+                            <w:szCs w:val="16"/>
+                          </w:rPr>
+                          <w:t>86</w:t>
+                        </w:r>
+                      </w:p>
+                    </w:tc>
+                    <w:tc>
+                      <w:tcPr>
+                        <w:tcW w:w="440" w:type="dxa"/>
+                        <w:tcBorders>
+                          <w:top w:val="single" w:sz="4" w:space="0" w:color="auto"/>
+                          <w:left w:val="single" w:sz="4" w:space="0" w:color="auto"/>
+                          <w:bottom w:val="single" w:sz="4" w:space="0" w:color="auto"/>
+                          <w:right w:val="single" w:sz="4" w:space="0" w:color="auto"/>
+                        </w:tcBorders>
+                        <w:tcMar>
+                          <w:top w:w="0" w:type="dxa"/>
+                          <w:left w:w="0" w:type="dxa"/>
+                          <w:bottom w:w="0" w:type="dxa"/>
+                          <w:right w:w="0" w:type="dxa"/>
+                        </w:tcMar>
+                        <w:vAlign w:val="center"/>
+                      </w:tcPr>
+                      <w:p>
+                        <w:pPr>
+                          <w:jc w:val="center"/>
+                          <w:spacing w:before="0" w:after="0" w:line="240" w:lineRule="auto"/>
+                        </w:pPr>
+                        <w:r>
+                          <w:rPr>
+                            <w:rFonts w:ascii="Calibri" w:hAnsi="Calibri" w:cs="Calibri"/>
+                            <w:sz w:val="16"/>
+                            <w:szCs w:val="16"/>
+                          </w:rPr>
+                          <w:t>87</w:t>
+                        </w:r>
+                      </w:p>
+                    </w:tc>
+                    <w:tc>
+                      <w:tcPr>
+                        <w:tcW w:w="440" w:type="dxa"/>
+                        <w:tcBorders>
+                          <w:top w:val="single" w:sz="4" w:space="0" w:color="auto"/>
+                          <w:left w:val="single" w:sz="4" w:space="0" w:color="auto"/>
+                          <w:bottom w:val="single" w:sz="4" w:space="0" w:color="auto"/>
+                          <w:right w:val="single" w:sz="4" w:space="0" w:color="auto"/>
+                        </w:tcBorders>
+                        <w:shd w:val="clear" w:color="auto" w:fill="CDBFE0"/>
+                        <w:tcMar>
+                          <w:top w:w="0" w:type="dxa"/>
+                          <w:left w:w="0" w:type="dxa"/>
+                          <w:bottom w:w="0" w:type="dxa"/>
+                          <w:right w:w="0" w:type="dxa"/>
+                        </w:tcMar>
+                        <w:vAlign w:val="center"/>
+                      </w:tcPr>
+                      <w:p>
+                        <w:pPr>
+                          <w:jc w:val="center"/>
+                          <w:spacing w:before="0" w:after="0" w:line="240" w:lineRule="auto"/>
+                        </w:pPr>
+                        <w:r>
+                          <w:rPr>
+                            <w:rFonts w:ascii="Calibri" w:hAnsi="Calibri" w:cs="Calibri"/>
+                            <w:sz w:val="16"/>
+                            <w:szCs w:val="16"/>
+                          </w:rPr>
+                          <w:t>88</w:t>
+                        </w:r>
+                      </w:p>
+                    </w:tc>
+                    <w:tc>
+                      <w:tcPr>
+                        <w:tcW w:w="440" w:type="dxa"/>
+                        <w:tcBorders>
+                          <w:top w:val="single" w:sz="4" w:space="0" w:color="auto"/>
+                          <w:left w:val="single" w:sz="4" w:space="0" w:color="auto"/>
+                          <w:bottom w:val="single" w:sz="4" w:space="0" w:color="auto"/>
+                          <w:right w:val="single" w:sz="4" w:space="0" w:color="auto"/>
+                        </w:tcBorders>
+                        <w:shd w:val="clear" w:color="auto" w:fill="CDBFE0"/>
+                        <w:tcMar>
+                          <w:top w:w="0" w:type="dxa"/>
+                          <w:left w:w="0" w:type="dxa"/>
+                          <w:bottom w:w="0" w:type="dxa"/>
+                          <w:right w:w="0" w:type="dxa"/>
+                        </w:tcMar>
+                        <w:vAlign w:val="center"/>
+                      </w:tcPr>
+                      <w:p>
+                        <w:pPr>
+                          <w:jc w:val="center"/>
+                          <w:spacing w:before="0" w:after="0" w:line="240" w:lineRule="auto"/>
+                        </w:pPr>
+                        <w:r>
+                          <w:rPr>
+                            <w:rFonts w:ascii="Calibri" w:hAnsi="Calibri" w:cs="Calibri"/>
+                            <w:sz w:val="16"/>
+                            <w:szCs w:val="16"/>
+                          </w:rPr>
+                          <w:t>89</w:t>
+                        </w:r>
+                      </w:p>
+                    </w:tc>
+                    <w:tc>
+                      <w:tcPr>
+                        <w:tcW w:w="440" w:type="dxa"/>
+                        <w:tcBorders>
+                          <w:top w:val="single" w:sz="4" w:space="0" w:color="auto"/>
+                          <w:left w:val="single" w:sz="4" w:space="0" w:color="auto"/>
+                          <w:bottom w:val="single" w:sz="4" w:space="0" w:color="auto"/>
+                          <w:right w:val="single" w:sz="4" w:space="0" w:color="auto"/>
+                        </w:tcBorders>
+                        <w:tcMar>
+                          <w:top w:w="0" w:type="dxa"/>
+                          <w:left w:w="0" w:type="dxa"/>
+                          <w:bottom w:w="0" w:type="dxa"/>
+                          <w:right w:w="0" w:type="dxa"/>
+                        </w:tcMar>
+                        <w:vAlign w:val="center"/>
+                      </w:tcPr>
+                      <w:p>
+                        <w:pPr>
+                          <w:jc w:val="center"/>
+                          <w:spacing w:before="0" w:after="0" w:line="240" w:lineRule="auto"/>
+                        </w:pPr>
+                        <w:r>
+                          <w:rPr>
+                            <w:rFonts w:ascii="Calibri" w:hAnsi="Calibri" w:cs="Calibri"/>
+                            <w:sz w:val="16"/>
+                            <w:szCs w:val="16"/>
+                          </w:rPr>
+                          <w:t>90</w:t>
+                        </w:r>
+                      </w:p>
+                    </w:tc>
+                  </w:tr>
+                  <w:tr>
+                    <w:trPr>
+                      <w:trHeight w:hRule="exact" w:val="440"/>
+                    </w:trPr>
+                    <w:tc>
+                      <w:tcPr>
+                        <w:tcW w:w="440" w:type="dxa"/>
+                        <w:tcBorders>
+                          <w:top w:val="single" w:sz="4" w:space="0" w:color="auto"/>
+                          <w:left w:val="single" w:sz="4" w:space="0" w:color="auto"/>
+                          <w:bottom w:val="single" w:sz="4" w:space="0" w:color="auto"/>
+                          <w:right w:val="single" w:sz="4" w:space="0" w:color="auto"/>
+                        </w:tcBorders>
+                        <w:tcMar>
+                          <w:top w:w="0" w:type="dxa"/>
+                          <w:left w:w="0" w:type="dxa"/>
+                          <w:bottom w:w="0" w:type="dxa"/>
+                          <w:right w:w="0" w:type="dxa"/>
+                        </w:tcMar>
+                        <w:vAlign w:val="center"/>
+                      </w:tcPr>
+                      <w:p>
+                        <w:pPr>
+                          <w:jc w:val="center"/>
+                          <w:spacing w:before="0" w:after="0" w:line="240" w:lineRule="auto"/>
+                        </w:pPr>
+                        <w:r>
+                          <w:rPr>
+                            <w:rFonts w:ascii="Calibri" w:hAnsi="Calibri" w:cs="Calibri"/>
+                            <w:sz w:val="16"/>
+                            <w:szCs w:val="16"/>
+                          </w:rPr>
+                          <w:t>91</w:t>
+                        </w:r>
+                      </w:p>
+                    </w:tc>
+                    <w:tc>
+                      <w:tcPr>
+                        <w:tcW w:w="440" w:type="dxa"/>
+                        <w:tcBorders>
+                          <w:top w:val="single" w:sz="4" w:space="0" w:color="auto"/>
+                          <w:left w:val="single" w:sz="4" w:space="0" w:color="auto"/>
+                          <w:bottom w:val="single" w:sz="4" w:space="0" w:color="auto"/>
+                          <w:right w:val="single" w:sz="4" w:space="0" w:color="auto"/>
+                        </w:tcBorders>
+                        <w:tcMar>
+                          <w:top w:w="0" w:type="dxa"/>
+                          <w:left w:w="0" w:type="dxa"/>
+                          <w:bottom w:w="0" w:type="dxa"/>
+                          <w:right w:w="0" w:type="dxa"/>
+                        </w:tcMar>
+                        <w:vAlign w:val="center"/>
+                      </w:tcPr>
+                      <w:p>
+                        <w:pPr>
+                          <w:jc w:val="center"/>
+                          <w:spacing w:before="0" w:after="0" w:line="240" w:lineRule="auto"/>
+                        </w:pPr>
+                        <w:r>
+                          <w:rPr>
+                            <w:rFonts w:ascii="Calibri" w:hAnsi="Calibri" w:cs="Calibri"/>
+                            <w:sz w:val="16"/>
+                            <w:szCs w:val="16"/>
+                          </w:rPr>
+                          <w:t>92</w:t>
+                        </w:r>
+                      </w:p>
+                    </w:tc>
+                    <w:tc>
+                      <w:tcPr>
+                        <w:tcW w:w="440" w:type="dxa"/>
+                        <w:tcBorders>
+                          <w:top w:val="single" w:sz="4" w:space="0" w:color="auto"/>
+                          <w:left w:val="single" w:sz="4" w:space="0" w:color="auto"/>
+                          <w:bottom w:val="single" w:sz="4" w:space="0" w:color="auto"/>
+                          <w:right w:val="single" w:sz="4" w:space="0" w:color="auto"/>
+                        </w:tcBorders>
+                        <w:tcMar>
+                          <w:top w:w="0" w:type="dxa"/>
+                          <w:left w:w="0" w:type="dxa"/>
+                          <w:bottom w:w="0" w:type="dxa"/>
+                          <w:right w:w="0" w:type="dxa"/>
+                        </w:tcMar>
+                        <w:vAlign w:val="center"/>
+                      </w:tcPr>
+                      <w:p>
+                        <w:pPr>
+                          <w:jc w:val="center"/>
+                          <w:spacing w:before="0" w:after="0" w:line="240" w:lineRule="auto"/>
+                        </w:pPr>
+                        <w:r>
+                          <w:rPr>
+                            <w:rFonts w:ascii="Calibri" w:hAnsi="Calibri" w:cs="Calibri"/>
+                            <w:sz w:val="16"/>
+                            <w:szCs w:val="16"/>
+                          </w:rPr>
+                          <w:t>93</w:t>
+                        </w:r>
+                      </w:p>
+                    </w:tc>
+                    <w:tc>
+                      <w:tcPr>
+                        <w:tcW w:w="440" w:type="dxa"/>
+                        <w:tcBorders>
+                          <w:top w:val="single" w:sz="4" w:space="0" w:color="auto"/>
+                          <w:left w:val="single" w:sz="4" w:space="0" w:color="auto"/>
+                          <w:bottom w:val="single" w:sz="4" w:space="0" w:color="auto"/>
+                          <w:right w:val="single" w:sz="4" w:space="0" w:color="auto"/>
+                        </w:tcBorders>
+                        <w:tcMar>
+                          <w:top w:w="0" w:type="dxa"/>
+                          <w:left w:w="0" w:type="dxa"/>
+                          <w:bottom w:w="0" w:type="dxa"/>
+                          <w:right w:w="0" w:type="dxa"/>
+                        </w:tcMar>
+                        <w:vAlign w:val="center"/>
+                      </w:tcPr>
+                      <w:p>
+                        <w:pPr>
+                          <w:jc w:val="center"/>
+                          <w:spacing w:before="0" w:after="0" w:line="240" w:lineRule="auto"/>
+                        </w:pPr>
+                        <w:r>
+                          <w:rPr>
+                            <w:rFonts w:ascii="Calibri" w:hAnsi="Calibri" w:cs="Calibri"/>
+                            <w:sz w:val="16"/>
+                            <w:szCs w:val="16"/>
+                          </w:rPr>
+                          <w:t>94</w:t>
+                        </w:r>
+                      </w:p>
+                    </w:tc>
+                    <w:tc>
+                      <w:tcPr>
+                        <w:tcW w:w="440" w:type="dxa"/>
+                        <w:tcBorders>
+                          <w:top w:val="single" w:sz="4" w:space="0" w:color="auto"/>
+                          <w:left w:val="single" w:sz="4" w:space="0" w:color="auto"/>
+                          <w:bottom w:val="single" w:sz="4" w:space="0" w:color="auto"/>
+                          <w:right w:val="single" w:sz="4" w:space="0" w:color="auto"/>
+                        </w:tcBorders>
+                        <w:tcMar>
+                          <w:top w:w="0" w:type="dxa"/>
+                          <w:left w:w="0" w:type="dxa"/>
+                          <w:bottom w:w="0" w:type="dxa"/>
+                          <w:right w:w="0" w:type="dxa"/>
+                        </w:tcMar>
+                        <w:vAlign w:val="center"/>
+                      </w:tcPr>
+                      <w:p>
+                        <w:pPr>
+                          <w:jc w:val="center"/>
+                          <w:spacing w:before="0" w:after="0" w:line="240" w:lineRule="auto"/>
+                        </w:pPr>
+                        <w:r>
+                          <w:rPr>
+                            <w:rFonts w:ascii="Calibri" w:hAnsi="Calibri" w:cs="Calibri"/>
+                            <w:sz w:val="16"/>
+                            <w:szCs w:val="16"/>
+                          </w:rPr>
+                          <w:t>95</w:t>
+                        </w:r>
+                      </w:p>
+                    </w:tc>
+                    <w:tc>
+                      <w:tcPr>
+                        <w:tcW w:w="440" w:type="dxa"/>
+                        <w:tcBorders>
+                          <w:top w:val="single" w:sz="4" w:space="0" w:color="auto"/>
+                          <w:left w:val="single" w:sz="4" w:space="0" w:color="auto"/>
+                          <w:bottom w:val="single" w:sz="4" w:space="0" w:color="auto"/>
+                          <w:right w:val="single" w:sz="4" w:space="0" w:color="auto"/>
+                        </w:tcBorders>
+                        <w:tcMar>
+                          <w:top w:w="0" w:type="dxa"/>
+                          <w:left w:w="0" w:type="dxa"/>
+                          <w:bottom w:w="0" w:type="dxa"/>
+                          <w:right w:w="0" w:type="dxa"/>
+                        </w:tcMar>
+                        <w:vAlign w:val="center"/>
+                      </w:tcPr>
+                      <w:p>
+                        <w:pPr>
+                          <w:jc w:val="center"/>
+                          <w:spacing w:before="0" w:after="0" w:line="240" w:lineRule="auto"/>
+                        </w:pPr>
+                        <w:r>
+                          <w:rPr>
+                            <w:rFonts w:ascii="Calibri" w:hAnsi="Calibri" w:cs="Calibri"/>
+                            <w:sz w:val="16"/>
+                            <w:szCs w:val="16"/>
+                          </w:rPr>
+                          <w:t>96</w:t>
+                        </w:r>
+                      </w:p>
+                    </w:tc>
+                    <w:tc>
+                      <w:tcPr>
+                        <w:tcW w:w="440" w:type="dxa"/>
+                        <w:tcBorders>
+                          <w:top w:val="single" w:sz="4" w:space="0" w:color="auto"/>
+                          <w:left w:val="single" w:sz="4" w:space="0" w:color="auto"/>
+                          <w:bottom w:val="single" w:sz="4" w:space="0" w:color="auto"/>
+                          <w:right w:val="single" w:sz="4" w:space="0" w:color="auto"/>
+                        </w:tcBorders>
+                        <w:tcMar>
+                          <w:top w:w="0" w:type="dxa"/>
+                          <w:left w:w="0" w:type="dxa"/>
+                          <w:bottom w:w="0" w:type="dxa"/>
+                          <w:right w:w="0" w:type="dxa"/>
+                        </w:tcMar>
+                        <w:vAlign w:val="center"/>
+                      </w:tcPr>
+                      <w:p>
+                        <w:pPr>
+                          <w:jc w:val="center"/>
+                          <w:spacing w:before="0" w:after="0" w:line="240" w:lineRule="auto"/>
+                        </w:pPr>
+                        <w:r>
+                          <w:rPr>
+                            <w:rFonts w:ascii="Calibri" w:hAnsi="Calibri" w:cs="Calibri"/>
+                            <w:sz w:val="16"/>
+                            <w:szCs w:val="16"/>
+                          </w:rPr>
+                          <w:t>97</w:t>
+                        </w:r>
+                      </w:p>
+                    </w:tc>
+                    <w:tc>
+                      <w:tcPr>
+                        <w:tcW w:w="440" w:type="dxa"/>
+                        <w:tcBorders>
+                          <w:top w:val="single" w:sz="4" w:space="0" w:color="auto"/>
+                          <w:left w:val="single" w:sz="4" w:space="0" w:color="auto"/>
+                          <w:bottom w:val="single" w:sz="4" w:space="0" w:color="auto"/>
+                          <w:right w:val="single" w:sz="4" w:space="0" w:color="auto"/>
+                        </w:tcBorders>
+                        <w:tcMar>
+                          <w:top w:w="0" w:type="dxa"/>
+                          <w:left w:w="0" w:type="dxa"/>
+                          <w:bottom w:w="0" w:type="dxa"/>
+                          <w:right w:w="0" w:type="dxa"/>
+                        </w:tcMar>
+                        <w:vAlign w:val="center"/>
+                      </w:tcPr>
+                      <w:p>
+                        <w:pPr>
+                          <w:jc w:val="center"/>
+                          <w:spacing w:before="0" w:after="0" w:line="240" w:lineRule="auto"/>
+                        </w:pPr>
+                        <w:r>
+                          <w:rPr>
+                            <w:rFonts w:ascii="Calibri" w:hAnsi="Calibri" w:cs="Calibri"/>
+                            <w:sz w:val="16"/>
+                            <w:szCs w:val="16"/>
+                          </w:rPr>
+                          <w:t>98</w:t>
+                        </w:r>
+                      </w:p>
+                    </w:tc>
+                    <w:tc>
+                      <w:tcPr>
+                        <w:tcW w:w="440" w:type="dxa"/>
+                        <w:tcBorders>
+                          <w:top w:val="single" w:sz="4" w:space="0" w:color="auto"/>
+                          <w:left w:val="single" w:sz="4" w:space="0" w:color="auto"/>
+                          <w:bottom w:val="single" w:sz="4" w:space="0" w:color="auto"/>
+                          <w:right w:val="single" w:sz="4" w:space="0" w:color="auto"/>
+                        </w:tcBorders>
+                        <w:tcMar>
+                          <w:top w:w="0" w:type="dxa"/>
+                          <w:left w:w="0" w:type="dxa"/>
+                          <w:bottom w:w="0" w:type="dxa"/>
+                          <w:right w:w="0" w:type="dxa"/>
+                        </w:tcMar>
+                        <w:vAlign w:val="center"/>
+                      </w:tcPr>
+                      <w:p>
+                        <w:pPr>
+                          <w:jc w:val="center"/>
+                          <w:spacing w:before="0" w:after="0" w:line="240" w:lineRule="auto"/>
+                        </w:pPr>
+                        <w:r>
+                          <w:rPr>
+                            <w:rFonts w:ascii="Calibri" w:hAnsi="Calibri" w:cs="Calibri"/>
+                            <w:sz w:val="16"/>
+                            <w:szCs w:val="16"/>
+                          </w:rPr>
+                          <w:t>99</w:t>
+                        </w:r>
+                      </w:p>
+                    </w:tc>
+                    <w:tc>
+                      <w:tcPr>
+                        <w:tcW w:w="440" w:type="dxa"/>
+                        <w:tcBorders>
+                          <w:top w:val="single" w:sz="4" w:space="0" w:color="auto"/>
+                          <w:left w:val="single" w:sz="4" w:space="0" w:color="auto"/>
+                          <w:bottom w:val="single" w:sz="4" w:space="0" w:color="auto"/>
+                          <w:right w:val="single" w:sz="4" w:space="0" w:color="auto"/>
+                        </w:tcBorders>
+                        <w:tcMar>
+                          <w:top w:w="0" w:type="dxa"/>
+                          <w:left w:w="0" w:type="dxa"/>
+                          <w:bottom w:w="0" w:type="dxa"/>
+                          <w:right w:w="0" w:type="dxa"/>
+                        </w:tcMar>
+                        <w:vAlign w:val="center"/>
+                      </w:tcPr>
+                      <w:p>
+                        <w:pPr>
+                          <w:jc w:val="center"/>
+                          <w:spacing w:before="0" w:after="0" w:line="240" w:lineRule="auto"/>
+                        </w:pPr>
+                        <w:r>
+                          <w:rPr>
+                            <w:rFonts w:ascii="Calibri" w:hAnsi="Calibri" w:cs="Calibri"/>
+                            <w:sz w:val="16"/>
+                            <w:szCs w:val="16"/>
+                          </w:rPr>
+                          <w:t>100</w:t>
+                        </w:r>
+                      </w:p>
+                    </w:tc>
+                  </w:tr>
+                </w:tbl>
+                <w:p>
+                  <w:pPr>
+                    <w:spacing w:before="0" w:after="0" w:line="240" w:lineRule="auto"/>
+                  </w:pPr>
+                </w:p>
+              </w:tc>
+              <w:tc>
+                <w:tcPr>
+                  <w:tcW w:w="400" w:type="dxa"/>
+                  <w:tcBorders>
+                    <w:top w:val="nil"/>
+                    <w:left w:val="nil"/>
+                    <w:bottom w:val="nil"/>
+                    <w:right w:val="nil"/>
+                  </w:tcBorders>
+                  <w:tcMar>
+                    <w:top w:w="0" w:type="dxa"/>
+                    <w:left w:w="0" w:type="dxa"/>
+                    <w:bottom w:w="0" w:type="dxa"/>
+                    <w:right w:w="0" w:type="dxa"/>
+                  </w:tcMar>
+                </w:tcPr>
+                <w:p>
+                  <w:pPr>
+                    <w:spacing w:before="0" w:after="0" w:line="240" w:lineRule="auto"/>
+                  </w:pPr>
+                </w:p>
+              </w:tc>
+              <w:tc>
+                <w:tcPr>
+                  <w:tcW w:w="4400" w:type="dxa"/>
+                  <w:tcBorders>
+                    <w:top w:val="nil"/>
+                    <w:left w:val="nil"/>
+                    <w:bottom w:val="nil"/>
+                    <w:right w:val="nil"/>
+                  </w:tcBorders>
+                  <w:tcMar>
+                    <w:top w:w="0" w:type="dxa"/>
+                    <w:left w:w="0" w:type="dxa"/>
+                    <w:bottom w:w="0" w:type="dxa"/>
+                    <w:right w:w="0" w:type="dxa"/>
+                  </w:tcMar>
+                </w:tcPr>
+                <w:p>
+                  <w:pPr>
+                    <w:jc w:val="center"/>
+                    <w:spacing w:before="0" w:after="60" w:line="240" w:lineRule="auto"/>
+                  </w:pPr>
+                  <w:r>
+                    <w:rPr>
+                      <w:rFonts w:ascii="Calibri" w:hAnsi="Calibri" w:cs="Calibri"/>
+                      <w:b/>
+                      <w:sz w:val="18"/>
+                      <w:szCs w:val="18"/>
+                    </w:rPr>
+                    <w:t>Snake Chart — use for (b)</w:t>
+                  </w:r>
+                </w:p>
+                <w:tbl>
+                  <w:tblPr>
+                    <w:tblW w:w="4400" w:type="dxa"/>
+                    <w:tblLayout w:type="fixed"/>
+                    <w:tblBorders>
+                      <w:top w:val="single" w:sz="4" w:space="0" w:color="auto"/>
+                      <w:left w:val="single" w:sz="4" w:space="0" w:color="auto"/>
+                      <w:bottom w:val="single" w:sz="4" w:space="0" w:color="auto"/>
+                      <w:right w:val="single" w:sz="4" w:space="0" w:color="auto"/>
+                      <w:insideH w:val="single" w:sz="4" w:space="0" w:color="auto"/>
+                      <w:insideV w:val="single" w:sz="4" w:space="0" w:color="auto"/>
+                    </w:tblBorders>
+                    <w:tblCellMar>
+                      <w:top w:w="0" w:type="dxa"/>
+                      <w:left w:w="0" w:type="dxa"/>
+                      <w:bottom w:w="0" w:type="dxa"/>
+                      <w:right w:w="0" w:type="dxa"/>
+                    </w:tblCellMar>
+                  </w:tblPr>
+                  <w:tblGrid>
+                    <w:gridCol w:w="440"/>
+                    <w:gridCol w:w="440"/>
+                    <w:gridCol w:w="440"/>
+                    <w:gridCol w:w="440"/>
+                    <w:gridCol w:w="440"/>
+                    <w:gridCol w:w="440"/>
+                    <w:gridCol w:w="440"/>
+                    <w:gridCol w:w="440"/>
+                    <w:gridCol w:w="440"/>
+                    <w:gridCol w:w="440"/>
+                  </w:tblGrid>
+                  <w:tr>
+                    <w:trPr>
+                      <w:trHeight w:hRule="exact" w:val="440"/>
+                    </w:trPr>
+                    <w:tc>
+                      <w:tcPr>
+                        <w:tcW w:w="440" w:type="dxa"/>
+                        <w:tcBorders>
+                          <w:top w:val="single" w:sz="4" w:space="0" w:color="auto"/>
+                          <w:left w:val="single" w:sz="4" w:space="0" w:color="auto"/>
+                          <w:bottom w:val="single" w:sz="4" w:space="0" w:color="auto"/>
+                          <w:right w:val="single" w:sz="4" w:space="0" w:color="auto"/>
+                        </w:tcBorders>
+                        <w:tcMar>
+                          <w:top w:w="0" w:type="dxa"/>
+                          <w:left w:w="0" w:type="dxa"/>
+                          <w:bottom w:w="0" w:type="dxa"/>
+                          <w:right w:w="0" w:type="dxa"/>
+                        </w:tcMar>
+                        <w:vAlign w:val="center"/>
+                      </w:tcPr>
+                      <w:p>
+                        <w:pPr>
+                          <w:jc w:val="center"/>
+                          <w:spacing w:before="0" w:after="0" w:line="240" w:lineRule="auto"/>
+                        </w:pPr>
+                        <w:r>
+                          <w:rPr>
+                            <w:rFonts w:ascii="Calibri" w:hAnsi="Calibri" w:cs="Calibri"/>
+                            <w:sz w:val="16"/>
+                            <w:szCs w:val="16"/>
+                          </w:rPr>
+                          <w:t>1</w:t>
+                        </w:r>
+                      </w:p>
+                    </w:tc>
+                    <w:tc>
+                      <w:tcPr>
+                        <w:tcW w:w="440" w:type="dxa"/>
+                        <w:tcBorders>
+                          <w:top w:val="single" w:sz="4" w:space="0" w:color="auto"/>
+                          <w:left w:val="single" w:sz="4" w:space="0" w:color="auto"/>
+                          <w:bottom w:val="single" w:sz="4" w:space="0" w:color="auto"/>
+                          <w:right w:val="single" w:sz="4" w:space="0" w:color="auto"/>
+                        </w:tcBorders>
+                        <w:tcMar>
+                          <w:top w:w="0" w:type="dxa"/>
+                          <w:left w:w="0" w:type="dxa"/>
+                          <w:bottom w:w="0" w:type="dxa"/>
+                          <w:right w:w="0" w:type="dxa"/>
+                        </w:tcMar>
+                        <w:vAlign w:val="center"/>
+                      </w:tcPr>
+                      <w:p>
+                        <w:pPr>
+                          <w:jc w:val="center"/>
+                          <w:spacing w:before="0" w:after="0" w:line="240" w:lineRule="auto"/>
+                        </w:pPr>
+                        <w:r>
+                          <w:rPr>
+                            <w:rFonts w:ascii="Calibri" w:hAnsi="Calibri" w:cs="Calibri"/>
+                            <w:sz w:val="16"/>
+                            <w:szCs w:val="16"/>
+                          </w:rPr>
+                          <w:t>2</w:t>
+                        </w:r>
+                      </w:p>
+                    </w:tc>
+                    <w:tc>
+                      <w:tcPr>
+                        <w:tcW w:w="440" w:type="dxa"/>
+                        <w:tcBorders>
+                          <w:top w:val="single" w:sz="4" w:space="0" w:color="auto"/>
+                          <w:left w:val="single" w:sz="4" w:space="0" w:color="auto"/>
+                          <w:bottom w:val="single" w:sz="4" w:space="0" w:color="auto"/>
+                          <w:right w:val="single" w:sz="4" w:space="0" w:color="auto"/>
+                        </w:tcBorders>
+                        <w:tcMar>
+                          <w:top w:w="0" w:type="dxa"/>
+                          <w:left w:w="0" w:type="dxa"/>
+                          <w:bottom w:w="0" w:type="dxa"/>
+                          <w:right w:w="0" w:type="dxa"/>
+                        </w:tcMar>
+                        <w:vAlign w:val="center"/>
+                      </w:tcPr>
+                      <w:p>
+                        <w:pPr>
+                          <w:jc w:val="center"/>
+                          <w:spacing w:before="0" w:after="0" w:line="240" w:lineRule="auto"/>
+                        </w:pPr>
+                        <w:r>
+                          <w:rPr>
+                            <w:rFonts w:ascii="Calibri" w:hAnsi="Calibri" w:cs="Calibri"/>
+                            <w:sz w:val="16"/>
+                            <w:szCs w:val="16"/>
+                          </w:rPr>
+                          <w:t>3</w:t>
+                        </w:r>
+                      </w:p>
+                    </w:tc>
+                    <w:tc>
+                      <w:tcPr>
+                        <w:tcW w:w="440" w:type="dxa"/>
+                        <w:tcBorders>
+                          <w:top w:val="single" w:sz="4" w:space="0" w:color="auto"/>
+                          <w:left w:val="single" w:sz="4" w:space="0" w:color="auto"/>
+                          <w:bottom w:val="single" w:sz="4" w:space="0" w:color="auto"/>
+                          <w:right w:val="single" w:sz="4" w:space="0" w:color="auto"/>
+                        </w:tcBorders>
+                        <w:tcMar>
+                          <w:top w:w="0" w:type="dxa"/>
+                          <w:left w:w="0" w:type="dxa"/>
+                          <w:bottom w:w="0" w:type="dxa"/>
+                          <w:right w:w="0" w:type="dxa"/>
+                        </w:tcMar>
+                        <w:vAlign w:val="center"/>
+                      </w:tcPr>
+                      <w:p>
+                        <w:pPr>
+                          <w:jc w:val="center"/>
+                          <w:spacing w:before="0" w:after="0" w:line="240" w:lineRule="auto"/>
+                        </w:pPr>
+                        <w:r>
+                          <w:rPr>
+                            <w:rFonts w:ascii="Calibri" w:hAnsi="Calibri" w:cs="Calibri"/>
+                            <w:sz w:val="16"/>
+                            <w:szCs w:val="16"/>
+                          </w:rPr>
+                          <w:t>4</w:t>
+                        </w:r>
+                      </w:p>
+                    </w:tc>
+                    <w:tc>
+                      <w:tcPr>
+                        <w:tcW w:w="440" w:type="dxa"/>
+                        <w:tcBorders>
+                          <w:top w:val="single" w:sz="4" w:space="0" w:color="auto"/>
+                          <w:left w:val="single" w:sz="4" w:space="0" w:color="auto"/>
+                          <w:bottom w:val="single" w:sz="4" w:space="0" w:color="auto"/>
+                          <w:right w:val="single" w:sz="4" w:space="0" w:color="auto"/>
+                        </w:tcBorders>
+                        <w:tcMar>
+                          <w:top w:w="0" w:type="dxa"/>
+                          <w:left w:w="0" w:type="dxa"/>
+                          <w:bottom w:w="0" w:type="dxa"/>
+                          <w:right w:w="0" w:type="dxa"/>
+                        </w:tcMar>
+                        <w:vAlign w:val="center"/>
+                      </w:tcPr>
+                      <w:p>
+                        <w:pPr>
+                          <w:jc w:val="center"/>
+                          <w:spacing w:before="0" w:after="0" w:line="240" w:lineRule="auto"/>
+                        </w:pPr>
+                        <w:r>
+                          <w:rPr>
+                            <w:rFonts w:ascii="Calibri" w:hAnsi="Calibri" w:cs="Calibri"/>
+                            <w:sz w:val="16"/>
+                            <w:szCs w:val="16"/>
+                          </w:rPr>
+                          <w:t>5</w:t>
+                        </w:r>
+                      </w:p>
+                    </w:tc>
+                    <w:tc>
+                      <w:tcPr>
+                        <w:tcW w:w="440" w:type="dxa"/>
+                        <w:tcBorders>
+                          <w:top w:val="single" w:sz="4" w:space="0" w:color="auto"/>
+                          <w:left w:val="single" w:sz="4" w:space="0" w:color="auto"/>
+                          <w:bottom w:val="single" w:sz="4" w:space="0" w:color="auto"/>
+                          <w:right w:val="single" w:sz="4" w:space="0" w:color="auto"/>
+                        </w:tcBorders>
+                        <w:tcMar>
+                          <w:top w:w="0" w:type="dxa"/>
+                          <w:left w:w="0" w:type="dxa"/>
+                          <w:bottom w:w="0" w:type="dxa"/>
+                          <w:right w:w="0" w:type="dxa"/>
+                        </w:tcMar>
+                        <w:vAlign w:val="center"/>
+                      </w:tcPr>
+                      <w:p>
+                        <w:pPr>
+                          <w:jc w:val="center"/>
+                          <w:spacing w:before="0" w:after="0" w:line="240" w:lineRule="auto"/>
+                        </w:pPr>
+                        <w:r>
+                          <w:rPr>
+                            <w:rFonts w:ascii="Calibri" w:hAnsi="Calibri" w:cs="Calibri"/>
+                            <w:sz w:val="16"/>
+                            <w:szCs w:val="16"/>
+                          </w:rPr>
+                          <w:t>6</w:t>
+                        </w:r>
+                      </w:p>
+                    </w:tc>
+                    <w:tc>
+                      <w:tcPr>
+                        <w:tcW w:w="440" w:type="dxa"/>
+                        <w:tcBorders>
+                          <w:top w:val="single" w:sz="4" w:space="0" w:color="auto"/>
+                          <w:left w:val="single" w:sz="4" w:space="0" w:color="auto"/>
+                          <w:bottom w:val="single" w:sz="4" w:space="0" w:color="auto"/>
+                          <w:right w:val="single" w:sz="4" w:space="0" w:color="auto"/>
+                        </w:tcBorders>
+                        <w:tcMar>
+                          <w:top w:w="0" w:type="dxa"/>
+                          <w:left w:w="0" w:type="dxa"/>
+                          <w:bottom w:w="0" w:type="dxa"/>
+                          <w:right w:w="0" w:type="dxa"/>
+                        </w:tcMar>
+                        <w:vAlign w:val="center"/>
+                      </w:tcPr>
+                      <w:p>
+                        <w:pPr>
+                          <w:jc w:val="center"/>
+                          <w:spacing w:before="0" w:after="0" w:line="240" w:lineRule="auto"/>
+                        </w:pPr>
+                        <w:r>
+                          <w:rPr>
+                            <w:rFonts w:ascii="Calibri" w:hAnsi="Calibri" w:cs="Calibri"/>
+                            <w:sz w:val="16"/>
+                            <w:szCs w:val="16"/>
+                          </w:rPr>
+                          <w:t>7</w:t>
+                        </w:r>
+                      </w:p>
+                    </w:tc>
+                    <w:tc>
+                      <w:tcPr>
+                        <w:tcW w:w="440" w:type="dxa"/>
+                        <w:tcBorders>
+                          <w:top w:val="single" w:sz="4" w:space="0" w:color="auto"/>
+                          <w:left w:val="single" w:sz="4" w:space="0" w:color="auto"/>
+                          <w:bottom w:val="single" w:sz="4" w:space="0" w:color="auto"/>
+                          <w:right w:val="single" w:sz="4" w:space="0" w:color="auto"/>
+                        </w:tcBorders>
+                        <w:tcMar>
+                          <w:top w:w="0" w:type="dxa"/>
+                          <w:left w:w="0" w:type="dxa"/>
+                          <w:bottom w:w="0" w:type="dxa"/>
+                          <w:right w:w="0" w:type="dxa"/>
+                        </w:tcMar>
+                        <w:vAlign w:val="center"/>
+                      </w:tcPr>
+                      <w:p>
+                        <w:pPr>
+                          <w:jc w:val="center"/>
+                          <w:spacing w:before="0" w:after="0" w:line="240" w:lineRule="auto"/>
+                        </w:pPr>
+                        <w:r>
+                          <w:rPr>
+                            <w:rFonts w:ascii="Calibri" w:hAnsi="Calibri" w:cs="Calibri"/>
+                            <w:sz w:val="16"/>
+                            <w:szCs w:val="16"/>
+                          </w:rPr>
+                          <w:t>8</w:t>
+                        </w:r>
+                      </w:p>
+                    </w:tc>
+                    <w:tc>
+                      <w:tcPr>
+                        <w:tcW w:w="440" w:type="dxa"/>
+                        <w:tcBorders>
+                          <w:top w:val="single" w:sz="4" w:space="0" w:color="auto"/>
+                          <w:left w:val="single" w:sz="4" w:space="0" w:color="auto"/>
+                          <w:bottom w:val="single" w:sz="4" w:space="0" w:color="auto"/>
+                          <w:right w:val="single" w:sz="4" w:space="0" w:color="auto"/>
+                        </w:tcBorders>
+                        <w:tcMar>
+                          <w:top w:w="0" w:type="dxa"/>
+                          <w:left w:w="0" w:type="dxa"/>
+                          <w:bottom w:w="0" w:type="dxa"/>
+                          <w:right w:w="0" w:type="dxa"/>
+                        </w:tcMar>
+                        <w:vAlign w:val="center"/>
+                      </w:tcPr>
+                      <w:p>
+                        <w:pPr>
+                          <w:jc w:val="center"/>
+                          <w:spacing w:before="0" w:after="0" w:line="240" w:lineRule="auto"/>
+                        </w:pPr>
+                        <w:r>
+                          <w:rPr>
+                            <w:rFonts w:ascii="Calibri" w:hAnsi="Calibri" w:cs="Calibri"/>
+                            <w:sz w:val="16"/>
+                            <w:szCs w:val="16"/>
+                          </w:rPr>
+                          <w:t>9</w:t>
+                        </w:r>
+                      </w:p>
+                    </w:tc>
+                    <w:tc>
+                      <w:tcPr>
+                        <w:tcW w:w="440" w:type="dxa"/>
+                        <w:tcBorders>
+                          <w:top w:val="single" w:sz="4" w:space="0" w:color="auto"/>
+                          <w:left w:val="single" w:sz="4" w:space="0" w:color="auto"/>
+                          <w:bottom w:val="single" w:sz="4" w:space="0" w:color="auto"/>
+                          <w:right w:val="single" w:sz="4" w:space="0" w:color="auto"/>
+                        </w:tcBorders>
+                        <w:tcMar>
+                          <w:top w:w="0" w:type="dxa"/>
+                          <w:left w:w="0" w:type="dxa"/>
+                          <w:bottom w:w="0" w:type="dxa"/>
+                          <w:right w:w="0" w:type="dxa"/>
+                        </w:tcMar>
+                        <w:vAlign w:val="center"/>
+                      </w:tcPr>
+                      <w:p>
+                        <w:pPr>
+                          <w:jc w:val="center"/>
+                          <w:spacing w:before="0" w:after="0" w:line="240" w:lineRule="auto"/>
+                        </w:pPr>
+                        <w:r>
+                          <w:rPr>
+                            <w:rFonts w:ascii="Calibri" w:hAnsi="Calibri" w:cs="Calibri"/>
+                            <w:sz w:val="16"/>
+                            <w:szCs w:val="16"/>
+                          </w:rPr>
+                          <w:t>10</w:t>
+                        </w:r>
+                      </w:p>
+                    </w:tc>
+                  </w:tr>
+                  <w:tr>
+                    <w:trPr>
+                      <w:trHeight w:hRule="exact" w:val="440"/>
+                    </w:trPr>
+                    <w:tc>
+                      <w:tcPr>
+                        <w:tcW w:w="440" w:type="dxa"/>
+                        <w:tcBorders>
+                          <w:top w:val="single" w:sz="4" w:space="0" w:color="auto"/>
+                          <w:left w:val="single" w:sz="4" w:space="0" w:color="auto"/>
+                          <w:bottom w:val="single" w:sz="4" w:space="0" w:color="auto"/>
+                          <w:right w:val="single" w:sz="4" w:space="0" w:color="auto"/>
+                        </w:tcBorders>
+                        <w:tcMar>
+                          <w:top w:w="0" w:type="dxa"/>
+                          <w:left w:w="0" w:type="dxa"/>
+                          <w:bottom w:w="0" w:type="dxa"/>
+                          <w:right w:w="0" w:type="dxa"/>
+                        </w:tcMar>
+                        <w:vAlign w:val="center"/>
+                      </w:tcPr>
+                      <w:p>
+                        <w:pPr>
+                          <w:jc w:val="center"/>
+                          <w:spacing w:before="0" w:after="0" w:line="240" w:lineRule="auto"/>
+                        </w:pPr>
+                        <w:r>
+                          <w:rPr>
+                            <w:rFonts w:ascii="Calibri" w:hAnsi="Calibri" w:cs="Calibri"/>
+                            <w:sz w:val="16"/>
+                            <w:szCs w:val="16"/>
+                          </w:rPr>
+                          <w:t>20</w:t>
+                        </w:r>
+                      </w:p>
+                    </w:tc>
+                    <w:tc>
+                      <w:tcPr>
+                        <w:tcW w:w="440" w:type="dxa"/>
+                        <w:tcBorders>
+                          <w:top w:val="single" w:sz="4" w:space="0" w:color="auto"/>
+                          <w:left w:val="single" w:sz="4" w:space="0" w:color="auto"/>
+                          <w:bottom w:val="single" w:sz="4" w:space="0" w:color="auto"/>
+                          <w:right w:val="single" w:sz="4" w:space="0" w:color="auto"/>
+                        </w:tcBorders>
+                        <w:tcMar>
+                          <w:top w:w="0" w:type="dxa"/>
+                          <w:left w:w="0" w:type="dxa"/>
+                          <w:bottom w:w="0" w:type="dxa"/>
+                          <w:right w:w="0" w:type="dxa"/>
+                        </w:tcMar>
+                        <w:vAlign w:val="center"/>
+                      </w:tcPr>
+                      <w:p>
+                        <w:pPr>
+                          <w:jc w:val="center"/>
+                          <w:spacing w:before="0" w:after="0" w:line="240" w:lineRule="auto"/>
+                        </w:pPr>
+                        <w:r>
+                          <w:rPr>
+                            <w:rFonts w:ascii="Calibri" w:hAnsi="Calibri" w:cs="Calibri"/>
+                            <w:sz w:val="16"/>
+                            <w:szCs w:val="16"/>
+                          </w:rPr>
+                          <w:t>19</w:t>
+                        </w:r>
+                      </w:p>
+                    </w:tc>
+                    <w:tc>
+                      <w:tcPr>
+                        <w:tcW w:w="440" w:type="dxa"/>
+                        <w:tcBorders>
+                          <w:top w:val="single" w:sz="4" w:space="0" w:color="auto"/>
+                          <w:left w:val="single" w:sz="4" w:space="0" w:color="auto"/>
+                          <w:bottom w:val="single" w:sz="4" w:space="0" w:color="auto"/>
+                          <w:right w:val="single" w:sz="4" w:space="0" w:color="auto"/>
+                        </w:tcBorders>
+                        <w:tcMar>
+                          <w:top w:w="0" w:type="dxa"/>
+                          <w:left w:w="0" w:type="dxa"/>
+                          <w:bottom w:w="0" w:type="dxa"/>
+                          <w:right w:w="0" w:type="dxa"/>
+                        </w:tcMar>
+                        <w:vAlign w:val="center"/>
+                      </w:tcPr>
+                      <w:p>
+                        <w:pPr>
+                          <w:jc w:val="center"/>
+                          <w:spacing w:before="0" w:after="0" w:line="240" w:lineRule="auto"/>
+                        </w:pPr>
+                        <w:r>
+                          <w:rPr>
+                            <w:rFonts w:ascii="Calibri" w:hAnsi="Calibri" w:cs="Calibri"/>
+                            <w:sz w:val="16"/>
+                            <w:szCs w:val="16"/>
+                          </w:rPr>
+                          <w:t>18</w:t>
+                        </w:r>
+                      </w:p>
+                    </w:tc>
+                    <w:tc>
+                      <w:tcPr>
+                        <w:tcW w:w="440" w:type="dxa"/>
+                        <w:tcBorders>
+                          <w:top w:val="single" w:sz="4" w:space="0" w:color="auto"/>
+                          <w:left w:val="single" w:sz="4" w:space="0" w:color="auto"/>
+                          <w:bottom w:val="single" w:sz="4" w:space="0" w:color="auto"/>
+                          <w:right w:val="single" w:sz="4" w:space="0" w:color="auto"/>
+                        </w:tcBorders>
+                        <w:tcMar>
+                          <w:top w:w="0" w:type="dxa"/>
+                          <w:left w:w="0" w:type="dxa"/>
+                          <w:bottom w:w="0" w:type="dxa"/>
+                          <w:right w:w="0" w:type="dxa"/>
+                        </w:tcMar>
+                        <w:vAlign w:val="center"/>
+                      </w:tcPr>
+                      <w:p>
+                        <w:pPr>
+                          <w:jc w:val="center"/>
+                          <w:spacing w:before="0" w:after="0" w:line="240" w:lineRule="auto"/>
+                        </w:pPr>
+                        <w:r>
+                          <w:rPr>
+                            <w:rFonts w:ascii="Calibri" w:hAnsi="Calibri" w:cs="Calibri"/>
+                            <w:sz w:val="16"/>
+                            <w:szCs w:val="16"/>
+                          </w:rPr>
+                          <w:t>17</w:t>
+                        </w:r>
+                      </w:p>
+                    </w:tc>
+                    <w:tc>
+                      <w:tcPr>
+                        <w:tcW w:w="440" w:type="dxa"/>
+                        <w:tcBorders>
+                          <w:top w:val="single" w:sz="4" w:space="0" w:color="auto"/>
+                          <w:left w:val="single" w:sz="4" w:space="0" w:color="auto"/>
+                          <w:bottom w:val="single" w:sz="4" w:space="0" w:color="auto"/>
+                          <w:right w:val="single" w:sz="4" w:space="0" w:color="auto"/>
+                        </w:tcBorders>
+                        <w:tcMar>
+                          <w:top w:w="0" w:type="dxa"/>
+                          <w:left w:w="0" w:type="dxa"/>
+                          <w:bottom w:w="0" w:type="dxa"/>
+                          <w:right w:w="0" w:type="dxa"/>
+                        </w:tcMar>
+                        <w:vAlign w:val="center"/>
+                      </w:tcPr>
+                      <w:p>
+                        <w:pPr>
+                          <w:jc w:val="center"/>
+                          <w:spacing w:before="0" w:after="0" w:line="240" w:lineRule="auto"/>
+                        </w:pPr>
+                        <w:r>
+                          <w:rPr>
+                            <w:rFonts w:ascii="Calibri" w:hAnsi="Calibri" w:cs="Calibri"/>
+                            <w:sz w:val="16"/>
+                            <w:szCs w:val="16"/>
+                          </w:rPr>
+                          <w:t>16</w:t>
+                        </w:r>
+                      </w:p>
+                    </w:tc>
+                    <w:tc>
+                      <w:tcPr>
+                        <w:tcW w:w="440" w:type="dxa"/>
+                        <w:tcBorders>
+                          <w:top w:val="single" w:sz="4" w:space="0" w:color="auto"/>
+                          <w:left w:val="single" w:sz="4" w:space="0" w:color="auto"/>
+                          <w:bottom w:val="single" w:sz="4" w:space="0" w:color="auto"/>
+                          <w:right w:val="single" w:sz="4" w:space="0" w:color="auto"/>
+                        </w:tcBorders>
+                        <w:tcMar>
+                          <w:top w:w="0" w:type="dxa"/>
+                          <w:left w:w="0" w:type="dxa"/>
+                          <w:bottom w:w="0" w:type="dxa"/>
+                          <w:right w:w="0" w:type="dxa"/>
+                        </w:tcMar>
+                        <w:vAlign w:val="center"/>
+                      </w:tcPr>
+                      <w:p>
+                        <w:pPr>
+                          <w:jc w:val="center"/>
+                          <w:spacing w:before="0" w:after="0" w:line="240" w:lineRule="auto"/>
+                        </w:pPr>
+                        <w:r>
+                          <w:rPr>
+                            <w:rFonts w:ascii="Calibri" w:hAnsi="Calibri" w:cs="Calibri"/>
+                            <w:sz w:val="16"/>
+                            <w:szCs w:val="16"/>
+                          </w:rPr>
+                          <w:t>15</w:t>
+                        </w:r>
+                      </w:p>
+                    </w:tc>
+                    <w:tc>
+                      <w:tcPr>
+                        <w:tcW w:w="440" w:type="dxa"/>
+                        <w:tcBorders>
+                          <w:top w:val="single" w:sz="4" w:space="0" w:color="auto"/>
+                          <w:left w:val="single" w:sz="4" w:space="0" w:color="auto"/>
+                          <w:bottom w:val="single" w:sz="4" w:space="0" w:color="auto"/>
+                          <w:right w:val="single" w:sz="4" w:space="0" w:color="auto"/>
+                        </w:tcBorders>
+                        <w:tcMar>
+                          <w:top w:w="0" w:type="dxa"/>
+                          <w:left w:w="0" w:type="dxa"/>
+                          <w:bottom w:w="0" w:type="dxa"/>
+                          <w:right w:w="0" w:type="dxa"/>
+                        </w:tcMar>
+                        <w:vAlign w:val="center"/>
+                      </w:tcPr>
+                      <w:p>
+                        <w:pPr>
+                          <w:jc w:val="center"/>
+                          <w:spacing w:before="0" w:after="0" w:line="240" w:lineRule="auto"/>
+                        </w:pPr>
+                        <w:r>
+                          <w:rPr>
+                            <w:rFonts w:ascii="Calibri" w:hAnsi="Calibri" w:cs="Calibri"/>
+                            <w:sz w:val="16"/>
+                            <w:szCs w:val="16"/>
+                          </w:rPr>
+                          <w:t>14</w:t>
+                        </w:r>
+                      </w:p>
+                    </w:tc>
+                    <w:tc>
+                      <w:tcPr>
+                        <w:tcW w:w="440" w:type="dxa"/>
+                        <w:tcBorders>
+                          <w:top w:val="single" w:sz="4" w:space="0" w:color="auto"/>
+                          <w:left w:val="single" w:sz="4" w:space="0" w:color="auto"/>
+                          <w:bottom w:val="single" w:sz="4" w:space="0" w:color="auto"/>
+                          <w:right w:val="single" w:sz="4" w:space="0" w:color="auto"/>
+                        </w:tcBorders>
+                        <w:tcMar>
+                          <w:top w:w="0" w:type="dxa"/>
+                          <w:left w:w="0" w:type="dxa"/>
+                          <w:bottom w:w="0" w:type="dxa"/>
+                          <w:right w:w="0" w:type="dxa"/>
+                        </w:tcMar>
+                        <w:vAlign w:val="center"/>
+                      </w:tcPr>
+                      <w:p>
+                        <w:pPr>
+                          <w:jc w:val="center"/>
+                          <w:spacing w:before="0" w:after="0" w:line="240" w:lineRule="auto"/>
+                        </w:pPr>
+                        <w:r>
+                          <w:rPr>
+                            <w:rFonts w:ascii="Calibri" w:hAnsi="Calibri" w:cs="Calibri"/>
+                            <w:sz w:val="16"/>
+                            <w:szCs w:val="16"/>
+                          </w:rPr>
+                          <w:t>13</w:t>
+                        </w:r>
+                      </w:p>
+                    </w:tc>
+                    <w:tc>
+                      <w:tcPr>
+                        <w:tcW w:w="440" w:type="dxa"/>
+                        <w:tcBorders>
+                          <w:top w:val="single" w:sz="4" w:space="0" w:color="auto"/>
+                          <w:left w:val="single" w:sz="4" w:space="0" w:color="auto"/>
+                          <w:bottom w:val="single" w:sz="4" w:space="0" w:color="auto"/>
+                          <w:right w:val="single" w:sz="4" w:space="0" w:color="auto"/>
+                        </w:tcBorders>
+                        <w:tcMar>
+                          <w:top w:w="0" w:type="dxa"/>
+                          <w:left w:w="0" w:type="dxa"/>
+                          <w:bottom w:w="0" w:type="dxa"/>
+                          <w:right w:w="0" w:type="dxa"/>
+                        </w:tcMar>
+                        <w:vAlign w:val="center"/>
+                      </w:tcPr>
+                      <w:p>
+                        <w:pPr>
+                          <w:jc w:val="center"/>
+                          <w:spacing w:before="0" w:after="0" w:line="240" w:lineRule="auto"/>
+                        </w:pPr>
+                        <w:r>
+                          <w:rPr>
+                            <w:rFonts w:ascii="Calibri" w:hAnsi="Calibri" w:cs="Calibri"/>
+                            <w:sz w:val="16"/>
+                            <w:szCs w:val="16"/>
+                          </w:rPr>
+                          <w:t>12</w:t>
+                        </w:r>
+                      </w:p>
+                    </w:tc>
+                    <w:tc>
+                      <w:tcPr>
+                        <w:tcW w:w="440" w:type="dxa"/>
+                        <w:tcBorders>
+                          <w:top w:val="single" w:sz="4" w:space="0" w:color="auto"/>
+                          <w:left w:val="single" w:sz="4" w:space="0" w:color="auto"/>
+                          <w:bottom w:val="single" w:sz="4" w:space="0" w:color="auto"/>
+                          <w:right w:val="single" w:sz="4" w:space="0" w:color="auto"/>
+                        </w:tcBorders>
+                        <w:tcMar>
+                          <w:top w:w="0" w:type="dxa"/>
+                          <w:left w:w="0" w:type="dxa"/>
+                          <w:bottom w:w="0" w:type="dxa"/>
+                          <w:right w:w="0" w:type="dxa"/>
+                        </w:tcMar>
+                        <w:vAlign w:val="center"/>
+                      </w:tcPr>
+                      <w:p>
+                        <w:pPr>
+                          <w:jc w:val="center"/>
+                          <w:spacing w:before="0" w:after="0" w:line="240" w:lineRule="auto"/>
+                        </w:pPr>
+                        <w:r>
+                          <w:rPr>
+                            <w:rFonts w:ascii="Calibri" w:hAnsi="Calibri" w:cs="Calibri"/>
+                            <w:sz w:val="16"/>
+                            <w:szCs w:val="16"/>
+                          </w:rPr>
+                          <w:t>11</w:t>
+                        </w:r>
+                      </w:p>
+                    </w:tc>
+                  </w:tr>
+                  <w:tr>
+                    <w:trPr>
+                      <w:trHeight w:hRule="exact" w:val="440"/>
+                    </w:trPr>
+                    <w:tc>
+                      <w:tcPr>
+                        <w:tcW w:w="440" w:type="dxa"/>
+                        <w:tcBorders>
+                          <w:top w:val="single" w:sz="4" w:space="0" w:color="auto"/>
+                          <w:left w:val="single" w:sz="4" w:space="0" w:color="auto"/>
+                          <w:bottom w:val="single" w:sz="4" w:space="0" w:color="auto"/>
+                          <w:right w:val="single" w:sz="4" w:space="0" w:color="auto"/>
+                        </w:tcBorders>
+                        <w:tcMar>
+                          <w:top w:w="0" w:type="dxa"/>
+                          <w:left w:w="0" w:type="dxa"/>
+                          <w:bottom w:w="0" w:type="dxa"/>
+                          <w:right w:w="0" w:type="dxa"/>
+                        </w:tcMar>
+                        <w:vAlign w:val="center"/>
+                      </w:tcPr>
+                      <w:p>
+                        <w:pPr>
+                          <w:jc w:val="center"/>
+                          <w:spacing w:before="0" w:after="0" w:line="240" w:lineRule="auto"/>
+                        </w:pPr>
+                        <w:r>
+                          <w:rPr>
+                            <w:rFonts w:ascii="Calibri" w:hAnsi="Calibri" w:cs="Calibri"/>
+                            <w:sz w:val="16"/>
+                            <w:szCs w:val="16"/>
+                          </w:rPr>
+                          <w:t>21</w:t>
+                        </w:r>
+                      </w:p>
+                    </w:tc>
+                    <w:tc>
+                      <w:tcPr>
+                        <w:tcW w:w="440" w:type="dxa"/>
+                        <w:tcBorders>
+                          <w:top w:val="single" w:sz="4" w:space="0" w:color="auto"/>
+                          <w:left w:val="single" w:sz="4" w:space="0" w:color="auto"/>
+                          <w:bottom w:val="single" w:sz="4" w:space="0" w:color="auto"/>
+                          <w:right w:val="single" w:sz="4" w:space="0" w:color="auto"/>
+                        </w:tcBorders>
+                        <w:tcMar>
+                          <w:top w:w="0" w:type="dxa"/>
+                          <w:left w:w="0" w:type="dxa"/>
+                          <w:bottom w:w="0" w:type="dxa"/>
+                          <w:right w:w="0" w:type="dxa"/>
+                        </w:tcMar>
+                        <w:vAlign w:val="center"/>
+                      </w:tcPr>
+                      <w:p>
+                        <w:pPr>
+                          <w:jc w:val="center"/>
+                          <w:spacing w:before="0" w:after="0" w:line="240" w:lineRule="auto"/>
+                        </w:pPr>
+                        <w:r>
+                          <w:rPr>
+                            <w:rFonts w:ascii="Calibri" w:hAnsi="Calibri" w:cs="Calibri"/>
+                            <w:sz w:val="16"/>
+                            <w:szCs w:val="16"/>
+                          </w:rPr>
+                          <w:t>22</w:t>
+                        </w:r>
+                      </w:p>
+                    </w:tc>
+                    <w:tc>
+                      <w:tcPr>
+                        <w:tcW w:w="440" w:type="dxa"/>
+                        <w:tcBorders>
+                          <w:top w:val="single" w:sz="4" w:space="0" w:color="auto"/>
+                          <w:left w:val="single" w:sz="4" w:space="0" w:color="auto"/>
+                          <w:bottom w:val="single" w:sz="4" w:space="0" w:color="auto"/>
+                          <w:right w:val="single" w:sz="4" w:space="0" w:color="auto"/>
+                        </w:tcBorders>
+                        <w:tcMar>
+                          <w:top w:w="0" w:type="dxa"/>
+                          <w:left w:w="0" w:type="dxa"/>
+                          <w:bottom w:w="0" w:type="dxa"/>
+                          <w:right w:w="0" w:type="dxa"/>
+                        </w:tcMar>
+                        <w:vAlign w:val="center"/>
+                      </w:tcPr>
+                      <w:p>
+                        <w:pPr>
+                          <w:jc w:val="center"/>
+                          <w:spacing w:before="0" w:after="0" w:line="240" w:lineRule="auto"/>
+                        </w:pPr>
+                        <w:r>
+                          <w:rPr>
+                            <w:rFonts w:ascii="Calibri" w:hAnsi="Calibri" w:cs="Calibri"/>
+                            <w:sz w:val="16"/>
+                            <w:szCs w:val="16"/>
+                          </w:rPr>
+                          <w:t>23</w:t>
+                        </w:r>
+                      </w:p>
+                    </w:tc>
+                    <w:tc>
+                      <w:tcPr>
+                        <w:tcW w:w="440" w:type="dxa"/>
+                        <w:tcBorders>
+                          <w:top w:val="single" w:sz="4" w:space="0" w:color="auto"/>
+                          <w:left w:val="single" w:sz="4" w:space="0" w:color="auto"/>
+                          <w:bottom w:val="single" w:sz="4" w:space="0" w:color="auto"/>
+                          <w:right w:val="single" w:sz="4" w:space="0" w:color="auto"/>
+                        </w:tcBorders>
+                        <w:tcMar>
+                          <w:top w:w="0" w:type="dxa"/>
+                          <w:left w:w="0" w:type="dxa"/>
+                          <w:bottom w:w="0" w:type="dxa"/>
+                          <w:right w:w="0" w:type="dxa"/>
+                        </w:tcMar>
+                        <w:vAlign w:val="center"/>
+                      </w:tcPr>
+                      <w:p>
+                        <w:pPr>
+                          <w:jc w:val="center"/>
+                          <w:spacing w:before="0" w:after="0" w:line="240" w:lineRule="auto"/>
+                        </w:pPr>
+                        <w:r>
+                          <w:rPr>
+                            <w:rFonts w:ascii="Calibri" w:hAnsi="Calibri" w:cs="Calibri"/>
+                            <w:sz w:val="16"/>
+                            <w:szCs w:val="16"/>
+                          </w:rPr>
+                          <w:t>24</w:t>
+                        </w:r>
+                      </w:p>
+                    </w:tc>
+                    <w:tc>
+                      <w:tcPr>
+                        <w:tcW w:w="440" w:type="dxa"/>
+                        <w:tcBorders>
+                          <w:top w:val="single" w:sz="4" w:space="0" w:color="auto"/>
+                          <w:left w:val="single" w:sz="4" w:space="0" w:color="auto"/>
+                          <w:bottom w:val="single" w:sz="4" w:space="0" w:color="auto"/>
+                          <w:right w:val="single" w:sz="4" w:space="0" w:color="auto"/>
+                        </w:tcBorders>
+                        <w:tcMar>
+                          <w:top w:w="0" w:type="dxa"/>
+                          <w:left w:w="0" w:type="dxa"/>
+                          <w:bottom w:w="0" w:type="dxa"/>
+                          <w:right w:w="0" w:type="dxa"/>
+                        </w:tcMar>
+                        <w:vAlign w:val="center"/>
+                      </w:tcPr>
+                      <w:p>
+                        <w:pPr>
+                          <w:jc w:val="center"/>
+                          <w:spacing w:before="0" w:after="0" w:line="240" w:lineRule="auto"/>
+                        </w:pPr>
+                        <w:r>
+                          <w:rPr>
+                            <w:rFonts w:ascii="Calibri" w:hAnsi="Calibri" w:cs="Calibri"/>
+                            <w:sz w:val="16"/>
+                            <w:szCs w:val="16"/>
+                          </w:rPr>
+                          <w:t>25</w:t>
+                        </w:r>
+                      </w:p>
+                    </w:tc>
+                    <w:tc>
+                      <w:tcPr>
+                        <w:tcW w:w="440" w:type="dxa"/>
+                        <w:tcBorders>
+                          <w:top w:val="single" w:sz="4" w:space="0" w:color="auto"/>
+                          <w:left w:val="single" w:sz="4" w:space="0" w:color="auto"/>
+                          <w:bottom w:val="single" w:sz="4" w:space="0" w:color="auto"/>
+                          <w:right w:val="single" w:sz="4" w:space="0" w:color="auto"/>
+                        </w:tcBorders>
+                        <w:tcMar>
+                          <w:top w:w="0" w:type="dxa"/>
+                          <w:left w:w="0" w:type="dxa"/>
+                          <w:bottom w:w="0" w:type="dxa"/>
+                          <w:right w:w="0" w:type="dxa"/>
+                        </w:tcMar>
+                        <w:vAlign w:val="center"/>
+                      </w:tcPr>
+                      <w:p>
+                        <w:pPr>
+                          <w:jc w:val="center"/>
+                          <w:spacing w:before="0" w:after="0" w:line="240" w:lineRule="auto"/>
+                        </w:pPr>
+                        <w:r>
+                          <w:rPr>
+                            <w:rFonts w:ascii="Calibri" w:hAnsi="Calibri" w:cs="Calibri"/>
+                            <w:sz w:val="16"/>
+                            <w:szCs w:val="16"/>
+                          </w:rPr>
+                          <w:t>26</w:t>
+                        </w:r>
+                      </w:p>
+                    </w:tc>
+                    <w:tc>
+                      <w:tcPr>
+                        <w:tcW w:w="440" w:type="dxa"/>
+                        <w:tcBorders>
+                          <w:top w:val="single" w:sz="4" w:space="0" w:color="auto"/>
+                          <w:left w:val="single" w:sz="4" w:space="0" w:color="auto"/>
+                          <w:bottom w:val="single" w:sz="4" w:space="0" w:color="auto"/>
+                          <w:right w:val="single" w:sz="4" w:space="0" w:color="auto"/>
+                        </w:tcBorders>
+                        <w:tcMar>
+                          <w:top w:w="0" w:type="dxa"/>
+                          <w:left w:w="0" w:type="dxa"/>
+                          <w:bottom w:w="0" w:type="dxa"/>
+                          <w:right w:w="0" w:type="dxa"/>
+                        </w:tcMar>
+                        <w:vAlign w:val="center"/>
+                      </w:tcPr>
+                      <w:p>
+                        <w:pPr>
+                          <w:jc w:val="center"/>
+                          <w:spacing w:before="0" w:after="0" w:line="240" w:lineRule="auto"/>
+                        </w:pPr>
+                        <w:r>
+                          <w:rPr>
+                            <w:rFonts w:ascii="Calibri" w:hAnsi="Calibri" w:cs="Calibri"/>
+                            <w:sz w:val="16"/>
+                            <w:szCs w:val="16"/>
+                          </w:rPr>
+                          <w:t>27</w:t>
+                        </w:r>
+                      </w:p>
+                    </w:tc>
+                    <w:tc>
+                      <w:tcPr>
+                        <w:tcW w:w="440" w:type="dxa"/>
+                        <w:tcBorders>
+                          <w:top w:val="single" w:sz="4" w:space="0" w:color="auto"/>
+                          <w:left w:val="single" w:sz="4" w:space="0" w:color="auto"/>
+                          <w:bottom w:val="single" w:sz="4" w:space="0" w:color="auto"/>
+                          <w:right w:val="single" w:sz="4" w:space="0" w:color="auto"/>
+                        </w:tcBorders>
+                        <w:tcMar>
+                          <w:top w:w="0" w:type="dxa"/>
+                          <w:left w:w="0" w:type="dxa"/>
+                          <w:bottom w:w="0" w:type="dxa"/>
+                          <w:right w:w="0" w:type="dxa"/>
+                        </w:tcMar>
+                        <w:vAlign w:val="center"/>
+                      </w:tcPr>
+                      <w:p>
+                        <w:pPr>
+                          <w:jc w:val="center"/>
+                          <w:spacing w:before="0" w:after="0" w:line="240" w:lineRule="auto"/>
+                        </w:pPr>
+                        <w:r>
+                          <w:rPr>
+                            <w:rFonts w:ascii="Calibri" w:hAnsi="Calibri" w:cs="Calibri"/>
+                            <w:sz w:val="16"/>
+                            <w:szCs w:val="16"/>
+                          </w:rPr>
+                          <w:t>28</w:t>
+                        </w:r>
+                      </w:p>
+                    </w:tc>
+                    <w:tc>
+                      <w:tcPr>
+                        <w:tcW w:w="440" w:type="dxa"/>
+                        <w:tcBorders>
+                          <w:top w:val="single" w:sz="4" w:space="0" w:color="auto"/>
+                          <w:left w:val="single" w:sz="4" w:space="0" w:color="auto"/>
+                          <w:bottom w:val="single" w:sz="4" w:space="0" w:color="auto"/>
+                          <w:right w:val="single" w:sz="4" w:space="0" w:color="auto"/>
+                        </w:tcBorders>
+                        <w:tcMar>
+                          <w:top w:w="0" w:type="dxa"/>
+                          <w:left w:w="0" w:type="dxa"/>
+                          <w:bottom w:w="0" w:type="dxa"/>
+                          <w:right w:w="0" w:type="dxa"/>
+                        </w:tcMar>
+                        <w:vAlign w:val="center"/>
+                      </w:tcPr>
+                      <w:p>
+                        <w:pPr>
+                          <w:jc w:val="center"/>
+                          <w:spacing w:before="0" w:after="0" w:line="240" w:lineRule="auto"/>
+                        </w:pPr>
+                        <w:r>
+                          <w:rPr>
+                            <w:rFonts w:ascii="Calibri" w:hAnsi="Calibri" w:cs="Calibri"/>
+                            <w:sz w:val="16"/>
+                            <w:szCs w:val="16"/>
+                          </w:rPr>
+                          <w:t>29</w:t>
+                        </w:r>
+                      </w:p>
+                    </w:tc>
+                    <w:tc>
+                      <w:tcPr>
+                        <w:tcW w:w="440" w:type="dxa"/>
+                        <w:tcBorders>
+                          <w:top w:val="single" w:sz="4" w:space="0" w:color="auto"/>
+                          <w:left w:val="single" w:sz="4" w:space="0" w:color="auto"/>
+                          <w:bottom w:val="single" w:sz="4" w:space="0" w:color="auto"/>
+                          <w:right w:val="single" w:sz="4" w:space="0" w:color="auto"/>
+                        </w:tcBorders>
+                        <w:tcMar>
+                          <w:top w:w="0" w:type="dxa"/>
+                          <w:left w:w="0" w:type="dxa"/>
+                          <w:bottom w:w="0" w:type="dxa"/>
+                          <w:right w:w="0" w:type="dxa"/>
+                        </w:tcMar>
+                        <w:vAlign w:val="center"/>
+                      </w:tcPr>
+                      <w:p>
+                        <w:pPr>
+                          <w:jc w:val="center"/>
+                          <w:spacing w:before="0" w:after="0" w:line="240" w:lineRule="auto"/>
+                        </w:pPr>
+                        <w:r>
+                          <w:rPr>
+                            <w:rFonts w:ascii="Calibri" w:hAnsi="Calibri" w:cs="Calibri"/>
+                            <w:sz w:val="16"/>
+                            <w:szCs w:val="16"/>
+                          </w:rPr>
+                          <w:t>30</w:t>
+                        </w:r>
+                      </w:p>
+                    </w:tc>
+                  </w:tr>
+                  <w:tr>
+                    <w:trPr>
+                      <w:trHeight w:hRule="exact" w:val="440"/>
+                    </w:trPr>
+                    <w:tc>
+                      <w:tcPr>
+                        <w:tcW w:w="440" w:type="dxa"/>
+                        <w:tcBorders>
+                          <w:top w:val="single" w:sz="4" w:space="0" w:color="auto"/>
+                          <w:left w:val="single" w:sz="4" w:space="0" w:color="auto"/>
+                          <w:bottom w:val="single" w:sz="4" w:space="0" w:color="auto"/>
+                          <w:right w:val="single" w:sz="4" w:space="0" w:color="auto"/>
+                        </w:tcBorders>
+                        <w:tcMar>
+                          <w:top w:w="0" w:type="dxa"/>
+                          <w:left w:w="0" w:type="dxa"/>
+                          <w:bottom w:w="0" w:type="dxa"/>
+                          <w:right w:w="0" w:type="dxa"/>
+                        </w:tcMar>
+                        <w:vAlign w:val="center"/>
+                      </w:tcPr>
+                      <w:p>
+                        <w:pPr>
+                          <w:jc w:val="center"/>
+                          <w:spacing w:before="0" w:after="0" w:line="240" w:lineRule="auto"/>
+                        </w:pPr>
+                        <w:r>
+                          <w:rPr>
+                            <w:rFonts w:ascii="Calibri" w:hAnsi="Calibri" w:cs="Calibri"/>
+                            <w:sz w:val="16"/>
+                            <w:szCs w:val="16"/>
+                          </w:rPr>
+                          <w:t>40</w:t>
+                        </w:r>
+                      </w:p>
+                    </w:tc>
+                    <w:tc>
+                      <w:tcPr>
+                        <w:tcW w:w="440" w:type="dxa"/>
+                        <w:tcBorders>
+                          <w:top w:val="single" w:sz="4" w:space="0" w:color="auto"/>
+                          <w:left w:val="single" w:sz="4" w:space="0" w:color="auto"/>
+                          <w:bottom w:val="single" w:sz="4" w:space="0" w:color="auto"/>
+                          <w:right w:val="single" w:sz="4" w:space="0" w:color="auto"/>
+                        </w:tcBorders>
+                        <w:tcMar>
+                          <w:top w:w="0" w:type="dxa"/>
+                          <w:left w:w="0" w:type="dxa"/>
+                          <w:bottom w:w="0" w:type="dxa"/>
+                          <w:right w:w="0" w:type="dxa"/>
+                        </w:tcMar>
+                        <w:vAlign w:val="center"/>
+                      </w:tcPr>
+                      <w:p>
+                        <w:pPr>
+                          <w:jc w:val="center"/>
+                          <w:spacing w:before="0" w:after="0" w:line="240" w:lineRule="auto"/>
+                        </w:pPr>
+                        <w:r>
+                          <w:rPr>
+                            <w:rFonts w:ascii="Calibri" w:hAnsi="Calibri" w:cs="Calibri"/>
+                            <w:sz w:val="16"/>
+                            <w:szCs w:val="16"/>
+                          </w:rPr>
+                          <w:t>39</w:t>
+                        </w:r>
+                      </w:p>
+                    </w:tc>
+                    <w:tc>
+                      <w:tcPr>
+                        <w:tcW w:w="440" w:type="dxa"/>
+                        <w:tcBorders>
+                          <w:top w:val="single" w:sz="4" w:space="0" w:color="auto"/>
+                          <w:left w:val="single" w:sz="4" w:space="0" w:color="auto"/>
+                          <w:bottom w:val="single" w:sz="4" w:space="0" w:color="auto"/>
+                          <w:right w:val="single" w:sz="4" w:space="0" w:color="auto"/>
+                        </w:tcBorders>
+                        <w:tcMar>
+                          <w:top w:w="0" w:type="dxa"/>
+                          <w:left w:w="0" w:type="dxa"/>
+                          <w:bottom w:w="0" w:type="dxa"/>
+                          <w:right w:w="0" w:type="dxa"/>
+                        </w:tcMar>
+                        <w:vAlign w:val="center"/>
+                      </w:tcPr>
+                      <w:p>
+                        <w:pPr>
+                          <w:jc w:val="center"/>
+                          <w:spacing w:before="0" w:after="0" w:line="240" w:lineRule="auto"/>
+                        </w:pPr>
+                        <w:r>
+                          <w:rPr>
+                            <w:rFonts w:ascii="Calibri" w:hAnsi="Calibri" w:cs="Calibri"/>
+                            <w:sz w:val="16"/>
+                            <w:szCs w:val="16"/>
+                          </w:rPr>
+                          <w:t>38</w:t>
+                        </w:r>
+                      </w:p>
+                    </w:tc>
+                    <w:tc>
+                      <w:tcPr>
+                        <w:tcW w:w="440" w:type="dxa"/>
+                        <w:tcBorders>
+                          <w:top w:val="single" w:sz="4" w:space="0" w:color="auto"/>
+                          <w:left w:val="single" w:sz="4" w:space="0" w:color="auto"/>
+                          <w:bottom w:val="single" w:sz="4" w:space="0" w:color="auto"/>
+                          <w:right w:val="single" w:sz="4" w:space="0" w:color="auto"/>
+                        </w:tcBorders>
+                        <w:tcMar>
+                          <w:top w:w="0" w:type="dxa"/>
+                          <w:left w:w="0" w:type="dxa"/>
+                          <w:bottom w:w="0" w:type="dxa"/>
+                          <w:right w:w="0" w:type="dxa"/>
+                        </w:tcMar>
+                        <w:vAlign w:val="center"/>
+                      </w:tcPr>
+                      <w:p>
+                        <w:pPr>
+                          <w:jc w:val="center"/>
+                          <w:spacing w:before="0" w:after="0" w:line="240" w:lineRule="auto"/>
+                        </w:pPr>
+                        <w:r>
+                          <w:rPr>
+                            <w:rFonts w:ascii="Calibri" w:hAnsi="Calibri" w:cs="Calibri"/>
+                            <w:sz w:val="16"/>
+                            <w:szCs w:val="16"/>
+                          </w:rPr>
+                          <w:t>37</w:t>
+                        </w:r>
+                      </w:p>
+                    </w:tc>
+                    <w:tc>
+                      <w:tcPr>
+                        <w:tcW w:w="440" w:type="dxa"/>
+                        <w:tcBorders>
+                          <w:top w:val="single" w:sz="4" w:space="0" w:color="auto"/>
+                          <w:left w:val="single" w:sz="4" w:space="0" w:color="auto"/>
+                          <w:bottom w:val="single" w:sz="4" w:space="0" w:color="auto"/>
+                          <w:right w:val="single" w:sz="4" w:space="0" w:color="auto"/>
+                        </w:tcBorders>
+                        <w:tcMar>
+                          <w:top w:w="0" w:type="dxa"/>
+                          <w:left w:w="0" w:type="dxa"/>
+                          <w:bottom w:w="0" w:type="dxa"/>
+                          <w:right w:w="0" w:type="dxa"/>
+                        </w:tcMar>
+                        <w:vAlign w:val="center"/>
+                      </w:tcPr>
+                      <w:p>
+                        <w:pPr>
+                          <w:jc w:val="center"/>
+                          <w:spacing w:before="0" w:after="0" w:line="240" w:lineRule="auto"/>
+                        </w:pPr>
+                        <w:r>
+                          <w:rPr>
+                            <w:rFonts w:ascii="Calibri" w:hAnsi="Calibri" w:cs="Calibri"/>
+                            <w:sz w:val="16"/>
+                            <w:szCs w:val="16"/>
+                          </w:rPr>
+                          <w:t>36</w:t>
+                        </w:r>
+                      </w:p>
+                    </w:tc>
+                    <w:tc>
+                      <w:tcPr>
+                        <w:tcW w:w="440" w:type="dxa"/>
+                        <w:tcBorders>
+                          <w:top w:val="single" w:sz="4" w:space="0" w:color="auto"/>
+                          <w:left w:val="single" w:sz="4" w:space="0" w:color="auto"/>
+                          <w:bottom w:val="single" w:sz="4" w:space="0" w:color="auto"/>
+                          <w:right w:val="single" w:sz="4" w:space="0" w:color="auto"/>
+                        </w:tcBorders>
+                        <w:tcMar>
+                          <w:top w:w="0" w:type="dxa"/>
+                          <w:left w:w="0" w:type="dxa"/>
+                          <w:bottom w:w="0" w:type="dxa"/>
+                          <w:right w:w="0" w:type="dxa"/>
+                        </w:tcMar>
+                        <w:vAlign w:val="center"/>
+                      </w:tcPr>
+                      <w:p>
+                        <w:pPr>
+                          <w:jc w:val="center"/>
+                          <w:spacing w:before="0" w:after="0" w:line="240" w:lineRule="auto"/>
+                        </w:pPr>
+                        <w:r>
+                          <w:rPr>
+                            <w:rFonts w:ascii="Calibri" w:hAnsi="Calibri" w:cs="Calibri"/>
+                            <w:sz w:val="16"/>
+                            <w:szCs w:val="16"/>
+                          </w:rPr>
+                          <w:t>35</w:t>
+                        </w:r>
+                      </w:p>
+                    </w:tc>
+                    <w:tc>
+                      <w:tcPr>
+                        <w:tcW w:w="440" w:type="dxa"/>
+                        <w:tcBorders>
+                          <w:top w:val="single" w:sz="4" w:space="0" w:color="auto"/>
+                          <w:left w:val="single" w:sz="4" w:space="0" w:color="auto"/>
+                          <w:bottom w:val="single" w:sz="4" w:space="0" w:color="auto"/>
+                          <w:right w:val="single" w:sz="4" w:space="0" w:color="auto"/>
+                        </w:tcBorders>
+                        <w:tcMar>
+                          <w:top w:w="0" w:type="dxa"/>
+                          <w:left w:w="0" w:type="dxa"/>
+                          <w:bottom w:w="0" w:type="dxa"/>
+                          <w:right w:w="0" w:type="dxa"/>
+                        </w:tcMar>
+                        <w:vAlign w:val="center"/>
+                      </w:tcPr>
+                      <w:p>
+                        <w:pPr>
+                          <w:jc w:val="center"/>
+                          <w:spacing w:before="0" w:after="0" w:line="240" w:lineRule="auto"/>
+                        </w:pPr>
+                        <w:r>
+                          <w:rPr>
+                            <w:rFonts w:ascii="Calibri" w:hAnsi="Calibri" w:cs="Calibri"/>
+                            <w:sz w:val="16"/>
+                            <w:szCs w:val="16"/>
+                          </w:rPr>
+                          <w:t>34</w:t>
+                        </w:r>
+                      </w:p>
+                    </w:tc>
+                    <w:tc>
+                      <w:tcPr>
+                        <w:tcW w:w="440" w:type="dxa"/>
+                        <w:tcBorders>
+                          <w:top w:val="single" w:sz="4" w:space="0" w:color="auto"/>
+                          <w:left w:val="single" w:sz="4" w:space="0" w:color="auto"/>
+                          <w:bottom w:val="single" w:sz="4" w:space="0" w:color="auto"/>
+                          <w:right w:val="single" w:sz="4" w:space="0" w:color="auto"/>
+                        </w:tcBorders>
+                        <w:tcMar>
+                          <w:top w:w="0" w:type="dxa"/>
+                          <w:left w:w="0" w:type="dxa"/>
+                          <w:bottom w:w="0" w:type="dxa"/>
+                          <w:right w:w="0" w:type="dxa"/>
+                        </w:tcMar>
+                        <w:vAlign w:val="center"/>
+                      </w:tcPr>
+                      <w:p>
+                        <w:pPr>
+                          <w:jc w:val="center"/>
+                          <w:spacing w:before="0" w:after="0" w:line="240" w:lineRule="auto"/>
+                        </w:pPr>
+                        <w:r>
+                          <w:rPr>
+                            <w:rFonts w:ascii="Calibri" w:hAnsi="Calibri" w:cs="Calibri"/>
+                            <w:sz w:val="16"/>
+                            <w:szCs w:val="16"/>
+                          </w:rPr>
+                          <w:t>33</w:t>
+                        </w:r>
+                      </w:p>
+                    </w:tc>
+                    <w:tc>
+                      <w:tcPr>
+                        <w:tcW w:w="440" w:type="dxa"/>
+                        <w:tcBorders>
+                          <w:top w:val="single" w:sz="4" w:space="0" w:color="auto"/>
+                          <w:left w:val="single" w:sz="4" w:space="0" w:color="auto"/>
+                          <w:bottom w:val="single" w:sz="4" w:space="0" w:color="auto"/>
+                          <w:right w:val="single" w:sz="4" w:space="0" w:color="auto"/>
+                        </w:tcBorders>
+                        <w:tcMar>
+                          <w:top w:w="0" w:type="dxa"/>
+                          <w:left w:w="0" w:type="dxa"/>
+                          <w:bottom w:w="0" w:type="dxa"/>
+                          <w:right w:w="0" w:type="dxa"/>
+                        </w:tcMar>
+                        <w:vAlign w:val="center"/>
+                      </w:tcPr>
+                      <w:p>
+                        <w:pPr>
+                          <w:jc w:val="center"/>
+                          <w:spacing w:before="0" w:after="0" w:line="240" w:lineRule="auto"/>
+                        </w:pPr>
+                        <w:r>
+                          <w:rPr>
+                            <w:rFonts w:ascii="Calibri" w:hAnsi="Calibri" w:cs="Calibri"/>
+                            <w:sz w:val="16"/>
+                            <w:szCs w:val="16"/>
+                          </w:rPr>
+                          <w:t>32</w:t>
+                        </w:r>
+                      </w:p>
+                    </w:tc>
+                    <w:tc>
+                      <w:tcPr>
+                        <w:tcW w:w="440" w:type="dxa"/>
+                        <w:tcBorders>
+                          <w:top w:val="single" w:sz="4" w:space="0" w:color="auto"/>
+                          <w:left w:val="single" w:sz="4" w:space="0" w:color="auto"/>
+                          <w:bottom w:val="single" w:sz="4" w:space="0" w:color="auto"/>
+                          <w:right w:val="single" w:sz="4" w:space="0" w:color="auto"/>
+                        </w:tcBorders>
+                        <w:tcMar>
+                          <w:top w:w="0" w:type="dxa"/>
+                          <w:left w:w="0" w:type="dxa"/>
+                          <w:bottom w:w="0" w:type="dxa"/>
+                          <w:right w:w="0" w:type="dxa"/>
+                        </w:tcMar>
+                        <w:vAlign w:val="center"/>
+                      </w:tcPr>
+                      <w:p>
+                        <w:pPr>
+                          <w:jc w:val="center"/>
+                          <w:spacing w:before="0" w:after="0" w:line="240" w:lineRule="auto"/>
+                        </w:pPr>
+                        <w:r>
+                          <w:rPr>
+                            <w:rFonts w:ascii="Calibri" w:hAnsi="Calibri" w:cs="Calibri"/>
+                            <w:sz w:val="16"/>
+                            <w:szCs w:val="16"/>
+                          </w:rPr>
+                          <w:t>31</w:t>
+                        </w:r>
+                      </w:p>
+                    </w:tc>
+                  </w:tr>
+                  <w:tr>
+                    <w:trPr>
+                      <w:trHeight w:hRule="exact" w:val="440"/>
+                    </w:trPr>
+                    <w:tc>
+                      <w:tcPr>
+                        <w:tcW w:w="440" w:type="dxa"/>
+                        <w:tcBorders>
+                          <w:top w:val="single" w:sz="4" w:space="0" w:color="auto"/>
+                          <w:left w:val="single" w:sz="4" w:space="0" w:color="auto"/>
+                          <w:bottom w:val="single" w:sz="4" w:space="0" w:color="auto"/>
+                          <w:right w:val="single" w:sz="4" w:space="0" w:color="auto"/>
+                        </w:tcBorders>
+                        <w:tcMar>
+                          <w:top w:w="0" w:type="dxa"/>
+                          <w:left w:w="0" w:type="dxa"/>
+                          <w:bottom w:w="0" w:type="dxa"/>
+                          <w:right w:w="0" w:type="dxa"/>
+                        </w:tcMar>
+                        <w:vAlign w:val="center"/>
+                      </w:tcPr>
+                      <w:p>
+                        <w:pPr>
+                          <w:jc w:val="center"/>
+                          <w:spacing w:before="0" w:after="0" w:line="240" w:lineRule="auto"/>
+                        </w:pPr>
+                        <w:r>
+                          <w:rPr>
+                            <w:rFonts w:ascii="Calibri" w:hAnsi="Calibri" w:cs="Calibri"/>
+                            <w:sz w:val="16"/>
+                            <w:szCs w:val="16"/>
+                          </w:rPr>
+                          <w:t>41</w:t>
+                        </w:r>
+                      </w:p>
+                    </w:tc>
+                    <w:tc>
+                      <w:tcPr>
+                        <w:tcW w:w="440" w:type="dxa"/>
+                        <w:tcBorders>
+                          <w:top w:val="single" w:sz="4" w:space="0" w:color="auto"/>
+                          <w:left w:val="single" w:sz="4" w:space="0" w:color="auto"/>
+                          <w:bottom w:val="single" w:sz="4" w:space="0" w:color="auto"/>
+                          <w:right w:val="single" w:sz="4" w:space="0" w:color="auto"/>
+                        </w:tcBorders>
+                        <w:tcMar>
+                          <w:top w:w="0" w:type="dxa"/>
+                          <w:left w:w="0" w:type="dxa"/>
+                          <w:bottom w:w="0" w:type="dxa"/>
+                          <w:right w:w="0" w:type="dxa"/>
+                        </w:tcMar>
+                        <w:vAlign w:val="center"/>
+                      </w:tcPr>
+                      <w:p>
+                        <w:pPr>
+                          <w:jc w:val="center"/>
+                          <w:spacing w:before="0" w:after="0" w:line="240" w:lineRule="auto"/>
+                        </w:pPr>
+                        <w:r>
+                          <w:rPr>
+                            <w:rFonts w:ascii="Calibri" w:hAnsi="Calibri" w:cs="Calibri"/>
+                            <w:sz w:val="16"/>
+                            <w:szCs w:val="16"/>
+                          </w:rPr>
+                          <w:t>42</w:t>
+                        </w:r>
+                      </w:p>
+                    </w:tc>
+                    <w:tc>
+                      <w:tcPr>
+                        <w:tcW w:w="440" w:type="dxa"/>
+                        <w:tcBorders>
+                          <w:top w:val="single" w:sz="4" w:space="0" w:color="auto"/>
+                          <w:left w:val="single" w:sz="4" w:space="0" w:color="auto"/>
+                          <w:bottom w:val="single" w:sz="4" w:space="0" w:color="auto"/>
+                          <w:right w:val="single" w:sz="4" w:space="0" w:color="auto"/>
+                        </w:tcBorders>
+                        <w:tcMar>
+                          <w:top w:w="0" w:type="dxa"/>
+                          <w:left w:w="0" w:type="dxa"/>
+                          <w:bottom w:w="0" w:type="dxa"/>
+                          <w:right w:w="0" w:type="dxa"/>
+                        </w:tcMar>
+                        <w:vAlign w:val="center"/>
+                      </w:tcPr>
+                      <w:p>
+                        <w:pPr>
+                          <w:jc w:val="center"/>
+                          <w:spacing w:before="0" w:after="0" w:line="240" w:lineRule="auto"/>
+                        </w:pPr>
+                        <w:r>
+                          <w:rPr>
+                            <w:rFonts w:ascii="Calibri" w:hAnsi="Calibri" w:cs="Calibri"/>
+                            <w:sz w:val="16"/>
+                            <w:szCs w:val="16"/>
+                          </w:rPr>
+                          <w:t>43</w:t>
+                        </w:r>
+                      </w:p>
+                    </w:tc>
+                    <w:tc>
+                      <w:tcPr>
+                        <w:tcW w:w="440" w:type="dxa"/>
+                        <w:tcBorders>
+                          <w:top w:val="single" w:sz="4" w:space="0" w:color="auto"/>
+                          <w:left w:val="single" w:sz="4" w:space="0" w:color="auto"/>
+                          <w:bottom w:val="single" w:sz="4" w:space="0" w:color="auto"/>
+                          <w:right w:val="single" w:sz="4" w:space="0" w:color="auto"/>
+                        </w:tcBorders>
+                        <w:tcMar>
+                          <w:top w:w="0" w:type="dxa"/>
+                          <w:left w:w="0" w:type="dxa"/>
+                          <w:bottom w:w="0" w:type="dxa"/>
+                          <w:right w:w="0" w:type="dxa"/>
+                        </w:tcMar>
+                        <w:vAlign w:val="center"/>
+                      </w:tcPr>
+                      <w:p>
+                        <w:pPr>
+                          <w:jc w:val="center"/>
+                          <w:spacing w:before="0" w:after="0" w:line="240" w:lineRule="auto"/>
+                        </w:pPr>
+                        <w:r>
+                          <w:rPr>
+                            <w:rFonts w:ascii="Calibri" w:hAnsi="Calibri" w:cs="Calibri"/>
+                            <w:sz w:val="16"/>
+                            <w:szCs w:val="16"/>
+                          </w:rPr>
+                          <w:t>44</w:t>
+                        </w:r>
+                      </w:p>
+                    </w:tc>
+                    <w:tc>
+                      <w:tcPr>
+                        <w:tcW w:w="440" w:type="dxa"/>
+                        <w:tcBorders>
+                          <w:top w:val="single" w:sz="4" w:space="0" w:color="auto"/>
+                          <w:left w:val="single" w:sz="4" w:space="0" w:color="auto"/>
+                          <w:bottom w:val="single" w:sz="4" w:space="0" w:color="auto"/>
+                          <w:right w:val="single" w:sz="4" w:space="0" w:color="auto"/>
+                        </w:tcBorders>
+                        <w:tcMar>
+                          <w:top w:w="0" w:type="dxa"/>
+                          <w:left w:w="0" w:type="dxa"/>
+                          <w:bottom w:w="0" w:type="dxa"/>
+                          <w:right w:w="0" w:type="dxa"/>
+                        </w:tcMar>
+                        <w:vAlign w:val="center"/>
+                      </w:tcPr>
+                      <w:p>
+                        <w:pPr>
+                          <w:jc w:val="center"/>
+                          <w:spacing w:before="0" w:after="0" w:line="240" w:lineRule="auto"/>
+                        </w:pPr>
+                        <w:r>
+                          <w:rPr>
+                            <w:rFonts w:ascii="Calibri" w:hAnsi="Calibri" w:cs="Calibri"/>
+                            <w:sz w:val="16"/>
+                            <w:szCs w:val="16"/>
+                          </w:rPr>
+                          <w:t>45</w:t>
+                        </w:r>
+                      </w:p>
+                    </w:tc>
+                    <w:tc>
+                      <w:tcPr>
+                        <w:tcW w:w="440" w:type="dxa"/>
+                        <w:tcBorders>
+                          <w:top w:val="single" w:sz="4" w:space="0" w:color="auto"/>
+                          <w:left w:val="single" w:sz="4" w:space="0" w:color="auto"/>
+                          <w:bottom w:val="single" w:sz="4" w:space="0" w:color="auto"/>
+                          <w:right w:val="single" w:sz="4" w:space="0" w:color="auto"/>
+                        </w:tcBorders>
+                        <w:tcMar>
+                          <w:top w:w="0" w:type="dxa"/>
+                          <w:left w:w="0" w:type="dxa"/>
+                          <w:bottom w:w="0" w:type="dxa"/>
+                          <w:right w:w="0" w:type="dxa"/>
+                        </w:tcMar>
+                        <w:vAlign w:val="center"/>
+                      </w:tcPr>
+                      <w:p>
+                        <w:pPr>
+                          <w:jc w:val="center"/>
+                          <w:spacing w:before="0" w:after="0" w:line="240" w:lineRule="auto"/>
+                        </w:pPr>
+                        <w:r>
+                          <w:rPr>
+                            <w:rFonts w:ascii="Calibri" w:hAnsi="Calibri" w:cs="Calibri"/>
+                            <w:sz w:val="16"/>
+                            <w:szCs w:val="16"/>
+                          </w:rPr>
+                          <w:t>46</w:t>
+                        </w:r>
+                      </w:p>
+                    </w:tc>
+                    <w:tc>
+                      <w:tcPr>
+                        <w:tcW w:w="440" w:type="dxa"/>
+                        <w:tcBorders>
+                          <w:top w:val="single" w:sz="4" w:space="0" w:color="auto"/>
+                          <w:left w:val="single" w:sz="4" w:space="0" w:color="auto"/>
+                          <w:bottom w:val="single" w:sz="4" w:space="0" w:color="auto"/>
+                          <w:right w:val="single" w:sz="4" w:space="0" w:color="auto"/>
+                        </w:tcBorders>
+                        <w:tcMar>
+                          <w:top w:w="0" w:type="dxa"/>
+                          <w:left w:w="0" w:type="dxa"/>
+                          <w:bottom w:w="0" w:type="dxa"/>
+                          <w:right w:w="0" w:type="dxa"/>
+                        </w:tcMar>
+                        <w:vAlign w:val="center"/>
+                      </w:tcPr>
+                      <w:p>
+                        <w:pPr>
+                          <w:jc w:val="center"/>
+                          <w:spacing w:before="0" w:after="0" w:line="240" w:lineRule="auto"/>
+                        </w:pPr>
+                        <w:r>
+                          <w:rPr>
+                            <w:rFonts w:ascii="Calibri" w:hAnsi="Calibri" w:cs="Calibri"/>
+                            <w:sz w:val="16"/>
+                            <w:szCs w:val="16"/>
+                          </w:rPr>
+                          <w:t>47</w:t>
+                        </w:r>
+                      </w:p>
+                    </w:tc>
+                    <w:tc>
+                      <w:tcPr>
+                        <w:tcW w:w="440" w:type="dxa"/>
+                        <w:tcBorders>
+                          <w:top w:val="single" w:sz="4" w:space="0" w:color="auto"/>
+                          <w:left w:val="single" w:sz="4" w:space="0" w:color="auto"/>
+                          <w:bottom w:val="single" w:sz="4" w:space="0" w:color="auto"/>
+                          <w:right w:val="single" w:sz="4" w:space="0" w:color="auto"/>
+                        </w:tcBorders>
+                        <w:tcMar>
+                          <w:top w:w="0" w:type="dxa"/>
+                          <w:left w:w="0" w:type="dxa"/>
+                          <w:bottom w:w="0" w:type="dxa"/>
+                          <w:right w:w="0" w:type="dxa"/>
+                        </w:tcMar>
+                        <w:vAlign w:val="center"/>
+                      </w:tcPr>
+                      <w:p>
+                        <w:pPr>
+                          <w:jc w:val="center"/>
+                          <w:spacing w:before="0" w:after="0" w:line="240" w:lineRule="auto"/>
+                        </w:pPr>
+                        <w:r>
+                          <w:rPr>
+                            <w:rFonts w:ascii="Calibri" w:hAnsi="Calibri" w:cs="Calibri"/>
+                            <w:sz w:val="16"/>
+                            <w:szCs w:val="16"/>
+                          </w:rPr>
+                          <w:t>48</w:t>
+                        </w:r>
+                      </w:p>
+                    </w:tc>
+                    <w:tc>
+                      <w:tcPr>
+                        <w:tcW w:w="440" w:type="dxa"/>
+                        <w:tcBorders>
+                          <w:top w:val="single" w:sz="4" w:space="0" w:color="auto"/>
+                          <w:left w:val="single" w:sz="4" w:space="0" w:color="auto"/>
+                          <w:bottom w:val="single" w:sz="4" w:space="0" w:color="auto"/>
+                          <w:right w:val="single" w:sz="4" w:space="0" w:color="auto"/>
+                        </w:tcBorders>
+                        <w:tcMar>
+                          <w:top w:w="0" w:type="dxa"/>
+                          <w:left w:w="0" w:type="dxa"/>
+                          <w:bottom w:w="0" w:type="dxa"/>
+                          <w:right w:w="0" w:type="dxa"/>
+                        </w:tcMar>
+                        <w:vAlign w:val="center"/>
+                      </w:tcPr>
+                      <w:p>
+                        <w:pPr>
+                          <w:jc w:val="center"/>
+                          <w:spacing w:before="0" w:after="0" w:line="240" w:lineRule="auto"/>
+                        </w:pPr>
+                        <w:r>
+                          <w:rPr>
+                            <w:rFonts w:ascii="Calibri" w:hAnsi="Calibri" w:cs="Calibri"/>
+                            <w:sz w:val="16"/>
+                            <w:szCs w:val="16"/>
+                          </w:rPr>
+                          <w:t>49</w:t>
+                        </w:r>
+                      </w:p>
+                    </w:tc>
+                    <w:tc>
+                      <w:tcPr>
+                        <w:tcW w:w="440" w:type="dxa"/>
+                        <w:tcBorders>
+                          <w:top w:val="single" w:sz="4" w:space="0" w:color="auto"/>
+                          <w:left w:val="single" w:sz="4" w:space="0" w:color="auto"/>
+                          <w:bottom w:val="single" w:sz="4" w:space="0" w:color="auto"/>
+                          <w:right w:val="single" w:sz="4" w:space="0" w:color="auto"/>
+                        </w:tcBorders>
+                        <w:tcMar>
+                          <w:top w:w="0" w:type="dxa"/>
+                          <w:left w:w="0" w:type="dxa"/>
+                          <w:bottom w:w="0" w:type="dxa"/>
+                          <w:right w:w="0" w:type="dxa"/>
+                        </w:tcMar>
+                        <w:vAlign w:val="center"/>
+                      </w:tcPr>
+                      <w:p>
+                        <w:pPr>
+                          <w:jc w:val="center"/>
+                          <w:spacing w:before="0" w:after="0" w:line="240" w:lineRule="auto"/>
+                        </w:pPr>
+                        <w:r>
+                          <w:rPr>
+                            <w:rFonts w:ascii="Calibri" w:hAnsi="Calibri" w:cs="Calibri"/>
+                            <w:sz w:val="16"/>
+                            <w:szCs w:val="16"/>
+                          </w:rPr>
+                          <w:t>50</w:t>
+                        </w:r>
+                      </w:p>
+                    </w:tc>
+                  </w:tr>
+                  <w:tr>
+                    <w:trPr>
+                      <w:trHeight w:hRule="exact" w:val="440"/>
+                    </w:trPr>
+                    <w:tc>
+                      <w:tcPr>
+                        <w:tcW w:w="440" w:type="dxa"/>
+                        <w:tcBorders>
+                          <w:top w:val="single" w:sz="4" w:space="0" w:color="auto"/>
+                          <w:left w:val="single" w:sz="4" w:space="0" w:color="auto"/>
+                          <w:bottom w:val="single" w:sz="4" w:space="0" w:color="auto"/>
+                          <w:right w:val="single" w:sz="4" w:space="0" w:color="auto"/>
+                        </w:tcBorders>
+                        <w:tcMar>
+                          <w:top w:w="0" w:type="dxa"/>
+                          <w:left w:w="0" w:type="dxa"/>
+                          <w:bottom w:w="0" w:type="dxa"/>
+                          <w:right w:w="0" w:type="dxa"/>
+                        </w:tcMar>
+                        <w:vAlign w:val="center"/>
+                      </w:tcPr>
+                      <w:p>
+                        <w:pPr>
+                          <w:jc w:val="center"/>
+                          <w:spacing w:before="0" w:after="0" w:line="240" w:lineRule="auto"/>
+                        </w:pPr>
+                        <w:r>
+                          <w:rPr>
+                            <w:rFonts w:ascii="Calibri" w:hAnsi="Calibri" w:cs="Calibri"/>
+                            <w:sz w:val="16"/>
+                            <w:szCs w:val="16"/>
+                          </w:rPr>
+                          <w:t>60</w:t>
+                        </w:r>
+                      </w:p>
+                    </w:tc>
+                    <w:tc>
+                      <w:tcPr>
+                        <w:tcW w:w="440" w:type="dxa"/>
+                        <w:tcBorders>
+                          <w:top w:val="single" w:sz="4" w:space="0" w:color="auto"/>
+                          <w:left w:val="single" w:sz="4" w:space="0" w:color="auto"/>
+                          <w:bottom w:val="single" w:sz="4" w:space="0" w:color="auto"/>
+                          <w:right w:val="single" w:sz="4" w:space="0" w:color="auto"/>
+                        </w:tcBorders>
+                        <w:tcMar>
+                          <w:top w:w="0" w:type="dxa"/>
+                          <w:left w:w="0" w:type="dxa"/>
+                          <w:bottom w:w="0" w:type="dxa"/>
+                          <w:right w:w="0" w:type="dxa"/>
+                        </w:tcMar>
+                        <w:vAlign w:val="center"/>
+                      </w:tcPr>
+                      <w:p>
+                        <w:pPr>
+                          <w:jc w:val="center"/>
+                          <w:spacing w:before="0" w:after="0" w:line="240" w:lineRule="auto"/>
+                        </w:pPr>
+                        <w:r>
+                          <w:rPr>
+                            <w:rFonts w:ascii="Calibri" w:hAnsi="Calibri" w:cs="Calibri"/>
+                            <w:sz w:val="16"/>
+                            <w:szCs w:val="16"/>
+                          </w:rPr>
+                          <w:t>59</w:t>
+                        </w:r>
+                      </w:p>
+                    </w:tc>
+                    <w:tc>
+                      <w:tcPr>
+                        <w:tcW w:w="440" w:type="dxa"/>
+                        <w:tcBorders>
+                          <w:top w:val="single" w:sz="4" w:space="0" w:color="auto"/>
+                          <w:left w:val="single" w:sz="4" w:space="0" w:color="auto"/>
+                          <w:bottom w:val="single" w:sz="4" w:space="0" w:color="auto"/>
+                          <w:right w:val="single" w:sz="4" w:space="0" w:color="auto"/>
+                        </w:tcBorders>
+                        <w:tcMar>
+                          <w:top w:w="0" w:type="dxa"/>
+                          <w:left w:w="0" w:type="dxa"/>
+                          <w:bottom w:w="0" w:type="dxa"/>
+                          <w:right w:w="0" w:type="dxa"/>
+                        </w:tcMar>
+                        <w:vAlign w:val="center"/>
+                      </w:tcPr>
+                      <w:p>
+                        <w:pPr>
+                          <w:jc w:val="center"/>
+                          <w:spacing w:before="0" w:after="0" w:line="240" w:lineRule="auto"/>
+                        </w:pPr>
+                        <w:r>
+                          <w:rPr>
+                            <w:rFonts w:ascii="Calibri" w:hAnsi="Calibri" w:cs="Calibri"/>
+                            <w:sz w:val="16"/>
+                            <w:szCs w:val="16"/>
+                          </w:rPr>
+                          <w:t>58</w:t>
+                        </w:r>
+                      </w:p>
+                    </w:tc>
+                    <w:tc>
+                      <w:tcPr>
+                        <w:tcW w:w="440" w:type="dxa"/>
+                        <w:tcBorders>
+                          <w:top w:val="single" w:sz="4" w:space="0" w:color="auto"/>
+                          <w:left w:val="single" w:sz="4" w:space="0" w:color="auto"/>
+                          <w:bottom w:val="single" w:sz="4" w:space="0" w:color="auto"/>
+                          <w:right w:val="single" w:sz="4" w:space="0" w:color="auto"/>
+                        </w:tcBorders>
+                        <w:tcMar>
+                          <w:top w:w="0" w:type="dxa"/>
+                          <w:left w:w="0" w:type="dxa"/>
+                          <w:bottom w:w="0" w:type="dxa"/>
+                          <w:right w:w="0" w:type="dxa"/>
+                        </w:tcMar>
+                        <w:vAlign w:val="center"/>
+                      </w:tcPr>
+                      <w:p>
+                        <w:pPr>
+                          <w:jc w:val="center"/>
+                          <w:spacing w:before="0" w:after="0" w:line="240" w:lineRule="auto"/>
+                        </w:pPr>
+                        <w:r>
+                          <w:rPr>
+                            <w:rFonts w:ascii="Calibri" w:hAnsi="Calibri" w:cs="Calibri"/>
+                            <w:sz w:val="16"/>
+                            <w:szCs w:val="16"/>
+                          </w:rPr>
+                          <w:t>57</w:t>
+                        </w:r>
+                      </w:p>
+                    </w:tc>
+                    <w:tc>
+                      <w:tcPr>
+                        <w:tcW w:w="440" w:type="dxa"/>
+                        <w:tcBorders>
+                          <w:top w:val="single" w:sz="4" w:space="0" w:color="auto"/>
+                          <w:left w:val="single" w:sz="4" w:space="0" w:color="auto"/>
+                          <w:bottom w:val="single" w:sz="4" w:space="0" w:color="auto"/>
+                          <w:right w:val="single" w:sz="4" w:space="0" w:color="auto"/>
+                        </w:tcBorders>
+                        <w:tcMar>
+                          <w:top w:w="0" w:type="dxa"/>
+                          <w:left w:w="0" w:type="dxa"/>
+                          <w:bottom w:w="0" w:type="dxa"/>
+                          <w:right w:w="0" w:type="dxa"/>
+                        </w:tcMar>
+                        <w:vAlign w:val="center"/>
+                      </w:tcPr>
+                      <w:p>
+                        <w:pPr>
+                          <w:jc w:val="center"/>
+                          <w:spacing w:before="0" w:after="0" w:line="240" w:lineRule="auto"/>
+                        </w:pPr>
+                        <w:r>
+                          <w:rPr>
+                            <w:rFonts w:ascii="Calibri" w:hAnsi="Calibri" w:cs="Calibri"/>
+                            <w:sz w:val="16"/>
+                            <w:szCs w:val="16"/>
+                          </w:rPr>
+                          <w:t>56</w:t>
+                        </w:r>
+                      </w:p>
+                    </w:tc>
+                    <w:tc>
+                      <w:tcPr>
+                        <w:tcW w:w="440" w:type="dxa"/>
+                        <w:tcBorders>
+                          <w:top w:val="single" w:sz="4" w:space="0" w:color="auto"/>
+                          <w:left w:val="single" w:sz="4" w:space="0" w:color="auto"/>
+                          <w:bottom w:val="single" w:sz="4" w:space="0" w:color="auto"/>
+                          <w:right w:val="single" w:sz="4" w:space="0" w:color="auto"/>
+                        </w:tcBorders>
+                        <w:tcMar>
+                          <w:top w:w="0" w:type="dxa"/>
+                          <w:left w:w="0" w:type="dxa"/>
+                          <w:bottom w:w="0" w:type="dxa"/>
+                          <w:right w:w="0" w:type="dxa"/>
+                        </w:tcMar>
+                        <w:vAlign w:val="center"/>
+                      </w:tcPr>
+                      <w:p>
+                        <w:pPr>
+                          <w:jc w:val="center"/>
+                          <w:spacing w:before="0" w:after="0" w:line="240" w:lineRule="auto"/>
+                        </w:pPr>
+                        <w:r>
+                          <w:rPr>
+                            <w:rFonts w:ascii="Calibri" w:hAnsi="Calibri" w:cs="Calibri"/>
+                            <w:sz w:val="16"/>
+                            <w:szCs w:val="16"/>
+                          </w:rPr>
+                          <w:t>55</w:t>
+                        </w:r>
+                      </w:p>
+                    </w:tc>
+                    <w:tc>
+                      <w:tcPr>
+                        <w:tcW w:w="440" w:type="dxa"/>
+                        <w:tcBorders>
+                          <w:top w:val="single" w:sz="4" w:space="0" w:color="auto"/>
+                          <w:left w:val="single" w:sz="4" w:space="0" w:color="auto"/>
+                          <w:bottom w:val="single" w:sz="4" w:space="0" w:color="auto"/>
+                          <w:right w:val="single" w:sz="4" w:space="0" w:color="auto"/>
+                        </w:tcBorders>
+                        <w:tcMar>
+                          <w:top w:w="0" w:type="dxa"/>
+                          <w:left w:w="0" w:type="dxa"/>
+                          <w:bottom w:w="0" w:type="dxa"/>
+                          <w:right w:w="0" w:type="dxa"/>
+                        </w:tcMar>
+                        <w:vAlign w:val="center"/>
+                      </w:tcPr>
+                      <w:p>
+                        <w:pPr>
+                          <w:jc w:val="center"/>
+                          <w:spacing w:before="0" w:after="0" w:line="240" w:lineRule="auto"/>
+                        </w:pPr>
+                        <w:r>
+                          <w:rPr>
+                            <w:rFonts w:ascii="Calibri" w:hAnsi="Calibri" w:cs="Calibri"/>
+                            <w:sz w:val="16"/>
+                            <w:szCs w:val="16"/>
+                          </w:rPr>
+                          <w:t>54</w:t>
+                        </w:r>
+                      </w:p>
+                    </w:tc>
+                    <w:tc>
+                      <w:tcPr>
+                        <w:tcW w:w="440" w:type="dxa"/>
+                        <w:tcBorders>
+                          <w:top w:val="single" w:sz="4" w:space="0" w:color="auto"/>
+                          <w:left w:val="single" w:sz="4" w:space="0" w:color="auto"/>
+                          <w:bottom w:val="single" w:sz="4" w:space="0" w:color="auto"/>
+                          <w:right w:val="single" w:sz="4" w:space="0" w:color="auto"/>
+                        </w:tcBorders>
+                        <w:tcMar>
+                          <w:top w:w="0" w:type="dxa"/>
+                          <w:left w:w="0" w:type="dxa"/>
+                          <w:bottom w:w="0" w:type="dxa"/>
+                          <w:right w:w="0" w:type="dxa"/>
+                        </w:tcMar>
+                        <w:vAlign w:val="center"/>
+                      </w:tcPr>
+                      <w:p>
+                        <w:pPr>
+                          <w:jc w:val="center"/>
+                          <w:spacing w:before="0" w:after="0" w:line="240" w:lineRule="auto"/>
+                        </w:pPr>
+                        <w:r>
+                          <w:rPr>
+                            <w:rFonts w:ascii="Calibri" w:hAnsi="Calibri" w:cs="Calibri"/>
+                            <w:sz w:val="16"/>
+                            <w:szCs w:val="16"/>
+                          </w:rPr>
+                          <w:t>53</w:t>
+                        </w:r>
+                      </w:p>
+                    </w:tc>
+                    <w:tc>
+                      <w:tcPr>
+                        <w:tcW w:w="440" w:type="dxa"/>
+                        <w:tcBorders>
+                          <w:top w:val="single" w:sz="4" w:space="0" w:color="auto"/>
+                          <w:left w:val="single" w:sz="4" w:space="0" w:color="auto"/>
+                          <w:bottom w:val="single" w:sz="4" w:space="0" w:color="auto"/>
+                          <w:right w:val="single" w:sz="4" w:space="0" w:color="auto"/>
+                        </w:tcBorders>
+                        <w:tcMar>
+                          <w:top w:w="0" w:type="dxa"/>
+                          <w:left w:w="0" w:type="dxa"/>
+                          <w:bottom w:w="0" w:type="dxa"/>
+                          <w:right w:w="0" w:type="dxa"/>
+                        </w:tcMar>
+                        <w:vAlign w:val="center"/>
+                      </w:tcPr>
+                      <w:p>
+                        <w:pPr>
+                          <w:jc w:val="center"/>
+                          <w:spacing w:before="0" w:after="0" w:line="240" w:lineRule="auto"/>
+                        </w:pPr>
+                        <w:r>
+                          <w:rPr>
+                            <w:rFonts w:ascii="Calibri" w:hAnsi="Calibri" w:cs="Calibri"/>
+                            <w:sz w:val="16"/>
+                            <w:szCs w:val="16"/>
+                          </w:rPr>
+                          <w:t>52</w:t>
+                        </w:r>
+                      </w:p>
+                    </w:tc>
+                    <w:tc>
+                      <w:tcPr>
+                        <w:tcW w:w="440" w:type="dxa"/>
+                        <w:tcBorders>
+                          <w:top w:val="single" w:sz="4" w:space="0" w:color="auto"/>
+                          <w:left w:val="single" w:sz="4" w:space="0" w:color="auto"/>
+                          <w:bottom w:val="single" w:sz="4" w:space="0" w:color="auto"/>
+                          <w:right w:val="single" w:sz="4" w:space="0" w:color="auto"/>
+                        </w:tcBorders>
+                        <w:tcMar>
+                          <w:top w:w="0" w:type="dxa"/>
+                          <w:left w:w="0" w:type="dxa"/>
+                          <w:bottom w:w="0" w:type="dxa"/>
+                          <w:right w:w="0" w:type="dxa"/>
+                        </w:tcMar>
+                        <w:vAlign w:val="center"/>
+                      </w:tcPr>
+                      <w:p>
+                        <w:pPr>
+                          <w:jc w:val="center"/>
+                          <w:spacing w:before="0" w:after="0" w:line="240" w:lineRule="auto"/>
+                        </w:pPr>
+                        <w:r>
+                          <w:rPr>
+                            <w:rFonts w:ascii="Calibri" w:hAnsi="Calibri" w:cs="Calibri"/>
+                            <w:sz w:val="16"/>
+                            <w:szCs w:val="16"/>
+                          </w:rPr>
+                          <w:t>51</w:t>
+                        </w:r>
+                      </w:p>
+                    </w:tc>
+                  </w:tr>
+                  <w:tr>
+                    <w:trPr>
+                      <w:trHeight w:hRule="exact" w:val="440"/>
+                    </w:trPr>
+                    <w:tc>
+                      <w:tcPr>
+                        <w:tcW w:w="440" w:type="dxa"/>
+                        <w:tcBorders>
+                          <w:top w:val="single" w:sz="4" w:space="0" w:color="auto"/>
+                          <w:left w:val="single" w:sz="4" w:space="0" w:color="auto"/>
+                          <w:bottom w:val="single" w:sz="4" w:space="0" w:color="auto"/>
+                          <w:right w:val="single" w:sz="4" w:space="0" w:color="auto"/>
+                        </w:tcBorders>
+                        <w:tcMar>
+                          <w:top w:w="0" w:type="dxa"/>
+                          <w:left w:w="0" w:type="dxa"/>
+                          <w:bottom w:w="0" w:type="dxa"/>
+                          <w:right w:w="0" w:type="dxa"/>
+                        </w:tcMar>
+                        <w:vAlign w:val="center"/>
+                      </w:tcPr>
+                      <w:p>
+                        <w:pPr>
+                          <w:jc w:val="center"/>
+                          <w:spacing w:before="0" w:after="0" w:line="240" w:lineRule="auto"/>
+                        </w:pPr>
+                        <w:r>
+                          <w:rPr>
+                            <w:rFonts w:ascii="Calibri" w:hAnsi="Calibri" w:cs="Calibri"/>
+                            <w:sz w:val="16"/>
+                            <w:szCs w:val="16"/>
+                          </w:rPr>
+                          <w:t>61</w:t>
+                        </w:r>
+                      </w:p>
+                    </w:tc>
+                    <w:tc>
+                      <w:tcPr>
+                        <w:tcW w:w="440" w:type="dxa"/>
+                        <w:tcBorders>
+                          <w:top w:val="single" w:sz="4" w:space="0" w:color="auto"/>
+                          <w:left w:val="single" w:sz="4" w:space="0" w:color="auto"/>
+                          <w:bottom w:val="single" w:sz="4" w:space="0" w:color="auto"/>
+                          <w:right w:val="single" w:sz="4" w:space="0" w:color="auto"/>
+                        </w:tcBorders>
+                        <w:tcMar>
+                          <w:top w:w="0" w:type="dxa"/>
+                          <w:left w:w="0" w:type="dxa"/>
+                          <w:bottom w:w="0" w:type="dxa"/>
+                          <w:right w:w="0" w:type="dxa"/>
+                        </w:tcMar>
+                        <w:vAlign w:val="center"/>
+                      </w:tcPr>
+                      <w:p>
+                        <w:pPr>
+                          <w:jc w:val="center"/>
+                          <w:spacing w:before="0" w:after="0" w:line="240" w:lineRule="auto"/>
+                        </w:pPr>
+                        <w:r>
+                          <w:rPr>
+                            <w:rFonts w:ascii="Calibri" w:hAnsi="Calibri" w:cs="Calibri"/>
+                            <w:sz w:val="16"/>
+                            <w:szCs w:val="16"/>
+                          </w:rPr>
+                          <w:t>62</w:t>
+                        </w:r>
+                      </w:p>
+                    </w:tc>
+                    <w:tc>
+                      <w:tcPr>
+                        <w:tcW w:w="440" w:type="dxa"/>
+                        <w:tcBorders>
+                          <w:top w:val="single" w:sz="4" w:space="0" w:color="auto"/>
+                          <w:left w:val="single" w:sz="4" w:space="0" w:color="auto"/>
+                          <w:bottom w:val="single" w:sz="4" w:space="0" w:color="auto"/>
+                          <w:right w:val="single" w:sz="4" w:space="0" w:color="auto"/>
+                        </w:tcBorders>
+                        <w:tcMar>
+                          <w:top w:w="0" w:type="dxa"/>
+                          <w:left w:w="0" w:type="dxa"/>
+                          <w:bottom w:w="0" w:type="dxa"/>
+                          <w:right w:w="0" w:type="dxa"/>
+                        </w:tcMar>
+                        <w:vAlign w:val="center"/>
+                      </w:tcPr>
+                      <w:p>
+                        <w:pPr>
+                          <w:jc w:val="center"/>
+                          <w:spacing w:before="0" w:after="0" w:line="240" w:lineRule="auto"/>
+                        </w:pPr>
+                        <w:r>
+                          <w:rPr>
+                            <w:rFonts w:ascii="Calibri" w:hAnsi="Calibri" w:cs="Calibri"/>
+                            <w:sz w:val="16"/>
+                            <w:szCs w:val="16"/>
+                          </w:rPr>
+                          <w:t>63</w:t>
+                        </w:r>
+                      </w:p>
+                    </w:tc>
+                    <w:tc>
+                      <w:tcPr>
+                        <w:tcW w:w="440" w:type="dxa"/>
+                        <w:tcBorders>
+                          <w:top w:val="single" w:sz="4" w:space="0" w:color="auto"/>
+                          <w:left w:val="single" w:sz="4" w:space="0" w:color="auto"/>
+                          <w:bottom w:val="single" w:sz="4" w:space="0" w:color="auto"/>
+                          <w:right w:val="single" w:sz="4" w:space="0" w:color="auto"/>
+                        </w:tcBorders>
+                        <w:tcMar>
+                          <w:top w:w="0" w:type="dxa"/>
+                          <w:left w:w="0" w:type="dxa"/>
+                          <w:bottom w:w="0" w:type="dxa"/>
+                          <w:right w:w="0" w:type="dxa"/>
+                        </w:tcMar>
+                        <w:vAlign w:val="center"/>
+                      </w:tcPr>
+                      <w:p>
+                        <w:pPr>
+                          <w:jc w:val="center"/>
+                          <w:spacing w:before="0" w:after="0" w:line="240" w:lineRule="auto"/>
+                        </w:pPr>
+                        <w:r>
+                          <w:rPr>
+                            <w:rFonts w:ascii="Calibri" w:hAnsi="Calibri" w:cs="Calibri"/>
+                            <w:sz w:val="16"/>
+                            <w:szCs w:val="16"/>
+                          </w:rPr>
+                          <w:t>64</w:t>
+                        </w:r>
+                      </w:p>
+                    </w:tc>
+                    <w:tc>
+                      <w:tcPr>
+                        <w:tcW w:w="440" w:type="dxa"/>
+                        <w:tcBorders>
+                          <w:top w:val="single" w:sz="4" w:space="0" w:color="auto"/>
+                          <w:left w:val="single" w:sz="4" w:space="0" w:color="auto"/>
+                          <w:bottom w:val="single" w:sz="4" w:space="0" w:color="auto"/>
+                          <w:right w:val="single" w:sz="4" w:space="0" w:color="auto"/>
+                        </w:tcBorders>
+                        <w:tcMar>
+                          <w:top w:w="0" w:type="dxa"/>
+                          <w:left w:w="0" w:type="dxa"/>
+                          <w:bottom w:w="0" w:type="dxa"/>
+                          <w:right w:w="0" w:type="dxa"/>
+                        </w:tcMar>
+                        <w:vAlign w:val="center"/>
+                      </w:tcPr>
+                      <w:p>
+                        <w:pPr>
+                          <w:jc w:val="center"/>
+                          <w:spacing w:before="0" w:after="0" w:line="240" w:lineRule="auto"/>
+                        </w:pPr>
+                        <w:r>
+                          <w:rPr>
+                            <w:rFonts w:ascii="Calibri" w:hAnsi="Calibri" w:cs="Calibri"/>
+                            <w:sz w:val="16"/>
+                            <w:szCs w:val="16"/>
+                          </w:rPr>
+                          <w:t>65</w:t>
+                        </w:r>
+                      </w:p>
+                    </w:tc>
+                    <w:tc>
+                      <w:tcPr>
+                        <w:tcW w:w="440" w:type="dxa"/>
+                        <w:tcBorders>
+                          <w:top w:val="single" w:sz="4" w:space="0" w:color="auto"/>
+                          <w:left w:val="single" w:sz="4" w:space="0" w:color="auto"/>
+                          <w:bottom w:val="single" w:sz="4" w:space="0" w:color="auto"/>
+                          <w:right w:val="single" w:sz="4" w:space="0" w:color="auto"/>
+                        </w:tcBorders>
+                        <w:tcMar>
+                          <w:top w:w="0" w:type="dxa"/>
+                          <w:left w:w="0" w:type="dxa"/>
+                          <w:bottom w:w="0" w:type="dxa"/>
+                          <w:right w:w="0" w:type="dxa"/>
+                        </w:tcMar>
+                        <w:vAlign w:val="center"/>
+                      </w:tcPr>
+                      <w:p>
+                        <w:pPr>
+                          <w:jc w:val="center"/>
+                          <w:spacing w:before="0" w:after="0" w:line="240" w:lineRule="auto"/>
+                        </w:pPr>
+                        <w:r>
+                          <w:rPr>
+                            <w:rFonts w:ascii="Calibri" w:hAnsi="Calibri" w:cs="Calibri"/>
+                            <w:sz w:val="16"/>
+                            <w:szCs w:val="16"/>
+                          </w:rPr>
+                          <w:t>66</w:t>
+                        </w:r>
+                      </w:p>
+                    </w:tc>
+                    <w:tc>
+                      <w:tcPr>
+                        <w:tcW w:w="440" w:type="dxa"/>
+                        <w:tcBorders>
+                          <w:top w:val="single" w:sz="4" w:space="0" w:color="auto"/>
+                          <w:left w:val="single" w:sz="4" w:space="0" w:color="auto"/>
+                          <w:bottom w:val="single" w:sz="4" w:space="0" w:color="auto"/>
+                          <w:right w:val="single" w:sz="4" w:space="0" w:color="auto"/>
+                        </w:tcBorders>
+                        <w:tcMar>
+                          <w:top w:w="0" w:type="dxa"/>
+                          <w:left w:w="0" w:type="dxa"/>
+                          <w:bottom w:w="0" w:type="dxa"/>
+                          <w:right w:w="0" w:type="dxa"/>
+                        </w:tcMar>
+                        <w:vAlign w:val="center"/>
+                      </w:tcPr>
+                      <w:p>
+                        <w:pPr>
+                          <w:jc w:val="center"/>
+                          <w:spacing w:before="0" w:after="0" w:line="240" w:lineRule="auto"/>
+                        </w:pPr>
+                        <w:r>
+                          <w:rPr>
+                            <w:rFonts w:ascii="Calibri" w:hAnsi="Calibri" w:cs="Calibri"/>
+                            <w:sz w:val="16"/>
+                            <w:szCs w:val="16"/>
+                          </w:rPr>
+                          <w:t>67</w:t>
+                        </w:r>
+                      </w:p>
+                    </w:tc>
+                    <w:tc>
+                      <w:tcPr>
+                        <w:tcW w:w="440" w:type="dxa"/>
+                        <w:tcBorders>
+                          <w:top w:val="single" w:sz="4" w:space="0" w:color="auto"/>
+                          <w:left w:val="single" w:sz="4" w:space="0" w:color="auto"/>
+                          <w:bottom w:val="single" w:sz="4" w:space="0" w:color="auto"/>
+                          <w:right w:val="single" w:sz="4" w:space="0" w:color="auto"/>
+                        </w:tcBorders>
+                        <w:tcMar>
+                          <w:top w:w="0" w:type="dxa"/>
+                          <w:left w:w="0" w:type="dxa"/>
+                          <w:bottom w:w="0" w:type="dxa"/>
+                          <w:right w:w="0" w:type="dxa"/>
+                        </w:tcMar>
+                        <w:vAlign w:val="center"/>
+                      </w:tcPr>
+                      <w:p>
+                        <w:pPr>
+                          <w:jc w:val="center"/>
+                          <w:spacing w:before="0" w:after="0" w:line="240" w:lineRule="auto"/>
+                        </w:pPr>
+                        <w:r>
+                          <w:rPr>
+                            <w:rFonts w:ascii="Calibri" w:hAnsi="Calibri" w:cs="Calibri"/>
+                            <w:sz w:val="16"/>
+                            <w:szCs w:val="16"/>
+                          </w:rPr>
+                          <w:t>68</w:t>
+                        </w:r>
+                      </w:p>
+                    </w:tc>
+                    <w:tc>
+                      <w:tcPr>
+                        <w:tcW w:w="440" w:type="dxa"/>
+                        <w:tcBorders>
+                          <w:top w:val="single" w:sz="4" w:space="0" w:color="auto"/>
+                          <w:left w:val="single" w:sz="4" w:space="0" w:color="auto"/>
+                          <w:bottom w:val="single" w:sz="4" w:space="0" w:color="auto"/>
+                          <w:right w:val="single" w:sz="4" w:space="0" w:color="auto"/>
+                        </w:tcBorders>
+                        <w:tcMar>
+                          <w:top w:w="0" w:type="dxa"/>
+                          <w:left w:w="0" w:type="dxa"/>
+                          <w:bottom w:w="0" w:type="dxa"/>
+                          <w:right w:w="0" w:type="dxa"/>
+                        </w:tcMar>
+                        <w:vAlign w:val="center"/>
+                      </w:tcPr>
+                      <w:p>
+                        <w:pPr>
+                          <w:jc w:val="center"/>
+                          <w:spacing w:before="0" w:after="0" w:line="240" w:lineRule="auto"/>
+                        </w:pPr>
+                        <w:r>
+                          <w:rPr>
+                            <w:rFonts w:ascii="Calibri" w:hAnsi="Calibri" w:cs="Calibri"/>
+                            <w:sz w:val="16"/>
+                            <w:szCs w:val="16"/>
+                          </w:rPr>
+                          <w:t>69</w:t>
+                        </w:r>
+                      </w:p>
+                    </w:tc>
+                    <w:tc>
+                      <w:tcPr>
+                        <w:tcW w:w="440" w:type="dxa"/>
+                        <w:tcBorders>
+                          <w:top w:val="single" w:sz="4" w:space="0" w:color="auto"/>
+                          <w:left w:val="single" w:sz="4" w:space="0" w:color="auto"/>
+                          <w:bottom w:val="single" w:sz="4" w:space="0" w:color="auto"/>
+                          <w:right w:val="single" w:sz="4" w:space="0" w:color="auto"/>
+                        </w:tcBorders>
+                        <w:tcMar>
+                          <w:top w:w="0" w:type="dxa"/>
+                          <w:left w:w="0" w:type="dxa"/>
+                          <w:bottom w:w="0" w:type="dxa"/>
+                          <w:right w:w="0" w:type="dxa"/>
+                        </w:tcMar>
+                        <w:vAlign w:val="center"/>
+                      </w:tcPr>
+                      <w:p>
+                        <w:pPr>
+                          <w:jc w:val="center"/>
+                          <w:spacing w:before="0" w:after="0" w:line="240" w:lineRule="auto"/>
+                        </w:pPr>
+                        <w:r>
+                          <w:rPr>
+                            <w:rFonts w:ascii="Calibri" w:hAnsi="Calibri" w:cs="Calibri"/>
+                            <w:sz w:val="16"/>
+                            <w:szCs w:val="16"/>
+                          </w:rPr>
+                          <w:t>70</w:t>
+                        </w:r>
+                      </w:p>
+                    </w:tc>
+                  </w:tr>
+                  <w:tr>
+                    <w:trPr>
+                      <w:trHeight w:hRule="exact" w:val="440"/>
+                    </w:trPr>
+                    <w:tc>
+                      <w:tcPr>
+                        <w:tcW w:w="440" w:type="dxa"/>
+                        <w:tcBorders>
+                          <w:top w:val="single" w:sz="4" w:space="0" w:color="auto"/>
+                          <w:left w:val="single" w:sz="4" w:space="0" w:color="auto"/>
+                          <w:bottom w:val="single" w:sz="4" w:space="0" w:color="auto"/>
+                          <w:right w:val="single" w:sz="4" w:space="0" w:color="auto"/>
+                        </w:tcBorders>
+                        <w:tcMar>
+                          <w:top w:w="0" w:type="dxa"/>
+                          <w:left w:w="0" w:type="dxa"/>
+                          <w:bottom w:w="0" w:type="dxa"/>
+                          <w:right w:w="0" w:type="dxa"/>
+                        </w:tcMar>
+                        <w:vAlign w:val="center"/>
+                      </w:tcPr>
+                      <w:p>
+                        <w:pPr>
+                          <w:jc w:val="center"/>
+                          <w:spacing w:before="0" w:after="0" w:line="240" w:lineRule="auto"/>
+                        </w:pPr>
+                        <w:r>
+                          <w:rPr>
+                            <w:rFonts w:ascii="Calibri" w:hAnsi="Calibri" w:cs="Calibri"/>
+                            <w:sz w:val="16"/>
+                            <w:szCs w:val="16"/>
+                          </w:rPr>
+                          <w:t>80</w:t>
+                        </w:r>
+                      </w:p>
+                    </w:tc>
+                    <w:tc>
+                      <w:tcPr>
+                        <w:tcW w:w="440" w:type="dxa"/>
+                        <w:tcBorders>
+                          <w:top w:val="single" w:sz="4" w:space="0" w:color="auto"/>
+                          <w:left w:val="single" w:sz="4" w:space="0" w:color="auto"/>
+                          <w:bottom w:val="single" w:sz="4" w:space="0" w:color="auto"/>
+                          <w:right w:val="single" w:sz="4" w:space="0" w:color="auto"/>
+                        </w:tcBorders>
+                        <w:tcMar>
+                          <w:top w:w="0" w:type="dxa"/>
+                          <w:left w:w="0" w:type="dxa"/>
+                          <w:bottom w:w="0" w:type="dxa"/>
+                          <w:right w:w="0" w:type="dxa"/>
+                        </w:tcMar>
+                        <w:vAlign w:val="center"/>
+                      </w:tcPr>
+                      <w:p>
+                        <w:pPr>
+                          <w:jc w:val="center"/>
+                          <w:spacing w:before="0" w:after="0" w:line="240" w:lineRule="auto"/>
+                        </w:pPr>
+                        <w:r>
+                          <w:rPr>
+                            <w:rFonts w:ascii="Calibri" w:hAnsi="Calibri" w:cs="Calibri"/>
+                            <w:sz w:val="16"/>
+                            <w:szCs w:val="16"/>
+                          </w:rPr>
+                          <w:t>79</w:t>
+                        </w:r>
+                      </w:p>
+                    </w:tc>
+                    <w:tc>
+                      <w:tcPr>
+                        <w:tcW w:w="440" w:type="dxa"/>
+                        <w:tcBorders>
+                          <w:top w:val="single" w:sz="4" w:space="0" w:color="auto"/>
+                          <w:left w:val="single" w:sz="4" w:space="0" w:color="auto"/>
+                          <w:bottom w:val="single" w:sz="4" w:space="0" w:color="auto"/>
+                          <w:right w:val="single" w:sz="4" w:space="0" w:color="auto"/>
+                        </w:tcBorders>
+                        <w:tcMar>
+                          <w:top w:w="0" w:type="dxa"/>
+                          <w:left w:w="0" w:type="dxa"/>
+                          <w:bottom w:w="0" w:type="dxa"/>
+                          <w:right w:w="0" w:type="dxa"/>
+                        </w:tcMar>
+                        <w:vAlign w:val="center"/>
+                      </w:tcPr>
+                      <w:p>
+                        <w:pPr>
+                          <w:jc w:val="center"/>
+                          <w:spacing w:before="0" w:after="0" w:line="240" w:lineRule="auto"/>
+                        </w:pPr>
+                        <w:r>
+                          <w:rPr>
+                            <w:rFonts w:ascii="Calibri" w:hAnsi="Calibri" w:cs="Calibri"/>
+                            <w:sz w:val="16"/>
+                            <w:szCs w:val="16"/>
+                          </w:rPr>
+                          <w:t>78</w:t>
+                        </w:r>
+                      </w:p>
+                    </w:tc>
+                    <w:tc>
+                      <w:tcPr>
+                        <w:tcW w:w="440" w:type="dxa"/>
+                        <w:tcBorders>
+                          <w:top w:val="single" w:sz="4" w:space="0" w:color="auto"/>
+                          <w:left w:val="single" w:sz="4" w:space="0" w:color="auto"/>
+                          <w:bottom w:val="single" w:sz="4" w:space="0" w:color="auto"/>
+                          <w:right w:val="single" w:sz="4" w:space="0" w:color="auto"/>
+                        </w:tcBorders>
+                        <w:tcMar>
+                          <w:top w:w="0" w:type="dxa"/>
+                          <w:left w:w="0" w:type="dxa"/>
+                          <w:bottom w:w="0" w:type="dxa"/>
+                          <w:right w:w="0" w:type="dxa"/>
+                        </w:tcMar>
+                        <w:vAlign w:val="center"/>
+                      </w:tcPr>
+                      <w:p>
+                        <w:pPr>
+                          <w:jc w:val="center"/>
+                          <w:spacing w:before="0" w:after="0" w:line="240" w:lineRule="auto"/>
+                        </w:pPr>
+                        <w:r>
+                          <w:rPr>
+                            <w:rFonts w:ascii="Calibri" w:hAnsi="Calibri" w:cs="Calibri"/>
+                            <w:sz w:val="16"/>
+                            <w:szCs w:val="16"/>
+                          </w:rPr>
+                          <w:t>77</w:t>
+                        </w:r>
+                      </w:p>
+                    </w:tc>
+                    <w:tc>
+                      <w:tcPr>
+                        <w:tcW w:w="440" w:type="dxa"/>
+                        <w:tcBorders>
+                          <w:top w:val="single" w:sz="4" w:space="0" w:color="auto"/>
+                          <w:left w:val="single" w:sz="4" w:space="0" w:color="auto"/>
+                          <w:bottom w:val="single" w:sz="4" w:space="0" w:color="auto"/>
+                          <w:right w:val="single" w:sz="4" w:space="0" w:color="auto"/>
+                        </w:tcBorders>
+                        <w:tcMar>
+                          <w:top w:w="0" w:type="dxa"/>
+                          <w:left w:w="0" w:type="dxa"/>
+                          <w:bottom w:w="0" w:type="dxa"/>
+                          <w:right w:w="0" w:type="dxa"/>
+                        </w:tcMar>
+                        <w:vAlign w:val="center"/>
+                      </w:tcPr>
+                      <w:p>
+                        <w:pPr>
+                          <w:jc w:val="center"/>
+                          <w:spacing w:before="0" w:after="0" w:line="240" w:lineRule="auto"/>
+                        </w:pPr>
+                        <w:r>
+                          <w:rPr>
+                            <w:rFonts w:ascii="Calibri" w:hAnsi="Calibri" w:cs="Calibri"/>
+                            <w:sz w:val="16"/>
+                            <w:szCs w:val="16"/>
+                          </w:rPr>
+                          <w:t>76</w:t>
+                        </w:r>
+                      </w:p>
+                    </w:tc>
+                    <w:tc>
+                      <w:tcPr>
+                        <w:tcW w:w="440" w:type="dxa"/>
+                        <w:tcBorders>
+                          <w:top w:val="single" w:sz="4" w:space="0" w:color="auto"/>
+                          <w:left w:val="single" w:sz="4" w:space="0" w:color="auto"/>
+                          <w:bottom w:val="single" w:sz="4" w:space="0" w:color="auto"/>
+                          <w:right w:val="single" w:sz="4" w:space="0" w:color="auto"/>
+                        </w:tcBorders>
+                        <w:tcMar>
+                          <w:top w:w="0" w:type="dxa"/>
+                          <w:left w:w="0" w:type="dxa"/>
+                          <w:bottom w:w="0" w:type="dxa"/>
+                          <w:right w:w="0" w:type="dxa"/>
+                        </w:tcMar>
+                        <w:vAlign w:val="center"/>
+                      </w:tcPr>
+                      <w:p>
+                        <w:pPr>
+                          <w:jc w:val="center"/>
+                          <w:spacing w:before="0" w:after="0" w:line="240" w:lineRule="auto"/>
+                        </w:pPr>
+                        <w:r>
+                          <w:rPr>
+                            <w:rFonts w:ascii="Calibri" w:hAnsi="Calibri" w:cs="Calibri"/>
+                            <w:sz w:val="16"/>
+                            <w:szCs w:val="16"/>
+                          </w:rPr>
+                          <w:t>75</w:t>
+                        </w:r>
+                      </w:p>
+                    </w:tc>
+                    <w:tc>
+                      <w:tcPr>
+                        <w:tcW w:w="440" w:type="dxa"/>
+                        <w:tcBorders>
+                          <w:top w:val="single" w:sz="4" w:space="0" w:color="auto"/>
+                          <w:left w:val="single" w:sz="4" w:space="0" w:color="auto"/>
+                          <w:bottom w:val="single" w:sz="4" w:space="0" w:color="auto"/>
+                          <w:right w:val="single" w:sz="4" w:space="0" w:color="auto"/>
+                        </w:tcBorders>
+                        <w:tcMar>
+                          <w:top w:w="0" w:type="dxa"/>
+                          <w:left w:w="0" w:type="dxa"/>
+                          <w:bottom w:w="0" w:type="dxa"/>
+                          <w:right w:w="0" w:type="dxa"/>
+                        </w:tcMar>
+                        <w:vAlign w:val="center"/>
+                      </w:tcPr>
+                      <w:p>
+                        <w:pPr>
+                          <w:jc w:val="center"/>
+                          <w:spacing w:before="0" w:after="0" w:line="240" w:lineRule="auto"/>
+                        </w:pPr>
+                        <w:r>
+                          <w:rPr>
+                            <w:rFonts w:ascii="Calibri" w:hAnsi="Calibri" w:cs="Calibri"/>
+                            <w:sz w:val="16"/>
+                            <w:szCs w:val="16"/>
+                          </w:rPr>
+                          <w:t>74</w:t>
+                        </w:r>
+                      </w:p>
+                    </w:tc>
+                    <w:tc>
+                      <w:tcPr>
+                        <w:tcW w:w="440" w:type="dxa"/>
+                        <w:tcBorders>
+                          <w:top w:val="single" w:sz="4" w:space="0" w:color="auto"/>
+                          <w:left w:val="single" w:sz="4" w:space="0" w:color="auto"/>
+                          <w:bottom w:val="single" w:sz="4" w:space="0" w:color="auto"/>
+                          <w:right w:val="single" w:sz="4" w:space="0" w:color="auto"/>
+                        </w:tcBorders>
+                        <w:tcMar>
+                          <w:top w:w="0" w:type="dxa"/>
+                          <w:left w:w="0" w:type="dxa"/>
+                          <w:bottom w:w="0" w:type="dxa"/>
+                          <w:right w:w="0" w:type="dxa"/>
+                        </w:tcMar>
+                        <w:vAlign w:val="center"/>
+                      </w:tcPr>
+                      <w:p>
+                        <w:pPr>
+                          <w:jc w:val="center"/>
+                          <w:spacing w:before="0" w:after="0" w:line="240" w:lineRule="auto"/>
+                        </w:pPr>
+                        <w:r>
+                          <w:rPr>
+                            <w:rFonts w:ascii="Calibri" w:hAnsi="Calibri" w:cs="Calibri"/>
+                            <w:sz w:val="16"/>
+                            <w:szCs w:val="16"/>
+                          </w:rPr>
+                          <w:t>73</w:t>
+                        </w:r>
+                      </w:p>
+                    </w:tc>
+                    <w:tc>
+                      <w:tcPr>
+                        <w:tcW w:w="440" w:type="dxa"/>
+                        <w:tcBorders>
+                          <w:top w:val="single" w:sz="4" w:space="0" w:color="auto"/>
+                          <w:left w:val="single" w:sz="4" w:space="0" w:color="auto"/>
+                          <w:bottom w:val="single" w:sz="4" w:space="0" w:color="auto"/>
+                          <w:right w:val="single" w:sz="4" w:space="0" w:color="auto"/>
+                        </w:tcBorders>
+                        <w:tcMar>
+                          <w:top w:w="0" w:type="dxa"/>
+                          <w:left w:w="0" w:type="dxa"/>
+                          <w:bottom w:w="0" w:type="dxa"/>
+                          <w:right w:w="0" w:type="dxa"/>
+                        </w:tcMar>
+                        <w:vAlign w:val="center"/>
+                      </w:tcPr>
+                      <w:p>
+                        <w:pPr>
+                          <w:jc w:val="center"/>
+                          <w:spacing w:before="0" w:after="0" w:line="240" w:lineRule="auto"/>
+                        </w:pPr>
+                        <w:r>
+                          <w:rPr>
+                            <w:rFonts w:ascii="Calibri" w:hAnsi="Calibri" w:cs="Calibri"/>
+                            <w:sz w:val="16"/>
+                            <w:szCs w:val="16"/>
+                          </w:rPr>
+                          <w:t>72</w:t>
+                        </w:r>
+                      </w:p>
+                    </w:tc>
+                    <w:tc>
+                      <w:tcPr>
+                        <w:tcW w:w="440" w:type="dxa"/>
+                        <w:tcBorders>
+                          <w:top w:val="single" w:sz="4" w:space="0" w:color="auto"/>
+                          <w:left w:val="single" w:sz="4" w:space="0" w:color="auto"/>
+                          <w:bottom w:val="single" w:sz="4" w:space="0" w:color="auto"/>
+                          <w:right w:val="single" w:sz="4" w:space="0" w:color="auto"/>
+                        </w:tcBorders>
+                        <w:tcMar>
+                          <w:top w:w="0" w:type="dxa"/>
+                          <w:left w:w="0" w:type="dxa"/>
+                          <w:bottom w:w="0" w:type="dxa"/>
+                          <w:right w:w="0" w:type="dxa"/>
+                        </w:tcMar>
+                        <w:vAlign w:val="center"/>
+                      </w:tcPr>
+                      <w:p>
+                        <w:pPr>
+                          <w:jc w:val="center"/>
+                          <w:spacing w:before="0" w:after="0" w:line="240" w:lineRule="auto"/>
+                        </w:pPr>
+                        <w:r>
+                          <w:rPr>
+                            <w:rFonts w:ascii="Calibri" w:hAnsi="Calibri" w:cs="Calibri"/>
+                            <w:sz w:val="16"/>
+                            <w:szCs w:val="16"/>
+                          </w:rPr>
+                          <w:t>71</w:t>
+                        </w:r>
+                      </w:p>
+                    </w:tc>
+                  </w:tr>
+                  <w:tr>
+                    <w:trPr>
+                      <w:trHeight w:hRule="exact" w:val="440"/>
+                    </w:trPr>
+                    <w:tc>
+                      <w:tcPr>
+                        <w:tcW w:w="440" w:type="dxa"/>
+                        <w:tcBorders>
+                          <w:top w:val="single" w:sz="4" w:space="0" w:color="auto"/>
+                          <w:left w:val="single" w:sz="4" w:space="0" w:color="auto"/>
+                          <w:bottom w:val="single" w:sz="4" w:space="0" w:color="auto"/>
+                          <w:right w:val="single" w:sz="4" w:space="0" w:color="auto"/>
+                        </w:tcBorders>
+                        <w:tcMar>
+                          <w:top w:w="0" w:type="dxa"/>
+                          <w:left w:w="0" w:type="dxa"/>
+                          <w:bottom w:w="0" w:type="dxa"/>
+                          <w:right w:w="0" w:type="dxa"/>
+                        </w:tcMar>
+                        <w:vAlign w:val="center"/>
+                      </w:tcPr>
+                      <w:p>
+                        <w:pPr>
+                          <w:jc w:val="center"/>
+                          <w:spacing w:before="0" w:after="0" w:line="240" w:lineRule="auto"/>
+                        </w:pPr>
+                        <w:r>
+                          <w:rPr>
+                            <w:rFonts w:ascii="Calibri" w:hAnsi="Calibri" w:cs="Calibri"/>
+                            <w:sz w:val="16"/>
+                            <w:szCs w:val="16"/>
+                          </w:rPr>
+                          <w:t>81</w:t>
+                        </w:r>
+                      </w:p>
+                    </w:tc>
+                    <w:tc>
+                      <w:tcPr>
+                        <w:tcW w:w="440" w:type="dxa"/>
+                        <w:tcBorders>
+                          <w:top w:val="single" w:sz="4" w:space="0" w:color="auto"/>
+                          <w:left w:val="single" w:sz="4" w:space="0" w:color="auto"/>
+                          <w:bottom w:val="single" w:sz="4" w:space="0" w:color="auto"/>
+                          <w:right w:val="single" w:sz="4" w:space="0" w:color="auto"/>
+                        </w:tcBorders>
+                        <w:tcMar>
+                          <w:top w:w="0" w:type="dxa"/>
+                          <w:left w:w="0" w:type="dxa"/>
+                          <w:bottom w:w="0" w:type="dxa"/>
+                          <w:right w:w="0" w:type="dxa"/>
+                        </w:tcMar>
+                        <w:vAlign w:val="center"/>
+                      </w:tcPr>
+                      <w:p>
+                        <w:pPr>
+                          <w:jc w:val="center"/>
+                          <w:spacing w:before="0" w:after="0" w:line="240" w:lineRule="auto"/>
+                        </w:pPr>
+                        <w:r>
+                          <w:rPr>
+                            <w:rFonts w:ascii="Calibri" w:hAnsi="Calibri" w:cs="Calibri"/>
+                            <w:sz w:val="16"/>
+                            <w:szCs w:val="16"/>
+                          </w:rPr>
+                          <w:t>82</w:t>
+                        </w:r>
+                      </w:p>
+                    </w:tc>
+                    <w:tc>
+                      <w:tcPr>
+                        <w:tcW w:w="440" w:type="dxa"/>
+                        <w:tcBorders>
+                          <w:top w:val="single" w:sz="4" w:space="0" w:color="auto"/>
+                          <w:left w:val="single" w:sz="4" w:space="0" w:color="auto"/>
+                          <w:bottom w:val="single" w:sz="4" w:space="0" w:color="auto"/>
+                          <w:right w:val="single" w:sz="4" w:space="0" w:color="auto"/>
+                        </w:tcBorders>
+                        <w:tcMar>
+                          <w:top w:w="0" w:type="dxa"/>
+                          <w:left w:w="0" w:type="dxa"/>
+                          <w:bottom w:w="0" w:type="dxa"/>
+                          <w:right w:w="0" w:type="dxa"/>
+                        </w:tcMar>
+                        <w:vAlign w:val="center"/>
+                      </w:tcPr>
+                      <w:p>
+                        <w:pPr>
+                          <w:jc w:val="center"/>
+                          <w:spacing w:before="0" w:after="0" w:line="240" w:lineRule="auto"/>
+                        </w:pPr>
+                        <w:r>
+                          <w:rPr>
+                            <w:rFonts w:ascii="Calibri" w:hAnsi="Calibri" w:cs="Calibri"/>
+                            <w:sz w:val="16"/>
+                            <w:szCs w:val="16"/>
+                          </w:rPr>
+                          <w:t>83</w:t>
+                        </w:r>
+                      </w:p>
+                    </w:tc>
+                    <w:tc>
+                      <w:tcPr>
+                        <w:tcW w:w="440" w:type="dxa"/>
+                        <w:tcBorders>
+                          <w:top w:val="single" w:sz="4" w:space="0" w:color="auto"/>
+                          <w:left w:val="single" w:sz="4" w:space="0" w:color="auto"/>
+                          <w:bottom w:val="single" w:sz="4" w:space="0" w:color="auto"/>
+                          <w:right w:val="single" w:sz="4" w:space="0" w:color="auto"/>
+                        </w:tcBorders>
+                        <w:tcMar>
+                          <w:top w:w="0" w:type="dxa"/>
+                          <w:left w:w="0" w:type="dxa"/>
+                          <w:bottom w:w="0" w:type="dxa"/>
+                          <w:right w:w="0" w:type="dxa"/>
+                        </w:tcMar>
+                        <w:vAlign w:val="center"/>
+                      </w:tcPr>
+                      <w:p>
+                        <w:pPr>
+                          <w:jc w:val="center"/>
+                          <w:spacing w:before="0" w:after="0" w:line="240" w:lineRule="auto"/>
+                        </w:pPr>
+                        <w:r>
+                          <w:rPr>
+                            <w:rFonts w:ascii="Calibri" w:hAnsi="Calibri" w:cs="Calibri"/>
+                            <w:sz w:val="16"/>
+                            <w:szCs w:val="16"/>
+                          </w:rPr>
+                          <w:t>84</w:t>
+                        </w:r>
+                      </w:p>
+                    </w:tc>
+                    <w:tc>
+                      <w:tcPr>
+                        <w:tcW w:w="440" w:type="dxa"/>
+                        <w:tcBorders>
+                          <w:top w:val="single" w:sz="4" w:space="0" w:color="auto"/>
+                          <w:left w:val="single" w:sz="4" w:space="0" w:color="auto"/>
+                          <w:bottom w:val="single" w:sz="4" w:space="0" w:color="auto"/>
+                          <w:right w:val="single" w:sz="4" w:space="0" w:color="auto"/>
+                        </w:tcBorders>
+                        <w:tcMar>
+                          <w:top w:w="0" w:type="dxa"/>
+                          <w:left w:w="0" w:type="dxa"/>
+                          <w:bottom w:w="0" w:type="dxa"/>
+                          <w:right w:w="0" w:type="dxa"/>
+                        </w:tcMar>
+                        <w:vAlign w:val="center"/>
+                      </w:tcPr>
+                      <w:p>
+                        <w:pPr>
+                          <w:jc w:val="center"/>
+                          <w:spacing w:before="0" w:after="0" w:line="240" w:lineRule="auto"/>
+                        </w:pPr>
+                        <w:r>
+                          <w:rPr>
+                            <w:rFonts w:ascii="Calibri" w:hAnsi="Calibri" w:cs="Calibri"/>
+                            <w:sz w:val="16"/>
+                            <w:szCs w:val="16"/>
+                          </w:rPr>
+                          <w:t>85</w:t>
+                        </w:r>
+                      </w:p>
+                    </w:tc>
+                    <w:tc>
+                      <w:tcPr>
+                        <w:tcW w:w="440" w:type="dxa"/>
+                        <w:tcBorders>
+                          <w:top w:val="single" w:sz="4" w:space="0" w:color="auto"/>
+                          <w:left w:val="single" w:sz="4" w:space="0" w:color="auto"/>
+                          <w:bottom w:val="single" w:sz="4" w:space="0" w:color="auto"/>
+                          <w:right w:val="single" w:sz="4" w:space="0" w:color="auto"/>
+                        </w:tcBorders>
+                        <w:tcMar>
+                          <w:top w:w="0" w:type="dxa"/>
+                          <w:left w:w="0" w:type="dxa"/>
+                          <w:bottom w:w="0" w:type="dxa"/>
+                          <w:right w:w="0" w:type="dxa"/>
+                        </w:tcMar>
+                        <w:vAlign w:val="center"/>
+                      </w:tcPr>
+                      <w:p>
+                        <w:pPr>
+                          <w:jc w:val="center"/>
+                          <w:spacing w:before="0" w:after="0" w:line="240" w:lineRule="auto"/>
+                        </w:pPr>
+                        <w:r>
+                          <w:rPr>
+                            <w:rFonts w:ascii="Calibri" w:hAnsi="Calibri" w:cs="Calibri"/>
+                            <w:sz w:val="16"/>
+                            <w:szCs w:val="16"/>
+                          </w:rPr>
+                          <w:t>86</w:t>
+                        </w:r>
+                      </w:p>
+                    </w:tc>
+                    <w:tc>
+                      <w:tcPr>
+                        <w:tcW w:w="440" w:type="dxa"/>
+                        <w:tcBorders>
+                          <w:top w:val="single" w:sz="4" w:space="0" w:color="auto"/>
+                          <w:left w:val="single" w:sz="4" w:space="0" w:color="auto"/>
+                          <w:bottom w:val="single" w:sz="4" w:space="0" w:color="auto"/>
+                          <w:right w:val="single" w:sz="4" w:space="0" w:color="auto"/>
+                        </w:tcBorders>
+                        <w:tcMar>
+                          <w:top w:w="0" w:type="dxa"/>
+                          <w:left w:w="0" w:type="dxa"/>
+                          <w:bottom w:w="0" w:type="dxa"/>
+                          <w:right w:w="0" w:type="dxa"/>
+                        </w:tcMar>
+                        <w:vAlign w:val="center"/>
+                      </w:tcPr>
+                      <w:p>
+                        <w:pPr>
+                          <w:jc w:val="center"/>
+                          <w:spacing w:before="0" w:after="0" w:line="240" w:lineRule="auto"/>
+                        </w:pPr>
+                        <w:r>
+                          <w:rPr>
+                            <w:rFonts w:ascii="Calibri" w:hAnsi="Calibri" w:cs="Calibri"/>
+                            <w:sz w:val="16"/>
+                            <w:szCs w:val="16"/>
+                          </w:rPr>
+                          <w:t>87</w:t>
+                        </w:r>
+                      </w:p>
+                    </w:tc>
+                    <w:tc>
+                      <w:tcPr>
+                        <w:tcW w:w="440" w:type="dxa"/>
+                        <w:tcBorders>
+                          <w:top w:val="single" w:sz="4" w:space="0" w:color="auto"/>
+                          <w:left w:val="single" w:sz="4" w:space="0" w:color="auto"/>
+                          <w:bottom w:val="single" w:sz="4" w:space="0" w:color="auto"/>
+                          <w:right w:val="single" w:sz="4" w:space="0" w:color="auto"/>
+                        </w:tcBorders>
+                        <w:tcMar>
+                          <w:top w:w="0" w:type="dxa"/>
+                          <w:left w:w="0" w:type="dxa"/>
+                          <w:bottom w:w="0" w:type="dxa"/>
+                          <w:right w:w="0" w:type="dxa"/>
+                        </w:tcMar>
+                        <w:vAlign w:val="center"/>
+                      </w:tcPr>
+                      <w:p>
+                        <w:pPr>
+                          <w:jc w:val="center"/>
+                          <w:spacing w:before="0" w:after="0" w:line="240" w:lineRule="auto"/>
+                        </w:pPr>
+                        <w:r>
+                          <w:rPr>
+                            <w:rFonts w:ascii="Calibri" w:hAnsi="Calibri" w:cs="Calibri"/>
+                            <w:sz w:val="16"/>
+                            <w:szCs w:val="16"/>
+                          </w:rPr>
+                          <w:t>88</w:t>
+                        </w:r>
+                      </w:p>
+                    </w:tc>
+                    <w:tc>
+                      <w:tcPr>
+                        <w:tcW w:w="440" w:type="dxa"/>
+                        <w:tcBorders>
+                          <w:top w:val="single" w:sz="4" w:space="0" w:color="auto"/>
+                          <w:left w:val="single" w:sz="4" w:space="0" w:color="auto"/>
+                          <w:bottom w:val="single" w:sz="4" w:space="0" w:color="auto"/>
+                          <w:right w:val="single" w:sz="4" w:space="0" w:color="auto"/>
+                        </w:tcBorders>
+                        <w:tcMar>
+                          <w:top w:w="0" w:type="dxa"/>
+                          <w:left w:w="0" w:type="dxa"/>
+                          <w:bottom w:w="0" w:type="dxa"/>
+                          <w:right w:w="0" w:type="dxa"/>
+                        </w:tcMar>
+                        <w:vAlign w:val="center"/>
+                      </w:tcPr>
+                      <w:p>
+                        <w:pPr>
+                          <w:jc w:val="center"/>
+                          <w:spacing w:before="0" w:after="0" w:line="240" w:lineRule="auto"/>
+                        </w:pPr>
+                        <w:r>
+                          <w:rPr>
+                            <w:rFonts w:ascii="Calibri" w:hAnsi="Calibri" w:cs="Calibri"/>
+                            <w:sz w:val="16"/>
+                            <w:szCs w:val="16"/>
+                          </w:rPr>
+                          <w:t>89</w:t>
+                        </w:r>
+                      </w:p>
+                    </w:tc>
+                    <w:tc>
+                      <w:tcPr>
+                        <w:tcW w:w="440" w:type="dxa"/>
+                        <w:tcBorders>
+                          <w:top w:val="single" w:sz="4" w:space="0" w:color="auto"/>
+                          <w:left w:val="single" w:sz="4" w:space="0" w:color="auto"/>
+                          <w:bottom w:val="single" w:sz="4" w:space="0" w:color="auto"/>
+                          <w:right w:val="single" w:sz="4" w:space="0" w:color="auto"/>
+                        </w:tcBorders>
+                        <w:tcMar>
+                          <w:top w:w="0" w:type="dxa"/>
+                          <w:left w:w="0" w:type="dxa"/>
+                          <w:bottom w:w="0" w:type="dxa"/>
+                          <w:right w:w="0" w:type="dxa"/>
+                        </w:tcMar>
+                        <w:vAlign w:val="center"/>
+                      </w:tcPr>
+                      <w:p>
+                        <w:pPr>
+                          <w:jc w:val="center"/>
+                          <w:spacing w:before="0" w:after="0" w:line="240" w:lineRule="auto"/>
+                        </w:pPr>
+                        <w:r>
+                          <w:rPr>
+                            <w:rFonts w:ascii="Calibri" w:hAnsi="Calibri" w:cs="Calibri"/>
+                            <w:sz w:val="16"/>
+                            <w:szCs w:val="16"/>
+                          </w:rPr>
+                          <w:t>90</w:t>
+                        </w:r>
+                      </w:p>
+                    </w:tc>
+                  </w:tr>
+                  <w:tr>
+                    <w:trPr>
+                      <w:trHeight w:hRule="exact" w:val="440"/>
+                    </w:trPr>
+                    <w:tc>
+                      <w:tcPr>
+                        <w:tcW w:w="440" w:type="dxa"/>
+                        <w:tcBorders>
+                          <w:top w:val="single" w:sz="4" w:space="0" w:color="auto"/>
+                          <w:left w:val="single" w:sz="4" w:space="0" w:color="auto"/>
+                          <w:bottom w:val="single" w:sz="4" w:space="0" w:color="auto"/>
+                          <w:right w:val="single" w:sz="4" w:space="0" w:color="auto"/>
+                        </w:tcBorders>
+                        <w:tcMar>
+                          <w:top w:w="0" w:type="dxa"/>
+                          <w:left w:w="0" w:type="dxa"/>
+                          <w:bottom w:w="0" w:type="dxa"/>
+                          <w:right w:w="0" w:type="dxa"/>
+                        </w:tcMar>
+                        <w:vAlign w:val="center"/>
+                      </w:tcPr>
+                      <w:p>
+                        <w:pPr>
+                          <w:jc w:val="center"/>
+                          <w:spacing w:before="0" w:after="0" w:line="240" w:lineRule="auto"/>
+                        </w:pPr>
+                        <w:r>
+                          <w:rPr>
+                            <w:rFonts w:ascii="Calibri" w:hAnsi="Calibri" w:cs="Calibri"/>
+                            <w:sz w:val="16"/>
+                            <w:szCs w:val="16"/>
+                          </w:rPr>
+                          <w:t>100</w:t>
+                        </w:r>
+                      </w:p>
+                    </w:tc>
+                    <w:tc>
+                      <w:tcPr>
+                        <w:tcW w:w="440" w:type="dxa"/>
+                        <w:tcBorders>
+                          <w:top w:val="single" w:sz="4" w:space="0" w:color="auto"/>
+                          <w:left w:val="single" w:sz="4" w:space="0" w:color="auto"/>
+                          <w:bottom w:val="single" w:sz="4" w:space="0" w:color="auto"/>
+                          <w:right w:val="single" w:sz="4" w:space="0" w:color="auto"/>
+                        </w:tcBorders>
+                        <w:tcMar>
+                          <w:top w:w="0" w:type="dxa"/>
+                          <w:left w:w="0" w:type="dxa"/>
+                          <w:bottom w:w="0" w:type="dxa"/>
+                          <w:right w:w="0" w:type="dxa"/>
+                        </w:tcMar>
+                        <w:vAlign w:val="center"/>
+                      </w:tcPr>
+                      <w:p>
+                        <w:pPr>
+                          <w:jc w:val="center"/>
+                          <w:spacing w:before="0" w:after="0" w:line="240" w:lineRule="auto"/>
+                        </w:pPr>
+                        <w:r>
+                          <w:rPr>
+                            <w:rFonts w:ascii="Calibri" w:hAnsi="Calibri" w:cs="Calibri"/>
+                            <w:sz w:val="16"/>
+                            <w:szCs w:val="16"/>
+                          </w:rPr>
+                          <w:t>99</w:t>
+                        </w:r>
+                      </w:p>
+                    </w:tc>
+                    <w:tc>
+                      <w:tcPr>
+                        <w:tcW w:w="440" w:type="dxa"/>
+                        <w:tcBorders>
+                          <w:top w:val="single" w:sz="4" w:space="0" w:color="auto"/>
+                          <w:left w:val="single" w:sz="4" w:space="0" w:color="auto"/>
+                          <w:bottom w:val="single" w:sz="4" w:space="0" w:color="auto"/>
+                          <w:right w:val="single" w:sz="4" w:space="0" w:color="auto"/>
+                        </w:tcBorders>
+                        <w:tcMar>
+                          <w:top w:w="0" w:type="dxa"/>
+                          <w:left w:w="0" w:type="dxa"/>
+                          <w:bottom w:w="0" w:type="dxa"/>
+                          <w:right w:w="0" w:type="dxa"/>
+                        </w:tcMar>
+                        <w:vAlign w:val="center"/>
+                      </w:tcPr>
+                      <w:p>
+                        <w:pPr>
+                          <w:jc w:val="center"/>
+                          <w:spacing w:before="0" w:after="0" w:line="240" w:lineRule="auto"/>
+                        </w:pPr>
+                        <w:r>
+                          <w:rPr>
+                            <w:rFonts w:ascii="Calibri" w:hAnsi="Calibri" w:cs="Calibri"/>
+                            <w:sz w:val="16"/>
+                            <w:szCs w:val="16"/>
+                          </w:rPr>
+                          <w:t>98</w:t>
+                        </w:r>
+                      </w:p>
+                    </w:tc>
+                    <w:tc>
+                      <w:tcPr>
+                        <w:tcW w:w="440" w:type="dxa"/>
+                        <w:tcBorders>
+                          <w:top w:val="single" w:sz="4" w:space="0" w:color="auto"/>
+                          <w:left w:val="single" w:sz="4" w:space="0" w:color="auto"/>
+                          <w:bottom w:val="single" w:sz="4" w:space="0" w:color="auto"/>
+                          <w:right w:val="single" w:sz="4" w:space="0" w:color="auto"/>
+                        </w:tcBorders>
+                        <w:tcMar>
+                          <w:top w:w="0" w:type="dxa"/>
+                          <w:left w:w="0" w:type="dxa"/>
+                          <w:bottom w:w="0" w:type="dxa"/>
+                          <w:right w:w="0" w:type="dxa"/>
+                        </w:tcMar>
+                        <w:vAlign w:val="center"/>
+                      </w:tcPr>
+                      <w:p>
+                        <w:pPr>
+                          <w:jc w:val="center"/>
+                          <w:spacing w:before="0" w:after="0" w:line="240" w:lineRule="auto"/>
+                        </w:pPr>
+                        <w:r>
+                          <w:rPr>
+                            <w:rFonts w:ascii="Calibri" w:hAnsi="Calibri" w:cs="Calibri"/>
+                            <w:sz w:val="16"/>
+                            <w:szCs w:val="16"/>
+                          </w:rPr>
+                          <w:t>97</w:t>
+                        </w:r>
+                      </w:p>
+                    </w:tc>
+                    <w:tc>
+                      <w:tcPr>
+                        <w:tcW w:w="440" w:type="dxa"/>
+                        <w:tcBorders>
+                          <w:top w:val="single" w:sz="4" w:space="0" w:color="auto"/>
+                          <w:left w:val="single" w:sz="4" w:space="0" w:color="auto"/>
+                          <w:bottom w:val="single" w:sz="4" w:space="0" w:color="auto"/>
+                          <w:right w:val="single" w:sz="4" w:space="0" w:color="auto"/>
+                        </w:tcBorders>
+                        <w:tcMar>
+                          <w:top w:w="0" w:type="dxa"/>
+                          <w:left w:w="0" w:type="dxa"/>
+                          <w:bottom w:w="0" w:type="dxa"/>
+                          <w:right w:w="0" w:type="dxa"/>
+                        </w:tcMar>
+                        <w:vAlign w:val="center"/>
+                      </w:tcPr>
+                      <w:p>
+                        <w:pPr>
+                          <w:jc w:val="center"/>
+                          <w:spacing w:before="0" w:after="0" w:line="240" w:lineRule="auto"/>
+                        </w:pPr>
+                        <w:r>
+                          <w:rPr>
+                            <w:rFonts w:ascii="Calibri" w:hAnsi="Calibri" w:cs="Calibri"/>
+                            <w:sz w:val="16"/>
+                            <w:szCs w:val="16"/>
+                          </w:rPr>
+                          <w:t>96</w:t>
+                        </w:r>
+                      </w:p>
+                    </w:tc>
+                    <w:tc>
+                      <w:tcPr>
+                        <w:tcW w:w="440" w:type="dxa"/>
+                        <w:tcBorders>
+                          <w:top w:val="single" w:sz="4" w:space="0" w:color="auto"/>
+                          <w:left w:val="single" w:sz="4" w:space="0" w:color="auto"/>
+                          <w:bottom w:val="single" w:sz="4" w:space="0" w:color="auto"/>
+                          <w:right w:val="single" w:sz="4" w:space="0" w:color="auto"/>
+                        </w:tcBorders>
+                        <w:tcMar>
+                          <w:top w:w="0" w:type="dxa"/>
+                          <w:left w:w="0" w:type="dxa"/>
+                          <w:bottom w:w="0" w:type="dxa"/>
+                          <w:right w:w="0" w:type="dxa"/>
+                        </w:tcMar>
+                        <w:vAlign w:val="center"/>
+                      </w:tcPr>
+                      <w:p>
+                        <w:pPr>
+                          <w:jc w:val="center"/>
+                          <w:spacing w:before="0" w:after="0" w:line="240" w:lineRule="auto"/>
+                        </w:pPr>
+                        <w:r>
+                          <w:rPr>
+                            <w:rFonts w:ascii="Calibri" w:hAnsi="Calibri" w:cs="Calibri"/>
+                            <w:sz w:val="16"/>
+                            <w:szCs w:val="16"/>
+                          </w:rPr>
+                          <w:t>95</w:t>
+                        </w:r>
+                      </w:p>
+                    </w:tc>
+                    <w:tc>
+                      <w:tcPr>
+                        <w:tcW w:w="440" w:type="dxa"/>
+                        <w:tcBorders>
+                          <w:top w:val="single" w:sz="4" w:space="0" w:color="auto"/>
+                          <w:left w:val="single" w:sz="4" w:space="0" w:color="auto"/>
+                          <w:bottom w:val="single" w:sz="4" w:space="0" w:color="auto"/>
+                          <w:right w:val="single" w:sz="4" w:space="0" w:color="auto"/>
+                        </w:tcBorders>
+                        <w:tcMar>
+                          <w:top w:w="0" w:type="dxa"/>
+                          <w:left w:w="0" w:type="dxa"/>
+                          <w:bottom w:w="0" w:type="dxa"/>
+                          <w:right w:w="0" w:type="dxa"/>
+                        </w:tcMar>
+                        <w:vAlign w:val="center"/>
+                      </w:tcPr>
+                      <w:p>
+                        <w:pPr>
+                          <w:jc w:val="center"/>
+                          <w:spacing w:before="0" w:after="0" w:line="240" w:lineRule="auto"/>
+                        </w:pPr>
+                        <w:r>
+                          <w:rPr>
+                            <w:rFonts w:ascii="Calibri" w:hAnsi="Calibri" w:cs="Calibri"/>
+                            <w:sz w:val="16"/>
+                            <w:szCs w:val="16"/>
+                          </w:rPr>
+                          <w:t>94</w:t>
+                        </w:r>
+                      </w:p>
+                    </w:tc>
+                    <w:tc>
+                      <w:tcPr>
+                        <w:tcW w:w="440" w:type="dxa"/>
+                        <w:tcBorders>
+                          <w:top w:val="single" w:sz="4" w:space="0" w:color="auto"/>
+                          <w:left w:val="single" w:sz="4" w:space="0" w:color="auto"/>
+                          <w:bottom w:val="single" w:sz="4" w:space="0" w:color="auto"/>
+                          <w:right w:val="single" w:sz="4" w:space="0" w:color="auto"/>
+                        </w:tcBorders>
+                        <w:tcMar>
+                          <w:top w:w="0" w:type="dxa"/>
+                          <w:left w:w="0" w:type="dxa"/>
+                          <w:bottom w:w="0" w:type="dxa"/>
+                          <w:right w:w="0" w:type="dxa"/>
+                        </w:tcMar>
+                        <w:vAlign w:val="center"/>
+                      </w:tcPr>
+                      <w:p>
+                        <w:pPr>
+                          <w:jc w:val="center"/>
+                          <w:spacing w:before="0" w:after="0" w:line="240" w:lineRule="auto"/>
+                        </w:pPr>
+                        <w:r>
+                          <w:rPr>
+                            <w:rFonts w:ascii="Calibri" w:hAnsi="Calibri" w:cs="Calibri"/>
+                            <w:sz w:val="16"/>
+                            <w:szCs w:val="16"/>
+                          </w:rPr>
+                          <w:t>93</w:t>
+                        </w:r>
+                      </w:p>
+                    </w:tc>
+                    <w:tc>
+                      <w:tcPr>
+                        <w:tcW w:w="440" w:type="dxa"/>
+                        <w:tcBorders>
+                          <w:top w:val="single" w:sz="4" w:space="0" w:color="auto"/>
+                          <w:left w:val="single" w:sz="4" w:space="0" w:color="auto"/>
+                          <w:bottom w:val="single" w:sz="4" w:space="0" w:color="auto"/>
+                          <w:right w:val="single" w:sz="4" w:space="0" w:color="auto"/>
+                        </w:tcBorders>
+                        <w:tcMar>
+                          <w:top w:w="0" w:type="dxa"/>
+                          <w:left w:w="0" w:type="dxa"/>
+                          <w:bottom w:w="0" w:type="dxa"/>
+                          <w:right w:w="0" w:type="dxa"/>
+                        </w:tcMar>
+                        <w:vAlign w:val="center"/>
+                      </w:tcPr>
+                      <w:p>
+                        <w:pPr>
+                          <w:jc w:val="center"/>
+                          <w:spacing w:before="0" w:after="0" w:line="240" w:lineRule="auto"/>
+                        </w:pPr>
+                        <w:r>
+                          <w:rPr>
+                            <w:rFonts w:ascii="Calibri" w:hAnsi="Calibri" w:cs="Calibri"/>
+                            <w:sz w:val="16"/>
+                            <w:szCs w:val="16"/>
+                          </w:rPr>
+                          <w:t>92</w:t>
+                        </w:r>
+                      </w:p>
+                    </w:tc>
+                    <w:tc>
+                      <w:tcPr>
+                        <w:tcW w:w="440" w:type="dxa"/>
+                        <w:tcBorders>
+                          <w:top w:val="single" w:sz="4" w:space="0" w:color="auto"/>
+                          <w:left w:val="single" w:sz="4" w:space="0" w:color="auto"/>
+                          <w:bottom w:val="single" w:sz="4" w:space="0" w:color="auto"/>
+                          <w:right w:val="single" w:sz="4" w:space="0" w:color="auto"/>
+                        </w:tcBorders>
+                        <w:tcMar>
+                          <w:top w:w="0" w:type="dxa"/>
+                          <w:left w:w="0" w:type="dxa"/>
+                          <w:bottom w:w="0" w:type="dxa"/>
+                          <w:right w:w="0" w:type="dxa"/>
+                        </w:tcMar>
+                        <w:vAlign w:val="center"/>
+                      </w:tcPr>
+                      <w:p>
+                        <w:pPr>
+                          <w:jc w:val="center"/>
+                          <w:spacing w:before="0" w:after="0" w:line="240" w:lineRule="auto"/>
+                        </w:pPr>
+                        <w:r>
+                          <w:rPr>
+                            <w:rFonts w:ascii="Calibri" w:hAnsi="Calibri" w:cs="Calibri"/>
+                            <w:sz w:val="16"/>
+                            <w:szCs w:val="16"/>
+                          </w:rPr>
+                          <w:t>91</w:t>
+                        </w:r>
+                      </w:p>
+                    </w:tc>
+                  </w:tr>
+                </w:tbl>
+                <w:p>
+                  <w:pPr>
+                    <w:spacing w:before="0" w:after="0" w:line="240" w:lineRule="auto"/>
+                  </w:pPr>
+                </w:p>
+              </w:tc>
+            </w:tr>
+          </w:tbl>
           <w:p>
             <w:pPr>
-              <w:jc w:val="center"/>
+              <w:spacing w:before="0" w:after="0" w:line="240" w:lineRule="auto"/>
             </w:pPr>
-            <w:r>
-              <w:drawing>
-                <wp:inline distT="0" distB="0" distL="0" distR="0">
-                  <wp:extent cx="2190750" cy="2190750"/>
-                  <wp:effectExtent l="0" t="0" r="0" b="0"/>
-                  <wp:docPr id="100000" name="Picture 100000"/>
-                  <wp:cNvGraphicFramePr>
-                    <a:graphicFrameLocks xmlns:a="http://schemas.openxmlformats.org/drawingml/2006/main" noChangeAspect="1"/>
-                  </wp:cNvGraphicFramePr>
-                  <a:graphic xmlns:a="http://schemas.openxmlformats.org/drawingml/2006/main">
-                    <a:graphicData uri="http://schemas.openxmlformats.org/drawingml/2006/picture">
-                      <pic:pic xmlns:pic="http://schemas.openxmlformats.org/drawingml/2006/picture">
-                        <pic:nvPicPr>
-                          <pic:cNvPr id="100000" name="image100000"/>
-                          <pic:cNvPicPr/>
-                        </pic:nvPicPr>
-                        <pic:blipFill>
-                          <a:blip r:embed="rId10"/>
-                          <a:stretch>
-                            <a:fillRect/>
-                          </a:stretch>
-                        </pic:blipFill>
-                        <pic:spPr>
-                          <a:xfrm>
-                            <a:off x="0" y="0"/>
-                            <a:ext cx="2190750" cy="2190750"/>
-                          </a:xfrm>
-                          <a:prstGeom prst="rect">
-                            <a:avLst/>
-                          </a:prstGeom>
-                        </pic:spPr>
-                      </pic:pic>
-                    </a:graphicData>
-                  </a:graphic>
-                </wp:inline>
-              </w:drawing>
-            </w:r>
           </w:p>
         </w:tc>
       </w:tr>
@@ -174,7 +6840,7 @@
           <w:sz w:val="22"/>
           <w:szCs w:val="22"/>
         </w:rPr>
-        <w:t xml:space="preserve">A student claims that the two diagonals of </w:t>
+        <w:t xml:space="preserve">(a) A student claims that the two diagonals of </w:t>
       </w:r>
       <w:r>
         <w:rPr>
@@ -193,6 +6859,19 @@
           <w:szCs w:val="22"/>
         </w:rPr>
         <w:t xml:space="preserve"> hundred chart square (2×2, 3×3, etc) share the same sum. Is the student correct? Are they overlooking something? How do you know?</w:t>
+      </w:r>
+    </w:p>
+    <w:p>
+      <w:pPr>
+        <w:spacing w:after="200" w:line="276" w:lineRule="auto"/>
+      </w:pPr>
+      <w:r>
+        <w:rPr>
+          <w:rFonts w:ascii="Calibri" w:hAnsi="Calibri" w:eastAsia="ＭＳ 明朝" w:cs="Calibri" w:eastAsiaTheme="minorEastAsia"/>
+          <w:sz w:val="22"/>
+          <w:szCs w:val="22"/>
+        </w:rPr>
+        <w:t xml:space="preserve">(b) Now try the student’s claim on the snake chart, where each row reverses direction. Do all the squares still work? Find one (or more) that doesn’t — and figure out what makes the difference.</w:t>
       </w:r>
     </w:p>
     <w:p>

--- a/week-2-listening-questioning/week-2-thinker-doer.docx
+++ b/week-2-listening-questioning/week-2-thinker-doer.docx
@@ -6876,6 +6876,21 @@
     </w:p>
     <w:p>
       <w:pPr>
+        <w:spacing w:after="200" w:line="276" w:lineRule="auto"/>
+      </w:pPr>
+      <w:r>
+        <w:rPr>
+          <w:rFonts w:ascii="Calibri" w:hAnsi="Calibri" w:eastAsia="ＭＳ 明朝" w:cs="Calibri" w:eastAsiaTheme="minorEastAsia"/>
+          <w:i/>
+          <w:iCs/>
+          <w:sz w:val="22"/>
+          <w:szCs w:val="22"/>
+        </w:rPr>
+        <w:t>Finished early? Start reading the Hundred Chart Challenge (Switzer) for the clinic.</w:t>
+      </w:r>
+    </w:p>
+    <w:p>
+      <w:pPr>
         <w:pageBreakBefore/>
         <w:spacing w:after="200" w:line="276" w:lineRule="auto"/>
       </w:pPr>

--- a/week-2-listening-questioning/week-2-thinker-doer.docx
+++ b/week-2-listening-questioning/week-2-thinker-doer.docx
@@ -85,38 +85,9 @@
               <w:right w:w="108" w:type="dxa"/>
             </w:tcMar>
           </w:tcPr>
-          <w:p>
-            <w:pPr>
-              <w:spacing w:after="200" w:line="276" w:lineRule="auto"/>
-            </w:pPr>
-            <w:r>
-              <w:rPr>
-                <w:rFonts w:ascii="Calibri" w:hAnsi="Calibri" w:eastAsia="ＭＳ 明朝" w:cs="Calibri" w:eastAsiaTheme="minorEastAsia"/>
-                <w:b/>
-                <w:bCs/>
-                <w:color w:val="1F4E96"/>
-                <w:sz w:val="28"/>
-                <w:szCs w:val="22"/>
-              </w:rPr>
-              <w:t>Squares on Hundred Charts</w:t>
-            </w:r>
-          </w:p>
-          <w:p>
-            <w:pPr>
-              <w:spacing w:after="200" w:line="276" w:lineRule="auto"/>
-            </w:pPr>
-            <w:r>
-              <w:rPr>
-                <w:rFonts w:ascii="Calibri" w:hAnsi="Calibri" w:eastAsia="ＭＳ 明朝" w:cs="Calibri" w:eastAsiaTheme="minorEastAsia"/>
-                <w:sz w:val="22"/>
-                <w:szCs w:val="22"/>
-              </w:rPr>
-              <w:t>Here are three 2×2 squares drawn on a hundred chart. Each of these are 2×2 "hundred chart squares."</w:t>
-            </w:r>
-          </w:p>
           <w:tbl>
             <w:tblPr>
-              <w:tblW w:w="9200" w:type="dxa"/>
+              <w:tblW w:w="7200" w:type="dxa"/>
               <w:tblLayout w:type="fixed"/>
               <w:jc w:val="center"/>
               <w:tblBorders>
@@ -135,9 +106,9 @@
               </w:tblCellMar>
             </w:tblPr>
             <w:tblGrid>
-              <w:gridCol w:w="4400"/>
-              <w:gridCol w:w="400"/>
-              <w:gridCol w:w="4400"/>
+              <w:gridCol w:w="3450"/>
+              <w:gridCol w:w="300"/>
+              <w:gridCol w:w="3450"/>
             </w:tblGrid>
             <w:tr>
               <w:trPr>
@@ -145,7 +116,7 @@
               </w:trPr>
               <w:tc>
                 <w:tcPr>
-                  <w:tcW w:w="4400" w:type="dxa"/>
+                  <w:tcW w:w="3450" w:type="dxa"/>
                   <w:tcBorders>
                     <w:top w:val="nil"/>
                     <w:left w:val="nil"/>
@@ -162,7 +133,7 @@
                 <w:p>
                   <w:pPr>
                     <w:jc w:val="center"/>
-                    <w:spacing w:before="0" w:after="60" w:line="240" w:lineRule="auto"/>
+                    <w:spacing w:before="80" w:after="40" w:line="240" w:lineRule="auto"/>
                   </w:pPr>
                   <w:r>
                     <w:rPr>
@@ -176,7 +147,7 @@
                 </w:p>
                 <w:tbl>
                   <w:tblPr>
-                    <w:tblW w:w="4400" w:type="dxa"/>
+                    <w:tblW w:w="3450" w:type="dxa"/>
                     <w:tblLayout w:type="fixed"/>
                     <w:tblBorders>
                       <w:top w:val="single" w:sz="4" w:space="0" w:color="auto"/>
@@ -194,24 +165,24 @@
                     </w:tblCellMar>
                   </w:tblPr>
                   <w:tblGrid>
-                    <w:gridCol w:w="440"/>
-                    <w:gridCol w:w="440"/>
-                    <w:gridCol w:w="440"/>
-                    <w:gridCol w:w="440"/>
-                    <w:gridCol w:w="440"/>
-                    <w:gridCol w:w="440"/>
-                    <w:gridCol w:w="440"/>
-                    <w:gridCol w:w="440"/>
-                    <w:gridCol w:w="440"/>
-                    <w:gridCol w:w="440"/>
+                    <w:gridCol w:w="345"/>
+                    <w:gridCol w:w="345"/>
+                    <w:gridCol w:w="345"/>
+                    <w:gridCol w:w="345"/>
+                    <w:gridCol w:w="345"/>
+                    <w:gridCol w:w="345"/>
+                    <w:gridCol w:w="345"/>
+                    <w:gridCol w:w="345"/>
+                    <w:gridCol w:w="345"/>
+                    <w:gridCol w:w="345"/>
                   </w:tblGrid>
                   <w:tr>
                     <w:trPr>
-                      <w:trHeight w:hRule="exact" w:val="440"/>
+                      <w:trHeight w:hRule="exact" w:val="345"/>
                     </w:trPr>
                     <w:tc>
                       <w:tcPr>
-                        <w:tcW w:w="440" w:type="dxa"/>
+                        <w:tcW w:w="345" w:type="dxa"/>
                         <w:tcBorders>
                           <w:top w:val="single" w:sz="4" w:space="0" w:color="auto"/>
                           <w:left w:val="single" w:sz="4" w:space="0" w:color="auto"/>
@@ -234,8 +205,8 @@
                         <w:r>
                           <w:rPr>
                             <w:rFonts w:ascii="Calibri" w:hAnsi="Calibri" w:cs="Calibri"/>
-                            <w:sz w:val="16"/>
-                            <w:szCs w:val="16"/>
+                            <w:sz w:val="18"/>
+                            <w:szCs w:val="18"/>
                           </w:rPr>
                           <w:t>1</w:t>
                         </w:r>
@@ -243,7 +214,7 @@
                     </w:tc>
                     <w:tc>
                       <w:tcPr>
-                        <w:tcW w:w="440" w:type="dxa"/>
+                        <w:tcW w:w="345" w:type="dxa"/>
                         <w:tcBorders>
                           <w:top w:val="single" w:sz="4" w:space="0" w:color="auto"/>
                           <w:left w:val="single" w:sz="4" w:space="0" w:color="auto"/>
@@ -266,8 +237,8 @@
                         <w:r>
                           <w:rPr>
                             <w:rFonts w:ascii="Calibri" w:hAnsi="Calibri" w:cs="Calibri"/>
-                            <w:sz w:val="16"/>
-                            <w:szCs w:val="16"/>
+                            <w:sz w:val="18"/>
+                            <w:szCs w:val="18"/>
                           </w:rPr>
                           <w:t>2</w:t>
                         </w:r>
@@ -275,7 +246,7 @@
                     </w:tc>
                     <w:tc>
                       <w:tcPr>
-                        <w:tcW w:w="440" w:type="dxa"/>
+                        <w:tcW w:w="345" w:type="dxa"/>
                         <w:tcBorders>
                           <w:top w:val="single" w:sz="4" w:space="0" w:color="auto"/>
                           <w:left w:val="single" w:sz="4" w:space="0" w:color="auto"/>
@@ -298,8 +269,8 @@
                         <w:r>
                           <w:rPr>
                             <w:rFonts w:ascii="Calibri" w:hAnsi="Calibri" w:cs="Calibri"/>
-                            <w:sz w:val="16"/>
-                            <w:szCs w:val="16"/>
+                            <w:sz w:val="18"/>
+                            <w:szCs w:val="18"/>
                           </w:rPr>
                           <w:t>3</w:t>
                         </w:r>
@@ -307,7 +278,7 @@
                     </w:tc>
                     <w:tc>
                       <w:tcPr>
-                        <w:tcW w:w="440" w:type="dxa"/>
+                        <w:tcW w:w="345" w:type="dxa"/>
                         <w:tcBorders>
                           <w:top w:val="single" w:sz="4" w:space="0" w:color="auto"/>
                           <w:left w:val="single" w:sz="4" w:space="0" w:color="auto"/>
@@ -330,8 +301,8 @@
                         <w:r>
                           <w:rPr>
                             <w:rFonts w:ascii="Calibri" w:hAnsi="Calibri" w:cs="Calibri"/>
-                            <w:sz w:val="16"/>
-                            <w:szCs w:val="16"/>
+                            <w:sz w:val="18"/>
+                            <w:szCs w:val="18"/>
                           </w:rPr>
                           <w:t>4</w:t>
                         </w:r>
@@ -339,7 +310,7 @@
                     </w:tc>
                     <w:tc>
                       <w:tcPr>
-                        <w:tcW w:w="440" w:type="dxa"/>
+                        <w:tcW w:w="345" w:type="dxa"/>
                         <w:tcBorders>
                           <w:top w:val="single" w:sz="4" w:space="0" w:color="auto"/>
                           <w:left w:val="single" w:sz="4" w:space="0" w:color="auto"/>
@@ -362,8 +333,8 @@
                         <w:r>
                           <w:rPr>
                             <w:rFonts w:ascii="Calibri" w:hAnsi="Calibri" w:cs="Calibri"/>
-                            <w:sz w:val="16"/>
-                            <w:szCs w:val="16"/>
+                            <w:sz w:val="18"/>
+                            <w:szCs w:val="18"/>
                           </w:rPr>
                           <w:t>5</w:t>
                         </w:r>
@@ -371,7 +342,7 @@
                     </w:tc>
                     <w:tc>
                       <w:tcPr>
-                        <w:tcW w:w="440" w:type="dxa"/>
+                        <w:tcW w:w="345" w:type="dxa"/>
                         <w:tcBorders>
                           <w:top w:val="single" w:sz="4" w:space="0" w:color="auto"/>
                           <w:left w:val="single" w:sz="4" w:space="0" w:color="auto"/>
@@ -394,8 +365,8 @@
                         <w:r>
                           <w:rPr>
                             <w:rFonts w:ascii="Calibri" w:hAnsi="Calibri" w:cs="Calibri"/>
-                            <w:sz w:val="16"/>
-                            <w:szCs w:val="16"/>
+                            <w:sz w:val="18"/>
+                            <w:szCs w:val="18"/>
                           </w:rPr>
                           <w:t>6</w:t>
                         </w:r>
@@ -403,7 +374,7 @@
                     </w:tc>
                     <w:tc>
                       <w:tcPr>
-                        <w:tcW w:w="440" w:type="dxa"/>
+                        <w:tcW w:w="345" w:type="dxa"/>
                         <w:tcBorders>
                           <w:top w:val="single" w:sz="4" w:space="0" w:color="auto"/>
                           <w:left w:val="single" w:sz="4" w:space="0" w:color="auto"/>
@@ -426,8 +397,8 @@
                         <w:r>
                           <w:rPr>
                             <w:rFonts w:ascii="Calibri" w:hAnsi="Calibri" w:cs="Calibri"/>
-                            <w:sz w:val="16"/>
-                            <w:szCs w:val="16"/>
+                            <w:sz w:val="18"/>
+                            <w:szCs w:val="18"/>
                           </w:rPr>
                           <w:t>7</w:t>
                         </w:r>
@@ -435,7 +406,7 @@
                     </w:tc>
                     <w:tc>
                       <w:tcPr>
-                        <w:tcW w:w="440" w:type="dxa"/>
+                        <w:tcW w:w="345" w:type="dxa"/>
                         <w:tcBorders>
                           <w:top w:val="single" w:sz="4" w:space="0" w:color="auto"/>
                           <w:left w:val="single" w:sz="4" w:space="0" w:color="auto"/>
@@ -458,8 +429,8 @@
                         <w:r>
                           <w:rPr>
                             <w:rFonts w:ascii="Calibri" w:hAnsi="Calibri" w:cs="Calibri"/>
-                            <w:sz w:val="16"/>
-                            <w:szCs w:val="16"/>
+                            <w:sz w:val="18"/>
+                            <w:szCs w:val="18"/>
                           </w:rPr>
                           <w:t>8</w:t>
                         </w:r>
@@ -467,7 +438,7 @@
                     </w:tc>
                     <w:tc>
                       <w:tcPr>
-                        <w:tcW w:w="440" w:type="dxa"/>
+                        <w:tcW w:w="345" w:type="dxa"/>
                         <w:tcBorders>
                           <w:top w:val="single" w:sz="4" w:space="0" w:color="auto"/>
                           <w:left w:val="single" w:sz="4" w:space="0" w:color="auto"/>
@@ -490,8 +461,8 @@
                         <w:r>
                           <w:rPr>
                             <w:rFonts w:ascii="Calibri" w:hAnsi="Calibri" w:cs="Calibri"/>
-                            <w:sz w:val="16"/>
-                            <w:szCs w:val="16"/>
+                            <w:sz w:val="18"/>
+                            <w:szCs w:val="18"/>
                           </w:rPr>
                           <w:t>9</w:t>
                         </w:r>
@@ -499,7 +470,7 @@
                     </w:tc>
                     <w:tc>
                       <w:tcPr>
-                        <w:tcW w:w="440" w:type="dxa"/>
+                        <w:tcW w:w="345" w:type="dxa"/>
                         <w:tcBorders>
                           <w:top w:val="single" w:sz="4" w:space="0" w:color="auto"/>
                           <w:left w:val="single" w:sz="4" w:space="0" w:color="auto"/>
@@ -522,8 +493,8 @@
                         <w:r>
                           <w:rPr>
                             <w:rFonts w:ascii="Calibri" w:hAnsi="Calibri" w:cs="Calibri"/>
-                            <w:sz w:val="16"/>
-                            <w:szCs w:val="16"/>
+                            <w:sz w:val="18"/>
+                            <w:szCs w:val="18"/>
                           </w:rPr>
                           <w:t>10</w:t>
                         </w:r>
@@ -532,11 +503,11 @@
                   </w:tr>
                   <w:tr>
                     <w:trPr>
-                      <w:trHeight w:hRule="exact" w:val="440"/>
+                      <w:trHeight w:hRule="exact" w:val="345"/>
                     </w:trPr>
                     <w:tc>
                       <w:tcPr>
-                        <w:tcW w:w="440" w:type="dxa"/>
+                        <w:tcW w:w="345" w:type="dxa"/>
                         <w:tcBorders>
                           <w:top w:val="single" w:sz="4" w:space="0" w:color="auto"/>
                           <w:left w:val="single" w:sz="4" w:space="0" w:color="auto"/>
@@ -559,8 +530,8 @@
                         <w:r>
                           <w:rPr>
                             <w:rFonts w:ascii="Calibri" w:hAnsi="Calibri" w:cs="Calibri"/>
-                            <w:sz w:val="16"/>
-                            <w:szCs w:val="16"/>
+                            <w:sz w:val="18"/>
+                            <w:szCs w:val="18"/>
                           </w:rPr>
                           <w:t>11</w:t>
                         </w:r>
@@ -568,7 +539,7 @@
                     </w:tc>
                     <w:tc>
                       <w:tcPr>
-                        <w:tcW w:w="440" w:type="dxa"/>
+                        <w:tcW w:w="345" w:type="dxa"/>
                         <w:tcBorders>
                           <w:top w:val="single" w:sz="4" w:space="0" w:color="auto"/>
                           <w:left w:val="single" w:sz="4" w:space="0" w:color="auto"/>
@@ -591,8 +562,8 @@
                         <w:r>
                           <w:rPr>
                             <w:rFonts w:ascii="Calibri" w:hAnsi="Calibri" w:cs="Calibri"/>
-                            <w:sz w:val="16"/>
-                            <w:szCs w:val="16"/>
+                            <w:sz w:val="18"/>
+                            <w:szCs w:val="18"/>
                           </w:rPr>
                           <w:t>12</w:t>
                         </w:r>
@@ -600,7 +571,7 @@
                     </w:tc>
                     <w:tc>
                       <w:tcPr>
-                        <w:tcW w:w="440" w:type="dxa"/>
+                        <w:tcW w:w="345" w:type="dxa"/>
                         <w:tcBorders>
                           <w:top w:val="single" w:sz="4" w:space="0" w:color="auto"/>
                           <w:left w:val="single" w:sz="4" w:space="0" w:color="auto"/>
@@ -623,8 +594,8 @@
                         <w:r>
                           <w:rPr>
                             <w:rFonts w:ascii="Calibri" w:hAnsi="Calibri" w:cs="Calibri"/>
-                            <w:sz w:val="16"/>
-                            <w:szCs w:val="16"/>
+                            <w:sz w:val="18"/>
+                            <w:szCs w:val="18"/>
                           </w:rPr>
                           <w:t>13</w:t>
                         </w:r>
@@ -632,7 +603,7 @@
                     </w:tc>
                     <w:tc>
                       <w:tcPr>
-                        <w:tcW w:w="440" w:type="dxa"/>
+                        <w:tcW w:w="345" w:type="dxa"/>
                         <w:tcBorders>
                           <w:top w:val="single" w:sz="4" w:space="0" w:color="auto"/>
                           <w:left w:val="single" w:sz="4" w:space="0" w:color="auto"/>
@@ -655,8 +626,8 @@
                         <w:r>
                           <w:rPr>
                             <w:rFonts w:ascii="Calibri" w:hAnsi="Calibri" w:cs="Calibri"/>
-                            <w:sz w:val="16"/>
-                            <w:szCs w:val="16"/>
+                            <w:sz w:val="18"/>
+                            <w:szCs w:val="18"/>
                           </w:rPr>
                           <w:t>14</w:t>
                         </w:r>
@@ -664,7 +635,7 @@
                     </w:tc>
                     <w:tc>
                       <w:tcPr>
-                        <w:tcW w:w="440" w:type="dxa"/>
+                        <w:tcW w:w="345" w:type="dxa"/>
                         <w:tcBorders>
                           <w:top w:val="single" w:sz="4" w:space="0" w:color="auto"/>
                           <w:left w:val="single" w:sz="4" w:space="0" w:color="auto"/>
@@ -687,8 +658,8 @@
                         <w:r>
                           <w:rPr>
                             <w:rFonts w:ascii="Calibri" w:hAnsi="Calibri" w:cs="Calibri"/>
-                            <w:sz w:val="16"/>
-                            <w:szCs w:val="16"/>
+                            <w:sz w:val="18"/>
+                            <w:szCs w:val="18"/>
                           </w:rPr>
                           <w:t>15</w:t>
                         </w:r>
@@ -696,7 +667,7 @@
                     </w:tc>
                     <w:tc>
                       <w:tcPr>
-                        <w:tcW w:w="440" w:type="dxa"/>
+                        <w:tcW w:w="345" w:type="dxa"/>
                         <w:tcBorders>
                           <w:top w:val="single" w:sz="4" w:space="0" w:color="auto"/>
                           <w:left w:val="single" w:sz="4" w:space="0" w:color="auto"/>
@@ -719,8 +690,8 @@
                         <w:r>
                           <w:rPr>
                             <w:rFonts w:ascii="Calibri" w:hAnsi="Calibri" w:cs="Calibri"/>
-                            <w:sz w:val="16"/>
-                            <w:szCs w:val="16"/>
+                            <w:sz w:val="18"/>
+                            <w:szCs w:val="18"/>
                           </w:rPr>
                           <w:t>16</w:t>
                         </w:r>
@@ -728,7 +699,7 @@
                     </w:tc>
                     <w:tc>
                       <w:tcPr>
-                        <w:tcW w:w="440" w:type="dxa"/>
+                        <w:tcW w:w="345" w:type="dxa"/>
                         <w:tcBorders>
                           <w:top w:val="single" w:sz="4" w:space="0" w:color="auto"/>
                           <w:left w:val="single" w:sz="4" w:space="0" w:color="auto"/>
@@ -751,8 +722,8 @@
                         <w:r>
                           <w:rPr>
                             <w:rFonts w:ascii="Calibri" w:hAnsi="Calibri" w:cs="Calibri"/>
-                            <w:sz w:val="16"/>
-                            <w:szCs w:val="16"/>
+                            <w:sz w:val="18"/>
+                            <w:szCs w:val="18"/>
                           </w:rPr>
                           <w:t>17</w:t>
                         </w:r>
@@ -760,7 +731,7 @@
                     </w:tc>
                     <w:tc>
                       <w:tcPr>
-                        <w:tcW w:w="440" w:type="dxa"/>
+                        <w:tcW w:w="345" w:type="dxa"/>
                         <w:tcBorders>
                           <w:top w:val="single" w:sz="4" w:space="0" w:color="auto"/>
                           <w:left w:val="single" w:sz="4" w:space="0" w:color="auto"/>
@@ -783,8 +754,8 @@
                         <w:r>
                           <w:rPr>
                             <w:rFonts w:ascii="Calibri" w:hAnsi="Calibri" w:cs="Calibri"/>
-                            <w:sz w:val="16"/>
-                            <w:szCs w:val="16"/>
+                            <w:sz w:val="18"/>
+                            <w:szCs w:val="18"/>
                           </w:rPr>
                           <w:t>18</w:t>
                         </w:r>
@@ -792,7 +763,7 @@
                     </w:tc>
                     <w:tc>
                       <w:tcPr>
-                        <w:tcW w:w="440" w:type="dxa"/>
+                        <w:tcW w:w="345" w:type="dxa"/>
                         <w:tcBorders>
                           <w:top w:val="single" w:sz="4" w:space="0" w:color="auto"/>
                           <w:left w:val="single" w:sz="4" w:space="0" w:color="auto"/>
@@ -815,8 +786,8 @@
                         <w:r>
                           <w:rPr>
                             <w:rFonts w:ascii="Calibri" w:hAnsi="Calibri" w:cs="Calibri"/>
-                            <w:sz w:val="16"/>
-                            <w:szCs w:val="16"/>
+                            <w:sz w:val="18"/>
+                            <w:szCs w:val="18"/>
                           </w:rPr>
                           <w:t>19</w:t>
                         </w:r>
@@ -824,7 +795,7 @@
                     </w:tc>
                     <w:tc>
                       <w:tcPr>
-                        <w:tcW w:w="440" w:type="dxa"/>
+                        <w:tcW w:w="345" w:type="dxa"/>
                         <w:tcBorders>
                           <w:top w:val="single" w:sz="4" w:space="0" w:color="auto"/>
                           <w:left w:val="single" w:sz="4" w:space="0" w:color="auto"/>
@@ -847,8 +818,8 @@
                         <w:r>
                           <w:rPr>
                             <w:rFonts w:ascii="Calibri" w:hAnsi="Calibri" w:cs="Calibri"/>
-                            <w:sz w:val="16"/>
-                            <w:szCs w:val="16"/>
+                            <w:sz w:val="18"/>
+                            <w:szCs w:val="18"/>
                           </w:rPr>
                           <w:t>20</w:t>
                         </w:r>
@@ -857,11 +828,11 @@
                   </w:tr>
                   <w:tr>
                     <w:trPr>
-                      <w:trHeight w:hRule="exact" w:val="440"/>
+                      <w:trHeight w:hRule="exact" w:val="345"/>
                     </w:trPr>
                     <w:tc>
                       <w:tcPr>
-                        <w:tcW w:w="440" w:type="dxa"/>
+                        <w:tcW w:w="345" w:type="dxa"/>
                         <w:tcBorders>
                           <w:top w:val="single" w:sz="4" w:space="0" w:color="auto"/>
                           <w:left w:val="single" w:sz="4" w:space="0" w:color="auto"/>
@@ -884,8 +855,8 @@
                         <w:r>
                           <w:rPr>
                             <w:rFonts w:ascii="Calibri" w:hAnsi="Calibri" w:cs="Calibri"/>
-                            <w:sz w:val="16"/>
-                            <w:szCs w:val="16"/>
+                            <w:sz w:val="18"/>
+                            <w:szCs w:val="18"/>
                           </w:rPr>
                           <w:t>21</w:t>
                         </w:r>
@@ -893,7 +864,7 @@
                     </w:tc>
                     <w:tc>
                       <w:tcPr>
-                        <w:tcW w:w="440" w:type="dxa"/>
+                        <w:tcW w:w="345" w:type="dxa"/>
                         <w:tcBorders>
                           <w:top w:val="single" w:sz="4" w:space="0" w:color="auto"/>
                           <w:left w:val="single" w:sz="4" w:space="0" w:color="auto"/>
@@ -916,8 +887,8 @@
                         <w:r>
                           <w:rPr>
                             <w:rFonts w:ascii="Calibri" w:hAnsi="Calibri" w:cs="Calibri"/>
-                            <w:sz w:val="16"/>
-                            <w:szCs w:val="16"/>
+                            <w:sz w:val="18"/>
+                            <w:szCs w:val="18"/>
                           </w:rPr>
                           <w:t>22</w:t>
                         </w:r>
@@ -925,7 +896,7 @@
                     </w:tc>
                     <w:tc>
                       <w:tcPr>
-                        <w:tcW w:w="440" w:type="dxa"/>
+                        <w:tcW w:w="345" w:type="dxa"/>
                         <w:tcBorders>
                           <w:top w:val="single" w:sz="4" w:space="0" w:color="auto"/>
                           <w:left w:val="single" w:sz="4" w:space="0" w:color="auto"/>
@@ -949,8 +920,8 @@
                         <w:r>
                           <w:rPr>
                             <w:rFonts w:ascii="Calibri" w:hAnsi="Calibri" w:cs="Calibri"/>
-                            <w:sz w:val="16"/>
-                            <w:szCs w:val="16"/>
+                            <w:sz w:val="18"/>
+                            <w:szCs w:val="18"/>
                           </w:rPr>
                           <w:t>23</w:t>
                         </w:r>
@@ -958,7 +929,7 @@
                     </w:tc>
                     <w:tc>
                       <w:tcPr>
-                        <w:tcW w:w="440" w:type="dxa"/>
+                        <w:tcW w:w="345" w:type="dxa"/>
                         <w:tcBorders>
                           <w:top w:val="single" w:sz="4" w:space="0" w:color="auto"/>
                           <w:left w:val="single" w:sz="4" w:space="0" w:color="auto"/>
@@ -982,8 +953,8 @@
                         <w:r>
                           <w:rPr>
                             <w:rFonts w:ascii="Calibri" w:hAnsi="Calibri" w:cs="Calibri"/>
-                            <w:sz w:val="16"/>
-                            <w:szCs w:val="16"/>
+                            <w:sz w:val="18"/>
+                            <w:szCs w:val="18"/>
                           </w:rPr>
                           <w:t>24</w:t>
                         </w:r>
@@ -991,7 +962,7 @@
                     </w:tc>
                     <w:tc>
                       <w:tcPr>
-                        <w:tcW w:w="440" w:type="dxa"/>
+                        <w:tcW w:w="345" w:type="dxa"/>
                         <w:tcBorders>
                           <w:top w:val="single" w:sz="4" w:space="0" w:color="auto"/>
                           <w:left w:val="single" w:sz="4" w:space="0" w:color="auto"/>
@@ -1014,8 +985,8 @@
                         <w:r>
                           <w:rPr>
                             <w:rFonts w:ascii="Calibri" w:hAnsi="Calibri" w:cs="Calibri"/>
-                            <w:sz w:val="16"/>
-                            <w:szCs w:val="16"/>
+                            <w:sz w:val="18"/>
+                            <w:szCs w:val="18"/>
                           </w:rPr>
                           <w:t>25</w:t>
                         </w:r>
@@ -1023,7 +994,7 @@
                     </w:tc>
                     <w:tc>
                       <w:tcPr>
-                        <w:tcW w:w="440" w:type="dxa"/>
+                        <w:tcW w:w="345" w:type="dxa"/>
                         <w:tcBorders>
                           <w:top w:val="single" w:sz="4" w:space="0" w:color="auto"/>
                           <w:left w:val="single" w:sz="4" w:space="0" w:color="auto"/>
@@ -1046,8 +1017,8 @@
                         <w:r>
                           <w:rPr>
                             <w:rFonts w:ascii="Calibri" w:hAnsi="Calibri" w:cs="Calibri"/>
-                            <w:sz w:val="16"/>
-                            <w:szCs w:val="16"/>
+                            <w:sz w:val="18"/>
+                            <w:szCs w:val="18"/>
                           </w:rPr>
                           <w:t>26</w:t>
                         </w:r>
@@ -1055,7 +1026,7 @@
                     </w:tc>
                     <w:tc>
                       <w:tcPr>
-                        <w:tcW w:w="440" w:type="dxa"/>
+                        <w:tcW w:w="345" w:type="dxa"/>
                         <w:tcBorders>
                           <w:top w:val="single" w:sz="4" w:space="0" w:color="auto"/>
                           <w:left w:val="single" w:sz="4" w:space="0" w:color="auto"/>
@@ -1078,8 +1049,8 @@
                         <w:r>
                           <w:rPr>
                             <w:rFonts w:ascii="Calibri" w:hAnsi="Calibri" w:cs="Calibri"/>
-                            <w:sz w:val="16"/>
-                            <w:szCs w:val="16"/>
+                            <w:sz w:val="18"/>
+                            <w:szCs w:val="18"/>
                           </w:rPr>
                           <w:t>27</w:t>
                         </w:r>
@@ -1087,7 +1058,7 @@
                     </w:tc>
                     <w:tc>
                       <w:tcPr>
-                        <w:tcW w:w="440" w:type="dxa"/>
+                        <w:tcW w:w="345" w:type="dxa"/>
                         <w:tcBorders>
                           <w:top w:val="single" w:sz="4" w:space="0" w:color="auto"/>
                           <w:left w:val="single" w:sz="4" w:space="0" w:color="auto"/>
@@ -1110,8 +1081,8 @@
                         <w:r>
                           <w:rPr>
                             <w:rFonts w:ascii="Calibri" w:hAnsi="Calibri" w:cs="Calibri"/>
-                            <w:sz w:val="16"/>
-                            <w:szCs w:val="16"/>
+                            <w:sz w:val="18"/>
+                            <w:szCs w:val="18"/>
                           </w:rPr>
                           <w:t>28</w:t>
                         </w:r>
@@ -1119,7 +1090,7 @@
                     </w:tc>
                     <w:tc>
                       <w:tcPr>
-                        <w:tcW w:w="440" w:type="dxa"/>
+                        <w:tcW w:w="345" w:type="dxa"/>
                         <w:tcBorders>
                           <w:top w:val="single" w:sz="4" w:space="0" w:color="auto"/>
                           <w:left w:val="single" w:sz="4" w:space="0" w:color="auto"/>
@@ -1142,8 +1113,8 @@
                         <w:r>
                           <w:rPr>
                             <w:rFonts w:ascii="Calibri" w:hAnsi="Calibri" w:cs="Calibri"/>
-                            <w:sz w:val="16"/>
-                            <w:szCs w:val="16"/>
+                            <w:sz w:val="18"/>
+                            <w:szCs w:val="18"/>
                           </w:rPr>
                           <w:t>29</w:t>
                         </w:r>
@@ -1151,7 +1122,7 @@
                     </w:tc>
                     <w:tc>
                       <w:tcPr>
-                        <w:tcW w:w="440" w:type="dxa"/>
+                        <w:tcW w:w="345" w:type="dxa"/>
                         <w:tcBorders>
                           <w:top w:val="single" w:sz="4" w:space="0" w:color="auto"/>
                           <w:left w:val="single" w:sz="4" w:space="0" w:color="auto"/>
@@ -1174,8 +1145,8 @@
                         <w:r>
                           <w:rPr>
                             <w:rFonts w:ascii="Calibri" w:hAnsi="Calibri" w:cs="Calibri"/>
-                            <w:sz w:val="16"/>
-                            <w:szCs w:val="16"/>
+                            <w:sz w:val="18"/>
+                            <w:szCs w:val="18"/>
                           </w:rPr>
                           <w:t>30</w:t>
                         </w:r>
@@ -1184,11 +1155,11 @@
                   </w:tr>
                   <w:tr>
                     <w:trPr>
-                      <w:trHeight w:hRule="exact" w:val="440"/>
+                      <w:trHeight w:hRule="exact" w:val="345"/>
                     </w:trPr>
                     <w:tc>
                       <w:tcPr>
-                        <w:tcW w:w="440" w:type="dxa"/>
+                        <w:tcW w:w="345" w:type="dxa"/>
                         <w:tcBorders>
                           <w:top w:val="single" w:sz="4" w:space="0" w:color="auto"/>
                           <w:left w:val="single" w:sz="4" w:space="0" w:color="auto"/>
@@ -1211,8 +1182,8 @@
                         <w:r>
                           <w:rPr>
                             <w:rFonts w:ascii="Calibri" w:hAnsi="Calibri" w:cs="Calibri"/>
-                            <w:sz w:val="16"/>
-                            <w:szCs w:val="16"/>
+                            <w:sz w:val="18"/>
+                            <w:szCs w:val="18"/>
                           </w:rPr>
                           <w:t>31</w:t>
                         </w:r>
@@ -1220,7 +1191,7 @@
                     </w:tc>
                     <w:tc>
                       <w:tcPr>
-                        <w:tcW w:w="440" w:type="dxa"/>
+                        <w:tcW w:w="345" w:type="dxa"/>
                         <w:tcBorders>
                           <w:top w:val="single" w:sz="4" w:space="0" w:color="auto"/>
                           <w:left w:val="single" w:sz="4" w:space="0" w:color="auto"/>
@@ -1243,8 +1214,8 @@
                         <w:r>
                           <w:rPr>
                             <w:rFonts w:ascii="Calibri" w:hAnsi="Calibri" w:cs="Calibri"/>
-                            <w:sz w:val="16"/>
-                            <w:szCs w:val="16"/>
+                            <w:sz w:val="18"/>
+                            <w:szCs w:val="18"/>
                           </w:rPr>
                           <w:t>32</w:t>
                         </w:r>
@@ -1252,7 +1223,7 @@
                     </w:tc>
                     <w:tc>
                       <w:tcPr>
-                        <w:tcW w:w="440" w:type="dxa"/>
+                        <w:tcW w:w="345" w:type="dxa"/>
                         <w:tcBorders>
                           <w:top w:val="single" w:sz="4" w:space="0" w:color="auto"/>
                           <w:left w:val="single" w:sz="4" w:space="0" w:color="auto"/>
@@ -1276,8 +1247,8 @@
                         <w:r>
                           <w:rPr>
                             <w:rFonts w:ascii="Calibri" w:hAnsi="Calibri" w:cs="Calibri"/>
-                            <w:sz w:val="16"/>
-                            <w:szCs w:val="16"/>
+                            <w:sz w:val="18"/>
+                            <w:szCs w:val="18"/>
                           </w:rPr>
                           <w:t>33</w:t>
                         </w:r>
@@ -1285,7 +1256,7 @@
                     </w:tc>
                     <w:tc>
                       <w:tcPr>
-                        <w:tcW w:w="440" w:type="dxa"/>
+                        <w:tcW w:w="345" w:type="dxa"/>
                         <w:tcBorders>
                           <w:top w:val="single" w:sz="4" w:space="0" w:color="auto"/>
                           <w:left w:val="single" w:sz="4" w:space="0" w:color="auto"/>
@@ -1309,8 +1280,8 @@
                         <w:r>
                           <w:rPr>
                             <w:rFonts w:ascii="Calibri" w:hAnsi="Calibri" w:cs="Calibri"/>
-                            <w:sz w:val="16"/>
-                            <w:szCs w:val="16"/>
+                            <w:sz w:val="18"/>
+                            <w:szCs w:val="18"/>
                           </w:rPr>
                           <w:t>34</w:t>
                         </w:r>
@@ -1318,7 +1289,7 @@
                     </w:tc>
                     <w:tc>
                       <w:tcPr>
-                        <w:tcW w:w="440" w:type="dxa"/>
+                        <w:tcW w:w="345" w:type="dxa"/>
                         <w:tcBorders>
                           <w:top w:val="single" w:sz="4" w:space="0" w:color="auto"/>
                           <w:left w:val="single" w:sz="4" w:space="0" w:color="auto"/>
@@ -1341,8 +1312,8 @@
                         <w:r>
                           <w:rPr>
                             <w:rFonts w:ascii="Calibri" w:hAnsi="Calibri" w:cs="Calibri"/>
-                            <w:sz w:val="16"/>
-                            <w:szCs w:val="16"/>
+                            <w:sz w:val="18"/>
+                            <w:szCs w:val="18"/>
                           </w:rPr>
                           <w:t>35</w:t>
                         </w:r>
@@ -1350,7 +1321,7 @@
                     </w:tc>
                     <w:tc>
                       <w:tcPr>
-                        <w:tcW w:w="440" w:type="dxa"/>
+                        <w:tcW w:w="345" w:type="dxa"/>
                         <w:tcBorders>
                           <w:top w:val="single" w:sz="4" w:space="0" w:color="auto"/>
                           <w:left w:val="single" w:sz="4" w:space="0" w:color="auto"/>
@@ -1373,8 +1344,8 @@
                         <w:r>
                           <w:rPr>
                             <w:rFonts w:ascii="Calibri" w:hAnsi="Calibri" w:cs="Calibri"/>
-                            <w:sz w:val="16"/>
-                            <w:szCs w:val="16"/>
+                            <w:sz w:val="18"/>
+                            <w:szCs w:val="18"/>
                           </w:rPr>
                           <w:t>36</w:t>
                         </w:r>
@@ -1382,7 +1353,7 @@
                     </w:tc>
                     <w:tc>
                       <w:tcPr>
-                        <w:tcW w:w="440" w:type="dxa"/>
+                        <w:tcW w:w="345" w:type="dxa"/>
                         <w:tcBorders>
                           <w:top w:val="single" w:sz="4" w:space="0" w:color="auto"/>
                           <w:left w:val="single" w:sz="4" w:space="0" w:color="auto"/>
@@ -1405,8 +1376,8 @@
                         <w:r>
                           <w:rPr>
                             <w:rFonts w:ascii="Calibri" w:hAnsi="Calibri" w:cs="Calibri"/>
-                            <w:sz w:val="16"/>
-                            <w:szCs w:val="16"/>
+                            <w:sz w:val="18"/>
+                            <w:szCs w:val="18"/>
                           </w:rPr>
                           <w:t>37</w:t>
                         </w:r>
@@ -1414,7 +1385,7 @@
                     </w:tc>
                     <w:tc>
                       <w:tcPr>
-                        <w:tcW w:w="440" w:type="dxa"/>
+                        <w:tcW w:w="345" w:type="dxa"/>
                         <w:tcBorders>
                           <w:top w:val="single" w:sz="4" w:space="0" w:color="auto"/>
                           <w:left w:val="single" w:sz="4" w:space="0" w:color="auto"/>
@@ -1437,8 +1408,8 @@
                         <w:r>
                           <w:rPr>
                             <w:rFonts w:ascii="Calibri" w:hAnsi="Calibri" w:cs="Calibri"/>
-                            <w:sz w:val="16"/>
-                            <w:szCs w:val="16"/>
+                            <w:sz w:val="18"/>
+                            <w:szCs w:val="18"/>
                           </w:rPr>
                           <w:t>38</w:t>
                         </w:r>
@@ -1446,7 +1417,7 @@
                     </w:tc>
                     <w:tc>
                       <w:tcPr>
-                        <w:tcW w:w="440" w:type="dxa"/>
+                        <w:tcW w:w="345" w:type="dxa"/>
                         <w:tcBorders>
                           <w:top w:val="single" w:sz="4" w:space="0" w:color="auto"/>
                           <w:left w:val="single" w:sz="4" w:space="0" w:color="auto"/>
@@ -1469,8 +1440,8 @@
                         <w:r>
                           <w:rPr>
                             <w:rFonts w:ascii="Calibri" w:hAnsi="Calibri" w:cs="Calibri"/>
-                            <w:sz w:val="16"/>
-                            <w:szCs w:val="16"/>
+                            <w:sz w:val="18"/>
+                            <w:szCs w:val="18"/>
                           </w:rPr>
                           <w:t>39</w:t>
                         </w:r>
@@ -1478,7 +1449,7 @@
                     </w:tc>
                     <w:tc>
                       <w:tcPr>
-                        <w:tcW w:w="440" w:type="dxa"/>
+                        <w:tcW w:w="345" w:type="dxa"/>
                         <w:tcBorders>
                           <w:top w:val="single" w:sz="4" w:space="0" w:color="auto"/>
                           <w:left w:val="single" w:sz="4" w:space="0" w:color="auto"/>
@@ -1501,8 +1472,8 @@
                         <w:r>
                           <w:rPr>
                             <w:rFonts w:ascii="Calibri" w:hAnsi="Calibri" w:cs="Calibri"/>
-                            <w:sz w:val="16"/>
-                            <w:szCs w:val="16"/>
+                            <w:sz w:val="18"/>
+                            <w:szCs w:val="18"/>
                           </w:rPr>
                           <w:t>40</w:t>
                         </w:r>
@@ -1511,11 +1482,11 @@
                   </w:tr>
                   <w:tr>
                     <w:trPr>
-                      <w:trHeight w:hRule="exact" w:val="440"/>
+                      <w:trHeight w:hRule="exact" w:val="345"/>
                     </w:trPr>
                     <w:tc>
                       <w:tcPr>
-                        <w:tcW w:w="440" w:type="dxa"/>
+                        <w:tcW w:w="345" w:type="dxa"/>
                         <w:tcBorders>
                           <w:top w:val="single" w:sz="4" w:space="0" w:color="auto"/>
                           <w:left w:val="single" w:sz="4" w:space="0" w:color="auto"/>
@@ -1538,8 +1509,8 @@
                         <w:r>
                           <w:rPr>
                             <w:rFonts w:ascii="Calibri" w:hAnsi="Calibri" w:cs="Calibri"/>
-                            <w:sz w:val="16"/>
-                            <w:szCs w:val="16"/>
+                            <w:sz w:val="18"/>
+                            <w:szCs w:val="18"/>
                           </w:rPr>
                           <w:t>41</w:t>
                         </w:r>
@@ -1547,7 +1518,7 @@
                     </w:tc>
                     <w:tc>
                       <w:tcPr>
-                        <w:tcW w:w="440" w:type="dxa"/>
+                        <w:tcW w:w="345" w:type="dxa"/>
                         <w:tcBorders>
                           <w:top w:val="single" w:sz="4" w:space="0" w:color="auto"/>
                           <w:left w:val="single" w:sz="4" w:space="0" w:color="auto"/>
@@ -1570,8 +1541,8 @@
                         <w:r>
                           <w:rPr>
                             <w:rFonts w:ascii="Calibri" w:hAnsi="Calibri" w:cs="Calibri"/>
-                            <w:sz w:val="16"/>
-                            <w:szCs w:val="16"/>
+                            <w:sz w:val="18"/>
+                            <w:szCs w:val="18"/>
                           </w:rPr>
                           <w:t>42</w:t>
                         </w:r>
@@ -1579,7 +1550,7 @@
                     </w:tc>
                     <w:tc>
                       <w:tcPr>
-                        <w:tcW w:w="440" w:type="dxa"/>
+                        <w:tcW w:w="345" w:type="dxa"/>
                         <w:tcBorders>
                           <w:top w:val="single" w:sz="4" w:space="0" w:color="auto"/>
                           <w:left w:val="single" w:sz="4" w:space="0" w:color="auto"/>
@@ -1602,8 +1573,8 @@
                         <w:r>
                           <w:rPr>
                             <w:rFonts w:ascii="Calibri" w:hAnsi="Calibri" w:cs="Calibri"/>
-                            <w:sz w:val="16"/>
-                            <w:szCs w:val="16"/>
+                            <w:sz w:val="18"/>
+                            <w:szCs w:val="18"/>
                           </w:rPr>
                           <w:t>43</w:t>
                         </w:r>
@@ -1611,7 +1582,7 @@
                     </w:tc>
                     <w:tc>
                       <w:tcPr>
-                        <w:tcW w:w="440" w:type="dxa"/>
+                        <w:tcW w:w="345" w:type="dxa"/>
                         <w:tcBorders>
                           <w:top w:val="single" w:sz="4" w:space="0" w:color="auto"/>
                           <w:left w:val="single" w:sz="4" w:space="0" w:color="auto"/>
@@ -1634,8 +1605,8 @@
                         <w:r>
                           <w:rPr>
                             <w:rFonts w:ascii="Calibri" w:hAnsi="Calibri" w:cs="Calibri"/>
-                            <w:sz w:val="16"/>
-                            <w:szCs w:val="16"/>
+                            <w:sz w:val="18"/>
+                            <w:szCs w:val="18"/>
                           </w:rPr>
                           <w:t>44</w:t>
                         </w:r>
@@ -1643,7 +1614,7 @@
                     </w:tc>
                     <w:tc>
                       <w:tcPr>
-                        <w:tcW w:w="440" w:type="dxa"/>
+                        <w:tcW w:w="345" w:type="dxa"/>
                         <w:tcBorders>
                           <w:top w:val="single" w:sz="4" w:space="0" w:color="auto"/>
                           <w:left w:val="single" w:sz="4" w:space="0" w:color="auto"/>
@@ -1666,8 +1637,8 @@
                         <w:r>
                           <w:rPr>
                             <w:rFonts w:ascii="Calibri" w:hAnsi="Calibri" w:cs="Calibri"/>
-                            <w:sz w:val="16"/>
-                            <w:szCs w:val="16"/>
+                            <w:sz w:val="18"/>
+                            <w:szCs w:val="18"/>
                           </w:rPr>
                           <w:t>45</w:t>
                         </w:r>
@@ -1675,7 +1646,7 @@
                     </w:tc>
                     <w:tc>
                       <w:tcPr>
-                        <w:tcW w:w="440" w:type="dxa"/>
+                        <w:tcW w:w="345" w:type="dxa"/>
                         <w:tcBorders>
                           <w:top w:val="single" w:sz="4" w:space="0" w:color="auto"/>
                           <w:left w:val="single" w:sz="4" w:space="0" w:color="auto"/>
@@ -1699,8 +1670,8 @@
                         <w:r>
                           <w:rPr>
                             <w:rFonts w:ascii="Calibri" w:hAnsi="Calibri" w:cs="Calibri"/>
-                            <w:sz w:val="16"/>
-                            <w:szCs w:val="16"/>
+                            <w:sz w:val="18"/>
+                            <w:szCs w:val="18"/>
                           </w:rPr>
                           <w:t>46</w:t>
                         </w:r>
@@ -1708,7 +1679,7 @@
                     </w:tc>
                     <w:tc>
                       <w:tcPr>
-                        <w:tcW w:w="440" w:type="dxa"/>
+                        <w:tcW w:w="345" w:type="dxa"/>
                         <w:tcBorders>
                           <w:top w:val="single" w:sz="4" w:space="0" w:color="auto"/>
                           <w:left w:val="single" w:sz="4" w:space="0" w:color="auto"/>
@@ -1732,8 +1703,8 @@
                         <w:r>
                           <w:rPr>
                             <w:rFonts w:ascii="Calibri" w:hAnsi="Calibri" w:cs="Calibri"/>
-                            <w:sz w:val="16"/>
-                            <w:szCs w:val="16"/>
+                            <w:sz w:val="18"/>
+                            <w:szCs w:val="18"/>
                           </w:rPr>
                           <w:t>47</w:t>
                         </w:r>
@@ -1741,7 +1712,7 @@
                     </w:tc>
                     <w:tc>
                       <w:tcPr>
-                        <w:tcW w:w="440" w:type="dxa"/>
+                        <w:tcW w:w="345" w:type="dxa"/>
                         <w:tcBorders>
                           <w:top w:val="single" w:sz="4" w:space="0" w:color="auto"/>
                           <w:left w:val="single" w:sz="4" w:space="0" w:color="auto"/>
@@ -1764,8 +1735,8 @@
                         <w:r>
                           <w:rPr>
                             <w:rFonts w:ascii="Calibri" w:hAnsi="Calibri" w:cs="Calibri"/>
-                            <w:sz w:val="16"/>
-                            <w:szCs w:val="16"/>
+                            <w:sz w:val="18"/>
+                            <w:szCs w:val="18"/>
                           </w:rPr>
                           <w:t>48</w:t>
                         </w:r>
@@ -1773,7 +1744,7 @@
                     </w:tc>
                     <w:tc>
                       <w:tcPr>
-                        <w:tcW w:w="440" w:type="dxa"/>
+                        <w:tcW w:w="345" w:type="dxa"/>
                         <w:tcBorders>
                           <w:top w:val="single" w:sz="4" w:space="0" w:color="auto"/>
                           <w:left w:val="single" w:sz="4" w:space="0" w:color="auto"/>
@@ -1796,8 +1767,8 @@
                         <w:r>
                           <w:rPr>
                             <w:rFonts w:ascii="Calibri" w:hAnsi="Calibri" w:cs="Calibri"/>
-                            <w:sz w:val="16"/>
-                            <w:szCs w:val="16"/>
+                            <w:sz w:val="18"/>
+                            <w:szCs w:val="18"/>
                           </w:rPr>
                           <w:t>49</w:t>
                         </w:r>
@@ -1805,7 +1776,7 @@
                     </w:tc>
                     <w:tc>
                       <w:tcPr>
-                        <w:tcW w:w="440" w:type="dxa"/>
+                        <w:tcW w:w="345" w:type="dxa"/>
                         <w:tcBorders>
                           <w:top w:val="single" w:sz="4" w:space="0" w:color="auto"/>
                           <w:left w:val="single" w:sz="4" w:space="0" w:color="auto"/>
@@ -1828,8 +1799,8 @@
                         <w:r>
                           <w:rPr>
                             <w:rFonts w:ascii="Calibri" w:hAnsi="Calibri" w:cs="Calibri"/>
-                            <w:sz w:val="16"/>
-                            <w:szCs w:val="16"/>
+                            <w:sz w:val="18"/>
+                            <w:szCs w:val="18"/>
                           </w:rPr>
                           <w:t>50</w:t>
                         </w:r>
@@ -1838,11 +1809,11 @@
                   </w:tr>
                   <w:tr>
                     <w:trPr>
-                      <w:trHeight w:hRule="exact" w:val="440"/>
+                      <w:trHeight w:hRule="exact" w:val="345"/>
                     </w:trPr>
                     <w:tc>
                       <w:tcPr>
-                        <w:tcW w:w="440" w:type="dxa"/>
+                        <w:tcW w:w="345" w:type="dxa"/>
                         <w:tcBorders>
                           <w:top w:val="single" w:sz="4" w:space="0" w:color="auto"/>
                           <w:left w:val="single" w:sz="4" w:space="0" w:color="auto"/>
@@ -1865,8 +1836,8 @@
                         <w:r>
                           <w:rPr>
                             <w:rFonts w:ascii="Calibri" w:hAnsi="Calibri" w:cs="Calibri"/>
-                            <w:sz w:val="16"/>
-                            <w:szCs w:val="16"/>
+                            <w:sz w:val="18"/>
+                            <w:szCs w:val="18"/>
                           </w:rPr>
                           <w:t>51</w:t>
                         </w:r>
@@ -1874,7 +1845,7 @@
                     </w:tc>
                     <w:tc>
                       <w:tcPr>
-                        <w:tcW w:w="440" w:type="dxa"/>
+                        <w:tcW w:w="345" w:type="dxa"/>
                         <w:tcBorders>
                           <w:top w:val="single" w:sz="4" w:space="0" w:color="auto"/>
                           <w:left w:val="single" w:sz="4" w:space="0" w:color="auto"/>
@@ -1897,8 +1868,8 @@
                         <w:r>
                           <w:rPr>
                             <w:rFonts w:ascii="Calibri" w:hAnsi="Calibri" w:cs="Calibri"/>
-                            <w:sz w:val="16"/>
-                            <w:szCs w:val="16"/>
+                            <w:sz w:val="18"/>
+                            <w:szCs w:val="18"/>
                           </w:rPr>
                           <w:t>52</w:t>
                         </w:r>
@@ -1906,7 +1877,7 @@
                     </w:tc>
                     <w:tc>
                       <w:tcPr>
-                        <w:tcW w:w="440" w:type="dxa"/>
+                        <w:tcW w:w="345" w:type="dxa"/>
                         <w:tcBorders>
                           <w:top w:val="single" w:sz="4" w:space="0" w:color="auto"/>
                           <w:left w:val="single" w:sz="4" w:space="0" w:color="auto"/>
@@ -1929,8 +1900,8 @@
                         <w:r>
                           <w:rPr>
                             <w:rFonts w:ascii="Calibri" w:hAnsi="Calibri" w:cs="Calibri"/>
-                            <w:sz w:val="16"/>
-                            <w:szCs w:val="16"/>
+                            <w:sz w:val="18"/>
+                            <w:szCs w:val="18"/>
                           </w:rPr>
                           <w:t>53</w:t>
                         </w:r>
@@ -1938,7 +1909,7 @@
                     </w:tc>
                     <w:tc>
                       <w:tcPr>
-                        <w:tcW w:w="440" w:type="dxa"/>
+                        <w:tcW w:w="345" w:type="dxa"/>
                         <w:tcBorders>
                           <w:top w:val="single" w:sz="4" w:space="0" w:color="auto"/>
                           <w:left w:val="single" w:sz="4" w:space="0" w:color="auto"/>
@@ -1961,8 +1932,8 @@
                         <w:r>
                           <w:rPr>
                             <w:rFonts w:ascii="Calibri" w:hAnsi="Calibri" w:cs="Calibri"/>
-                            <w:sz w:val="16"/>
-                            <w:szCs w:val="16"/>
+                            <w:sz w:val="18"/>
+                            <w:szCs w:val="18"/>
                           </w:rPr>
                           <w:t>54</w:t>
                         </w:r>
@@ -1970,7 +1941,7 @@
                     </w:tc>
                     <w:tc>
                       <w:tcPr>
-                        <w:tcW w:w="440" w:type="dxa"/>
+                        <w:tcW w:w="345" w:type="dxa"/>
                         <w:tcBorders>
                           <w:top w:val="single" w:sz="4" w:space="0" w:color="auto"/>
                           <w:left w:val="single" w:sz="4" w:space="0" w:color="auto"/>
@@ -1993,8 +1964,8 @@
                         <w:r>
                           <w:rPr>
                             <w:rFonts w:ascii="Calibri" w:hAnsi="Calibri" w:cs="Calibri"/>
-                            <w:sz w:val="16"/>
-                            <w:szCs w:val="16"/>
+                            <w:sz w:val="18"/>
+                            <w:szCs w:val="18"/>
                           </w:rPr>
                           <w:t>55</w:t>
                         </w:r>
@@ -2002,7 +1973,7 @@
                     </w:tc>
                     <w:tc>
                       <w:tcPr>
-                        <w:tcW w:w="440" w:type="dxa"/>
+                        <w:tcW w:w="345" w:type="dxa"/>
                         <w:tcBorders>
                           <w:top w:val="single" w:sz="4" w:space="0" w:color="auto"/>
                           <w:left w:val="single" w:sz="4" w:space="0" w:color="auto"/>
@@ -2026,8 +1997,8 @@
                         <w:r>
                           <w:rPr>
                             <w:rFonts w:ascii="Calibri" w:hAnsi="Calibri" w:cs="Calibri"/>
-                            <w:sz w:val="16"/>
-                            <w:szCs w:val="16"/>
+                            <w:sz w:val="18"/>
+                            <w:szCs w:val="18"/>
                           </w:rPr>
                           <w:t>56</w:t>
                         </w:r>
@@ -2035,7 +2006,7 @@
                     </w:tc>
                     <w:tc>
                       <w:tcPr>
-                        <w:tcW w:w="440" w:type="dxa"/>
+                        <w:tcW w:w="345" w:type="dxa"/>
                         <w:tcBorders>
                           <w:top w:val="single" w:sz="4" w:space="0" w:color="auto"/>
                           <w:left w:val="single" w:sz="4" w:space="0" w:color="auto"/>
@@ -2059,8 +2030,8 @@
                         <w:r>
                           <w:rPr>
                             <w:rFonts w:ascii="Calibri" w:hAnsi="Calibri" w:cs="Calibri"/>
-                            <w:sz w:val="16"/>
-                            <w:szCs w:val="16"/>
+                            <w:sz w:val="18"/>
+                            <w:szCs w:val="18"/>
                           </w:rPr>
                           <w:t>57</w:t>
                         </w:r>
@@ -2068,7 +2039,7 @@
                     </w:tc>
                     <w:tc>
                       <w:tcPr>
-                        <w:tcW w:w="440" w:type="dxa"/>
+                        <w:tcW w:w="345" w:type="dxa"/>
                         <w:tcBorders>
                           <w:top w:val="single" w:sz="4" w:space="0" w:color="auto"/>
                           <w:left w:val="single" w:sz="4" w:space="0" w:color="auto"/>
@@ -2091,8 +2062,8 @@
                         <w:r>
                           <w:rPr>
                             <w:rFonts w:ascii="Calibri" w:hAnsi="Calibri" w:cs="Calibri"/>
-                            <w:sz w:val="16"/>
-                            <w:szCs w:val="16"/>
+                            <w:sz w:val="18"/>
+                            <w:szCs w:val="18"/>
                           </w:rPr>
                           <w:t>58</w:t>
                         </w:r>
@@ -2100,7 +2071,7 @@
                     </w:tc>
                     <w:tc>
                       <w:tcPr>
-                        <w:tcW w:w="440" w:type="dxa"/>
+                        <w:tcW w:w="345" w:type="dxa"/>
                         <w:tcBorders>
                           <w:top w:val="single" w:sz="4" w:space="0" w:color="auto"/>
                           <w:left w:val="single" w:sz="4" w:space="0" w:color="auto"/>
@@ -2123,8 +2094,8 @@
                         <w:r>
                           <w:rPr>
                             <w:rFonts w:ascii="Calibri" w:hAnsi="Calibri" w:cs="Calibri"/>
-                            <w:sz w:val="16"/>
-                            <w:szCs w:val="16"/>
+                            <w:sz w:val="18"/>
+                            <w:szCs w:val="18"/>
                           </w:rPr>
                           <w:t>59</w:t>
                         </w:r>
@@ -2132,7 +2103,7 @@
                     </w:tc>
                     <w:tc>
                       <w:tcPr>
-                        <w:tcW w:w="440" w:type="dxa"/>
+                        <w:tcW w:w="345" w:type="dxa"/>
                         <w:tcBorders>
                           <w:top w:val="single" w:sz="4" w:space="0" w:color="auto"/>
                           <w:left w:val="single" w:sz="4" w:space="0" w:color="auto"/>
@@ -2155,8 +2126,8 @@
                         <w:r>
                           <w:rPr>
                             <w:rFonts w:ascii="Calibri" w:hAnsi="Calibri" w:cs="Calibri"/>
-                            <w:sz w:val="16"/>
-                            <w:szCs w:val="16"/>
+                            <w:sz w:val="18"/>
+                            <w:szCs w:val="18"/>
                           </w:rPr>
                           <w:t>60</w:t>
                         </w:r>
@@ -2165,11 +2136,11 @@
                   </w:tr>
                   <w:tr>
                     <w:trPr>
-                      <w:trHeight w:hRule="exact" w:val="440"/>
+                      <w:trHeight w:hRule="exact" w:val="345"/>
                     </w:trPr>
                     <w:tc>
                       <w:tcPr>
-                        <w:tcW w:w="440" w:type="dxa"/>
+                        <w:tcW w:w="345" w:type="dxa"/>
                         <w:tcBorders>
                           <w:top w:val="single" w:sz="4" w:space="0" w:color="auto"/>
                           <w:left w:val="single" w:sz="4" w:space="0" w:color="auto"/>
@@ -2192,8 +2163,8 @@
                         <w:r>
                           <w:rPr>
                             <w:rFonts w:ascii="Calibri" w:hAnsi="Calibri" w:cs="Calibri"/>
-                            <w:sz w:val="16"/>
-                            <w:szCs w:val="16"/>
+                            <w:sz w:val="18"/>
+                            <w:szCs w:val="18"/>
                           </w:rPr>
                           <w:t>61</w:t>
                         </w:r>
@@ -2201,7 +2172,7 @@
                     </w:tc>
                     <w:tc>
                       <w:tcPr>
-                        <w:tcW w:w="440" w:type="dxa"/>
+                        <w:tcW w:w="345" w:type="dxa"/>
                         <w:tcBorders>
                           <w:top w:val="single" w:sz="4" w:space="0" w:color="auto"/>
                           <w:left w:val="single" w:sz="4" w:space="0" w:color="auto"/>
@@ -2224,8 +2195,8 @@
                         <w:r>
                           <w:rPr>
                             <w:rFonts w:ascii="Calibri" w:hAnsi="Calibri" w:cs="Calibri"/>
-                            <w:sz w:val="16"/>
-                            <w:szCs w:val="16"/>
+                            <w:sz w:val="18"/>
+                            <w:szCs w:val="18"/>
                           </w:rPr>
                           <w:t>62</w:t>
                         </w:r>
@@ -2233,7 +2204,7 @@
                     </w:tc>
                     <w:tc>
                       <w:tcPr>
-                        <w:tcW w:w="440" w:type="dxa"/>
+                        <w:tcW w:w="345" w:type="dxa"/>
                         <w:tcBorders>
                           <w:top w:val="single" w:sz="4" w:space="0" w:color="auto"/>
                           <w:left w:val="single" w:sz="4" w:space="0" w:color="auto"/>
@@ -2256,8 +2227,8 @@
                         <w:r>
                           <w:rPr>
                             <w:rFonts w:ascii="Calibri" w:hAnsi="Calibri" w:cs="Calibri"/>
-                            <w:sz w:val="16"/>
-                            <w:szCs w:val="16"/>
+                            <w:sz w:val="18"/>
+                            <w:szCs w:val="18"/>
                           </w:rPr>
                           <w:t>63</w:t>
                         </w:r>
@@ -2265,7 +2236,7 @@
                     </w:tc>
                     <w:tc>
                       <w:tcPr>
-                        <w:tcW w:w="440" w:type="dxa"/>
+                        <w:tcW w:w="345" w:type="dxa"/>
                         <w:tcBorders>
                           <w:top w:val="single" w:sz="4" w:space="0" w:color="auto"/>
                           <w:left w:val="single" w:sz="4" w:space="0" w:color="auto"/>
@@ -2288,8 +2259,8 @@
                         <w:r>
                           <w:rPr>
                             <w:rFonts w:ascii="Calibri" w:hAnsi="Calibri" w:cs="Calibri"/>
-                            <w:sz w:val="16"/>
-                            <w:szCs w:val="16"/>
+                            <w:sz w:val="18"/>
+                            <w:szCs w:val="18"/>
                           </w:rPr>
                           <w:t>64</w:t>
                         </w:r>
@@ -2297,7 +2268,7 @@
                     </w:tc>
                     <w:tc>
                       <w:tcPr>
-                        <w:tcW w:w="440" w:type="dxa"/>
+                        <w:tcW w:w="345" w:type="dxa"/>
                         <w:tcBorders>
                           <w:top w:val="single" w:sz="4" w:space="0" w:color="auto"/>
                           <w:left w:val="single" w:sz="4" w:space="0" w:color="auto"/>
@@ -2320,8 +2291,8 @@
                         <w:r>
                           <w:rPr>
                             <w:rFonts w:ascii="Calibri" w:hAnsi="Calibri" w:cs="Calibri"/>
-                            <w:sz w:val="16"/>
-                            <w:szCs w:val="16"/>
+                            <w:sz w:val="18"/>
+                            <w:szCs w:val="18"/>
                           </w:rPr>
                           <w:t>65</w:t>
                         </w:r>
@@ -2329,7 +2300,7 @@
                     </w:tc>
                     <w:tc>
                       <w:tcPr>
-                        <w:tcW w:w="440" w:type="dxa"/>
+                        <w:tcW w:w="345" w:type="dxa"/>
                         <w:tcBorders>
                           <w:top w:val="single" w:sz="4" w:space="0" w:color="auto"/>
                           <w:left w:val="single" w:sz="4" w:space="0" w:color="auto"/>
@@ -2352,8 +2323,8 @@
                         <w:r>
                           <w:rPr>
                             <w:rFonts w:ascii="Calibri" w:hAnsi="Calibri" w:cs="Calibri"/>
-                            <w:sz w:val="16"/>
-                            <w:szCs w:val="16"/>
+                            <w:sz w:val="18"/>
+                            <w:szCs w:val="18"/>
                           </w:rPr>
                           <w:t>66</w:t>
                         </w:r>
@@ -2361,7 +2332,7 @@
                     </w:tc>
                     <w:tc>
                       <w:tcPr>
-                        <w:tcW w:w="440" w:type="dxa"/>
+                        <w:tcW w:w="345" w:type="dxa"/>
                         <w:tcBorders>
                           <w:top w:val="single" w:sz="4" w:space="0" w:color="auto"/>
                           <w:left w:val="single" w:sz="4" w:space="0" w:color="auto"/>
@@ -2384,8 +2355,8 @@
                         <w:r>
                           <w:rPr>
                             <w:rFonts w:ascii="Calibri" w:hAnsi="Calibri" w:cs="Calibri"/>
-                            <w:sz w:val="16"/>
-                            <w:szCs w:val="16"/>
+                            <w:sz w:val="18"/>
+                            <w:szCs w:val="18"/>
                           </w:rPr>
                           <w:t>67</w:t>
                         </w:r>
@@ -2393,7 +2364,7 @@
                     </w:tc>
                     <w:tc>
                       <w:tcPr>
-                        <w:tcW w:w="440" w:type="dxa"/>
+                        <w:tcW w:w="345" w:type="dxa"/>
                         <w:tcBorders>
                           <w:top w:val="single" w:sz="4" w:space="0" w:color="auto"/>
                           <w:left w:val="single" w:sz="4" w:space="0" w:color="auto"/>
@@ -2416,8 +2387,8 @@
                         <w:r>
                           <w:rPr>
                             <w:rFonts w:ascii="Calibri" w:hAnsi="Calibri" w:cs="Calibri"/>
-                            <w:sz w:val="16"/>
-                            <w:szCs w:val="16"/>
+                            <w:sz w:val="18"/>
+                            <w:szCs w:val="18"/>
                           </w:rPr>
                           <w:t>68</w:t>
                         </w:r>
@@ -2425,7 +2396,7 @@
                     </w:tc>
                     <w:tc>
                       <w:tcPr>
-                        <w:tcW w:w="440" w:type="dxa"/>
+                        <w:tcW w:w="345" w:type="dxa"/>
                         <w:tcBorders>
                           <w:top w:val="single" w:sz="4" w:space="0" w:color="auto"/>
                           <w:left w:val="single" w:sz="4" w:space="0" w:color="auto"/>
@@ -2448,8 +2419,8 @@
                         <w:r>
                           <w:rPr>
                             <w:rFonts w:ascii="Calibri" w:hAnsi="Calibri" w:cs="Calibri"/>
-                            <w:sz w:val="16"/>
-                            <w:szCs w:val="16"/>
+                            <w:sz w:val="18"/>
+                            <w:szCs w:val="18"/>
                           </w:rPr>
                           <w:t>69</w:t>
                         </w:r>
@@ -2457,7 +2428,7 @@
                     </w:tc>
                     <w:tc>
                       <w:tcPr>
-                        <w:tcW w:w="440" w:type="dxa"/>
+                        <w:tcW w:w="345" w:type="dxa"/>
                         <w:tcBorders>
                           <w:top w:val="single" w:sz="4" w:space="0" w:color="auto"/>
                           <w:left w:val="single" w:sz="4" w:space="0" w:color="auto"/>
@@ -2480,8 +2451,8 @@
                         <w:r>
                           <w:rPr>
                             <w:rFonts w:ascii="Calibri" w:hAnsi="Calibri" w:cs="Calibri"/>
-                            <w:sz w:val="16"/>
-                            <w:szCs w:val="16"/>
+                            <w:sz w:val="18"/>
+                            <w:szCs w:val="18"/>
                           </w:rPr>
                           <w:t>70</w:t>
                         </w:r>
@@ -2490,11 +2461,11 @@
                   </w:tr>
                   <w:tr>
                     <w:trPr>
-                      <w:trHeight w:hRule="exact" w:val="440"/>
+                      <w:trHeight w:hRule="exact" w:val="345"/>
                     </w:trPr>
                     <w:tc>
                       <w:tcPr>
-                        <w:tcW w:w="440" w:type="dxa"/>
+                        <w:tcW w:w="345" w:type="dxa"/>
                         <w:tcBorders>
                           <w:top w:val="single" w:sz="4" w:space="0" w:color="auto"/>
                           <w:left w:val="single" w:sz="4" w:space="0" w:color="auto"/>
@@ -2517,8 +2488,8 @@
                         <w:r>
                           <w:rPr>
                             <w:rFonts w:ascii="Calibri" w:hAnsi="Calibri" w:cs="Calibri"/>
-                            <w:sz w:val="16"/>
-                            <w:szCs w:val="16"/>
+                            <w:sz w:val="18"/>
+                            <w:szCs w:val="18"/>
                           </w:rPr>
                           <w:t>71</w:t>
                         </w:r>
@@ -2526,7 +2497,7 @@
                     </w:tc>
                     <w:tc>
                       <w:tcPr>
-                        <w:tcW w:w="440" w:type="dxa"/>
+                        <w:tcW w:w="345" w:type="dxa"/>
                         <w:tcBorders>
                           <w:top w:val="single" w:sz="4" w:space="0" w:color="auto"/>
                           <w:left w:val="single" w:sz="4" w:space="0" w:color="auto"/>
@@ -2549,8 +2520,8 @@
                         <w:r>
                           <w:rPr>
                             <w:rFonts w:ascii="Calibri" w:hAnsi="Calibri" w:cs="Calibri"/>
-                            <w:sz w:val="16"/>
-                            <w:szCs w:val="16"/>
+                            <w:sz w:val="18"/>
+                            <w:szCs w:val="18"/>
                           </w:rPr>
                           <w:t>72</w:t>
                         </w:r>
@@ -2558,7 +2529,7 @@
                     </w:tc>
                     <w:tc>
                       <w:tcPr>
-                        <w:tcW w:w="440" w:type="dxa"/>
+                        <w:tcW w:w="345" w:type="dxa"/>
                         <w:tcBorders>
                           <w:top w:val="single" w:sz="4" w:space="0" w:color="auto"/>
                           <w:left w:val="single" w:sz="4" w:space="0" w:color="auto"/>
@@ -2581,8 +2552,8 @@
                         <w:r>
                           <w:rPr>
                             <w:rFonts w:ascii="Calibri" w:hAnsi="Calibri" w:cs="Calibri"/>
-                            <w:sz w:val="16"/>
-                            <w:szCs w:val="16"/>
+                            <w:sz w:val="18"/>
+                            <w:szCs w:val="18"/>
                           </w:rPr>
                           <w:t>73</w:t>
                         </w:r>
@@ -2590,7 +2561,7 @@
                     </w:tc>
                     <w:tc>
                       <w:tcPr>
-                        <w:tcW w:w="440" w:type="dxa"/>
+                        <w:tcW w:w="345" w:type="dxa"/>
                         <w:tcBorders>
                           <w:top w:val="single" w:sz="4" w:space="0" w:color="auto"/>
                           <w:left w:val="single" w:sz="4" w:space="0" w:color="auto"/>
@@ -2613,8 +2584,8 @@
                         <w:r>
                           <w:rPr>
                             <w:rFonts w:ascii="Calibri" w:hAnsi="Calibri" w:cs="Calibri"/>
-                            <w:sz w:val="16"/>
-                            <w:szCs w:val="16"/>
+                            <w:sz w:val="18"/>
+                            <w:szCs w:val="18"/>
                           </w:rPr>
                           <w:t>74</w:t>
                         </w:r>
@@ -2622,7 +2593,7 @@
                     </w:tc>
                     <w:tc>
                       <w:tcPr>
-                        <w:tcW w:w="440" w:type="dxa"/>
+                        <w:tcW w:w="345" w:type="dxa"/>
                         <w:tcBorders>
                           <w:top w:val="single" w:sz="4" w:space="0" w:color="auto"/>
                           <w:left w:val="single" w:sz="4" w:space="0" w:color="auto"/>
@@ -2645,8 +2616,8 @@
                         <w:r>
                           <w:rPr>
                             <w:rFonts w:ascii="Calibri" w:hAnsi="Calibri" w:cs="Calibri"/>
-                            <w:sz w:val="16"/>
-                            <w:szCs w:val="16"/>
+                            <w:sz w:val="18"/>
+                            <w:szCs w:val="18"/>
                           </w:rPr>
                           <w:t>75</w:t>
                         </w:r>
@@ -2654,7 +2625,7 @@
                     </w:tc>
                     <w:tc>
                       <w:tcPr>
-                        <w:tcW w:w="440" w:type="dxa"/>
+                        <w:tcW w:w="345" w:type="dxa"/>
                         <w:tcBorders>
                           <w:top w:val="single" w:sz="4" w:space="0" w:color="auto"/>
                           <w:left w:val="single" w:sz="4" w:space="0" w:color="auto"/>
@@ -2677,8 +2648,8 @@
                         <w:r>
                           <w:rPr>
                             <w:rFonts w:ascii="Calibri" w:hAnsi="Calibri" w:cs="Calibri"/>
-                            <w:sz w:val="16"/>
-                            <w:szCs w:val="16"/>
+                            <w:sz w:val="18"/>
+                            <w:szCs w:val="18"/>
                           </w:rPr>
                           <w:t>76</w:t>
                         </w:r>
@@ -2686,7 +2657,7 @@
                     </w:tc>
                     <w:tc>
                       <w:tcPr>
-                        <w:tcW w:w="440" w:type="dxa"/>
+                        <w:tcW w:w="345" w:type="dxa"/>
                         <w:tcBorders>
                           <w:top w:val="single" w:sz="4" w:space="0" w:color="auto"/>
                           <w:left w:val="single" w:sz="4" w:space="0" w:color="auto"/>
@@ -2709,8 +2680,8 @@
                         <w:r>
                           <w:rPr>
                             <w:rFonts w:ascii="Calibri" w:hAnsi="Calibri" w:cs="Calibri"/>
-                            <w:sz w:val="16"/>
-                            <w:szCs w:val="16"/>
+                            <w:sz w:val="18"/>
+                            <w:szCs w:val="18"/>
                           </w:rPr>
                           <w:t>77</w:t>
                         </w:r>
@@ -2718,7 +2689,7 @@
                     </w:tc>
                     <w:tc>
                       <w:tcPr>
-                        <w:tcW w:w="440" w:type="dxa"/>
+                        <w:tcW w:w="345" w:type="dxa"/>
                         <w:tcBorders>
                           <w:top w:val="single" w:sz="4" w:space="0" w:color="auto"/>
                           <w:left w:val="single" w:sz="4" w:space="0" w:color="auto"/>
@@ -2742,8 +2713,8 @@
                         <w:r>
                           <w:rPr>
                             <w:rFonts w:ascii="Calibri" w:hAnsi="Calibri" w:cs="Calibri"/>
-                            <w:sz w:val="16"/>
-                            <w:szCs w:val="16"/>
+                            <w:sz w:val="18"/>
+                            <w:szCs w:val="18"/>
                           </w:rPr>
                           <w:t>78</w:t>
                         </w:r>
@@ -2751,7 +2722,7 @@
                     </w:tc>
                     <w:tc>
                       <w:tcPr>
-                        <w:tcW w:w="440" w:type="dxa"/>
+                        <w:tcW w:w="345" w:type="dxa"/>
                         <w:tcBorders>
                           <w:top w:val="single" w:sz="4" w:space="0" w:color="auto"/>
                           <w:left w:val="single" w:sz="4" w:space="0" w:color="auto"/>
@@ -2775,8 +2746,8 @@
                         <w:r>
                           <w:rPr>
                             <w:rFonts w:ascii="Calibri" w:hAnsi="Calibri" w:cs="Calibri"/>
-                            <w:sz w:val="16"/>
-                            <w:szCs w:val="16"/>
+                            <w:sz w:val="18"/>
+                            <w:szCs w:val="18"/>
                           </w:rPr>
                           <w:t>79</w:t>
                         </w:r>
@@ -2784,7 +2755,7 @@
                     </w:tc>
                     <w:tc>
                       <w:tcPr>
-                        <w:tcW w:w="440" w:type="dxa"/>
+                        <w:tcW w:w="345" w:type="dxa"/>
                         <w:tcBorders>
                           <w:top w:val="single" w:sz="4" w:space="0" w:color="auto"/>
                           <w:left w:val="single" w:sz="4" w:space="0" w:color="auto"/>
@@ -2807,8 +2778,8 @@
                         <w:r>
                           <w:rPr>
                             <w:rFonts w:ascii="Calibri" w:hAnsi="Calibri" w:cs="Calibri"/>
-                            <w:sz w:val="16"/>
-                            <w:szCs w:val="16"/>
+                            <w:sz w:val="18"/>
+                            <w:szCs w:val="18"/>
                           </w:rPr>
                           <w:t>80</w:t>
                         </w:r>
@@ -2817,11 +2788,11 @@
                   </w:tr>
                   <w:tr>
                     <w:trPr>
-                      <w:trHeight w:hRule="exact" w:val="440"/>
+                      <w:trHeight w:hRule="exact" w:val="345"/>
                     </w:trPr>
                     <w:tc>
                       <w:tcPr>
-                        <w:tcW w:w="440" w:type="dxa"/>
+                        <w:tcW w:w="345" w:type="dxa"/>
                         <w:tcBorders>
                           <w:top w:val="single" w:sz="4" w:space="0" w:color="auto"/>
                           <w:left w:val="single" w:sz="4" w:space="0" w:color="auto"/>
@@ -2844,8 +2815,8 @@
                         <w:r>
                           <w:rPr>
                             <w:rFonts w:ascii="Calibri" w:hAnsi="Calibri" w:cs="Calibri"/>
-                            <w:sz w:val="16"/>
-                            <w:szCs w:val="16"/>
+                            <w:sz w:val="18"/>
+                            <w:szCs w:val="18"/>
                           </w:rPr>
                           <w:t>81</w:t>
                         </w:r>
@@ -2853,7 +2824,7 @@
                     </w:tc>
                     <w:tc>
                       <w:tcPr>
-                        <w:tcW w:w="440" w:type="dxa"/>
+                        <w:tcW w:w="345" w:type="dxa"/>
                         <w:tcBorders>
                           <w:top w:val="single" w:sz="4" w:space="0" w:color="auto"/>
                           <w:left w:val="single" w:sz="4" w:space="0" w:color="auto"/>
@@ -2876,8 +2847,8 @@
                         <w:r>
                           <w:rPr>
                             <w:rFonts w:ascii="Calibri" w:hAnsi="Calibri" w:cs="Calibri"/>
-                            <w:sz w:val="16"/>
-                            <w:szCs w:val="16"/>
+                            <w:sz w:val="18"/>
+                            <w:szCs w:val="18"/>
                           </w:rPr>
                           <w:t>82</w:t>
                         </w:r>
@@ -2885,7 +2856,7 @@
                     </w:tc>
                     <w:tc>
                       <w:tcPr>
-                        <w:tcW w:w="440" w:type="dxa"/>
+                        <w:tcW w:w="345" w:type="dxa"/>
                         <w:tcBorders>
                           <w:top w:val="single" w:sz="4" w:space="0" w:color="auto"/>
                           <w:left w:val="single" w:sz="4" w:space="0" w:color="auto"/>
@@ -2908,8 +2879,8 @@
                         <w:r>
                           <w:rPr>
                             <w:rFonts w:ascii="Calibri" w:hAnsi="Calibri" w:cs="Calibri"/>
-                            <w:sz w:val="16"/>
-                            <w:szCs w:val="16"/>
+                            <w:sz w:val="18"/>
+                            <w:szCs w:val="18"/>
                           </w:rPr>
                           <w:t>83</w:t>
                         </w:r>
@@ -2917,7 +2888,7 @@
                     </w:tc>
                     <w:tc>
                       <w:tcPr>
-                        <w:tcW w:w="440" w:type="dxa"/>
+                        <w:tcW w:w="345" w:type="dxa"/>
                         <w:tcBorders>
                           <w:top w:val="single" w:sz="4" w:space="0" w:color="auto"/>
                           <w:left w:val="single" w:sz="4" w:space="0" w:color="auto"/>
@@ -2940,8 +2911,8 @@
                         <w:r>
                           <w:rPr>
                             <w:rFonts w:ascii="Calibri" w:hAnsi="Calibri" w:cs="Calibri"/>
-                            <w:sz w:val="16"/>
-                            <w:szCs w:val="16"/>
+                            <w:sz w:val="18"/>
+                            <w:szCs w:val="18"/>
                           </w:rPr>
                           <w:t>84</w:t>
                         </w:r>
@@ -2949,7 +2920,7 @@
                     </w:tc>
                     <w:tc>
                       <w:tcPr>
-                        <w:tcW w:w="440" w:type="dxa"/>
+                        <w:tcW w:w="345" w:type="dxa"/>
                         <w:tcBorders>
                           <w:top w:val="single" w:sz="4" w:space="0" w:color="auto"/>
                           <w:left w:val="single" w:sz="4" w:space="0" w:color="auto"/>
@@ -2972,8 +2943,8 @@
                         <w:r>
                           <w:rPr>
                             <w:rFonts w:ascii="Calibri" w:hAnsi="Calibri" w:cs="Calibri"/>
-                            <w:sz w:val="16"/>
-                            <w:szCs w:val="16"/>
+                            <w:sz w:val="18"/>
+                            <w:szCs w:val="18"/>
                           </w:rPr>
                           <w:t>85</w:t>
                         </w:r>
@@ -2981,7 +2952,7 @@
                     </w:tc>
                     <w:tc>
                       <w:tcPr>
-                        <w:tcW w:w="440" w:type="dxa"/>
+                        <w:tcW w:w="345" w:type="dxa"/>
                         <w:tcBorders>
                           <w:top w:val="single" w:sz="4" w:space="0" w:color="auto"/>
                           <w:left w:val="single" w:sz="4" w:space="0" w:color="auto"/>
@@ -3004,8 +2975,8 @@
                         <w:r>
                           <w:rPr>
                             <w:rFonts w:ascii="Calibri" w:hAnsi="Calibri" w:cs="Calibri"/>
-                            <w:sz w:val="16"/>
-                            <w:szCs w:val="16"/>
+                            <w:sz w:val="18"/>
+                            <w:szCs w:val="18"/>
                           </w:rPr>
                           <w:t>86</w:t>
                         </w:r>
@@ -3013,7 +2984,7 @@
                     </w:tc>
                     <w:tc>
                       <w:tcPr>
-                        <w:tcW w:w="440" w:type="dxa"/>
+                        <w:tcW w:w="345" w:type="dxa"/>
                         <w:tcBorders>
                           <w:top w:val="single" w:sz="4" w:space="0" w:color="auto"/>
                           <w:left w:val="single" w:sz="4" w:space="0" w:color="auto"/>
@@ -3036,8 +3007,8 @@
                         <w:r>
                           <w:rPr>
                             <w:rFonts w:ascii="Calibri" w:hAnsi="Calibri" w:cs="Calibri"/>
-                            <w:sz w:val="16"/>
-                            <w:szCs w:val="16"/>
+                            <w:sz w:val="18"/>
+                            <w:szCs w:val="18"/>
                           </w:rPr>
                           <w:t>87</w:t>
                         </w:r>
@@ -3045,7 +3016,7 @@
                     </w:tc>
                     <w:tc>
                       <w:tcPr>
-                        <w:tcW w:w="440" w:type="dxa"/>
+                        <w:tcW w:w="345" w:type="dxa"/>
                         <w:tcBorders>
                           <w:top w:val="single" w:sz="4" w:space="0" w:color="auto"/>
                           <w:left w:val="single" w:sz="4" w:space="0" w:color="auto"/>
@@ -3069,8 +3040,8 @@
                         <w:r>
                           <w:rPr>
                             <w:rFonts w:ascii="Calibri" w:hAnsi="Calibri" w:cs="Calibri"/>
-                            <w:sz w:val="16"/>
-                            <w:szCs w:val="16"/>
+                            <w:sz w:val="18"/>
+                            <w:szCs w:val="18"/>
                           </w:rPr>
                           <w:t>88</w:t>
                         </w:r>
@@ -3078,7 +3049,7 @@
                     </w:tc>
                     <w:tc>
                       <w:tcPr>
-                        <w:tcW w:w="440" w:type="dxa"/>
+                        <w:tcW w:w="345" w:type="dxa"/>
                         <w:tcBorders>
                           <w:top w:val="single" w:sz="4" w:space="0" w:color="auto"/>
                           <w:left w:val="single" w:sz="4" w:space="0" w:color="auto"/>
@@ -3102,8 +3073,8 @@
                         <w:r>
                           <w:rPr>
                             <w:rFonts w:ascii="Calibri" w:hAnsi="Calibri" w:cs="Calibri"/>
-                            <w:sz w:val="16"/>
-                            <w:szCs w:val="16"/>
+                            <w:sz w:val="18"/>
+                            <w:szCs w:val="18"/>
                           </w:rPr>
                           <w:t>89</w:t>
                         </w:r>
@@ -3111,7 +3082,7 @@
                     </w:tc>
                     <w:tc>
                       <w:tcPr>
-                        <w:tcW w:w="440" w:type="dxa"/>
+                        <w:tcW w:w="345" w:type="dxa"/>
                         <w:tcBorders>
                           <w:top w:val="single" w:sz="4" w:space="0" w:color="auto"/>
                           <w:left w:val="single" w:sz="4" w:space="0" w:color="auto"/>
@@ -3134,8 +3105,8 @@
                         <w:r>
                           <w:rPr>
                             <w:rFonts w:ascii="Calibri" w:hAnsi="Calibri" w:cs="Calibri"/>
-                            <w:sz w:val="16"/>
-                            <w:szCs w:val="16"/>
+                            <w:sz w:val="18"/>
+                            <w:szCs w:val="18"/>
                           </w:rPr>
                           <w:t>90</w:t>
                         </w:r>
@@ -3144,11 +3115,11 @@
                   </w:tr>
                   <w:tr>
                     <w:trPr>
-                      <w:trHeight w:hRule="exact" w:val="440"/>
+                      <w:trHeight w:hRule="exact" w:val="345"/>
                     </w:trPr>
                     <w:tc>
                       <w:tcPr>
-                        <w:tcW w:w="440" w:type="dxa"/>
+                        <w:tcW w:w="345" w:type="dxa"/>
                         <w:tcBorders>
                           <w:top w:val="single" w:sz="4" w:space="0" w:color="auto"/>
                           <w:left w:val="single" w:sz="4" w:space="0" w:color="auto"/>
@@ -3171,8 +3142,8 @@
                         <w:r>
                           <w:rPr>
                             <w:rFonts w:ascii="Calibri" w:hAnsi="Calibri" w:cs="Calibri"/>
-                            <w:sz w:val="16"/>
-                            <w:szCs w:val="16"/>
+                            <w:sz w:val="18"/>
+                            <w:szCs w:val="18"/>
                           </w:rPr>
                           <w:t>91</w:t>
                         </w:r>
@@ -3180,7 +3151,7 @@
                     </w:tc>
                     <w:tc>
                       <w:tcPr>
-                        <w:tcW w:w="440" w:type="dxa"/>
+                        <w:tcW w:w="345" w:type="dxa"/>
                         <w:tcBorders>
                           <w:top w:val="single" w:sz="4" w:space="0" w:color="auto"/>
                           <w:left w:val="single" w:sz="4" w:space="0" w:color="auto"/>
@@ -3203,8 +3174,8 @@
                         <w:r>
                           <w:rPr>
                             <w:rFonts w:ascii="Calibri" w:hAnsi="Calibri" w:cs="Calibri"/>
-                            <w:sz w:val="16"/>
-                            <w:szCs w:val="16"/>
+                            <w:sz w:val="18"/>
+                            <w:szCs w:val="18"/>
                           </w:rPr>
                           <w:t>92</w:t>
                         </w:r>
@@ -3212,7 +3183,7 @@
                     </w:tc>
                     <w:tc>
                       <w:tcPr>
-                        <w:tcW w:w="440" w:type="dxa"/>
+                        <w:tcW w:w="345" w:type="dxa"/>
                         <w:tcBorders>
                           <w:top w:val="single" w:sz="4" w:space="0" w:color="auto"/>
                           <w:left w:val="single" w:sz="4" w:space="0" w:color="auto"/>
@@ -3235,8 +3206,8 @@
                         <w:r>
                           <w:rPr>
                             <w:rFonts w:ascii="Calibri" w:hAnsi="Calibri" w:cs="Calibri"/>
-                            <w:sz w:val="16"/>
-                            <w:szCs w:val="16"/>
+                            <w:sz w:val="18"/>
+                            <w:szCs w:val="18"/>
                           </w:rPr>
                           <w:t>93</w:t>
                         </w:r>
@@ -3244,7 +3215,7 @@
                     </w:tc>
                     <w:tc>
                       <w:tcPr>
-                        <w:tcW w:w="440" w:type="dxa"/>
+                        <w:tcW w:w="345" w:type="dxa"/>
                         <w:tcBorders>
                           <w:top w:val="single" w:sz="4" w:space="0" w:color="auto"/>
                           <w:left w:val="single" w:sz="4" w:space="0" w:color="auto"/>
@@ -3267,8 +3238,8 @@
                         <w:r>
                           <w:rPr>
                             <w:rFonts w:ascii="Calibri" w:hAnsi="Calibri" w:cs="Calibri"/>
-                            <w:sz w:val="16"/>
-                            <w:szCs w:val="16"/>
+                            <w:sz w:val="18"/>
+                            <w:szCs w:val="18"/>
                           </w:rPr>
                           <w:t>94</w:t>
                         </w:r>
@@ -3276,7 +3247,7 @@
                     </w:tc>
                     <w:tc>
                       <w:tcPr>
-                        <w:tcW w:w="440" w:type="dxa"/>
+                        <w:tcW w:w="345" w:type="dxa"/>
                         <w:tcBorders>
                           <w:top w:val="single" w:sz="4" w:space="0" w:color="auto"/>
                           <w:left w:val="single" w:sz="4" w:space="0" w:color="auto"/>
@@ -3299,8 +3270,8 @@
                         <w:r>
                           <w:rPr>
                             <w:rFonts w:ascii="Calibri" w:hAnsi="Calibri" w:cs="Calibri"/>
-                            <w:sz w:val="16"/>
-                            <w:szCs w:val="16"/>
+                            <w:sz w:val="18"/>
+                            <w:szCs w:val="18"/>
                           </w:rPr>
                           <w:t>95</w:t>
                         </w:r>
@@ -3308,7 +3279,7 @@
                     </w:tc>
                     <w:tc>
                       <w:tcPr>
-                        <w:tcW w:w="440" w:type="dxa"/>
+                        <w:tcW w:w="345" w:type="dxa"/>
                         <w:tcBorders>
                           <w:top w:val="single" w:sz="4" w:space="0" w:color="auto"/>
                           <w:left w:val="single" w:sz="4" w:space="0" w:color="auto"/>
@@ -3331,8 +3302,8 @@
                         <w:r>
                           <w:rPr>
                             <w:rFonts w:ascii="Calibri" w:hAnsi="Calibri" w:cs="Calibri"/>
-                            <w:sz w:val="16"/>
-                            <w:szCs w:val="16"/>
+                            <w:sz w:val="18"/>
+                            <w:szCs w:val="18"/>
                           </w:rPr>
                           <w:t>96</w:t>
                         </w:r>
@@ -3340,7 +3311,7 @@
                     </w:tc>
                     <w:tc>
                       <w:tcPr>
-                        <w:tcW w:w="440" w:type="dxa"/>
+                        <w:tcW w:w="345" w:type="dxa"/>
                         <w:tcBorders>
                           <w:top w:val="single" w:sz="4" w:space="0" w:color="auto"/>
                           <w:left w:val="single" w:sz="4" w:space="0" w:color="auto"/>
@@ -3363,8 +3334,8 @@
                         <w:r>
                           <w:rPr>
                             <w:rFonts w:ascii="Calibri" w:hAnsi="Calibri" w:cs="Calibri"/>
-                            <w:sz w:val="16"/>
-                            <w:szCs w:val="16"/>
+                            <w:sz w:val="18"/>
+                            <w:szCs w:val="18"/>
                           </w:rPr>
                           <w:t>97</w:t>
                         </w:r>
@@ -3372,7 +3343,7 @@
                     </w:tc>
                     <w:tc>
                       <w:tcPr>
-                        <w:tcW w:w="440" w:type="dxa"/>
+                        <w:tcW w:w="345" w:type="dxa"/>
                         <w:tcBorders>
                           <w:top w:val="single" w:sz="4" w:space="0" w:color="auto"/>
                           <w:left w:val="single" w:sz="4" w:space="0" w:color="auto"/>
@@ -3395,8 +3366,8 @@
                         <w:r>
                           <w:rPr>
                             <w:rFonts w:ascii="Calibri" w:hAnsi="Calibri" w:cs="Calibri"/>
-                            <w:sz w:val="16"/>
-                            <w:szCs w:val="16"/>
+                            <w:sz w:val="18"/>
+                            <w:szCs w:val="18"/>
                           </w:rPr>
                           <w:t>98</w:t>
                         </w:r>
@@ -3404,7 +3375,7 @@
                     </w:tc>
                     <w:tc>
                       <w:tcPr>
-                        <w:tcW w:w="440" w:type="dxa"/>
+                        <w:tcW w:w="345" w:type="dxa"/>
                         <w:tcBorders>
                           <w:top w:val="single" w:sz="4" w:space="0" w:color="auto"/>
                           <w:left w:val="single" w:sz="4" w:space="0" w:color="auto"/>
@@ -3427,8 +3398,8 @@
                         <w:r>
                           <w:rPr>
                             <w:rFonts w:ascii="Calibri" w:hAnsi="Calibri" w:cs="Calibri"/>
-                            <w:sz w:val="16"/>
-                            <w:szCs w:val="16"/>
+                            <w:sz w:val="18"/>
+                            <w:szCs w:val="18"/>
                           </w:rPr>
                           <w:t>99</w:t>
                         </w:r>
@@ -3436,7 +3407,7 @@
                     </w:tc>
                     <w:tc>
                       <w:tcPr>
-                        <w:tcW w:w="440" w:type="dxa"/>
+                        <w:tcW w:w="345" w:type="dxa"/>
                         <w:tcBorders>
                           <w:top w:val="single" w:sz="4" w:space="0" w:color="auto"/>
                           <w:left w:val="single" w:sz="4" w:space="0" w:color="auto"/>
@@ -3459,8 +3430,8 @@
                         <w:r>
                           <w:rPr>
                             <w:rFonts w:ascii="Calibri" w:hAnsi="Calibri" w:cs="Calibri"/>
-                            <w:sz w:val="16"/>
-                            <w:szCs w:val="16"/>
+                            <w:sz w:val="18"/>
+                            <w:szCs w:val="18"/>
                           </w:rPr>
                           <w:t>100</w:t>
                         </w:r>
@@ -3470,13 +3441,17 @@
                 </w:tbl>
                 <w:p>
                   <w:pPr>
-                    <w:spacing w:before="0" w:after="0" w:line="240" w:lineRule="auto"/>
+                    <w:spacing w:before="0" w:after="0" w:line="20" w:lineRule="exact"/>
+                    <w:rPr>
+                      <w:sz w:val="2"/>
+                      <w:szCs w:val="2"/>
+                    </w:rPr>
                   </w:pPr>
                 </w:p>
               </w:tc>
               <w:tc>
                 <w:tcPr>
-                  <w:tcW w:w="400" w:type="dxa"/>
+                  <w:tcW w:w="300" w:type="dxa"/>
                   <w:tcBorders>
                     <w:top w:val="nil"/>
                     <w:left w:val="nil"/>
@@ -3492,13 +3467,17 @@
                 </w:tcPr>
                 <w:p>
                   <w:pPr>
-                    <w:spacing w:before="0" w:after="0" w:line="240" w:lineRule="auto"/>
+                    <w:spacing w:before="0" w:after="0" w:line="20" w:lineRule="exact"/>
+                    <w:rPr>
+                      <w:sz w:val="2"/>
+                      <w:szCs w:val="2"/>
+                    </w:rPr>
                   </w:pPr>
                 </w:p>
               </w:tc>
               <w:tc>
                 <w:tcPr>
-                  <w:tcW w:w="4400" w:type="dxa"/>
+                  <w:tcW w:w="3450" w:type="dxa"/>
                   <w:tcBorders>
                     <w:top w:val="nil"/>
                     <w:left w:val="nil"/>
@@ -3515,7 +3494,7 @@
                 <w:p>
                   <w:pPr>
                     <w:jc w:val="center"/>
-                    <w:spacing w:before="0" w:after="60" w:line="240" w:lineRule="auto"/>
+                    <w:spacing w:before="80" w:after="40" w:line="240" w:lineRule="auto"/>
                   </w:pPr>
                   <w:r>
                     <w:rPr>
@@ -3529,7 +3508,7 @@
                 </w:p>
                 <w:tbl>
                   <w:tblPr>
-                    <w:tblW w:w="4400" w:type="dxa"/>
+                    <w:tblW w:w="3450" w:type="dxa"/>
                     <w:tblLayout w:type="fixed"/>
                     <w:tblBorders>
                       <w:top w:val="single" w:sz="4" w:space="0" w:color="auto"/>
@@ -3547,24 +3526,24 @@
                     </w:tblCellMar>
                   </w:tblPr>
                   <w:tblGrid>
-                    <w:gridCol w:w="440"/>
-                    <w:gridCol w:w="440"/>
-                    <w:gridCol w:w="440"/>
-                    <w:gridCol w:w="440"/>
-                    <w:gridCol w:w="440"/>
-                    <w:gridCol w:w="440"/>
-                    <w:gridCol w:w="440"/>
-                    <w:gridCol w:w="440"/>
-                    <w:gridCol w:w="440"/>
-                    <w:gridCol w:w="440"/>
+                    <w:gridCol w:w="345"/>
+                    <w:gridCol w:w="345"/>
+                    <w:gridCol w:w="345"/>
+                    <w:gridCol w:w="345"/>
+                    <w:gridCol w:w="345"/>
+                    <w:gridCol w:w="345"/>
+                    <w:gridCol w:w="345"/>
+                    <w:gridCol w:w="345"/>
+                    <w:gridCol w:w="345"/>
+                    <w:gridCol w:w="345"/>
                   </w:tblGrid>
                   <w:tr>
                     <w:trPr>
-                      <w:trHeight w:hRule="exact" w:val="440"/>
+                      <w:trHeight w:hRule="exact" w:val="345"/>
                     </w:trPr>
                     <w:tc>
                       <w:tcPr>
-                        <w:tcW w:w="440" w:type="dxa"/>
+                        <w:tcW w:w="345" w:type="dxa"/>
                         <w:tcBorders>
                           <w:top w:val="single" w:sz="4" w:space="0" w:color="auto"/>
                           <w:left w:val="single" w:sz="4" w:space="0" w:color="auto"/>
@@ -3587,8 +3566,8 @@
                         <w:r>
                           <w:rPr>
                             <w:rFonts w:ascii="Calibri" w:hAnsi="Calibri" w:cs="Calibri"/>
-                            <w:sz w:val="16"/>
-                            <w:szCs w:val="16"/>
+                            <w:sz w:val="18"/>
+                            <w:szCs w:val="18"/>
                           </w:rPr>
                           <w:t>1</w:t>
                         </w:r>
@@ -3596,7 +3575,7 @@
                     </w:tc>
                     <w:tc>
                       <w:tcPr>
-                        <w:tcW w:w="440" w:type="dxa"/>
+                        <w:tcW w:w="345" w:type="dxa"/>
                         <w:tcBorders>
                           <w:top w:val="single" w:sz="4" w:space="0" w:color="auto"/>
                           <w:left w:val="single" w:sz="4" w:space="0" w:color="auto"/>
@@ -3619,8 +3598,8 @@
                         <w:r>
                           <w:rPr>
                             <w:rFonts w:ascii="Calibri" w:hAnsi="Calibri" w:cs="Calibri"/>
-                            <w:sz w:val="16"/>
-                            <w:szCs w:val="16"/>
+                            <w:sz w:val="18"/>
+                            <w:szCs w:val="18"/>
                           </w:rPr>
                           <w:t>2</w:t>
                         </w:r>
@@ -3628,7 +3607,7 @@
                     </w:tc>
                     <w:tc>
                       <w:tcPr>
-                        <w:tcW w:w="440" w:type="dxa"/>
+                        <w:tcW w:w="345" w:type="dxa"/>
                         <w:tcBorders>
                           <w:top w:val="single" w:sz="4" w:space="0" w:color="auto"/>
                           <w:left w:val="single" w:sz="4" w:space="0" w:color="auto"/>
@@ -3651,8 +3630,8 @@
                         <w:r>
                           <w:rPr>
                             <w:rFonts w:ascii="Calibri" w:hAnsi="Calibri" w:cs="Calibri"/>
-                            <w:sz w:val="16"/>
-                            <w:szCs w:val="16"/>
+                            <w:sz w:val="18"/>
+                            <w:szCs w:val="18"/>
                           </w:rPr>
                           <w:t>3</w:t>
                         </w:r>
@@ -3660,7 +3639,7 @@
                     </w:tc>
                     <w:tc>
                       <w:tcPr>
-                        <w:tcW w:w="440" w:type="dxa"/>
+                        <w:tcW w:w="345" w:type="dxa"/>
                         <w:tcBorders>
                           <w:top w:val="single" w:sz="4" w:space="0" w:color="auto"/>
                           <w:left w:val="single" w:sz="4" w:space="0" w:color="auto"/>
@@ -3683,8 +3662,8 @@
                         <w:r>
                           <w:rPr>
                             <w:rFonts w:ascii="Calibri" w:hAnsi="Calibri" w:cs="Calibri"/>
-                            <w:sz w:val="16"/>
-                            <w:szCs w:val="16"/>
+                            <w:sz w:val="18"/>
+                            <w:szCs w:val="18"/>
                           </w:rPr>
                           <w:t>4</w:t>
                         </w:r>
@@ -3692,7 +3671,7 @@
                     </w:tc>
                     <w:tc>
                       <w:tcPr>
-                        <w:tcW w:w="440" w:type="dxa"/>
+                        <w:tcW w:w="345" w:type="dxa"/>
                         <w:tcBorders>
                           <w:top w:val="single" w:sz="4" w:space="0" w:color="auto"/>
                           <w:left w:val="single" w:sz="4" w:space="0" w:color="auto"/>
@@ -3715,8 +3694,8 @@
                         <w:r>
                           <w:rPr>
                             <w:rFonts w:ascii="Calibri" w:hAnsi="Calibri" w:cs="Calibri"/>
-                            <w:sz w:val="16"/>
-                            <w:szCs w:val="16"/>
+                            <w:sz w:val="18"/>
+                            <w:szCs w:val="18"/>
                           </w:rPr>
                           <w:t>5</w:t>
                         </w:r>
@@ -3724,7 +3703,7 @@
                     </w:tc>
                     <w:tc>
                       <w:tcPr>
-                        <w:tcW w:w="440" w:type="dxa"/>
+                        <w:tcW w:w="345" w:type="dxa"/>
                         <w:tcBorders>
                           <w:top w:val="single" w:sz="4" w:space="0" w:color="auto"/>
                           <w:left w:val="single" w:sz="4" w:space="0" w:color="auto"/>
@@ -3747,8 +3726,8 @@
                         <w:r>
                           <w:rPr>
                             <w:rFonts w:ascii="Calibri" w:hAnsi="Calibri" w:cs="Calibri"/>
-                            <w:sz w:val="16"/>
-                            <w:szCs w:val="16"/>
+                            <w:sz w:val="18"/>
+                            <w:szCs w:val="18"/>
                           </w:rPr>
                           <w:t>6</w:t>
                         </w:r>
@@ -3756,7 +3735,7 @@
                     </w:tc>
                     <w:tc>
                       <w:tcPr>
-                        <w:tcW w:w="440" w:type="dxa"/>
+                        <w:tcW w:w="345" w:type="dxa"/>
                         <w:tcBorders>
                           <w:top w:val="single" w:sz="4" w:space="0" w:color="auto"/>
                           <w:left w:val="single" w:sz="4" w:space="0" w:color="auto"/>
@@ -3779,8 +3758,8 @@
                         <w:r>
                           <w:rPr>
                             <w:rFonts w:ascii="Calibri" w:hAnsi="Calibri" w:cs="Calibri"/>
-                            <w:sz w:val="16"/>
-                            <w:szCs w:val="16"/>
+                            <w:sz w:val="18"/>
+                            <w:szCs w:val="18"/>
                           </w:rPr>
                           <w:t>7</w:t>
                         </w:r>
@@ -3788,7 +3767,7 @@
                     </w:tc>
                     <w:tc>
                       <w:tcPr>
-                        <w:tcW w:w="440" w:type="dxa"/>
+                        <w:tcW w:w="345" w:type="dxa"/>
                         <w:tcBorders>
                           <w:top w:val="single" w:sz="4" w:space="0" w:color="auto"/>
                           <w:left w:val="single" w:sz="4" w:space="0" w:color="auto"/>
@@ -3811,8 +3790,8 @@
                         <w:r>
                           <w:rPr>
                             <w:rFonts w:ascii="Calibri" w:hAnsi="Calibri" w:cs="Calibri"/>
-                            <w:sz w:val="16"/>
-                            <w:szCs w:val="16"/>
+                            <w:sz w:val="18"/>
+                            <w:szCs w:val="18"/>
                           </w:rPr>
                           <w:t>8</w:t>
                         </w:r>
@@ -3820,7 +3799,7 @@
                     </w:tc>
                     <w:tc>
                       <w:tcPr>
-                        <w:tcW w:w="440" w:type="dxa"/>
+                        <w:tcW w:w="345" w:type="dxa"/>
                         <w:tcBorders>
                           <w:top w:val="single" w:sz="4" w:space="0" w:color="auto"/>
                           <w:left w:val="single" w:sz="4" w:space="0" w:color="auto"/>
@@ -3843,8 +3822,8 @@
                         <w:r>
                           <w:rPr>
                             <w:rFonts w:ascii="Calibri" w:hAnsi="Calibri" w:cs="Calibri"/>
-                            <w:sz w:val="16"/>
-                            <w:szCs w:val="16"/>
+                            <w:sz w:val="18"/>
+                            <w:szCs w:val="18"/>
                           </w:rPr>
                           <w:t>9</w:t>
                         </w:r>
@@ -3852,7 +3831,7 @@
                     </w:tc>
                     <w:tc>
                       <w:tcPr>
-                        <w:tcW w:w="440" w:type="dxa"/>
+                        <w:tcW w:w="345" w:type="dxa"/>
                         <w:tcBorders>
                           <w:top w:val="single" w:sz="4" w:space="0" w:color="auto"/>
                           <w:left w:val="single" w:sz="4" w:space="0" w:color="auto"/>
@@ -3875,8 +3854,8 @@
                         <w:r>
                           <w:rPr>
                             <w:rFonts w:ascii="Calibri" w:hAnsi="Calibri" w:cs="Calibri"/>
-                            <w:sz w:val="16"/>
-                            <w:szCs w:val="16"/>
+                            <w:sz w:val="18"/>
+                            <w:szCs w:val="18"/>
                           </w:rPr>
                           <w:t>10</w:t>
                         </w:r>
@@ -3885,11 +3864,11 @@
                   </w:tr>
                   <w:tr>
                     <w:trPr>
-                      <w:trHeight w:hRule="exact" w:val="440"/>
+                      <w:trHeight w:hRule="exact" w:val="345"/>
                     </w:trPr>
                     <w:tc>
                       <w:tcPr>
-                        <w:tcW w:w="440" w:type="dxa"/>
+                        <w:tcW w:w="345" w:type="dxa"/>
                         <w:tcBorders>
                           <w:top w:val="single" w:sz="4" w:space="0" w:color="auto"/>
                           <w:left w:val="single" w:sz="4" w:space="0" w:color="auto"/>
@@ -3912,8 +3891,8 @@
                         <w:r>
                           <w:rPr>
                             <w:rFonts w:ascii="Calibri" w:hAnsi="Calibri" w:cs="Calibri"/>
-                            <w:sz w:val="16"/>
-                            <w:szCs w:val="16"/>
+                            <w:sz w:val="18"/>
+                            <w:szCs w:val="18"/>
                           </w:rPr>
                           <w:t>20</w:t>
                         </w:r>
@@ -3921,7 +3900,7 @@
                     </w:tc>
                     <w:tc>
                       <w:tcPr>
-                        <w:tcW w:w="440" w:type="dxa"/>
+                        <w:tcW w:w="345" w:type="dxa"/>
                         <w:tcBorders>
                           <w:top w:val="single" w:sz="4" w:space="0" w:color="auto"/>
                           <w:left w:val="single" w:sz="4" w:space="0" w:color="auto"/>
@@ -3944,8 +3923,8 @@
                         <w:r>
                           <w:rPr>
                             <w:rFonts w:ascii="Calibri" w:hAnsi="Calibri" w:cs="Calibri"/>
-                            <w:sz w:val="16"/>
-                            <w:szCs w:val="16"/>
+                            <w:sz w:val="18"/>
+                            <w:szCs w:val="18"/>
                           </w:rPr>
                           <w:t>19</w:t>
                         </w:r>
@@ -3953,7 +3932,7 @@
                     </w:tc>
                     <w:tc>
                       <w:tcPr>
-                        <w:tcW w:w="440" w:type="dxa"/>
+                        <w:tcW w:w="345" w:type="dxa"/>
                         <w:tcBorders>
                           <w:top w:val="single" w:sz="4" w:space="0" w:color="auto"/>
                           <w:left w:val="single" w:sz="4" w:space="0" w:color="auto"/>
@@ -3976,8 +3955,8 @@
                         <w:r>
                           <w:rPr>
                             <w:rFonts w:ascii="Calibri" w:hAnsi="Calibri" w:cs="Calibri"/>
-                            <w:sz w:val="16"/>
-                            <w:szCs w:val="16"/>
+                            <w:sz w:val="18"/>
+                            <w:szCs w:val="18"/>
                           </w:rPr>
                           <w:t>18</w:t>
                         </w:r>
@@ -3985,7 +3964,7 @@
                     </w:tc>
                     <w:tc>
                       <w:tcPr>
-                        <w:tcW w:w="440" w:type="dxa"/>
+                        <w:tcW w:w="345" w:type="dxa"/>
                         <w:tcBorders>
                           <w:top w:val="single" w:sz="4" w:space="0" w:color="auto"/>
                           <w:left w:val="single" w:sz="4" w:space="0" w:color="auto"/>
@@ -4008,8 +3987,8 @@
                         <w:r>
                           <w:rPr>
                             <w:rFonts w:ascii="Calibri" w:hAnsi="Calibri" w:cs="Calibri"/>
-                            <w:sz w:val="16"/>
-                            <w:szCs w:val="16"/>
+                            <w:sz w:val="18"/>
+                            <w:szCs w:val="18"/>
                           </w:rPr>
                           <w:t>17</w:t>
                         </w:r>
@@ -4017,7 +3996,7 @@
                     </w:tc>
                     <w:tc>
                       <w:tcPr>
-                        <w:tcW w:w="440" w:type="dxa"/>
+                        <w:tcW w:w="345" w:type="dxa"/>
                         <w:tcBorders>
                           <w:top w:val="single" w:sz="4" w:space="0" w:color="auto"/>
                           <w:left w:val="single" w:sz="4" w:space="0" w:color="auto"/>
@@ -4040,8 +4019,8 @@
                         <w:r>
                           <w:rPr>
                             <w:rFonts w:ascii="Calibri" w:hAnsi="Calibri" w:cs="Calibri"/>
-                            <w:sz w:val="16"/>
-                            <w:szCs w:val="16"/>
+                            <w:sz w:val="18"/>
+                            <w:szCs w:val="18"/>
                           </w:rPr>
                           <w:t>16</w:t>
                         </w:r>
@@ -4049,7 +4028,7 @@
                     </w:tc>
                     <w:tc>
                       <w:tcPr>
-                        <w:tcW w:w="440" w:type="dxa"/>
+                        <w:tcW w:w="345" w:type="dxa"/>
                         <w:tcBorders>
                           <w:top w:val="single" w:sz="4" w:space="0" w:color="auto"/>
                           <w:left w:val="single" w:sz="4" w:space="0" w:color="auto"/>
@@ -4072,8 +4051,8 @@
                         <w:r>
                           <w:rPr>
                             <w:rFonts w:ascii="Calibri" w:hAnsi="Calibri" w:cs="Calibri"/>
-                            <w:sz w:val="16"/>
-                            <w:szCs w:val="16"/>
+                            <w:sz w:val="18"/>
+                            <w:szCs w:val="18"/>
                           </w:rPr>
                           <w:t>15</w:t>
                         </w:r>
@@ -4081,7 +4060,7 @@
                     </w:tc>
                     <w:tc>
                       <w:tcPr>
-                        <w:tcW w:w="440" w:type="dxa"/>
+                        <w:tcW w:w="345" w:type="dxa"/>
                         <w:tcBorders>
                           <w:top w:val="single" w:sz="4" w:space="0" w:color="auto"/>
                           <w:left w:val="single" w:sz="4" w:space="0" w:color="auto"/>
@@ -4104,8 +4083,8 @@
                         <w:r>
                           <w:rPr>
                             <w:rFonts w:ascii="Calibri" w:hAnsi="Calibri" w:cs="Calibri"/>
-                            <w:sz w:val="16"/>
-                            <w:szCs w:val="16"/>
+                            <w:sz w:val="18"/>
+                            <w:szCs w:val="18"/>
                           </w:rPr>
                           <w:t>14</w:t>
                         </w:r>
@@ -4113,7 +4092,7 @@
                     </w:tc>
                     <w:tc>
                       <w:tcPr>
-                        <w:tcW w:w="440" w:type="dxa"/>
+                        <w:tcW w:w="345" w:type="dxa"/>
                         <w:tcBorders>
                           <w:top w:val="single" w:sz="4" w:space="0" w:color="auto"/>
                           <w:left w:val="single" w:sz="4" w:space="0" w:color="auto"/>
@@ -4136,8 +4115,8 @@
                         <w:r>
                           <w:rPr>
                             <w:rFonts w:ascii="Calibri" w:hAnsi="Calibri" w:cs="Calibri"/>
-                            <w:sz w:val="16"/>
-                            <w:szCs w:val="16"/>
+                            <w:sz w:val="18"/>
+                            <w:szCs w:val="18"/>
                           </w:rPr>
                           <w:t>13</w:t>
                         </w:r>
@@ -4145,7 +4124,7 @@
                     </w:tc>
                     <w:tc>
                       <w:tcPr>
-                        <w:tcW w:w="440" w:type="dxa"/>
+                        <w:tcW w:w="345" w:type="dxa"/>
                         <w:tcBorders>
                           <w:top w:val="single" w:sz="4" w:space="0" w:color="auto"/>
                           <w:left w:val="single" w:sz="4" w:space="0" w:color="auto"/>
@@ -4168,8 +4147,8 @@
                         <w:r>
                           <w:rPr>
                             <w:rFonts w:ascii="Calibri" w:hAnsi="Calibri" w:cs="Calibri"/>
-                            <w:sz w:val="16"/>
-                            <w:szCs w:val="16"/>
+                            <w:sz w:val="18"/>
+                            <w:szCs w:val="18"/>
                           </w:rPr>
                           <w:t>12</w:t>
                         </w:r>
@@ -4177,7 +4156,7 @@
                     </w:tc>
                     <w:tc>
                       <w:tcPr>
-                        <w:tcW w:w="440" w:type="dxa"/>
+                        <w:tcW w:w="345" w:type="dxa"/>
                         <w:tcBorders>
                           <w:top w:val="single" w:sz="4" w:space="0" w:color="auto"/>
                           <w:left w:val="single" w:sz="4" w:space="0" w:color="auto"/>
@@ -4200,8 +4179,8 @@
                         <w:r>
                           <w:rPr>
                             <w:rFonts w:ascii="Calibri" w:hAnsi="Calibri" w:cs="Calibri"/>
-                            <w:sz w:val="16"/>
-                            <w:szCs w:val="16"/>
+                            <w:sz w:val="18"/>
+                            <w:szCs w:val="18"/>
                           </w:rPr>
                           <w:t>11</w:t>
                         </w:r>
@@ -4210,11 +4189,11 @@
                   </w:tr>
                   <w:tr>
                     <w:trPr>
-                      <w:trHeight w:hRule="exact" w:val="440"/>
+                      <w:trHeight w:hRule="exact" w:val="345"/>
                     </w:trPr>
                     <w:tc>
                       <w:tcPr>
-                        <w:tcW w:w="440" w:type="dxa"/>
+                        <w:tcW w:w="345" w:type="dxa"/>
                         <w:tcBorders>
                           <w:top w:val="single" w:sz="4" w:space="0" w:color="auto"/>
                           <w:left w:val="single" w:sz="4" w:space="0" w:color="auto"/>
@@ -4237,8 +4216,8 @@
                         <w:r>
                           <w:rPr>
                             <w:rFonts w:ascii="Calibri" w:hAnsi="Calibri" w:cs="Calibri"/>
-                            <w:sz w:val="16"/>
-                            <w:szCs w:val="16"/>
+                            <w:sz w:val="18"/>
+                            <w:szCs w:val="18"/>
                           </w:rPr>
                           <w:t>21</w:t>
                         </w:r>
@@ -4246,7 +4225,7 @@
                     </w:tc>
                     <w:tc>
                       <w:tcPr>
-                        <w:tcW w:w="440" w:type="dxa"/>
+                        <w:tcW w:w="345" w:type="dxa"/>
                         <w:tcBorders>
                           <w:top w:val="single" w:sz="4" w:space="0" w:color="auto"/>
                           <w:left w:val="single" w:sz="4" w:space="0" w:color="auto"/>
@@ -4269,8 +4248,8 @@
                         <w:r>
                           <w:rPr>
                             <w:rFonts w:ascii="Calibri" w:hAnsi="Calibri" w:cs="Calibri"/>
-                            <w:sz w:val="16"/>
-                            <w:szCs w:val="16"/>
+                            <w:sz w:val="18"/>
+                            <w:szCs w:val="18"/>
                           </w:rPr>
                           <w:t>22</w:t>
                         </w:r>
@@ -4278,7 +4257,7 @@
                     </w:tc>
                     <w:tc>
                       <w:tcPr>
-                        <w:tcW w:w="440" w:type="dxa"/>
+                        <w:tcW w:w="345" w:type="dxa"/>
                         <w:tcBorders>
                           <w:top w:val="single" w:sz="4" w:space="0" w:color="auto"/>
                           <w:left w:val="single" w:sz="4" w:space="0" w:color="auto"/>
@@ -4301,8 +4280,8 @@
                         <w:r>
                           <w:rPr>
                             <w:rFonts w:ascii="Calibri" w:hAnsi="Calibri" w:cs="Calibri"/>
-                            <w:sz w:val="16"/>
-                            <w:szCs w:val="16"/>
+                            <w:sz w:val="18"/>
+                            <w:szCs w:val="18"/>
                           </w:rPr>
                           <w:t>23</w:t>
                         </w:r>
@@ -4310,7 +4289,7 @@
                     </w:tc>
                     <w:tc>
                       <w:tcPr>
-                        <w:tcW w:w="440" w:type="dxa"/>
+                        <w:tcW w:w="345" w:type="dxa"/>
                         <w:tcBorders>
                           <w:top w:val="single" w:sz="4" w:space="0" w:color="auto"/>
                           <w:left w:val="single" w:sz="4" w:space="0" w:color="auto"/>
@@ -4333,8 +4312,8 @@
                         <w:r>
                           <w:rPr>
                             <w:rFonts w:ascii="Calibri" w:hAnsi="Calibri" w:cs="Calibri"/>
-                            <w:sz w:val="16"/>
-                            <w:szCs w:val="16"/>
+                            <w:sz w:val="18"/>
+                            <w:szCs w:val="18"/>
                           </w:rPr>
                           <w:t>24</w:t>
                         </w:r>
@@ -4342,7 +4321,7 @@
                     </w:tc>
                     <w:tc>
                       <w:tcPr>
-                        <w:tcW w:w="440" w:type="dxa"/>
+                        <w:tcW w:w="345" w:type="dxa"/>
                         <w:tcBorders>
                           <w:top w:val="single" w:sz="4" w:space="0" w:color="auto"/>
                           <w:left w:val="single" w:sz="4" w:space="0" w:color="auto"/>
@@ -4365,8 +4344,8 @@
                         <w:r>
                           <w:rPr>
                             <w:rFonts w:ascii="Calibri" w:hAnsi="Calibri" w:cs="Calibri"/>
-                            <w:sz w:val="16"/>
-                            <w:szCs w:val="16"/>
+                            <w:sz w:val="18"/>
+                            <w:szCs w:val="18"/>
                           </w:rPr>
                           <w:t>25</w:t>
                         </w:r>
@@ -4374,7 +4353,7 @@
                     </w:tc>
                     <w:tc>
                       <w:tcPr>
-                        <w:tcW w:w="440" w:type="dxa"/>
+                        <w:tcW w:w="345" w:type="dxa"/>
                         <w:tcBorders>
                           <w:top w:val="single" w:sz="4" w:space="0" w:color="auto"/>
                           <w:left w:val="single" w:sz="4" w:space="0" w:color="auto"/>
@@ -4397,8 +4376,8 @@
                         <w:r>
                           <w:rPr>
                             <w:rFonts w:ascii="Calibri" w:hAnsi="Calibri" w:cs="Calibri"/>
-                            <w:sz w:val="16"/>
-                            <w:szCs w:val="16"/>
+                            <w:sz w:val="18"/>
+                            <w:szCs w:val="18"/>
                           </w:rPr>
                           <w:t>26</w:t>
                         </w:r>
@@ -4406,7 +4385,7 @@
                     </w:tc>
                     <w:tc>
                       <w:tcPr>
-                        <w:tcW w:w="440" w:type="dxa"/>
+                        <w:tcW w:w="345" w:type="dxa"/>
                         <w:tcBorders>
                           <w:top w:val="single" w:sz="4" w:space="0" w:color="auto"/>
                           <w:left w:val="single" w:sz="4" w:space="0" w:color="auto"/>
@@ -4429,8 +4408,8 @@
                         <w:r>
                           <w:rPr>
                             <w:rFonts w:ascii="Calibri" w:hAnsi="Calibri" w:cs="Calibri"/>
-                            <w:sz w:val="16"/>
-                            <w:szCs w:val="16"/>
+                            <w:sz w:val="18"/>
+                            <w:szCs w:val="18"/>
                           </w:rPr>
                           <w:t>27</w:t>
                         </w:r>
@@ -4438,7 +4417,7 @@
                     </w:tc>
                     <w:tc>
                       <w:tcPr>
-                        <w:tcW w:w="440" w:type="dxa"/>
+                        <w:tcW w:w="345" w:type="dxa"/>
                         <w:tcBorders>
                           <w:top w:val="single" w:sz="4" w:space="0" w:color="auto"/>
                           <w:left w:val="single" w:sz="4" w:space="0" w:color="auto"/>
@@ -4461,8 +4440,8 @@
                         <w:r>
                           <w:rPr>
                             <w:rFonts w:ascii="Calibri" w:hAnsi="Calibri" w:cs="Calibri"/>
-                            <w:sz w:val="16"/>
-                            <w:szCs w:val="16"/>
+                            <w:sz w:val="18"/>
+                            <w:szCs w:val="18"/>
                           </w:rPr>
                           <w:t>28</w:t>
                         </w:r>
@@ -4470,7 +4449,7 @@
                     </w:tc>
                     <w:tc>
                       <w:tcPr>
-                        <w:tcW w:w="440" w:type="dxa"/>
+                        <w:tcW w:w="345" w:type="dxa"/>
                         <w:tcBorders>
                           <w:top w:val="single" w:sz="4" w:space="0" w:color="auto"/>
                           <w:left w:val="single" w:sz="4" w:space="0" w:color="auto"/>
@@ -4493,8 +4472,8 @@
                         <w:r>
                           <w:rPr>
                             <w:rFonts w:ascii="Calibri" w:hAnsi="Calibri" w:cs="Calibri"/>
-                            <w:sz w:val="16"/>
-                            <w:szCs w:val="16"/>
+                            <w:sz w:val="18"/>
+                            <w:szCs w:val="18"/>
                           </w:rPr>
                           <w:t>29</w:t>
                         </w:r>
@@ -4502,7 +4481,7 @@
                     </w:tc>
                     <w:tc>
                       <w:tcPr>
-                        <w:tcW w:w="440" w:type="dxa"/>
+                        <w:tcW w:w="345" w:type="dxa"/>
                         <w:tcBorders>
                           <w:top w:val="single" w:sz="4" w:space="0" w:color="auto"/>
                           <w:left w:val="single" w:sz="4" w:space="0" w:color="auto"/>
@@ -4525,8 +4504,8 @@
                         <w:r>
                           <w:rPr>
                             <w:rFonts w:ascii="Calibri" w:hAnsi="Calibri" w:cs="Calibri"/>
-                            <w:sz w:val="16"/>
-                            <w:szCs w:val="16"/>
+                            <w:sz w:val="18"/>
+                            <w:szCs w:val="18"/>
                           </w:rPr>
                           <w:t>30</w:t>
                         </w:r>
@@ -4535,11 +4514,11 @@
                   </w:tr>
                   <w:tr>
                     <w:trPr>
-                      <w:trHeight w:hRule="exact" w:val="440"/>
+                      <w:trHeight w:hRule="exact" w:val="345"/>
                     </w:trPr>
                     <w:tc>
                       <w:tcPr>
-                        <w:tcW w:w="440" w:type="dxa"/>
+                        <w:tcW w:w="345" w:type="dxa"/>
                         <w:tcBorders>
                           <w:top w:val="single" w:sz="4" w:space="0" w:color="auto"/>
                           <w:left w:val="single" w:sz="4" w:space="0" w:color="auto"/>
@@ -4562,8 +4541,8 @@
                         <w:r>
                           <w:rPr>
                             <w:rFonts w:ascii="Calibri" w:hAnsi="Calibri" w:cs="Calibri"/>
-                            <w:sz w:val="16"/>
-                            <w:szCs w:val="16"/>
+                            <w:sz w:val="18"/>
+                            <w:szCs w:val="18"/>
                           </w:rPr>
                           <w:t>40</w:t>
                         </w:r>
@@ -4571,7 +4550,7 @@
                     </w:tc>
                     <w:tc>
                       <w:tcPr>
-                        <w:tcW w:w="440" w:type="dxa"/>
+                        <w:tcW w:w="345" w:type="dxa"/>
                         <w:tcBorders>
                           <w:top w:val="single" w:sz="4" w:space="0" w:color="auto"/>
                           <w:left w:val="single" w:sz="4" w:space="0" w:color="auto"/>
@@ -4594,8 +4573,8 @@
                         <w:r>
                           <w:rPr>
                             <w:rFonts w:ascii="Calibri" w:hAnsi="Calibri" w:cs="Calibri"/>
-                            <w:sz w:val="16"/>
-                            <w:szCs w:val="16"/>
+                            <w:sz w:val="18"/>
+                            <w:szCs w:val="18"/>
                           </w:rPr>
                           <w:t>39</w:t>
                         </w:r>
@@ -4603,7 +4582,7 @@
                     </w:tc>
                     <w:tc>
                       <w:tcPr>
-                        <w:tcW w:w="440" w:type="dxa"/>
+                        <w:tcW w:w="345" w:type="dxa"/>
                         <w:tcBorders>
                           <w:top w:val="single" w:sz="4" w:space="0" w:color="auto"/>
                           <w:left w:val="single" w:sz="4" w:space="0" w:color="auto"/>
@@ -4626,8 +4605,8 @@
                         <w:r>
                           <w:rPr>
                             <w:rFonts w:ascii="Calibri" w:hAnsi="Calibri" w:cs="Calibri"/>
-                            <w:sz w:val="16"/>
-                            <w:szCs w:val="16"/>
+                            <w:sz w:val="18"/>
+                            <w:szCs w:val="18"/>
                           </w:rPr>
                           <w:t>38</w:t>
                         </w:r>
@@ -4635,7 +4614,7 @@
                     </w:tc>
                     <w:tc>
                       <w:tcPr>
-                        <w:tcW w:w="440" w:type="dxa"/>
+                        <w:tcW w:w="345" w:type="dxa"/>
                         <w:tcBorders>
                           <w:top w:val="single" w:sz="4" w:space="0" w:color="auto"/>
                           <w:left w:val="single" w:sz="4" w:space="0" w:color="auto"/>
@@ -4658,8 +4637,8 @@
                         <w:r>
                           <w:rPr>
                             <w:rFonts w:ascii="Calibri" w:hAnsi="Calibri" w:cs="Calibri"/>
-                            <w:sz w:val="16"/>
-                            <w:szCs w:val="16"/>
+                            <w:sz w:val="18"/>
+                            <w:szCs w:val="18"/>
                           </w:rPr>
                           <w:t>37</w:t>
                         </w:r>
@@ -4667,7 +4646,7 @@
                     </w:tc>
                     <w:tc>
                       <w:tcPr>
-                        <w:tcW w:w="440" w:type="dxa"/>
+                        <w:tcW w:w="345" w:type="dxa"/>
                         <w:tcBorders>
                           <w:top w:val="single" w:sz="4" w:space="0" w:color="auto"/>
                           <w:left w:val="single" w:sz="4" w:space="0" w:color="auto"/>
@@ -4690,8 +4669,8 @@
                         <w:r>
                           <w:rPr>
                             <w:rFonts w:ascii="Calibri" w:hAnsi="Calibri" w:cs="Calibri"/>
-                            <w:sz w:val="16"/>
-                            <w:szCs w:val="16"/>
+                            <w:sz w:val="18"/>
+                            <w:szCs w:val="18"/>
                           </w:rPr>
                           <w:t>36</w:t>
                         </w:r>
@@ -4699,7 +4678,7 @@
                     </w:tc>
                     <w:tc>
                       <w:tcPr>
-                        <w:tcW w:w="440" w:type="dxa"/>
+                        <w:tcW w:w="345" w:type="dxa"/>
                         <w:tcBorders>
                           <w:top w:val="single" w:sz="4" w:space="0" w:color="auto"/>
                           <w:left w:val="single" w:sz="4" w:space="0" w:color="auto"/>
@@ -4722,8 +4701,8 @@
                         <w:r>
                           <w:rPr>
                             <w:rFonts w:ascii="Calibri" w:hAnsi="Calibri" w:cs="Calibri"/>
-                            <w:sz w:val="16"/>
-                            <w:szCs w:val="16"/>
+                            <w:sz w:val="18"/>
+                            <w:szCs w:val="18"/>
                           </w:rPr>
                           <w:t>35</w:t>
                         </w:r>
@@ -4731,7 +4710,7 @@
                     </w:tc>
                     <w:tc>
                       <w:tcPr>
-                        <w:tcW w:w="440" w:type="dxa"/>
+                        <w:tcW w:w="345" w:type="dxa"/>
                         <w:tcBorders>
                           <w:top w:val="single" w:sz="4" w:space="0" w:color="auto"/>
                           <w:left w:val="single" w:sz="4" w:space="0" w:color="auto"/>
@@ -4754,8 +4733,8 @@
                         <w:r>
                           <w:rPr>
                             <w:rFonts w:ascii="Calibri" w:hAnsi="Calibri" w:cs="Calibri"/>
-                            <w:sz w:val="16"/>
-                            <w:szCs w:val="16"/>
+                            <w:sz w:val="18"/>
+                            <w:szCs w:val="18"/>
                           </w:rPr>
                           <w:t>34</w:t>
                         </w:r>
@@ -4763,7 +4742,7 @@
                     </w:tc>
                     <w:tc>
                       <w:tcPr>
-                        <w:tcW w:w="440" w:type="dxa"/>
+                        <w:tcW w:w="345" w:type="dxa"/>
                         <w:tcBorders>
                           <w:top w:val="single" w:sz="4" w:space="0" w:color="auto"/>
                           <w:left w:val="single" w:sz="4" w:space="0" w:color="auto"/>
@@ -4786,8 +4765,8 @@
                         <w:r>
                           <w:rPr>
                             <w:rFonts w:ascii="Calibri" w:hAnsi="Calibri" w:cs="Calibri"/>
-                            <w:sz w:val="16"/>
-                            <w:szCs w:val="16"/>
+                            <w:sz w:val="18"/>
+                            <w:szCs w:val="18"/>
                           </w:rPr>
                           <w:t>33</w:t>
                         </w:r>
@@ -4795,7 +4774,7 @@
                     </w:tc>
                     <w:tc>
                       <w:tcPr>
-                        <w:tcW w:w="440" w:type="dxa"/>
+                        <w:tcW w:w="345" w:type="dxa"/>
                         <w:tcBorders>
                           <w:top w:val="single" w:sz="4" w:space="0" w:color="auto"/>
                           <w:left w:val="single" w:sz="4" w:space="0" w:color="auto"/>
@@ -4818,8 +4797,8 @@
                         <w:r>
                           <w:rPr>
                             <w:rFonts w:ascii="Calibri" w:hAnsi="Calibri" w:cs="Calibri"/>
-                            <w:sz w:val="16"/>
-                            <w:szCs w:val="16"/>
+                            <w:sz w:val="18"/>
+                            <w:szCs w:val="18"/>
                           </w:rPr>
                           <w:t>32</w:t>
                         </w:r>
@@ -4827,7 +4806,7 @@
                     </w:tc>
                     <w:tc>
                       <w:tcPr>
-                        <w:tcW w:w="440" w:type="dxa"/>
+                        <w:tcW w:w="345" w:type="dxa"/>
                         <w:tcBorders>
                           <w:top w:val="single" w:sz="4" w:space="0" w:color="auto"/>
                           <w:left w:val="single" w:sz="4" w:space="0" w:color="auto"/>
@@ -4850,8 +4829,8 @@
                         <w:r>
                           <w:rPr>
                             <w:rFonts w:ascii="Calibri" w:hAnsi="Calibri" w:cs="Calibri"/>
-                            <w:sz w:val="16"/>
-                            <w:szCs w:val="16"/>
+                            <w:sz w:val="18"/>
+                            <w:szCs w:val="18"/>
                           </w:rPr>
                           <w:t>31</w:t>
                         </w:r>
@@ -4860,11 +4839,11 @@
                   </w:tr>
                   <w:tr>
                     <w:trPr>
-                      <w:trHeight w:hRule="exact" w:val="440"/>
+                      <w:trHeight w:hRule="exact" w:val="345"/>
                     </w:trPr>
                     <w:tc>
                       <w:tcPr>
-                        <w:tcW w:w="440" w:type="dxa"/>
+                        <w:tcW w:w="345" w:type="dxa"/>
                         <w:tcBorders>
                           <w:top w:val="single" w:sz="4" w:space="0" w:color="auto"/>
                           <w:left w:val="single" w:sz="4" w:space="0" w:color="auto"/>
@@ -4887,8 +4866,8 @@
                         <w:r>
                           <w:rPr>
                             <w:rFonts w:ascii="Calibri" w:hAnsi="Calibri" w:cs="Calibri"/>
-                            <w:sz w:val="16"/>
-                            <w:szCs w:val="16"/>
+                            <w:sz w:val="18"/>
+                            <w:szCs w:val="18"/>
                           </w:rPr>
                           <w:t>41</w:t>
                         </w:r>
@@ -4896,7 +4875,7 @@
                     </w:tc>
                     <w:tc>
                       <w:tcPr>
-                        <w:tcW w:w="440" w:type="dxa"/>
+                        <w:tcW w:w="345" w:type="dxa"/>
                         <w:tcBorders>
                           <w:top w:val="single" w:sz="4" w:space="0" w:color="auto"/>
                           <w:left w:val="single" w:sz="4" w:space="0" w:color="auto"/>
@@ -4919,8 +4898,8 @@
                         <w:r>
                           <w:rPr>
                             <w:rFonts w:ascii="Calibri" w:hAnsi="Calibri" w:cs="Calibri"/>
-                            <w:sz w:val="16"/>
-                            <w:szCs w:val="16"/>
+                            <w:sz w:val="18"/>
+                            <w:szCs w:val="18"/>
                           </w:rPr>
                           <w:t>42</w:t>
                         </w:r>
@@ -4928,7 +4907,7 @@
                     </w:tc>
                     <w:tc>
                       <w:tcPr>
-                        <w:tcW w:w="440" w:type="dxa"/>
+                        <w:tcW w:w="345" w:type="dxa"/>
                         <w:tcBorders>
                           <w:top w:val="single" w:sz="4" w:space="0" w:color="auto"/>
                           <w:left w:val="single" w:sz="4" w:space="0" w:color="auto"/>
@@ -4951,8 +4930,8 @@
                         <w:r>
                           <w:rPr>
                             <w:rFonts w:ascii="Calibri" w:hAnsi="Calibri" w:cs="Calibri"/>
-                            <w:sz w:val="16"/>
-                            <w:szCs w:val="16"/>
+                            <w:sz w:val="18"/>
+                            <w:szCs w:val="18"/>
                           </w:rPr>
                           <w:t>43</w:t>
                         </w:r>
@@ -4960,7 +4939,7 @@
                     </w:tc>
                     <w:tc>
                       <w:tcPr>
-                        <w:tcW w:w="440" w:type="dxa"/>
+                        <w:tcW w:w="345" w:type="dxa"/>
                         <w:tcBorders>
                           <w:top w:val="single" w:sz="4" w:space="0" w:color="auto"/>
                           <w:left w:val="single" w:sz="4" w:space="0" w:color="auto"/>
@@ -4983,8 +4962,8 @@
                         <w:r>
                           <w:rPr>
                             <w:rFonts w:ascii="Calibri" w:hAnsi="Calibri" w:cs="Calibri"/>
-                            <w:sz w:val="16"/>
-                            <w:szCs w:val="16"/>
+                            <w:sz w:val="18"/>
+                            <w:szCs w:val="18"/>
                           </w:rPr>
                           <w:t>44</w:t>
                         </w:r>
@@ -4992,7 +4971,7 @@
                     </w:tc>
                     <w:tc>
                       <w:tcPr>
-                        <w:tcW w:w="440" w:type="dxa"/>
+                        <w:tcW w:w="345" w:type="dxa"/>
                         <w:tcBorders>
                           <w:top w:val="single" w:sz="4" w:space="0" w:color="auto"/>
                           <w:left w:val="single" w:sz="4" w:space="0" w:color="auto"/>
@@ -5015,8 +4994,8 @@
                         <w:r>
                           <w:rPr>
                             <w:rFonts w:ascii="Calibri" w:hAnsi="Calibri" w:cs="Calibri"/>
-                            <w:sz w:val="16"/>
-                            <w:szCs w:val="16"/>
+                            <w:sz w:val="18"/>
+                            <w:szCs w:val="18"/>
                           </w:rPr>
                           <w:t>45</w:t>
                         </w:r>
@@ -5024,7 +5003,7 @@
                     </w:tc>
                     <w:tc>
                       <w:tcPr>
-                        <w:tcW w:w="440" w:type="dxa"/>
+                        <w:tcW w:w="345" w:type="dxa"/>
                         <w:tcBorders>
                           <w:top w:val="single" w:sz="4" w:space="0" w:color="auto"/>
                           <w:left w:val="single" w:sz="4" w:space="0" w:color="auto"/>
@@ -5047,8 +5026,8 @@
                         <w:r>
                           <w:rPr>
                             <w:rFonts w:ascii="Calibri" w:hAnsi="Calibri" w:cs="Calibri"/>
-                            <w:sz w:val="16"/>
-                            <w:szCs w:val="16"/>
+                            <w:sz w:val="18"/>
+                            <w:szCs w:val="18"/>
                           </w:rPr>
                           <w:t>46</w:t>
                         </w:r>
@@ -5056,7 +5035,7 @@
                     </w:tc>
                     <w:tc>
                       <w:tcPr>
-                        <w:tcW w:w="440" w:type="dxa"/>
+                        <w:tcW w:w="345" w:type="dxa"/>
                         <w:tcBorders>
                           <w:top w:val="single" w:sz="4" w:space="0" w:color="auto"/>
                           <w:left w:val="single" w:sz="4" w:space="0" w:color="auto"/>
@@ -5079,8 +5058,8 @@
                         <w:r>
                           <w:rPr>
                             <w:rFonts w:ascii="Calibri" w:hAnsi="Calibri" w:cs="Calibri"/>
-                            <w:sz w:val="16"/>
-                            <w:szCs w:val="16"/>
+                            <w:sz w:val="18"/>
+                            <w:szCs w:val="18"/>
                           </w:rPr>
                           <w:t>47</w:t>
                         </w:r>
@@ -5088,7 +5067,7 @@
                     </w:tc>
                     <w:tc>
                       <w:tcPr>
-                        <w:tcW w:w="440" w:type="dxa"/>
+                        <w:tcW w:w="345" w:type="dxa"/>
                         <w:tcBorders>
                           <w:top w:val="single" w:sz="4" w:space="0" w:color="auto"/>
                           <w:left w:val="single" w:sz="4" w:space="0" w:color="auto"/>
@@ -5111,8 +5090,8 @@
                         <w:r>
                           <w:rPr>
                             <w:rFonts w:ascii="Calibri" w:hAnsi="Calibri" w:cs="Calibri"/>
-                            <w:sz w:val="16"/>
-                            <w:szCs w:val="16"/>
+                            <w:sz w:val="18"/>
+                            <w:szCs w:val="18"/>
                           </w:rPr>
                           <w:t>48</w:t>
                         </w:r>
@@ -5120,7 +5099,7 @@
                     </w:tc>
                     <w:tc>
                       <w:tcPr>
-                        <w:tcW w:w="440" w:type="dxa"/>
+                        <w:tcW w:w="345" w:type="dxa"/>
                         <w:tcBorders>
                           <w:top w:val="single" w:sz="4" w:space="0" w:color="auto"/>
                           <w:left w:val="single" w:sz="4" w:space="0" w:color="auto"/>
@@ -5143,8 +5122,8 @@
                         <w:r>
                           <w:rPr>
                             <w:rFonts w:ascii="Calibri" w:hAnsi="Calibri" w:cs="Calibri"/>
-                            <w:sz w:val="16"/>
-                            <w:szCs w:val="16"/>
+                            <w:sz w:val="18"/>
+                            <w:szCs w:val="18"/>
                           </w:rPr>
                           <w:t>49</w:t>
                         </w:r>
@@ -5152,7 +5131,7 @@
                     </w:tc>
                     <w:tc>
                       <w:tcPr>
-                        <w:tcW w:w="440" w:type="dxa"/>
+                        <w:tcW w:w="345" w:type="dxa"/>
                         <w:tcBorders>
                           <w:top w:val="single" w:sz="4" w:space="0" w:color="auto"/>
                           <w:left w:val="single" w:sz="4" w:space="0" w:color="auto"/>
@@ -5175,8 +5154,8 @@
                         <w:r>
                           <w:rPr>
                             <w:rFonts w:ascii="Calibri" w:hAnsi="Calibri" w:cs="Calibri"/>
-                            <w:sz w:val="16"/>
-                            <w:szCs w:val="16"/>
+                            <w:sz w:val="18"/>
+                            <w:szCs w:val="18"/>
                           </w:rPr>
                           <w:t>50</w:t>
                         </w:r>
@@ -5185,11 +5164,11 @@
                   </w:tr>
                   <w:tr>
                     <w:trPr>
-                      <w:trHeight w:hRule="exact" w:val="440"/>
+                      <w:trHeight w:hRule="exact" w:val="345"/>
                     </w:trPr>
                     <w:tc>
                       <w:tcPr>
-                        <w:tcW w:w="440" w:type="dxa"/>
+                        <w:tcW w:w="345" w:type="dxa"/>
                         <w:tcBorders>
                           <w:top w:val="single" w:sz="4" w:space="0" w:color="auto"/>
                           <w:left w:val="single" w:sz="4" w:space="0" w:color="auto"/>
@@ -5212,8 +5191,8 @@
                         <w:r>
                           <w:rPr>
                             <w:rFonts w:ascii="Calibri" w:hAnsi="Calibri" w:cs="Calibri"/>
-                            <w:sz w:val="16"/>
-                            <w:szCs w:val="16"/>
+                            <w:sz w:val="18"/>
+                            <w:szCs w:val="18"/>
                           </w:rPr>
                           <w:t>60</w:t>
                         </w:r>
@@ -5221,7 +5200,7 @@
                     </w:tc>
                     <w:tc>
                       <w:tcPr>
-                        <w:tcW w:w="440" w:type="dxa"/>
+                        <w:tcW w:w="345" w:type="dxa"/>
                         <w:tcBorders>
                           <w:top w:val="single" w:sz="4" w:space="0" w:color="auto"/>
                           <w:left w:val="single" w:sz="4" w:space="0" w:color="auto"/>
@@ -5244,8 +5223,8 @@
                         <w:r>
                           <w:rPr>
                             <w:rFonts w:ascii="Calibri" w:hAnsi="Calibri" w:cs="Calibri"/>
-                            <w:sz w:val="16"/>
-                            <w:szCs w:val="16"/>
+                            <w:sz w:val="18"/>
+                            <w:szCs w:val="18"/>
                           </w:rPr>
                           <w:t>59</w:t>
                         </w:r>
@@ -5253,7 +5232,7 @@
                     </w:tc>
                     <w:tc>
                       <w:tcPr>
-                        <w:tcW w:w="440" w:type="dxa"/>
+                        <w:tcW w:w="345" w:type="dxa"/>
                         <w:tcBorders>
                           <w:top w:val="single" w:sz="4" w:space="0" w:color="auto"/>
                           <w:left w:val="single" w:sz="4" w:space="0" w:color="auto"/>
@@ -5276,8 +5255,8 @@
                         <w:r>
                           <w:rPr>
                             <w:rFonts w:ascii="Calibri" w:hAnsi="Calibri" w:cs="Calibri"/>
-                            <w:sz w:val="16"/>
-                            <w:szCs w:val="16"/>
+                            <w:sz w:val="18"/>
+                            <w:szCs w:val="18"/>
                           </w:rPr>
                           <w:t>58</w:t>
                         </w:r>
@@ -5285,7 +5264,7 @@
                     </w:tc>
                     <w:tc>
                       <w:tcPr>
-                        <w:tcW w:w="440" w:type="dxa"/>
+                        <w:tcW w:w="345" w:type="dxa"/>
                         <w:tcBorders>
                           <w:top w:val="single" w:sz="4" w:space="0" w:color="auto"/>
                           <w:left w:val="single" w:sz="4" w:space="0" w:color="auto"/>
@@ -5308,8 +5287,8 @@
                         <w:r>
                           <w:rPr>
                             <w:rFonts w:ascii="Calibri" w:hAnsi="Calibri" w:cs="Calibri"/>
-                            <w:sz w:val="16"/>
-                            <w:szCs w:val="16"/>
+                            <w:sz w:val="18"/>
+                            <w:szCs w:val="18"/>
                           </w:rPr>
                           <w:t>57</w:t>
                         </w:r>
@@ -5317,7 +5296,7 @@
                     </w:tc>
                     <w:tc>
                       <w:tcPr>
-                        <w:tcW w:w="440" w:type="dxa"/>
+                        <w:tcW w:w="345" w:type="dxa"/>
                         <w:tcBorders>
                           <w:top w:val="single" w:sz="4" w:space="0" w:color="auto"/>
                           <w:left w:val="single" w:sz="4" w:space="0" w:color="auto"/>
@@ -5340,8 +5319,8 @@
                         <w:r>
                           <w:rPr>
                             <w:rFonts w:ascii="Calibri" w:hAnsi="Calibri" w:cs="Calibri"/>
-                            <w:sz w:val="16"/>
-                            <w:szCs w:val="16"/>
+                            <w:sz w:val="18"/>
+                            <w:szCs w:val="18"/>
                           </w:rPr>
                           <w:t>56</w:t>
                         </w:r>
@@ -5349,7 +5328,7 @@
                     </w:tc>
                     <w:tc>
                       <w:tcPr>
-                        <w:tcW w:w="440" w:type="dxa"/>
+                        <w:tcW w:w="345" w:type="dxa"/>
                         <w:tcBorders>
                           <w:top w:val="single" w:sz="4" w:space="0" w:color="auto"/>
                           <w:left w:val="single" w:sz="4" w:space="0" w:color="auto"/>
@@ -5372,8 +5351,8 @@
                         <w:r>
                           <w:rPr>
                             <w:rFonts w:ascii="Calibri" w:hAnsi="Calibri" w:cs="Calibri"/>
-                            <w:sz w:val="16"/>
-                            <w:szCs w:val="16"/>
+                            <w:sz w:val="18"/>
+                            <w:szCs w:val="18"/>
                           </w:rPr>
                           <w:t>55</w:t>
                         </w:r>
@@ -5381,7 +5360,7 @@
                     </w:tc>
                     <w:tc>
                       <w:tcPr>
-                        <w:tcW w:w="440" w:type="dxa"/>
+                        <w:tcW w:w="345" w:type="dxa"/>
                         <w:tcBorders>
                           <w:top w:val="single" w:sz="4" w:space="0" w:color="auto"/>
                           <w:left w:val="single" w:sz="4" w:space="0" w:color="auto"/>
@@ -5404,8 +5383,8 @@
                         <w:r>
                           <w:rPr>
                             <w:rFonts w:ascii="Calibri" w:hAnsi="Calibri" w:cs="Calibri"/>
-                            <w:sz w:val="16"/>
-                            <w:szCs w:val="16"/>
+                            <w:sz w:val="18"/>
+                            <w:szCs w:val="18"/>
                           </w:rPr>
                           <w:t>54</w:t>
                         </w:r>
@@ -5413,7 +5392,7 @@
                     </w:tc>
                     <w:tc>
                       <w:tcPr>
-                        <w:tcW w:w="440" w:type="dxa"/>
+                        <w:tcW w:w="345" w:type="dxa"/>
                         <w:tcBorders>
                           <w:top w:val="single" w:sz="4" w:space="0" w:color="auto"/>
                           <w:left w:val="single" w:sz="4" w:space="0" w:color="auto"/>
@@ -5436,8 +5415,8 @@
                         <w:r>
                           <w:rPr>
                             <w:rFonts w:ascii="Calibri" w:hAnsi="Calibri" w:cs="Calibri"/>
-                            <w:sz w:val="16"/>
-                            <w:szCs w:val="16"/>
+                            <w:sz w:val="18"/>
+                            <w:szCs w:val="18"/>
                           </w:rPr>
                           <w:t>53</w:t>
                         </w:r>
@@ -5445,7 +5424,7 @@
                     </w:tc>
                     <w:tc>
                       <w:tcPr>
-                        <w:tcW w:w="440" w:type="dxa"/>
+                        <w:tcW w:w="345" w:type="dxa"/>
                         <w:tcBorders>
                           <w:top w:val="single" w:sz="4" w:space="0" w:color="auto"/>
                           <w:left w:val="single" w:sz="4" w:space="0" w:color="auto"/>
@@ -5468,8 +5447,8 @@
                         <w:r>
                           <w:rPr>
                             <w:rFonts w:ascii="Calibri" w:hAnsi="Calibri" w:cs="Calibri"/>
-                            <w:sz w:val="16"/>
-                            <w:szCs w:val="16"/>
+                            <w:sz w:val="18"/>
+                            <w:szCs w:val="18"/>
                           </w:rPr>
                           <w:t>52</w:t>
                         </w:r>
@@ -5477,7 +5456,7 @@
                     </w:tc>
                     <w:tc>
                       <w:tcPr>
-                        <w:tcW w:w="440" w:type="dxa"/>
+                        <w:tcW w:w="345" w:type="dxa"/>
                         <w:tcBorders>
                           <w:top w:val="single" w:sz="4" w:space="0" w:color="auto"/>
                           <w:left w:val="single" w:sz="4" w:space="0" w:color="auto"/>
@@ -5500,8 +5479,8 @@
                         <w:r>
                           <w:rPr>
                             <w:rFonts w:ascii="Calibri" w:hAnsi="Calibri" w:cs="Calibri"/>
-                            <w:sz w:val="16"/>
-                            <w:szCs w:val="16"/>
+                            <w:sz w:val="18"/>
+                            <w:szCs w:val="18"/>
                           </w:rPr>
                           <w:t>51</w:t>
                         </w:r>
@@ -5510,11 +5489,11 @@
                   </w:tr>
                   <w:tr>
                     <w:trPr>
-                      <w:trHeight w:hRule="exact" w:val="440"/>
+                      <w:trHeight w:hRule="exact" w:val="345"/>
                     </w:trPr>
                     <w:tc>
                       <w:tcPr>
-                        <w:tcW w:w="440" w:type="dxa"/>
+                        <w:tcW w:w="345" w:type="dxa"/>
                         <w:tcBorders>
                           <w:top w:val="single" w:sz="4" w:space="0" w:color="auto"/>
                           <w:left w:val="single" w:sz="4" w:space="0" w:color="auto"/>
@@ -5537,8 +5516,8 @@
                         <w:r>
                           <w:rPr>
                             <w:rFonts w:ascii="Calibri" w:hAnsi="Calibri" w:cs="Calibri"/>
-                            <w:sz w:val="16"/>
-                            <w:szCs w:val="16"/>
+                            <w:sz w:val="18"/>
+                            <w:szCs w:val="18"/>
                           </w:rPr>
                           <w:t>61</w:t>
                         </w:r>
@@ -5546,7 +5525,7 @@
                     </w:tc>
                     <w:tc>
                       <w:tcPr>
-                        <w:tcW w:w="440" w:type="dxa"/>
+                        <w:tcW w:w="345" w:type="dxa"/>
                         <w:tcBorders>
                           <w:top w:val="single" w:sz="4" w:space="0" w:color="auto"/>
                           <w:left w:val="single" w:sz="4" w:space="0" w:color="auto"/>
@@ -5569,8 +5548,8 @@
                         <w:r>
                           <w:rPr>
                             <w:rFonts w:ascii="Calibri" w:hAnsi="Calibri" w:cs="Calibri"/>
-                            <w:sz w:val="16"/>
-                            <w:szCs w:val="16"/>
+                            <w:sz w:val="18"/>
+                            <w:szCs w:val="18"/>
                           </w:rPr>
                           <w:t>62</w:t>
                         </w:r>
@@ -5578,7 +5557,7 @@
                     </w:tc>
                     <w:tc>
                       <w:tcPr>
-                        <w:tcW w:w="440" w:type="dxa"/>
+                        <w:tcW w:w="345" w:type="dxa"/>
                         <w:tcBorders>
                           <w:top w:val="single" w:sz="4" w:space="0" w:color="auto"/>
                           <w:left w:val="single" w:sz="4" w:space="0" w:color="auto"/>
@@ -5601,8 +5580,8 @@
                         <w:r>
                           <w:rPr>
                             <w:rFonts w:ascii="Calibri" w:hAnsi="Calibri" w:cs="Calibri"/>
-                            <w:sz w:val="16"/>
-                            <w:szCs w:val="16"/>
+                            <w:sz w:val="18"/>
+                            <w:szCs w:val="18"/>
                           </w:rPr>
                           <w:t>63</w:t>
                         </w:r>
@@ -5610,7 +5589,7 @@
                     </w:tc>
                     <w:tc>
                       <w:tcPr>
-                        <w:tcW w:w="440" w:type="dxa"/>
+                        <w:tcW w:w="345" w:type="dxa"/>
                         <w:tcBorders>
                           <w:top w:val="single" w:sz="4" w:space="0" w:color="auto"/>
                           <w:left w:val="single" w:sz="4" w:space="0" w:color="auto"/>
@@ -5633,8 +5612,8 @@
                         <w:r>
                           <w:rPr>
                             <w:rFonts w:ascii="Calibri" w:hAnsi="Calibri" w:cs="Calibri"/>
-                            <w:sz w:val="16"/>
-                            <w:szCs w:val="16"/>
+                            <w:sz w:val="18"/>
+                            <w:szCs w:val="18"/>
                           </w:rPr>
                           <w:t>64</w:t>
                         </w:r>
@@ -5642,7 +5621,7 @@
                     </w:tc>
                     <w:tc>
                       <w:tcPr>
-                        <w:tcW w:w="440" w:type="dxa"/>
+                        <w:tcW w:w="345" w:type="dxa"/>
                         <w:tcBorders>
                           <w:top w:val="single" w:sz="4" w:space="0" w:color="auto"/>
                           <w:left w:val="single" w:sz="4" w:space="0" w:color="auto"/>
@@ -5665,8 +5644,8 @@
                         <w:r>
                           <w:rPr>
                             <w:rFonts w:ascii="Calibri" w:hAnsi="Calibri" w:cs="Calibri"/>
-                            <w:sz w:val="16"/>
-                            <w:szCs w:val="16"/>
+                            <w:sz w:val="18"/>
+                            <w:szCs w:val="18"/>
                           </w:rPr>
                           <w:t>65</w:t>
                         </w:r>
@@ -5674,7 +5653,7 @@
                     </w:tc>
                     <w:tc>
                       <w:tcPr>
-                        <w:tcW w:w="440" w:type="dxa"/>
+                        <w:tcW w:w="345" w:type="dxa"/>
                         <w:tcBorders>
                           <w:top w:val="single" w:sz="4" w:space="0" w:color="auto"/>
                           <w:left w:val="single" w:sz="4" w:space="0" w:color="auto"/>
@@ -5697,8 +5676,8 @@
                         <w:r>
                           <w:rPr>
                             <w:rFonts w:ascii="Calibri" w:hAnsi="Calibri" w:cs="Calibri"/>
-                            <w:sz w:val="16"/>
-                            <w:szCs w:val="16"/>
+                            <w:sz w:val="18"/>
+                            <w:szCs w:val="18"/>
                           </w:rPr>
                           <w:t>66</w:t>
                         </w:r>
@@ -5706,7 +5685,7 @@
                     </w:tc>
                     <w:tc>
                       <w:tcPr>
-                        <w:tcW w:w="440" w:type="dxa"/>
+                        <w:tcW w:w="345" w:type="dxa"/>
                         <w:tcBorders>
                           <w:top w:val="single" w:sz="4" w:space="0" w:color="auto"/>
                           <w:left w:val="single" w:sz="4" w:space="0" w:color="auto"/>
@@ -5729,8 +5708,8 @@
                         <w:r>
                           <w:rPr>
                             <w:rFonts w:ascii="Calibri" w:hAnsi="Calibri" w:cs="Calibri"/>
-                            <w:sz w:val="16"/>
-                            <w:szCs w:val="16"/>
+                            <w:sz w:val="18"/>
+                            <w:szCs w:val="18"/>
                           </w:rPr>
                           <w:t>67</w:t>
                         </w:r>
@@ -5738,7 +5717,7 @@
                     </w:tc>
                     <w:tc>
                       <w:tcPr>
-                        <w:tcW w:w="440" w:type="dxa"/>
+                        <w:tcW w:w="345" w:type="dxa"/>
                         <w:tcBorders>
                           <w:top w:val="single" w:sz="4" w:space="0" w:color="auto"/>
                           <w:left w:val="single" w:sz="4" w:space="0" w:color="auto"/>
@@ -5761,8 +5740,8 @@
                         <w:r>
                           <w:rPr>
                             <w:rFonts w:ascii="Calibri" w:hAnsi="Calibri" w:cs="Calibri"/>
-                            <w:sz w:val="16"/>
-                            <w:szCs w:val="16"/>
+                            <w:sz w:val="18"/>
+                            <w:szCs w:val="18"/>
                           </w:rPr>
                           <w:t>68</w:t>
                         </w:r>
@@ -5770,7 +5749,7 @@
                     </w:tc>
                     <w:tc>
                       <w:tcPr>
-                        <w:tcW w:w="440" w:type="dxa"/>
+                        <w:tcW w:w="345" w:type="dxa"/>
                         <w:tcBorders>
                           <w:top w:val="single" w:sz="4" w:space="0" w:color="auto"/>
                           <w:left w:val="single" w:sz="4" w:space="0" w:color="auto"/>
@@ -5793,8 +5772,8 @@
                         <w:r>
                           <w:rPr>
                             <w:rFonts w:ascii="Calibri" w:hAnsi="Calibri" w:cs="Calibri"/>
-                            <w:sz w:val="16"/>
-                            <w:szCs w:val="16"/>
+                            <w:sz w:val="18"/>
+                            <w:szCs w:val="18"/>
                           </w:rPr>
                           <w:t>69</w:t>
                         </w:r>
@@ -5802,7 +5781,7 @@
                     </w:tc>
                     <w:tc>
                       <w:tcPr>
-                        <w:tcW w:w="440" w:type="dxa"/>
+                        <w:tcW w:w="345" w:type="dxa"/>
                         <w:tcBorders>
                           <w:top w:val="single" w:sz="4" w:space="0" w:color="auto"/>
                           <w:left w:val="single" w:sz="4" w:space="0" w:color="auto"/>
@@ -5825,8 +5804,8 @@
                         <w:r>
                           <w:rPr>
                             <w:rFonts w:ascii="Calibri" w:hAnsi="Calibri" w:cs="Calibri"/>
-                            <w:sz w:val="16"/>
-                            <w:szCs w:val="16"/>
+                            <w:sz w:val="18"/>
+                            <w:szCs w:val="18"/>
                           </w:rPr>
                           <w:t>70</w:t>
                         </w:r>
@@ -5835,11 +5814,11 @@
                   </w:tr>
                   <w:tr>
                     <w:trPr>
-                      <w:trHeight w:hRule="exact" w:val="440"/>
+                      <w:trHeight w:hRule="exact" w:val="345"/>
                     </w:trPr>
                     <w:tc>
                       <w:tcPr>
-                        <w:tcW w:w="440" w:type="dxa"/>
+                        <w:tcW w:w="345" w:type="dxa"/>
                         <w:tcBorders>
                           <w:top w:val="single" w:sz="4" w:space="0" w:color="auto"/>
                           <w:left w:val="single" w:sz="4" w:space="0" w:color="auto"/>
@@ -5862,8 +5841,8 @@
                         <w:r>
                           <w:rPr>
                             <w:rFonts w:ascii="Calibri" w:hAnsi="Calibri" w:cs="Calibri"/>
-                            <w:sz w:val="16"/>
-                            <w:szCs w:val="16"/>
+                            <w:sz w:val="18"/>
+                            <w:szCs w:val="18"/>
                           </w:rPr>
                           <w:t>80</w:t>
                         </w:r>
@@ -5871,7 +5850,7 @@
                     </w:tc>
                     <w:tc>
                       <w:tcPr>
-                        <w:tcW w:w="440" w:type="dxa"/>
+                        <w:tcW w:w="345" w:type="dxa"/>
                         <w:tcBorders>
                           <w:top w:val="single" w:sz="4" w:space="0" w:color="auto"/>
                           <w:left w:val="single" w:sz="4" w:space="0" w:color="auto"/>
@@ -5894,8 +5873,8 @@
                         <w:r>
                           <w:rPr>
                             <w:rFonts w:ascii="Calibri" w:hAnsi="Calibri" w:cs="Calibri"/>
-                            <w:sz w:val="16"/>
-                            <w:szCs w:val="16"/>
+                            <w:sz w:val="18"/>
+                            <w:szCs w:val="18"/>
                           </w:rPr>
                           <w:t>79</w:t>
                         </w:r>
@@ -5903,7 +5882,7 @@
                     </w:tc>
                     <w:tc>
                       <w:tcPr>
-                        <w:tcW w:w="440" w:type="dxa"/>
+                        <w:tcW w:w="345" w:type="dxa"/>
                         <w:tcBorders>
                           <w:top w:val="single" w:sz="4" w:space="0" w:color="auto"/>
                           <w:left w:val="single" w:sz="4" w:space="0" w:color="auto"/>
@@ -5926,8 +5905,8 @@
                         <w:r>
                           <w:rPr>
                             <w:rFonts w:ascii="Calibri" w:hAnsi="Calibri" w:cs="Calibri"/>
-                            <w:sz w:val="16"/>
-                            <w:szCs w:val="16"/>
+                            <w:sz w:val="18"/>
+                            <w:szCs w:val="18"/>
                           </w:rPr>
                           <w:t>78</w:t>
                         </w:r>
@@ -5935,7 +5914,7 @@
                     </w:tc>
                     <w:tc>
                       <w:tcPr>
-                        <w:tcW w:w="440" w:type="dxa"/>
+                        <w:tcW w:w="345" w:type="dxa"/>
                         <w:tcBorders>
                           <w:top w:val="single" w:sz="4" w:space="0" w:color="auto"/>
                           <w:left w:val="single" w:sz="4" w:space="0" w:color="auto"/>
@@ -5958,8 +5937,8 @@
                         <w:r>
                           <w:rPr>
                             <w:rFonts w:ascii="Calibri" w:hAnsi="Calibri" w:cs="Calibri"/>
-                            <w:sz w:val="16"/>
-                            <w:szCs w:val="16"/>
+                            <w:sz w:val="18"/>
+                            <w:szCs w:val="18"/>
                           </w:rPr>
                           <w:t>77</w:t>
                         </w:r>
@@ -5967,7 +5946,7 @@
                     </w:tc>
                     <w:tc>
                       <w:tcPr>
-                        <w:tcW w:w="440" w:type="dxa"/>
+                        <w:tcW w:w="345" w:type="dxa"/>
                         <w:tcBorders>
                           <w:top w:val="single" w:sz="4" w:space="0" w:color="auto"/>
                           <w:left w:val="single" w:sz="4" w:space="0" w:color="auto"/>
@@ -5990,8 +5969,8 @@
                         <w:r>
                           <w:rPr>
                             <w:rFonts w:ascii="Calibri" w:hAnsi="Calibri" w:cs="Calibri"/>
-                            <w:sz w:val="16"/>
-                            <w:szCs w:val="16"/>
+                            <w:sz w:val="18"/>
+                            <w:szCs w:val="18"/>
                           </w:rPr>
                           <w:t>76</w:t>
                         </w:r>
@@ -5999,7 +5978,7 @@
                     </w:tc>
                     <w:tc>
                       <w:tcPr>
-                        <w:tcW w:w="440" w:type="dxa"/>
+                        <w:tcW w:w="345" w:type="dxa"/>
                         <w:tcBorders>
                           <w:top w:val="single" w:sz="4" w:space="0" w:color="auto"/>
                           <w:left w:val="single" w:sz="4" w:space="0" w:color="auto"/>
@@ -6022,8 +6001,8 @@
                         <w:r>
                           <w:rPr>
                             <w:rFonts w:ascii="Calibri" w:hAnsi="Calibri" w:cs="Calibri"/>
-                            <w:sz w:val="16"/>
-                            <w:szCs w:val="16"/>
+                            <w:sz w:val="18"/>
+                            <w:szCs w:val="18"/>
                           </w:rPr>
                           <w:t>75</w:t>
                         </w:r>
@@ -6031,7 +6010,7 @@
                     </w:tc>
                     <w:tc>
                       <w:tcPr>
-                        <w:tcW w:w="440" w:type="dxa"/>
+                        <w:tcW w:w="345" w:type="dxa"/>
                         <w:tcBorders>
                           <w:top w:val="single" w:sz="4" w:space="0" w:color="auto"/>
                           <w:left w:val="single" w:sz="4" w:space="0" w:color="auto"/>
@@ -6054,8 +6033,8 @@
                         <w:r>
                           <w:rPr>
                             <w:rFonts w:ascii="Calibri" w:hAnsi="Calibri" w:cs="Calibri"/>
-                            <w:sz w:val="16"/>
-                            <w:szCs w:val="16"/>
+                            <w:sz w:val="18"/>
+                            <w:szCs w:val="18"/>
                           </w:rPr>
                           <w:t>74</w:t>
                         </w:r>
@@ -6063,7 +6042,7 @@
                     </w:tc>
                     <w:tc>
                       <w:tcPr>
-                        <w:tcW w:w="440" w:type="dxa"/>
+                        <w:tcW w:w="345" w:type="dxa"/>
                         <w:tcBorders>
                           <w:top w:val="single" w:sz="4" w:space="0" w:color="auto"/>
                           <w:left w:val="single" w:sz="4" w:space="0" w:color="auto"/>
@@ -6086,8 +6065,8 @@
                         <w:r>
                           <w:rPr>
                             <w:rFonts w:ascii="Calibri" w:hAnsi="Calibri" w:cs="Calibri"/>
-                            <w:sz w:val="16"/>
-                            <w:szCs w:val="16"/>
+                            <w:sz w:val="18"/>
+                            <w:szCs w:val="18"/>
                           </w:rPr>
                           <w:t>73</w:t>
                         </w:r>
@@ -6095,7 +6074,7 @@
                     </w:tc>
                     <w:tc>
                       <w:tcPr>
-                        <w:tcW w:w="440" w:type="dxa"/>
+                        <w:tcW w:w="345" w:type="dxa"/>
                         <w:tcBorders>
                           <w:top w:val="single" w:sz="4" w:space="0" w:color="auto"/>
                           <w:left w:val="single" w:sz="4" w:space="0" w:color="auto"/>
@@ -6118,8 +6097,8 @@
                         <w:r>
                           <w:rPr>
                             <w:rFonts w:ascii="Calibri" w:hAnsi="Calibri" w:cs="Calibri"/>
-                            <w:sz w:val="16"/>
-                            <w:szCs w:val="16"/>
+                            <w:sz w:val="18"/>
+                            <w:szCs w:val="18"/>
                           </w:rPr>
                           <w:t>72</w:t>
                         </w:r>
@@ -6127,7 +6106,7 @@
                     </w:tc>
                     <w:tc>
                       <w:tcPr>
-                        <w:tcW w:w="440" w:type="dxa"/>
+                        <w:tcW w:w="345" w:type="dxa"/>
                         <w:tcBorders>
                           <w:top w:val="single" w:sz="4" w:space="0" w:color="auto"/>
                           <w:left w:val="single" w:sz="4" w:space="0" w:color="auto"/>
@@ -6150,8 +6129,8 @@
                         <w:r>
                           <w:rPr>
                             <w:rFonts w:ascii="Calibri" w:hAnsi="Calibri" w:cs="Calibri"/>
-                            <w:sz w:val="16"/>
-                            <w:szCs w:val="16"/>
+                            <w:sz w:val="18"/>
+                            <w:szCs w:val="18"/>
                           </w:rPr>
                           <w:t>71</w:t>
                         </w:r>
@@ -6160,11 +6139,11 @@
                   </w:tr>
                   <w:tr>
                     <w:trPr>
-                      <w:trHeight w:hRule="exact" w:val="440"/>
+                      <w:trHeight w:hRule="exact" w:val="345"/>
                     </w:trPr>
                     <w:tc>
                       <w:tcPr>
-                        <w:tcW w:w="440" w:type="dxa"/>
+                        <w:tcW w:w="345" w:type="dxa"/>
                         <w:tcBorders>
                           <w:top w:val="single" w:sz="4" w:space="0" w:color="auto"/>
                           <w:left w:val="single" w:sz="4" w:space="0" w:color="auto"/>
@@ -6187,8 +6166,8 @@
                         <w:r>
                           <w:rPr>
                             <w:rFonts w:ascii="Calibri" w:hAnsi="Calibri" w:cs="Calibri"/>
-                            <w:sz w:val="16"/>
-                            <w:szCs w:val="16"/>
+                            <w:sz w:val="18"/>
+                            <w:szCs w:val="18"/>
                           </w:rPr>
                           <w:t>81</w:t>
                         </w:r>
@@ -6196,7 +6175,7 @@
                     </w:tc>
                     <w:tc>
                       <w:tcPr>
-                        <w:tcW w:w="440" w:type="dxa"/>
+                        <w:tcW w:w="345" w:type="dxa"/>
                         <w:tcBorders>
                           <w:top w:val="single" w:sz="4" w:space="0" w:color="auto"/>
                           <w:left w:val="single" w:sz="4" w:space="0" w:color="auto"/>
@@ -6219,8 +6198,8 @@
                         <w:r>
                           <w:rPr>
                             <w:rFonts w:ascii="Calibri" w:hAnsi="Calibri" w:cs="Calibri"/>
-                            <w:sz w:val="16"/>
-                            <w:szCs w:val="16"/>
+                            <w:sz w:val="18"/>
+                            <w:szCs w:val="18"/>
                           </w:rPr>
                           <w:t>82</w:t>
                         </w:r>
@@ -6228,7 +6207,7 @@
                     </w:tc>
                     <w:tc>
                       <w:tcPr>
-                        <w:tcW w:w="440" w:type="dxa"/>
+                        <w:tcW w:w="345" w:type="dxa"/>
                         <w:tcBorders>
                           <w:top w:val="single" w:sz="4" w:space="0" w:color="auto"/>
                           <w:left w:val="single" w:sz="4" w:space="0" w:color="auto"/>
@@ -6251,8 +6230,8 @@
                         <w:r>
                           <w:rPr>
                             <w:rFonts w:ascii="Calibri" w:hAnsi="Calibri" w:cs="Calibri"/>
-                            <w:sz w:val="16"/>
-                            <w:szCs w:val="16"/>
+                            <w:sz w:val="18"/>
+                            <w:szCs w:val="18"/>
                           </w:rPr>
                           <w:t>83</w:t>
                         </w:r>
@@ -6260,7 +6239,7 @@
                     </w:tc>
                     <w:tc>
                       <w:tcPr>
-                        <w:tcW w:w="440" w:type="dxa"/>
+                        <w:tcW w:w="345" w:type="dxa"/>
                         <w:tcBorders>
                           <w:top w:val="single" w:sz="4" w:space="0" w:color="auto"/>
                           <w:left w:val="single" w:sz="4" w:space="0" w:color="auto"/>
@@ -6283,8 +6262,8 @@
                         <w:r>
                           <w:rPr>
                             <w:rFonts w:ascii="Calibri" w:hAnsi="Calibri" w:cs="Calibri"/>
-                            <w:sz w:val="16"/>
-                            <w:szCs w:val="16"/>
+                            <w:sz w:val="18"/>
+                            <w:szCs w:val="18"/>
                           </w:rPr>
                           <w:t>84</w:t>
                         </w:r>
@@ -6292,7 +6271,7 @@
                     </w:tc>
                     <w:tc>
                       <w:tcPr>
-                        <w:tcW w:w="440" w:type="dxa"/>
+                        <w:tcW w:w="345" w:type="dxa"/>
                         <w:tcBorders>
                           <w:top w:val="single" w:sz="4" w:space="0" w:color="auto"/>
                           <w:left w:val="single" w:sz="4" w:space="0" w:color="auto"/>
@@ -6315,8 +6294,8 @@
                         <w:r>
                           <w:rPr>
                             <w:rFonts w:ascii="Calibri" w:hAnsi="Calibri" w:cs="Calibri"/>
-                            <w:sz w:val="16"/>
-                            <w:szCs w:val="16"/>
+                            <w:sz w:val="18"/>
+                            <w:szCs w:val="18"/>
                           </w:rPr>
                           <w:t>85</w:t>
                         </w:r>
@@ -6324,7 +6303,7 @@
                     </w:tc>
                     <w:tc>
                       <w:tcPr>
-                        <w:tcW w:w="440" w:type="dxa"/>
+                        <w:tcW w:w="345" w:type="dxa"/>
                         <w:tcBorders>
                           <w:top w:val="single" w:sz="4" w:space="0" w:color="auto"/>
                           <w:left w:val="single" w:sz="4" w:space="0" w:color="auto"/>
@@ -6347,8 +6326,8 @@
                         <w:r>
                           <w:rPr>
                             <w:rFonts w:ascii="Calibri" w:hAnsi="Calibri" w:cs="Calibri"/>
-                            <w:sz w:val="16"/>
-                            <w:szCs w:val="16"/>
+                            <w:sz w:val="18"/>
+                            <w:szCs w:val="18"/>
                           </w:rPr>
                           <w:t>86</w:t>
                         </w:r>
@@ -6356,7 +6335,7 @@
                     </w:tc>
                     <w:tc>
                       <w:tcPr>
-                        <w:tcW w:w="440" w:type="dxa"/>
+                        <w:tcW w:w="345" w:type="dxa"/>
                         <w:tcBorders>
                           <w:top w:val="single" w:sz="4" w:space="0" w:color="auto"/>
                           <w:left w:val="single" w:sz="4" w:space="0" w:color="auto"/>
@@ -6379,8 +6358,8 @@
                         <w:r>
                           <w:rPr>
                             <w:rFonts w:ascii="Calibri" w:hAnsi="Calibri" w:cs="Calibri"/>
-                            <w:sz w:val="16"/>
-                            <w:szCs w:val="16"/>
+                            <w:sz w:val="18"/>
+                            <w:szCs w:val="18"/>
                           </w:rPr>
                           <w:t>87</w:t>
                         </w:r>
@@ -6388,7 +6367,7 @@
                     </w:tc>
                     <w:tc>
                       <w:tcPr>
-                        <w:tcW w:w="440" w:type="dxa"/>
+                        <w:tcW w:w="345" w:type="dxa"/>
                         <w:tcBorders>
                           <w:top w:val="single" w:sz="4" w:space="0" w:color="auto"/>
                           <w:left w:val="single" w:sz="4" w:space="0" w:color="auto"/>
@@ -6411,8 +6390,8 @@
                         <w:r>
                           <w:rPr>
                             <w:rFonts w:ascii="Calibri" w:hAnsi="Calibri" w:cs="Calibri"/>
-                            <w:sz w:val="16"/>
-                            <w:szCs w:val="16"/>
+                            <w:sz w:val="18"/>
+                            <w:szCs w:val="18"/>
                           </w:rPr>
                           <w:t>88</w:t>
                         </w:r>
@@ -6420,7 +6399,7 @@
                     </w:tc>
                     <w:tc>
                       <w:tcPr>
-                        <w:tcW w:w="440" w:type="dxa"/>
+                        <w:tcW w:w="345" w:type="dxa"/>
                         <w:tcBorders>
                           <w:top w:val="single" w:sz="4" w:space="0" w:color="auto"/>
                           <w:left w:val="single" w:sz="4" w:space="0" w:color="auto"/>
@@ -6443,8 +6422,8 @@
                         <w:r>
                           <w:rPr>
                             <w:rFonts w:ascii="Calibri" w:hAnsi="Calibri" w:cs="Calibri"/>
-                            <w:sz w:val="16"/>
-                            <w:szCs w:val="16"/>
+                            <w:sz w:val="18"/>
+                            <w:szCs w:val="18"/>
                           </w:rPr>
                           <w:t>89</w:t>
                         </w:r>
@@ -6452,7 +6431,7 @@
                     </w:tc>
                     <w:tc>
                       <w:tcPr>
-                        <w:tcW w:w="440" w:type="dxa"/>
+                        <w:tcW w:w="345" w:type="dxa"/>
                         <w:tcBorders>
                           <w:top w:val="single" w:sz="4" w:space="0" w:color="auto"/>
                           <w:left w:val="single" w:sz="4" w:space="0" w:color="auto"/>
@@ -6475,8 +6454,8 @@
                         <w:r>
                           <w:rPr>
                             <w:rFonts w:ascii="Calibri" w:hAnsi="Calibri" w:cs="Calibri"/>
-                            <w:sz w:val="16"/>
-                            <w:szCs w:val="16"/>
+                            <w:sz w:val="18"/>
+                            <w:szCs w:val="18"/>
                           </w:rPr>
                           <w:t>90</w:t>
                         </w:r>
@@ -6485,11 +6464,11 @@
                   </w:tr>
                   <w:tr>
                     <w:trPr>
-                      <w:trHeight w:hRule="exact" w:val="440"/>
+                      <w:trHeight w:hRule="exact" w:val="345"/>
                     </w:trPr>
                     <w:tc>
                       <w:tcPr>
-                        <w:tcW w:w="440" w:type="dxa"/>
+                        <w:tcW w:w="345" w:type="dxa"/>
                         <w:tcBorders>
                           <w:top w:val="single" w:sz="4" w:space="0" w:color="auto"/>
                           <w:left w:val="single" w:sz="4" w:space="0" w:color="auto"/>
@@ -6512,8 +6491,8 @@
                         <w:r>
                           <w:rPr>
                             <w:rFonts w:ascii="Calibri" w:hAnsi="Calibri" w:cs="Calibri"/>
-                            <w:sz w:val="16"/>
-                            <w:szCs w:val="16"/>
+                            <w:sz w:val="18"/>
+                            <w:szCs w:val="18"/>
                           </w:rPr>
                           <w:t>100</w:t>
                         </w:r>
@@ -6521,7 +6500,7 @@
                     </w:tc>
                     <w:tc>
                       <w:tcPr>
-                        <w:tcW w:w="440" w:type="dxa"/>
+                        <w:tcW w:w="345" w:type="dxa"/>
                         <w:tcBorders>
                           <w:top w:val="single" w:sz="4" w:space="0" w:color="auto"/>
                           <w:left w:val="single" w:sz="4" w:space="0" w:color="auto"/>
@@ -6544,8 +6523,8 @@
                         <w:r>
                           <w:rPr>
                             <w:rFonts w:ascii="Calibri" w:hAnsi="Calibri" w:cs="Calibri"/>
-                            <w:sz w:val="16"/>
-                            <w:szCs w:val="16"/>
+                            <w:sz w:val="18"/>
+                            <w:szCs w:val="18"/>
                           </w:rPr>
                           <w:t>99</w:t>
                         </w:r>
@@ -6553,7 +6532,7 @@
                     </w:tc>
                     <w:tc>
                       <w:tcPr>
-                        <w:tcW w:w="440" w:type="dxa"/>
+                        <w:tcW w:w="345" w:type="dxa"/>
                         <w:tcBorders>
                           <w:top w:val="single" w:sz="4" w:space="0" w:color="auto"/>
                           <w:left w:val="single" w:sz="4" w:space="0" w:color="auto"/>
@@ -6576,8 +6555,8 @@
                         <w:r>
                           <w:rPr>
                             <w:rFonts w:ascii="Calibri" w:hAnsi="Calibri" w:cs="Calibri"/>
-                            <w:sz w:val="16"/>
-                            <w:szCs w:val="16"/>
+                            <w:sz w:val="18"/>
+                            <w:szCs w:val="18"/>
                           </w:rPr>
                           <w:t>98</w:t>
                         </w:r>
@@ -6585,7 +6564,7 @@
                     </w:tc>
                     <w:tc>
                       <w:tcPr>
-                        <w:tcW w:w="440" w:type="dxa"/>
+                        <w:tcW w:w="345" w:type="dxa"/>
                         <w:tcBorders>
                           <w:top w:val="single" w:sz="4" w:space="0" w:color="auto"/>
                           <w:left w:val="single" w:sz="4" w:space="0" w:color="auto"/>
@@ -6608,8 +6587,8 @@
                         <w:r>
                           <w:rPr>
                             <w:rFonts w:ascii="Calibri" w:hAnsi="Calibri" w:cs="Calibri"/>
-                            <w:sz w:val="16"/>
-                            <w:szCs w:val="16"/>
+                            <w:sz w:val="18"/>
+                            <w:szCs w:val="18"/>
                           </w:rPr>
                           <w:t>97</w:t>
                         </w:r>
@@ -6617,7 +6596,7 @@
                     </w:tc>
                     <w:tc>
                       <w:tcPr>
-                        <w:tcW w:w="440" w:type="dxa"/>
+                        <w:tcW w:w="345" w:type="dxa"/>
                         <w:tcBorders>
                           <w:top w:val="single" w:sz="4" w:space="0" w:color="auto"/>
                           <w:left w:val="single" w:sz="4" w:space="0" w:color="auto"/>
@@ -6640,8 +6619,8 @@
                         <w:r>
                           <w:rPr>
                             <w:rFonts w:ascii="Calibri" w:hAnsi="Calibri" w:cs="Calibri"/>
-                            <w:sz w:val="16"/>
-                            <w:szCs w:val="16"/>
+                            <w:sz w:val="18"/>
+                            <w:szCs w:val="18"/>
                           </w:rPr>
                           <w:t>96</w:t>
                         </w:r>
@@ -6649,7 +6628,7 @@
                     </w:tc>
                     <w:tc>
                       <w:tcPr>
-                        <w:tcW w:w="440" w:type="dxa"/>
+                        <w:tcW w:w="345" w:type="dxa"/>
                         <w:tcBorders>
                           <w:top w:val="single" w:sz="4" w:space="0" w:color="auto"/>
                           <w:left w:val="single" w:sz="4" w:space="0" w:color="auto"/>
@@ -6672,8 +6651,8 @@
                         <w:r>
                           <w:rPr>
                             <w:rFonts w:ascii="Calibri" w:hAnsi="Calibri" w:cs="Calibri"/>
-                            <w:sz w:val="16"/>
-                            <w:szCs w:val="16"/>
+                            <w:sz w:val="18"/>
+                            <w:szCs w:val="18"/>
                           </w:rPr>
                           <w:t>95</w:t>
                         </w:r>
@@ -6681,7 +6660,7 @@
                     </w:tc>
                     <w:tc>
                       <w:tcPr>
-                        <w:tcW w:w="440" w:type="dxa"/>
+                        <w:tcW w:w="345" w:type="dxa"/>
                         <w:tcBorders>
                           <w:top w:val="single" w:sz="4" w:space="0" w:color="auto"/>
                           <w:left w:val="single" w:sz="4" w:space="0" w:color="auto"/>
@@ -6704,8 +6683,8 @@
                         <w:r>
                           <w:rPr>
                             <w:rFonts w:ascii="Calibri" w:hAnsi="Calibri" w:cs="Calibri"/>
-                            <w:sz w:val="16"/>
-                            <w:szCs w:val="16"/>
+                            <w:sz w:val="18"/>
+                            <w:szCs w:val="18"/>
                           </w:rPr>
                           <w:t>94</w:t>
                         </w:r>
@@ -6713,7 +6692,7 @@
                     </w:tc>
                     <w:tc>
                       <w:tcPr>
-                        <w:tcW w:w="440" w:type="dxa"/>
+                        <w:tcW w:w="345" w:type="dxa"/>
                         <w:tcBorders>
                           <w:top w:val="single" w:sz="4" w:space="0" w:color="auto"/>
                           <w:left w:val="single" w:sz="4" w:space="0" w:color="auto"/>
@@ -6736,8 +6715,8 @@
                         <w:r>
                           <w:rPr>
                             <w:rFonts w:ascii="Calibri" w:hAnsi="Calibri" w:cs="Calibri"/>
-                            <w:sz w:val="16"/>
-                            <w:szCs w:val="16"/>
+                            <w:sz w:val="18"/>
+                            <w:szCs w:val="18"/>
                           </w:rPr>
                           <w:t>93</w:t>
                         </w:r>
@@ -6745,7 +6724,7 @@
                     </w:tc>
                     <w:tc>
                       <w:tcPr>
-                        <w:tcW w:w="440" w:type="dxa"/>
+                        <w:tcW w:w="345" w:type="dxa"/>
                         <w:tcBorders>
                           <w:top w:val="single" w:sz="4" w:space="0" w:color="auto"/>
                           <w:left w:val="single" w:sz="4" w:space="0" w:color="auto"/>
@@ -6768,8 +6747,8 @@
                         <w:r>
                           <w:rPr>
                             <w:rFonts w:ascii="Calibri" w:hAnsi="Calibri" w:cs="Calibri"/>
-                            <w:sz w:val="16"/>
-                            <w:szCs w:val="16"/>
+                            <w:sz w:val="18"/>
+                            <w:szCs w:val="18"/>
                           </w:rPr>
                           <w:t>92</w:t>
                         </w:r>
@@ -6777,7 +6756,7 @@
                     </w:tc>
                     <w:tc>
                       <w:tcPr>
-                        <w:tcW w:w="440" w:type="dxa"/>
+                        <w:tcW w:w="345" w:type="dxa"/>
                         <w:tcBorders>
                           <w:top w:val="single" w:sz="4" w:space="0" w:color="auto"/>
                           <w:left w:val="single" w:sz="4" w:space="0" w:color="auto"/>
@@ -6800,8 +6779,8 @@
                         <w:r>
                           <w:rPr>
                             <w:rFonts w:ascii="Calibri" w:hAnsi="Calibri" w:cs="Calibri"/>
-                            <w:sz w:val="16"/>
-                            <w:szCs w:val="16"/>
+                            <w:sz w:val="18"/>
+                            <w:szCs w:val="18"/>
                           </w:rPr>
                           <w:t>91</w:t>
                         </w:r>
@@ -6811,7 +6790,11 @@
                 </w:tbl>
                 <w:p>
                   <w:pPr>
-                    <w:spacing w:before="0" w:after="0" w:line="240" w:lineRule="auto"/>
+                    <w:spacing w:before="0" w:after="0" w:line="20" w:lineRule="exact"/>
+                    <w:rPr>
+                      <w:sz w:val="2"/>
+                      <w:szCs w:val="2"/>
+                    </w:rPr>
                   </w:pPr>
                 </w:p>
               </w:tc>
@@ -6819,7 +6802,11 @@
           </w:tbl>
           <w:p>
             <w:pPr>
-              <w:spacing w:before="0" w:after="0" w:line="240" w:lineRule="auto"/>
+              <w:spacing w:before="0" w:after="0" w:line="20" w:lineRule="exact"/>
+              <w:rPr>
+                <w:sz w:val="2"/>
+                <w:szCs w:val="2"/>
+              </w:rPr>
             </w:pPr>
           </w:p>
         </w:tc>

--- a/week-2-listening-questioning/week-2-thinker-doer.docx
+++ b/week-2-listening-questioning/week-2-thinker-doer.docx
@@ -87,7 +87,7 @@
           </w:tcPr>
           <w:tbl>
             <w:tblPr>
-              <w:tblW w:w="7200" w:type="dxa"/>
+              <w:tblW w:w="10296" w:type="dxa"/>
               <w:tblLayout w:type="fixed"/>
               <w:jc w:val="center"/>
               <w:tblBorders>
@@ -106,14 +106,42 @@
               </w:tblCellMar>
             </w:tblPr>
             <w:tblGrid>
+              <w:gridCol w:w="300"/>
+              <w:gridCol w:w="3450"/>
+              <w:gridCol w:w="2796"/>
               <w:gridCol w:w="3450"/>
               <w:gridCol w:w="300"/>
-              <w:gridCol w:w="3450"/>
             </w:tblGrid>
             <w:tr>
               <w:trPr>
                 <w:jc w:val="center"/>
               </w:trPr>
+              <w:tc>
+                <w:tcPr>
+                  <w:tcW w:w="300" w:type="dxa"/>
+                  <w:tcBorders>
+                    <w:top w:val="nil"/>
+                    <w:left w:val="nil"/>
+                    <w:bottom w:val="nil"/>
+                    <w:right w:val="nil"/>
+                  </w:tcBorders>
+                  <w:tcMar>
+                    <w:top w:w="0" w:type="dxa"/>
+                    <w:left w:w="0" w:type="dxa"/>
+                    <w:bottom w:w="0" w:type="dxa"/>
+                    <w:right w:w="0" w:type="dxa"/>
+                  </w:tcMar>
+                </w:tcPr>
+                <w:p>
+                  <w:pPr>
+                    <w:spacing w:before="0" w:after="0" w:line="20" w:lineRule="exact"/>
+                    <w:rPr>
+                      <w:sz w:val="2"/>
+                      <w:szCs w:val="2"/>
+                    </w:rPr>
+                  </w:pPr>
+                </w:p>
+              </w:tc>
               <w:tc>
                 <w:tcPr>
                   <w:tcW w:w="3450" w:type="dxa"/>
@@ -3451,7 +3479,7 @@
               </w:tc>
               <w:tc>
                 <w:tcPr>
-                  <w:tcW w:w="300" w:type="dxa"/>
+                  <w:tcW w:w="2796" w:type="dxa"/>
                   <w:tcBorders>
                     <w:top w:val="nil"/>
                     <w:left w:val="nil"/>
@@ -6798,6 +6826,32 @@
                   </w:pPr>
                 </w:p>
               </w:tc>
+              <w:tc>
+                <w:tcPr>
+                  <w:tcW w:w="300" w:type="dxa"/>
+                  <w:tcBorders>
+                    <w:top w:val="nil"/>
+                    <w:left w:val="nil"/>
+                    <w:bottom w:val="nil"/>
+                    <w:right w:val="nil"/>
+                  </w:tcBorders>
+                  <w:tcMar>
+                    <w:top w:w="0" w:type="dxa"/>
+                    <w:left w:w="0" w:type="dxa"/>
+                    <w:bottom w:w="0" w:type="dxa"/>
+                    <w:right w:w="0" w:type="dxa"/>
+                  </w:tcMar>
+                </w:tcPr>
+                <w:p>
+                  <w:pPr>
+                    <w:spacing w:before="0" w:after="0" w:line="20" w:lineRule="exact"/>
+                    <w:rPr>
+                      <w:sz w:val="2"/>
+                      <w:szCs w:val="2"/>
+                    </w:rPr>
+                  </w:pPr>
+                </w:p>
+              </w:tc>
             </w:tr>
           </w:tbl>
           <w:p>
@@ -6819,7 +6873,7 @@
     </w:p>
     <w:p>
       <w:pPr>
-        <w:spacing w:after="200" w:line="276" w:lineRule="auto"/>
+        <w:spacing w:after="2880" w:line="276" w:lineRule="auto"/>
       </w:pPr>
       <w:r>
         <w:rPr>
@@ -6850,7 +6904,7 @@
     </w:p>
     <w:p>
       <w:pPr>
-        <w:spacing w:after="200" w:line="276" w:lineRule="auto"/>
+        <w:spacing w:after="2880" w:line="276" w:lineRule="auto"/>
       </w:pPr>
       <w:r>
         <w:rPr>

--- a/week-2-listening-questioning/week-2-thinker-doer.docx
+++ b/week-2-listening-questioning/week-2-thinker-doer.docx
@@ -4,29 +4,19 @@
   <w:body>
     <w:p>
       <w:pPr>
-        <w:spacing w:after="200" w:line="240" w:lineRule="auto"/>
+        <w:pStyle w:val="Heading1"/>
+        <w:spacing w:before="0"/>
       </w:pPr>
       <w:r>
         <w:rPr>
-          <w:rFonts w:ascii="Calibri" w:cs="Calibri"/>
+          <w:rFonts w:ascii="Calibri" w:hAnsi="Calibri" w:eastAsia="ＭＳ ゴシック" w:cs="Calibri" w:eastAsiaTheme="majorEastAsia"/>
           <w:b/>
           <w:bCs/>
-          <w:color w:val="1F497D" w:themeColor="dk2"/>
+          <w:color w:val="1F4E96"/>
           <w:sz w:val="28"/>
           <w:szCs w:val="28"/>
         </w:rPr>
         <w:t>Week 2: Thinker-Doer · Blue Task</w:t>
-      </w:r>
-      <w:r>
-        <w:rPr>
-          <w:rFonts w:ascii="Calibri" w:hAnsi="Calibri" w:eastAsia="ＭＳ 明朝" w:cs="Calibri" w:eastAsiaTheme="minorEastAsia"/>
-          <w:b/>
-          <w:bCs/>
-          <w:color w:val="1F497D" w:themeColor="dk2"/>
-          <w:sz w:val="26"/>
-          <w:szCs w:val="22"/>
-        </w:rPr>
-        <w:t xml:space="preserve"> </w:t>
       </w:r>
     </w:p>
     <w:p>
@@ -88,7 +78,6 @@
           <w:tbl>
             <w:tblPr>
               <w:tblW w:w="10296" w:type="dxa"/>
-              <w:tblLayout w:type="fixed"/>
               <w:jc w:val="center"/>
               <w:tblBorders>
                 <w:top w:val="nil"/>
@@ -98,6 +87,7 @@
                 <w:insideH w:val="nil"/>
                 <w:insideV w:val="nil"/>
               </w:tblBorders>
+              <w:tblLayout w:type="fixed"/>
               <w:tblCellMar>
                 <w:top w:w="0" w:type="dxa"/>
                 <w:left w:w="0" w:type="dxa"/>
@@ -160,13 +150,14 @@
                 </w:tcPr>
                 <w:p>
                   <w:pPr>
+                    <w:spacing w:before="80" w:after="40" w:line="240" w:lineRule="auto"/>
                     <w:jc w:val="center"/>
-                    <w:spacing w:before="80" w:after="40" w:line="240" w:lineRule="auto"/>
                   </w:pPr>
                   <w:r>
                     <w:rPr>
-                      <w:rFonts w:ascii="Calibri" w:hAnsi="Calibri" w:cs="Calibri"/>
+                      <w:rFonts w:ascii="Calibri" w:hAnsi="Calibri" w:eastAsia="ＭＳ 明朝" w:cs="Calibri" w:eastAsiaTheme="minorEastAsia"/>
                       <w:b/>
+                      <w:bCs/>
                       <w:sz w:val="18"/>
                       <w:szCs w:val="18"/>
                     </w:rPr>
@@ -176,7 +167,6 @@
                 <w:tbl>
                   <w:tblPr>
                     <w:tblW w:w="3450" w:type="dxa"/>
-                    <w:tblLayout w:type="fixed"/>
                     <w:tblBorders>
                       <w:top w:val="single" w:sz="4" w:space="0" w:color="auto"/>
                       <w:left w:val="single" w:sz="4" w:space="0" w:color="auto"/>
@@ -185,6 +175,7 @@
                       <w:insideH w:val="single" w:sz="4" w:space="0" w:color="auto"/>
                       <w:insideV w:val="single" w:sz="4" w:space="0" w:color="auto"/>
                     </w:tblBorders>
+                    <w:tblLayout w:type="fixed"/>
                     <w:tblCellMar>
                       <w:top w:w="0" w:type="dxa"/>
                       <w:left w:w="0" w:type="dxa"/>
@@ -206,7 +197,7 @@
                   </w:tblGrid>
                   <w:tr>
                     <w:trPr>
-                      <w:trHeight w:hRule="exact" w:val="345"/>
+                      <w:trHeight w:val="345" w:hRule="exact"/>
                     </w:trPr>
                     <w:tc>
                       <w:tcPr>
@@ -227,12 +218,12 @@
                       </w:tcPr>
                       <w:p>
                         <w:pPr>
+                          <w:spacing w:before="0" w:after="0" w:line="240" w:lineRule="auto"/>
                           <w:jc w:val="center"/>
-                          <w:spacing w:before="0" w:after="0" w:line="240" w:lineRule="auto"/>
                         </w:pPr>
                         <w:r>
                           <w:rPr>
-                            <w:rFonts w:ascii="Calibri" w:hAnsi="Calibri" w:cs="Calibri"/>
+                            <w:rFonts w:ascii="Calibri" w:hAnsi="Calibri" w:eastAsia="ＭＳ 明朝" w:cs="Calibri" w:eastAsiaTheme="minorEastAsia"/>
                             <w:sz w:val="18"/>
                             <w:szCs w:val="18"/>
                           </w:rPr>
@@ -259,12 +250,12 @@
                       </w:tcPr>
                       <w:p>
                         <w:pPr>
+                          <w:spacing w:before="0" w:after="0" w:line="240" w:lineRule="auto"/>
                           <w:jc w:val="center"/>
-                          <w:spacing w:before="0" w:after="0" w:line="240" w:lineRule="auto"/>
                         </w:pPr>
                         <w:r>
                           <w:rPr>
-                            <w:rFonts w:ascii="Calibri" w:hAnsi="Calibri" w:cs="Calibri"/>
+                            <w:rFonts w:ascii="Calibri" w:hAnsi="Calibri" w:eastAsia="ＭＳ 明朝" w:cs="Calibri" w:eastAsiaTheme="minorEastAsia"/>
                             <w:sz w:val="18"/>
                             <w:szCs w:val="18"/>
                           </w:rPr>
@@ -291,12 +282,12 @@
                       </w:tcPr>
                       <w:p>
                         <w:pPr>
+                          <w:spacing w:before="0" w:after="0" w:line="240" w:lineRule="auto"/>
                           <w:jc w:val="center"/>
-                          <w:spacing w:before="0" w:after="0" w:line="240" w:lineRule="auto"/>
                         </w:pPr>
                         <w:r>
                           <w:rPr>
-                            <w:rFonts w:ascii="Calibri" w:hAnsi="Calibri" w:cs="Calibri"/>
+                            <w:rFonts w:ascii="Calibri" w:hAnsi="Calibri" w:eastAsia="ＭＳ 明朝" w:cs="Calibri" w:eastAsiaTheme="minorEastAsia"/>
                             <w:sz w:val="18"/>
                             <w:szCs w:val="18"/>
                           </w:rPr>
@@ -323,12 +314,12 @@
                       </w:tcPr>
                       <w:p>
                         <w:pPr>
+                          <w:spacing w:before="0" w:after="0" w:line="240" w:lineRule="auto"/>
                           <w:jc w:val="center"/>
-                          <w:spacing w:before="0" w:after="0" w:line="240" w:lineRule="auto"/>
                         </w:pPr>
                         <w:r>
                           <w:rPr>
-                            <w:rFonts w:ascii="Calibri" w:hAnsi="Calibri" w:cs="Calibri"/>
+                            <w:rFonts w:ascii="Calibri" w:hAnsi="Calibri" w:eastAsia="ＭＳ 明朝" w:cs="Calibri" w:eastAsiaTheme="minorEastAsia"/>
                             <w:sz w:val="18"/>
                             <w:szCs w:val="18"/>
                           </w:rPr>
@@ -355,12 +346,12 @@
                       </w:tcPr>
                       <w:p>
                         <w:pPr>
+                          <w:spacing w:before="0" w:after="0" w:line="240" w:lineRule="auto"/>
                           <w:jc w:val="center"/>
-                          <w:spacing w:before="0" w:after="0" w:line="240" w:lineRule="auto"/>
                         </w:pPr>
                         <w:r>
                           <w:rPr>
-                            <w:rFonts w:ascii="Calibri" w:hAnsi="Calibri" w:cs="Calibri"/>
+                            <w:rFonts w:ascii="Calibri" w:hAnsi="Calibri" w:eastAsia="ＭＳ 明朝" w:cs="Calibri" w:eastAsiaTheme="minorEastAsia"/>
                             <w:sz w:val="18"/>
                             <w:szCs w:val="18"/>
                           </w:rPr>
@@ -387,12 +378,12 @@
                       </w:tcPr>
                       <w:p>
                         <w:pPr>
+                          <w:spacing w:before="0" w:after="0" w:line="240" w:lineRule="auto"/>
                           <w:jc w:val="center"/>
-                          <w:spacing w:before="0" w:after="0" w:line="240" w:lineRule="auto"/>
                         </w:pPr>
                         <w:r>
                           <w:rPr>
-                            <w:rFonts w:ascii="Calibri" w:hAnsi="Calibri" w:cs="Calibri"/>
+                            <w:rFonts w:ascii="Calibri" w:hAnsi="Calibri" w:eastAsia="ＭＳ 明朝" w:cs="Calibri" w:eastAsiaTheme="minorEastAsia"/>
                             <w:sz w:val="18"/>
                             <w:szCs w:val="18"/>
                           </w:rPr>
@@ -419,12 +410,12 @@
                       </w:tcPr>
                       <w:p>
                         <w:pPr>
+                          <w:spacing w:before="0" w:after="0" w:line="240" w:lineRule="auto"/>
                           <w:jc w:val="center"/>
-                          <w:spacing w:before="0" w:after="0" w:line="240" w:lineRule="auto"/>
                         </w:pPr>
                         <w:r>
                           <w:rPr>
-                            <w:rFonts w:ascii="Calibri" w:hAnsi="Calibri" w:cs="Calibri"/>
+                            <w:rFonts w:ascii="Calibri" w:hAnsi="Calibri" w:eastAsia="ＭＳ 明朝" w:cs="Calibri" w:eastAsiaTheme="minorEastAsia"/>
                             <w:sz w:val="18"/>
                             <w:szCs w:val="18"/>
                           </w:rPr>
@@ -451,12 +442,12 @@
                       </w:tcPr>
                       <w:p>
                         <w:pPr>
+                          <w:spacing w:before="0" w:after="0" w:line="240" w:lineRule="auto"/>
                           <w:jc w:val="center"/>
-                          <w:spacing w:before="0" w:after="0" w:line="240" w:lineRule="auto"/>
                         </w:pPr>
                         <w:r>
                           <w:rPr>
-                            <w:rFonts w:ascii="Calibri" w:hAnsi="Calibri" w:cs="Calibri"/>
+                            <w:rFonts w:ascii="Calibri" w:hAnsi="Calibri" w:eastAsia="ＭＳ 明朝" w:cs="Calibri" w:eastAsiaTheme="minorEastAsia"/>
                             <w:sz w:val="18"/>
                             <w:szCs w:val="18"/>
                           </w:rPr>
@@ -483,12 +474,12 @@
                       </w:tcPr>
                       <w:p>
                         <w:pPr>
+                          <w:spacing w:before="0" w:after="0" w:line="240" w:lineRule="auto"/>
                           <w:jc w:val="center"/>
-                          <w:spacing w:before="0" w:after="0" w:line="240" w:lineRule="auto"/>
                         </w:pPr>
                         <w:r>
                           <w:rPr>
-                            <w:rFonts w:ascii="Calibri" w:hAnsi="Calibri" w:cs="Calibri"/>
+                            <w:rFonts w:ascii="Calibri" w:hAnsi="Calibri" w:eastAsia="ＭＳ 明朝" w:cs="Calibri" w:eastAsiaTheme="minorEastAsia"/>
                             <w:sz w:val="18"/>
                             <w:szCs w:val="18"/>
                           </w:rPr>
@@ -515,12 +506,12 @@
                       </w:tcPr>
                       <w:p>
                         <w:pPr>
+                          <w:spacing w:before="0" w:after="0" w:line="240" w:lineRule="auto"/>
                           <w:jc w:val="center"/>
-                          <w:spacing w:before="0" w:after="0" w:line="240" w:lineRule="auto"/>
                         </w:pPr>
                         <w:r>
                           <w:rPr>
-                            <w:rFonts w:ascii="Calibri" w:hAnsi="Calibri" w:cs="Calibri"/>
+                            <w:rFonts w:ascii="Calibri" w:hAnsi="Calibri" w:eastAsia="ＭＳ 明朝" w:cs="Calibri" w:eastAsiaTheme="minorEastAsia"/>
                             <w:sz w:val="18"/>
                             <w:szCs w:val="18"/>
                           </w:rPr>
@@ -531,7 +522,7 @@
                   </w:tr>
                   <w:tr>
                     <w:trPr>
-                      <w:trHeight w:hRule="exact" w:val="345"/>
+                      <w:trHeight w:val="345" w:hRule="exact"/>
                     </w:trPr>
                     <w:tc>
                       <w:tcPr>
@@ -552,12 +543,12 @@
                       </w:tcPr>
                       <w:p>
                         <w:pPr>
+                          <w:spacing w:before="0" w:after="0" w:line="240" w:lineRule="auto"/>
                           <w:jc w:val="center"/>
-                          <w:spacing w:before="0" w:after="0" w:line="240" w:lineRule="auto"/>
                         </w:pPr>
                         <w:r>
                           <w:rPr>
-                            <w:rFonts w:ascii="Calibri" w:hAnsi="Calibri" w:cs="Calibri"/>
+                            <w:rFonts w:ascii="Calibri" w:hAnsi="Calibri" w:eastAsia="ＭＳ 明朝" w:cs="Calibri" w:eastAsiaTheme="minorEastAsia"/>
                             <w:sz w:val="18"/>
                             <w:szCs w:val="18"/>
                           </w:rPr>
@@ -584,12 +575,12 @@
                       </w:tcPr>
                       <w:p>
                         <w:pPr>
+                          <w:spacing w:before="0" w:after="0" w:line="240" w:lineRule="auto"/>
                           <w:jc w:val="center"/>
-                          <w:spacing w:before="0" w:after="0" w:line="240" w:lineRule="auto"/>
                         </w:pPr>
                         <w:r>
                           <w:rPr>
-                            <w:rFonts w:ascii="Calibri" w:hAnsi="Calibri" w:cs="Calibri"/>
+                            <w:rFonts w:ascii="Calibri" w:hAnsi="Calibri" w:eastAsia="ＭＳ 明朝" w:cs="Calibri" w:eastAsiaTheme="minorEastAsia"/>
                             <w:sz w:val="18"/>
                             <w:szCs w:val="18"/>
                           </w:rPr>
@@ -616,12 +607,12 @@
                       </w:tcPr>
                       <w:p>
                         <w:pPr>
+                          <w:spacing w:before="0" w:after="0" w:line="240" w:lineRule="auto"/>
                           <w:jc w:val="center"/>
-                          <w:spacing w:before="0" w:after="0" w:line="240" w:lineRule="auto"/>
                         </w:pPr>
                         <w:r>
                           <w:rPr>
-                            <w:rFonts w:ascii="Calibri" w:hAnsi="Calibri" w:cs="Calibri"/>
+                            <w:rFonts w:ascii="Calibri" w:hAnsi="Calibri" w:eastAsia="ＭＳ 明朝" w:cs="Calibri" w:eastAsiaTheme="minorEastAsia"/>
                             <w:sz w:val="18"/>
                             <w:szCs w:val="18"/>
                           </w:rPr>
@@ -648,12 +639,12 @@
                       </w:tcPr>
                       <w:p>
                         <w:pPr>
+                          <w:spacing w:before="0" w:after="0" w:line="240" w:lineRule="auto"/>
                           <w:jc w:val="center"/>
-                          <w:spacing w:before="0" w:after="0" w:line="240" w:lineRule="auto"/>
                         </w:pPr>
                         <w:r>
                           <w:rPr>
-                            <w:rFonts w:ascii="Calibri" w:hAnsi="Calibri" w:cs="Calibri"/>
+                            <w:rFonts w:ascii="Calibri" w:hAnsi="Calibri" w:eastAsia="ＭＳ 明朝" w:cs="Calibri" w:eastAsiaTheme="minorEastAsia"/>
                             <w:sz w:val="18"/>
                             <w:szCs w:val="18"/>
                           </w:rPr>
@@ -680,12 +671,12 @@
                       </w:tcPr>
                       <w:p>
                         <w:pPr>
+                          <w:spacing w:before="0" w:after="0" w:line="240" w:lineRule="auto"/>
                           <w:jc w:val="center"/>
-                          <w:spacing w:before="0" w:after="0" w:line="240" w:lineRule="auto"/>
                         </w:pPr>
                         <w:r>
                           <w:rPr>
-                            <w:rFonts w:ascii="Calibri" w:hAnsi="Calibri" w:cs="Calibri"/>
+                            <w:rFonts w:ascii="Calibri" w:hAnsi="Calibri" w:eastAsia="ＭＳ 明朝" w:cs="Calibri" w:eastAsiaTheme="minorEastAsia"/>
                             <w:sz w:val="18"/>
                             <w:szCs w:val="18"/>
                           </w:rPr>
@@ -712,12 +703,12 @@
                       </w:tcPr>
                       <w:p>
                         <w:pPr>
+                          <w:spacing w:before="0" w:after="0" w:line="240" w:lineRule="auto"/>
                           <w:jc w:val="center"/>
-                          <w:spacing w:before="0" w:after="0" w:line="240" w:lineRule="auto"/>
                         </w:pPr>
                         <w:r>
                           <w:rPr>
-                            <w:rFonts w:ascii="Calibri" w:hAnsi="Calibri" w:cs="Calibri"/>
+                            <w:rFonts w:ascii="Calibri" w:hAnsi="Calibri" w:eastAsia="ＭＳ 明朝" w:cs="Calibri" w:eastAsiaTheme="minorEastAsia"/>
                             <w:sz w:val="18"/>
                             <w:szCs w:val="18"/>
                           </w:rPr>
@@ -744,12 +735,12 @@
                       </w:tcPr>
                       <w:p>
                         <w:pPr>
+                          <w:spacing w:before="0" w:after="0" w:line="240" w:lineRule="auto"/>
                           <w:jc w:val="center"/>
-                          <w:spacing w:before="0" w:after="0" w:line="240" w:lineRule="auto"/>
                         </w:pPr>
                         <w:r>
                           <w:rPr>
-                            <w:rFonts w:ascii="Calibri" w:hAnsi="Calibri" w:cs="Calibri"/>
+                            <w:rFonts w:ascii="Calibri" w:hAnsi="Calibri" w:eastAsia="ＭＳ 明朝" w:cs="Calibri" w:eastAsiaTheme="minorEastAsia"/>
                             <w:sz w:val="18"/>
                             <w:szCs w:val="18"/>
                           </w:rPr>
@@ -776,12 +767,12 @@
                       </w:tcPr>
                       <w:p>
                         <w:pPr>
+                          <w:spacing w:before="0" w:after="0" w:line="240" w:lineRule="auto"/>
                           <w:jc w:val="center"/>
-                          <w:spacing w:before="0" w:after="0" w:line="240" w:lineRule="auto"/>
                         </w:pPr>
                         <w:r>
                           <w:rPr>
-                            <w:rFonts w:ascii="Calibri" w:hAnsi="Calibri" w:cs="Calibri"/>
+                            <w:rFonts w:ascii="Calibri" w:hAnsi="Calibri" w:eastAsia="ＭＳ 明朝" w:cs="Calibri" w:eastAsiaTheme="minorEastAsia"/>
                             <w:sz w:val="18"/>
                             <w:szCs w:val="18"/>
                           </w:rPr>
@@ -808,12 +799,12 @@
                       </w:tcPr>
                       <w:p>
                         <w:pPr>
+                          <w:spacing w:before="0" w:after="0" w:line="240" w:lineRule="auto"/>
                           <w:jc w:val="center"/>
-                          <w:spacing w:before="0" w:after="0" w:line="240" w:lineRule="auto"/>
                         </w:pPr>
                         <w:r>
                           <w:rPr>
-                            <w:rFonts w:ascii="Calibri" w:hAnsi="Calibri" w:cs="Calibri"/>
+                            <w:rFonts w:ascii="Calibri" w:hAnsi="Calibri" w:eastAsia="ＭＳ 明朝" w:cs="Calibri" w:eastAsiaTheme="minorEastAsia"/>
                             <w:sz w:val="18"/>
                             <w:szCs w:val="18"/>
                           </w:rPr>
@@ -840,12 +831,12 @@
                       </w:tcPr>
                       <w:p>
                         <w:pPr>
+                          <w:spacing w:before="0" w:after="0" w:line="240" w:lineRule="auto"/>
                           <w:jc w:val="center"/>
-                          <w:spacing w:before="0" w:after="0" w:line="240" w:lineRule="auto"/>
                         </w:pPr>
                         <w:r>
                           <w:rPr>
-                            <w:rFonts w:ascii="Calibri" w:hAnsi="Calibri" w:cs="Calibri"/>
+                            <w:rFonts w:ascii="Calibri" w:hAnsi="Calibri" w:eastAsia="ＭＳ 明朝" w:cs="Calibri" w:eastAsiaTheme="minorEastAsia"/>
                             <w:sz w:val="18"/>
                             <w:szCs w:val="18"/>
                           </w:rPr>
@@ -856,7 +847,7 @@
                   </w:tr>
                   <w:tr>
                     <w:trPr>
-                      <w:trHeight w:hRule="exact" w:val="345"/>
+                      <w:trHeight w:val="345" w:hRule="exact"/>
                     </w:trPr>
                     <w:tc>
                       <w:tcPr>
@@ -877,12 +868,12 @@
                       </w:tcPr>
                       <w:p>
                         <w:pPr>
+                          <w:spacing w:before="0" w:after="0" w:line="240" w:lineRule="auto"/>
                           <w:jc w:val="center"/>
-                          <w:spacing w:before="0" w:after="0" w:line="240" w:lineRule="auto"/>
                         </w:pPr>
                         <w:r>
                           <w:rPr>
-                            <w:rFonts w:ascii="Calibri" w:hAnsi="Calibri" w:cs="Calibri"/>
+                            <w:rFonts w:ascii="Calibri" w:hAnsi="Calibri" w:eastAsia="ＭＳ 明朝" w:cs="Calibri" w:eastAsiaTheme="minorEastAsia"/>
                             <w:sz w:val="18"/>
                             <w:szCs w:val="18"/>
                           </w:rPr>
@@ -909,12 +900,12 @@
                       </w:tcPr>
                       <w:p>
                         <w:pPr>
+                          <w:spacing w:before="0" w:after="0" w:line="240" w:lineRule="auto"/>
                           <w:jc w:val="center"/>
-                          <w:spacing w:before="0" w:after="0" w:line="240" w:lineRule="auto"/>
                         </w:pPr>
                         <w:r>
                           <w:rPr>
-                            <w:rFonts w:ascii="Calibri" w:hAnsi="Calibri" w:cs="Calibri"/>
+                            <w:rFonts w:ascii="Calibri" w:hAnsi="Calibri" w:eastAsia="ＭＳ 明朝" w:cs="Calibri" w:eastAsiaTheme="minorEastAsia"/>
                             <w:sz w:val="18"/>
                             <w:szCs w:val="18"/>
                           </w:rPr>
@@ -931,7 +922,7 @@
                           <w:bottom w:val="single" w:sz="4" w:space="0" w:color="auto"/>
                           <w:right w:val="single" w:sz="4" w:space="0" w:color="auto"/>
                         </w:tcBorders>
-                        <w:shd w:val="clear" w:color="auto" w:fill="E8A6A0"/>
+                        <w:shd w:val="clear" w:fill="E8A6A0"/>
                         <w:tcMar>
                           <w:top w:w="0" w:type="dxa"/>
                           <w:left w:w="0" w:type="dxa"/>
@@ -942,12 +933,12 @@
                       </w:tcPr>
                       <w:p>
                         <w:pPr>
+                          <w:spacing w:before="0" w:after="0" w:line="240" w:lineRule="auto"/>
                           <w:jc w:val="center"/>
-                          <w:spacing w:before="0" w:after="0" w:line="240" w:lineRule="auto"/>
                         </w:pPr>
                         <w:r>
                           <w:rPr>
-                            <w:rFonts w:ascii="Calibri" w:hAnsi="Calibri" w:cs="Calibri"/>
+                            <w:rFonts w:ascii="Calibri" w:hAnsi="Calibri" w:eastAsia="ＭＳ 明朝" w:cs="Calibri" w:eastAsiaTheme="minorEastAsia"/>
                             <w:sz w:val="18"/>
                             <w:szCs w:val="18"/>
                           </w:rPr>
@@ -964,7 +955,7 @@
                           <w:bottom w:val="single" w:sz="4" w:space="0" w:color="auto"/>
                           <w:right w:val="single" w:sz="4" w:space="0" w:color="auto"/>
                         </w:tcBorders>
-                        <w:shd w:val="clear" w:color="auto" w:fill="E8A6A0"/>
+                        <w:shd w:val="clear" w:fill="E8A6A0"/>
                         <w:tcMar>
                           <w:top w:w="0" w:type="dxa"/>
                           <w:left w:w="0" w:type="dxa"/>
@@ -975,12 +966,12 @@
                       </w:tcPr>
                       <w:p>
                         <w:pPr>
+                          <w:spacing w:before="0" w:after="0" w:line="240" w:lineRule="auto"/>
                           <w:jc w:val="center"/>
-                          <w:spacing w:before="0" w:after="0" w:line="240" w:lineRule="auto"/>
                         </w:pPr>
                         <w:r>
                           <w:rPr>
-                            <w:rFonts w:ascii="Calibri" w:hAnsi="Calibri" w:cs="Calibri"/>
+                            <w:rFonts w:ascii="Calibri" w:hAnsi="Calibri" w:eastAsia="ＭＳ 明朝" w:cs="Calibri" w:eastAsiaTheme="minorEastAsia"/>
                             <w:sz w:val="18"/>
                             <w:szCs w:val="18"/>
                           </w:rPr>
@@ -1007,12 +998,12 @@
                       </w:tcPr>
                       <w:p>
                         <w:pPr>
+                          <w:spacing w:before="0" w:after="0" w:line="240" w:lineRule="auto"/>
                           <w:jc w:val="center"/>
-                          <w:spacing w:before="0" w:after="0" w:line="240" w:lineRule="auto"/>
                         </w:pPr>
                         <w:r>
                           <w:rPr>
-                            <w:rFonts w:ascii="Calibri" w:hAnsi="Calibri" w:cs="Calibri"/>
+                            <w:rFonts w:ascii="Calibri" w:hAnsi="Calibri" w:eastAsia="ＭＳ 明朝" w:cs="Calibri" w:eastAsiaTheme="minorEastAsia"/>
                             <w:sz w:val="18"/>
                             <w:szCs w:val="18"/>
                           </w:rPr>
@@ -1039,12 +1030,12 @@
                       </w:tcPr>
                       <w:p>
                         <w:pPr>
+                          <w:spacing w:before="0" w:after="0" w:line="240" w:lineRule="auto"/>
                           <w:jc w:val="center"/>
-                          <w:spacing w:before="0" w:after="0" w:line="240" w:lineRule="auto"/>
                         </w:pPr>
                         <w:r>
                           <w:rPr>
-                            <w:rFonts w:ascii="Calibri" w:hAnsi="Calibri" w:cs="Calibri"/>
+                            <w:rFonts w:ascii="Calibri" w:hAnsi="Calibri" w:eastAsia="ＭＳ 明朝" w:cs="Calibri" w:eastAsiaTheme="minorEastAsia"/>
                             <w:sz w:val="18"/>
                             <w:szCs w:val="18"/>
                           </w:rPr>
@@ -1071,12 +1062,12 @@
                       </w:tcPr>
                       <w:p>
                         <w:pPr>
+                          <w:spacing w:before="0" w:after="0" w:line="240" w:lineRule="auto"/>
                           <w:jc w:val="center"/>
-                          <w:spacing w:before="0" w:after="0" w:line="240" w:lineRule="auto"/>
                         </w:pPr>
                         <w:r>
                           <w:rPr>
-                            <w:rFonts w:ascii="Calibri" w:hAnsi="Calibri" w:cs="Calibri"/>
+                            <w:rFonts w:ascii="Calibri" w:hAnsi="Calibri" w:eastAsia="ＭＳ 明朝" w:cs="Calibri" w:eastAsiaTheme="minorEastAsia"/>
                             <w:sz w:val="18"/>
                             <w:szCs w:val="18"/>
                           </w:rPr>
@@ -1103,12 +1094,12 @@
                       </w:tcPr>
                       <w:p>
                         <w:pPr>
+                          <w:spacing w:before="0" w:after="0" w:line="240" w:lineRule="auto"/>
                           <w:jc w:val="center"/>
-                          <w:spacing w:before="0" w:after="0" w:line="240" w:lineRule="auto"/>
                         </w:pPr>
                         <w:r>
                           <w:rPr>
-                            <w:rFonts w:ascii="Calibri" w:hAnsi="Calibri" w:cs="Calibri"/>
+                            <w:rFonts w:ascii="Calibri" w:hAnsi="Calibri" w:eastAsia="ＭＳ 明朝" w:cs="Calibri" w:eastAsiaTheme="minorEastAsia"/>
                             <w:sz w:val="18"/>
                             <w:szCs w:val="18"/>
                           </w:rPr>
@@ -1135,12 +1126,12 @@
                       </w:tcPr>
                       <w:p>
                         <w:pPr>
+                          <w:spacing w:before="0" w:after="0" w:line="240" w:lineRule="auto"/>
                           <w:jc w:val="center"/>
-                          <w:spacing w:before="0" w:after="0" w:line="240" w:lineRule="auto"/>
                         </w:pPr>
                         <w:r>
                           <w:rPr>
-                            <w:rFonts w:ascii="Calibri" w:hAnsi="Calibri" w:cs="Calibri"/>
+                            <w:rFonts w:ascii="Calibri" w:hAnsi="Calibri" w:eastAsia="ＭＳ 明朝" w:cs="Calibri" w:eastAsiaTheme="minorEastAsia"/>
                             <w:sz w:val="18"/>
                             <w:szCs w:val="18"/>
                           </w:rPr>
@@ -1167,12 +1158,12 @@
                       </w:tcPr>
                       <w:p>
                         <w:pPr>
+                          <w:spacing w:before="0" w:after="0" w:line="240" w:lineRule="auto"/>
                           <w:jc w:val="center"/>
-                          <w:spacing w:before="0" w:after="0" w:line="240" w:lineRule="auto"/>
                         </w:pPr>
                         <w:r>
                           <w:rPr>
-                            <w:rFonts w:ascii="Calibri" w:hAnsi="Calibri" w:cs="Calibri"/>
+                            <w:rFonts w:ascii="Calibri" w:hAnsi="Calibri" w:eastAsia="ＭＳ 明朝" w:cs="Calibri" w:eastAsiaTheme="minorEastAsia"/>
                             <w:sz w:val="18"/>
                             <w:szCs w:val="18"/>
                           </w:rPr>
@@ -1183,7 +1174,7 @@
                   </w:tr>
                   <w:tr>
                     <w:trPr>
-                      <w:trHeight w:hRule="exact" w:val="345"/>
+                      <w:trHeight w:val="345" w:hRule="exact"/>
                     </w:trPr>
                     <w:tc>
                       <w:tcPr>
@@ -1204,12 +1195,12 @@
                       </w:tcPr>
                       <w:p>
                         <w:pPr>
+                          <w:spacing w:before="0" w:after="0" w:line="240" w:lineRule="auto"/>
                           <w:jc w:val="center"/>
-                          <w:spacing w:before="0" w:after="0" w:line="240" w:lineRule="auto"/>
                         </w:pPr>
                         <w:r>
                           <w:rPr>
-                            <w:rFonts w:ascii="Calibri" w:hAnsi="Calibri" w:cs="Calibri"/>
+                            <w:rFonts w:ascii="Calibri" w:hAnsi="Calibri" w:eastAsia="ＭＳ 明朝" w:cs="Calibri" w:eastAsiaTheme="minorEastAsia"/>
                             <w:sz w:val="18"/>
                             <w:szCs w:val="18"/>
                           </w:rPr>
@@ -1236,12 +1227,12 @@
                       </w:tcPr>
                       <w:p>
                         <w:pPr>
+                          <w:spacing w:before="0" w:after="0" w:line="240" w:lineRule="auto"/>
                           <w:jc w:val="center"/>
-                          <w:spacing w:before="0" w:after="0" w:line="240" w:lineRule="auto"/>
                         </w:pPr>
                         <w:r>
                           <w:rPr>
-                            <w:rFonts w:ascii="Calibri" w:hAnsi="Calibri" w:cs="Calibri"/>
+                            <w:rFonts w:ascii="Calibri" w:hAnsi="Calibri" w:eastAsia="ＭＳ 明朝" w:cs="Calibri" w:eastAsiaTheme="minorEastAsia"/>
                             <w:sz w:val="18"/>
                             <w:szCs w:val="18"/>
                           </w:rPr>
@@ -1258,7 +1249,7 @@
                           <w:bottom w:val="single" w:sz="4" w:space="0" w:color="auto"/>
                           <w:right w:val="single" w:sz="4" w:space="0" w:color="auto"/>
                         </w:tcBorders>
-                        <w:shd w:val="clear" w:color="auto" w:fill="E8A6A0"/>
+                        <w:shd w:val="clear" w:fill="E8A6A0"/>
                         <w:tcMar>
                           <w:top w:w="0" w:type="dxa"/>
                           <w:left w:w="0" w:type="dxa"/>
@@ -1269,12 +1260,12 @@
                       </w:tcPr>
                       <w:p>
                         <w:pPr>
+                          <w:spacing w:before="0" w:after="0" w:line="240" w:lineRule="auto"/>
                           <w:jc w:val="center"/>
-                          <w:spacing w:before="0" w:after="0" w:line="240" w:lineRule="auto"/>
                         </w:pPr>
                         <w:r>
                           <w:rPr>
-                            <w:rFonts w:ascii="Calibri" w:hAnsi="Calibri" w:cs="Calibri"/>
+                            <w:rFonts w:ascii="Calibri" w:hAnsi="Calibri" w:eastAsia="ＭＳ 明朝" w:cs="Calibri" w:eastAsiaTheme="minorEastAsia"/>
                             <w:sz w:val="18"/>
                             <w:szCs w:val="18"/>
                           </w:rPr>
@@ -1291,7 +1282,7 @@
                           <w:bottom w:val="single" w:sz="4" w:space="0" w:color="auto"/>
                           <w:right w:val="single" w:sz="4" w:space="0" w:color="auto"/>
                         </w:tcBorders>
-                        <w:shd w:val="clear" w:color="auto" w:fill="E8A6A0"/>
+                        <w:shd w:val="clear" w:fill="E8A6A0"/>
                         <w:tcMar>
                           <w:top w:w="0" w:type="dxa"/>
                           <w:left w:w="0" w:type="dxa"/>
@@ -1302,12 +1293,12 @@
                       </w:tcPr>
                       <w:p>
                         <w:pPr>
+                          <w:spacing w:before="0" w:after="0" w:line="240" w:lineRule="auto"/>
                           <w:jc w:val="center"/>
-                          <w:spacing w:before="0" w:after="0" w:line="240" w:lineRule="auto"/>
                         </w:pPr>
                         <w:r>
                           <w:rPr>
-                            <w:rFonts w:ascii="Calibri" w:hAnsi="Calibri" w:cs="Calibri"/>
+                            <w:rFonts w:ascii="Calibri" w:hAnsi="Calibri" w:eastAsia="ＭＳ 明朝" w:cs="Calibri" w:eastAsiaTheme="minorEastAsia"/>
                             <w:sz w:val="18"/>
                             <w:szCs w:val="18"/>
                           </w:rPr>
@@ -1334,12 +1325,12 @@
                       </w:tcPr>
                       <w:p>
                         <w:pPr>
+                          <w:spacing w:before="0" w:after="0" w:line="240" w:lineRule="auto"/>
                           <w:jc w:val="center"/>
-                          <w:spacing w:before="0" w:after="0" w:line="240" w:lineRule="auto"/>
                         </w:pPr>
                         <w:r>
                           <w:rPr>
-                            <w:rFonts w:ascii="Calibri" w:hAnsi="Calibri" w:cs="Calibri"/>
+                            <w:rFonts w:ascii="Calibri" w:hAnsi="Calibri" w:eastAsia="ＭＳ 明朝" w:cs="Calibri" w:eastAsiaTheme="minorEastAsia"/>
                             <w:sz w:val="18"/>
                             <w:szCs w:val="18"/>
                           </w:rPr>
@@ -1366,12 +1357,12 @@
                       </w:tcPr>
                       <w:p>
                         <w:pPr>
+                          <w:spacing w:before="0" w:after="0" w:line="240" w:lineRule="auto"/>
                           <w:jc w:val="center"/>
-                          <w:spacing w:before="0" w:after="0" w:line="240" w:lineRule="auto"/>
                         </w:pPr>
                         <w:r>
                           <w:rPr>
-                            <w:rFonts w:ascii="Calibri" w:hAnsi="Calibri" w:cs="Calibri"/>
+                            <w:rFonts w:ascii="Calibri" w:hAnsi="Calibri" w:eastAsia="ＭＳ 明朝" w:cs="Calibri" w:eastAsiaTheme="minorEastAsia"/>
                             <w:sz w:val="18"/>
                             <w:szCs w:val="18"/>
                           </w:rPr>
@@ -1398,12 +1389,12 @@
                       </w:tcPr>
                       <w:p>
                         <w:pPr>
+                          <w:spacing w:before="0" w:after="0" w:line="240" w:lineRule="auto"/>
                           <w:jc w:val="center"/>
-                          <w:spacing w:before="0" w:after="0" w:line="240" w:lineRule="auto"/>
                         </w:pPr>
                         <w:r>
                           <w:rPr>
-                            <w:rFonts w:ascii="Calibri" w:hAnsi="Calibri" w:cs="Calibri"/>
+                            <w:rFonts w:ascii="Calibri" w:hAnsi="Calibri" w:eastAsia="ＭＳ 明朝" w:cs="Calibri" w:eastAsiaTheme="minorEastAsia"/>
                             <w:sz w:val="18"/>
                             <w:szCs w:val="18"/>
                           </w:rPr>
@@ -1430,12 +1421,12 @@
                       </w:tcPr>
                       <w:p>
                         <w:pPr>
+                          <w:spacing w:before="0" w:after="0" w:line="240" w:lineRule="auto"/>
                           <w:jc w:val="center"/>
-                          <w:spacing w:before="0" w:after="0" w:line="240" w:lineRule="auto"/>
                         </w:pPr>
                         <w:r>
                           <w:rPr>
-                            <w:rFonts w:ascii="Calibri" w:hAnsi="Calibri" w:cs="Calibri"/>
+                            <w:rFonts w:ascii="Calibri" w:hAnsi="Calibri" w:eastAsia="ＭＳ 明朝" w:cs="Calibri" w:eastAsiaTheme="minorEastAsia"/>
                             <w:sz w:val="18"/>
                             <w:szCs w:val="18"/>
                           </w:rPr>
@@ -1462,12 +1453,12 @@
                       </w:tcPr>
                       <w:p>
                         <w:pPr>
+                          <w:spacing w:before="0" w:after="0" w:line="240" w:lineRule="auto"/>
                           <w:jc w:val="center"/>
-                          <w:spacing w:before="0" w:after="0" w:line="240" w:lineRule="auto"/>
                         </w:pPr>
                         <w:r>
                           <w:rPr>
-                            <w:rFonts w:ascii="Calibri" w:hAnsi="Calibri" w:cs="Calibri"/>
+                            <w:rFonts w:ascii="Calibri" w:hAnsi="Calibri" w:eastAsia="ＭＳ 明朝" w:cs="Calibri" w:eastAsiaTheme="minorEastAsia"/>
                             <w:sz w:val="18"/>
                             <w:szCs w:val="18"/>
                           </w:rPr>
@@ -1494,12 +1485,12 @@
                       </w:tcPr>
                       <w:p>
                         <w:pPr>
+                          <w:spacing w:before="0" w:after="0" w:line="240" w:lineRule="auto"/>
                           <w:jc w:val="center"/>
-                          <w:spacing w:before="0" w:after="0" w:line="240" w:lineRule="auto"/>
                         </w:pPr>
                         <w:r>
                           <w:rPr>
-                            <w:rFonts w:ascii="Calibri" w:hAnsi="Calibri" w:cs="Calibri"/>
+                            <w:rFonts w:ascii="Calibri" w:hAnsi="Calibri" w:eastAsia="ＭＳ 明朝" w:cs="Calibri" w:eastAsiaTheme="minorEastAsia"/>
                             <w:sz w:val="18"/>
                             <w:szCs w:val="18"/>
                           </w:rPr>
@@ -1510,7 +1501,7 @@
                   </w:tr>
                   <w:tr>
                     <w:trPr>
-                      <w:trHeight w:hRule="exact" w:val="345"/>
+                      <w:trHeight w:val="345" w:hRule="exact"/>
                     </w:trPr>
                     <w:tc>
                       <w:tcPr>
@@ -1531,12 +1522,12 @@
                       </w:tcPr>
                       <w:p>
                         <w:pPr>
+                          <w:spacing w:before="0" w:after="0" w:line="240" w:lineRule="auto"/>
                           <w:jc w:val="center"/>
-                          <w:spacing w:before="0" w:after="0" w:line="240" w:lineRule="auto"/>
                         </w:pPr>
                         <w:r>
                           <w:rPr>
-                            <w:rFonts w:ascii="Calibri" w:hAnsi="Calibri" w:cs="Calibri"/>
+                            <w:rFonts w:ascii="Calibri" w:hAnsi="Calibri" w:eastAsia="ＭＳ 明朝" w:cs="Calibri" w:eastAsiaTheme="minorEastAsia"/>
                             <w:sz w:val="18"/>
                             <w:szCs w:val="18"/>
                           </w:rPr>
@@ -1563,12 +1554,12 @@
                       </w:tcPr>
                       <w:p>
                         <w:pPr>
+                          <w:spacing w:before="0" w:after="0" w:line="240" w:lineRule="auto"/>
                           <w:jc w:val="center"/>
-                          <w:spacing w:before="0" w:after="0" w:line="240" w:lineRule="auto"/>
                         </w:pPr>
                         <w:r>
                           <w:rPr>
-                            <w:rFonts w:ascii="Calibri" w:hAnsi="Calibri" w:cs="Calibri"/>
+                            <w:rFonts w:ascii="Calibri" w:hAnsi="Calibri" w:eastAsia="ＭＳ 明朝" w:cs="Calibri" w:eastAsiaTheme="minorEastAsia"/>
                             <w:sz w:val="18"/>
                             <w:szCs w:val="18"/>
                           </w:rPr>
@@ -1595,12 +1586,12 @@
                       </w:tcPr>
                       <w:p>
                         <w:pPr>
+                          <w:spacing w:before="0" w:after="0" w:line="240" w:lineRule="auto"/>
                           <w:jc w:val="center"/>
-                          <w:spacing w:before="0" w:after="0" w:line="240" w:lineRule="auto"/>
                         </w:pPr>
                         <w:r>
                           <w:rPr>
-                            <w:rFonts w:ascii="Calibri" w:hAnsi="Calibri" w:cs="Calibri"/>
+                            <w:rFonts w:ascii="Calibri" w:hAnsi="Calibri" w:eastAsia="ＭＳ 明朝" w:cs="Calibri" w:eastAsiaTheme="minorEastAsia"/>
                             <w:sz w:val="18"/>
                             <w:szCs w:val="18"/>
                           </w:rPr>
@@ -1627,12 +1618,12 @@
                       </w:tcPr>
                       <w:p>
                         <w:pPr>
+                          <w:spacing w:before="0" w:after="0" w:line="240" w:lineRule="auto"/>
                           <w:jc w:val="center"/>
-                          <w:spacing w:before="0" w:after="0" w:line="240" w:lineRule="auto"/>
                         </w:pPr>
                         <w:r>
                           <w:rPr>
-                            <w:rFonts w:ascii="Calibri" w:hAnsi="Calibri" w:cs="Calibri"/>
+                            <w:rFonts w:ascii="Calibri" w:hAnsi="Calibri" w:eastAsia="ＭＳ 明朝" w:cs="Calibri" w:eastAsiaTheme="minorEastAsia"/>
                             <w:sz w:val="18"/>
                             <w:szCs w:val="18"/>
                           </w:rPr>
@@ -1659,12 +1650,12 @@
                       </w:tcPr>
                       <w:p>
                         <w:pPr>
+                          <w:spacing w:before="0" w:after="0" w:line="240" w:lineRule="auto"/>
                           <w:jc w:val="center"/>
-                          <w:spacing w:before="0" w:after="0" w:line="240" w:lineRule="auto"/>
                         </w:pPr>
                         <w:r>
                           <w:rPr>
-                            <w:rFonts w:ascii="Calibri" w:hAnsi="Calibri" w:cs="Calibri"/>
+                            <w:rFonts w:ascii="Calibri" w:hAnsi="Calibri" w:eastAsia="ＭＳ 明朝" w:cs="Calibri" w:eastAsiaTheme="minorEastAsia"/>
                             <w:sz w:val="18"/>
                             <w:szCs w:val="18"/>
                           </w:rPr>
@@ -1681,7 +1672,7 @@
                           <w:bottom w:val="single" w:sz="4" w:space="0" w:color="auto"/>
                           <w:right w:val="single" w:sz="4" w:space="0" w:color="auto"/>
                         </w:tcBorders>
-                        <w:shd w:val="clear" w:color="auto" w:fill="A9DCC0"/>
+                        <w:shd w:val="clear" w:fill="A9DCC0"/>
                         <w:tcMar>
                           <w:top w:w="0" w:type="dxa"/>
                           <w:left w:w="0" w:type="dxa"/>
@@ -1692,12 +1683,12 @@
                       </w:tcPr>
                       <w:p>
                         <w:pPr>
+                          <w:spacing w:before="0" w:after="0" w:line="240" w:lineRule="auto"/>
                           <w:jc w:val="center"/>
-                          <w:spacing w:before="0" w:after="0" w:line="240" w:lineRule="auto"/>
                         </w:pPr>
                         <w:r>
                           <w:rPr>
-                            <w:rFonts w:ascii="Calibri" w:hAnsi="Calibri" w:cs="Calibri"/>
+                            <w:rFonts w:ascii="Calibri" w:hAnsi="Calibri" w:eastAsia="ＭＳ 明朝" w:cs="Calibri" w:eastAsiaTheme="minorEastAsia"/>
                             <w:sz w:val="18"/>
                             <w:szCs w:val="18"/>
                           </w:rPr>
@@ -1714,7 +1705,7 @@
                           <w:bottom w:val="single" w:sz="4" w:space="0" w:color="auto"/>
                           <w:right w:val="single" w:sz="4" w:space="0" w:color="auto"/>
                         </w:tcBorders>
-                        <w:shd w:val="clear" w:color="auto" w:fill="A9DCC0"/>
+                        <w:shd w:val="clear" w:fill="A9DCC0"/>
                         <w:tcMar>
                           <w:top w:w="0" w:type="dxa"/>
                           <w:left w:w="0" w:type="dxa"/>
@@ -1725,12 +1716,12 @@
                       </w:tcPr>
                       <w:p>
                         <w:pPr>
+                          <w:spacing w:before="0" w:after="0" w:line="240" w:lineRule="auto"/>
                           <w:jc w:val="center"/>
-                          <w:spacing w:before="0" w:after="0" w:line="240" w:lineRule="auto"/>
                         </w:pPr>
                         <w:r>
                           <w:rPr>
-                            <w:rFonts w:ascii="Calibri" w:hAnsi="Calibri" w:cs="Calibri"/>
+                            <w:rFonts w:ascii="Calibri" w:hAnsi="Calibri" w:eastAsia="ＭＳ 明朝" w:cs="Calibri" w:eastAsiaTheme="minorEastAsia"/>
                             <w:sz w:val="18"/>
                             <w:szCs w:val="18"/>
                           </w:rPr>
@@ -1757,12 +1748,12 @@
                       </w:tcPr>
                       <w:p>
                         <w:pPr>
+                          <w:spacing w:before="0" w:after="0" w:line="240" w:lineRule="auto"/>
                           <w:jc w:val="center"/>
-                          <w:spacing w:before="0" w:after="0" w:line="240" w:lineRule="auto"/>
                         </w:pPr>
                         <w:r>
                           <w:rPr>
-                            <w:rFonts w:ascii="Calibri" w:hAnsi="Calibri" w:cs="Calibri"/>
+                            <w:rFonts w:ascii="Calibri" w:hAnsi="Calibri" w:eastAsia="ＭＳ 明朝" w:cs="Calibri" w:eastAsiaTheme="minorEastAsia"/>
                             <w:sz w:val="18"/>
                             <w:szCs w:val="18"/>
                           </w:rPr>
@@ -1789,12 +1780,12 @@
                       </w:tcPr>
                       <w:p>
                         <w:pPr>
+                          <w:spacing w:before="0" w:after="0" w:line="240" w:lineRule="auto"/>
                           <w:jc w:val="center"/>
-                          <w:spacing w:before="0" w:after="0" w:line="240" w:lineRule="auto"/>
                         </w:pPr>
                         <w:r>
                           <w:rPr>
-                            <w:rFonts w:ascii="Calibri" w:hAnsi="Calibri" w:cs="Calibri"/>
+                            <w:rFonts w:ascii="Calibri" w:hAnsi="Calibri" w:eastAsia="ＭＳ 明朝" w:cs="Calibri" w:eastAsiaTheme="minorEastAsia"/>
                             <w:sz w:val="18"/>
                             <w:szCs w:val="18"/>
                           </w:rPr>
@@ -1821,12 +1812,12 @@
                       </w:tcPr>
                       <w:p>
                         <w:pPr>
+                          <w:spacing w:before="0" w:after="0" w:line="240" w:lineRule="auto"/>
                           <w:jc w:val="center"/>
-                          <w:spacing w:before="0" w:after="0" w:line="240" w:lineRule="auto"/>
                         </w:pPr>
                         <w:r>
                           <w:rPr>
-                            <w:rFonts w:ascii="Calibri" w:hAnsi="Calibri" w:cs="Calibri"/>
+                            <w:rFonts w:ascii="Calibri" w:hAnsi="Calibri" w:eastAsia="ＭＳ 明朝" w:cs="Calibri" w:eastAsiaTheme="minorEastAsia"/>
                             <w:sz w:val="18"/>
                             <w:szCs w:val="18"/>
                           </w:rPr>
@@ -1837,7 +1828,7 @@
                   </w:tr>
                   <w:tr>
                     <w:trPr>
-                      <w:trHeight w:hRule="exact" w:val="345"/>
+                      <w:trHeight w:val="345" w:hRule="exact"/>
                     </w:trPr>
                     <w:tc>
                       <w:tcPr>
@@ -1858,12 +1849,12 @@
                       </w:tcPr>
                       <w:p>
                         <w:pPr>
+                          <w:spacing w:before="0" w:after="0" w:line="240" w:lineRule="auto"/>
                           <w:jc w:val="center"/>
-                          <w:spacing w:before="0" w:after="0" w:line="240" w:lineRule="auto"/>
                         </w:pPr>
                         <w:r>
                           <w:rPr>
-                            <w:rFonts w:ascii="Calibri" w:hAnsi="Calibri" w:cs="Calibri"/>
+                            <w:rFonts w:ascii="Calibri" w:hAnsi="Calibri" w:eastAsia="ＭＳ 明朝" w:cs="Calibri" w:eastAsiaTheme="minorEastAsia"/>
                             <w:sz w:val="18"/>
                             <w:szCs w:val="18"/>
                           </w:rPr>
@@ -1890,12 +1881,12 @@
                       </w:tcPr>
                       <w:p>
                         <w:pPr>
+                          <w:spacing w:before="0" w:after="0" w:line="240" w:lineRule="auto"/>
                           <w:jc w:val="center"/>
-                          <w:spacing w:before="0" w:after="0" w:line="240" w:lineRule="auto"/>
                         </w:pPr>
                         <w:r>
                           <w:rPr>
-                            <w:rFonts w:ascii="Calibri" w:hAnsi="Calibri" w:cs="Calibri"/>
+                            <w:rFonts w:ascii="Calibri" w:hAnsi="Calibri" w:eastAsia="ＭＳ 明朝" w:cs="Calibri" w:eastAsiaTheme="minorEastAsia"/>
                             <w:sz w:val="18"/>
                             <w:szCs w:val="18"/>
                           </w:rPr>
@@ -1922,12 +1913,12 @@
                       </w:tcPr>
                       <w:p>
                         <w:pPr>
+                          <w:spacing w:before="0" w:after="0" w:line="240" w:lineRule="auto"/>
                           <w:jc w:val="center"/>
-                          <w:spacing w:before="0" w:after="0" w:line="240" w:lineRule="auto"/>
                         </w:pPr>
                         <w:r>
                           <w:rPr>
-                            <w:rFonts w:ascii="Calibri" w:hAnsi="Calibri" w:cs="Calibri"/>
+                            <w:rFonts w:ascii="Calibri" w:hAnsi="Calibri" w:eastAsia="ＭＳ 明朝" w:cs="Calibri" w:eastAsiaTheme="minorEastAsia"/>
                             <w:sz w:val="18"/>
                             <w:szCs w:val="18"/>
                           </w:rPr>
@@ -1954,12 +1945,12 @@
                       </w:tcPr>
                       <w:p>
                         <w:pPr>
+                          <w:spacing w:before="0" w:after="0" w:line="240" w:lineRule="auto"/>
                           <w:jc w:val="center"/>
-                          <w:spacing w:before="0" w:after="0" w:line="240" w:lineRule="auto"/>
                         </w:pPr>
                         <w:r>
                           <w:rPr>
-                            <w:rFonts w:ascii="Calibri" w:hAnsi="Calibri" w:cs="Calibri"/>
+                            <w:rFonts w:ascii="Calibri" w:hAnsi="Calibri" w:eastAsia="ＭＳ 明朝" w:cs="Calibri" w:eastAsiaTheme="minorEastAsia"/>
                             <w:sz w:val="18"/>
                             <w:szCs w:val="18"/>
                           </w:rPr>
@@ -1986,12 +1977,12 @@
                       </w:tcPr>
                       <w:p>
                         <w:pPr>
+                          <w:spacing w:before="0" w:after="0" w:line="240" w:lineRule="auto"/>
                           <w:jc w:val="center"/>
-                          <w:spacing w:before="0" w:after="0" w:line="240" w:lineRule="auto"/>
                         </w:pPr>
                         <w:r>
                           <w:rPr>
-                            <w:rFonts w:ascii="Calibri" w:hAnsi="Calibri" w:cs="Calibri"/>
+                            <w:rFonts w:ascii="Calibri" w:hAnsi="Calibri" w:eastAsia="ＭＳ 明朝" w:cs="Calibri" w:eastAsiaTheme="minorEastAsia"/>
                             <w:sz w:val="18"/>
                             <w:szCs w:val="18"/>
                           </w:rPr>
@@ -2008,7 +1999,7 @@
                           <w:bottom w:val="single" w:sz="4" w:space="0" w:color="auto"/>
                           <w:right w:val="single" w:sz="4" w:space="0" w:color="auto"/>
                         </w:tcBorders>
-                        <w:shd w:val="clear" w:color="auto" w:fill="A9DCC0"/>
+                        <w:shd w:val="clear" w:fill="A9DCC0"/>
                         <w:tcMar>
                           <w:top w:w="0" w:type="dxa"/>
                           <w:left w:w="0" w:type="dxa"/>
@@ -2019,12 +2010,12 @@
                       </w:tcPr>
                       <w:p>
                         <w:pPr>
+                          <w:spacing w:before="0" w:after="0" w:line="240" w:lineRule="auto"/>
                           <w:jc w:val="center"/>
-                          <w:spacing w:before="0" w:after="0" w:line="240" w:lineRule="auto"/>
                         </w:pPr>
                         <w:r>
                           <w:rPr>
-                            <w:rFonts w:ascii="Calibri" w:hAnsi="Calibri" w:cs="Calibri"/>
+                            <w:rFonts w:ascii="Calibri" w:hAnsi="Calibri" w:eastAsia="ＭＳ 明朝" w:cs="Calibri" w:eastAsiaTheme="minorEastAsia"/>
                             <w:sz w:val="18"/>
                             <w:szCs w:val="18"/>
                           </w:rPr>
@@ -2041,7 +2032,7 @@
                           <w:bottom w:val="single" w:sz="4" w:space="0" w:color="auto"/>
                           <w:right w:val="single" w:sz="4" w:space="0" w:color="auto"/>
                         </w:tcBorders>
-                        <w:shd w:val="clear" w:color="auto" w:fill="A9DCC0"/>
+                        <w:shd w:val="clear" w:fill="A9DCC0"/>
                         <w:tcMar>
                           <w:top w:w="0" w:type="dxa"/>
                           <w:left w:w="0" w:type="dxa"/>
@@ -2052,12 +2043,12 @@
                       </w:tcPr>
                       <w:p>
                         <w:pPr>
+                          <w:spacing w:before="0" w:after="0" w:line="240" w:lineRule="auto"/>
                           <w:jc w:val="center"/>
-                          <w:spacing w:before="0" w:after="0" w:line="240" w:lineRule="auto"/>
                         </w:pPr>
                         <w:r>
                           <w:rPr>
-                            <w:rFonts w:ascii="Calibri" w:hAnsi="Calibri" w:cs="Calibri"/>
+                            <w:rFonts w:ascii="Calibri" w:hAnsi="Calibri" w:eastAsia="ＭＳ 明朝" w:cs="Calibri" w:eastAsiaTheme="minorEastAsia"/>
                             <w:sz w:val="18"/>
                             <w:szCs w:val="18"/>
                           </w:rPr>
@@ -2084,12 +2075,12 @@
                       </w:tcPr>
                       <w:p>
                         <w:pPr>
+                          <w:spacing w:before="0" w:after="0" w:line="240" w:lineRule="auto"/>
                           <w:jc w:val="center"/>
-                          <w:spacing w:before="0" w:after="0" w:line="240" w:lineRule="auto"/>
                         </w:pPr>
                         <w:r>
                           <w:rPr>
-                            <w:rFonts w:ascii="Calibri" w:hAnsi="Calibri" w:cs="Calibri"/>
+                            <w:rFonts w:ascii="Calibri" w:hAnsi="Calibri" w:eastAsia="ＭＳ 明朝" w:cs="Calibri" w:eastAsiaTheme="minorEastAsia"/>
                             <w:sz w:val="18"/>
                             <w:szCs w:val="18"/>
                           </w:rPr>
@@ -2116,12 +2107,12 @@
                       </w:tcPr>
                       <w:p>
                         <w:pPr>
+                          <w:spacing w:before="0" w:after="0" w:line="240" w:lineRule="auto"/>
                           <w:jc w:val="center"/>
-                          <w:spacing w:before="0" w:after="0" w:line="240" w:lineRule="auto"/>
                         </w:pPr>
                         <w:r>
                           <w:rPr>
-                            <w:rFonts w:ascii="Calibri" w:hAnsi="Calibri" w:cs="Calibri"/>
+                            <w:rFonts w:ascii="Calibri" w:hAnsi="Calibri" w:eastAsia="ＭＳ 明朝" w:cs="Calibri" w:eastAsiaTheme="minorEastAsia"/>
                             <w:sz w:val="18"/>
                             <w:szCs w:val="18"/>
                           </w:rPr>
@@ -2148,12 +2139,12 @@
                       </w:tcPr>
                       <w:p>
                         <w:pPr>
+                          <w:spacing w:before="0" w:after="0" w:line="240" w:lineRule="auto"/>
                           <w:jc w:val="center"/>
-                          <w:spacing w:before="0" w:after="0" w:line="240" w:lineRule="auto"/>
                         </w:pPr>
                         <w:r>
                           <w:rPr>
-                            <w:rFonts w:ascii="Calibri" w:hAnsi="Calibri" w:cs="Calibri"/>
+                            <w:rFonts w:ascii="Calibri" w:hAnsi="Calibri" w:eastAsia="ＭＳ 明朝" w:cs="Calibri" w:eastAsiaTheme="minorEastAsia"/>
                             <w:sz w:val="18"/>
                             <w:szCs w:val="18"/>
                           </w:rPr>
@@ -2164,7 +2155,7 @@
                   </w:tr>
                   <w:tr>
                     <w:trPr>
-                      <w:trHeight w:hRule="exact" w:val="345"/>
+                      <w:trHeight w:val="345" w:hRule="exact"/>
                     </w:trPr>
                     <w:tc>
                       <w:tcPr>
@@ -2185,12 +2176,12 @@
                       </w:tcPr>
                       <w:p>
                         <w:pPr>
+                          <w:spacing w:before="0" w:after="0" w:line="240" w:lineRule="auto"/>
                           <w:jc w:val="center"/>
-                          <w:spacing w:before="0" w:after="0" w:line="240" w:lineRule="auto"/>
                         </w:pPr>
                         <w:r>
                           <w:rPr>
-                            <w:rFonts w:ascii="Calibri" w:hAnsi="Calibri" w:cs="Calibri"/>
+                            <w:rFonts w:ascii="Calibri" w:hAnsi="Calibri" w:eastAsia="ＭＳ 明朝" w:cs="Calibri" w:eastAsiaTheme="minorEastAsia"/>
                             <w:sz w:val="18"/>
                             <w:szCs w:val="18"/>
                           </w:rPr>
@@ -2217,12 +2208,12 @@
                       </w:tcPr>
                       <w:p>
                         <w:pPr>
+                          <w:spacing w:before="0" w:after="0" w:line="240" w:lineRule="auto"/>
                           <w:jc w:val="center"/>
-                          <w:spacing w:before="0" w:after="0" w:line="240" w:lineRule="auto"/>
                         </w:pPr>
                         <w:r>
                           <w:rPr>
-                            <w:rFonts w:ascii="Calibri" w:hAnsi="Calibri" w:cs="Calibri"/>
+                            <w:rFonts w:ascii="Calibri" w:hAnsi="Calibri" w:eastAsia="ＭＳ 明朝" w:cs="Calibri" w:eastAsiaTheme="minorEastAsia"/>
                             <w:sz w:val="18"/>
                             <w:szCs w:val="18"/>
                           </w:rPr>
@@ -2249,12 +2240,12 @@
                       </w:tcPr>
                       <w:p>
                         <w:pPr>
+                          <w:spacing w:before="0" w:after="0" w:line="240" w:lineRule="auto"/>
                           <w:jc w:val="center"/>
-                          <w:spacing w:before="0" w:after="0" w:line="240" w:lineRule="auto"/>
                         </w:pPr>
                         <w:r>
                           <w:rPr>
-                            <w:rFonts w:ascii="Calibri" w:hAnsi="Calibri" w:cs="Calibri"/>
+                            <w:rFonts w:ascii="Calibri" w:hAnsi="Calibri" w:eastAsia="ＭＳ 明朝" w:cs="Calibri" w:eastAsiaTheme="minorEastAsia"/>
                             <w:sz w:val="18"/>
                             <w:szCs w:val="18"/>
                           </w:rPr>
@@ -2281,12 +2272,12 @@
                       </w:tcPr>
                       <w:p>
                         <w:pPr>
+                          <w:spacing w:before="0" w:after="0" w:line="240" w:lineRule="auto"/>
                           <w:jc w:val="center"/>
-                          <w:spacing w:before="0" w:after="0" w:line="240" w:lineRule="auto"/>
                         </w:pPr>
                         <w:r>
                           <w:rPr>
-                            <w:rFonts w:ascii="Calibri" w:hAnsi="Calibri" w:cs="Calibri"/>
+                            <w:rFonts w:ascii="Calibri" w:hAnsi="Calibri" w:eastAsia="ＭＳ 明朝" w:cs="Calibri" w:eastAsiaTheme="minorEastAsia"/>
                             <w:sz w:val="18"/>
                             <w:szCs w:val="18"/>
                           </w:rPr>
@@ -2313,12 +2304,12 @@
                       </w:tcPr>
                       <w:p>
                         <w:pPr>
+                          <w:spacing w:before="0" w:after="0" w:line="240" w:lineRule="auto"/>
                           <w:jc w:val="center"/>
-                          <w:spacing w:before="0" w:after="0" w:line="240" w:lineRule="auto"/>
                         </w:pPr>
                         <w:r>
                           <w:rPr>
-                            <w:rFonts w:ascii="Calibri" w:hAnsi="Calibri" w:cs="Calibri"/>
+                            <w:rFonts w:ascii="Calibri" w:hAnsi="Calibri" w:eastAsia="ＭＳ 明朝" w:cs="Calibri" w:eastAsiaTheme="minorEastAsia"/>
                             <w:sz w:val="18"/>
                             <w:szCs w:val="18"/>
                           </w:rPr>
@@ -2345,12 +2336,12 @@
                       </w:tcPr>
                       <w:p>
                         <w:pPr>
+                          <w:spacing w:before="0" w:after="0" w:line="240" w:lineRule="auto"/>
                           <w:jc w:val="center"/>
-                          <w:spacing w:before="0" w:after="0" w:line="240" w:lineRule="auto"/>
                         </w:pPr>
                         <w:r>
                           <w:rPr>
-                            <w:rFonts w:ascii="Calibri" w:hAnsi="Calibri" w:cs="Calibri"/>
+                            <w:rFonts w:ascii="Calibri" w:hAnsi="Calibri" w:eastAsia="ＭＳ 明朝" w:cs="Calibri" w:eastAsiaTheme="minorEastAsia"/>
                             <w:sz w:val="18"/>
                             <w:szCs w:val="18"/>
                           </w:rPr>
@@ -2377,12 +2368,12 @@
                       </w:tcPr>
                       <w:p>
                         <w:pPr>
+                          <w:spacing w:before="0" w:after="0" w:line="240" w:lineRule="auto"/>
                           <w:jc w:val="center"/>
-                          <w:spacing w:before="0" w:after="0" w:line="240" w:lineRule="auto"/>
                         </w:pPr>
                         <w:r>
                           <w:rPr>
-                            <w:rFonts w:ascii="Calibri" w:hAnsi="Calibri" w:cs="Calibri"/>
+                            <w:rFonts w:ascii="Calibri" w:hAnsi="Calibri" w:eastAsia="ＭＳ 明朝" w:cs="Calibri" w:eastAsiaTheme="minorEastAsia"/>
                             <w:sz w:val="18"/>
                             <w:szCs w:val="18"/>
                           </w:rPr>
@@ -2409,12 +2400,12 @@
                       </w:tcPr>
                       <w:p>
                         <w:pPr>
+                          <w:spacing w:before="0" w:after="0" w:line="240" w:lineRule="auto"/>
                           <w:jc w:val="center"/>
-                          <w:spacing w:before="0" w:after="0" w:line="240" w:lineRule="auto"/>
                         </w:pPr>
                         <w:r>
                           <w:rPr>
-                            <w:rFonts w:ascii="Calibri" w:hAnsi="Calibri" w:cs="Calibri"/>
+                            <w:rFonts w:ascii="Calibri" w:hAnsi="Calibri" w:eastAsia="ＭＳ 明朝" w:cs="Calibri" w:eastAsiaTheme="minorEastAsia"/>
                             <w:sz w:val="18"/>
                             <w:szCs w:val="18"/>
                           </w:rPr>
@@ -2441,12 +2432,12 @@
                       </w:tcPr>
                       <w:p>
                         <w:pPr>
+                          <w:spacing w:before="0" w:after="0" w:line="240" w:lineRule="auto"/>
                           <w:jc w:val="center"/>
-                          <w:spacing w:before="0" w:after="0" w:line="240" w:lineRule="auto"/>
                         </w:pPr>
                         <w:r>
                           <w:rPr>
-                            <w:rFonts w:ascii="Calibri" w:hAnsi="Calibri" w:cs="Calibri"/>
+                            <w:rFonts w:ascii="Calibri" w:hAnsi="Calibri" w:eastAsia="ＭＳ 明朝" w:cs="Calibri" w:eastAsiaTheme="minorEastAsia"/>
                             <w:sz w:val="18"/>
                             <w:szCs w:val="18"/>
                           </w:rPr>
@@ -2473,12 +2464,12 @@
                       </w:tcPr>
                       <w:p>
                         <w:pPr>
+                          <w:spacing w:before="0" w:after="0" w:line="240" w:lineRule="auto"/>
                           <w:jc w:val="center"/>
-                          <w:spacing w:before="0" w:after="0" w:line="240" w:lineRule="auto"/>
                         </w:pPr>
                         <w:r>
                           <w:rPr>
-                            <w:rFonts w:ascii="Calibri" w:hAnsi="Calibri" w:cs="Calibri"/>
+                            <w:rFonts w:ascii="Calibri" w:hAnsi="Calibri" w:eastAsia="ＭＳ 明朝" w:cs="Calibri" w:eastAsiaTheme="minorEastAsia"/>
                             <w:sz w:val="18"/>
                             <w:szCs w:val="18"/>
                           </w:rPr>
@@ -2489,7 +2480,7 @@
                   </w:tr>
                   <w:tr>
                     <w:trPr>
-                      <w:trHeight w:hRule="exact" w:val="345"/>
+                      <w:trHeight w:val="345" w:hRule="exact"/>
                     </w:trPr>
                     <w:tc>
                       <w:tcPr>
@@ -2510,12 +2501,12 @@
                       </w:tcPr>
                       <w:p>
                         <w:pPr>
+                          <w:spacing w:before="0" w:after="0" w:line="240" w:lineRule="auto"/>
                           <w:jc w:val="center"/>
-                          <w:spacing w:before="0" w:after="0" w:line="240" w:lineRule="auto"/>
                         </w:pPr>
                         <w:r>
                           <w:rPr>
-                            <w:rFonts w:ascii="Calibri" w:hAnsi="Calibri" w:cs="Calibri"/>
+                            <w:rFonts w:ascii="Calibri" w:hAnsi="Calibri" w:eastAsia="ＭＳ 明朝" w:cs="Calibri" w:eastAsiaTheme="minorEastAsia"/>
                             <w:sz w:val="18"/>
                             <w:szCs w:val="18"/>
                           </w:rPr>
@@ -2542,12 +2533,12 @@
                       </w:tcPr>
                       <w:p>
                         <w:pPr>
+                          <w:spacing w:before="0" w:after="0" w:line="240" w:lineRule="auto"/>
                           <w:jc w:val="center"/>
-                          <w:spacing w:before="0" w:after="0" w:line="240" w:lineRule="auto"/>
                         </w:pPr>
                         <w:r>
                           <w:rPr>
-                            <w:rFonts w:ascii="Calibri" w:hAnsi="Calibri" w:cs="Calibri"/>
+                            <w:rFonts w:ascii="Calibri" w:hAnsi="Calibri" w:eastAsia="ＭＳ 明朝" w:cs="Calibri" w:eastAsiaTheme="minorEastAsia"/>
                             <w:sz w:val="18"/>
                             <w:szCs w:val="18"/>
                           </w:rPr>
@@ -2574,12 +2565,12 @@
                       </w:tcPr>
                       <w:p>
                         <w:pPr>
+                          <w:spacing w:before="0" w:after="0" w:line="240" w:lineRule="auto"/>
                           <w:jc w:val="center"/>
-                          <w:spacing w:before="0" w:after="0" w:line="240" w:lineRule="auto"/>
                         </w:pPr>
                         <w:r>
                           <w:rPr>
-                            <w:rFonts w:ascii="Calibri" w:hAnsi="Calibri" w:cs="Calibri"/>
+                            <w:rFonts w:ascii="Calibri" w:hAnsi="Calibri" w:eastAsia="ＭＳ 明朝" w:cs="Calibri" w:eastAsiaTheme="minorEastAsia"/>
                             <w:sz w:val="18"/>
                             <w:szCs w:val="18"/>
                           </w:rPr>
@@ -2606,12 +2597,12 @@
                       </w:tcPr>
                       <w:p>
                         <w:pPr>
+                          <w:spacing w:before="0" w:after="0" w:line="240" w:lineRule="auto"/>
                           <w:jc w:val="center"/>
-                          <w:spacing w:before="0" w:after="0" w:line="240" w:lineRule="auto"/>
                         </w:pPr>
                         <w:r>
                           <w:rPr>
-                            <w:rFonts w:ascii="Calibri" w:hAnsi="Calibri" w:cs="Calibri"/>
+                            <w:rFonts w:ascii="Calibri" w:hAnsi="Calibri" w:eastAsia="ＭＳ 明朝" w:cs="Calibri" w:eastAsiaTheme="minorEastAsia"/>
                             <w:sz w:val="18"/>
                             <w:szCs w:val="18"/>
                           </w:rPr>
@@ -2638,12 +2629,12 @@
                       </w:tcPr>
                       <w:p>
                         <w:pPr>
+                          <w:spacing w:before="0" w:after="0" w:line="240" w:lineRule="auto"/>
                           <w:jc w:val="center"/>
-                          <w:spacing w:before="0" w:after="0" w:line="240" w:lineRule="auto"/>
                         </w:pPr>
                         <w:r>
                           <w:rPr>
-                            <w:rFonts w:ascii="Calibri" w:hAnsi="Calibri" w:cs="Calibri"/>
+                            <w:rFonts w:ascii="Calibri" w:hAnsi="Calibri" w:eastAsia="ＭＳ 明朝" w:cs="Calibri" w:eastAsiaTheme="minorEastAsia"/>
                             <w:sz w:val="18"/>
                             <w:szCs w:val="18"/>
                           </w:rPr>
@@ -2670,12 +2661,12 @@
                       </w:tcPr>
                       <w:p>
                         <w:pPr>
+                          <w:spacing w:before="0" w:after="0" w:line="240" w:lineRule="auto"/>
                           <w:jc w:val="center"/>
-                          <w:spacing w:before="0" w:after="0" w:line="240" w:lineRule="auto"/>
                         </w:pPr>
                         <w:r>
                           <w:rPr>
-                            <w:rFonts w:ascii="Calibri" w:hAnsi="Calibri" w:cs="Calibri"/>
+                            <w:rFonts w:ascii="Calibri" w:hAnsi="Calibri" w:eastAsia="ＭＳ 明朝" w:cs="Calibri" w:eastAsiaTheme="minorEastAsia"/>
                             <w:sz w:val="18"/>
                             <w:szCs w:val="18"/>
                           </w:rPr>
@@ -2702,12 +2693,12 @@
                       </w:tcPr>
                       <w:p>
                         <w:pPr>
+                          <w:spacing w:before="0" w:after="0" w:line="240" w:lineRule="auto"/>
                           <w:jc w:val="center"/>
-                          <w:spacing w:before="0" w:after="0" w:line="240" w:lineRule="auto"/>
                         </w:pPr>
                         <w:r>
                           <w:rPr>
-                            <w:rFonts w:ascii="Calibri" w:hAnsi="Calibri" w:cs="Calibri"/>
+                            <w:rFonts w:ascii="Calibri" w:hAnsi="Calibri" w:eastAsia="ＭＳ 明朝" w:cs="Calibri" w:eastAsiaTheme="minorEastAsia"/>
                             <w:sz w:val="18"/>
                             <w:szCs w:val="18"/>
                           </w:rPr>
@@ -2724,7 +2715,7 @@
                           <w:bottom w:val="single" w:sz="4" w:space="0" w:color="auto"/>
                           <w:right w:val="single" w:sz="4" w:space="0" w:color="auto"/>
                         </w:tcBorders>
-                        <w:shd w:val="clear" w:color="auto" w:fill="CDBFE0"/>
+                        <w:shd w:val="clear" w:fill="CDBFE0"/>
                         <w:tcMar>
                           <w:top w:w="0" w:type="dxa"/>
                           <w:left w:w="0" w:type="dxa"/>
@@ -2735,12 +2726,12 @@
                       </w:tcPr>
                       <w:p>
                         <w:pPr>
+                          <w:spacing w:before="0" w:after="0" w:line="240" w:lineRule="auto"/>
                           <w:jc w:val="center"/>
-                          <w:spacing w:before="0" w:after="0" w:line="240" w:lineRule="auto"/>
                         </w:pPr>
                         <w:r>
                           <w:rPr>
-                            <w:rFonts w:ascii="Calibri" w:hAnsi="Calibri" w:cs="Calibri"/>
+                            <w:rFonts w:ascii="Calibri" w:hAnsi="Calibri" w:eastAsia="ＭＳ 明朝" w:cs="Calibri" w:eastAsiaTheme="minorEastAsia"/>
                             <w:sz w:val="18"/>
                             <w:szCs w:val="18"/>
                           </w:rPr>
@@ -2757,7 +2748,7 @@
                           <w:bottom w:val="single" w:sz="4" w:space="0" w:color="auto"/>
                           <w:right w:val="single" w:sz="4" w:space="0" w:color="auto"/>
                         </w:tcBorders>
-                        <w:shd w:val="clear" w:color="auto" w:fill="CDBFE0"/>
+                        <w:shd w:val="clear" w:fill="CDBFE0"/>
                         <w:tcMar>
                           <w:top w:w="0" w:type="dxa"/>
                           <w:left w:w="0" w:type="dxa"/>
@@ -2768,12 +2759,12 @@
                       </w:tcPr>
                       <w:p>
                         <w:pPr>
+                          <w:spacing w:before="0" w:after="0" w:line="240" w:lineRule="auto"/>
                           <w:jc w:val="center"/>
-                          <w:spacing w:before="0" w:after="0" w:line="240" w:lineRule="auto"/>
                         </w:pPr>
                         <w:r>
                           <w:rPr>
-                            <w:rFonts w:ascii="Calibri" w:hAnsi="Calibri" w:cs="Calibri"/>
+                            <w:rFonts w:ascii="Calibri" w:hAnsi="Calibri" w:eastAsia="ＭＳ 明朝" w:cs="Calibri" w:eastAsiaTheme="minorEastAsia"/>
                             <w:sz w:val="18"/>
                             <w:szCs w:val="18"/>
                           </w:rPr>
@@ -2800,12 +2791,12 @@
                       </w:tcPr>
                       <w:p>
                         <w:pPr>
+                          <w:spacing w:before="0" w:after="0" w:line="240" w:lineRule="auto"/>
                           <w:jc w:val="center"/>
-                          <w:spacing w:before="0" w:after="0" w:line="240" w:lineRule="auto"/>
                         </w:pPr>
                         <w:r>
                           <w:rPr>
-                            <w:rFonts w:ascii="Calibri" w:hAnsi="Calibri" w:cs="Calibri"/>
+                            <w:rFonts w:ascii="Calibri" w:hAnsi="Calibri" w:eastAsia="ＭＳ 明朝" w:cs="Calibri" w:eastAsiaTheme="minorEastAsia"/>
                             <w:sz w:val="18"/>
                             <w:szCs w:val="18"/>
                           </w:rPr>
@@ -2816,7 +2807,7 @@
                   </w:tr>
                   <w:tr>
                     <w:trPr>
-                      <w:trHeight w:hRule="exact" w:val="345"/>
+                      <w:trHeight w:val="345" w:hRule="exact"/>
                     </w:trPr>
                     <w:tc>
                       <w:tcPr>
@@ -2837,12 +2828,12 @@
                       </w:tcPr>
                       <w:p>
                         <w:pPr>
+                          <w:spacing w:before="0" w:after="0" w:line="240" w:lineRule="auto"/>
                           <w:jc w:val="center"/>
-                          <w:spacing w:before="0" w:after="0" w:line="240" w:lineRule="auto"/>
                         </w:pPr>
                         <w:r>
                           <w:rPr>
-                            <w:rFonts w:ascii="Calibri" w:hAnsi="Calibri" w:cs="Calibri"/>
+                            <w:rFonts w:ascii="Calibri" w:hAnsi="Calibri" w:eastAsia="ＭＳ 明朝" w:cs="Calibri" w:eastAsiaTheme="minorEastAsia"/>
                             <w:sz w:val="18"/>
                             <w:szCs w:val="18"/>
                           </w:rPr>
@@ -2869,12 +2860,12 @@
                       </w:tcPr>
                       <w:p>
                         <w:pPr>
+                          <w:spacing w:before="0" w:after="0" w:line="240" w:lineRule="auto"/>
                           <w:jc w:val="center"/>
-                          <w:spacing w:before="0" w:after="0" w:line="240" w:lineRule="auto"/>
                         </w:pPr>
                         <w:r>
                           <w:rPr>
-                            <w:rFonts w:ascii="Calibri" w:hAnsi="Calibri" w:cs="Calibri"/>
+                            <w:rFonts w:ascii="Calibri" w:hAnsi="Calibri" w:eastAsia="ＭＳ 明朝" w:cs="Calibri" w:eastAsiaTheme="minorEastAsia"/>
                             <w:sz w:val="18"/>
                             <w:szCs w:val="18"/>
                           </w:rPr>
@@ -2901,12 +2892,12 @@
                       </w:tcPr>
                       <w:p>
                         <w:pPr>
+                          <w:spacing w:before="0" w:after="0" w:line="240" w:lineRule="auto"/>
                           <w:jc w:val="center"/>
-                          <w:spacing w:before="0" w:after="0" w:line="240" w:lineRule="auto"/>
                         </w:pPr>
                         <w:r>
                           <w:rPr>
-                            <w:rFonts w:ascii="Calibri" w:hAnsi="Calibri" w:cs="Calibri"/>
+                            <w:rFonts w:ascii="Calibri" w:hAnsi="Calibri" w:eastAsia="ＭＳ 明朝" w:cs="Calibri" w:eastAsiaTheme="minorEastAsia"/>
                             <w:sz w:val="18"/>
                             <w:szCs w:val="18"/>
                           </w:rPr>
@@ -2933,12 +2924,12 @@
                       </w:tcPr>
                       <w:p>
                         <w:pPr>
+                          <w:spacing w:before="0" w:after="0" w:line="240" w:lineRule="auto"/>
                           <w:jc w:val="center"/>
-                          <w:spacing w:before="0" w:after="0" w:line="240" w:lineRule="auto"/>
                         </w:pPr>
                         <w:r>
                           <w:rPr>
-                            <w:rFonts w:ascii="Calibri" w:hAnsi="Calibri" w:cs="Calibri"/>
+                            <w:rFonts w:ascii="Calibri" w:hAnsi="Calibri" w:eastAsia="ＭＳ 明朝" w:cs="Calibri" w:eastAsiaTheme="minorEastAsia"/>
                             <w:sz w:val="18"/>
                             <w:szCs w:val="18"/>
                           </w:rPr>
@@ -2965,12 +2956,12 @@
                       </w:tcPr>
                       <w:p>
                         <w:pPr>
+                          <w:spacing w:before="0" w:after="0" w:line="240" w:lineRule="auto"/>
                           <w:jc w:val="center"/>
-                          <w:spacing w:before="0" w:after="0" w:line="240" w:lineRule="auto"/>
                         </w:pPr>
                         <w:r>
                           <w:rPr>
-                            <w:rFonts w:ascii="Calibri" w:hAnsi="Calibri" w:cs="Calibri"/>
+                            <w:rFonts w:ascii="Calibri" w:hAnsi="Calibri" w:eastAsia="ＭＳ 明朝" w:cs="Calibri" w:eastAsiaTheme="minorEastAsia"/>
                             <w:sz w:val="18"/>
                             <w:szCs w:val="18"/>
                           </w:rPr>
@@ -2997,12 +2988,12 @@
                       </w:tcPr>
                       <w:p>
                         <w:pPr>
+                          <w:spacing w:before="0" w:after="0" w:line="240" w:lineRule="auto"/>
                           <w:jc w:val="center"/>
-                          <w:spacing w:before="0" w:after="0" w:line="240" w:lineRule="auto"/>
                         </w:pPr>
                         <w:r>
                           <w:rPr>
-                            <w:rFonts w:ascii="Calibri" w:hAnsi="Calibri" w:cs="Calibri"/>
+                            <w:rFonts w:ascii="Calibri" w:hAnsi="Calibri" w:eastAsia="ＭＳ 明朝" w:cs="Calibri" w:eastAsiaTheme="minorEastAsia"/>
                             <w:sz w:val="18"/>
                             <w:szCs w:val="18"/>
                           </w:rPr>
@@ -3029,12 +3020,12 @@
                       </w:tcPr>
                       <w:p>
                         <w:pPr>
+                          <w:spacing w:before="0" w:after="0" w:line="240" w:lineRule="auto"/>
                           <w:jc w:val="center"/>
-                          <w:spacing w:before="0" w:after="0" w:line="240" w:lineRule="auto"/>
                         </w:pPr>
                         <w:r>
                           <w:rPr>
-                            <w:rFonts w:ascii="Calibri" w:hAnsi="Calibri" w:cs="Calibri"/>
+                            <w:rFonts w:ascii="Calibri" w:hAnsi="Calibri" w:eastAsia="ＭＳ 明朝" w:cs="Calibri" w:eastAsiaTheme="minorEastAsia"/>
                             <w:sz w:val="18"/>
                             <w:szCs w:val="18"/>
                           </w:rPr>
@@ -3051,7 +3042,7 @@
                           <w:bottom w:val="single" w:sz="4" w:space="0" w:color="auto"/>
                           <w:right w:val="single" w:sz="4" w:space="0" w:color="auto"/>
                         </w:tcBorders>
-                        <w:shd w:val="clear" w:color="auto" w:fill="CDBFE0"/>
+                        <w:shd w:val="clear" w:fill="CDBFE0"/>
                         <w:tcMar>
                           <w:top w:w="0" w:type="dxa"/>
                           <w:left w:w="0" w:type="dxa"/>
@@ -3062,12 +3053,12 @@
                       </w:tcPr>
                       <w:p>
                         <w:pPr>
+                          <w:spacing w:before="0" w:after="0" w:line="240" w:lineRule="auto"/>
                           <w:jc w:val="center"/>
-                          <w:spacing w:before="0" w:after="0" w:line="240" w:lineRule="auto"/>
                         </w:pPr>
                         <w:r>
                           <w:rPr>
-                            <w:rFonts w:ascii="Calibri" w:hAnsi="Calibri" w:cs="Calibri"/>
+                            <w:rFonts w:ascii="Calibri" w:hAnsi="Calibri" w:eastAsia="ＭＳ 明朝" w:cs="Calibri" w:eastAsiaTheme="minorEastAsia"/>
                             <w:sz w:val="18"/>
                             <w:szCs w:val="18"/>
                           </w:rPr>
@@ -3084,7 +3075,7 @@
                           <w:bottom w:val="single" w:sz="4" w:space="0" w:color="auto"/>
                           <w:right w:val="single" w:sz="4" w:space="0" w:color="auto"/>
                         </w:tcBorders>
-                        <w:shd w:val="clear" w:color="auto" w:fill="CDBFE0"/>
+                        <w:shd w:val="clear" w:fill="CDBFE0"/>
                         <w:tcMar>
                           <w:top w:w="0" w:type="dxa"/>
                           <w:left w:w="0" w:type="dxa"/>
@@ -3095,12 +3086,12 @@
                       </w:tcPr>
                       <w:p>
                         <w:pPr>
+                          <w:spacing w:before="0" w:after="0" w:line="240" w:lineRule="auto"/>
                           <w:jc w:val="center"/>
-                          <w:spacing w:before="0" w:after="0" w:line="240" w:lineRule="auto"/>
                         </w:pPr>
                         <w:r>
                           <w:rPr>
-                            <w:rFonts w:ascii="Calibri" w:hAnsi="Calibri" w:cs="Calibri"/>
+                            <w:rFonts w:ascii="Calibri" w:hAnsi="Calibri" w:eastAsia="ＭＳ 明朝" w:cs="Calibri" w:eastAsiaTheme="minorEastAsia"/>
                             <w:sz w:val="18"/>
                             <w:szCs w:val="18"/>
                           </w:rPr>
@@ -3127,12 +3118,12 @@
                       </w:tcPr>
                       <w:p>
                         <w:pPr>
+                          <w:spacing w:before="0" w:after="0" w:line="240" w:lineRule="auto"/>
                           <w:jc w:val="center"/>
-                          <w:spacing w:before="0" w:after="0" w:line="240" w:lineRule="auto"/>
                         </w:pPr>
                         <w:r>
                           <w:rPr>
-                            <w:rFonts w:ascii="Calibri" w:hAnsi="Calibri" w:cs="Calibri"/>
+                            <w:rFonts w:ascii="Calibri" w:hAnsi="Calibri" w:eastAsia="ＭＳ 明朝" w:cs="Calibri" w:eastAsiaTheme="minorEastAsia"/>
                             <w:sz w:val="18"/>
                             <w:szCs w:val="18"/>
                           </w:rPr>
@@ -3143,7 +3134,7 @@
                   </w:tr>
                   <w:tr>
                     <w:trPr>
-                      <w:trHeight w:hRule="exact" w:val="345"/>
+                      <w:trHeight w:val="345" w:hRule="exact"/>
                     </w:trPr>
                     <w:tc>
                       <w:tcPr>
@@ -3164,12 +3155,12 @@
                       </w:tcPr>
                       <w:p>
                         <w:pPr>
+                          <w:spacing w:before="0" w:after="0" w:line="240" w:lineRule="auto"/>
                           <w:jc w:val="center"/>
-                          <w:spacing w:before="0" w:after="0" w:line="240" w:lineRule="auto"/>
                         </w:pPr>
                         <w:r>
                           <w:rPr>
-                            <w:rFonts w:ascii="Calibri" w:hAnsi="Calibri" w:cs="Calibri"/>
+                            <w:rFonts w:ascii="Calibri" w:hAnsi="Calibri" w:eastAsia="ＭＳ 明朝" w:cs="Calibri" w:eastAsiaTheme="minorEastAsia"/>
                             <w:sz w:val="18"/>
                             <w:szCs w:val="18"/>
                           </w:rPr>
@@ -3196,12 +3187,12 @@
                       </w:tcPr>
                       <w:p>
                         <w:pPr>
+                          <w:spacing w:before="0" w:after="0" w:line="240" w:lineRule="auto"/>
                           <w:jc w:val="center"/>
-                          <w:spacing w:before="0" w:after="0" w:line="240" w:lineRule="auto"/>
                         </w:pPr>
                         <w:r>
                           <w:rPr>
-                            <w:rFonts w:ascii="Calibri" w:hAnsi="Calibri" w:cs="Calibri"/>
+                            <w:rFonts w:ascii="Calibri" w:hAnsi="Calibri" w:eastAsia="ＭＳ 明朝" w:cs="Calibri" w:eastAsiaTheme="minorEastAsia"/>
                             <w:sz w:val="18"/>
                             <w:szCs w:val="18"/>
                           </w:rPr>
@@ -3228,12 +3219,12 @@
                       </w:tcPr>
                       <w:p>
                         <w:pPr>
+                          <w:spacing w:before="0" w:after="0" w:line="240" w:lineRule="auto"/>
                           <w:jc w:val="center"/>
-                          <w:spacing w:before="0" w:after="0" w:line="240" w:lineRule="auto"/>
                         </w:pPr>
                         <w:r>
                           <w:rPr>
-                            <w:rFonts w:ascii="Calibri" w:hAnsi="Calibri" w:cs="Calibri"/>
+                            <w:rFonts w:ascii="Calibri" w:hAnsi="Calibri" w:eastAsia="ＭＳ 明朝" w:cs="Calibri" w:eastAsiaTheme="minorEastAsia"/>
                             <w:sz w:val="18"/>
                             <w:szCs w:val="18"/>
                           </w:rPr>
@@ -3260,12 +3251,12 @@
                       </w:tcPr>
                       <w:p>
                         <w:pPr>
+                          <w:spacing w:before="0" w:after="0" w:line="240" w:lineRule="auto"/>
                           <w:jc w:val="center"/>
-                          <w:spacing w:before="0" w:after="0" w:line="240" w:lineRule="auto"/>
                         </w:pPr>
                         <w:r>
                           <w:rPr>
-                            <w:rFonts w:ascii="Calibri" w:hAnsi="Calibri" w:cs="Calibri"/>
+                            <w:rFonts w:ascii="Calibri" w:hAnsi="Calibri" w:eastAsia="ＭＳ 明朝" w:cs="Calibri" w:eastAsiaTheme="minorEastAsia"/>
                             <w:sz w:val="18"/>
                             <w:szCs w:val="18"/>
                           </w:rPr>
@@ -3292,12 +3283,12 @@
                       </w:tcPr>
                       <w:p>
                         <w:pPr>
+                          <w:spacing w:before="0" w:after="0" w:line="240" w:lineRule="auto"/>
                           <w:jc w:val="center"/>
-                          <w:spacing w:before="0" w:after="0" w:line="240" w:lineRule="auto"/>
                         </w:pPr>
                         <w:r>
                           <w:rPr>
-                            <w:rFonts w:ascii="Calibri" w:hAnsi="Calibri" w:cs="Calibri"/>
+                            <w:rFonts w:ascii="Calibri" w:hAnsi="Calibri" w:eastAsia="ＭＳ 明朝" w:cs="Calibri" w:eastAsiaTheme="minorEastAsia"/>
                             <w:sz w:val="18"/>
                             <w:szCs w:val="18"/>
                           </w:rPr>
@@ -3324,12 +3315,12 @@
                       </w:tcPr>
                       <w:p>
                         <w:pPr>
+                          <w:spacing w:before="0" w:after="0" w:line="240" w:lineRule="auto"/>
                           <w:jc w:val="center"/>
-                          <w:spacing w:before="0" w:after="0" w:line="240" w:lineRule="auto"/>
                         </w:pPr>
                         <w:r>
                           <w:rPr>
-                            <w:rFonts w:ascii="Calibri" w:hAnsi="Calibri" w:cs="Calibri"/>
+                            <w:rFonts w:ascii="Calibri" w:hAnsi="Calibri" w:eastAsia="ＭＳ 明朝" w:cs="Calibri" w:eastAsiaTheme="minorEastAsia"/>
                             <w:sz w:val="18"/>
                             <w:szCs w:val="18"/>
                           </w:rPr>
@@ -3356,12 +3347,12 @@
                       </w:tcPr>
                       <w:p>
                         <w:pPr>
+                          <w:spacing w:before="0" w:after="0" w:line="240" w:lineRule="auto"/>
                           <w:jc w:val="center"/>
-                          <w:spacing w:before="0" w:after="0" w:line="240" w:lineRule="auto"/>
                         </w:pPr>
                         <w:r>
                           <w:rPr>
-                            <w:rFonts w:ascii="Calibri" w:hAnsi="Calibri" w:cs="Calibri"/>
+                            <w:rFonts w:ascii="Calibri" w:hAnsi="Calibri" w:eastAsia="ＭＳ 明朝" w:cs="Calibri" w:eastAsiaTheme="minorEastAsia"/>
                             <w:sz w:val="18"/>
                             <w:szCs w:val="18"/>
                           </w:rPr>
@@ -3388,12 +3379,12 @@
                       </w:tcPr>
                       <w:p>
                         <w:pPr>
+                          <w:spacing w:before="0" w:after="0" w:line="240" w:lineRule="auto"/>
                           <w:jc w:val="center"/>
-                          <w:spacing w:before="0" w:after="0" w:line="240" w:lineRule="auto"/>
                         </w:pPr>
                         <w:r>
                           <w:rPr>
-                            <w:rFonts w:ascii="Calibri" w:hAnsi="Calibri" w:cs="Calibri"/>
+                            <w:rFonts w:ascii="Calibri" w:hAnsi="Calibri" w:eastAsia="ＭＳ 明朝" w:cs="Calibri" w:eastAsiaTheme="minorEastAsia"/>
                             <w:sz w:val="18"/>
                             <w:szCs w:val="18"/>
                           </w:rPr>
@@ -3420,12 +3411,12 @@
                       </w:tcPr>
                       <w:p>
                         <w:pPr>
+                          <w:spacing w:before="0" w:after="0" w:line="240" w:lineRule="auto"/>
                           <w:jc w:val="center"/>
-                          <w:spacing w:before="0" w:after="0" w:line="240" w:lineRule="auto"/>
                         </w:pPr>
                         <w:r>
                           <w:rPr>
-                            <w:rFonts w:ascii="Calibri" w:hAnsi="Calibri" w:cs="Calibri"/>
+                            <w:rFonts w:ascii="Calibri" w:hAnsi="Calibri" w:eastAsia="ＭＳ 明朝" w:cs="Calibri" w:eastAsiaTheme="minorEastAsia"/>
                             <w:sz w:val="18"/>
                             <w:szCs w:val="18"/>
                           </w:rPr>
@@ -3452,12 +3443,12 @@
                       </w:tcPr>
                       <w:p>
                         <w:pPr>
+                          <w:spacing w:before="0" w:after="0" w:line="240" w:lineRule="auto"/>
                           <w:jc w:val="center"/>
-                          <w:spacing w:before="0" w:after="0" w:line="240" w:lineRule="auto"/>
                         </w:pPr>
                         <w:r>
                           <w:rPr>
-                            <w:rFonts w:ascii="Calibri" w:hAnsi="Calibri" w:cs="Calibri"/>
+                            <w:rFonts w:ascii="Calibri" w:hAnsi="Calibri" w:eastAsia="ＭＳ 明朝" w:cs="Calibri" w:eastAsiaTheme="minorEastAsia"/>
                             <w:sz w:val="18"/>
                             <w:szCs w:val="18"/>
                           </w:rPr>
@@ -3521,13 +3512,14 @@
                 </w:tcPr>
                 <w:p>
                   <w:pPr>
+                    <w:spacing w:before="80" w:after="40" w:line="240" w:lineRule="auto"/>
                     <w:jc w:val="center"/>
-                    <w:spacing w:before="80" w:after="40" w:line="240" w:lineRule="auto"/>
                   </w:pPr>
                   <w:r>
                     <w:rPr>
-                      <w:rFonts w:ascii="Calibri" w:hAnsi="Calibri" w:cs="Calibri"/>
+                      <w:rFonts w:ascii="Calibri" w:hAnsi="Calibri" w:eastAsia="ＭＳ 明朝" w:cs="Calibri" w:eastAsiaTheme="minorEastAsia"/>
                       <w:b/>
+                      <w:bCs/>
                       <w:sz w:val="18"/>
                       <w:szCs w:val="18"/>
                     </w:rPr>
@@ -3537,7 +3529,6 @@
                 <w:tbl>
                   <w:tblPr>
                     <w:tblW w:w="3450" w:type="dxa"/>
-                    <w:tblLayout w:type="fixed"/>
                     <w:tblBorders>
                       <w:top w:val="single" w:sz="4" w:space="0" w:color="auto"/>
                       <w:left w:val="single" w:sz="4" w:space="0" w:color="auto"/>
@@ -3546,6 +3537,7 @@
                       <w:insideH w:val="single" w:sz="4" w:space="0" w:color="auto"/>
                       <w:insideV w:val="single" w:sz="4" w:space="0" w:color="auto"/>
                     </w:tblBorders>
+                    <w:tblLayout w:type="fixed"/>
                     <w:tblCellMar>
                       <w:top w:w="0" w:type="dxa"/>
                       <w:left w:w="0" w:type="dxa"/>
@@ -3567,7 +3559,7 @@
                   </w:tblGrid>
                   <w:tr>
                     <w:trPr>
-                      <w:trHeight w:hRule="exact" w:val="345"/>
+                      <w:trHeight w:val="345" w:hRule="exact"/>
                     </w:trPr>
                     <w:tc>
                       <w:tcPr>
@@ -3588,12 +3580,12 @@
                       </w:tcPr>
                       <w:p>
                         <w:pPr>
+                          <w:spacing w:before="0" w:after="0" w:line="240" w:lineRule="auto"/>
                           <w:jc w:val="center"/>
-                          <w:spacing w:before="0" w:after="0" w:line="240" w:lineRule="auto"/>
                         </w:pPr>
                         <w:r>
                           <w:rPr>
-                            <w:rFonts w:ascii="Calibri" w:hAnsi="Calibri" w:cs="Calibri"/>
+                            <w:rFonts w:ascii="Calibri" w:hAnsi="Calibri" w:eastAsia="ＭＳ 明朝" w:cs="Calibri" w:eastAsiaTheme="minorEastAsia"/>
                             <w:sz w:val="18"/>
                             <w:szCs w:val="18"/>
                           </w:rPr>
@@ -3620,12 +3612,12 @@
                       </w:tcPr>
                       <w:p>
                         <w:pPr>
+                          <w:spacing w:before="0" w:after="0" w:line="240" w:lineRule="auto"/>
                           <w:jc w:val="center"/>
-                          <w:spacing w:before="0" w:after="0" w:line="240" w:lineRule="auto"/>
                         </w:pPr>
                         <w:r>
                           <w:rPr>
-                            <w:rFonts w:ascii="Calibri" w:hAnsi="Calibri" w:cs="Calibri"/>
+                            <w:rFonts w:ascii="Calibri" w:hAnsi="Calibri" w:eastAsia="ＭＳ 明朝" w:cs="Calibri" w:eastAsiaTheme="minorEastAsia"/>
                             <w:sz w:val="18"/>
                             <w:szCs w:val="18"/>
                           </w:rPr>
@@ -3652,12 +3644,12 @@
                       </w:tcPr>
                       <w:p>
                         <w:pPr>
+                          <w:spacing w:before="0" w:after="0" w:line="240" w:lineRule="auto"/>
                           <w:jc w:val="center"/>
-                          <w:spacing w:before="0" w:after="0" w:line="240" w:lineRule="auto"/>
                         </w:pPr>
                         <w:r>
                           <w:rPr>
-                            <w:rFonts w:ascii="Calibri" w:hAnsi="Calibri" w:cs="Calibri"/>
+                            <w:rFonts w:ascii="Calibri" w:hAnsi="Calibri" w:eastAsia="ＭＳ 明朝" w:cs="Calibri" w:eastAsiaTheme="minorEastAsia"/>
                             <w:sz w:val="18"/>
                             <w:szCs w:val="18"/>
                           </w:rPr>
@@ -3684,12 +3676,12 @@
                       </w:tcPr>
                       <w:p>
                         <w:pPr>
+                          <w:spacing w:before="0" w:after="0" w:line="240" w:lineRule="auto"/>
                           <w:jc w:val="center"/>
-                          <w:spacing w:before="0" w:after="0" w:line="240" w:lineRule="auto"/>
                         </w:pPr>
                         <w:r>
                           <w:rPr>
-                            <w:rFonts w:ascii="Calibri" w:hAnsi="Calibri" w:cs="Calibri"/>
+                            <w:rFonts w:ascii="Calibri" w:hAnsi="Calibri" w:eastAsia="ＭＳ 明朝" w:cs="Calibri" w:eastAsiaTheme="minorEastAsia"/>
                             <w:sz w:val="18"/>
                             <w:szCs w:val="18"/>
                           </w:rPr>
@@ -3716,12 +3708,12 @@
                       </w:tcPr>
                       <w:p>
                         <w:pPr>
+                          <w:spacing w:before="0" w:after="0" w:line="240" w:lineRule="auto"/>
                           <w:jc w:val="center"/>
-                          <w:spacing w:before="0" w:after="0" w:line="240" w:lineRule="auto"/>
                         </w:pPr>
                         <w:r>
                           <w:rPr>
-                            <w:rFonts w:ascii="Calibri" w:hAnsi="Calibri" w:cs="Calibri"/>
+                            <w:rFonts w:ascii="Calibri" w:hAnsi="Calibri" w:eastAsia="ＭＳ 明朝" w:cs="Calibri" w:eastAsiaTheme="minorEastAsia"/>
                             <w:sz w:val="18"/>
                             <w:szCs w:val="18"/>
                           </w:rPr>
@@ -3748,12 +3740,12 @@
                       </w:tcPr>
                       <w:p>
                         <w:pPr>
+                          <w:spacing w:before="0" w:after="0" w:line="240" w:lineRule="auto"/>
                           <w:jc w:val="center"/>
-                          <w:spacing w:before="0" w:after="0" w:line="240" w:lineRule="auto"/>
                         </w:pPr>
                         <w:r>
                           <w:rPr>
-                            <w:rFonts w:ascii="Calibri" w:hAnsi="Calibri" w:cs="Calibri"/>
+                            <w:rFonts w:ascii="Calibri" w:hAnsi="Calibri" w:eastAsia="ＭＳ 明朝" w:cs="Calibri" w:eastAsiaTheme="minorEastAsia"/>
                             <w:sz w:val="18"/>
                             <w:szCs w:val="18"/>
                           </w:rPr>
@@ -3780,12 +3772,12 @@
                       </w:tcPr>
                       <w:p>
                         <w:pPr>
+                          <w:spacing w:before="0" w:after="0" w:line="240" w:lineRule="auto"/>
                           <w:jc w:val="center"/>
-                          <w:spacing w:before="0" w:after="0" w:line="240" w:lineRule="auto"/>
                         </w:pPr>
                         <w:r>
                           <w:rPr>
-                            <w:rFonts w:ascii="Calibri" w:hAnsi="Calibri" w:cs="Calibri"/>
+                            <w:rFonts w:ascii="Calibri" w:hAnsi="Calibri" w:eastAsia="ＭＳ 明朝" w:cs="Calibri" w:eastAsiaTheme="minorEastAsia"/>
                             <w:sz w:val="18"/>
                             <w:szCs w:val="18"/>
                           </w:rPr>
@@ -3812,12 +3804,12 @@
                       </w:tcPr>
                       <w:p>
                         <w:pPr>
+                          <w:spacing w:before="0" w:after="0" w:line="240" w:lineRule="auto"/>
                           <w:jc w:val="center"/>
-                          <w:spacing w:before="0" w:after="0" w:line="240" w:lineRule="auto"/>
                         </w:pPr>
                         <w:r>
                           <w:rPr>
-                            <w:rFonts w:ascii="Calibri" w:hAnsi="Calibri" w:cs="Calibri"/>
+                            <w:rFonts w:ascii="Calibri" w:hAnsi="Calibri" w:eastAsia="ＭＳ 明朝" w:cs="Calibri" w:eastAsiaTheme="minorEastAsia"/>
                             <w:sz w:val="18"/>
                             <w:szCs w:val="18"/>
                           </w:rPr>
@@ -3844,12 +3836,12 @@
                       </w:tcPr>
                       <w:p>
                         <w:pPr>
+                          <w:spacing w:before="0" w:after="0" w:line="240" w:lineRule="auto"/>
                           <w:jc w:val="center"/>
-                          <w:spacing w:before="0" w:after="0" w:line="240" w:lineRule="auto"/>
                         </w:pPr>
                         <w:r>
                           <w:rPr>
-                            <w:rFonts w:ascii="Calibri" w:hAnsi="Calibri" w:cs="Calibri"/>
+                            <w:rFonts w:ascii="Calibri" w:hAnsi="Calibri" w:eastAsia="ＭＳ 明朝" w:cs="Calibri" w:eastAsiaTheme="minorEastAsia"/>
                             <w:sz w:val="18"/>
                             <w:szCs w:val="18"/>
                           </w:rPr>
@@ -3876,12 +3868,12 @@
                       </w:tcPr>
                       <w:p>
                         <w:pPr>
+                          <w:spacing w:before="0" w:after="0" w:line="240" w:lineRule="auto"/>
                           <w:jc w:val="center"/>
-                          <w:spacing w:before="0" w:after="0" w:line="240" w:lineRule="auto"/>
                         </w:pPr>
                         <w:r>
                           <w:rPr>
-                            <w:rFonts w:ascii="Calibri" w:hAnsi="Calibri" w:cs="Calibri"/>
+                            <w:rFonts w:ascii="Calibri" w:hAnsi="Calibri" w:eastAsia="ＭＳ 明朝" w:cs="Calibri" w:eastAsiaTheme="minorEastAsia"/>
                             <w:sz w:val="18"/>
                             <w:szCs w:val="18"/>
                           </w:rPr>
@@ -3892,7 +3884,7 @@
                   </w:tr>
                   <w:tr>
                     <w:trPr>
-                      <w:trHeight w:hRule="exact" w:val="345"/>
+                      <w:trHeight w:val="345" w:hRule="exact"/>
                     </w:trPr>
                     <w:tc>
                       <w:tcPr>
@@ -3913,12 +3905,12 @@
                       </w:tcPr>
                       <w:p>
                         <w:pPr>
+                          <w:spacing w:before="0" w:after="0" w:line="240" w:lineRule="auto"/>
                           <w:jc w:val="center"/>
-                          <w:spacing w:before="0" w:after="0" w:line="240" w:lineRule="auto"/>
                         </w:pPr>
                         <w:r>
                           <w:rPr>
-                            <w:rFonts w:ascii="Calibri" w:hAnsi="Calibri" w:cs="Calibri"/>
+                            <w:rFonts w:ascii="Calibri" w:hAnsi="Calibri" w:eastAsia="ＭＳ 明朝" w:cs="Calibri" w:eastAsiaTheme="minorEastAsia"/>
                             <w:sz w:val="18"/>
                             <w:szCs w:val="18"/>
                           </w:rPr>
@@ -3945,12 +3937,12 @@
                       </w:tcPr>
                       <w:p>
                         <w:pPr>
+                          <w:spacing w:before="0" w:after="0" w:line="240" w:lineRule="auto"/>
                           <w:jc w:val="center"/>
-                          <w:spacing w:before="0" w:after="0" w:line="240" w:lineRule="auto"/>
                         </w:pPr>
                         <w:r>
                           <w:rPr>
-                            <w:rFonts w:ascii="Calibri" w:hAnsi="Calibri" w:cs="Calibri"/>
+                            <w:rFonts w:ascii="Calibri" w:hAnsi="Calibri" w:eastAsia="ＭＳ 明朝" w:cs="Calibri" w:eastAsiaTheme="minorEastAsia"/>
                             <w:sz w:val="18"/>
                             <w:szCs w:val="18"/>
                           </w:rPr>
@@ -3977,12 +3969,12 @@
                       </w:tcPr>
                       <w:p>
                         <w:pPr>
+                          <w:spacing w:before="0" w:after="0" w:line="240" w:lineRule="auto"/>
                           <w:jc w:val="center"/>
-                          <w:spacing w:before="0" w:after="0" w:line="240" w:lineRule="auto"/>
                         </w:pPr>
                         <w:r>
                           <w:rPr>
-                            <w:rFonts w:ascii="Calibri" w:hAnsi="Calibri" w:cs="Calibri"/>
+                            <w:rFonts w:ascii="Calibri" w:hAnsi="Calibri" w:eastAsia="ＭＳ 明朝" w:cs="Calibri" w:eastAsiaTheme="minorEastAsia"/>
                             <w:sz w:val="18"/>
                             <w:szCs w:val="18"/>
                           </w:rPr>
@@ -4009,12 +4001,12 @@
                       </w:tcPr>
                       <w:p>
                         <w:pPr>
+                          <w:spacing w:before="0" w:after="0" w:line="240" w:lineRule="auto"/>
                           <w:jc w:val="center"/>
-                          <w:spacing w:before="0" w:after="0" w:line="240" w:lineRule="auto"/>
                         </w:pPr>
                         <w:r>
                           <w:rPr>
-                            <w:rFonts w:ascii="Calibri" w:hAnsi="Calibri" w:cs="Calibri"/>
+                            <w:rFonts w:ascii="Calibri" w:hAnsi="Calibri" w:eastAsia="ＭＳ 明朝" w:cs="Calibri" w:eastAsiaTheme="minorEastAsia"/>
                             <w:sz w:val="18"/>
                             <w:szCs w:val="18"/>
                           </w:rPr>
@@ -4041,12 +4033,12 @@
                       </w:tcPr>
                       <w:p>
                         <w:pPr>
+                          <w:spacing w:before="0" w:after="0" w:line="240" w:lineRule="auto"/>
                           <w:jc w:val="center"/>
-                          <w:spacing w:before="0" w:after="0" w:line="240" w:lineRule="auto"/>
                         </w:pPr>
                         <w:r>
                           <w:rPr>
-                            <w:rFonts w:ascii="Calibri" w:hAnsi="Calibri" w:cs="Calibri"/>
+                            <w:rFonts w:ascii="Calibri" w:hAnsi="Calibri" w:eastAsia="ＭＳ 明朝" w:cs="Calibri" w:eastAsiaTheme="minorEastAsia"/>
                             <w:sz w:val="18"/>
                             <w:szCs w:val="18"/>
                           </w:rPr>
@@ -4073,12 +4065,12 @@
                       </w:tcPr>
                       <w:p>
                         <w:pPr>
+                          <w:spacing w:before="0" w:after="0" w:line="240" w:lineRule="auto"/>
                           <w:jc w:val="center"/>
-                          <w:spacing w:before="0" w:after="0" w:line="240" w:lineRule="auto"/>
                         </w:pPr>
                         <w:r>
                           <w:rPr>
-                            <w:rFonts w:ascii="Calibri" w:hAnsi="Calibri" w:cs="Calibri"/>
+                            <w:rFonts w:ascii="Calibri" w:hAnsi="Calibri" w:eastAsia="ＭＳ 明朝" w:cs="Calibri" w:eastAsiaTheme="minorEastAsia"/>
                             <w:sz w:val="18"/>
                             <w:szCs w:val="18"/>
                           </w:rPr>
@@ -4105,12 +4097,12 @@
                       </w:tcPr>
                       <w:p>
                         <w:pPr>
+                          <w:spacing w:before="0" w:after="0" w:line="240" w:lineRule="auto"/>
                           <w:jc w:val="center"/>
-                          <w:spacing w:before="0" w:after="0" w:line="240" w:lineRule="auto"/>
                         </w:pPr>
                         <w:r>
                           <w:rPr>
-                            <w:rFonts w:ascii="Calibri" w:hAnsi="Calibri" w:cs="Calibri"/>
+                            <w:rFonts w:ascii="Calibri" w:hAnsi="Calibri" w:eastAsia="ＭＳ 明朝" w:cs="Calibri" w:eastAsiaTheme="minorEastAsia"/>
                             <w:sz w:val="18"/>
                             <w:szCs w:val="18"/>
                           </w:rPr>
@@ -4137,12 +4129,12 @@
                       </w:tcPr>
                       <w:p>
                         <w:pPr>
+                          <w:spacing w:before="0" w:after="0" w:line="240" w:lineRule="auto"/>
                           <w:jc w:val="center"/>
-                          <w:spacing w:before="0" w:after="0" w:line="240" w:lineRule="auto"/>
                         </w:pPr>
                         <w:r>
                           <w:rPr>
-                            <w:rFonts w:ascii="Calibri" w:hAnsi="Calibri" w:cs="Calibri"/>
+                            <w:rFonts w:ascii="Calibri" w:hAnsi="Calibri" w:eastAsia="ＭＳ 明朝" w:cs="Calibri" w:eastAsiaTheme="minorEastAsia"/>
                             <w:sz w:val="18"/>
                             <w:szCs w:val="18"/>
                           </w:rPr>
@@ -4169,12 +4161,12 @@
                       </w:tcPr>
                       <w:p>
                         <w:pPr>
+                          <w:spacing w:before="0" w:after="0" w:line="240" w:lineRule="auto"/>
                           <w:jc w:val="center"/>
-                          <w:spacing w:before="0" w:after="0" w:line="240" w:lineRule="auto"/>
                         </w:pPr>
                         <w:r>
                           <w:rPr>
-                            <w:rFonts w:ascii="Calibri" w:hAnsi="Calibri" w:cs="Calibri"/>
+                            <w:rFonts w:ascii="Calibri" w:hAnsi="Calibri" w:eastAsia="ＭＳ 明朝" w:cs="Calibri" w:eastAsiaTheme="minorEastAsia"/>
                             <w:sz w:val="18"/>
                             <w:szCs w:val="18"/>
                           </w:rPr>
@@ -4201,12 +4193,12 @@
                       </w:tcPr>
                       <w:p>
                         <w:pPr>
+                          <w:spacing w:before="0" w:after="0" w:line="240" w:lineRule="auto"/>
                           <w:jc w:val="center"/>
-                          <w:spacing w:before="0" w:after="0" w:line="240" w:lineRule="auto"/>
                         </w:pPr>
                         <w:r>
                           <w:rPr>
-                            <w:rFonts w:ascii="Calibri" w:hAnsi="Calibri" w:cs="Calibri"/>
+                            <w:rFonts w:ascii="Calibri" w:hAnsi="Calibri" w:eastAsia="ＭＳ 明朝" w:cs="Calibri" w:eastAsiaTheme="minorEastAsia"/>
                             <w:sz w:val="18"/>
                             <w:szCs w:val="18"/>
                           </w:rPr>
@@ -4217,7 +4209,7 @@
                   </w:tr>
                   <w:tr>
                     <w:trPr>
-                      <w:trHeight w:hRule="exact" w:val="345"/>
+                      <w:trHeight w:val="345" w:hRule="exact"/>
                     </w:trPr>
                     <w:tc>
                       <w:tcPr>
@@ -4238,12 +4230,12 @@
                       </w:tcPr>
                       <w:p>
                         <w:pPr>
+                          <w:spacing w:before="0" w:after="0" w:line="240" w:lineRule="auto"/>
                           <w:jc w:val="center"/>
-                          <w:spacing w:before="0" w:after="0" w:line="240" w:lineRule="auto"/>
                         </w:pPr>
                         <w:r>
                           <w:rPr>
-                            <w:rFonts w:ascii="Calibri" w:hAnsi="Calibri" w:cs="Calibri"/>
+                            <w:rFonts w:ascii="Calibri" w:hAnsi="Calibri" w:eastAsia="ＭＳ 明朝" w:cs="Calibri" w:eastAsiaTheme="minorEastAsia"/>
                             <w:sz w:val="18"/>
                             <w:szCs w:val="18"/>
                           </w:rPr>
@@ -4270,12 +4262,12 @@
                       </w:tcPr>
                       <w:p>
                         <w:pPr>
+                          <w:spacing w:before="0" w:after="0" w:line="240" w:lineRule="auto"/>
                           <w:jc w:val="center"/>
-                          <w:spacing w:before="0" w:after="0" w:line="240" w:lineRule="auto"/>
                         </w:pPr>
                         <w:r>
                           <w:rPr>
-                            <w:rFonts w:ascii="Calibri" w:hAnsi="Calibri" w:cs="Calibri"/>
+                            <w:rFonts w:ascii="Calibri" w:hAnsi="Calibri" w:eastAsia="ＭＳ 明朝" w:cs="Calibri" w:eastAsiaTheme="minorEastAsia"/>
                             <w:sz w:val="18"/>
                             <w:szCs w:val="18"/>
                           </w:rPr>
@@ -4302,12 +4294,12 @@
                       </w:tcPr>
                       <w:p>
                         <w:pPr>
+                          <w:spacing w:before="0" w:after="0" w:line="240" w:lineRule="auto"/>
                           <w:jc w:val="center"/>
-                          <w:spacing w:before="0" w:after="0" w:line="240" w:lineRule="auto"/>
                         </w:pPr>
                         <w:r>
                           <w:rPr>
-                            <w:rFonts w:ascii="Calibri" w:hAnsi="Calibri" w:cs="Calibri"/>
+                            <w:rFonts w:ascii="Calibri" w:hAnsi="Calibri" w:eastAsia="ＭＳ 明朝" w:cs="Calibri" w:eastAsiaTheme="minorEastAsia"/>
                             <w:sz w:val="18"/>
                             <w:szCs w:val="18"/>
                           </w:rPr>
@@ -4334,12 +4326,12 @@
                       </w:tcPr>
                       <w:p>
                         <w:pPr>
+                          <w:spacing w:before="0" w:after="0" w:line="240" w:lineRule="auto"/>
                           <w:jc w:val="center"/>
-                          <w:spacing w:before="0" w:after="0" w:line="240" w:lineRule="auto"/>
                         </w:pPr>
                         <w:r>
                           <w:rPr>
-                            <w:rFonts w:ascii="Calibri" w:hAnsi="Calibri" w:cs="Calibri"/>
+                            <w:rFonts w:ascii="Calibri" w:hAnsi="Calibri" w:eastAsia="ＭＳ 明朝" w:cs="Calibri" w:eastAsiaTheme="minorEastAsia"/>
                             <w:sz w:val="18"/>
                             <w:szCs w:val="18"/>
                           </w:rPr>
@@ -4366,12 +4358,12 @@
                       </w:tcPr>
                       <w:p>
                         <w:pPr>
+                          <w:spacing w:before="0" w:after="0" w:line="240" w:lineRule="auto"/>
                           <w:jc w:val="center"/>
-                          <w:spacing w:before="0" w:after="0" w:line="240" w:lineRule="auto"/>
                         </w:pPr>
                         <w:r>
                           <w:rPr>
-                            <w:rFonts w:ascii="Calibri" w:hAnsi="Calibri" w:cs="Calibri"/>
+                            <w:rFonts w:ascii="Calibri" w:hAnsi="Calibri" w:eastAsia="ＭＳ 明朝" w:cs="Calibri" w:eastAsiaTheme="minorEastAsia"/>
                             <w:sz w:val="18"/>
                             <w:szCs w:val="18"/>
                           </w:rPr>
@@ -4398,12 +4390,12 @@
                       </w:tcPr>
                       <w:p>
                         <w:pPr>
+                          <w:spacing w:before="0" w:after="0" w:line="240" w:lineRule="auto"/>
                           <w:jc w:val="center"/>
-                          <w:spacing w:before="0" w:after="0" w:line="240" w:lineRule="auto"/>
                         </w:pPr>
                         <w:r>
                           <w:rPr>
-                            <w:rFonts w:ascii="Calibri" w:hAnsi="Calibri" w:cs="Calibri"/>
+                            <w:rFonts w:ascii="Calibri" w:hAnsi="Calibri" w:eastAsia="ＭＳ 明朝" w:cs="Calibri" w:eastAsiaTheme="minorEastAsia"/>
                             <w:sz w:val="18"/>
                             <w:szCs w:val="18"/>
                           </w:rPr>
@@ -4430,12 +4422,12 @@
                       </w:tcPr>
                       <w:p>
                         <w:pPr>
+                          <w:spacing w:before="0" w:after="0" w:line="240" w:lineRule="auto"/>
                           <w:jc w:val="center"/>
-                          <w:spacing w:before="0" w:after="0" w:line="240" w:lineRule="auto"/>
                         </w:pPr>
                         <w:r>
                           <w:rPr>
-                            <w:rFonts w:ascii="Calibri" w:hAnsi="Calibri" w:cs="Calibri"/>
+                            <w:rFonts w:ascii="Calibri" w:hAnsi="Calibri" w:eastAsia="ＭＳ 明朝" w:cs="Calibri" w:eastAsiaTheme="minorEastAsia"/>
                             <w:sz w:val="18"/>
                             <w:szCs w:val="18"/>
                           </w:rPr>
@@ -4462,12 +4454,12 @@
                       </w:tcPr>
                       <w:p>
                         <w:pPr>
+                          <w:spacing w:before="0" w:after="0" w:line="240" w:lineRule="auto"/>
                           <w:jc w:val="center"/>
-                          <w:spacing w:before="0" w:after="0" w:line="240" w:lineRule="auto"/>
                         </w:pPr>
                         <w:r>
                           <w:rPr>
-                            <w:rFonts w:ascii="Calibri" w:hAnsi="Calibri" w:cs="Calibri"/>
+                            <w:rFonts w:ascii="Calibri" w:hAnsi="Calibri" w:eastAsia="ＭＳ 明朝" w:cs="Calibri" w:eastAsiaTheme="minorEastAsia"/>
                             <w:sz w:val="18"/>
                             <w:szCs w:val="18"/>
                           </w:rPr>
@@ -4494,12 +4486,12 @@
                       </w:tcPr>
                       <w:p>
                         <w:pPr>
+                          <w:spacing w:before="0" w:after="0" w:line="240" w:lineRule="auto"/>
                           <w:jc w:val="center"/>
-                          <w:spacing w:before="0" w:after="0" w:line="240" w:lineRule="auto"/>
                         </w:pPr>
                         <w:r>
                           <w:rPr>
-                            <w:rFonts w:ascii="Calibri" w:hAnsi="Calibri" w:cs="Calibri"/>
+                            <w:rFonts w:ascii="Calibri" w:hAnsi="Calibri" w:eastAsia="ＭＳ 明朝" w:cs="Calibri" w:eastAsiaTheme="minorEastAsia"/>
                             <w:sz w:val="18"/>
                             <w:szCs w:val="18"/>
                           </w:rPr>
@@ -4526,12 +4518,12 @@
                       </w:tcPr>
                       <w:p>
                         <w:pPr>
+                          <w:spacing w:before="0" w:after="0" w:line="240" w:lineRule="auto"/>
                           <w:jc w:val="center"/>
-                          <w:spacing w:before="0" w:after="0" w:line="240" w:lineRule="auto"/>
                         </w:pPr>
                         <w:r>
                           <w:rPr>
-                            <w:rFonts w:ascii="Calibri" w:hAnsi="Calibri" w:cs="Calibri"/>
+                            <w:rFonts w:ascii="Calibri" w:hAnsi="Calibri" w:eastAsia="ＭＳ 明朝" w:cs="Calibri" w:eastAsiaTheme="minorEastAsia"/>
                             <w:sz w:val="18"/>
                             <w:szCs w:val="18"/>
                           </w:rPr>
@@ -4542,7 +4534,7 @@
                   </w:tr>
                   <w:tr>
                     <w:trPr>
-                      <w:trHeight w:hRule="exact" w:val="345"/>
+                      <w:trHeight w:val="345" w:hRule="exact"/>
                     </w:trPr>
                     <w:tc>
                       <w:tcPr>
@@ -4563,12 +4555,12 @@
                       </w:tcPr>
                       <w:p>
                         <w:pPr>
+                          <w:spacing w:before="0" w:after="0" w:line="240" w:lineRule="auto"/>
                           <w:jc w:val="center"/>
-                          <w:spacing w:before="0" w:after="0" w:line="240" w:lineRule="auto"/>
                         </w:pPr>
                         <w:r>
                           <w:rPr>
-                            <w:rFonts w:ascii="Calibri" w:hAnsi="Calibri" w:cs="Calibri"/>
+                            <w:rFonts w:ascii="Calibri" w:hAnsi="Calibri" w:eastAsia="ＭＳ 明朝" w:cs="Calibri" w:eastAsiaTheme="minorEastAsia"/>
                             <w:sz w:val="18"/>
                             <w:szCs w:val="18"/>
                           </w:rPr>
@@ -4595,12 +4587,12 @@
                       </w:tcPr>
                       <w:p>
                         <w:pPr>
+                          <w:spacing w:before="0" w:after="0" w:line="240" w:lineRule="auto"/>
                           <w:jc w:val="center"/>
-                          <w:spacing w:before="0" w:after="0" w:line="240" w:lineRule="auto"/>
                         </w:pPr>
                         <w:r>
                           <w:rPr>
-                            <w:rFonts w:ascii="Calibri" w:hAnsi="Calibri" w:cs="Calibri"/>
+                            <w:rFonts w:ascii="Calibri" w:hAnsi="Calibri" w:eastAsia="ＭＳ 明朝" w:cs="Calibri" w:eastAsiaTheme="minorEastAsia"/>
                             <w:sz w:val="18"/>
                             <w:szCs w:val="18"/>
                           </w:rPr>
@@ -4627,12 +4619,12 @@
                       </w:tcPr>
                       <w:p>
                         <w:pPr>
+                          <w:spacing w:before="0" w:after="0" w:line="240" w:lineRule="auto"/>
                           <w:jc w:val="center"/>
-                          <w:spacing w:before="0" w:after="0" w:line="240" w:lineRule="auto"/>
                         </w:pPr>
                         <w:r>
                           <w:rPr>
-                            <w:rFonts w:ascii="Calibri" w:hAnsi="Calibri" w:cs="Calibri"/>
+                            <w:rFonts w:ascii="Calibri" w:hAnsi="Calibri" w:eastAsia="ＭＳ 明朝" w:cs="Calibri" w:eastAsiaTheme="minorEastAsia"/>
                             <w:sz w:val="18"/>
                             <w:szCs w:val="18"/>
                           </w:rPr>
@@ -4659,12 +4651,12 @@
                       </w:tcPr>
                       <w:p>
                         <w:pPr>
+                          <w:spacing w:before="0" w:after="0" w:line="240" w:lineRule="auto"/>
                           <w:jc w:val="center"/>
-                          <w:spacing w:before="0" w:after="0" w:line="240" w:lineRule="auto"/>
                         </w:pPr>
                         <w:r>
                           <w:rPr>
-                            <w:rFonts w:ascii="Calibri" w:hAnsi="Calibri" w:cs="Calibri"/>
+                            <w:rFonts w:ascii="Calibri" w:hAnsi="Calibri" w:eastAsia="ＭＳ 明朝" w:cs="Calibri" w:eastAsiaTheme="minorEastAsia"/>
                             <w:sz w:val="18"/>
                             <w:szCs w:val="18"/>
                           </w:rPr>
@@ -4691,12 +4683,12 @@
                       </w:tcPr>
                       <w:p>
                         <w:pPr>
+                          <w:spacing w:before="0" w:after="0" w:line="240" w:lineRule="auto"/>
                           <w:jc w:val="center"/>
-                          <w:spacing w:before="0" w:after="0" w:line="240" w:lineRule="auto"/>
                         </w:pPr>
                         <w:r>
                           <w:rPr>
-                            <w:rFonts w:ascii="Calibri" w:hAnsi="Calibri" w:cs="Calibri"/>
+                            <w:rFonts w:ascii="Calibri" w:hAnsi="Calibri" w:eastAsia="ＭＳ 明朝" w:cs="Calibri" w:eastAsiaTheme="minorEastAsia"/>
                             <w:sz w:val="18"/>
                             <w:szCs w:val="18"/>
                           </w:rPr>
@@ -4723,12 +4715,12 @@
                       </w:tcPr>
                       <w:p>
                         <w:pPr>
+                          <w:spacing w:before="0" w:after="0" w:line="240" w:lineRule="auto"/>
                           <w:jc w:val="center"/>
-                          <w:spacing w:before="0" w:after="0" w:line="240" w:lineRule="auto"/>
                         </w:pPr>
                         <w:r>
                           <w:rPr>
-                            <w:rFonts w:ascii="Calibri" w:hAnsi="Calibri" w:cs="Calibri"/>
+                            <w:rFonts w:ascii="Calibri" w:hAnsi="Calibri" w:eastAsia="ＭＳ 明朝" w:cs="Calibri" w:eastAsiaTheme="minorEastAsia"/>
                             <w:sz w:val="18"/>
                             <w:szCs w:val="18"/>
                           </w:rPr>
@@ -4755,12 +4747,12 @@
                       </w:tcPr>
                       <w:p>
                         <w:pPr>
+                          <w:spacing w:before="0" w:after="0" w:line="240" w:lineRule="auto"/>
                           <w:jc w:val="center"/>
-                          <w:spacing w:before="0" w:after="0" w:line="240" w:lineRule="auto"/>
                         </w:pPr>
                         <w:r>
                           <w:rPr>
-                            <w:rFonts w:ascii="Calibri" w:hAnsi="Calibri" w:cs="Calibri"/>
+                            <w:rFonts w:ascii="Calibri" w:hAnsi="Calibri" w:eastAsia="ＭＳ 明朝" w:cs="Calibri" w:eastAsiaTheme="minorEastAsia"/>
                             <w:sz w:val="18"/>
                             <w:szCs w:val="18"/>
                           </w:rPr>
@@ -4787,12 +4779,12 @@
                       </w:tcPr>
                       <w:p>
                         <w:pPr>
+                          <w:spacing w:before="0" w:after="0" w:line="240" w:lineRule="auto"/>
                           <w:jc w:val="center"/>
-                          <w:spacing w:before="0" w:after="0" w:line="240" w:lineRule="auto"/>
                         </w:pPr>
                         <w:r>
                           <w:rPr>
-                            <w:rFonts w:ascii="Calibri" w:hAnsi="Calibri" w:cs="Calibri"/>
+                            <w:rFonts w:ascii="Calibri" w:hAnsi="Calibri" w:eastAsia="ＭＳ 明朝" w:cs="Calibri" w:eastAsiaTheme="minorEastAsia"/>
                             <w:sz w:val="18"/>
                             <w:szCs w:val="18"/>
                           </w:rPr>
@@ -4819,12 +4811,12 @@
                       </w:tcPr>
                       <w:p>
                         <w:pPr>
+                          <w:spacing w:before="0" w:after="0" w:line="240" w:lineRule="auto"/>
                           <w:jc w:val="center"/>
-                          <w:spacing w:before="0" w:after="0" w:line="240" w:lineRule="auto"/>
                         </w:pPr>
                         <w:r>
                           <w:rPr>
-                            <w:rFonts w:ascii="Calibri" w:hAnsi="Calibri" w:cs="Calibri"/>
+                            <w:rFonts w:ascii="Calibri" w:hAnsi="Calibri" w:eastAsia="ＭＳ 明朝" w:cs="Calibri" w:eastAsiaTheme="minorEastAsia"/>
                             <w:sz w:val="18"/>
                             <w:szCs w:val="18"/>
                           </w:rPr>
@@ -4851,12 +4843,12 @@
                       </w:tcPr>
                       <w:p>
                         <w:pPr>
+                          <w:spacing w:before="0" w:after="0" w:line="240" w:lineRule="auto"/>
                           <w:jc w:val="center"/>
-                          <w:spacing w:before="0" w:after="0" w:line="240" w:lineRule="auto"/>
                         </w:pPr>
                         <w:r>
                           <w:rPr>
-                            <w:rFonts w:ascii="Calibri" w:hAnsi="Calibri" w:cs="Calibri"/>
+                            <w:rFonts w:ascii="Calibri" w:hAnsi="Calibri" w:eastAsia="ＭＳ 明朝" w:cs="Calibri" w:eastAsiaTheme="minorEastAsia"/>
                             <w:sz w:val="18"/>
                             <w:szCs w:val="18"/>
                           </w:rPr>
@@ -4867,7 +4859,7 @@
                   </w:tr>
                   <w:tr>
                     <w:trPr>
-                      <w:trHeight w:hRule="exact" w:val="345"/>
+                      <w:trHeight w:val="345" w:hRule="exact"/>
                     </w:trPr>
                     <w:tc>
                       <w:tcPr>
@@ -4888,12 +4880,12 @@
                       </w:tcPr>
                       <w:p>
                         <w:pPr>
+                          <w:spacing w:before="0" w:after="0" w:line="240" w:lineRule="auto"/>
                           <w:jc w:val="center"/>
-                          <w:spacing w:before="0" w:after="0" w:line="240" w:lineRule="auto"/>
                         </w:pPr>
                         <w:r>
                           <w:rPr>
-                            <w:rFonts w:ascii="Calibri" w:hAnsi="Calibri" w:cs="Calibri"/>
+                            <w:rFonts w:ascii="Calibri" w:hAnsi="Calibri" w:eastAsia="ＭＳ 明朝" w:cs="Calibri" w:eastAsiaTheme="minorEastAsia"/>
                             <w:sz w:val="18"/>
                             <w:szCs w:val="18"/>
                           </w:rPr>
@@ -4920,12 +4912,12 @@
                       </w:tcPr>
                       <w:p>
                         <w:pPr>
+                          <w:spacing w:before="0" w:after="0" w:line="240" w:lineRule="auto"/>
                           <w:jc w:val="center"/>
-                          <w:spacing w:before="0" w:after="0" w:line="240" w:lineRule="auto"/>
                         </w:pPr>
                         <w:r>
                           <w:rPr>
-                            <w:rFonts w:ascii="Calibri" w:hAnsi="Calibri" w:cs="Calibri"/>
+                            <w:rFonts w:ascii="Calibri" w:hAnsi="Calibri" w:eastAsia="ＭＳ 明朝" w:cs="Calibri" w:eastAsiaTheme="minorEastAsia"/>
                             <w:sz w:val="18"/>
                             <w:szCs w:val="18"/>
                           </w:rPr>
@@ -4952,12 +4944,12 @@
                       </w:tcPr>
                       <w:p>
                         <w:pPr>
+                          <w:spacing w:before="0" w:after="0" w:line="240" w:lineRule="auto"/>
                           <w:jc w:val="center"/>
-                          <w:spacing w:before="0" w:after="0" w:line="240" w:lineRule="auto"/>
                         </w:pPr>
                         <w:r>
                           <w:rPr>
-                            <w:rFonts w:ascii="Calibri" w:hAnsi="Calibri" w:cs="Calibri"/>
+                            <w:rFonts w:ascii="Calibri" w:hAnsi="Calibri" w:eastAsia="ＭＳ 明朝" w:cs="Calibri" w:eastAsiaTheme="minorEastAsia"/>
                             <w:sz w:val="18"/>
                             <w:szCs w:val="18"/>
                           </w:rPr>
@@ -4984,12 +4976,12 @@
                       </w:tcPr>
                       <w:p>
                         <w:pPr>
+                          <w:spacing w:before="0" w:after="0" w:line="240" w:lineRule="auto"/>
                           <w:jc w:val="center"/>
-                          <w:spacing w:before="0" w:after="0" w:line="240" w:lineRule="auto"/>
                         </w:pPr>
                         <w:r>
                           <w:rPr>
-                            <w:rFonts w:ascii="Calibri" w:hAnsi="Calibri" w:cs="Calibri"/>
+                            <w:rFonts w:ascii="Calibri" w:hAnsi="Calibri" w:eastAsia="ＭＳ 明朝" w:cs="Calibri" w:eastAsiaTheme="minorEastAsia"/>
                             <w:sz w:val="18"/>
                             <w:szCs w:val="18"/>
                           </w:rPr>
@@ -5016,12 +5008,12 @@
                       </w:tcPr>
                       <w:p>
                         <w:pPr>
+                          <w:spacing w:before="0" w:after="0" w:line="240" w:lineRule="auto"/>
                           <w:jc w:val="center"/>
-                          <w:spacing w:before="0" w:after="0" w:line="240" w:lineRule="auto"/>
                         </w:pPr>
                         <w:r>
                           <w:rPr>
-                            <w:rFonts w:ascii="Calibri" w:hAnsi="Calibri" w:cs="Calibri"/>
+                            <w:rFonts w:ascii="Calibri" w:hAnsi="Calibri" w:eastAsia="ＭＳ 明朝" w:cs="Calibri" w:eastAsiaTheme="minorEastAsia"/>
                             <w:sz w:val="18"/>
                             <w:szCs w:val="18"/>
                           </w:rPr>
@@ -5048,12 +5040,12 @@
                       </w:tcPr>
                       <w:p>
                         <w:pPr>
+                          <w:spacing w:before="0" w:after="0" w:line="240" w:lineRule="auto"/>
                           <w:jc w:val="center"/>
-                          <w:spacing w:before="0" w:after="0" w:line="240" w:lineRule="auto"/>
                         </w:pPr>
                         <w:r>
                           <w:rPr>
-                            <w:rFonts w:ascii="Calibri" w:hAnsi="Calibri" w:cs="Calibri"/>
+                            <w:rFonts w:ascii="Calibri" w:hAnsi="Calibri" w:eastAsia="ＭＳ 明朝" w:cs="Calibri" w:eastAsiaTheme="minorEastAsia"/>
                             <w:sz w:val="18"/>
                             <w:szCs w:val="18"/>
                           </w:rPr>
@@ -5080,12 +5072,12 @@
                       </w:tcPr>
                       <w:p>
                         <w:pPr>
+                          <w:spacing w:before="0" w:after="0" w:line="240" w:lineRule="auto"/>
                           <w:jc w:val="center"/>
-                          <w:spacing w:before="0" w:after="0" w:line="240" w:lineRule="auto"/>
                         </w:pPr>
                         <w:r>
                           <w:rPr>
-                            <w:rFonts w:ascii="Calibri" w:hAnsi="Calibri" w:cs="Calibri"/>
+                            <w:rFonts w:ascii="Calibri" w:hAnsi="Calibri" w:eastAsia="ＭＳ 明朝" w:cs="Calibri" w:eastAsiaTheme="minorEastAsia"/>
                             <w:sz w:val="18"/>
                             <w:szCs w:val="18"/>
                           </w:rPr>
@@ -5112,12 +5104,12 @@
                       </w:tcPr>
                       <w:p>
                         <w:pPr>
+                          <w:spacing w:before="0" w:after="0" w:line="240" w:lineRule="auto"/>
                           <w:jc w:val="center"/>
-                          <w:spacing w:before="0" w:after="0" w:line="240" w:lineRule="auto"/>
                         </w:pPr>
                         <w:r>
                           <w:rPr>
-                            <w:rFonts w:ascii="Calibri" w:hAnsi="Calibri" w:cs="Calibri"/>
+                            <w:rFonts w:ascii="Calibri" w:hAnsi="Calibri" w:eastAsia="ＭＳ 明朝" w:cs="Calibri" w:eastAsiaTheme="minorEastAsia"/>
                             <w:sz w:val="18"/>
                             <w:szCs w:val="18"/>
                           </w:rPr>
@@ -5144,12 +5136,12 @@
                       </w:tcPr>
                       <w:p>
                         <w:pPr>
+                          <w:spacing w:before="0" w:after="0" w:line="240" w:lineRule="auto"/>
                           <w:jc w:val="center"/>
-                          <w:spacing w:before="0" w:after="0" w:line="240" w:lineRule="auto"/>
                         </w:pPr>
                         <w:r>
                           <w:rPr>
-                            <w:rFonts w:ascii="Calibri" w:hAnsi="Calibri" w:cs="Calibri"/>
+                            <w:rFonts w:ascii="Calibri" w:hAnsi="Calibri" w:eastAsia="ＭＳ 明朝" w:cs="Calibri" w:eastAsiaTheme="minorEastAsia"/>
                             <w:sz w:val="18"/>
                             <w:szCs w:val="18"/>
                           </w:rPr>
@@ -5176,12 +5168,12 @@
                       </w:tcPr>
                       <w:p>
                         <w:pPr>
+                          <w:spacing w:before="0" w:after="0" w:line="240" w:lineRule="auto"/>
                           <w:jc w:val="center"/>
-                          <w:spacing w:before="0" w:after="0" w:line="240" w:lineRule="auto"/>
                         </w:pPr>
                         <w:r>
                           <w:rPr>
-                            <w:rFonts w:ascii="Calibri" w:hAnsi="Calibri" w:cs="Calibri"/>
+                            <w:rFonts w:ascii="Calibri" w:hAnsi="Calibri" w:eastAsia="ＭＳ 明朝" w:cs="Calibri" w:eastAsiaTheme="minorEastAsia"/>
                             <w:sz w:val="18"/>
                             <w:szCs w:val="18"/>
                           </w:rPr>
@@ -5192,7 +5184,7 @@
                   </w:tr>
                   <w:tr>
                     <w:trPr>
-                      <w:trHeight w:hRule="exact" w:val="345"/>
+                      <w:trHeight w:val="345" w:hRule="exact"/>
                     </w:trPr>
                     <w:tc>
                       <w:tcPr>
@@ -5213,12 +5205,12 @@
                       </w:tcPr>
                       <w:p>
                         <w:pPr>
+                          <w:spacing w:before="0" w:after="0" w:line="240" w:lineRule="auto"/>
                           <w:jc w:val="center"/>
-                          <w:spacing w:before="0" w:after="0" w:line="240" w:lineRule="auto"/>
                         </w:pPr>
                         <w:r>
                           <w:rPr>
-                            <w:rFonts w:ascii="Calibri" w:hAnsi="Calibri" w:cs="Calibri"/>
+                            <w:rFonts w:ascii="Calibri" w:hAnsi="Calibri" w:eastAsia="ＭＳ 明朝" w:cs="Calibri" w:eastAsiaTheme="minorEastAsia"/>
                             <w:sz w:val="18"/>
                             <w:szCs w:val="18"/>
                           </w:rPr>
@@ -5245,12 +5237,12 @@
                       </w:tcPr>
                       <w:p>
                         <w:pPr>
+                          <w:spacing w:before="0" w:after="0" w:line="240" w:lineRule="auto"/>
                           <w:jc w:val="center"/>
-                          <w:spacing w:before="0" w:after="0" w:line="240" w:lineRule="auto"/>
                         </w:pPr>
                         <w:r>
                           <w:rPr>
-                            <w:rFonts w:ascii="Calibri" w:hAnsi="Calibri" w:cs="Calibri"/>
+                            <w:rFonts w:ascii="Calibri" w:hAnsi="Calibri" w:eastAsia="ＭＳ 明朝" w:cs="Calibri" w:eastAsiaTheme="minorEastAsia"/>
                             <w:sz w:val="18"/>
                             <w:szCs w:val="18"/>
                           </w:rPr>
@@ -5277,12 +5269,12 @@
                       </w:tcPr>
                       <w:p>
                         <w:pPr>
+                          <w:spacing w:before="0" w:after="0" w:line="240" w:lineRule="auto"/>
                           <w:jc w:val="center"/>
-                          <w:spacing w:before="0" w:after="0" w:line="240" w:lineRule="auto"/>
                         </w:pPr>
                         <w:r>
                           <w:rPr>
-                            <w:rFonts w:ascii="Calibri" w:hAnsi="Calibri" w:cs="Calibri"/>
+                            <w:rFonts w:ascii="Calibri" w:hAnsi="Calibri" w:eastAsia="ＭＳ 明朝" w:cs="Calibri" w:eastAsiaTheme="minorEastAsia"/>
                             <w:sz w:val="18"/>
                             <w:szCs w:val="18"/>
                           </w:rPr>
@@ -5309,12 +5301,12 @@
                       </w:tcPr>
                       <w:p>
                         <w:pPr>
+                          <w:spacing w:before="0" w:after="0" w:line="240" w:lineRule="auto"/>
                           <w:jc w:val="center"/>
-                          <w:spacing w:before="0" w:after="0" w:line="240" w:lineRule="auto"/>
                         </w:pPr>
                         <w:r>
                           <w:rPr>
-                            <w:rFonts w:ascii="Calibri" w:hAnsi="Calibri" w:cs="Calibri"/>
+                            <w:rFonts w:ascii="Calibri" w:hAnsi="Calibri" w:eastAsia="ＭＳ 明朝" w:cs="Calibri" w:eastAsiaTheme="minorEastAsia"/>
                             <w:sz w:val="18"/>
                             <w:szCs w:val="18"/>
                           </w:rPr>
@@ -5341,12 +5333,12 @@
                       </w:tcPr>
                       <w:p>
                         <w:pPr>
+                          <w:spacing w:before="0" w:after="0" w:line="240" w:lineRule="auto"/>
                           <w:jc w:val="center"/>
-                          <w:spacing w:before="0" w:after="0" w:line="240" w:lineRule="auto"/>
                         </w:pPr>
                         <w:r>
                           <w:rPr>
-                            <w:rFonts w:ascii="Calibri" w:hAnsi="Calibri" w:cs="Calibri"/>
+                            <w:rFonts w:ascii="Calibri" w:hAnsi="Calibri" w:eastAsia="ＭＳ 明朝" w:cs="Calibri" w:eastAsiaTheme="minorEastAsia"/>
                             <w:sz w:val="18"/>
                             <w:szCs w:val="18"/>
                           </w:rPr>
@@ -5373,12 +5365,12 @@
                       </w:tcPr>
                       <w:p>
                         <w:pPr>
+                          <w:spacing w:before="0" w:after="0" w:line="240" w:lineRule="auto"/>
                           <w:jc w:val="center"/>
-                          <w:spacing w:before="0" w:after="0" w:line="240" w:lineRule="auto"/>
                         </w:pPr>
                         <w:r>
                           <w:rPr>
-                            <w:rFonts w:ascii="Calibri" w:hAnsi="Calibri" w:cs="Calibri"/>
+                            <w:rFonts w:ascii="Calibri" w:hAnsi="Calibri" w:eastAsia="ＭＳ 明朝" w:cs="Calibri" w:eastAsiaTheme="minorEastAsia"/>
                             <w:sz w:val="18"/>
                             <w:szCs w:val="18"/>
                           </w:rPr>
@@ -5405,12 +5397,12 @@
                       </w:tcPr>
                       <w:p>
                         <w:pPr>
+                          <w:spacing w:before="0" w:after="0" w:line="240" w:lineRule="auto"/>
                           <w:jc w:val="center"/>
-                          <w:spacing w:before="0" w:after="0" w:line="240" w:lineRule="auto"/>
                         </w:pPr>
                         <w:r>
                           <w:rPr>
-                            <w:rFonts w:ascii="Calibri" w:hAnsi="Calibri" w:cs="Calibri"/>
+                            <w:rFonts w:ascii="Calibri" w:hAnsi="Calibri" w:eastAsia="ＭＳ 明朝" w:cs="Calibri" w:eastAsiaTheme="minorEastAsia"/>
                             <w:sz w:val="18"/>
                             <w:szCs w:val="18"/>
                           </w:rPr>
@@ -5437,12 +5429,12 @@
                       </w:tcPr>
                       <w:p>
                         <w:pPr>
+                          <w:spacing w:before="0" w:after="0" w:line="240" w:lineRule="auto"/>
                           <w:jc w:val="center"/>
-                          <w:spacing w:before="0" w:after="0" w:line="240" w:lineRule="auto"/>
                         </w:pPr>
                         <w:r>
                           <w:rPr>
-                            <w:rFonts w:ascii="Calibri" w:hAnsi="Calibri" w:cs="Calibri"/>
+                            <w:rFonts w:ascii="Calibri" w:hAnsi="Calibri" w:eastAsia="ＭＳ 明朝" w:cs="Calibri" w:eastAsiaTheme="minorEastAsia"/>
                             <w:sz w:val="18"/>
                             <w:szCs w:val="18"/>
                           </w:rPr>
@@ -5469,12 +5461,12 @@
                       </w:tcPr>
                       <w:p>
                         <w:pPr>
+                          <w:spacing w:before="0" w:after="0" w:line="240" w:lineRule="auto"/>
                           <w:jc w:val="center"/>
-                          <w:spacing w:before="0" w:after="0" w:line="240" w:lineRule="auto"/>
                         </w:pPr>
                         <w:r>
                           <w:rPr>
-                            <w:rFonts w:ascii="Calibri" w:hAnsi="Calibri" w:cs="Calibri"/>
+                            <w:rFonts w:ascii="Calibri" w:hAnsi="Calibri" w:eastAsia="ＭＳ 明朝" w:cs="Calibri" w:eastAsiaTheme="minorEastAsia"/>
                             <w:sz w:val="18"/>
                             <w:szCs w:val="18"/>
                           </w:rPr>
@@ -5501,12 +5493,12 @@
                       </w:tcPr>
                       <w:p>
                         <w:pPr>
+                          <w:spacing w:before="0" w:after="0" w:line="240" w:lineRule="auto"/>
                           <w:jc w:val="center"/>
-                          <w:spacing w:before="0" w:after="0" w:line="240" w:lineRule="auto"/>
                         </w:pPr>
                         <w:r>
                           <w:rPr>
-                            <w:rFonts w:ascii="Calibri" w:hAnsi="Calibri" w:cs="Calibri"/>
+                            <w:rFonts w:ascii="Calibri" w:hAnsi="Calibri" w:eastAsia="ＭＳ 明朝" w:cs="Calibri" w:eastAsiaTheme="minorEastAsia"/>
                             <w:sz w:val="18"/>
                             <w:szCs w:val="18"/>
                           </w:rPr>
@@ -5517,7 +5509,7 @@
                   </w:tr>
                   <w:tr>
                     <w:trPr>
-                      <w:trHeight w:hRule="exact" w:val="345"/>
+                      <w:trHeight w:val="345" w:hRule="exact"/>
                     </w:trPr>
                     <w:tc>
                       <w:tcPr>
@@ -5538,12 +5530,12 @@
                       </w:tcPr>
                       <w:p>
                         <w:pPr>
+                          <w:spacing w:before="0" w:after="0" w:line="240" w:lineRule="auto"/>
                           <w:jc w:val="center"/>
-                          <w:spacing w:before="0" w:after="0" w:line="240" w:lineRule="auto"/>
                         </w:pPr>
                         <w:r>
                           <w:rPr>
-                            <w:rFonts w:ascii="Calibri" w:hAnsi="Calibri" w:cs="Calibri"/>
+                            <w:rFonts w:ascii="Calibri" w:hAnsi="Calibri" w:eastAsia="ＭＳ 明朝" w:cs="Calibri" w:eastAsiaTheme="minorEastAsia"/>
                             <w:sz w:val="18"/>
                             <w:szCs w:val="18"/>
                           </w:rPr>
@@ -5570,12 +5562,12 @@
                       </w:tcPr>
                       <w:p>
                         <w:pPr>
+                          <w:spacing w:before="0" w:after="0" w:line="240" w:lineRule="auto"/>
                           <w:jc w:val="center"/>
-                          <w:spacing w:before="0" w:after="0" w:line="240" w:lineRule="auto"/>
                         </w:pPr>
                         <w:r>
                           <w:rPr>
-                            <w:rFonts w:ascii="Calibri" w:hAnsi="Calibri" w:cs="Calibri"/>
+                            <w:rFonts w:ascii="Calibri" w:hAnsi="Calibri" w:eastAsia="ＭＳ 明朝" w:cs="Calibri" w:eastAsiaTheme="minorEastAsia"/>
                             <w:sz w:val="18"/>
                             <w:szCs w:val="18"/>
                           </w:rPr>
@@ -5602,12 +5594,12 @@
                       </w:tcPr>
                       <w:p>
                         <w:pPr>
+                          <w:spacing w:before="0" w:after="0" w:line="240" w:lineRule="auto"/>
                           <w:jc w:val="center"/>
-                          <w:spacing w:before="0" w:after="0" w:line="240" w:lineRule="auto"/>
                         </w:pPr>
                         <w:r>
                           <w:rPr>
-                            <w:rFonts w:ascii="Calibri" w:hAnsi="Calibri" w:cs="Calibri"/>
+                            <w:rFonts w:ascii="Calibri" w:hAnsi="Calibri" w:eastAsia="ＭＳ 明朝" w:cs="Calibri" w:eastAsiaTheme="minorEastAsia"/>
                             <w:sz w:val="18"/>
                             <w:szCs w:val="18"/>
                           </w:rPr>
@@ -5634,12 +5626,12 @@
                       </w:tcPr>
                       <w:p>
                         <w:pPr>
+                          <w:spacing w:before="0" w:after="0" w:line="240" w:lineRule="auto"/>
                           <w:jc w:val="center"/>
-                          <w:spacing w:before="0" w:after="0" w:line="240" w:lineRule="auto"/>
                         </w:pPr>
                         <w:r>
                           <w:rPr>
-                            <w:rFonts w:ascii="Calibri" w:hAnsi="Calibri" w:cs="Calibri"/>
+                            <w:rFonts w:ascii="Calibri" w:hAnsi="Calibri" w:eastAsia="ＭＳ 明朝" w:cs="Calibri" w:eastAsiaTheme="minorEastAsia"/>
                             <w:sz w:val="18"/>
                             <w:szCs w:val="18"/>
                           </w:rPr>
@@ -5666,12 +5658,12 @@
                       </w:tcPr>
                       <w:p>
                         <w:pPr>
+                          <w:spacing w:before="0" w:after="0" w:line="240" w:lineRule="auto"/>
                           <w:jc w:val="center"/>
-                          <w:spacing w:before="0" w:after="0" w:line="240" w:lineRule="auto"/>
                         </w:pPr>
                         <w:r>
                           <w:rPr>
-                            <w:rFonts w:ascii="Calibri" w:hAnsi="Calibri" w:cs="Calibri"/>
+                            <w:rFonts w:ascii="Calibri" w:hAnsi="Calibri" w:eastAsia="ＭＳ 明朝" w:cs="Calibri" w:eastAsiaTheme="minorEastAsia"/>
                             <w:sz w:val="18"/>
                             <w:szCs w:val="18"/>
                           </w:rPr>
@@ -5698,12 +5690,12 @@
                       </w:tcPr>
                       <w:p>
                         <w:pPr>
+                          <w:spacing w:before="0" w:after="0" w:line="240" w:lineRule="auto"/>
                           <w:jc w:val="center"/>
-                          <w:spacing w:before="0" w:after="0" w:line="240" w:lineRule="auto"/>
                         </w:pPr>
                         <w:r>
                           <w:rPr>
-                            <w:rFonts w:ascii="Calibri" w:hAnsi="Calibri" w:cs="Calibri"/>
+                            <w:rFonts w:ascii="Calibri" w:hAnsi="Calibri" w:eastAsia="ＭＳ 明朝" w:cs="Calibri" w:eastAsiaTheme="minorEastAsia"/>
                             <w:sz w:val="18"/>
                             <w:szCs w:val="18"/>
                           </w:rPr>
@@ -5730,12 +5722,12 @@
                       </w:tcPr>
                       <w:p>
                         <w:pPr>
+                          <w:spacing w:before="0" w:after="0" w:line="240" w:lineRule="auto"/>
                           <w:jc w:val="center"/>
-                          <w:spacing w:before="0" w:after="0" w:line="240" w:lineRule="auto"/>
                         </w:pPr>
                         <w:r>
                           <w:rPr>
-                            <w:rFonts w:ascii="Calibri" w:hAnsi="Calibri" w:cs="Calibri"/>
+                            <w:rFonts w:ascii="Calibri" w:hAnsi="Calibri" w:eastAsia="ＭＳ 明朝" w:cs="Calibri" w:eastAsiaTheme="minorEastAsia"/>
                             <w:sz w:val="18"/>
                             <w:szCs w:val="18"/>
                           </w:rPr>
@@ -5762,12 +5754,12 @@
                       </w:tcPr>
                       <w:p>
                         <w:pPr>
+                          <w:spacing w:before="0" w:after="0" w:line="240" w:lineRule="auto"/>
                           <w:jc w:val="center"/>
-                          <w:spacing w:before="0" w:after="0" w:line="240" w:lineRule="auto"/>
                         </w:pPr>
                         <w:r>
                           <w:rPr>
-                            <w:rFonts w:ascii="Calibri" w:hAnsi="Calibri" w:cs="Calibri"/>
+                            <w:rFonts w:ascii="Calibri" w:hAnsi="Calibri" w:eastAsia="ＭＳ 明朝" w:cs="Calibri" w:eastAsiaTheme="minorEastAsia"/>
                             <w:sz w:val="18"/>
                             <w:szCs w:val="18"/>
                           </w:rPr>
@@ -5794,12 +5786,12 @@
                       </w:tcPr>
                       <w:p>
                         <w:pPr>
+                          <w:spacing w:before="0" w:after="0" w:line="240" w:lineRule="auto"/>
                           <w:jc w:val="center"/>
-                          <w:spacing w:before="0" w:after="0" w:line="240" w:lineRule="auto"/>
                         </w:pPr>
                         <w:r>
                           <w:rPr>
-                            <w:rFonts w:ascii="Calibri" w:hAnsi="Calibri" w:cs="Calibri"/>
+                            <w:rFonts w:ascii="Calibri" w:hAnsi="Calibri" w:eastAsia="ＭＳ 明朝" w:cs="Calibri" w:eastAsiaTheme="minorEastAsia"/>
                             <w:sz w:val="18"/>
                             <w:szCs w:val="18"/>
                           </w:rPr>
@@ -5826,12 +5818,12 @@
                       </w:tcPr>
                       <w:p>
                         <w:pPr>
+                          <w:spacing w:before="0" w:after="0" w:line="240" w:lineRule="auto"/>
                           <w:jc w:val="center"/>
-                          <w:spacing w:before="0" w:after="0" w:line="240" w:lineRule="auto"/>
                         </w:pPr>
                         <w:r>
                           <w:rPr>
-                            <w:rFonts w:ascii="Calibri" w:hAnsi="Calibri" w:cs="Calibri"/>
+                            <w:rFonts w:ascii="Calibri" w:hAnsi="Calibri" w:eastAsia="ＭＳ 明朝" w:cs="Calibri" w:eastAsiaTheme="minorEastAsia"/>
                             <w:sz w:val="18"/>
                             <w:szCs w:val="18"/>
                           </w:rPr>
@@ -5842,7 +5834,7 @@
                   </w:tr>
                   <w:tr>
                     <w:trPr>
-                      <w:trHeight w:hRule="exact" w:val="345"/>
+                      <w:trHeight w:val="345" w:hRule="exact"/>
                     </w:trPr>
                     <w:tc>
                       <w:tcPr>
@@ -5863,12 +5855,12 @@
                       </w:tcPr>
                       <w:p>
                         <w:pPr>
+                          <w:spacing w:before="0" w:after="0" w:line="240" w:lineRule="auto"/>
                           <w:jc w:val="center"/>
-                          <w:spacing w:before="0" w:after="0" w:line="240" w:lineRule="auto"/>
                         </w:pPr>
                         <w:r>
                           <w:rPr>
-                            <w:rFonts w:ascii="Calibri" w:hAnsi="Calibri" w:cs="Calibri"/>
+                            <w:rFonts w:ascii="Calibri" w:hAnsi="Calibri" w:eastAsia="ＭＳ 明朝" w:cs="Calibri" w:eastAsiaTheme="minorEastAsia"/>
                             <w:sz w:val="18"/>
                             <w:szCs w:val="18"/>
                           </w:rPr>
@@ -5895,12 +5887,12 @@
                       </w:tcPr>
                       <w:p>
                         <w:pPr>
+                          <w:spacing w:before="0" w:after="0" w:line="240" w:lineRule="auto"/>
                           <w:jc w:val="center"/>
-                          <w:spacing w:before="0" w:after="0" w:line="240" w:lineRule="auto"/>
                         </w:pPr>
                         <w:r>
                           <w:rPr>
-                            <w:rFonts w:ascii="Calibri" w:hAnsi="Calibri" w:cs="Calibri"/>
+                            <w:rFonts w:ascii="Calibri" w:hAnsi="Calibri" w:eastAsia="ＭＳ 明朝" w:cs="Calibri" w:eastAsiaTheme="minorEastAsia"/>
                             <w:sz w:val="18"/>
                             <w:szCs w:val="18"/>
                           </w:rPr>
@@ -5927,12 +5919,12 @@
                       </w:tcPr>
                       <w:p>
                         <w:pPr>
+                          <w:spacing w:before="0" w:after="0" w:line="240" w:lineRule="auto"/>
                           <w:jc w:val="center"/>
-                          <w:spacing w:before="0" w:after="0" w:line="240" w:lineRule="auto"/>
                         </w:pPr>
                         <w:r>
                           <w:rPr>
-                            <w:rFonts w:ascii="Calibri" w:hAnsi="Calibri" w:cs="Calibri"/>
+                            <w:rFonts w:ascii="Calibri" w:hAnsi="Calibri" w:eastAsia="ＭＳ 明朝" w:cs="Calibri" w:eastAsiaTheme="minorEastAsia"/>
                             <w:sz w:val="18"/>
                             <w:szCs w:val="18"/>
                           </w:rPr>
@@ -5959,12 +5951,12 @@
                       </w:tcPr>
                       <w:p>
                         <w:pPr>
+                          <w:spacing w:before="0" w:after="0" w:line="240" w:lineRule="auto"/>
                           <w:jc w:val="center"/>
-                          <w:spacing w:before="0" w:after="0" w:line="240" w:lineRule="auto"/>
                         </w:pPr>
                         <w:r>
                           <w:rPr>
-                            <w:rFonts w:ascii="Calibri" w:hAnsi="Calibri" w:cs="Calibri"/>
+                            <w:rFonts w:ascii="Calibri" w:hAnsi="Calibri" w:eastAsia="ＭＳ 明朝" w:cs="Calibri" w:eastAsiaTheme="minorEastAsia"/>
                             <w:sz w:val="18"/>
                             <w:szCs w:val="18"/>
                           </w:rPr>
@@ -5991,12 +5983,12 @@
                       </w:tcPr>
                       <w:p>
                         <w:pPr>
+                          <w:spacing w:before="0" w:after="0" w:line="240" w:lineRule="auto"/>
                           <w:jc w:val="center"/>
-                          <w:spacing w:before="0" w:after="0" w:line="240" w:lineRule="auto"/>
                         </w:pPr>
                         <w:r>
                           <w:rPr>
-                            <w:rFonts w:ascii="Calibri" w:hAnsi="Calibri" w:cs="Calibri"/>
+                            <w:rFonts w:ascii="Calibri" w:hAnsi="Calibri" w:eastAsia="ＭＳ 明朝" w:cs="Calibri" w:eastAsiaTheme="minorEastAsia"/>
                             <w:sz w:val="18"/>
                             <w:szCs w:val="18"/>
                           </w:rPr>
@@ -6023,12 +6015,12 @@
                       </w:tcPr>
                       <w:p>
                         <w:pPr>
+                          <w:spacing w:before="0" w:after="0" w:line="240" w:lineRule="auto"/>
                           <w:jc w:val="center"/>
-                          <w:spacing w:before="0" w:after="0" w:line="240" w:lineRule="auto"/>
                         </w:pPr>
                         <w:r>
                           <w:rPr>
-                            <w:rFonts w:ascii="Calibri" w:hAnsi="Calibri" w:cs="Calibri"/>
+                            <w:rFonts w:ascii="Calibri" w:hAnsi="Calibri" w:eastAsia="ＭＳ 明朝" w:cs="Calibri" w:eastAsiaTheme="minorEastAsia"/>
                             <w:sz w:val="18"/>
                             <w:szCs w:val="18"/>
                           </w:rPr>
@@ -6055,12 +6047,12 @@
                       </w:tcPr>
                       <w:p>
                         <w:pPr>
+                          <w:spacing w:before="0" w:after="0" w:line="240" w:lineRule="auto"/>
                           <w:jc w:val="center"/>
-                          <w:spacing w:before="0" w:after="0" w:line="240" w:lineRule="auto"/>
                         </w:pPr>
                         <w:r>
                           <w:rPr>
-                            <w:rFonts w:ascii="Calibri" w:hAnsi="Calibri" w:cs="Calibri"/>
+                            <w:rFonts w:ascii="Calibri" w:hAnsi="Calibri" w:eastAsia="ＭＳ 明朝" w:cs="Calibri" w:eastAsiaTheme="minorEastAsia"/>
                             <w:sz w:val="18"/>
                             <w:szCs w:val="18"/>
                           </w:rPr>
@@ -6087,12 +6079,12 @@
                       </w:tcPr>
                       <w:p>
                         <w:pPr>
+                          <w:spacing w:before="0" w:after="0" w:line="240" w:lineRule="auto"/>
                           <w:jc w:val="center"/>
-                          <w:spacing w:before="0" w:after="0" w:line="240" w:lineRule="auto"/>
                         </w:pPr>
                         <w:r>
                           <w:rPr>
-                            <w:rFonts w:ascii="Calibri" w:hAnsi="Calibri" w:cs="Calibri"/>
+                            <w:rFonts w:ascii="Calibri" w:hAnsi="Calibri" w:eastAsia="ＭＳ 明朝" w:cs="Calibri" w:eastAsiaTheme="minorEastAsia"/>
                             <w:sz w:val="18"/>
                             <w:szCs w:val="18"/>
                           </w:rPr>
@@ -6119,12 +6111,12 @@
                       </w:tcPr>
                       <w:p>
                         <w:pPr>
+                          <w:spacing w:before="0" w:after="0" w:line="240" w:lineRule="auto"/>
                           <w:jc w:val="center"/>
-                          <w:spacing w:before="0" w:after="0" w:line="240" w:lineRule="auto"/>
                         </w:pPr>
                         <w:r>
                           <w:rPr>
-                            <w:rFonts w:ascii="Calibri" w:hAnsi="Calibri" w:cs="Calibri"/>
+                            <w:rFonts w:ascii="Calibri" w:hAnsi="Calibri" w:eastAsia="ＭＳ 明朝" w:cs="Calibri" w:eastAsiaTheme="minorEastAsia"/>
                             <w:sz w:val="18"/>
                             <w:szCs w:val="18"/>
                           </w:rPr>
@@ -6151,12 +6143,12 @@
                       </w:tcPr>
                       <w:p>
                         <w:pPr>
+                          <w:spacing w:before="0" w:after="0" w:line="240" w:lineRule="auto"/>
                           <w:jc w:val="center"/>
-                          <w:spacing w:before="0" w:after="0" w:line="240" w:lineRule="auto"/>
                         </w:pPr>
                         <w:r>
                           <w:rPr>
-                            <w:rFonts w:ascii="Calibri" w:hAnsi="Calibri" w:cs="Calibri"/>
+                            <w:rFonts w:ascii="Calibri" w:hAnsi="Calibri" w:eastAsia="ＭＳ 明朝" w:cs="Calibri" w:eastAsiaTheme="minorEastAsia"/>
                             <w:sz w:val="18"/>
                             <w:szCs w:val="18"/>
                           </w:rPr>
@@ -6167,7 +6159,7 @@
                   </w:tr>
                   <w:tr>
                     <w:trPr>
-                      <w:trHeight w:hRule="exact" w:val="345"/>
+                      <w:trHeight w:val="345" w:hRule="exact"/>
                     </w:trPr>
                     <w:tc>
                       <w:tcPr>
@@ -6188,12 +6180,12 @@
                       </w:tcPr>
                       <w:p>
                         <w:pPr>
+                          <w:spacing w:before="0" w:after="0" w:line="240" w:lineRule="auto"/>
                           <w:jc w:val="center"/>
-                          <w:spacing w:before="0" w:after="0" w:line="240" w:lineRule="auto"/>
                         </w:pPr>
                         <w:r>
                           <w:rPr>
-                            <w:rFonts w:ascii="Calibri" w:hAnsi="Calibri" w:cs="Calibri"/>
+                            <w:rFonts w:ascii="Calibri" w:hAnsi="Calibri" w:eastAsia="ＭＳ 明朝" w:cs="Calibri" w:eastAsiaTheme="minorEastAsia"/>
                             <w:sz w:val="18"/>
                             <w:szCs w:val="18"/>
                           </w:rPr>
@@ -6220,12 +6212,12 @@
                       </w:tcPr>
                       <w:p>
                         <w:pPr>
+                          <w:spacing w:before="0" w:after="0" w:line="240" w:lineRule="auto"/>
                           <w:jc w:val="center"/>
-                          <w:spacing w:before="0" w:after="0" w:line="240" w:lineRule="auto"/>
                         </w:pPr>
                         <w:r>
                           <w:rPr>
-                            <w:rFonts w:ascii="Calibri" w:hAnsi="Calibri" w:cs="Calibri"/>
+                            <w:rFonts w:ascii="Calibri" w:hAnsi="Calibri" w:eastAsia="ＭＳ 明朝" w:cs="Calibri" w:eastAsiaTheme="minorEastAsia"/>
                             <w:sz w:val="18"/>
                             <w:szCs w:val="18"/>
                           </w:rPr>
@@ -6252,12 +6244,12 @@
                       </w:tcPr>
                       <w:p>
                         <w:pPr>
+                          <w:spacing w:before="0" w:after="0" w:line="240" w:lineRule="auto"/>
                           <w:jc w:val="center"/>
-                          <w:spacing w:before="0" w:after="0" w:line="240" w:lineRule="auto"/>
                         </w:pPr>
                         <w:r>
                           <w:rPr>
-                            <w:rFonts w:ascii="Calibri" w:hAnsi="Calibri" w:cs="Calibri"/>
+                            <w:rFonts w:ascii="Calibri" w:hAnsi="Calibri" w:eastAsia="ＭＳ 明朝" w:cs="Calibri" w:eastAsiaTheme="minorEastAsia"/>
                             <w:sz w:val="18"/>
                             <w:szCs w:val="18"/>
                           </w:rPr>
@@ -6284,12 +6276,12 @@
                       </w:tcPr>
                       <w:p>
                         <w:pPr>
+                          <w:spacing w:before="0" w:after="0" w:line="240" w:lineRule="auto"/>
                           <w:jc w:val="center"/>
-                          <w:spacing w:before="0" w:after="0" w:line="240" w:lineRule="auto"/>
                         </w:pPr>
                         <w:r>
                           <w:rPr>
-                            <w:rFonts w:ascii="Calibri" w:hAnsi="Calibri" w:cs="Calibri"/>
+                            <w:rFonts w:ascii="Calibri" w:hAnsi="Calibri" w:eastAsia="ＭＳ 明朝" w:cs="Calibri" w:eastAsiaTheme="minorEastAsia"/>
                             <w:sz w:val="18"/>
                             <w:szCs w:val="18"/>
                           </w:rPr>
@@ -6316,12 +6308,12 @@
                       </w:tcPr>
                       <w:p>
                         <w:pPr>
+                          <w:spacing w:before="0" w:after="0" w:line="240" w:lineRule="auto"/>
                           <w:jc w:val="center"/>
-                          <w:spacing w:before="0" w:after="0" w:line="240" w:lineRule="auto"/>
                         </w:pPr>
                         <w:r>
                           <w:rPr>
-                            <w:rFonts w:ascii="Calibri" w:hAnsi="Calibri" w:cs="Calibri"/>
+                            <w:rFonts w:ascii="Calibri" w:hAnsi="Calibri" w:eastAsia="ＭＳ 明朝" w:cs="Calibri" w:eastAsiaTheme="minorEastAsia"/>
                             <w:sz w:val="18"/>
                             <w:szCs w:val="18"/>
                           </w:rPr>
@@ -6348,12 +6340,12 @@
                       </w:tcPr>
                       <w:p>
                         <w:pPr>
+                          <w:spacing w:before="0" w:after="0" w:line="240" w:lineRule="auto"/>
                           <w:jc w:val="center"/>
-                          <w:spacing w:before="0" w:after="0" w:line="240" w:lineRule="auto"/>
                         </w:pPr>
                         <w:r>
                           <w:rPr>
-                            <w:rFonts w:ascii="Calibri" w:hAnsi="Calibri" w:cs="Calibri"/>
+                            <w:rFonts w:ascii="Calibri" w:hAnsi="Calibri" w:eastAsia="ＭＳ 明朝" w:cs="Calibri" w:eastAsiaTheme="minorEastAsia"/>
                             <w:sz w:val="18"/>
                             <w:szCs w:val="18"/>
                           </w:rPr>
@@ -6380,12 +6372,12 @@
                       </w:tcPr>
                       <w:p>
                         <w:pPr>
+                          <w:spacing w:before="0" w:after="0" w:line="240" w:lineRule="auto"/>
                           <w:jc w:val="center"/>
-                          <w:spacing w:before="0" w:after="0" w:line="240" w:lineRule="auto"/>
                         </w:pPr>
                         <w:r>
                           <w:rPr>
-                            <w:rFonts w:ascii="Calibri" w:hAnsi="Calibri" w:cs="Calibri"/>
+                            <w:rFonts w:ascii="Calibri" w:hAnsi="Calibri" w:eastAsia="ＭＳ 明朝" w:cs="Calibri" w:eastAsiaTheme="minorEastAsia"/>
                             <w:sz w:val="18"/>
                             <w:szCs w:val="18"/>
                           </w:rPr>
@@ -6412,12 +6404,12 @@
                       </w:tcPr>
                       <w:p>
                         <w:pPr>
+                          <w:spacing w:before="0" w:after="0" w:line="240" w:lineRule="auto"/>
                           <w:jc w:val="center"/>
-                          <w:spacing w:before="0" w:after="0" w:line="240" w:lineRule="auto"/>
                         </w:pPr>
                         <w:r>
                           <w:rPr>
-                            <w:rFonts w:ascii="Calibri" w:hAnsi="Calibri" w:cs="Calibri"/>
+                            <w:rFonts w:ascii="Calibri" w:hAnsi="Calibri" w:eastAsia="ＭＳ 明朝" w:cs="Calibri" w:eastAsiaTheme="minorEastAsia"/>
                             <w:sz w:val="18"/>
                             <w:szCs w:val="18"/>
                           </w:rPr>
@@ -6444,12 +6436,12 @@
                       </w:tcPr>
                       <w:p>
                         <w:pPr>
+                          <w:spacing w:before="0" w:after="0" w:line="240" w:lineRule="auto"/>
                           <w:jc w:val="center"/>
-                          <w:spacing w:before="0" w:after="0" w:line="240" w:lineRule="auto"/>
                         </w:pPr>
                         <w:r>
                           <w:rPr>
-                            <w:rFonts w:ascii="Calibri" w:hAnsi="Calibri" w:cs="Calibri"/>
+                            <w:rFonts w:ascii="Calibri" w:hAnsi="Calibri" w:eastAsia="ＭＳ 明朝" w:cs="Calibri" w:eastAsiaTheme="minorEastAsia"/>
                             <w:sz w:val="18"/>
                             <w:szCs w:val="18"/>
                           </w:rPr>
@@ -6476,12 +6468,12 @@
                       </w:tcPr>
                       <w:p>
                         <w:pPr>
+                          <w:spacing w:before="0" w:after="0" w:line="240" w:lineRule="auto"/>
                           <w:jc w:val="center"/>
-                          <w:spacing w:before="0" w:after="0" w:line="240" w:lineRule="auto"/>
                         </w:pPr>
                         <w:r>
                           <w:rPr>
-                            <w:rFonts w:ascii="Calibri" w:hAnsi="Calibri" w:cs="Calibri"/>
+                            <w:rFonts w:ascii="Calibri" w:hAnsi="Calibri" w:eastAsia="ＭＳ 明朝" w:cs="Calibri" w:eastAsiaTheme="minorEastAsia"/>
                             <w:sz w:val="18"/>
                             <w:szCs w:val="18"/>
                           </w:rPr>
@@ -6492,7 +6484,7 @@
                   </w:tr>
                   <w:tr>
                     <w:trPr>
-                      <w:trHeight w:hRule="exact" w:val="345"/>
+                      <w:trHeight w:val="345" w:hRule="exact"/>
                     </w:trPr>
                     <w:tc>
                       <w:tcPr>
@@ -6513,12 +6505,12 @@
                       </w:tcPr>
                       <w:p>
                         <w:pPr>
+                          <w:spacing w:before="0" w:after="0" w:line="240" w:lineRule="auto"/>
                           <w:jc w:val="center"/>
-                          <w:spacing w:before="0" w:after="0" w:line="240" w:lineRule="auto"/>
                         </w:pPr>
                         <w:r>
                           <w:rPr>
-                            <w:rFonts w:ascii="Calibri" w:hAnsi="Calibri" w:cs="Calibri"/>
+                            <w:rFonts w:ascii="Calibri" w:hAnsi="Calibri" w:eastAsia="ＭＳ 明朝" w:cs="Calibri" w:eastAsiaTheme="minorEastAsia"/>
                             <w:sz w:val="18"/>
                             <w:szCs w:val="18"/>
                           </w:rPr>
@@ -6545,12 +6537,12 @@
                       </w:tcPr>
                       <w:p>
                         <w:pPr>
+                          <w:spacing w:before="0" w:after="0" w:line="240" w:lineRule="auto"/>
                           <w:jc w:val="center"/>
-                          <w:spacing w:before="0" w:after="0" w:line="240" w:lineRule="auto"/>
                         </w:pPr>
                         <w:r>
                           <w:rPr>
-                            <w:rFonts w:ascii="Calibri" w:hAnsi="Calibri" w:cs="Calibri"/>
+                            <w:rFonts w:ascii="Calibri" w:hAnsi="Calibri" w:eastAsia="ＭＳ 明朝" w:cs="Calibri" w:eastAsiaTheme="minorEastAsia"/>
                             <w:sz w:val="18"/>
                             <w:szCs w:val="18"/>
                           </w:rPr>
@@ -6577,12 +6569,12 @@
                       </w:tcPr>
                       <w:p>
                         <w:pPr>
+                          <w:spacing w:before="0" w:after="0" w:line="240" w:lineRule="auto"/>
                           <w:jc w:val="center"/>
-                          <w:spacing w:before="0" w:after="0" w:line="240" w:lineRule="auto"/>
                         </w:pPr>
                         <w:r>
                           <w:rPr>
-                            <w:rFonts w:ascii="Calibri" w:hAnsi="Calibri" w:cs="Calibri"/>
+                            <w:rFonts w:ascii="Calibri" w:hAnsi="Calibri" w:eastAsia="ＭＳ 明朝" w:cs="Calibri" w:eastAsiaTheme="minorEastAsia"/>
                             <w:sz w:val="18"/>
                             <w:szCs w:val="18"/>
                           </w:rPr>
@@ -6609,12 +6601,12 @@
                       </w:tcPr>
                       <w:p>
                         <w:pPr>
+                          <w:spacing w:before="0" w:after="0" w:line="240" w:lineRule="auto"/>
                           <w:jc w:val="center"/>
-                          <w:spacing w:before="0" w:after="0" w:line="240" w:lineRule="auto"/>
                         </w:pPr>
                         <w:r>
                           <w:rPr>
-                            <w:rFonts w:ascii="Calibri" w:hAnsi="Calibri" w:cs="Calibri"/>
+                            <w:rFonts w:ascii="Calibri" w:hAnsi="Calibri" w:eastAsia="ＭＳ 明朝" w:cs="Calibri" w:eastAsiaTheme="minorEastAsia"/>
                             <w:sz w:val="18"/>
                             <w:szCs w:val="18"/>
                           </w:rPr>
@@ -6641,12 +6633,12 @@
                       </w:tcPr>
                       <w:p>
                         <w:pPr>
+                          <w:spacing w:before="0" w:after="0" w:line="240" w:lineRule="auto"/>
                           <w:jc w:val="center"/>
-                          <w:spacing w:before="0" w:after="0" w:line="240" w:lineRule="auto"/>
                         </w:pPr>
                         <w:r>
                           <w:rPr>
-                            <w:rFonts w:ascii="Calibri" w:hAnsi="Calibri" w:cs="Calibri"/>
+                            <w:rFonts w:ascii="Calibri" w:hAnsi="Calibri" w:eastAsia="ＭＳ 明朝" w:cs="Calibri" w:eastAsiaTheme="minorEastAsia"/>
                             <w:sz w:val="18"/>
                             <w:szCs w:val="18"/>
                           </w:rPr>
@@ -6673,12 +6665,12 @@
                       </w:tcPr>
                       <w:p>
                         <w:pPr>
+                          <w:spacing w:before="0" w:after="0" w:line="240" w:lineRule="auto"/>
                           <w:jc w:val="center"/>
-                          <w:spacing w:before="0" w:after="0" w:line="240" w:lineRule="auto"/>
                         </w:pPr>
                         <w:r>
                           <w:rPr>
-                            <w:rFonts w:ascii="Calibri" w:hAnsi="Calibri" w:cs="Calibri"/>
+                            <w:rFonts w:ascii="Calibri" w:hAnsi="Calibri" w:eastAsia="ＭＳ 明朝" w:cs="Calibri" w:eastAsiaTheme="minorEastAsia"/>
                             <w:sz w:val="18"/>
                             <w:szCs w:val="18"/>
                           </w:rPr>
@@ -6705,12 +6697,12 @@
                       </w:tcPr>
                       <w:p>
                         <w:pPr>
+                          <w:spacing w:before="0" w:after="0" w:line="240" w:lineRule="auto"/>
                           <w:jc w:val="center"/>
-                          <w:spacing w:before="0" w:after="0" w:line="240" w:lineRule="auto"/>
                         </w:pPr>
                         <w:r>
                           <w:rPr>
-                            <w:rFonts w:ascii="Calibri" w:hAnsi="Calibri" w:cs="Calibri"/>
+                            <w:rFonts w:ascii="Calibri" w:hAnsi="Calibri" w:eastAsia="ＭＳ 明朝" w:cs="Calibri" w:eastAsiaTheme="minorEastAsia"/>
                             <w:sz w:val="18"/>
                             <w:szCs w:val="18"/>
                           </w:rPr>
@@ -6737,12 +6729,12 @@
                       </w:tcPr>
                       <w:p>
                         <w:pPr>
+                          <w:spacing w:before="0" w:after="0" w:line="240" w:lineRule="auto"/>
                           <w:jc w:val="center"/>
-                          <w:spacing w:before="0" w:after="0" w:line="240" w:lineRule="auto"/>
                         </w:pPr>
                         <w:r>
                           <w:rPr>
-                            <w:rFonts w:ascii="Calibri" w:hAnsi="Calibri" w:cs="Calibri"/>
+                            <w:rFonts w:ascii="Calibri" w:hAnsi="Calibri" w:eastAsia="ＭＳ 明朝" w:cs="Calibri" w:eastAsiaTheme="minorEastAsia"/>
                             <w:sz w:val="18"/>
                             <w:szCs w:val="18"/>
                           </w:rPr>
@@ -6769,12 +6761,12 @@
                       </w:tcPr>
                       <w:p>
                         <w:pPr>
+                          <w:spacing w:before="0" w:after="0" w:line="240" w:lineRule="auto"/>
                           <w:jc w:val="center"/>
-                          <w:spacing w:before="0" w:after="0" w:line="240" w:lineRule="auto"/>
                         </w:pPr>
                         <w:r>
                           <w:rPr>
-                            <w:rFonts w:ascii="Calibri" w:hAnsi="Calibri" w:cs="Calibri"/>
+                            <w:rFonts w:ascii="Calibri" w:hAnsi="Calibri" w:eastAsia="ＭＳ 明朝" w:cs="Calibri" w:eastAsiaTheme="minorEastAsia"/>
                             <w:sz w:val="18"/>
                             <w:szCs w:val="18"/>
                           </w:rPr>
@@ -6801,12 +6793,12 @@
                       </w:tcPr>
                       <w:p>
                         <w:pPr>
+                          <w:spacing w:before="0" w:after="0" w:line="240" w:lineRule="auto"/>
                           <w:jc w:val="center"/>
-                          <w:spacing w:before="0" w:after="0" w:line="240" w:lineRule="auto"/>
                         </w:pPr>
                         <w:r>
                           <w:rPr>
-                            <w:rFonts w:ascii="Calibri" w:hAnsi="Calibri" w:cs="Calibri"/>
+                            <w:rFonts w:ascii="Calibri" w:hAnsi="Calibri" w:eastAsia="ＭＳ 明朝" w:cs="Calibri" w:eastAsiaTheme="minorEastAsia"/>
                             <w:sz w:val="18"/>
                             <w:szCs w:val="18"/>
                           </w:rPr>
@@ -6868,12 +6860,7 @@
     </w:tbl>
     <w:p>
       <w:pPr>
-        <w:spacing w:after="200" w:line="276" w:lineRule="auto"/>
-      </w:pPr>
-    </w:p>
-    <w:p>
-      <w:pPr>
-        <w:spacing w:after="2880" w:line="276" w:lineRule="auto"/>
+        <w:spacing w:before="200" w:after="2880" w:line="276" w:lineRule="auto"/>
       </w:pPr>
       <w:r>
         <w:rPr>
@@ -6912,7 +6899,39 @@
           <w:sz w:val="22"/>
           <w:szCs w:val="22"/>
         </w:rPr>
-        <w:t xml:space="preserve">(b) Now try the student’s claim on the snake chart, where each row reverses direction. Do all the squares still work? Find one (or more) that doesn’t — and figure out what makes the difference.</w:t>
+        <w:t xml:space="preserve">(b) Now try the student’s claim on the snake chart, where each row reverses direction. </w:t>
+      </w:r>
+      <w:r>
+        <w:rPr>
+          <w:rFonts w:ascii="-apple-system" w:cs="-apple-system"/>
+          <w:sz w:val="20"/>
+          <w:szCs w:val="20"/>
+        </w:rPr>
+        <w:t>D</w:t>
+      </w:r>
+      <w:r>
+        <w:rPr>
+          <w:rFonts w:ascii="Calibri" w:hAnsi="Calibri" w:cs="Calibri"/>
+          <w:sz w:val="22"/>
+          <w:szCs w:val="22"/>
+        </w:rPr>
+        <w:t>o squares on the snake char</w:t>
+      </w:r>
+      <w:r>
+        <w:rPr>
+          <w:rFonts w:ascii="-apple-system" w:cs="-apple-system"/>
+          <w:sz w:val="20"/>
+          <w:szCs w:val="20"/>
+        </w:rPr>
+        <w:t>t — 2×2, 3×3, and bigger — have diagonals that share the same sum? Which ones?</w:t>
+      </w:r>
+      <w:r>
+        <w:rPr>
+          <w:rFonts w:ascii="Calibri" w:hAnsi="Calibri" w:eastAsia="ＭＳ 明朝" w:cs="Calibri" w:eastAsiaTheme="minorEastAsia"/>
+          <w:sz w:val="22"/>
+          <w:szCs w:val="22"/>
+        </w:rPr>
+        <w:t xml:space="preserve"> Look for patterns, and explain why they work (or don't work). </w:t>
       </w:r>
     </w:p>
     <w:p>
@@ -6935,9 +6954,7 @@
         <w:pageBreakBefore/>
         <w:spacing w:after="200" w:line="276" w:lineRule="auto"/>
       </w:pPr>
-      <w:r>
-        <w:lastRenderedPageBreak/>
-      </w:r>
+      <w:r/>
     </w:p>
     <w:p>
       <w:pPr>
@@ -6946,7 +6963,7 @@
       </w:pPr>
       <w:r>
         <w:rPr>
-          <w:rFonts w:ascii="Calibri" w:hAnsi="Calibri" w:eastAsia="ＭＳ ゴシック" w:cs="Calibri" w:eastAsiaTheme="majorEastAsia" w:csTheme="majorBidi"/>
+          <w:rFonts w:ascii="Calibri" w:hAnsi="Calibri" w:eastAsia="ＭＳ ゴシック" w:cs="Calibri" w:eastAsiaTheme="majorEastAsia"/>
           <w:b/>
           <w:bCs/>
           <w:color w:val="1F4E96"/>
@@ -6955,11 +6972,6 @@
         </w:rPr>
         <w:t>Week 2: Thinker-Doer · Green Task</w:t>
       </w:r>
-    </w:p>
-    <w:p>
-      <w:pPr>
-        <w:spacing w:after="200" w:line="276" w:lineRule="auto"/>
-      </w:pPr>
     </w:p>
     <w:p>
       <w:pPr>
@@ -7122,7 +7134,7 @@
     </w:tbl>
     <w:p>
       <w:pPr>
-        <w:spacing w:after="200" w:line="276" w:lineRule="auto"/>
+        <w:spacing w:after="5180" w:line="276" w:lineRule="auto"/>
       </w:pPr>
     </w:p>
     <w:p>
@@ -7142,12 +7154,12 @@
     </w:p>
     <w:p>
       <w:pPr>
+        <w:pStyle w:val="Heading2"/>
         <w:pageBreakBefore/>
-        <w:pStyle w:val="Heading2"/>
       </w:pPr>
       <w:r>
         <w:rPr>
-          <w:rFonts w:ascii="Calibri" w:hAnsi="Calibri" w:eastAsia="ＭＳ ゴシック" w:cs="Calibri" w:eastAsiaTheme="majorEastAsia" w:csTheme="majorBidi"/>
+          <w:rFonts w:ascii="Calibri" w:hAnsi="Calibri" w:eastAsia="ＭＳ ゴシック" w:cs="Calibri" w:eastAsiaTheme="majorEastAsia"/>
           <w:b/>
           <w:bCs/>
           <w:color w:val="1F4E96"/>
@@ -7189,6 +7201,7 @@
     </w:p>
     <w:p>
       <w:pPr>
+        <w:spacing w:after="200" w:line="276" w:lineRule="auto"/>
         <w:jc w:val="center"/>
       </w:pPr>
       <w:r>
@@ -7217,6 +7230,7 @@
     </w:p>
     <w:tbl>
       <w:tblPr>
+        <w:tblLayout w:type="fixed"/>
         <w:tblStyle w:val="TableGrid"/>
         <w:tblW w:w="0" w:type="auto"/>
         <w:tblBorders>
@@ -7229,9 +7243,9 @@
         </w:tblBorders>
         <w:tblCellMar>
           <w:top w:w="0" w:type="dxa"/>
-          <w:left w:w="108" w:type="dxa"/>
+          <w:left w:w="0" w:type="dxa"/>
           <w:bottom w:w="0" w:type="dxa"/>
-          <w:right w:w="108" w:type="dxa"/>
+          <w:right w:w="0" w:type="dxa"/>
         </w:tblCellMar>
         <w:tblLook w:firstRow="1" w:firstColumn="1" w:noVBand="1"/>
       </w:tblPr>
@@ -7248,6 +7262,9 @@
         <w:gridCol w:w="1051"/>
       </w:tblGrid>
       <w:tr>
+        <w:trPr>
+          <w:trHeight w:hRule="exact" w:val="1051"/>
+        </w:trPr>
         <w:tc>
           <w:tcPr>
             <w:tcW w:w="1051" w:type="dxa"/>
@@ -7259,10 +7276,11 @@
             </w:tcBorders>
             <w:tcMar>
               <w:top w:w="0" w:type="dxa"/>
-              <w:left w:w="108" w:type="dxa"/>
+              <w:left w:w="0" w:type="dxa"/>
               <w:bottom w:w="0" w:type="dxa"/>
-              <w:right w:w="108" w:type="dxa"/>
+              <w:right w:w="0" w:type="dxa"/>
             </w:tcMar>
+            <w:vAlign w:val="center"/>
           </w:tcPr>
           <w:p>
             <w:pPr>
@@ -7289,10 +7307,11 @@
             </w:tcBorders>
             <w:tcMar>
               <w:top w:w="0" w:type="dxa"/>
-              <w:left w:w="108" w:type="dxa"/>
+              <w:left w:w="0" w:type="dxa"/>
               <w:bottom w:w="0" w:type="dxa"/>
-              <w:right w:w="108" w:type="dxa"/>
+              <w:right w:w="0" w:type="dxa"/>
             </w:tcMar>
+            <w:vAlign w:val="center"/>
           </w:tcPr>
           <w:p>
             <w:pPr>
@@ -7319,10 +7338,11 @@
             </w:tcBorders>
             <w:tcMar>
               <w:top w:w="0" w:type="dxa"/>
-              <w:left w:w="108" w:type="dxa"/>
+              <w:left w:w="0" w:type="dxa"/>
               <w:bottom w:w="0" w:type="dxa"/>
-              <w:right w:w="108" w:type="dxa"/>
+              <w:right w:w="0" w:type="dxa"/>
             </w:tcMar>
+            <w:vAlign w:val="center"/>
           </w:tcPr>
           <w:p>
             <w:pPr>
@@ -7349,10 +7369,11 @@
             </w:tcBorders>
             <w:tcMar>
               <w:top w:w="0" w:type="dxa"/>
-              <w:left w:w="108" w:type="dxa"/>
+              <w:left w:w="0" w:type="dxa"/>
               <w:bottom w:w="0" w:type="dxa"/>
-              <w:right w:w="108" w:type="dxa"/>
+              <w:right w:w="0" w:type="dxa"/>
             </w:tcMar>
+            <w:vAlign w:val="center"/>
           </w:tcPr>
           <w:p>
             <w:pPr>
@@ -7379,10 +7400,11 @@
             </w:tcBorders>
             <w:tcMar>
               <w:top w:w="0" w:type="dxa"/>
-              <w:left w:w="108" w:type="dxa"/>
+              <w:left w:w="0" w:type="dxa"/>
               <w:bottom w:w="0" w:type="dxa"/>
-              <w:right w:w="108" w:type="dxa"/>
+              <w:right w:w="0" w:type="dxa"/>
             </w:tcMar>
+            <w:vAlign w:val="center"/>
           </w:tcPr>
           <w:p>
             <w:pPr>
@@ -7409,10 +7431,11 @@
             </w:tcBorders>
             <w:tcMar>
               <w:top w:w="0" w:type="dxa"/>
-              <w:left w:w="108" w:type="dxa"/>
+              <w:left w:w="0" w:type="dxa"/>
               <w:bottom w:w="0" w:type="dxa"/>
-              <w:right w:w="108" w:type="dxa"/>
+              <w:right w:w="0" w:type="dxa"/>
             </w:tcMar>
+            <w:vAlign w:val="center"/>
           </w:tcPr>
           <w:p>
             <w:pPr>
@@ -7439,10 +7462,11 @@
             </w:tcBorders>
             <w:tcMar>
               <w:top w:w="0" w:type="dxa"/>
-              <w:left w:w="108" w:type="dxa"/>
+              <w:left w:w="0" w:type="dxa"/>
               <w:bottom w:w="0" w:type="dxa"/>
-              <w:right w:w="108" w:type="dxa"/>
+              <w:right w:w="0" w:type="dxa"/>
             </w:tcMar>
+            <w:vAlign w:val="center"/>
           </w:tcPr>
           <w:p>
             <w:pPr>
@@ -7469,10 +7493,11 @@
             </w:tcBorders>
             <w:tcMar>
               <w:top w:w="0" w:type="dxa"/>
-              <w:left w:w="108" w:type="dxa"/>
+              <w:left w:w="0" w:type="dxa"/>
               <w:bottom w:w="0" w:type="dxa"/>
-              <w:right w:w="108" w:type="dxa"/>
+              <w:right w:w="0" w:type="dxa"/>
             </w:tcMar>
+            <w:vAlign w:val="center"/>
           </w:tcPr>
           <w:p>
             <w:pPr>
@@ -7499,10 +7524,11 @@
             </w:tcBorders>
             <w:tcMar>
               <w:top w:w="0" w:type="dxa"/>
-              <w:left w:w="108" w:type="dxa"/>
+              <w:left w:w="0" w:type="dxa"/>
               <w:bottom w:w="0" w:type="dxa"/>
-              <w:right w:w="108" w:type="dxa"/>
+              <w:right w:w="0" w:type="dxa"/>
             </w:tcMar>
+            <w:vAlign w:val="center"/>
           </w:tcPr>
           <w:p>
             <w:pPr>
@@ -7529,10 +7555,11 @@
             </w:tcBorders>
             <w:tcMar>
               <w:top w:w="0" w:type="dxa"/>
-              <w:left w:w="108" w:type="dxa"/>
+              <w:left w:w="0" w:type="dxa"/>
               <w:bottom w:w="0" w:type="dxa"/>
-              <w:right w:w="108" w:type="dxa"/>
+              <w:right w:w="0" w:type="dxa"/>
             </w:tcMar>
+            <w:vAlign w:val="center"/>
           </w:tcPr>
           <w:p>
             <w:pPr>
@@ -7550,6 +7577,9 @@
         </w:tc>
       </w:tr>
       <w:tr>
+        <w:trPr>
+          <w:trHeight w:hRule="exact" w:val="1051"/>
+        </w:trPr>
         <w:tc>
           <w:tcPr>
             <w:tcW w:w="1051" w:type="dxa"/>
@@ -7561,10 +7591,11 @@
             </w:tcBorders>
             <w:tcMar>
               <w:top w:w="0" w:type="dxa"/>
-              <w:left w:w="108" w:type="dxa"/>
+              <w:left w:w="0" w:type="dxa"/>
               <w:bottom w:w="0" w:type="dxa"/>
-              <w:right w:w="108" w:type="dxa"/>
+              <w:right w:w="0" w:type="dxa"/>
             </w:tcMar>
+            <w:vAlign w:val="center"/>
           </w:tcPr>
           <w:p>
             <w:pPr>
@@ -7591,10 +7622,11 @@
             </w:tcBorders>
             <w:tcMar>
               <w:top w:w="0" w:type="dxa"/>
-              <w:left w:w="108" w:type="dxa"/>
+              <w:left w:w="0" w:type="dxa"/>
               <w:bottom w:w="0" w:type="dxa"/>
-              <w:right w:w="108" w:type="dxa"/>
+              <w:right w:w="0" w:type="dxa"/>
             </w:tcMar>
+            <w:vAlign w:val="center"/>
           </w:tcPr>
           <w:p>
             <w:pPr>
@@ -7621,10 +7653,11 @@
             </w:tcBorders>
             <w:tcMar>
               <w:top w:w="0" w:type="dxa"/>
-              <w:left w:w="108" w:type="dxa"/>
+              <w:left w:w="0" w:type="dxa"/>
               <w:bottom w:w="0" w:type="dxa"/>
-              <w:right w:w="108" w:type="dxa"/>
+              <w:right w:w="0" w:type="dxa"/>
             </w:tcMar>
+            <w:vAlign w:val="center"/>
           </w:tcPr>
           <w:p>
             <w:pPr>
@@ -7651,10 +7684,11 @@
             </w:tcBorders>
             <w:tcMar>
               <w:top w:w="0" w:type="dxa"/>
-              <w:left w:w="108" w:type="dxa"/>
+              <w:left w:w="0" w:type="dxa"/>
               <w:bottom w:w="0" w:type="dxa"/>
-              <w:right w:w="108" w:type="dxa"/>
+              <w:right w:w="0" w:type="dxa"/>
             </w:tcMar>
+            <w:vAlign w:val="center"/>
           </w:tcPr>
           <w:p>
             <w:pPr>
@@ -7681,10 +7715,11 @@
             </w:tcBorders>
             <w:tcMar>
               <w:top w:w="0" w:type="dxa"/>
-              <w:left w:w="108" w:type="dxa"/>
+              <w:left w:w="0" w:type="dxa"/>
               <w:bottom w:w="0" w:type="dxa"/>
-              <w:right w:w="108" w:type="dxa"/>
+              <w:right w:w="0" w:type="dxa"/>
             </w:tcMar>
+            <w:vAlign w:val="center"/>
           </w:tcPr>
           <w:p>
             <w:pPr>
@@ -7711,10 +7746,11 @@
             </w:tcBorders>
             <w:tcMar>
               <w:top w:w="0" w:type="dxa"/>
-              <w:left w:w="108" w:type="dxa"/>
+              <w:left w:w="0" w:type="dxa"/>
               <w:bottom w:w="0" w:type="dxa"/>
-              <w:right w:w="108" w:type="dxa"/>
+              <w:right w:w="0" w:type="dxa"/>
             </w:tcMar>
+            <w:vAlign w:val="center"/>
           </w:tcPr>
           <w:p>
             <w:pPr>
@@ -7741,10 +7777,11 @@
             </w:tcBorders>
             <w:tcMar>
               <w:top w:w="0" w:type="dxa"/>
-              <w:left w:w="108" w:type="dxa"/>
+              <w:left w:w="0" w:type="dxa"/>
               <w:bottom w:w="0" w:type="dxa"/>
-              <w:right w:w="108" w:type="dxa"/>
+              <w:right w:w="0" w:type="dxa"/>
             </w:tcMar>
+            <w:vAlign w:val="center"/>
           </w:tcPr>
           <w:p>
             <w:pPr>
@@ -7771,10 +7808,11 @@
             </w:tcBorders>
             <w:tcMar>
               <w:top w:w="0" w:type="dxa"/>
-              <w:left w:w="108" w:type="dxa"/>
+              <w:left w:w="0" w:type="dxa"/>
               <w:bottom w:w="0" w:type="dxa"/>
-              <w:right w:w="108" w:type="dxa"/>
+              <w:right w:w="0" w:type="dxa"/>
             </w:tcMar>
+            <w:vAlign w:val="center"/>
           </w:tcPr>
           <w:p>
             <w:pPr>
@@ -7801,10 +7839,11 @@
             </w:tcBorders>
             <w:tcMar>
               <w:top w:w="0" w:type="dxa"/>
-              <w:left w:w="108" w:type="dxa"/>
+              <w:left w:w="0" w:type="dxa"/>
               <w:bottom w:w="0" w:type="dxa"/>
-              <w:right w:w="108" w:type="dxa"/>
+              <w:right w:w="0" w:type="dxa"/>
             </w:tcMar>
+            <w:vAlign w:val="center"/>
           </w:tcPr>
           <w:p>
             <w:pPr>
@@ -7831,10 +7870,11 @@
             </w:tcBorders>
             <w:tcMar>
               <w:top w:w="0" w:type="dxa"/>
-              <w:left w:w="108" w:type="dxa"/>
+              <w:left w:w="0" w:type="dxa"/>
               <w:bottom w:w="0" w:type="dxa"/>
-              <w:right w:w="108" w:type="dxa"/>
+              <w:right w:w="0" w:type="dxa"/>
             </w:tcMar>
+            <w:vAlign w:val="center"/>
           </w:tcPr>
           <w:p>
             <w:pPr>
@@ -7852,6 +7892,9 @@
         </w:tc>
       </w:tr>
       <w:tr>
+        <w:trPr>
+          <w:trHeight w:hRule="exact" w:val="1051"/>
+        </w:trPr>
         <w:tc>
           <w:tcPr>
             <w:tcW w:w="1051" w:type="dxa"/>
@@ -7863,10 +7906,11 @@
             </w:tcBorders>
             <w:tcMar>
               <w:top w:w="0" w:type="dxa"/>
-              <w:left w:w="108" w:type="dxa"/>
+              <w:left w:w="0" w:type="dxa"/>
               <w:bottom w:w="0" w:type="dxa"/>
-              <w:right w:w="108" w:type="dxa"/>
+              <w:right w:w="0" w:type="dxa"/>
             </w:tcMar>
+            <w:vAlign w:val="center"/>
           </w:tcPr>
           <w:p>
             <w:pPr>
@@ -7893,10 +7937,11 @@
             </w:tcBorders>
             <w:tcMar>
               <w:top w:w="0" w:type="dxa"/>
-              <w:left w:w="108" w:type="dxa"/>
+              <w:left w:w="0" w:type="dxa"/>
               <w:bottom w:w="0" w:type="dxa"/>
-              <w:right w:w="108" w:type="dxa"/>
+              <w:right w:w="0" w:type="dxa"/>
             </w:tcMar>
+            <w:vAlign w:val="center"/>
           </w:tcPr>
           <w:p>
             <w:pPr>
@@ -7923,10 +7968,11 @@
             </w:tcBorders>
             <w:tcMar>
               <w:top w:w="0" w:type="dxa"/>
-              <w:left w:w="108" w:type="dxa"/>
+              <w:left w:w="0" w:type="dxa"/>
               <w:bottom w:w="0" w:type="dxa"/>
-              <w:right w:w="108" w:type="dxa"/>
+              <w:right w:w="0" w:type="dxa"/>
             </w:tcMar>
+            <w:vAlign w:val="center"/>
           </w:tcPr>
           <w:p>
             <w:pPr>
@@ -7953,10 +7999,11 @@
             </w:tcBorders>
             <w:tcMar>
               <w:top w:w="0" w:type="dxa"/>
-              <w:left w:w="108" w:type="dxa"/>
+              <w:left w:w="0" w:type="dxa"/>
               <w:bottom w:w="0" w:type="dxa"/>
-              <w:right w:w="108" w:type="dxa"/>
+              <w:right w:w="0" w:type="dxa"/>
             </w:tcMar>
+            <w:vAlign w:val="center"/>
           </w:tcPr>
           <w:p>
             <w:pPr>
@@ -7983,10 +8030,11 @@
             </w:tcBorders>
             <w:tcMar>
               <w:top w:w="0" w:type="dxa"/>
-              <w:left w:w="108" w:type="dxa"/>
+              <w:left w:w="0" w:type="dxa"/>
               <w:bottom w:w="0" w:type="dxa"/>
-              <w:right w:w="108" w:type="dxa"/>
+              <w:right w:w="0" w:type="dxa"/>
             </w:tcMar>
+            <w:vAlign w:val="center"/>
           </w:tcPr>
           <w:p>
             <w:pPr>
@@ -8013,10 +8061,11 @@
             </w:tcBorders>
             <w:tcMar>
               <w:top w:w="0" w:type="dxa"/>
-              <w:left w:w="108" w:type="dxa"/>
+              <w:left w:w="0" w:type="dxa"/>
               <w:bottom w:w="0" w:type="dxa"/>
-              <w:right w:w="108" w:type="dxa"/>
+              <w:right w:w="0" w:type="dxa"/>
             </w:tcMar>
+            <w:vAlign w:val="center"/>
           </w:tcPr>
           <w:p>
             <w:pPr>
@@ -8043,10 +8092,11 @@
             </w:tcBorders>
             <w:tcMar>
               <w:top w:w="0" w:type="dxa"/>
-              <w:left w:w="108" w:type="dxa"/>
+              <w:left w:w="0" w:type="dxa"/>
               <w:bottom w:w="0" w:type="dxa"/>
-              <w:right w:w="108" w:type="dxa"/>
+              <w:right w:w="0" w:type="dxa"/>
             </w:tcMar>
+            <w:vAlign w:val="center"/>
           </w:tcPr>
           <w:p>
             <w:pPr>
@@ -8073,10 +8123,11 @@
             </w:tcBorders>
             <w:tcMar>
               <w:top w:w="0" w:type="dxa"/>
-              <w:left w:w="108" w:type="dxa"/>
+              <w:left w:w="0" w:type="dxa"/>
               <w:bottom w:w="0" w:type="dxa"/>
-              <w:right w:w="108" w:type="dxa"/>
+              <w:right w:w="0" w:type="dxa"/>
             </w:tcMar>
+            <w:vAlign w:val="center"/>
           </w:tcPr>
           <w:p>
             <w:pPr>
@@ -8103,10 +8154,11 @@
             </w:tcBorders>
             <w:tcMar>
               <w:top w:w="0" w:type="dxa"/>
-              <w:left w:w="108" w:type="dxa"/>
+              <w:left w:w="0" w:type="dxa"/>
               <w:bottom w:w="0" w:type="dxa"/>
-              <w:right w:w="108" w:type="dxa"/>
+              <w:right w:w="0" w:type="dxa"/>
             </w:tcMar>
+            <w:vAlign w:val="center"/>
           </w:tcPr>
           <w:p>
             <w:pPr>
@@ -8133,10 +8185,11 @@
             </w:tcBorders>
             <w:tcMar>
               <w:top w:w="0" w:type="dxa"/>
-              <w:left w:w="108" w:type="dxa"/>
+              <w:left w:w="0" w:type="dxa"/>
               <w:bottom w:w="0" w:type="dxa"/>
-              <w:right w:w="108" w:type="dxa"/>
+              <w:right w:w="0" w:type="dxa"/>
             </w:tcMar>
+            <w:vAlign w:val="center"/>
           </w:tcPr>
           <w:p>
             <w:pPr>
@@ -8154,6 +8207,9 @@
         </w:tc>
       </w:tr>
       <w:tr>
+        <w:trPr>
+          <w:trHeight w:hRule="exact" w:val="1051"/>
+        </w:trPr>
         <w:tc>
           <w:tcPr>
             <w:tcW w:w="1051" w:type="dxa"/>
@@ -8165,10 +8221,11 @@
             </w:tcBorders>
             <w:tcMar>
               <w:top w:w="0" w:type="dxa"/>
-              <w:left w:w="108" w:type="dxa"/>
+              <w:left w:w="0" w:type="dxa"/>
               <w:bottom w:w="0" w:type="dxa"/>
-              <w:right w:w="108" w:type="dxa"/>
+              <w:right w:w="0" w:type="dxa"/>
             </w:tcMar>
+            <w:vAlign w:val="center"/>
           </w:tcPr>
           <w:p>
             <w:pPr>
@@ -8195,10 +8252,11 @@
             </w:tcBorders>
             <w:tcMar>
               <w:top w:w="0" w:type="dxa"/>
-              <w:left w:w="108" w:type="dxa"/>
+              <w:left w:w="0" w:type="dxa"/>
               <w:bottom w:w="0" w:type="dxa"/>
-              <w:right w:w="108" w:type="dxa"/>
+              <w:right w:w="0" w:type="dxa"/>
             </w:tcMar>
+            <w:vAlign w:val="center"/>
           </w:tcPr>
           <w:p>
             <w:pPr>
@@ -8225,10 +8283,11 @@
             </w:tcBorders>
             <w:tcMar>
               <w:top w:w="0" w:type="dxa"/>
-              <w:left w:w="108" w:type="dxa"/>
+              <w:left w:w="0" w:type="dxa"/>
               <w:bottom w:w="0" w:type="dxa"/>
-              <w:right w:w="108" w:type="dxa"/>
+              <w:right w:w="0" w:type="dxa"/>
             </w:tcMar>
+            <w:vAlign w:val="center"/>
           </w:tcPr>
           <w:p>
             <w:pPr>
@@ -8255,10 +8314,11 @@
             </w:tcBorders>
             <w:tcMar>
               <w:top w:w="0" w:type="dxa"/>
-              <w:left w:w="108" w:type="dxa"/>
+              <w:left w:w="0" w:type="dxa"/>
               <w:bottom w:w="0" w:type="dxa"/>
-              <w:right w:w="108" w:type="dxa"/>
+              <w:right w:w="0" w:type="dxa"/>
             </w:tcMar>
+            <w:vAlign w:val="center"/>
           </w:tcPr>
           <w:p>
             <w:pPr>
@@ -8285,10 +8345,11 @@
             </w:tcBorders>
             <w:tcMar>
               <w:top w:w="0" w:type="dxa"/>
-              <w:left w:w="108" w:type="dxa"/>
+              <w:left w:w="0" w:type="dxa"/>
               <w:bottom w:w="0" w:type="dxa"/>
-              <w:right w:w="108" w:type="dxa"/>
+              <w:right w:w="0" w:type="dxa"/>
             </w:tcMar>
+            <w:vAlign w:val="center"/>
           </w:tcPr>
           <w:p>
             <w:pPr>
@@ -8315,10 +8376,11 @@
             </w:tcBorders>
             <w:tcMar>
               <w:top w:w="0" w:type="dxa"/>
-              <w:left w:w="108" w:type="dxa"/>
+              <w:left w:w="0" w:type="dxa"/>
               <w:bottom w:w="0" w:type="dxa"/>
-              <w:right w:w="108" w:type="dxa"/>
+              <w:right w:w="0" w:type="dxa"/>
             </w:tcMar>
+            <w:vAlign w:val="center"/>
           </w:tcPr>
           <w:p>
             <w:pPr>
@@ -8345,10 +8407,11 @@
             </w:tcBorders>
             <w:tcMar>
               <w:top w:w="0" w:type="dxa"/>
-              <w:left w:w="108" w:type="dxa"/>
+              <w:left w:w="0" w:type="dxa"/>
               <w:bottom w:w="0" w:type="dxa"/>
-              <w:right w:w="108" w:type="dxa"/>
+              <w:right w:w="0" w:type="dxa"/>
             </w:tcMar>
+            <w:vAlign w:val="center"/>
           </w:tcPr>
           <w:p>
             <w:pPr>
@@ -8375,10 +8438,11 @@
             </w:tcBorders>
             <w:tcMar>
               <w:top w:w="0" w:type="dxa"/>
-              <w:left w:w="108" w:type="dxa"/>
+              <w:left w:w="0" w:type="dxa"/>
               <w:bottom w:w="0" w:type="dxa"/>
-              <w:right w:w="108" w:type="dxa"/>
+              <w:right w:w="0" w:type="dxa"/>
             </w:tcMar>
+            <w:vAlign w:val="center"/>
           </w:tcPr>
           <w:p>
             <w:pPr>
@@ -8405,10 +8469,11 @@
             </w:tcBorders>
             <w:tcMar>
               <w:top w:w="0" w:type="dxa"/>
-              <w:left w:w="108" w:type="dxa"/>
+              <w:left w:w="0" w:type="dxa"/>
               <w:bottom w:w="0" w:type="dxa"/>
-              <w:right w:w="108" w:type="dxa"/>
+              <w:right w:w="0" w:type="dxa"/>
             </w:tcMar>
+            <w:vAlign w:val="center"/>
           </w:tcPr>
           <w:p>
             <w:pPr>
@@ -8435,10 +8500,11 @@
             </w:tcBorders>
             <w:tcMar>
               <w:top w:w="0" w:type="dxa"/>
-              <w:left w:w="108" w:type="dxa"/>
+              <w:left w:w="0" w:type="dxa"/>
               <w:bottom w:w="0" w:type="dxa"/>
-              <w:right w:w="108" w:type="dxa"/>
+              <w:right w:w="0" w:type="dxa"/>
             </w:tcMar>
+            <w:vAlign w:val="center"/>
           </w:tcPr>
           <w:p>
             <w:pPr>
@@ -8456,6 +8522,9 @@
         </w:tc>
       </w:tr>
       <w:tr>
+        <w:trPr>
+          <w:trHeight w:hRule="exact" w:val="1051"/>
+        </w:trPr>
         <w:tc>
           <w:tcPr>
             <w:tcW w:w="1051" w:type="dxa"/>
@@ -8467,10 +8536,11 @@
             </w:tcBorders>
             <w:tcMar>
               <w:top w:w="0" w:type="dxa"/>
-              <w:left w:w="108" w:type="dxa"/>
+              <w:left w:w="0" w:type="dxa"/>
               <w:bottom w:w="0" w:type="dxa"/>
-              <w:right w:w="108" w:type="dxa"/>
+              <w:right w:w="0" w:type="dxa"/>
             </w:tcMar>
+            <w:vAlign w:val="center"/>
           </w:tcPr>
           <w:p>
             <w:pPr>
@@ -8497,10 +8567,11 @@
             </w:tcBorders>
             <w:tcMar>
               <w:top w:w="0" w:type="dxa"/>
-              <w:left w:w="108" w:type="dxa"/>
+              <w:left w:w="0" w:type="dxa"/>
               <w:bottom w:w="0" w:type="dxa"/>
-              <w:right w:w="108" w:type="dxa"/>
+              <w:right w:w="0" w:type="dxa"/>
             </w:tcMar>
+            <w:vAlign w:val="center"/>
           </w:tcPr>
           <w:p>
             <w:pPr>
@@ -8527,10 +8598,11 @@
             </w:tcBorders>
             <w:tcMar>
               <w:top w:w="0" w:type="dxa"/>
-              <w:left w:w="108" w:type="dxa"/>
+              <w:left w:w="0" w:type="dxa"/>
               <w:bottom w:w="0" w:type="dxa"/>
-              <w:right w:w="108" w:type="dxa"/>
+              <w:right w:w="0" w:type="dxa"/>
             </w:tcMar>
+            <w:vAlign w:val="center"/>
           </w:tcPr>
           <w:p>
             <w:pPr>
@@ -8557,10 +8629,11 @@
             </w:tcBorders>
             <w:tcMar>
               <w:top w:w="0" w:type="dxa"/>
-              <w:left w:w="108" w:type="dxa"/>
+              <w:left w:w="0" w:type="dxa"/>
               <w:bottom w:w="0" w:type="dxa"/>
-              <w:right w:w="108" w:type="dxa"/>
+              <w:right w:w="0" w:type="dxa"/>
             </w:tcMar>
+            <w:vAlign w:val="center"/>
           </w:tcPr>
           <w:p>
             <w:pPr>
@@ -8587,10 +8660,11 @@
             </w:tcBorders>
             <w:tcMar>
               <w:top w:w="0" w:type="dxa"/>
-              <w:left w:w="108" w:type="dxa"/>
+              <w:left w:w="0" w:type="dxa"/>
               <w:bottom w:w="0" w:type="dxa"/>
-              <w:right w:w="108" w:type="dxa"/>
+              <w:right w:w="0" w:type="dxa"/>
             </w:tcMar>
+            <w:vAlign w:val="center"/>
           </w:tcPr>
           <w:p>
             <w:pPr>
@@ -8617,10 +8691,11 @@
             </w:tcBorders>
             <w:tcMar>
               <w:top w:w="0" w:type="dxa"/>
-              <w:left w:w="108" w:type="dxa"/>
+              <w:left w:w="0" w:type="dxa"/>
               <w:bottom w:w="0" w:type="dxa"/>
-              <w:right w:w="108" w:type="dxa"/>
+              <w:right w:w="0" w:type="dxa"/>
             </w:tcMar>
+            <w:vAlign w:val="center"/>
           </w:tcPr>
           <w:p>
             <w:pPr>
@@ -8647,10 +8722,11 @@
             </w:tcBorders>
             <w:tcMar>
               <w:top w:w="0" w:type="dxa"/>
-              <w:left w:w="108" w:type="dxa"/>
+              <w:left w:w="0" w:type="dxa"/>
               <w:bottom w:w="0" w:type="dxa"/>
-              <w:right w:w="108" w:type="dxa"/>
+              <w:right w:w="0" w:type="dxa"/>
             </w:tcMar>
+            <w:vAlign w:val="center"/>
           </w:tcPr>
           <w:p>
             <w:pPr>
@@ -8677,10 +8753,11 @@
             </w:tcBorders>
             <w:tcMar>
               <w:top w:w="0" w:type="dxa"/>
-              <w:left w:w="108" w:type="dxa"/>
+              <w:left w:w="0" w:type="dxa"/>
               <w:bottom w:w="0" w:type="dxa"/>
-              <w:right w:w="108" w:type="dxa"/>
+              <w:right w:w="0" w:type="dxa"/>
             </w:tcMar>
+            <w:vAlign w:val="center"/>
           </w:tcPr>
           <w:p>
             <w:pPr>
@@ -8707,10 +8784,11 @@
             </w:tcBorders>
             <w:tcMar>
               <w:top w:w="0" w:type="dxa"/>
-              <w:left w:w="108" w:type="dxa"/>
+              <w:left w:w="0" w:type="dxa"/>
               <w:bottom w:w="0" w:type="dxa"/>
-              <w:right w:w="108" w:type="dxa"/>
+              <w:right w:w="0" w:type="dxa"/>
             </w:tcMar>
+            <w:vAlign w:val="center"/>
           </w:tcPr>
           <w:p>
             <w:pPr>
@@ -8737,10 +8815,11 @@
             </w:tcBorders>
             <w:tcMar>
               <w:top w:w="0" w:type="dxa"/>
-              <w:left w:w="108" w:type="dxa"/>
+              <w:left w:w="0" w:type="dxa"/>
               <w:bottom w:w="0" w:type="dxa"/>
-              <w:right w:w="108" w:type="dxa"/>
+              <w:right w:w="0" w:type="dxa"/>
             </w:tcMar>
+            <w:vAlign w:val="center"/>
           </w:tcPr>
           <w:p>
             <w:pPr>
@@ -8758,6 +8837,9 @@
         </w:tc>
       </w:tr>
       <w:tr>
+        <w:trPr>
+          <w:trHeight w:hRule="exact" w:val="1051"/>
+        </w:trPr>
         <w:tc>
           <w:tcPr>
             <w:tcW w:w="1051" w:type="dxa"/>
@@ -8769,10 +8851,11 @@
             </w:tcBorders>
             <w:tcMar>
               <w:top w:w="0" w:type="dxa"/>
-              <w:left w:w="108" w:type="dxa"/>
+              <w:left w:w="0" w:type="dxa"/>
               <w:bottom w:w="0" w:type="dxa"/>
-              <w:right w:w="108" w:type="dxa"/>
+              <w:right w:w="0" w:type="dxa"/>
             </w:tcMar>
+            <w:vAlign w:val="center"/>
           </w:tcPr>
           <w:p>
             <w:pPr>
@@ -8799,10 +8882,11 @@
             </w:tcBorders>
             <w:tcMar>
               <w:top w:w="0" w:type="dxa"/>
-              <w:left w:w="108" w:type="dxa"/>
+              <w:left w:w="0" w:type="dxa"/>
               <w:bottom w:w="0" w:type="dxa"/>
-              <w:right w:w="108" w:type="dxa"/>
+              <w:right w:w="0" w:type="dxa"/>
             </w:tcMar>
+            <w:vAlign w:val="center"/>
           </w:tcPr>
           <w:p>
             <w:pPr>
@@ -8829,10 +8913,11 @@
             </w:tcBorders>
             <w:tcMar>
               <w:top w:w="0" w:type="dxa"/>
-              <w:left w:w="108" w:type="dxa"/>
+              <w:left w:w="0" w:type="dxa"/>
               <w:bottom w:w="0" w:type="dxa"/>
-              <w:right w:w="108" w:type="dxa"/>
+              <w:right w:w="0" w:type="dxa"/>
             </w:tcMar>
+            <w:vAlign w:val="center"/>
           </w:tcPr>
           <w:p>
             <w:pPr>
@@ -8859,10 +8944,11 @@
             </w:tcBorders>
             <w:tcMar>
               <w:top w:w="0" w:type="dxa"/>
-              <w:left w:w="108" w:type="dxa"/>
+              <w:left w:w="0" w:type="dxa"/>
               <w:bottom w:w="0" w:type="dxa"/>
-              <w:right w:w="108" w:type="dxa"/>
+              <w:right w:w="0" w:type="dxa"/>
             </w:tcMar>
+            <w:vAlign w:val="center"/>
           </w:tcPr>
           <w:p>
             <w:pPr>
@@ -8889,10 +8975,11 @@
             </w:tcBorders>
             <w:tcMar>
               <w:top w:w="0" w:type="dxa"/>
-              <w:left w:w="108" w:type="dxa"/>
+              <w:left w:w="0" w:type="dxa"/>
               <w:bottom w:w="0" w:type="dxa"/>
-              <w:right w:w="108" w:type="dxa"/>
+              <w:right w:w="0" w:type="dxa"/>
             </w:tcMar>
+            <w:vAlign w:val="center"/>
           </w:tcPr>
           <w:p>
             <w:pPr>
@@ -8919,10 +9006,11 @@
             </w:tcBorders>
             <w:tcMar>
               <w:top w:w="0" w:type="dxa"/>
-              <w:left w:w="108" w:type="dxa"/>
+              <w:left w:w="0" w:type="dxa"/>
               <w:bottom w:w="0" w:type="dxa"/>
-              <w:right w:w="108" w:type="dxa"/>
+              <w:right w:w="0" w:type="dxa"/>
             </w:tcMar>
+            <w:vAlign w:val="center"/>
           </w:tcPr>
           <w:p>
             <w:pPr>
@@ -8949,10 +9037,11 @@
             </w:tcBorders>
             <w:tcMar>
               <w:top w:w="0" w:type="dxa"/>
-              <w:left w:w="108" w:type="dxa"/>
+              <w:left w:w="0" w:type="dxa"/>
               <w:bottom w:w="0" w:type="dxa"/>
-              <w:right w:w="108" w:type="dxa"/>
+              <w:right w:w="0" w:type="dxa"/>
             </w:tcMar>
+            <w:vAlign w:val="center"/>
           </w:tcPr>
           <w:p>
             <w:pPr>
@@ -8979,10 +9068,11 @@
             </w:tcBorders>
             <w:tcMar>
               <w:top w:w="0" w:type="dxa"/>
-              <w:left w:w="108" w:type="dxa"/>
+              <w:left w:w="0" w:type="dxa"/>
               <w:bottom w:w="0" w:type="dxa"/>
-              <w:right w:w="108" w:type="dxa"/>
+              <w:right w:w="0" w:type="dxa"/>
             </w:tcMar>
+            <w:vAlign w:val="center"/>
           </w:tcPr>
           <w:p>
             <w:pPr>
@@ -9009,10 +9099,11 @@
             </w:tcBorders>
             <w:tcMar>
               <w:top w:w="0" w:type="dxa"/>
-              <w:left w:w="108" w:type="dxa"/>
+              <w:left w:w="0" w:type="dxa"/>
               <w:bottom w:w="0" w:type="dxa"/>
-              <w:right w:w="108" w:type="dxa"/>
+              <w:right w:w="0" w:type="dxa"/>
             </w:tcMar>
+            <w:vAlign w:val="center"/>
           </w:tcPr>
           <w:p>
             <w:pPr>
@@ -9039,10 +9130,11 @@
             </w:tcBorders>
             <w:tcMar>
               <w:top w:w="0" w:type="dxa"/>
-              <w:left w:w="108" w:type="dxa"/>
+              <w:left w:w="0" w:type="dxa"/>
               <w:bottom w:w="0" w:type="dxa"/>
-              <w:right w:w="108" w:type="dxa"/>
+              <w:right w:w="0" w:type="dxa"/>
             </w:tcMar>
+            <w:vAlign w:val="center"/>
           </w:tcPr>
           <w:p>
             <w:pPr>
@@ -9060,6 +9152,9 @@
         </w:tc>
       </w:tr>
       <w:tr>
+        <w:trPr>
+          <w:trHeight w:hRule="exact" w:val="1051"/>
+        </w:trPr>
         <w:tc>
           <w:tcPr>
             <w:tcW w:w="1051" w:type="dxa"/>
@@ -9071,10 +9166,11 @@
             </w:tcBorders>
             <w:tcMar>
               <w:top w:w="0" w:type="dxa"/>
-              <w:left w:w="108" w:type="dxa"/>
+              <w:left w:w="0" w:type="dxa"/>
               <w:bottom w:w="0" w:type="dxa"/>
-              <w:right w:w="108" w:type="dxa"/>
+              <w:right w:w="0" w:type="dxa"/>
             </w:tcMar>
+            <w:vAlign w:val="center"/>
           </w:tcPr>
           <w:p>
             <w:pPr>
@@ -9101,10 +9197,11 @@
             </w:tcBorders>
             <w:tcMar>
               <w:top w:w="0" w:type="dxa"/>
-              <w:left w:w="108" w:type="dxa"/>
+              <w:left w:w="0" w:type="dxa"/>
               <w:bottom w:w="0" w:type="dxa"/>
-              <w:right w:w="108" w:type="dxa"/>
+              <w:right w:w="0" w:type="dxa"/>
             </w:tcMar>
+            <w:vAlign w:val="center"/>
           </w:tcPr>
           <w:p>
             <w:pPr>
@@ -9131,10 +9228,11 @@
             </w:tcBorders>
             <w:tcMar>
               <w:top w:w="0" w:type="dxa"/>
-              <w:left w:w="108" w:type="dxa"/>
+              <w:left w:w="0" w:type="dxa"/>
               <w:bottom w:w="0" w:type="dxa"/>
-              <w:right w:w="108" w:type="dxa"/>
+              <w:right w:w="0" w:type="dxa"/>
             </w:tcMar>
+            <w:vAlign w:val="center"/>
           </w:tcPr>
           <w:p>
             <w:pPr>
@@ -9161,10 +9259,11 @@
             </w:tcBorders>
             <w:tcMar>
               <w:top w:w="0" w:type="dxa"/>
-              <w:left w:w="108" w:type="dxa"/>
+              <w:left w:w="0" w:type="dxa"/>
               <w:bottom w:w="0" w:type="dxa"/>
-              <w:right w:w="108" w:type="dxa"/>
+              <w:right w:w="0" w:type="dxa"/>
             </w:tcMar>
+            <w:vAlign w:val="center"/>
           </w:tcPr>
           <w:p>
             <w:pPr>
@@ -9191,10 +9290,11 @@
             </w:tcBorders>
             <w:tcMar>
               <w:top w:w="0" w:type="dxa"/>
-              <w:left w:w="108" w:type="dxa"/>
+              <w:left w:w="0" w:type="dxa"/>
               <w:bottom w:w="0" w:type="dxa"/>
-              <w:right w:w="108" w:type="dxa"/>
+              <w:right w:w="0" w:type="dxa"/>
             </w:tcMar>
+            <w:vAlign w:val="center"/>
           </w:tcPr>
           <w:p>
             <w:pPr>
@@ -9221,10 +9321,11 @@
             </w:tcBorders>
             <w:tcMar>
               <w:top w:w="0" w:type="dxa"/>
-              <w:left w:w="108" w:type="dxa"/>
+              <w:left w:w="0" w:type="dxa"/>
               <w:bottom w:w="0" w:type="dxa"/>
-              <w:right w:w="108" w:type="dxa"/>
+              <w:right w:w="0" w:type="dxa"/>
             </w:tcMar>
+            <w:vAlign w:val="center"/>
           </w:tcPr>
           <w:p>
             <w:pPr>
@@ -9251,10 +9352,11 @@
             </w:tcBorders>
             <w:tcMar>
               <w:top w:w="0" w:type="dxa"/>
-              <w:left w:w="108" w:type="dxa"/>
+              <w:left w:w="0" w:type="dxa"/>
               <w:bottom w:w="0" w:type="dxa"/>
-              <w:right w:w="108" w:type="dxa"/>
+              <w:right w:w="0" w:type="dxa"/>
             </w:tcMar>
+            <w:vAlign w:val="center"/>
           </w:tcPr>
           <w:p>
             <w:pPr>
@@ -9281,10 +9383,11 @@
             </w:tcBorders>
             <w:tcMar>
               <w:top w:w="0" w:type="dxa"/>
-              <w:left w:w="108" w:type="dxa"/>
+              <w:left w:w="0" w:type="dxa"/>
               <w:bottom w:w="0" w:type="dxa"/>
-              <w:right w:w="108" w:type="dxa"/>
+              <w:right w:w="0" w:type="dxa"/>
             </w:tcMar>
+            <w:vAlign w:val="center"/>
           </w:tcPr>
           <w:p>
             <w:pPr>
@@ -9311,10 +9414,11 @@
             </w:tcBorders>
             <w:tcMar>
               <w:top w:w="0" w:type="dxa"/>
-              <w:left w:w="108" w:type="dxa"/>
+              <w:left w:w="0" w:type="dxa"/>
               <w:bottom w:w="0" w:type="dxa"/>
-              <w:right w:w="108" w:type="dxa"/>
+              <w:right w:w="0" w:type="dxa"/>
             </w:tcMar>
+            <w:vAlign w:val="center"/>
           </w:tcPr>
           <w:p>
             <w:pPr>
@@ -9341,10 +9445,11 @@
             </w:tcBorders>
             <w:tcMar>
               <w:top w:w="0" w:type="dxa"/>
-              <w:left w:w="108" w:type="dxa"/>
+              <w:left w:w="0" w:type="dxa"/>
               <w:bottom w:w="0" w:type="dxa"/>
-              <w:right w:w="108" w:type="dxa"/>
+              <w:right w:w="0" w:type="dxa"/>
             </w:tcMar>
+            <w:vAlign w:val="center"/>
           </w:tcPr>
           <w:p>
             <w:pPr>
@@ -9362,6 +9467,9 @@
         </w:tc>
       </w:tr>
       <w:tr>
+        <w:trPr>
+          <w:trHeight w:hRule="exact" w:val="1051"/>
+        </w:trPr>
         <w:tc>
           <w:tcPr>
             <w:tcW w:w="1051" w:type="dxa"/>
@@ -9373,10 +9481,11 @@
             </w:tcBorders>
             <w:tcMar>
               <w:top w:w="0" w:type="dxa"/>
-              <w:left w:w="108" w:type="dxa"/>
+              <w:left w:w="0" w:type="dxa"/>
               <w:bottom w:w="0" w:type="dxa"/>
-              <w:right w:w="108" w:type="dxa"/>
+              <w:right w:w="0" w:type="dxa"/>
             </w:tcMar>
+            <w:vAlign w:val="center"/>
           </w:tcPr>
           <w:p>
             <w:pPr>
@@ -9403,10 +9512,11 @@
             </w:tcBorders>
             <w:tcMar>
               <w:top w:w="0" w:type="dxa"/>
-              <w:left w:w="108" w:type="dxa"/>
+              <w:left w:w="0" w:type="dxa"/>
               <w:bottom w:w="0" w:type="dxa"/>
-              <w:right w:w="108" w:type="dxa"/>
+              <w:right w:w="0" w:type="dxa"/>
             </w:tcMar>
+            <w:vAlign w:val="center"/>
           </w:tcPr>
           <w:p>
             <w:pPr>
@@ -9433,10 +9543,11 @@
             </w:tcBorders>
             <w:tcMar>
               <w:top w:w="0" w:type="dxa"/>
-              <w:left w:w="108" w:type="dxa"/>
+              <w:left w:w="0" w:type="dxa"/>
               <w:bottom w:w="0" w:type="dxa"/>
-              <w:right w:w="108" w:type="dxa"/>
+              <w:right w:w="0" w:type="dxa"/>
             </w:tcMar>
+            <w:vAlign w:val="center"/>
           </w:tcPr>
           <w:p>
             <w:pPr>
@@ -9463,10 +9574,11 @@
             </w:tcBorders>
             <w:tcMar>
               <w:top w:w="0" w:type="dxa"/>
-              <w:left w:w="108" w:type="dxa"/>
+              <w:left w:w="0" w:type="dxa"/>
               <w:bottom w:w="0" w:type="dxa"/>
-              <w:right w:w="108" w:type="dxa"/>
+              <w:right w:w="0" w:type="dxa"/>
             </w:tcMar>
+            <w:vAlign w:val="center"/>
           </w:tcPr>
           <w:p>
             <w:pPr>
@@ -9493,10 +9605,11 @@
             </w:tcBorders>
             <w:tcMar>
               <w:top w:w="0" w:type="dxa"/>
-              <w:left w:w="108" w:type="dxa"/>
+              <w:left w:w="0" w:type="dxa"/>
               <w:bottom w:w="0" w:type="dxa"/>
-              <w:right w:w="108" w:type="dxa"/>
+              <w:right w:w="0" w:type="dxa"/>
             </w:tcMar>
+            <w:vAlign w:val="center"/>
           </w:tcPr>
           <w:p>
             <w:pPr>
@@ -9523,10 +9636,11 @@
             </w:tcBorders>
             <w:tcMar>
               <w:top w:w="0" w:type="dxa"/>
-              <w:left w:w="108" w:type="dxa"/>
+              <w:left w:w="0" w:type="dxa"/>
               <w:bottom w:w="0" w:type="dxa"/>
-              <w:right w:w="108" w:type="dxa"/>
+              <w:right w:w="0" w:type="dxa"/>
             </w:tcMar>
+            <w:vAlign w:val="center"/>
           </w:tcPr>
           <w:p>
             <w:pPr>
@@ -9553,10 +9667,11 @@
             </w:tcBorders>
             <w:tcMar>
               <w:top w:w="0" w:type="dxa"/>
-              <w:left w:w="108" w:type="dxa"/>
+              <w:left w:w="0" w:type="dxa"/>
               <w:bottom w:w="0" w:type="dxa"/>
-              <w:right w:w="108" w:type="dxa"/>
+              <w:right w:w="0" w:type="dxa"/>
             </w:tcMar>
+            <w:vAlign w:val="center"/>
           </w:tcPr>
           <w:p>
             <w:pPr>
@@ -9583,10 +9698,11 @@
             </w:tcBorders>
             <w:tcMar>
               <w:top w:w="0" w:type="dxa"/>
-              <w:left w:w="108" w:type="dxa"/>
+              <w:left w:w="0" w:type="dxa"/>
               <w:bottom w:w="0" w:type="dxa"/>
-              <w:right w:w="108" w:type="dxa"/>
+              <w:right w:w="0" w:type="dxa"/>
             </w:tcMar>
+            <w:vAlign w:val="center"/>
           </w:tcPr>
           <w:p>
             <w:pPr>
@@ -9613,10 +9729,11 @@
             </w:tcBorders>
             <w:tcMar>
               <w:top w:w="0" w:type="dxa"/>
-              <w:left w:w="108" w:type="dxa"/>
+              <w:left w:w="0" w:type="dxa"/>
               <w:bottom w:w="0" w:type="dxa"/>
-              <w:right w:w="108" w:type="dxa"/>
+              <w:right w:w="0" w:type="dxa"/>
             </w:tcMar>
+            <w:vAlign w:val="center"/>
           </w:tcPr>
           <w:p>
             <w:pPr>
@@ -9643,10 +9760,11 @@
             </w:tcBorders>
             <w:tcMar>
               <w:top w:w="0" w:type="dxa"/>
-              <w:left w:w="108" w:type="dxa"/>
+              <w:left w:w="0" w:type="dxa"/>
               <w:bottom w:w="0" w:type="dxa"/>
-              <w:right w:w="108" w:type="dxa"/>
+              <w:right w:w="0" w:type="dxa"/>
             </w:tcMar>
+            <w:vAlign w:val="center"/>
           </w:tcPr>
           <w:p>
             <w:pPr>
@@ -9664,6 +9782,9 @@
         </w:tc>
       </w:tr>
       <w:tr>
+        <w:trPr>
+          <w:trHeight w:hRule="exact" w:val="1051"/>
+        </w:trPr>
         <w:tc>
           <w:tcPr>
             <w:tcW w:w="1051" w:type="dxa"/>
@@ -9675,10 +9796,11 @@
             </w:tcBorders>
             <w:tcMar>
               <w:top w:w="0" w:type="dxa"/>
-              <w:left w:w="108" w:type="dxa"/>
+              <w:left w:w="0" w:type="dxa"/>
               <w:bottom w:w="0" w:type="dxa"/>
-              <w:right w:w="108" w:type="dxa"/>
+              <w:right w:w="0" w:type="dxa"/>
             </w:tcMar>
+            <w:vAlign w:val="center"/>
           </w:tcPr>
           <w:p>
             <w:pPr>
@@ -9705,10 +9827,11 @@
             </w:tcBorders>
             <w:tcMar>
               <w:top w:w="0" w:type="dxa"/>
-              <w:left w:w="108" w:type="dxa"/>
+              <w:left w:w="0" w:type="dxa"/>
               <w:bottom w:w="0" w:type="dxa"/>
-              <w:right w:w="108" w:type="dxa"/>
+              <w:right w:w="0" w:type="dxa"/>
             </w:tcMar>
+            <w:vAlign w:val="center"/>
           </w:tcPr>
           <w:p>
             <w:pPr>
@@ -9735,10 +9858,11 @@
             </w:tcBorders>
             <w:tcMar>
               <w:top w:w="0" w:type="dxa"/>
-              <w:left w:w="108" w:type="dxa"/>
+              <w:left w:w="0" w:type="dxa"/>
               <w:bottom w:w="0" w:type="dxa"/>
-              <w:right w:w="108" w:type="dxa"/>
+              <w:right w:w="0" w:type="dxa"/>
             </w:tcMar>
+            <w:vAlign w:val="center"/>
           </w:tcPr>
           <w:p>
             <w:pPr>
@@ -9765,10 +9889,11 @@
             </w:tcBorders>
             <w:tcMar>
               <w:top w:w="0" w:type="dxa"/>
-              <w:left w:w="108" w:type="dxa"/>
+              <w:left w:w="0" w:type="dxa"/>
               <w:bottom w:w="0" w:type="dxa"/>
-              <w:right w:w="108" w:type="dxa"/>
+              <w:right w:w="0" w:type="dxa"/>
             </w:tcMar>
+            <w:vAlign w:val="center"/>
           </w:tcPr>
           <w:p>
             <w:pPr>
@@ -9795,10 +9920,11 @@
             </w:tcBorders>
             <w:tcMar>
               <w:top w:w="0" w:type="dxa"/>
-              <w:left w:w="108" w:type="dxa"/>
+              <w:left w:w="0" w:type="dxa"/>
               <w:bottom w:w="0" w:type="dxa"/>
-              <w:right w:w="108" w:type="dxa"/>
+              <w:right w:w="0" w:type="dxa"/>
             </w:tcMar>
+            <w:vAlign w:val="center"/>
           </w:tcPr>
           <w:p>
             <w:pPr>
@@ -9825,10 +9951,11 @@
             </w:tcBorders>
             <w:tcMar>
               <w:top w:w="0" w:type="dxa"/>
-              <w:left w:w="108" w:type="dxa"/>
+              <w:left w:w="0" w:type="dxa"/>
               <w:bottom w:w="0" w:type="dxa"/>
-              <w:right w:w="108" w:type="dxa"/>
+              <w:right w:w="0" w:type="dxa"/>
             </w:tcMar>
+            <w:vAlign w:val="center"/>
           </w:tcPr>
           <w:p>
             <w:pPr>
@@ -9855,10 +9982,11 @@
             </w:tcBorders>
             <w:tcMar>
               <w:top w:w="0" w:type="dxa"/>
-              <w:left w:w="108" w:type="dxa"/>
+              <w:left w:w="0" w:type="dxa"/>
               <w:bottom w:w="0" w:type="dxa"/>
-              <w:right w:w="108" w:type="dxa"/>
+              <w:right w:w="0" w:type="dxa"/>
             </w:tcMar>
+            <w:vAlign w:val="center"/>
           </w:tcPr>
           <w:p>
             <w:pPr>
@@ -9885,10 +10013,11 @@
             </w:tcBorders>
             <w:tcMar>
               <w:top w:w="0" w:type="dxa"/>
-              <w:left w:w="108" w:type="dxa"/>
+              <w:left w:w="0" w:type="dxa"/>
               <w:bottom w:w="0" w:type="dxa"/>
-              <w:right w:w="108" w:type="dxa"/>
+              <w:right w:w="0" w:type="dxa"/>
             </w:tcMar>
+            <w:vAlign w:val="center"/>
           </w:tcPr>
           <w:p>
             <w:pPr>
@@ -9915,10 +10044,11 @@
             </w:tcBorders>
             <w:tcMar>
               <w:top w:w="0" w:type="dxa"/>
-              <w:left w:w="108" w:type="dxa"/>
+              <w:left w:w="0" w:type="dxa"/>
               <w:bottom w:w="0" w:type="dxa"/>
-              <w:right w:w="108" w:type="dxa"/>
+              <w:right w:w="0" w:type="dxa"/>
             </w:tcMar>
+            <w:vAlign w:val="center"/>
           </w:tcPr>
           <w:p>
             <w:pPr>
@@ -9945,10 +10075,11 @@
             </w:tcBorders>
             <w:tcMar>
               <w:top w:w="0" w:type="dxa"/>
-              <w:left w:w="108" w:type="dxa"/>
+              <w:left w:w="0" w:type="dxa"/>
               <w:bottom w:w="0" w:type="dxa"/>
-              <w:right w:w="108" w:type="dxa"/>
+              <w:right w:w="0" w:type="dxa"/>
             </w:tcMar>
+            <w:vAlign w:val="center"/>
           </w:tcPr>
           <w:p>
             <w:pPr>
@@ -9966,6 +10097,9 @@
         </w:tc>
       </w:tr>
       <w:tr>
+        <w:trPr>
+          <w:trHeight w:hRule="exact" w:val="1051"/>
+        </w:trPr>
         <w:tc>
           <w:tcPr>
             <w:tcW w:w="1051" w:type="dxa"/>
@@ -9977,10 +10111,11 @@
             </w:tcBorders>
             <w:tcMar>
               <w:top w:w="0" w:type="dxa"/>
-              <w:left w:w="108" w:type="dxa"/>
+              <w:left w:w="0" w:type="dxa"/>
               <w:bottom w:w="0" w:type="dxa"/>
-              <w:right w:w="108" w:type="dxa"/>
+              <w:right w:w="0" w:type="dxa"/>
             </w:tcMar>
+            <w:vAlign w:val="center"/>
           </w:tcPr>
           <w:p>
             <w:pPr>
@@ -10007,10 +10142,11 @@
             </w:tcBorders>
             <w:tcMar>
               <w:top w:w="0" w:type="dxa"/>
-              <w:left w:w="108" w:type="dxa"/>
+              <w:left w:w="0" w:type="dxa"/>
               <w:bottom w:w="0" w:type="dxa"/>
-              <w:right w:w="108" w:type="dxa"/>
+              <w:right w:w="0" w:type="dxa"/>
             </w:tcMar>
+            <w:vAlign w:val="center"/>
           </w:tcPr>
           <w:p>
             <w:pPr>
@@ -10037,10 +10173,11 @@
             </w:tcBorders>
             <w:tcMar>
               <w:top w:w="0" w:type="dxa"/>
-              <w:left w:w="108" w:type="dxa"/>
+              <w:left w:w="0" w:type="dxa"/>
               <w:bottom w:w="0" w:type="dxa"/>
-              <w:right w:w="108" w:type="dxa"/>
+              <w:right w:w="0" w:type="dxa"/>
             </w:tcMar>
+            <w:vAlign w:val="center"/>
           </w:tcPr>
           <w:p>
             <w:pPr>
@@ -10067,10 +10204,11 @@
             </w:tcBorders>
             <w:tcMar>
               <w:top w:w="0" w:type="dxa"/>
-              <w:left w:w="108" w:type="dxa"/>
+              <w:left w:w="0" w:type="dxa"/>
               <w:bottom w:w="0" w:type="dxa"/>
-              <w:right w:w="108" w:type="dxa"/>
+              <w:right w:w="0" w:type="dxa"/>
             </w:tcMar>
+            <w:vAlign w:val="center"/>
           </w:tcPr>
           <w:p>
             <w:pPr>
@@ -10097,10 +10235,11 @@
             </w:tcBorders>
             <w:tcMar>
               <w:top w:w="0" w:type="dxa"/>
-              <w:left w:w="108" w:type="dxa"/>
+              <w:left w:w="0" w:type="dxa"/>
               <w:bottom w:w="0" w:type="dxa"/>
-              <w:right w:w="108" w:type="dxa"/>
+              <w:right w:w="0" w:type="dxa"/>
             </w:tcMar>
+            <w:vAlign w:val="center"/>
           </w:tcPr>
           <w:p>
             <w:pPr>
@@ -10127,10 +10266,11 @@
             </w:tcBorders>
             <w:tcMar>
               <w:top w:w="0" w:type="dxa"/>
-              <w:left w:w="108" w:type="dxa"/>
+              <w:left w:w="0" w:type="dxa"/>
               <w:bottom w:w="0" w:type="dxa"/>
-              <w:right w:w="108" w:type="dxa"/>
+              <w:right w:w="0" w:type="dxa"/>
             </w:tcMar>
+            <w:vAlign w:val="center"/>
           </w:tcPr>
           <w:p>
             <w:pPr>
@@ -10157,10 +10297,11 @@
             </w:tcBorders>
             <w:tcMar>
               <w:top w:w="0" w:type="dxa"/>
-              <w:left w:w="108" w:type="dxa"/>
+              <w:left w:w="0" w:type="dxa"/>
               <w:bottom w:w="0" w:type="dxa"/>
-              <w:right w:w="108" w:type="dxa"/>
+              <w:right w:w="0" w:type="dxa"/>
             </w:tcMar>
+            <w:vAlign w:val="center"/>
           </w:tcPr>
           <w:p>
             <w:pPr>
@@ -10187,10 +10328,11 @@
             </w:tcBorders>
             <w:tcMar>
               <w:top w:w="0" w:type="dxa"/>
-              <w:left w:w="108" w:type="dxa"/>
+              <w:left w:w="0" w:type="dxa"/>
               <w:bottom w:w="0" w:type="dxa"/>
-              <w:right w:w="108" w:type="dxa"/>
+              <w:right w:w="0" w:type="dxa"/>
             </w:tcMar>
+            <w:vAlign w:val="center"/>
           </w:tcPr>
           <w:p>
             <w:pPr>
@@ -10217,10 +10359,11 @@
             </w:tcBorders>
             <w:tcMar>
               <w:top w:w="0" w:type="dxa"/>
-              <w:left w:w="108" w:type="dxa"/>
+              <w:left w:w="0" w:type="dxa"/>
               <w:bottom w:w="0" w:type="dxa"/>
-              <w:right w:w="108" w:type="dxa"/>
+              <w:right w:w="0" w:type="dxa"/>
             </w:tcMar>
+            <w:vAlign w:val="center"/>
           </w:tcPr>
           <w:p>
             <w:pPr>
@@ -10247,10 +10390,11 @@
             </w:tcBorders>
             <w:tcMar>
               <w:top w:w="0" w:type="dxa"/>
-              <w:left w:w="108" w:type="dxa"/>
+              <w:left w:w="0" w:type="dxa"/>
               <w:bottom w:w="0" w:type="dxa"/>
-              <w:right w:w="108" w:type="dxa"/>
+              <w:right w:w="0" w:type="dxa"/>
             </w:tcMar>
+            <w:vAlign w:val="center"/>
           </w:tcPr>
           <w:p>
             <w:pPr>
@@ -10268,7 +10412,11 @@
         </w:tc>
       </w:tr>
     </w:tbl>
-    <w:p/>
+    <w:p>
+      <w:pPr>
+        <w:spacing w:after="200" w:line="276" w:lineRule="auto"/>
+      </w:pPr>
+    </w:p>
     <w:sectPr>
       <w:headerReference w:type="default" r:id="rId_new_header_default"/>
       <w:pgSz w:w="12240" w:h="15840"/>

--- a/week-2-listening-questioning/week-2-thinker-doer.docx
+++ b/week-2-listening-questioning/week-2-thinker-doer.docx
@@ -7232,7 +7232,8 @@
       <w:tblPr>
         <w:tblLayout w:type="fixed"/>
         <w:tblStyle w:val="TableGrid"/>
-        <w:tblW w:w="0" w:type="auto"/>
+        <w:tblW w:w="5760" w:type="dxa"/>
+        <w:jc w:val="center"/>
         <w:tblBorders>
           <w:top w:val="single" w:sz="4" w:space="0" w:color="auto"/>
           <w:left w:val="single" w:sz="4" w:space="0" w:color="auto"/>
@@ -7250,24 +7251,25 @@
         <w:tblLook w:firstRow="1" w:firstColumn="1" w:noVBand="1"/>
       </w:tblPr>
       <w:tblGrid>
-        <w:gridCol w:w="1051"/>
-        <w:gridCol w:w="1051"/>
-        <w:gridCol w:w="1051"/>
-        <w:gridCol w:w="1051"/>
-        <w:gridCol w:w="1051"/>
-        <w:gridCol w:w="1051"/>
-        <w:gridCol w:w="1051"/>
-        <w:gridCol w:w="1051"/>
-        <w:gridCol w:w="1051"/>
-        <w:gridCol w:w="1051"/>
+        <w:gridCol w:w="576"/>
+        <w:gridCol w:w="576"/>
+        <w:gridCol w:w="576"/>
+        <w:gridCol w:w="576"/>
+        <w:gridCol w:w="576"/>
+        <w:gridCol w:w="576"/>
+        <w:gridCol w:w="576"/>
+        <w:gridCol w:w="576"/>
+        <w:gridCol w:w="576"/>
+        <w:gridCol w:w="576"/>
       </w:tblGrid>
       <w:tr>
         <w:trPr>
-          <w:trHeight w:hRule="exact" w:val="1051"/>
+          <w:jc w:val="center"/>
+          <w:trHeight w:hRule="exact" w:val="576"/>
         </w:trPr>
         <w:tc>
           <w:tcPr>
-            <w:tcW w:w="1051" w:type="dxa"/>
+            <w:tcW w:w="576" w:type="dxa"/>
             <w:tcBorders>
               <w:top w:val="single" w:sz="4" w:space="0" w:color="auto"/>
               <w:left w:val="single" w:sz="4" w:space="0" w:color="auto"/>
@@ -7298,7 +7300,7 @@
         </w:tc>
         <w:tc>
           <w:tcPr>
-            <w:tcW w:w="1051" w:type="dxa"/>
+            <w:tcW w:w="576" w:type="dxa"/>
             <w:tcBorders>
               <w:top w:val="single" w:sz="4" w:space="0" w:color="auto"/>
               <w:left w:val="single" w:sz="4" w:space="0" w:color="auto"/>
@@ -7329,7 +7331,7 @@
         </w:tc>
         <w:tc>
           <w:tcPr>
-            <w:tcW w:w="1051" w:type="dxa"/>
+            <w:tcW w:w="576" w:type="dxa"/>
             <w:tcBorders>
               <w:top w:val="single" w:sz="4" w:space="0" w:color="auto"/>
               <w:left w:val="single" w:sz="4" w:space="0" w:color="auto"/>
@@ -7360,7 +7362,7 @@
         </w:tc>
         <w:tc>
           <w:tcPr>
-            <w:tcW w:w="1051" w:type="dxa"/>
+            <w:tcW w:w="576" w:type="dxa"/>
             <w:tcBorders>
               <w:top w:val="single" w:sz="4" w:space="0" w:color="auto"/>
               <w:left w:val="single" w:sz="4" w:space="0" w:color="auto"/>
@@ -7391,7 +7393,7 @@
         </w:tc>
         <w:tc>
           <w:tcPr>
-            <w:tcW w:w="1051" w:type="dxa"/>
+            <w:tcW w:w="576" w:type="dxa"/>
             <w:tcBorders>
               <w:top w:val="single" w:sz="4" w:space="0" w:color="auto"/>
               <w:left w:val="single" w:sz="4" w:space="0" w:color="auto"/>
@@ -7422,7 +7424,7 @@
         </w:tc>
         <w:tc>
           <w:tcPr>
-            <w:tcW w:w="1051" w:type="dxa"/>
+            <w:tcW w:w="576" w:type="dxa"/>
             <w:tcBorders>
               <w:top w:val="single" w:sz="4" w:space="0" w:color="auto"/>
               <w:left w:val="single" w:sz="4" w:space="0" w:color="auto"/>
@@ -7453,7 +7455,7 @@
         </w:tc>
         <w:tc>
           <w:tcPr>
-            <w:tcW w:w="1051" w:type="dxa"/>
+            <w:tcW w:w="576" w:type="dxa"/>
             <w:tcBorders>
               <w:top w:val="single" w:sz="4" w:space="0" w:color="auto"/>
               <w:left w:val="single" w:sz="4" w:space="0" w:color="auto"/>
@@ -7484,7 +7486,7 @@
         </w:tc>
         <w:tc>
           <w:tcPr>
-            <w:tcW w:w="1051" w:type="dxa"/>
+            <w:tcW w:w="576" w:type="dxa"/>
             <w:tcBorders>
               <w:top w:val="single" w:sz="4" w:space="0" w:color="auto"/>
               <w:left w:val="single" w:sz="4" w:space="0" w:color="auto"/>
@@ -7515,7 +7517,7 @@
         </w:tc>
         <w:tc>
           <w:tcPr>
-            <w:tcW w:w="1051" w:type="dxa"/>
+            <w:tcW w:w="576" w:type="dxa"/>
             <w:tcBorders>
               <w:top w:val="single" w:sz="4" w:space="0" w:color="auto"/>
               <w:left w:val="single" w:sz="4" w:space="0" w:color="auto"/>
@@ -7546,7 +7548,7 @@
         </w:tc>
         <w:tc>
           <w:tcPr>
-            <w:tcW w:w="1051" w:type="dxa"/>
+            <w:tcW w:w="576" w:type="dxa"/>
             <w:tcBorders>
               <w:top w:val="single" w:sz="4" w:space="0" w:color="auto"/>
               <w:left w:val="single" w:sz="4" w:space="0" w:color="auto"/>
@@ -7578,11 +7580,12 @@
       </w:tr>
       <w:tr>
         <w:trPr>
-          <w:trHeight w:hRule="exact" w:val="1051"/>
+          <w:jc w:val="center"/>
+          <w:trHeight w:hRule="exact" w:val="576"/>
         </w:trPr>
         <w:tc>
           <w:tcPr>
-            <w:tcW w:w="1051" w:type="dxa"/>
+            <w:tcW w:w="576" w:type="dxa"/>
             <w:tcBorders>
               <w:top w:val="single" w:sz="4" w:space="0" w:color="auto"/>
               <w:left w:val="single" w:sz="4" w:space="0" w:color="auto"/>
@@ -7613,7 +7616,7 @@
         </w:tc>
         <w:tc>
           <w:tcPr>
-            <w:tcW w:w="1051" w:type="dxa"/>
+            <w:tcW w:w="576" w:type="dxa"/>
             <w:tcBorders>
               <w:top w:val="single" w:sz="4" w:space="0" w:color="auto"/>
               <w:left w:val="single" w:sz="4" w:space="0" w:color="auto"/>
@@ -7644,7 +7647,7 @@
         </w:tc>
         <w:tc>
           <w:tcPr>
-            <w:tcW w:w="1051" w:type="dxa"/>
+            <w:tcW w:w="576" w:type="dxa"/>
             <w:tcBorders>
               <w:top w:val="single" w:sz="4" w:space="0" w:color="auto"/>
               <w:left w:val="single" w:sz="4" w:space="0" w:color="auto"/>
@@ -7675,7 +7678,7 @@
         </w:tc>
         <w:tc>
           <w:tcPr>
-            <w:tcW w:w="1051" w:type="dxa"/>
+            <w:tcW w:w="576" w:type="dxa"/>
             <w:tcBorders>
               <w:top w:val="single" w:sz="4" w:space="0" w:color="auto"/>
               <w:left w:val="single" w:sz="4" w:space="0" w:color="auto"/>
@@ -7706,7 +7709,7 @@
         </w:tc>
         <w:tc>
           <w:tcPr>
-            <w:tcW w:w="1051" w:type="dxa"/>
+            <w:tcW w:w="576" w:type="dxa"/>
             <w:tcBorders>
               <w:top w:val="single" w:sz="4" w:space="0" w:color="auto"/>
               <w:left w:val="single" w:sz="4" w:space="0" w:color="auto"/>
@@ -7737,7 +7740,7 @@
         </w:tc>
         <w:tc>
           <w:tcPr>
-            <w:tcW w:w="1051" w:type="dxa"/>
+            <w:tcW w:w="576" w:type="dxa"/>
             <w:tcBorders>
               <w:top w:val="single" w:sz="4" w:space="0" w:color="auto"/>
               <w:left w:val="single" w:sz="4" w:space="0" w:color="auto"/>
@@ -7768,7 +7771,7 @@
         </w:tc>
         <w:tc>
           <w:tcPr>
-            <w:tcW w:w="1051" w:type="dxa"/>
+            <w:tcW w:w="576" w:type="dxa"/>
             <w:tcBorders>
               <w:top w:val="single" w:sz="4" w:space="0" w:color="auto"/>
               <w:left w:val="single" w:sz="4" w:space="0" w:color="auto"/>
@@ -7799,7 +7802,7 @@
         </w:tc>
         <w:tc>
           <w:tcPr>
-            <w:tcW w:w="1051" w:type="dxa"/>
+            <w:tcW w:w="576" w:type="dxa"/>
             <w:tcBorders>
               <w:top w:val="single" w:sz="4" w:space="0" w:color="auto"/>
               <w:left w:val="single" w:sz="4" w:space="0" w:color="auto"/>
@@ -7830,7 +7833,7 @@
         </w:tc>
         <w:tc>
           <w:tcPr>
-            <w:tcW w:w="1051" w:type="dxa"/>
+            <w:tcW w:w="576" w:type="dxa"/>
             <w:tcBorders>
               <w:top w:val="single" w:sz="4" w:space="0" w:color="auto"/>
               <w:left w:val="single" w:sz="4" w:space="0" w:color="auto"/>
@@ -7861,7 +7864,7 @@
         </w:tc>
         <w:tc>
           <w:tcPr>
-            <w:tcW w:w="1051" w:type="dxa"/>
+            <w:tcW w:w="576" w:type="dxa"/>
             <w:tcBorders>
               <w:top w:val="single" w:sz="4" w:space="0" w:color="auto"/>
               <w:left w:val="single" w:sz="4" w:space="0" w:color="auto"/>
@@ -7893,11 +7896,12 @@
       </w:tr>
       <w:tr>
         <w:trPr>
-          <w:trHeight w:hRule="exact" w:val="1051"/>
+          <w:jc w:val="center"/>
+          <w:trHeight w:hRule="exact" w:val="576"/>
         </w:trPr>
         <w:tc>
           <w:tcPr>
-            <w:tcW w:w="1051" w:type="dxa"/>
+            <w:tcW w:w="576" w:type="dxa"/>
             <w:tcBorders>
               <w:top w:val="single" w:sz="4" w:space="0" w:color="auto"/>
               <w:left w:val="single" w:sz="4" w:space="0" w:color="auto"/>
@@ -7928,7 +7932,7 @@
         </w:tc>
         <w:tc>
           <w:tcPr>
-            <w:tcW w:w="1051" w:type="dxa"/>
+            <w:tcW w:w="576" w:type="dxa"/>
             <w:tcBorders>
               <w:top w:val="single" w:sz="4" w:space="0" w:color="auto"/>
               <w:left w:val="single" w:sz="4" w:space="0" w:color="auto"/>
@@ -7959,7 +7963,7 @@
         </w:tc>
         <w:tc>
           <w:tcPr>
-            <w:tcW w:w="1051" w:type="dxa"/>
+            <w:tcW w:w="576" w:type="dxa"/>
             <w:tcBorders>
               <w:top w:val="single" w:sz="4" w:space="0" w:color="auto"/>
               <w:left w:val="single" w:sz="4" w:space="0" w:color="auto"/>
@@ -7990,7 +7994,7 @@
         </w:tc>
         <w:tc>
           <w:tcPr>
-            <w:tcW w:w="1051" w:type="dxa"/>
+            <w:tcW w:w="576" w:type="dxa"/>
             <w:tcBorders>
               <w:top w:val="single" w:sz="4" w:space="0" w:color="auto"/>
               <w:left w:val="single" w:sz="4" w:space="0" w:color="auto"/>
@@ -8021,7 +8025,7 @@
         </w:tc>
         <w:tc>
           <w:tcPr>
-            <w:tcW w:w="1051" w:type="dxa"/>
+            <w:tcW w:w="576" w:type="dxa"/>
             <w:tcBorders>
               <w:top w:val="single" w:sz="4" w:space="0" w:color="auto"/>
               <w:left w:val="single" w:sz="4" w:space="0" w:color="auto"/>
@@ -8052,7 +8056,7 @@
         </w:tc>
         <w:tc>
           <w:tcPr>
-            <w:tcW w:w="1051" w:type="dxa"/>
+            <w:tcW w:w="576" w:type="dxa"/>
             <w:tcBorders>
               <w:top w:val="single" w:sz="4" w:space="0" w:color="auto"/>
               <w:left w:val="single" w:sz="4" w:space="0" w:color="auto"/>
@@ -8083,7 +8087,7 @@
         </w:tc>
         <w:tc>
           <w:tcPr>
-            <w:tcW w:w="1051" w:type="dxa"/>
+            <w:tcW w:w="576" w:type="dxa"/>
             <w:tcBorders>
               <w:top w:val="single" w:sz="4" w:space="0" w:color="auto"/>
               <w:left w:val="single" w:sz="4" w:space="0" w:color="auto"/>
@@ -8114,7 +8118,7 @@
         </w:tc>
         <w:tc>
           <w:tcPr>
-            <w:tcW w:w="1051" w:type="dxa"/>
+            <w:tcW w:w="576" w:type="dxa"/>
             <w:tcBorders>
               <w:top w:val="single" w:sz="4" w:space="0" w:color="auto"/>
               <w:left w:val="single" w:sz="4" w:space="0" w:color="auto"/>
@@ -8145,7 +8149,7 @@
         </w:tc>
         <w:tc>
           <w:tcPr>
-            <w:tcW w:w="1051" w:type="dxa"/>
+            <w:tcW w:w="576" w:type="dxa"/>
             <w:tcBorders>
               <w:top w:val="single" w:sz="4" w:space="0" w:color="auto"/>
               <w:left w:val="single" w:sz="4" w:space="0" w:color="auto"/>
@@ -8176,7 +8180,7 @@
         </w:tc>
         <w:tc>
           <w:tcPr>
-            <w:tcW w:w="1051" w:type="dxa"/>
+            <w:tcW w:w="576" w:type="dxa"/>
             <w:tcBorders>
               <w:top w:val="single" w:sz="4" w:space="0" w:color="auto"/>
               <w:left w:val="single" w:sz="4" w:space="0" w:color="auto"/>
@@ -8208,11 +8212,12 @@
       </w:tr>
       <w:tr>
         <w:trPr>
-          <w:trHeight w:hRule="exact" w:val="1051"/>
+          <w:jc w:val="center"/>
+          <w:trHeight w:hRule="exact" w:val="576"/>
         </w:trPr>
         <w:tc>
           <w:tcPr>
-            <w:tcW w:w="1051" w:type="dxa"/>
+            <w:tcW w:w="576" w:type="dxa"/>
             <w:tcBorders>
               <w:top w:val="single" w:sz="4" w:space="0" w:color="auto"/>
               <w:left w:val="single" w:sz="4" w:space="0" w:color="auto"/>
@@ -8243,7 +8248,7 @@
         </w:tc>
         <w:tc>
           <w:tcPr>
-            <w:tcW w:w="1051" w:type="dxa"/>
+            <w:tcW w:w="576" w:type="dxa"/>
             <w:tcBorders>
               <w:top w:val="single" w:sz="4" w:space="0" w:color="auto"/>
               <w:left w:val="single" w:sz="4" w:space="0" w:color="auto"/>
@@ -8274,7 +8279,7 @@
         </w:tc>
         <w:tc>
           <w:tcPr>
-            <w:tcW w:w="1051" w:type="dxa"/>
+            <w:tcW w:w="576" w:type="dxa"/>
             <w:tcBorders>
               <w:top w:val="single" w:sz="4" w:space="0" w:color="auto"/>
               <w:left w:val="single" w:sz="4" w:space="0" w:color="auto"/>
@@ -8305,7 +8310,7 @@
         </w:tc>
         <w:tc>
           <w:tcPr>
-            <w:tcW w:w="1051" w:type="dxa"/>
+            <w:tcW w:w="576" w:type="dxa"/>
             <w:tcBorders>
               <w:top w:val="single" w:sz="4" w:space="0" w:color="auto"/>
               <w:left w:val="single" w:sz="4" w:space="0" w:color="auto"/>
@@ -8336,7 +8341,7 @@
         </w:tc>
         <w:tc>
           <w:tcPr>
-            <w:tcW w:w="1051" w:type="dxa"/>
+            <w:tcW w:w="576" w:type="dxa"/>
             <w:tcBorders>
               <w:top w:val="single" w:sz="4" w:space="0" w:color="auto"/>
               <w:left w:val="single" w:sz="4" w:space="0" w:color="auto"/>
@@ -8367,7 +8372,7 @@
         </w:tc>
         <w:tc>
           <w:tcPr>
-            <w:tcW w:w="1051" w:type="dxa"/>
+            <w:tcW w:w="576" w:type="dxa"/>
             <w:tcBorders>
               <w:top w:val="single" w:sz="4" w:space="0" w:color="auto"/>
               <w:left w:val="single" w:sz="4" w:space="0" w:color="auto"/>
@@ -8398,7 +8403,7 @@
         </w:tc>
         <w:tc>
           <w:tcPr>
-            <w:tcW w:w="1051" w:type="dxa"/>
+            <w:tcW w:w="576" w:type="dxa"/>
             <w:tcBorders>
               <w:top w:val="single" w:sz="4" w:space="0" w:color="auto"/>
               <w:left w:val="single" w:sz="4" w:space="0" w:color="auto"/>
@@ -8429,7 +8434,7 @@
         </w:tc>
         <w:tc>
           <w:tcPr>
-            <w:tcW w:w="1051" w:type="dxa"/>
+            <w:tcW w:w="576" w:type="dxa"/>
             <w:tcBorders>
               <w:top w:val="single" w:sz="4" w:space="0" w:color="auto"/>
               <w:left w:val="single" w:sz="4" w:space="0" w:color="auto"/>
@@ -8460,7 +8465,7 @@
         </w:tc>
         <w:tc>
           <w:tcPr>
-            <w:tcW w:w="1051" w:type="dxa"/>
+            <w:tcW w:w="576" w:type="dxa"/>
             <w:tcBorders>
               <w:top w:val="single" w:sz="4" w:space="0" w:color="auto"/>
               <w:left w:val="single" w:sz="4" w:space="0" w:color="auto"/>
@@ -8491,7 +8496,7 @@
         </w:tc>
         <w:tc>
           <w:tcPr>
-            <w:tcW w:w="1051" w:type="dxa"/>
+            <w:tcW w:w="576" w:type="dxa"/>
             <w:tcBorders>
               <w:top w:val="single" w:sz="4" w:space="0" w:color="auto"/>
               <w:left w:val="single" w:sz="4" w:space="0" w:color="auto"/>
@@ -8523,11 +8528,12 @@
       </w:tr>
       <w:tr>
         <w:trPr>
-          <w:trHeight w:hRule="exact" w:val="1051"/>
+          <w:jc w:val="center"/>
+          <w:trHeight w:hRule="exact" w:val="576"/>
         </w:trPr>
         <w:tc>
           <w:tcPr>
-            <w:tcW w:w="1051" w:type="dxa"/>
+            <w:tcW w:w="576" w:type="dxa"/>
             <w:tcBorders>
               <w:top w:val="single" w:sz="4" w:space="0" w:color="auto"/>
               <w:left w:val="single" w:sz="4" w:space="0" w:color="auto"/>
@@ -8558,7 +8564,7 @@
         </w:tc>
         <w:tc>
           <w:tcPr>
-            <w:tcW w:w="1051" w:type="dxa"/>
+            <w:tcW w:w="576" w:type="dxa"/>
             <w:tcBorders>
               <w:top w:val="single" w:sz="4" w:space="0" w:color="auto"/>
               <w:left w:val="single" w:sz="4" w:space="0" w:color="auto"/>
@@ -8589,7 +8595,7 @@
         </w:tc>
         <w:tc>
           <w:tcPr>
-            <w:tcW w:w="1051" w:type="dxa"/>
+            <w:tcW w:w="576" w:type="dxa"/>
             <w:tcBorders>
               <w:top w:val="single" w:sz="4" w:space="0" w:color="auto"/>
               <w:left w:val="single" w:sz="4" w:space="0" w:color="auto"/>
@@ -8620,7 +8626,7 @@
         </w:tc>
         <w:tc>
           <w:tcPr>
-            <w:tcW w:w="1051" w:type="dxa"/>
+            <w:tcW w:w="576" w:type="dxa"/>
             <w:tcBorders>
               <w:top w:val="single" w:sz="4" w:space="0" w:color="auto"/>
               <w:left w:val="single" w:sz="4" w:space="0" w:color="auto"/>
@@ -8651,7 +8657,7 @@
         </w:tc>
         <w:tc>
           <w:tcPr>
-            <w:tcW w:w="1051" w:type="dxa"/>
+            <w:tcW w:w="576" w:type="dxa"/>
             <w:tcBorders>
               <w:top w:val="single" w:sz="4" w:space="0" w:color="auto"/>
               <w:left w:val="single" w:sz="4" w:space="0" w:color="auto"/>
@@ -8682,7 +8688,7 @@
         </w:tc>
         <w:tc>
           <w:tcPr>
-            <w:tcW w:w="1051" w:type="dxa"/>
+            <w:tcW w:w="576" w:type="dxa"/>
             <w:tcBorders>
               <w:top w:val="single" w:sz="4" w:space="0" w:color="auto"/>
               <w:left w:val="single" w:sz="4" w:space="0" w:color="auto"/>
@@ -8713,7 +8719,7 @@
         </w:tc>
         <w:tc>
           <w:tcPr>
-            <w:tcW w:w="1051" w:type="dxa"/>
+            <w:tcW w:w="576" w:type="dxa"/>
             <w:tcBorders>
               <w:top w:val="single" w:sz="4" w:space="0" w:color="auto"/>
               <w:left w:val="single" w:sz="4" w:space="0" w:color="auto"/>
@@ -8744,7 +8750,7 @@
         </w:tc>
         <w:tc>
           <w:tcPr>
-            <w:tcW w:w="1051" w:type="dxa"/>
+            <w:tcW w:w="576" w:type="dxa"/>
             <w:tcBorders>
               <w:top w:val="single" w:sz="4" w:space="0" w:color="auto"/>
               <w:left w:val="single" w:sz="4" w:space="0" w:color="auto"/>
@@ -8775,7 +8781,7 @@
         </w:tc>
         <w:tc>
           <w:tcPr>
-            <w:tcW w:w="1051" w:type="dxa"/>
+            <w:tcW w:w="576" w:type="dxa"/>
             <w:tcBorders>
               <w:top w:val="single" w:sz="4" w:space="0" w:color="auto"/>
               <w:left w:val="single" w:sz="4" w:space="0" w:color="auto"/>
@@ -8806,7 +8812,7 @@
         </w:tc>
         <w:tc>
           <w:tcPr>
-            <w:tcW w:w="1051" w:type="dxa"/>
+            <w:tcW w:w="576" w:type="dxa"/>
             <w:tcBorders>
               <w:top w:val="single" w:sz="4" w:space="0" w:color="auto"/>
               <w:left w:val="single" w:sz="4" w:space="0" w:color="auto"/>
@@ -8838,11 +8844,12 @@
       </w:tr>
       <w:tr>
         <w:trPr>
-          <w:trHeight w:hRule="exact" w:val="1051"/>
+          <w:jc w:val="center"/>
+          <w:trHeight w:hRule="exact" w:val="576"/>
         </w:trPr>
         <w:tc>
           <w:tcPr>
-            <w:tcW w:w="1051" w:type="dxa"/>
+            <w:tcW w:w="576" w:type="dxa"/>
             <w:tcBorders>
               <w:top w:val="single" w:sz="4" w:space="0" w:color="auto"/>
               <w:left w:val="single" w:sz="4" w:space="0" w:color="auto"/>
@@ -8873,7 +8880,7 @@
         </w:tc>
         <w:tc>
           <w:tcPr>
-            <w:tcW w:w="1051" w:type="dxa"/>
+            <w:tcW w:w="576" w:type="dxa"/>
             <w:tcBorders>
               <w:top w:val="single" w:sz="4" w:space="0" w:color="auto"/>
               <w:left w:val="single" w:sz="4" w:space="0" w:color="auto"/>
@@ -8904,7 +8911,7 @@
         </w:tc>
         <w:tc>
           <w:tcPr>
-            <w:tcW w:w="1051" w:type="dxa"/>
+            <w:tcW w:w="576" w:type="dxa"/>
             <w:tcBorders>
               <w:top w:val="single" w:sz="4" w:space="0" w:color="auto"/>
               <w:left w:val="single" w:sz="4" w:space="0" w:color="auto"/>
@@ -8935,7 +8942,7 @@
         </w:tc>
         <w:tc>
           <w:tcPr>
-            <w:tcW w:w="1051" w:type="dxa"/>
+            <w:tcW w:w="576" w:type="dxa"/>
             <w:tcBorders>
               <w:top w:val="single" w:sz="4" w:space="0" w:color="auto"/>
               <w:left w:val="single" w:sz="4" w:space="0" w:color="auto"/>
@@ -8966,7 +8973,7 @@
         </w:tc>
         <w:tc>
           <w:tcPr>
-            <w:tcW w:w="1051" w:type="dxa"/>
+            <w:tcW w:w="576" w:type="dxa"/>
             <w:tcBorders>
               <w:top w:val="single" w:sz="4" w:space="0" w:color="auto"/>
               <w:left w:val="single" w:sz="4" w:space="0" w:color="auto"/>
@@ -8997,7 +9004,7 @@
         </w:tc>
         <w:tc>
           <w:tcPr>
-            <w:tcW w:w="1051" w:type="dxa"/>
+            <w:tcW w:w="576" w:type="dxa"/>
             <w:tcBorders>
               <w:top w:val="single" w:sz="4" w:space="0" w:color="auto"/>
               <w:left w:val="single" w:sz="4" w:space="0" w:color="auto"/>
@@ -9028,7 +9035,7 @@
         </w:tc>
         <w:tc>
           <w:tcPr>
-            <w:tcW w:w="1051" w:type="dxa"/>
+            <w:tcW w:w="576" w:type="dxa"/>
             <w:tcBorders>
               <w:top w:val="single" w:sz="4" w:space="0" w:color="auto"/>
               <w:left w:val="single" w:sz="4" w:space="0" w:color="auto"/>
@@ -9059,7 +9066,7 @@
         </w:tc>
         <w:tc>
           <w:tcPr>
-            <w:tcW w:w="1051" w:type="dxa"/>
+            <w:tcW w:w="576" w:type="dxa"/>
             <w:tcBorders>
               <w:top w:val="single" w:sz="4" w:space="0" w:color="auto"/>
               <w:left w:val="single" w:sz="4" w:space="0" w:color="auto"/>
@@ -9090,7 +9097,7 @@
         </w:tc>
         <w:tc>
           <w:tcPr>
-            <w:tcW w:w="1051" w:type="dxa"/>
+            <w:tcW w:w="576" w:type="dxa"/>
             <w:tcBorders>
               <w:top w:val="single" w:sz="4" w:space="0" w:color="auto"/>
               <w:left w:val="single" w:sz="4" w:space="0" w:color="auto"/>
@@ -9121,7 +9128,7 @@
         </w:tc>
         <w:tc>
           <w:tcPr>
-            <w:tcW w:w="1051" w:type="dxa"/>
+            <w:tcW w:w="576" w:type="dxa"/>
             <w:tcBorders>
               <w:top w:val="single" w:sz="4" w:space="0" w:color="auto"/>
               <w:left w:val="single" w:sz="4" w:space="0" w:color="auto"/>
@@ -9153,11 +9160,12 @@
       </w:tr>
       <w:tr>
         <w:trPr>
-          <w:trHeight w:hRule="exact" w:val="1051"/>
+          <w:jc w:val="center"/>
+          <w:trHeight w:hRule="exact" w:val="576"/>
         </w:trPr>
         <w:tc>
           <w:tcPr>
-            <w:tcW w:w="1051" w:type="dxa"/>
+            <w:tcW w:w="576" w:type="dxa"/>
             <w:tcBorders>
               <w:top w:val="single" w:sz="4" w:space="0" w:color="auto"/>
               <w:left w:val="single" w:sz="4" w:space="0" w:color="auto"/>
@@ -9188,7 +9196,7 @@
         </w:tc>
         <w:tc>
           <w:tcPr>
-            <w:tcW w:w="1051" w:type="dxa"/>
+            <w:tcW w:w="576" w:type="dxa"/>
             <w:tcBorders>
               <w:top w:val="single" w:sz="4" w:space="0" w:color="auto"/>
               <w:left w:val="single" w:sz="4" w:space="0" w:color="auto"/>
@@ -9219,7 +9227,7 @@
         </w:tc>
         <w:tc>
           <w:tcPr>
-            <w:tcW w:w="1051" w:type="dxa"/>
+            <w:tcW w:w="576" w:type="dxa"/>
             <w:tcBorders>
               <w:top w:val="single" w:sz="4" w:space="0" w:color="auto"/>
               <w:left w:val="single" w:sz="4" w:space="0" w:color="auto"/>
@@ -9250,7 +9258,7 @@
         </w:tc>
         <w:tc>
           <w:tcPr>
-            <w:tcW w:w="1051" w:type="dxa"/>
+            <w:tcW w:w="576" w:type="dxa"/>
             <w:tcBorders>
               <w:top w:val="single" w:sz="4" w:space="0" w:color="auto"/>
               <w:left w:val="single" w:sz="4" w:space="0" w:color="auto"/>
@@ -9281,7 +9289,7 @@
         </w:tc>
         <w:tc>
           <w:tcPr>
-            <w:tcW w:w="1051" w:type="dxa"/>
+            <w:tcW w:w="576" w:type="dxa"/>
             <w:tcBorders>
               <w:top w:val="single" w:sz="4" w:space="0" w:color="auto"/>
               <w:left w:val="single" w:sz="4" w:space="0" w:color="auto"/>
@@ -9312,7 +9320,7 @@
         </w:tc>
         <w:tc>
           <w:tcPr>
-            <w:tcW w:w="1051" w:type="dxa"/>
+            <w:tcW w:w="576" w:type="dxa"/>
             <w:tcBorders>
               <w:top w:val="single" w:sz="4" w:space="0" w:color="auto"/>
               <w:left w:val="single" w:sz="4" w:space="0" w:color="auto"/>
@@ -9343,7 +9351,7 @@
         </w:tc>
         <w:tc>
           <w:tcPr>
-            <w:tcW w:w="1051" w:type="dxa"/>
+            <w:tcW w:w="576" w:type="dxa"/>
             <w:tcBorders>
               <w:top w:val="single" w:sz="4" w:space="0" w:color="auto"/>
               <w:left w:val="single" w:sz="4" w:space="0" w:color="auto"/>
@@ -9374,7 +9382,7 @@
         </w:tc>
         <w:tc>
           <w:tcPr>
-            <w:tcW w:w="1051" w:type="dxa"/>
+            <w:tcW w:w="576" w:type="dxa"/>
             <w:tcBorders>
               <w:top w:val="single" w:sz="4" w:space="0" w:color="auto"/>
               <w:left w:val="single" w:sz="4" w:space="0" w:color="auto"/>
@@ -9405,7 +9413,7 @@
         </w:tc>
         <w:tc>
           <w:tcPr>
-            <w:tcW w:w="1051" w:type="dxa"/>
+            <w:tcW w:w="576" w:type="dxa"/>
             <w:tcBorders>
               <w:top w:val="single" w:sz="4" w:space="0" w:color="auto"/>
               <w:left w:val="single" w:sz="4" w:space="0" w:color="auto"/>
@@ -9436,7 +9444,7 @@
         </w:tc>
         <w:tc>
           <w:tcPr>
-            <w:tcW w:w="1051" w:type="dxa"/>
+            <w:tcW w:w="576" w:type="dxa"/>
             <w:tcBorders>
               <w:top w:val="single" w:sz="4" w:space="0" w:color="auto"/>
               <w:left w:val="single" w:sz="4" w:space="0" w:color="auto"/>
@@ -9468,11 +9476,12 @@
       </w:tr>
       <w:tr>
         <w:trPr>
-          <w:trHeight w:hRule="exact" w:val="1051"/>
+          <w:jc w:val="center"/>
+          <w:trHeight w:hRule="exact" w:val="576"/>
         </w:trPr>
         <w:tc>
           <w:tcPr>
-            <w:tcW w:w="1051" w:type="dxa"/>
+            <w:tcW w:w="576" w:type="dxa"/>
             <w:tcBorders>
               <w:top w:val="single" w:sz="4" w:space="0" w:color="auto"/>
               <w:left w:val="single" w:sz="4" w:space="0" w:color="auto"/>
@@ -9503,7 +9512,7 @@
         </w:tc>
         <w:tc>
           <w:tcPr>
-            <w:tcW w:w="1051" w:type="dxa"/>
+            <w:tcW w:w="576" w:type="dxa"/>
             <w:tcBorders>
               <w:top w:val="single" w:sz="4" w:space="0" w:color="auto"/>
               <w:left w:val="single" w:sz="4" w:space="0" w:color="auto"/>
@@ -9534,7 +9543,7 @@
         </w:tc>
         <w:tc>
           <w:tcPr>
-            <w:tcW w:w="1051" w:type="dxa"/>
+            <w:tcW w:w="576" w:type="dxa"/>
             <w:tcBorders>
               <w:top w:val="single" w:sz="4" w:space="0" w:color="auto"/>
               <w:left w:val="single" w:sz="4" w:space="0" w:color="auto"/>
@@ -9565,7 +9574,7 @@
         </w:tc>
         <w:tc>
           <w:tcPr>
-            <w:tcW w:w="1051" w:type="dxa"/>
+            <w:tcW w:w="576" w:type="dxa"/>
             <w:tcBorders>
               <w:top w:val="single" w:sz="4" w:space="0" w:color="auto"/>
               <w:left w:val="single" w:sz="4" w:space="0" w:color="auto"/>
@@ -9596,7 +9605,7 @@
         </w:tc>
         <w:tc>
           <w:tcPr>
-            <w:tcW w:w="1051" w:type="dxa"/>
+            <w:tcW w:w="576" w:type="dxa"/>
             <w:tcBorders>
               <w:top w:val="single" w:sz="4" w:space="0" w:color="auto"/>
               <w:left w:val="single" w:sz="4" w:space="0" w:color="auto"/>
@@ -9627,7 +9636,7 @@
         </w:tc>
         <w:tc>
           <w:tcPr>
-            <w:tcW w:w="1051" w:type="dxa"/>
+            <w:tcW w:w="576" w:type="dxa"/>
             <w:tcBorders>
               <w:top w:val="single" w:sz="4" w:space="0" w:color="auto"/>
               <w:left w:val="single" w:sz="4" w:space="0" w:color="auto"/>
@@ -9658,7 +9667,7 @@
         </w:tc>
         <w:tc>
           <w:tcPr>
-            <w:tcW w:w="1051" w:type="dxa"/>
+            <w:tcW w:w="576" w:type="dxa"/>
             <w:tcBorders>
               <w:top w:val="single" w:sz="4" w:space="0" w:color="auto"/>
               <w:left w:val="single" w:sz="4" w:space="0" w:color="auto"/>
@@ -9689,7 +9698,7 @@
         </w:tc>
         <w:tc>
           <w:tcPr>
-            <w:tcW w:w="1051" w:type="dxa"/>
+            <w:tcW w:w="576" w:type="dxa"/>
             <w:tcBorders>
               <w:top w:val="single" w:sz="4" w:space="0" w:color="auto"/>
               <w:left w:val="single" w:sz="4" w:space="0" w:color="auto"/>
@@ -9720,7 +9729,7 @@
         </w:tc>
         <w:tc>
           <w:tcPr>
-            <w:tcW w:w="1051" w:type="dxa"/>
+            <w:tcW w:w="576" w:type="dxa"/>
             <w:tcBorders>
               <w:top w:val="single" w:sz="4" w:space="0" w:color="auto"/>
               <w:left w:val="single" w:sz="4" w:space="0" w:color="auto"/>
@@ -9751,7 +9760,7 @@
         </w:tc>
         <w:tc>
           <w:tcPr>
-            <w:tcW w:w="1051" w:type="dxa"/>
+            <w:tcW w:w="576" w:type="dxa"/>
             <w:tcBorders>
               <w:top w:val="single" w:sz="4" w:space="0" w:color="auto"/>
               <w:left w:val="single" w:sz="4" w:space="0" w:color="auto"/>
@@ -9783,11 +9792,12 @@
       </w:tr>
       <w:tr>
         <w:trPr>
-          <w:trHeight w:hRule="exact" w:val="1051"/>
+          <w:jc w:val="center"/>
+          <w:trHeight w:hRule="exact" w:val="576"/>
         </w:trPr>
         <w:tc>
           <w:tcPr>
-            <w:tcW w:w="1051" w:type="dxa"/>
+            <w:tcW w:w="576" w:type="dxa"/>
             <w:tcBorders>
               <w:top w:val="single" w:sz="4" w:space="0" w:color="auto"/>
               <w:left w:val="single" w:sz="4" w:space="0" w:color="auto"/>
@@ -9818,7 +9828,7 @@
         </w:tc>
         <w:tc>
           <w:tcPr>
-            <w:tcW w:w="1051" w:type="dxa"/>
+            <w:tcW w:w="576" w:type="dxa"/>
             <w:tcBorders>
               <w:top w:val="single" w:sz="4" w:space="0" w:color="auto"/>
               <w:left w:val="single" w:sz="4" w:space="0" w:color="auto"/>
@@ -9849,7 +9859,7 @@
         </w:tc>
         <w:tc>
           <w:tcPr>
-            <w:tcW w:w="1051" w:type="dxa"/>
+            <w:tcW w:w="576" w:type="dxa"/>
             <w:tcBorders>
               <w:top w:val="single" w:sz="4" w:space="0" w:color="auto"/>
               <w:left w:val="single" w:sz="4" w:space="0" w:color="auto"/>
@@ -9880,7 +9890,7 @@
         </w:tc>
         <w:tc>
           <w:tcPr>
-            <w:tcW w:w="1051" w:type="dxa"/>
+            <w:tcW w:w="576" w:type="dxa"/>
             <w:tcBorders>
               <w:top w:val="single" w:sz="4" w:space="0" w:color="auto"/>
               <w:left w:val="single" w:sz="4" w:space="0" w:color="auto"/>
@@ -9911,7 +9921,7 @@
         </w:tc>
         <w:tc>
           <w:tcPr>
-            <w:tcW w:w="1051" w:type="dxa"/>
+            <w:tcW w:w="576" w:type="dxa"/>
             <w:tcBorders>
               <w:top w:val="single" w:sz="4" w:space="0" w:color="auto"/>
               <w:left w:val="single" w:sz="4" w:space="0" w:color="auto"/>
@@ -9942,7 +9952,7 @@
         </w:tc>
         <w:tc>
           <w:tcPr>
-            <w:tcW w:w="1051" w:type="dxa"/>
+            <w:tcW w:w="576" w:type="dxa"/>
             <w:tcBorders>
               <w:top w:val="single" w:sz="4" w:space="0" w:color="auto"/>
               <w:left w:val="single" w:sz="4" w:space="0" w:color="auto"/>
@@ -9973,7 +9983,7 @@
         </w:tc>
         <w:tc>
           <w:tcPr>
-            <w:tcW w:w="1051" w:type="dxa"/>
+            <w:tcW w:w="576" w:type="dxa"/>
             <w:tcBorders>
               <w:top w:val="single" w:sz="4" w:space="0" w:color="auto"/>
               <w:left w:val="single" w:sz="4" w:space="0" w:color="auto"/>
@@ -10004,7 +10014,7 @@
         </w:tc>
         <w:tc>
           <w:tcPr>
-            <w:tcW w:w="1051" w:type="dxa"/>
+            <w:tcW w:w="576" w:type="dxa"/>
             <w:tcBorders>
               <w:top w:val="single" w:sz="4" w:space="0" w:color="auto"/>
               <w:left w:val="single" w:sz="4" w:space="0" w:color="auto"/>
@@ -10035,7 +10045,7 @@
         </w:tc>
         <w:tc>
           <w:tcPr>
-            <w:tcW w:w="1051" w:type="dxa"/>
+            <w:tcW w:w="576" w:type="dxa"/>
             <w:tcBorders>
               <w:top w:val="single" w:sz="4" w:space="0" w:color="auto"/>
               <w:left w:val="single" w:sz="4" w:space="0" w:color="auto"/>
@@ -10066,7 +10076,7 @@
         </w:tc>
         <w:tc>
           <w:tcPr>
-            <w:tcW w:w="1051" w:type="dxa"/>
+            <w:tcW w:w="576" w:type="dxa"/>
             <w:tcBorders>
               <w:top w:val="single" w:sz="4" w:space="0" w:color="auto"/>
               <w:left w:val="single" w:sz="4" w:space="0" w:color="auto"/>
@@ -10098,11 +10108,12 @@
       </w:tr>
       <w:tr>
         <w:trPr>
-          <w:trHeight w:hRule="exact" w:val="1051"/>
+          <w:jc w:val="center"/>
+          <w:trHeight w:hRule="exact" w:val="576"/>
         </w:trPr>
         <w:tc>
           <w:tcPr>
-            <w:tcW w:w="1051" w:type="dxa"/>
+            <w:tcW w:w="576" w:type="dxa"/>
             <w:tcBorders>
               <w:top w:val="single" w:sz="4" w:space="0" w:color="auto"/>
               <w:left w:val="single" w:sz="4" w:space="0" w:color="auto"/>
@@ -10133,7 +10144,7 @@
         </w:tc>
         <w:tc>
           <w:tcPr>
-            <w:tcW w:w="1051" w:type="dxa"/>
+            <w:tcW w:w="576" w:type="dxa"/>
             <w:tcBorders>
               <w:top w:val="single" w:sz="4" w:space="0" w:color="auto"/>
               <w:left w:val="single" w:sz="4" w:space="0" w:color="auto"/>
@@ -10164,7 +10175,7 @@
         </w:tc>
         <w:tc>
           <w:tcPr>
-            <w:tcW w:w="1051" w:type="dxa"/>
+            <w:tcW w:w="576" w:type="dxa"/>
             <w:tcBorders>
               <w:top w:val="single" w:sz="4" w:space="0" w:color="auto"/>
               <w:left w:val="single" w:sz="4" w:space="0" w:color="auto"/>
@@ -10195,7 +10206,7 @@
         </w:tc>
         <w:tc>
           <w:tcPr>
-            <w:tcW w:w="1051" w:type="dxa"/>
+            <w:tcW w:w="576" w:type="dxa"/>
             <w:tcBorders>
               <w:top w:val="single" w:sz="4" w:space="0" w:color="auto"/>
               <w:left w:val="single" w:sz="4" w:space="0" w:color="auto"/>
@@ -10226,7 +10237,7 @@
         </w:tc>
         <w:tc>
           <w:tcPr>
-            <w:tcW w:w="1051" w:type="dxa"/>
+            <w:tcW w:w="576" w:type="dxa"/>
             <w:tcBorders>
               <w:top w:val="single" w:sz="4" w:space="0" w:color="auto"/>
               <w:left w:val="single" w:sz="4" w:space="0" w:color="auto"/>
@@ -10257,7 +10268,7 @@
         </w:tc>
         <w:tc>
           <w:tcPr>
-            <w:tcW w:w="1051" w:type="dxa"/>
+            <w:tcW w:w="576" w:type="dxa"/>
             <w:tcBorders>
               <w:top w:val="single" w:sz="4" w:space="0" w:color="auto"/>
               <w:left w:val="single" w:sz="4" w:space="0" w:color="auto"/>
@@ -10288,7 +10299,7 @@
         </w:tc>
         <w:tc>
           <w:tcPr>
-            <w:tcW w:w="1051" w:type="dxa"/>
+            <w:tcW w:w="576" w:type="dxa"/>
             <w:tcBorders>
               <w:top w:val="single" w:sz="4" w:space="0" w:color="auto"/>
               <w:left w:val="single" w:sz="4" w:space="0" w:color="auto"/>
@@ -10319,7 +10330,7 @@
         </w:tc>
         <w:tc>
           <w:tcPr>
-            <w:tcW w:w="1051" w:type="dxa"/>
+            <w:tcW w:w="576" w:type="dxa"/>
             <w:tcBorders>
               <w:top w:val="single" w:sz="4" w:space="0" w:color="auto"/>
               <w:left w:val="single" w:sz="4" w:space="0" w:color="auto"/>
@@ -10350,7 +10361,7 @@
         </w:tc>
         <w:tc>
           <w:tcPr>
-            <w:tcW w:w="1051" w:type="dxa"/>
+            <w:tcW w:w="576" w:type="dxa"/>
             <w:tcBorders>
               <w:top w:val="single" w:sz="4" w:space="0" w:color="auto"/>
               <w:left w:val="single" w:sz="4" w:space="0" w:color="auto"/>
@@ -10381,7 +10392,7 @@
         </w:tc>
         <w:tc>
           <w:tcPr>
-            <w:tcW w:w="1051" w:type="dxa"/>
+            <w:tcW w:w="576" w:type="dxa"/>
             <w:tcBorders>
               <w:top w:val="single" w:sz="4" w:space="0" w:color="auto"/>
               <w:left w:val="single" w:sz="4" w:space="0" w:color="auto"/>

--- a/week-2-listening-questioning/week-2-thinker-doer.docx
+++ b/week-2-listening-questioning/week-2-thinker-doer.docx
@@ -6952,12 +6952,6 @@
     <w:p>
       <w:pPr>
         <w:pageBreakBefore/>
-        <w:spacing w:after="200" w:line="276" w:lineRule="auto"/>
-      </w:pPr>
-      <w:r/>
-    </w:p>
-    <w:p>
-      <w:pPr>
         <w:pStyle w:val="Heading1"/>
         <w:spacing w:before="0"/>
       </w:pPr>
@@ -20614,23 +20608,12 @@
       </w:pPr>
     </w:p>
     <w:sectPr>
-      <w:headerReference w:type="default" r:id="rId_new_header_default"/>
       <w:pgSz w:w="12240" w:h="15840"/>
       <w:pgMar w:top="864" w:right="864" w:bottom="864" w:left="864" w:header="720" w:footer="720" w:gutter="0"/>
       <w:docGrid w:linePitch="360"/>
     </w:sectPr>
   </w:body>
 </w:document>
-</file>
-
-<file path=word/header1.xml><?xml version="1.0" encoding="utf-8"?>
-<w:hdr xmlns:wpc="http://schemas.microsoft.com/office/word/2010/wordprocessingCanvas" xmlns:mc="http://schemas.openxmlformats.org/markup-compatibility/2006" xmlns:o="urn:schemas-microsoft-com:office:office" xmlns:r="http://schemas.openxmlformats.org/officeDocument/2006/relationships" xmlns:m="http://schemas.openxmlformats.org/officeDocument/2006/math" xmlns:v="urn:schemas-microsoft-com:vml" xmlns:wp14="http://schemas.microsoft.com/office/word/2010/wordprocessingDrawing" xmlns:wp="http://schemas.openxmlformats.org/drawingml/2006/wordprocessingDrawing" xmlns:w10="urn:schemas-microsoft-com:office:word" xmlns:w="http://schemas.openxmlformats.org/wordprocessingml/2006/main" xmlns:w14="http://schemas.microsoft.com/office/word/2010/wordml" xmlns:w15="http://schemas.microsoft.com/office/word/2012/wordml" xmlns:w16se="http://schemas.microsoft.com/office/word/2015/wordml/symex" xmlns:w16cid="http://schemas.microsoft.com/office/word/2016/wordml/cid" xmlns:w16="http://schemas.microsoft.com/office/word/2018/wordml" xmlns:w16cex="http://schemas.microsoft.com/office/word/2018/wordml/cex" xmlns:w16sdtdh="http://schemas.microsoft.com/office/word/2020/wordml/sdtdatahash" xmlns:wne="http://schemas.microsoft.com/office/word/2006/wordml" xmlns:wpg="http://schemas.microsoft.com/office/word/2010/wordprocessingGroup" xmlns:wps="http://schemas.microsoft.com/office/word/2010/wordprocessingShape">
-  <w:p>
-    <w:pPr>
-      <w:spacing w:after="200" w:line="276" w:lineRule="auto"/>
-    </w:pPr>
-  </w:p>
-</w:hdr>
 </file>
 
 <file path=word/numbering.xml><?xml version="1.0" encoding="utf-8"?>
